--- a/Dokumentasi/24382001P_Lorensius Firngadi_Dokumentasi Sesi 3.docx
+++ b/Dokumentasi/24382001P_Lorensius Firngadi_Dokumentasi Sesi 3.docx
@@ -535,6 +535,313 @@
         <w:spacing w:line="240" w:lineRule="auto"/>
         <w:contextualSpacing/>
       </w:pPr>
+      <w:r>
+        <w:t xml:space="preserve">1. </w:t>
+      </w:r>
+      <w:r>
+        <w:t xml:space="preserve">Membuat </w:t>
+      </w:r>
+      <w:proofErr w:type="gramStart"/>
+      <w:r>
+        <w:t>file :</w:t>
+      </w:r>
+      <w:proofErr w:type="gramEnd"/>
+      <w:r>
+        <w:t xml:space="preserve"> .</w:t>
+      </w:r>
+      <w:proofErr w:type="spellStart"/>
+      <w:r>
+        <w:t>env.example</w:t>
+      </w:r>
+      <w:proofErr w:type="spellEnd"/>
+      <w:r>
+        <w:t xml:space="preserve"> pada folder </w:t>
+      </w:r>
+      <w:proofErr w:type="spellStart"/>
+      <w:r>
+        <w:t>api</w:t>
+      </w:r>
+      <w:proofErr w:type="spellEnd"/>
+      <w:r>
+        <w:t>.</w:t>
+      </w:r>
+    </w:p>
+    <w:p>
+      <w:pPr>
+        <w:spacing w:line="240" w:lineRule="auto"/>
+        <w:contextualSpacing/>
+      </w:pPr>
+      <w:r>
+        <w:rPr>
+          <w:noProof/>
+        </w:rPr>
+        <w:drawing>
+          <wp:inline distT="0" distB="0" distL="0" distR="0" wp14:anchorId="02B60FFC" wp14:editId="2FB98765">
+            <wp:extent cx="3438525" cy="3145191"/>
+            <wp:effectExtent l="0" t="0" r="0" b="0"/>
+            <wp:docPr id="726233204" name="Picture 1"/>
+            <wp:cNvGraphicFramePr>
+              <a:graphicFrameLocks xmlns:a="http://schemas.openxmlformats.org/drawingml/2006/main" noChangeAspect="1"/>
+            </wp:cNvGraphicFramePr>
+            <a:graphic xmlns:a="http://schemas.openxmlformats.org/drawingml/2006/main">
+              <a:graphicData uri="http://schemas.openxmlformats.org/drawingml/2006/picture">
+                <pic:pic xmlns:pic="http://schemas.openxmlformats.org/drawingml/2006/picture">
+                  <pic:nvPicPr>
+                    <pic:cNvPr id="0" name="Picture 1"/>
+                    <pic:cNvPicPr>
+                      <a:picLocks noChangeAspect="1" noChangeArrowheads="1"/>
+                    </pic:cNvPicPr>
+                  </pic:nvPicPr>
+                  <pic:blipFill>
+                    <a:blip r:embed="rId5">
+                      <a:extLst>
+                        <a:ext uri="{28A0092B-C50C-407E-A947-70E740481C1C}">
+                          <a14:useLocalDpi xmlns:a14="http://schemas.microsoft.com/office/drawing/2010/main" val="0"/>
+                        </a:ext>
+                      </a:extLst>
+                    </a:blip>
+                    <a:srcRect/>
+                    <a:stretch>
+                      <a:fillRect/>
+                    </a:stretch>
+                  </pic:blipFill>
+                  <pic:spPr bwMode="auto">
+                    <a:xfrm>
+                      <a:off x="0" y="0"/>
+                      <a:ext cx="3444729" cy="3150866"/>
+                    </a:xfrm>
+                    <a:prstGeom prst="rect">
+                      <a:avLst/>
+                    </a:prstGeom>
+                    <a:noFill/>
+                    <a:ln>
+                      <a:noFill/>
+                    </a:ln>
+                  </pic:spPr>
+                </pic:pic>
+              </a:graphicData>
+            </a:graphic>
+          </wp:inline>
+        </w:drawing>
+      </w:r>
+    </w:p>
+    <w:p>
+      <w:pPr>
+        <w:spacing w:line="240" w:lineRule="auto"/>
+        <w:contextualSpacing/>
+      </w:pPr>
+    </w:p>
+    <w:p>
+      <w:pPr>
+        <w:spacing w:line="240" w:lineRule="auto"/>
+        <w:contextualSpacing/>
+      </w:pPr>
+      <w:r>
+        <w:t>Membuat file .</w:t>
+      </w:r>
+      <w:proofErr w:type="spellStart"/>
+      <w:r>
+        <w:t>env.example</w:t>
+      </w:r>
+      <w:proofErr w:type="spellEnd"/>
+      <w:r>
+        <w:t xml:space="preserve"> </w:t>
+      </w:r>
+      <w:proofErr w:type="spellStart"/>
+      <w:r>
+        <w:t>ini</w:t>
+      </w:r>
+      <w:proofErr w:type="spellEnd"/>
+      <w:r>
+        <w:t xml:space="preserve"> </w:t>
+      </w:r>
+      <w:proofErr w:type="spellStart"/>
+      <w:r>
+        <w:t>bertujuan</w:t>
+      </w:r>
+      <w:proofErr w:type="spellEnd"/>
+      <w:r>
+        <w:t xml:space="preserve"> </w:t>
+      </w:r>
+      <w:proofErr w:type="spellStart"/>
+      <w:r>
+        <w:t>untuk</w:t>
+      </w:r>
+      <w:proofErr w:type="spellEnd"/>
+      <w:r>
+        <w:t xml:space="preserve"> </w:t>
+      </w:r>
+      <w:proofErr w:type="spellStart"/>
+      <w:r>
+        <w:t>membedakan</w:t>
+      </w:r>
+      <w:proofErr w:type="spellEnd"/>
+      <w:r>
+        <w:t xml:space="preserve"> mana file .env yang </w:t>
+      </w:r>
+      <w:proofErr w:type="spellStart"/>
+      <w:r>
+        <w:t>akan</w:t>
+      </w:r>
+      <w:proofErr w:type="spellEnd"/>
+      <w:r>
+        <w:t xml:space="preserve"> di push </w:t>
+      </w:r>
+      <w:proofErr w:type="gramStart"/>
+      <w:r>
+        <w:t>dan .env</w:t>
+      </w:r>
+      <w:proofErr w:type="gramEnd"/>
+      <w:r>
+        <w:t xml:space="preserve"> yang </w:t>
+      </w:r>
+      <w:proofErr w:type="spellStart"/>
+      <w:r>
+        <w:t>akan</w:t>
+      </w:r>
+      <w:proofErr w:type="spellEnd"/>
+      <w:r>
+        <w:t xml:space="preserve"> </w:t>
+      </w:r>
+      <w:proofErr w:type="spellStart"/>
+      <w:r>
+        <w:t>digunakan</w:t>
+      </w:r>
+      <w:proofErr w:type="spellEnd"/>
+      <w:r>
+        <w:t xml:space="preserve"> masing-masing </w:t>
+      </w:r>
+      <w:proofErr w:type="spellStart"/>
+      <w:r>
+        <w:t>anggota</w:t>
+      </w:r>
+      <w:proofErr w:type="spellEnd"/>
+      <w:r>
+        <w:t xml:space="preserve"> </w:t>
+      </w:r>
+      <w:proofErr w:type="spellStart"/>
+      <w:r>
+        <w:t>kelompok</w:t>
+      </w:r>
+      <w:proofErr w:type="spellEnd"/>
+      <w:r>
+        <w:t xml:space="preserve">. </w:t>
+      </w:r>
+    </w:p>
+    <w:p>
+      <w:pPr>
+        <w:pStyle w:val="ListParagraph"/>
+        <w:numPr>
+          <w:ilvl w:val="0"/>
+          <w:numId w:val="2"/>
+        </w:numPr>
+        <w:spacing w:line="240" w:lineRule="auto"/>
+      </w:pPr>
+      <w:proofErr w:type="gramStart"/>
+      <w:r>
+        <w:t>.env</w:t>
+      </w:r>
+      <w:proofErr w:type="gramEnd"/>
+      <w:r>
+        <w:t xml:space="preserve"> </w:t>
+      </w:r>
+      <w:r>
+        <w:t>:</w:t>
+      </w:r>
+      <w:r>
+        <w:t xml:space="preserve"> file </w:t>
+      </w:r>
+      <w:proofErr w:type="spellStart"/>
+      <w:r>
+        <w:t>pribadi</w:t>
+      </w:r>
+      <w:proofErr w:type="spellEnd"/>
+      <w:r>
+        <w:t xml:space="preserve"> (</w:t>
+      </w:r>
+      <w:proofErr w:type="spellStart"/>
+      <w:r>
+        <w:t>tidak</w:t>
+      </w:r>
+      <w:proofErr w:type="spellEnd"/>
+      <w:r>
+        <w:t xml:space="preserve"> di-push)</w:t>
+      </w:r>
+    </w:p>
+    <w:p>
+      <w:pPr>
+        <w:pStyle w:val="ListParagraph"/>
+        <w:numPr>
+          <w:ilvl w:val="0"/>
+          <w:numId w:val="2"/>
+        </w:numPr>
+        <w:spacing w:line="240" w:lineRule="auto"/>
+      </w:pPr>
+      <w:proofErr w:type="gramStart"/>
+      <w:r>
+        <w:t>.</w:t>
+      </w:r>
+      <w:proofErr w:type="spellStart"/>
+      <w:r>
+        <w:t>env</w:t>
+      </w:r>
+      <w:proofErr w:type="gramEnd"/>
+      <w:r>
+        <w:t>.</w:t>
+      </w:r>
+      <w:proofErr w:type="gramStart"/>
+      <w:r>
+        <w:t>example</w:t>
+      </w:r>
+      <w:proofErr w:type="spellEnd"/>
+      <w:r>
+        <w:t xml:space="preserve"> </w:t>
+      </w:r>
+      <w:r>
+        <w:t>:</w:t>
+      </w:r>
+      <w:proofErr w:type="gramEnd"/>
+      <w:r>
+        <w:t xml:space="preserve"> template (di-push)</w:t>
+      </w:r>
+    </w:p>
+    <w:p>
+      <w:pPr>
+        <w:pStyle w:val="ListParagraph"/>
+        <w:numPr>
+          <w:ilvl w:val="0"/>
+          <w:numId w:val="2"/>
+        </w:numPr>
+        <w:spacing w:line="240" w:lineRule="auto"/>
+      </w:pPr>
+      <w:r>
+        <w:t xml:space="preserve">Tim </w:t>
+      </w:r>
+      <w:proofErr w:type="spellStart"/>
+      <w:r>
+        <w:t>cukup</w:t>
+      </w:r>
+      <w:proofErr w:type="spellEnd"/>
+      <w:r>
+        <w:t xml:space="preserve"> copy </w:t>
+      </w:r>
+      <w:r>
+        <w:t>&gt;</w:t>
+      </w:r>
+      <w:r>
+        <w:t xml:space="preserve"> edit </w:t>
+      </w:r>
+      <w:r>
+        <w:t>&gt;</w:t>
+      </w:r>
+      <w:r>
+        <w:t xml:space="preserve"> </w:t>
+      </w:r>
+      <w:proofErr w:type="spellStart"/>
+      <w:r>
+        <w:t>jalan</w:t>
+      </w:r>
+      <w:proofErr w:type="spellEnd"/>
     </w:p>
     <w:sectPr>
       <w:pgSz w:w="11906" w:h="16838"/>
@@ -661,8 +968,124 @@
       </w:rPr>
     </w:lvl>
   </w:abstractNum>
+  <w:abstractNum w:abstractNumId="1" w15:restartNumberingAfterBreak="0">
+    <w:nsid w:val="7DD5389E"/>
+    <w:multiLevelType w:val="hybridMultilevel"/>
+    <w:tmpl w:val="6840CD52"/>
+    <w:lvl w:ilvl="0" w:tplc="38090001">
+      <w:start w:val="1"/>
+      <w:numFmt w:val="bullet"/>
+      <w:lvlText w:val=""/>
+      <w:lvlJc w:val="left"/>
+      <w:pPr>
+        <w:ind w:left="720" w:hanging="360"/>
+      </w:pPr>
+      <w:rPr>
+        <w:rFonts w:ascii="Symbol" w:hAnsi="Symbol" w:hint="default"/>
+      </w:rPr>
+    </w:lvl>
+    <w:lvl w:ilvl="1" w:tplc="38090003" w:tentative="1">
+      <w:start w:val="1"/>
+      <w:numFmt w:val="bullet"/>
+      <w:lvlText w:val="o"/>
+      <w:lvlJc w:val="left"/>
+      <w:pPr>
+        <w:ind w:left="1440" w:hanging="360"/>
+      </w:pPr>
+      <w:rPr>
+        <w:rFonts w:ascii="Courier New" w:hAnsi="Courier New" w:cs="Courier New" w:hint="default"/>
+      </w:rPr>
+    </w:lvl>
+    <w:lvl w:ilvl="2" w:tplc="38090005" w:tentative="1">
+      <w:start w:val="1"/>
+      <w:numFmt w:val="bullet"/>
+      <w:lvlText w:val=""/>
+      <w:lvlJc w:val="left"/>
+      <w:pPr>
+        <w:ind w:left="2160" w:hanging="360"/>
+      </w:pPr>
+      <w:rPr>
+        <w:rFonts w:ascii="Wingdings" w:hAnsi="Wingdings" w:hint="default"/>
+      </w:rPr>
+    </w:lvl>
+    <w:lvl w:ilvl="3" w:tplc="38090001" w:tentative="1">
+      <w:start w:val="1"/>
+      <w:numFmt w:val="bullet"/>
+      <w:lvlText w:val=""/>
+      <w:lvlJc w:val="left"/>
+      <w:pPr>
+        <w:ind w:left="2880" w:hanging="360"/>
+      </w:pPr>
+      <w:rPr>
+        <w:rFonts w:ascii="Symbol" w:hAnsi="Symbol" w:hint="default"/>
+      </w:rPr>
+    </w:lvl>
+    <w:lvl w:ilvl="4" w:tplc="38090003" w:tentative="1">
+      <w:start w:val="1"/>
+      <w:numFmt w:val="bullet"/>
+      <w:lvlText w:val="o"/>
+      <w:lvlJc w:val="left"/>
+      <w:pPr>
+        <w:ind w:left="3600" w:hanging="360"/>
+      </w:pPr>
+      <w:rPr>
+        <w:rFonts w:ascii="Courier New" w:hAnsi="Courier New" w:cs="Courier New" w:hint="default"/>
+      </w:rPr>
+    </w:lvl>
+    <w:lvl w:ilvl="5" w:tplc="38090005" w:tentative="1">
+      <w:start w:val="1"/>
+      <w:numFmt w:val="bullet"/>
+      <w:lvlText w:val=""/>
+      <w:lvlJc w:val="left"/>
+      <w:pPr>
+        <w:ind w:left="4320" w:hanging="360"/>
+      </w:pPr>
+      <w:rPr>
+        <w:rFonts w:ascii="Wingdings" w:hAnsi="Wingdings" w:hint="default"/>
+      </w:rPr>
+    </w:lvl>
+    <w:lvl w:ilvl="6" w:tplc="38090001" w:tentative="1">
+      <w:start w:val="1"/>
+      <w:numFmt w:val="bullet"/>
+      <w:lvlText w:val=""/>
+      <w:lvlJc w:val="left"/>
+      <w:pPr>
+        <w:ind w:left="5040" w:hanging="360"/>
+      </w:pPr>
+      <w:rPr>
+        <w:rFonts w:ascii="Symbol" w:hAnsi="Symbol" w:hint="default"/>
+      </w:rPr>
+    </w:lvl>
+    <w:lvl w:ilvl="7" w:tplc="38090003" w:tentative="1">
+      <w:start w:val="1"/>
+      <w:numFmt w:val="bullet"/>
+      <w:lvlText w:val="o"/>
+      <w:lvlJc w:val="left"/>
+      <w:pPr>
+        <w:ind w:left="5760" w:hanging="360"/>
+      </w:pPr>
+      <w:rPr>
+        <w:rFonts w:ascii="Courier New" w:hAnsi="Courier New" w:cs="Courier New" w:hint="default"/>
+      </w:rPr>
+    </w:lvl>
+    <w:lvl w:ilvl="8" w:tplc="38090005" w:tentative="1">
+      <w:start w:val="1"/>
+      <w:numFmt w:val="bullet"/>
+      <w:lvlText w:val=""/>
+      <w:lvlJc w:val="left"/>
+      <w:pPr>
+        <w:ind w:left="6480" w:hanging="360"/>
+      </w:pPr>
+      <w:rPr>
+        <w:rFonts w:ascii="Wingdings" w:hAnsi="Wingdings" w:hint="default"/>
+      </w:rPr>
+    </w:lvl>
+  </w:abstractNum>
   <w:num w:numId="1" w16cid:durableId="775180286">
     <w:abstractNumId w:val="0"/>
+  </w:num>
+  <w:num w:numId="2" w16cid:durableId="1579442916">
+    <w:abstractNumId w:val="1"/>
   </w:num>
 </w:numbering>
 </file>
@@ -1270,7 +1693,6 @@
   <w:style w:type="character" w:default="1" w:styleId="DefaultParagraphFont">
     <w:name w:val="Default Paragraph Font"/>
     <w:uiPriority w:val="1"/>
-    <w:semiHidden/>
     <w:unhideWhenUsed/>
   </w:style>
   <w:style w:type="table" w:default="1" w:styleId="TableNormal">

--- a/Dokumentasi/24382001P_Lorensius Firngadi_Dokumentasi Sesi 3.docx
+++ b/Dokumentasi/24382001P_Lorensius Firngadi_Dokumentasi Sesi 3.docx
@@ -12,21 +12,12 @@
           <w:bCs/>
         </w:rPr>
       </w:pPr>
-      <w:proofErr w:type="spellStart"/>
       <w:r>
         <w:rPr>
           <w:b/>
           <w:bCs/>
         </w:rPr>
-        <w:t>Tugas</w:t>
-      </w:r>
-      <w:proofErr w:type="spellEnd"/>
-      <w:r>
-        <w:rPr>
-          <w:b/>
-          <w:bCs/>
-        </w:rPr>
-        <w:t xml:space="preserve"> Project</w:t>
+        <w:t>Tugas Project</w:t>
       </w:r>
     </w:p>
     <w:p>
@@ -60,39 +51,7 @@
           <w:b/>
           <w:bCs/>
         </w:rPr>
-        <w:t xml:space="preserve"> </w:t>
-      </w:r>
-      <w:proofErr w:type="spellStart"/>
-      <w:r>
-        <w:rPr>
-          <w:b/>
-          <w:bCs/>
-        </w:rPr>
-        <w:t>Pemrograman</w:t>
-      </w:r>
-      <w:proofErr w:type="spellEnd"/>
-      <w:r>
-        <w:rPr>
-          <w:b/>
-          <w:bCs/>
-        </w:rPr>
-        <w:t xml:space="preserve"> </w:t>
-      </w:r>
-      <w:proofErr w:type="spellStart"/>
-      <w:r>
-        <w:rPr>
-          <w:b/>
-          <w:bCs/>
-        </w:rPr>
-        <w:t>Berorientasi</w:t>
-      </w:r>
-      <w:proofErr w:type="spellEnd"/>
-      <w:r>
-        <w:rPr>
-          <w:b/>
-          <w:bCs/>
-        </w:rPr>
-        <w:t xml:space="preserve"> Service (IF 23 E)</w:t>
+        <w:t xml:space="preserve"> Pemrograman Berorientasi Service (IF 23 E)</w:t>
       </w:r>
     </w:p>
     <w:p>
@@ -107,43 +66,17 @@
         <w:contextualSpacing/>
         <w:jc w:val="both"/>
       </w:pPr>
-      <w:proofErr w:type="spellStart"/>
       <w:proofErr w:type="gramStart"/>
       <w:r>
-        <w:t>Kelompok</w:t>
-      </w:r>
-      <w:proofErr w:type="spellEnd"/>
-      <w:r>
-        <w:t xml:space="preserve"> :</w:t>
+        <w:t>Kelompok :</w:t>
       </w:r>
       <w:proofErr w:type="gramEnd"/>
       <w:r>
-        <w:t xml:space="preserve"> Ferdi, </w:t>
-      </w:r>
-      <w:proofErr w:type="spellStart"/>
-      <w:r>
-        <w:t>minum</w:t>
-      </w:r>
-      <w:proofErr w:type="spellEnd"/>
-      <w:r>
-        <w:t xml:space="preserve"> </w:t>
-      </w:r>
-      <w:proofErr w:type="spellStart"/>
-      <w:r>
-        <w:t>Paramex</w:t>
-      </w:r>
-      <w:proofErr w:type="spellEnd"/>
-      <w:r>
-        <w:t xml:space="preserve"> </w:t>
-      </w:r>
-      <w:proofErr w:type="spellStart"/>
+        <w:t xml:space="preserve"> Ferdi, minum Paramex </w:t>
+      </w:r>
       <w:proofErr w:type="gramStart"/>
       <w:r>
-        <w:t>dulu</w:t>
-      </w:r>
-      <w:proofErr w:type="spellEnd"/>
-      <w:r>
-        <w:t xml:space="preserve"> !</w:t>
+        <w:t>dulu !</w:t>
       </w:r>
       <w:proofErr w:type="gramEnd"/>
     </w:p>
@@ -160,22 +93,12 @@
         <w:contextualSpacing/>
         <w:jc w:val="both"/>
       </w:pPr>
-      <w:proofErr w:type="spellStart"/>
-      <w:r>
-        <w:t>Anggota</w:t>
-      </w:r>
-      <w:proofErr w:type="spellEnd"/>
-      <w:r>
-        <w:t xml:space="preserve"> </w:t>
-      </w:r>
-      <w:proofErr w:type="spellStart"/>
+      <w:r>
+        <w:t xml:space="preserve">Anggota </w:t>
+      </w:r>
       <w:proofErr w:type="gramStart"/>
       <w:r>
-        <w:t>Kelompok</w:t>
-      </w:r>
-      <w:proofErr w:type="spellEnd"/>
-      <w:r>
-        <w:t xml:space="preserve"> :</w:t>
+        <w:t>Kelompok :</w:t>
       </w:r>
       <w:proofErr w:type="gramEnd"/>
     </w:p>
@@ -189,29 +112,8 @@
         <w:spacing w:line="240" w:lineRule="auto"/>
         <w:jc w:val="both"/>
       </w:pPr>
-      <w:proofErr w:type="spellStart"/>
-      <w:r>
-        <w:t>Exsa</w:t>
-      </w:r>
-      <w:proofErr w:type="spellEnd"/>
-      <w:r>
-        <w:t xml:space="preserve"> </w:t>
-      </w:r>
-      <w:proofErr w:type="spellStart"/>
-      <w:r>
-        <w:t>Agdi</w:t>
-      </w:r>
-      <w:proofErr w:type="spellEnd"/>
-      <w:r>
-        <w:t xml:space="preserve"> </w:t>
-      </w:r>
-      <w:proofErr w:type="spellStart"/>
-      <w:r>
-        <w:t>Farhensen</w:t>
-      </w:r>
-      <w:proofErr w:type="spellEnd"/>
-      <w:r>
-        <w:t xml:space="preserve"> - 23312176</w:t>
+      <w:r>
+        <w:t>Exsa Agdi Farhensen - 23312176</w:t>
       </w:r>
     </w:p>
     <w:p>
@@ -224,21 +126,8 @@
         <w:spacing w:line="240" w:lineRule="auto"/>
         <w:jc w:val="both"/>
       </w:pPr>
-      <w:proofErr w:type="spellStart"/>
-      <w:r>
-        <w:t>Divka</w:t>
-      </w:r>
-      <w:proofErr w:type="spellEnd"/>
-      <w:r>
-        <w:t xml:space="preserve"> </w:t>
-      </w:r>
-      <w:proofErr w:type="spellStart"/>
-      <w:r>
-        <w:t>Ferdiansyah</w:t>
-      </w:r>
-      <w:proofErr w:type="spellEnd"/>
-      <w:r>
-        <w:t xml:space="preserve"> - 23312173</w:t>
+      <w:r>
+        <w:t>Divka Ferdiansyah - 23312173</w:t>
       </w:r>
     </w:p>
     <w:p>
@@ -251,13 +140,8 @@
         <w:spacing w:line="240" w:lineRule="auto"/>
         <w:jc w:val="both"/>
       </w:pPr>
-      <w:proofErr w:type="spellStart"/>
-      <w:r>
-        <w:t>Lorensius</w:t>
-      </w:r>
-      <w:proofErr w:type="spellEnd"/>
-      <w:r>
-        <w:t xml:space="preserve"> Firngadi - 24382001P</w:t>
+      <w:r>
+        <w:t>Lorensius Firngadi - 24382001P</w:t>
       </w:r>
     </w:p>
     <w:p>
@@ -273,13 +157,8 @@
         <w:contextualSpacing/>
         <w:jc w:val="both"/>
       </w:pPr>
-      <w:proofErr w:type="spellStart"/>
-      <w:r>
-        <w:t>Judul</w:t>
-      </w:r>
-      <w:proofErr w:type="spellEnd"/>
-      <w:r>
-        <w:t xml:space="preserve"> </w:t>
+      <w:r>
+        <w:t xml:space="preserve">Judul </w:t>
       </w:r>
       <w:proofErr w:type="gramStart"/>
       <w:r>
@@ -287,13 +166,8 @@
       </w:r>
       <w:proofErr w:type="gramEnd"/>
       <w:r>
-        <w:t xml:space="preserve"> </w:t>
-      </w:r>
-      <w:proofErr w:type="spellStart"/>
-      <w:r>
-        <w:t>CPMApp</w:t>
-      </w:r>
-      <w:proofErr w:type="spellEnd"/>
+        <w:t xml:space="preserve"> CPMApp</w:t>
+      </w:r>
     </w:p>
     <w:p>
       <w:pPr>
@@ -308,13 +182,8 @@
         <w:contextualSpacing/>
         <w:jc w:val="both"/>
       </w:pPr>
-      <w:proofErr w:type="spellStart"/>
-      <w:r>
-        <w:t>Deskripsi</w:t>
-      </w:r>
-      <w:proofErr w:type="spellEnd"/>
-      <w:r>
-        <w:t xml:space="preserve"> </w:t>
+      <w:r>
+        <w:t xml:space="preserve">Deskripsi </w:t>
       </w:r>
       <w:proofErr w:type="gramStart"/>
       <w:r>
@@ -328,163 +197,9 @@
         <w:contextualSpacing/>
         <w:jc w:val="both"/>
       </w:pPr>
-      <w:proofErr w:type="spellStart"/>
-      <w:r>
-        <w:t>sistem</w:t>
-      </w:r>
-      <w:proofErr w:type="spellEnd"/>
-      <w:r>
-        <w:t xml:space="preserve"> 2 </w:t>
-      </w:r>
-      <w:proofErr w:type="spellStart"/>
-      <w:r>
-        <w:t>pengguna</w:t>
-      </w:r>
-      <w:proofErr w:type="spellEnd"/>
-      <w:r>
-        <w:t xml:space="preserve"> admin dan costumer, admin </w:t>
-      </w:r>
-      <w:proofErr w:type="spellStart"/>
-      <w:r>
-        <w:t>bisa</w:t>
-      </w:r>
-      <w:proofErr w:type="spellEnd"/>
-      <w:r>
-        <w:t xml:space="preserve"> </w:t>
-      </w:r>
-      <w:proofErr w:type="spellStart"/>
-      <w:r>
-        <w:t>menambahkan</w:t>
-      </w:r>
-      <w:proofErr w:type="spellEnd"/>
-      <w:r>
-        <w:t xml:space="preserve"> </w:t>
-      </w:r>
-      <w:proofErr w:type="spellStart"/>
-      <w:r>
-        <w:t>tempat</w:t>
-      </w:r>
-      <w:proofErr w:type="spellEnd"/>
-      <w:r>
-        <w:t xml:space="preserve"> </w:t>
-      </w:r>
-      <w:proofErr w:type="spellStart"/>
-      <w:r>
-        <w:t>wisata</w:t>
-      </w:r>
-      <w:proofErr w:type="spellEnd"/>
-      <w:r>
-        <w:t xml:space="preserve">, </w:t>
-      </w:r>
-      <w:proofErr w:type="spellStart"/>
-      <w:r>
-        <w:t>foto</w:t>
-      </w:r>
-      <w:proofErr w:type="spellEnd"/>
-      <w:r>
-        <w:t xml:space="preserve">, </w:t>
-      </w:r>
-      <w:proofErr w:type="spellStart"/>
-      <w:r>
-        <w:t>deksripsi</w:t>
-      </w:r>
-      <w:proofErr w:type="spellEnd"/>
-      <w:r>
-        <w:t xml:space="preserve">, </w:t>
-      </w:r>
-      <w:proofErr w:type="spellStart"/>
-      <w:r>
-        <w:t>harga</w:t>
-      </w:r>
-      <w:proofErr w:type="spellEnd"/>
-      <w:r>
-        <w:t xml:space="preserve"> </w:t>
-      </w:r>
-      <w:proofErr w:type="spellStart"/>
-      <w:r>
-        <w:t>masuk</w:t>
-      </w:r>
-      <w:proofErr w:type="spellEnd"/>
-      <w:r>
-        <w:t xml:space="preserve">, dan </w:t>
-      </w:r>
-      <w:proofErr w:type="spellStart"/>
-      <w:r>
-        <w:t>menerima</w:t>
-      </w:r>
-      <w:proofErr w:type="spellEnd"/>
-      <w:r>
-        <w:t xml:space="preserve"> review costumer. costumer </w:t>
-      </w:r>
-      <w:proofErr w:type="spellStart"/>
-      <w:r>
-        <w:t>bisa</w:t>
-      </w:r>
-      <w:proofErr w:type="spellEnd"/>
-      <w:r>
-        <w:t xml:space="preserve"> </w:t>
-      </w:r>
-      <w:proofErr w:type="spellStart"/>
-      <w:r>
-        <w:t>melihat</w:t>
-      </w:r>
-      <w:proofErr w:type="spellEnd"/>
-      <w:r>
-        <w:t xml:space="preserve"> </w:t>
-      </w:r>
-      <w:proofErr w:type="spellStart"/>
-      <w:r>
-        <w:t>memberi</w:t>
-      </w:r>
-      <w:proofErr w:type="spellEnd"/>
-      <w:r>
-        <w:t xml:space="preserve"> </w:t>
-      </w:r>
-      <w:proofErr w:type="spellStart"/>
-      <w:r>
-        <w:t>komentar</w:t>
-      </w:r>
-      <w:proofErr w:type="spellEnd"/>
-      <w:r>
-        <w:t xml:space="preserve"> </w:t>
-      </w:r>
-      <w:proofErr w:type="spellStart"/>
-      <w:r>
-        <w:t>riview</w:t>
-      </w:r>
-      <w:proofErr w:type="spellEnd"/>
-      <w:r>
-        <w:t xml:space="preserve"> </w:t>
-      </w:r>
-      <w:proofErr w:type="spellStart"/>
-      <w:r>
-        <w:t>tempat</w:t>
-      </w:r>
-      <w:proofErr w:type="spellEnd"/>
-      <w:r>
-        <w:t xml:space="preserve"> </w:t>
-      </w:r>
-      <w:proofErr w:type="spellStart"/>
-      <w:r>
-        <w:t>wisata</w:t>
-      </w:r>
-      <w:proofErr w:type="spellEnd"/>
-      <w:r>
-        <w:t xml:space="preserve"> </w:t>
-      </w:r>
-      <w:proofErr w:type="spellStart"/>
-      <w:r>
-        <w:t>setelah</w:t>
-      </w:r>
-      <w:proofErr w:type="spellEnd"/>
-      <w:r>
-        <w:t xml:space="preserve"> </w:t>
-      </w:r>
-      <w:proofErr w:type="spellStart"/>
-      <w:r>
-        <w:t>mengunjungi</w:t>
-      </w:r>
-      <w:proofErr w:type="spellEnd"/>
+      <w:r>
+        <w:t>sistem 2 pengguna admin dan costumer, admin bisa menambahkan tempat wisata, foto, deksripsi, harga masuk, dan menerima review costumer. costumer bisa melihat memberi komentar riview tempat wisata setelah mengunjungi</w:t>
+      </w:r>
     </w:p>
     <w:p>
       <w:pPr>
@@ -507,21 +222,12 @@
           <w:bCs/>
         </w:rPr>
       </w:pPr>
-      <w:proofErr w:type="spellStart"/>
       <w:r>
         <w:rPr>
           <w:b/>
           <w:bCs/>
         </w:rPr>
-        <w:t>Dokumentasi</w:t>
-      </w:r>
-      <w:proofErr w:type="spellEnd"/>
-      <w:r>
-        <w:rPr>
-          <w:b/>
-          <w:bCs/>
-        </w:rPr>
-        <w:t xml:space="preserve"> Sesi 3.</w:t>
+        <w:t>Dokumentasi Sesi 3.</w:t>
       </w:r>
     </w:p>
     <w:p>
@@ -547,23 +253,7 @@
       </w:r>
       <w:proofErr w:type="gramEnd"/>
       <w:r>
-        <w:t xml:space="preserve"> .</w:t>
-      </w:r>
-      <w:proofErr w:type="spellStart"/>
-      <w:r>
-        <w:t>env.example</w:t>
-      </w:r>
-      <w:proofErr w:type="spellEnd"/>
-      <w:r>
-        <w:t xml:space="preserve"> pada folder </w:t>
-      </w:r>
-      <w:proofErr w:type="spellStart"/>
-      <w:r>
-        <w:t>api</w:t>
-      </w:r>
-      <w:proofErr w:type="spellEnd"/>
-      <w:r>
-        <w:t>.</w:t>
+        <w:t xml:space="preserve"> .env.example pada folder api.</w:t>
       </w:r>
     </w:p>
     <w:p>
@@ -637,55 +327,7 @@
         <w:contextualSpacing/>
       </w:pPr>
       <w:r>
-        <w:t>Membuat file .</w:t>
-      </w:r>
-      <w:proofErr w:type="spellStart"/>
-      <w:r>
-        <w:t>env.example</w:t>
-      </w:r>
-      <w:proofErr w:type="spellEnd"/>
-      <w:r>
-        <w:t xml:space="preserve"> </w:t>
-      </w:r>
-      <w:proofErr w:type="spellStart"/>
-      <w:r>
-        <w:t>ini</w:t>
-      </w:r>
-      <w:proofErr w:type="spellEnd"/>
-      <w:r>
-        <w:t xml:space="preserve"> </w:t>
-      </w:r>
-      <w:proofErr w:type="spellStart"/>
-      <w:r>
-        <w:t>bertujuan</w:t>
-      </w:r>
-      <w:proofErr w:type="spellEnd"/>
-      <w:r>
-        <w:t xml:space="preserve"> </w:t>
-      </w:r>
-      <w:proofErr w:type="spellStart"/>
-      <w:r>
-        <w:t>untuk</w:t>
-      </w:r>
-      <w:proofErr w:type="spellEnd"/>
-      <w:r>
-        <w:t xml:space="preserve"> </w:t>
-      </w:r>
-      <w:proofErr w:type="spellStart"/>
-      <w:r>
-        <w:t>membedakan</w:t>
-      </w:r>
-      <w:proofErr w:type="spellEnd"/>
-      <w:r>
-        <w:t xml:space="preserve"> mana file .env yang </w:t>
-      </w:r>
-      <w:proofErr w:type="spellStart"/>
-      <w:r>
-        <w:t>akan</w:t>
-      </w:r>
-      <w:proofErr w:type="spellEnd"/>
-      <w:r>
-        <w:t xml:space="preserve"> di push </w:t>
+        <w:t xml:space="preserve">Membuat file .env.example ini bertujuan untuk membedakan mana file .env yang akan di push </w:t>
       </w:r>
       <w:proofErr w:type="gramStart"/>
       <w:r>
@@ -693,39 +335,7 @@
       </w:r>
       <w:proofErr w:type="gramEnd"/>
       <w:r>
-        <w:t xml:space="preserve"> yang </w:t>
-      </w:r>
-      <w:proofErr w:type="spellStart"/>
-      <w:r>
-        <w:t>akan</w:t>
-      </w:r>
-      <w:proofErr w:type="spellEnd"/>
-      <w:r>
-        <w:t xml:space="preserve"> </w:t>
-      </w:r>
-      <w:proofErr w:type="spellStart"/>
-      <w:r>
-        <w:t>digunakan</w:t>
-      </w:r>
-      <w:proofErr w:type="spellEnd"/>
-      <w:r>
-        <w:t xml:space="preserve"> masing-masing </w:t>
-      </w:r>
-      <w:proofErr w:type="spellStart"/>
-      <w:r>
-        <w:t>anggota</w:t>
-      </w:r>
-      <w:proofErr w:type="spellEnd"/>
-      <w:r>
-        <w:t xml:space="preserve"> </w:t>
-      </w:r>
-      <w:proofErr w:type="spellStart"/>
-      <w:r>
-        <w:t>kelompok</w:t>
-      </w:r>
-      <w:proofErr w:type="spellEnd"/>
-      <w:r>
-        <w:t xml:space="preserve">. </w:t>
+        <w:t xml:space="preserve"> yang akan digunakan masing-masing anggota kelompok. </w:t>
       </w:r>
     </w:p>
     <w:p>
@@ -749,23 +359,7 @@
         <w:t>:</w:t>
       </w:r>
       <w:r>
-        <w:t xml:space="preserve"> file </w:t>
-      </w:r>
-      <w:proofErr w:type="spellStart"/>
-      <w:r>
-        <w:t>pribadi</w:t>
-      </w:r>
-      <w:proofErr w:type="spellEnd"/>
-      <w:r>
-        <w:t xml:space="preserve"> (</w:t>
-      </w:r>
-      <w:proofErr w:type="spellStart"/>
-      <w:r>
-        <w:t>tidak</w:t>
-      </w:r>
-      <w:proofErr w:type="spellEnd"/>
-      <w:r>
-        <w:t xml:space="preserve"> di-push)</w:t>
+        <w:t xml:space="preserve"> file pribadi (tidak di-push)</w:t>
       </w:r>
     </w:p>
     <w:p>
@@ -779,23 +373,15 @@
       </w:pPr>
       <w:proofErr w:type="gramStart"/>
       <w:r>
+        <w:t>.env</w:t>
+      </w:r>
+      <w:proofErr w:type="gramEnd"/>
+      <w:r>
         <w:t>.</w:t>
       </w:r>
-      <w:proofErr w:type="spellStart"/>
-      <w:r>
-        <w:t>env</w:t>
-      </w:r>
-      <w:proofErr w:type="gramEnd"/>
-      <w:r>
-        <w:t>.</w:t>
-      </w:r>
       <w:proofErr w:type="gramStart"/>
       <w:r>
-        <w:t>example</w:t>
-      </w:r>
-      <w:proofErr w:type="spellEnd"/>
-      <w:r>
-        <w:t xml:space="preserve"> </w:t>
+        <w:t xml:space="preserve">example </w:t>
       </w:r>
       <w:r>
         <w:t>:</w:t>
@@ -815,15 +401,7 @@
         <w:spacing w:line="240" w:lineRule="auto"/>
       </w:pPr>
       <w:r>
-        <w:t xml:space="preserve">Tim </w:t>
-      </w:r>
-      <w:proofErr w:type="spellStart"/>
-      <w:r>
-        <w:t>cukup</w:t>
-      </w:r>
-      <w:proofErr w:type="spellEnd"/>
-      <w:r>
-        <w:t xml:space="preserve"> copy </w:t>
+        <w:t xml:space="preserve">Tim cukup copy </w:t>
       </w:r>
       <w:r>
         <w:t>&gt;</w:t>
@@ -835,13 +413,283 @@
         <w:t>&gt;</w:t>
       </w:r>
       <w:r>
-        <w:t xml:space="preserve"> </w:t>
-      </w:r>
-      <w:proofErr w:type="spellStart"/>
-      <w:r>
-        <w:t>jalan</w:t>
-      </w:r>
-      <w:proofErr w:type="spellEnd"/>
+        <w:t xml:space="preserve"> jalan</w:t>
+      </w:r>
+    </w:p>
+    <w:p>
+      <w:pPr>
+        <w:spacing w:line="240" w:lineRule="auto"/>
+      </w:pPr>
+    </w:p>
+    <w:p>
+      <w:pPr>
+        <w:spacing w:line="240" w:lineRule="auto"/>
+      </w:pPr>
+      <w:r>
+        <w:lastRenderedPageBreak/>
+        <w:t xml:space="preserve">2. Perbaikan Extensi file pada </w:t>
+      </w:r>
+      <w:proofErr w:type="gramStart"/>
+      <w:r>
+        <w:t>message.utils</w:t>
+      </w:r>
+      <w:proofErr w:type="gramEnd"/>
+    </w:p>
+    <w:p>
+      <w:pPr>
+        <w:spacing w:line="240" w:lineRule="auto"/>
+      </w:pPr>
+      <w:r>
+        <w:rPr>
+          <w:noProof/>
+        </w:rPr>
+        <w:drawing>
+          <wp:inline distT="0" distB="0" distL="0" distR="0" wp14:anchorId="4B5D3198" wp14:editId="63C712A6">
+            <wp:extent cx="2926080" cy="4663440"/>
+            <wp:effectExtent l="0" t="0" r="7620" b="3810"/>
+            <wp:docPr id="1313472616" name="Picture 2"/>
+            <wp:cNvGraphicFramePr>
+              <a:graphicFrameLocks xmlns:a="http://schemas.openxmlformats.org/drawingml/2006/main" noChangeAspect="1"/>
+            </wp:cNvGraphicFramePr>
+            <a:graphic xmlns:a="http://schemas.openxmlformats.org/drawingml/2006/main">
+              <a:graphicData uri="http://schemas.openxmlformats.org/drawingml/2006/picture">
+                <pic:pic xmlns:pic="http://schemas.openxmlformats.org/drawingml/2006/picture">
+                  <pic:nvPicPr>
+                    <pic:cNvPr id="0" name="Picture 2"/>
+                    <pic:cNvPicPr>
+                      <a:picLocks noChangeAspect="1" noChangeArrowheads="1"/>
+                    </pic:cNvPicPr>
+                  </pic:nvPicPr>
+                  <pic:blipFill>
+                    <a:blip r:embed="rId6">
+                      <a:extLst>
+                        <a:ext uri="{28A0092B-C50C-407E-A947-70E740481C1C}">
+                          <a14:useLocalDpi xmlns:a14="http://schemas.microsoft.com/office/drawing/2010/main" val="0"/>
+                        </a:ext>
+                      </a:extLst>
+                    </a:blip>
+                    <a:srcRect/>
+                    <a:stretch>
+                      <a:fillRect/>
+                    </a:stretch>
+                  </pic:blipFill>
+                  <pic:spPr bwMode="auto">
+                    <a:xfrm>
+                      <a:off x="0" y="0"/>
+                      <a:ext cx="2926080" cy="4663440"/>
+                    </a:xfrm>
+                    <a:prstGeom prst="rect">
+                      <a:avLst/>
+                    </a:prstGeom>
+                    <a:noFill/>
+                    <a:ln>
+                      <a:noFill/>
+                    </a:ln>
+                  </pic:spPr>
+                </pic:pic>
+              </a:graphicData>
+            </a:graphic>
+          </wp:inline>
+        </w:drawing>
+      </w:r>
+    </w:p>
+    <w:p>
+      <w:pPr>
+        <w:spacing w:line="240" w:lineRule="auto"/>
+      </w:pPr>
+      <w:r>
+        <w:t xml:space="preserve">Extensi file pada </w:t>
+      </w:r>
+      <w:proofErr w:type="gramStart"/>
+      <w:r>
+        <w:t>message.utils</w:t>
+      </w:r>
+      <w:proofErr w:type="gramEnd"/>
+      <w:r>
+        <w:t xml:space="preserve"> awalnya kemudian diganti dengan </w:t>
+      </w:r>
+      <w:proofErr w:type="gramStart"/>
+      <w:r>
+        <w:t>message.utils</w:t>
+      </w:r>
+      <w:proofErr w:type="gramEnd"/>
+      <w:r>
+        <w:t>.ts</w:t>
+      </w:r>
+    </w:p>
+    <w:p>
+      <w:pPr>
+        <w:spacing w:line="240" w:lineRule="auto"/>
+      </w:pPr>
+    </w:p>
+    <w:p>
+      <w:pPr>
+        <w:spacing w:line="240" w:lineRule="auto"/>
+      </w:pPr>
+    </w:p>
+    <w:p>
+      <w:pPr>
+        <w:spacing w:line="240" w:lineRule="auto"/>
+      </w:pPr>
+    </w:p>
+    <w:p>
+      <w:pPr>
+        <w:spacing w:line="240" w:lineRule="auto"/>
+      </w:pPr>
+    </w:p>
+    <w:p>
+      <w:pPr>
+        <w:spacing w:line="240" w:lineRule="auto"/>
+      </w:pPr>
+    </w:p>
+    <w:p>
+      <w:pPr>
+        <w:spacing w:line="240" w:lineRule="auto"/>
+      </w:pPr>
+    </w:p>
+    <w:p>
+      <w:pPr>
+        <w:spacing w:line="240" w:lineRule="auto"/>
+      </w:pPr>
+    </w:p>
+    <w:p>
+      <w:pPr>
+        <w:spacing w:line="240" w:lineRule="auto"/>
+      </w:pPr>
+    </w:p>
+    <w:p>
+      <w:pPr>
+        <w:spacing w:line="240" w:lineRule="auto"/>
+      </w:pPr>
+    </w:p>
+    <w:p>
+      <w:pPr>
+        <w:spacing w:line="240" w:lineRule="auto"/>
+      </w:pPr>
+    </w:p>
+    <w:p>
+      <w:pPr>
+        <w:spacing w:line="240" w:lineRule="auto"/>
+      </w:pPr>
+    </w:p>
+    <w:p>
+      <w:pPr>
+        <w:spacing w:line="240" w:lineRule="auto"/>
+      </w:pPr>
+    </w:p>
+    <w:p>
+      <w:pPr>
+        <w:spacing w:line="240" w:lineRule="auto"/>
+      </w:pPr>
+      <w:r>
+        <w:lastRenderedPageBreak/>
+        <w:t xml:space="preserve">3. Update </w:t>
+      </w:r>
+      <w:proofErr w:type="gramStart"/>
+      <w:r>
+        <w:t>tsconfig.json</w:t>
+      </w:r>
+      <w:proofErr w:type="gramEnd"/>
+    </w:p>
+    <w:p>
+      <w:pPr>
+        <w:spacing w:line="240" w:lineRule="auto"/>
+      </w:pPr>
+      <w:r>
+        <w:t>C:\Users\acr\Documents\PBS PA\wisata-CPMApp\api\tsconfig.json</w:t>
+      </w:r>
+    </w:p>
+    <w:p>
+      <w:pPr>
+        <w:spacing w:line="240" w:lineRule="auto"/>
+      </w:pPr>
+      <w:r>
+        <w:rPr>
+          <w:noProof/>
+        </w:rPr>
+        <w:drawing>
+          <wp:inline distT="0" distB="0" distL="0" distR="0" wp14:anchorId="01546B88" wp14:editId="1E185640">
+            <wp:extent cx="5731510" cy="3222625"/>
+            <wp:effectExtent l="0" t="0" r="2540" b="0"/>
+            <wp:docPr id="1060019103" name="Picture 1"/>
+            <wp:cNvGraphicFramePr>
+              <a:graphicFrameLocks xmlns:a="http://schemas.openxmlformats.org/drawingml/2006/main" noChangeAspect="1"/>
+            </wp:cNvGraphicFramePr>
+            <a:graphic xmlns:a="http://schemas.openxmlformats.org/drawingml/2006/main">
+              <a:graphicData uri="http://schemas.openxmlformats.org/drawingml/2006/picture">
+                <pic:pic xmlns:pic="http://schemas.openxmlformats.org/drawingml/2006/picture">
+                  <pic:nvPicPr>
+                    <pic:cNvPr id="1060019103" name=""/>
+                    <pic:cNvPicPr/>
+                  </pic:nvPicPr>
+                  <pic:blipFill>
+                    <a:blip r:embed="rId7"/>
+                    <a:stretch>
+                      <a:fillRect/>
+                    </a:stretch>
+                  </pic:blipFill>
+                  <pic:spPr>
+                    <a:xfrm>
+                      <a:off x="0" y="0"/>
+                      <a:ext cx="5731510" cy="3222625"/>
+                    </a:xfrm>
+                    <a:prstGeom prst="rect">
+                      <a:avLst/>
+                    </a:prstGeom>
+                  </pic:spPr>
+                </pic:pic>
+              </a:graphicData>
+            </a:graphic>
+          </wp:inline>
+        </w:drawing>
+      </w:r>
+    </w:p>
+    <w:p>
+      <w:pPr>
+        <w:spacing w:line="240" w:lineRule="auto"/>
+      </w:pPr>
+    </w:p>
+    <w:p>
+      <w:pPr>
+        <w:spacing w:line="240" w:lineRule="auto"/>
+      </w:pPr>
+      <w:r>
+        <w:t xml:space="preserve">Tujuan menghapus </w:t>
+      </w:r>
+      <w:r>
+        <w:t xml:space="preserve">pada "baseUrl": </w:t>
+      </w:r>
+      <w:proofErr w:type="gramStart"/>
+      <w:r>
+        <w:t>"./</w:t>
+      </w:r>
+      <w:proofErr w:type="gramEnd"/>
+      <w:r>
+        <w:t>dist"</w:t>
+      </w:r>
+      <w:r>
+        <w:t xml:space="preserve"> untuk import tidak error.</w:t>
+      </w:r>
+    </w:p>
+    <w:p>
+      <w:pPr>
+        <w:spacing w:line="240" w:lineRule="auto"/>
+      </w:pPr>
+    </w:p>
+    <w:p>
+      <w:pPr>
+        <w:spacing w:line="240" w:lineRule="auto"/>
+      </w:pPr>
+    </w:p>
+    <w:p>
+      <w:pPr>
+        <w:spacing w:line="240" w:lineRule="auto"/>
+      </w:pPr>
+    </w:p>
+    <w:p>
+      <w:pPr>
+        <w:spacing w:line="240" w:lineRule="auto"/>
+      </w:pPr>
     </w:p>
     <w:sectPr>
       <w:pgSz w:w="11906" w:h="16838"/>

--- a/Dokumentasi/24382001P_Lorensius Firngadi_Dokumentasi Sesi 3.docx
+++ b/Dokumentasi/24382001P_Lorensius Firngadi_Dokumentasi Sesi 3.docx
@@ -12,12 +12,21 @@
           <w:bCs/>
         </w:rPr>
       </w:pPr>
+      <w:proofErr w:type="spellStart"/>
       <w:r>
         <w:rPr>
           <w:b/>
           <w:bCs/>
         </w:rPr>
-        <w:t>Tugas Project</w:t>
+        <w:t>Tugas</w:t>
+      </w:r>
+      <w:proofErr w:type="spellEnd"/>
+      <w:r>
+        <w:rPr>
+          <w:b/>
+          <w:bCs/>
+        </w:rPr>
+        <w:t xml:space="preserve"> Project</w:t>
       </w:r>
     </w:p>
     <w:p>
@@ -51,7 +60,39 @@
           <w:b/>
           <w:bCs/>
         </w:rPr>
-        <w:t xml:space="preserve"> Pemrograman Berorientasi Service (IF 23 E)</w:t>
+        <w:t xml:space="preserve"> </w:t>
+      </w:r>
+      <w:proofErr w:type="spellStart"/>
+      <w:r>
+        <w:rPr>
+          <w:b/>
+          <w:bCs/>
+        </w:rPr>
+        <w:t>Pemrograman</w:t>
+      </w:r>
+      <w:proofErr w:type="spellEnd"/>
+      <w:r>
+        <w:rPr>
+          <w:b/>
+          <w:bCs/>
+        </w:rPr>
+        <w:t xml:space="preserve"> </w:t>
+      </w:r>
+      <w:proofErr w:type="spellStart"/>
+      <w:r>
+        <w:rPr>
+          <w:b/>
+          <w:bCs/>
+        </w:rPr>
+        <w:t>Berorientasi</w:t>
+      </w:r>
+      <w:proofErr w:type="spellEnd"/>
+      <w:r>
+        <w:rPr>
+          <w:b/>
+          <w:bCs/>
+        </w:rPr>
+        <w:t xml:space="preserve"> Service (IF 23 E)</w:t>
       </w:r>
     </w:p>
     <w:p>
@@ -66,19 +107,28 @@
         <w:contextualSpacing/>
         <w:jc w:val="both"/>
       </w:pPr>
+      <w:r>
+        <w:t>Nama</w:t>
+      </w:r>
       <w:proofErr w:type="gramStart"/>
       <w:r>
-        <w:t>Kelompok :</w:t>
+        <w:tab/>
+      </w:r>
+      <w:r>
+        <w:t xml:space="preserve"> :</w:t>
       </w:r>
       <w:proofErr w:type="gramEnd"/>
       <w:r>
-        <w:t xml:space="preserve"> Ferdi, minum Paramex </w:t>
-      </w:r>
-      <w:proofErr w:type="gramStart"/>
-      <w:r>
-        <w:t>dulu !</w:t>
-      </w:r>
-      <w:proofErr w:type="gramEnd"/>
+        <w:t xml:space="preserve"> </w:t>
+      </w:r>
+      <w:proofErr w:type="spellStart"/>
+      <w:r>
+        <w:t>Lorensius</w:t>
+      </w:r>
+      <w:proofErr w:type="spellEnd"/>
+      <w:r>
+        <w:t xml:space="preserve"> Firngadi</w:t>
+      </w:r>
     </w:p>
     <w:p>
       <w:pPr>
@@ -86,6 +136,23 @@
         <w:contextualSpacing/>
         <w:jc w:val="both"/>
       </w:pPr>
+      <w:r>
+        <w:t>NPM</w:t>
+      </w:r>
+      <w:proofErr w:type="gramStart"/>
+      <w:r>
+        <w:tab/>
+      </w:r>
+      <w:r>
+        <w:t xml:space="preserve"> :</w:t>
+      </w:r>
+      <w:proofErr w:type="gramEnd"/>
+      <w:r>
+        <w:t xml:space="preserve"> 2</w:t>
+      </w:r>
+      <w:r>
+        <w:t>4382001P</w:t>
+      </w:r>
     </w:p>
     <w:p>
       <w:pPr>
@@ -93,12 +160,105 @@
         <w:contextualSpacing/>
         <w:jc w:val="both"/>
       </w:pPr>
-      <w:r>
-        <w:t xml:space="preserve">Anggota </w:t>
-      </w:r>
+      <w:proofErr w:type="spellStart"/>
+      <w:r>
+        <w:t>Kelas</w:t>
+      </w:r>
+      <w:proofErr w:type="spellEnd"/>
       <w:proofErr w:type="gramStart"/>
       <w:r>
-        <w:t>Kelompok :</w:t>
+        <w:tab/>
+      </w:r>
+      <w:r>
+        <w:t xml:space="preserve"> :</w:t>
+      </w:r>
+      <w:proofErr w:type="gramEnd"/>
+      <w:r>
+        <w:t xml:space="preserve"> IF 23 E</w:t>
+      </w:r>
+    </w:p>
+    <w:p>
+      <w:pPr>
+        <w:spacing w:line="240" w:lineRule="auto"/>
+        <w:contextualSpacing/>
+        <w:jc w:val="both"/>
+      </w:pPr>
+    </w:p>
+    <w:p>
+      <w:pPr>
+        <w:spacing w:line="240" w:lineRule="auto"/>
+        <w:contextualSpacing/>
+        <w:jc w:val="both"/>
+      </w:pPr>
+      <w:proofErr w:type="spellStart"/>
+      <w:proofErr w:type="gramStart"/>
+      <w:r>
+        <w:t>Kelompok</w:t>
+      </w:r>
+      <w:proofErr w:type="spellEnd"/>
+      <w:r>
+        <w:t xml:space="preserve"> :</w:t>
+      </w:r>
+      <w:proofErr w:type="gramEnd"/>
+      <w:r>
+        <w:t xml:space="preserve"> Ferdi, </w:t>
+      </w:r>
+      <w:proofErr w:type="spellStart"/>
+      <w:r>
+        <w:t>minum</w:t>
+      </w:r>
+      <w:proofErr w:type="spellEnd"/>
+      <w:r>
+        <w:t xml:space="preserve"> </w:t>
+      </w:r>
+      <w:proofErr w:type="spellStart"/>
+      <w:r>
+        <w:t>Paramex</w:t>
+      </w:r>
+      <w:proofErr w:type="spellEnd"/>
+      <w:r>
+        <w:t xml:space="preserve"> </w:t>
+      </w:r>
+      <w:proofErr w:type="spellStart"/>
+      <w:proofErr w:type="gramStart"/>
+      <w:r>
+        <w:t>dulu</w:t>
+      </w:r>
+      <w:proofErr w:type="spellEnd"/>
+      <w:r>
+        <w:t xml:space="preserve"> !</w:t>
+      </w:r>
+      <w:proofErr w:type="gramEnd"/>
+    </w:p>
+    <w:p>
+      <w:pPr>
+        <w:spacing w:line="240" w:lineRule="auto"/>
+        <w:contextualSpacing/>
+        <w:jc w:val="both"/>
+      </w:pPr>
+    </w:p>
+    <w:p>
+      <w:pPr>
+        <w:spacing w:line="240" w:lineRule="auto"/>
+        <w:contextualSpacing/>
+        <w:jc w:val="both"/>
+      </w:pPr>
+      <w:proofErr w:type="spellStart"/>
+      <w:r>
+        <w:t>Anggota</w:t>
+      </w:r>
+      <w:proofErr w:type="spellEnd"/>
+      <w:r>
+        <w:t xml:space="preserve"> </w:t>
+      </w:r>
+      <w:proofErr w:type="spellStart"/>
+      <w:proofErr w:type="gramStart"/>
+      <w:r>
+        <w:t>Kelompok</w:t>
+      </w:r>
+      <w:proofErr w:type="spellEnd"/>
+      <w:r>
+        <w:t xml:space="preserve"> :</w:t>
       </w:r>
       <w:proofErr w:type="gramEnd"/>
     </w:p>
@@ -112,8 +272,29 @@
         <w:spacing w:line="240" w:lineRule="auto"/>
         <w:jc w:val="both"/>
       </w:pPr>
-      <w:r>
-        <w:t>Exsa Agdi Farhensen - 23312176</w:t>
+      <w:proofErr w:type="spellStart"/>
+      <w:r>
+        <w:t>Exsa</w:t>
+      </w:r>
+      <w:proofErr w:type="spellEnd"/>
+      <w:r>
+        <w:t xml:space="preserve"> </w:t>
+      </w:r>
+      <w:proofErr w:type="spellStart"/>
+      <w:r>
+        <w:t>Agdi</w:t>
+      </w:r>
+      <w:proofErr w:type="spellEnd"/>
+      <w:r>
+        <w:t xml:space="preserve"> </w:t>
+      </w:r>
+      <w:proofErr w:type="spellStart"/>
+      <w:r>
+        <w:t>Farhensen</w:t>
+      </w:r>
+      <w:proofErr w:type="spellEnd"/>
+      <w:r>
+        <w:t xml:space="preserve"> - 23312176</w:t>
       </w:r>
     </w:p>
     <w:p>
@@ -126,8 +307,21 @@
         <w:spacing w:line="240" w:lineRule="auto"/>
         <w:jc w:val="both"/>
       </w:pPr>
-      <w:r>
-        <w:t>Divka Ferdiansyah - 23312173</w:t>
+      <w:proofErr w:type="spellStart"/>
+      <w:r>
+        <w:t>Divka</w:t>
+      </w:r>
+      <w:proofErr w:type="spellEnd"/>
+      <w:r>
+        <w:t xml:space="preserve"> </w:t>
+      </w:r>
+      <w:proofErr w:type="spellStart"/>
+      <w:r>
+        <w:t>Ferdiansyah</w:t>
+      </w:r>
+      <w:proofErr w:type="spellEnd"/>
+      <w:r>
+        <w:t xml:space="preserve"> - 23312173</w:t>
       </w:r>
     </w:p>
     <w:p>
@@ -140,8 +334,13 @@
         <w:spacing w:line="240" w:lineRule="auto"/>
         <w:jc w:val="both"/>
       </w:pPr>
-      <w:r>
-        <w:t>Lorensius Firngadi - 24382001P</w:t>
+      <w:proofErr w:type="spellStart"/>
+      <w:r>
+        <w:t>Lorensius</w:t>
+      </w:r>
+      <w:proofErr w:type="spellEnd"/>
+      <w:r>
+        <w:t xml:space="preserve"> Firngadi - 24382001P</w:t>
       </w:r>
     </w:p>
     <w:p>
@@ -157,8 +356,13 @@
         <w:contextualSpacing/>
         <w:jc w:val="both"/>
       </w:pPr>
-      <w:r>
-        <w:t xml:space="preserve">Judul </w:t>
+      <w:proofErr w:type="spellStart"/>
+      <w:r>
+        <w:t>Judul</w:t>
+      </w:r>
+      <w:proofErr w:type="spellEnd"/>
+      <w:r>
+        <w:t xml:space="preserve"> </w:t>
       </w:r>
       <w:proofErr w:type="gramStart"/>
       <w:r>
@@ -166,8 +370,13 @@
       </w:r>
       <w:proofErr w:type="gramEnd"/>
       <w:r>
-        <w:t xml:space="preserve"> CPMApp</w:t>
-      </w:r>
+        <w:t xml:space="preserve"> </w:t>
+      </w:r>
+      <w:proofErr w:type="spellStart"/>
+      <w:r>
+        <w:t>CPMApp</w:t>
+      </w:r>
+      <w:proofErr w:type="spellEnd"/>
     </w:p>
     <w:p>
       <w:pPr>
@@ -182,8 +391,13 @@
         <w:contextualSpacing/>
         <w:jc w:val="both"/>
       </w:pPr>
-      <w:r>
-        <w:t xml:space="preserve">Deskripsi </w:t>
+      <w:proofErr w:type="spellStart"/>
+      <w:r>
+        <w:t>Deskripsi</w:t>
+      </w:r>
+      <w:proofErr w:type="spellEnd"/>
+      <w:r>
+        <w:t xml:space="preserve"> </w:t>
       </w:r>
       <w:proofErr w:type="gramStart"/>
       <w:r>
@@ -197,9 +411,163 @@
         <w:contextualSpacing/>
         <w:jc w:val="both"/>
       </w:pPr>
-      <w:r>
-        <w:t>sistem 2 pengguna admin dan costumer, admin bisa menambahkan tempat wisata, foto, deksripsi, harga masuk, dan menerima review costumer. costumer bisa melihat memberi komentar riview tempat wisata setelah mengunjungi</w:t>
-      </w:r>
+      <w:proofErr w:type="spellStart"/>
+      <w:r>
+        <w:t>sistem</w:t>
+      </w:r>
+      <w:proofErr w:type="spellEnd"/>
+      <w:r>
+        <w:t xml:space="preserve"> 2 </w:t>
+      </w:r>
+      <w:proofErr w:type="spellStart"/>
+      <w:r>
+        <w:t>pengguna</w:t>
+      </w:r>
+      <w:proofErr w:type="spellEnd"/>
+      <w:r>
+        <w:t xml:space="preserve"> admin dan costumer, admin </w:t>
+      </w:r>
+      <w:proofErr w:type="spellStart"/>
+      <w:r>
+        <w:t>bisa</w:t>
+      </w:r>
+      <w:proofErr w:type="spellEnd"/>
+      <w:r>
+        <w:t xml:space="preserve"> </w:t>
+      </w:r>
+      <w:proofErr w:type="spellStart"/>
+      <w:r>
+        <w:t>menambahkan</w:t>
+      </w:r>
+      <w:proofErr w:type="spellEnd"/>
+      <w:r>
+        <w:t xml:space="preserve"> </w:t>
+      </w:r>
+      <w:proofErr w:type="spellStart"/>
+      <w:r>
+        <w:t>tempat</w:t>
+      </w:r>
+      <w:proofErr w:type="spellEnd"/>
+      <w:r>
+        <w:t xml:space="preserve"> </w:t>
+      </w:r>
+      <w:proofErr w:type="spellStart"/>
+      <w:r>
+        <w:t>wisata</w:t>
+      </w:r>
+      <w:proofErr w:type="spellEnd"/>
+      <w:r>
+        <w:t xml:space="preserve">, </w:t>
+      </w:r>
+      <w:proofErr w:type="spellStart"/>
+      <w:r>
+        <w:t>foto</w:t>
+      </w:r>
+      <w:proofErr w:type="spellEnd"/>
+      <w:r>
+        <w:t xml:space="preserve">, </w:t>
+      </w:r>
+      <w:proofErr w:type="spellStart"/>
+      <w:r>
+        <w:t>deksripsi</w:t>
+      </w:r>
+      <w:proofErr w:type="spellEnd"/>
+      <w:r>
+        <w:t xml:space="preserve">, </w:t>
+      </w:r>
+      <w:proofErr w:type="spellStart"/>
+      <w:r>
+        <w:t>harga</w:t>
+      </w:r>
+      <w:proofErr w:type="spellEnd"/>
+      <w:r>
+        <w:t xml:space="preserve"> </w:t>
+      </w:r>
+      <w:proofErr w:type="spellStart"/>
+      <w:r>
+        <w:t>masuk</w:t>
+      </w:r>
+      <w:proofErr w:type="spellEnd"/>
+      <w:r>
+        <w:t xml:space="preserve">, dan </w:t>
+      </w:r>
+      <w:proofErr w:type="spellStart"/>
+      <w:r>
+        <w:t>menerima</w:t>
+      </w:r>
+      <w:proofErr w:type="spellEnd"/>
+      <w:r>
+        <w:t xml:space="preserve"> review costumer. costumer </w:t>
+      </w:r>
+      <w:proofErr w:type="spellStart"/>
+      <w:r>
+        <w:t>bisa</w:t>
+      </w:r>
+      <w:proofErr w:type="spellEnd"/>
+      <w:r>
+        <w:t xml:space="preserve"> </w:t>
+      </w:r>
+      <w:proofErr w:type="spellStart"/>
+      <w:r>
+        <w:t>melihat</w:t>
+      </w:r>
+      <w:proofErr w:type="spellEnd"/>
+      <w:r>
+        <w:t xml:space="preserve"> </w:t>
+      </w:r>
+      <w:proofErr w:type="spellStart"/>
+      <w:r>
+        <w:t>memberi</w:t>
+      </w:r>
+      <w:proofErr w:type="spellEnd"/>
+      <w:r>
+        <w:t xml:space="preserve"> </w:t>
+      </w:r>
+      <w:proofErr w:type="spellStart"/>
+      <w:r>
+        <w:t>komentar</w:t>
+      </w:r>
+      <w:proofErr w:type="spellEnd"/>
+      <w:r>
+        <w:t xml:space="preserve"> </w:t>
+      </w:r>
+      <w:proofErr w:type="spellStart"/>
+      <w:r>
+        <w:t>riview</w:t>
+      </w:r>
+      <w:proofErr w:type="spellEnd"/>
+      <w:r>
+        <w:t xml:space="preserve"> </w:t>
+      </w:r>
+      <w:proofErr w:type="spellStart"/>
+      <w:r>
+        <w:t>tempat</w:t>
+      </w:r>
+      <w:proofErr w:type="spellEnd"/>
+      <w:r>
+        <w:t xml:space="preserve"> </w:t>
+      </w:r>
+      <w:proofErr w:type="spellStart"/>
+      <w:r>
+        <w:t>wisata</w:t>
+      </w:r>
+      <w:proofErr w:type="spellEnd"/>
+      <w:r>
+        <w:t xml:space="preserve"> </w:t>
+      </w:r>
+      <w:proofErr w:type="spellStart"/>
+      <w:r>
+        <w:t>setelah</w:t>
+      </w:r>
+      <w:proofErr w:type="spellEnd"/>
+      <w:r>
+        <w:t xml:space="preserve"> </w:t>
+      </w:r>
+      <w:proofErr w:type="spellStart"/>
+      <w:r>
+        <w:t>mengunjungi</w:t>
+      </w:r>
+      <w:proofErr w:type="spellEnd"/>
     </w:p>
     <w:p>
       <w:pPr>
@@ -222,12 +590,21 @@
           <w:bCs/>
         </w:rPr>
       </w:pPr>
+      <w:proofErr w:type="spellStart"/>
       <w:r>
         <w:rPr>
           <w:b/>
           <w:bCs/>
         </w:rPr>
-        <w:t>Dokumentasi Sesi 3.</w:t>
+        <w:t>Dokumentasi</w:t>
+      </w:r>
+      <w:proofErr w:type="spellEnd"/>
+      <w:r>
+        <w:rPr>
+          <w:b/>
+          <w:bCs/>
+        </w:rPr>
+        <w:t xml:space="preserve"> Sesi 3.</w:t>
       </w:r>
     </w:p>
     <w:p>
@@ -253,7 +630,23 @@
       </w:r>
       <w:proofErr w:type="gramEnd"/>
       <w:r>
-        <w:t xml:space="preserve"> .env.example pada folder api.</w:t>
+        <w:t xml:space="preserve"> .</w:t>
+      </w:r>
+      <w:proofErr w:type="spellStart"/>
+      <w:r>
+        <w:t>env.example</w:t>
+      </w:r>
+      <w:proofErr w:type="spellEnd"/>
+      <w:r>
+        <w:t xml:space="preserve"> pada folder </w:t>
+      </w:r>
+      <w:proofErr w:type="spellStart"/>
+      <w:r>
+        <w:t>api</w:t>
+      </w:r>
+      <w:proofErr w:type="spellEnd"/>
+      <w:r>
+        <w:t>.</w:t>
       </w:r>
     </w:p>
     <w:p>
@@ -327,7 +720,55 @@
         <w:contextualSpacing/>
       </w:pPr>
       <w:r>
-        <w:t xml:space="preserve">Membuat file .env.example ini bertujuan untuk membedakan mana file .env yang akan di push </w:t>
+        <w:t>Membuat file .</w:t>
+      </w:r>
+      <w:proofErr w:type="spellStart"/>
+      <w:r>
+        <w:t>env.example</w:t>
+      </w:r>
+      <w:proofErr w:type="spellEnd"/>
+      <w:r>
+        <w:t xml:space="preserve"> </w:t>
+      </w:r>
+      <w:proofErr w:type="spellStart"/>
+      <w:r>
+        <w:t>ini</w:t>
+      </w:r>
+      <w:proofErr w:type="spellEnd"/>
+      <w:r>
+        <w:t xml:space="preserve"> </w:t>
+      </w:r>
+      <w:proofErr w:type="spellStart"/>
+      <w:r>
+        <w:t>bertujuan</w:t>
+      </w:r>
+      <w:proofErr w:type="spellEnd"/>
+      <w:r>
+        <w:t xml:space="preserve"> </w:t>
+      </w:r>
+      <w:proofErr w:type="spellStart"/>
+      <w:r>
+        <w:t>untuk</w:t>
+      </w:r>
+      <w:proofErr w:type="spellEnd"/>
+      <w:r>
+        <w:t xml:space="preserve"> </w:t>
+      </w:r>
+      <w:proofErr w:type="spellStart"/>
+      <w:r>
+        <w:t>membedakan</w:t>
+      </w:r>
+      <w:proofErr w:type="spellEnd"/>
+      <w:r>
+        <w:t xml:space="preserve"> mana file .env yang </w:t>
+      </w:r>
+      <w:proofErr w:type="spellStart"/>
+      <w:r>
+        <w:t>akan</w:t>
+      </w:r>
+      <w:proofErr w:type="spellEnd"/>
+      <w:r>
+        <w:t xml:space="preserve"> di push </w:t>
       </w:r>
       <w:proofErr w:type="gramStart"/>
       <w:r>
@@ -335,7 +776,39 @@
       </w:r>
       <w:proofErr w:type="gramEnd"/>
       <w:r>
-        <w:t xml:space="preserve"> yang akan digunakan masing-masing anggota kelompok. </w:t>
+        <w:t xml:space="preserve"> yang </w:t>
+      </w:r>
+      <w:proofErr w:type="spellStart"/>
+      <w:r>
+        <w:t>akan</w:t>
+      </w:r>
+      <w:proofErr w:type="spellEnd"/>
+      <w:r>
+        <w:t xml:space="preserve"> </w:t>
+      </w:r>
+      <w:proofErr w:type="spellStart"/>
+      <w:r>
+        <w:t>digunakan</w:t>
+      </w:r>
+      <w:proofErr w:type="spellEnd"/>
+      <w:r>
+        <w:t xml:space="preserve"> masing-masing </w:t>
+      </w:r>
+      <w:proofErr w:type="spellStart"/>
+      <w:r>
+        <w:t>anggota</w:t>
+      </w:r>
+      <w:proofErr w:type="spellEnd"/>
+      <w:r>
+        <w:t xml:space="preserve"> </w:t>
+      </w:r>
+      <w:proofErr w:type="spellStart"/>
+      <w:r>
+        <w:t>kelompok</w:t>
+      </w:r>
+      <w:proofErr w:type="spellEnd"/>
+      <w:r>
+        <w:t xml:space="preserve">. </w:t>
       </w:r>
     </w:p>
     <w:p>
@@ -349,6 +822,7 @@
       </w:pPr>
       <w:proofErr w:type="gramStart"/>
       <w:r>
+        <w:lastRenderedPageBreak/>
         <w:t>.env</w:t>
       </w:r>
       <w:proofErr w:type="gramEnd"/>
@@ -359,7 +833,23 @@
         <w:t>:</w:t>
       </w:r>
       <w:r>
-        <w:t xml:space="preserve"> file pribadi (tidak di-push)</w:t>
+        <w:t xml:space="preserve"> file </w:t>
+      </w:r>
+      <w:proofErr w:type="spellStart"/>
+      <w:r>
+        <w:t>pribadi</w:t>
+      </w:r>
+      <w:proofErr w:type="spellEnd"/>
+      <w:r>
+        <w:t xml:space="preserve"> (</w:t>
+      </w:r>
+      <w:proofErr w:type="spellStart"/>
+      <w:r>
+        <w:t>tidak</w:t>
+      </w:r>
+      <w:proofErr w:type="spellEnd"/>
+      <w:r>
+        <w:t xml:space="preserve"> di-push)</w:t>
       </w:r>
     </w:p>
     <w:p>
@@ -373,7 +863,11 @@
       </w:pPr>
       <w:proofErr w:type="gramStart"/>
       <w:r>
-        <w:t>.env</w:t>
+        <w:t>.</w:t>
+      </w:r>
+      <w:proofErr w:type="spellStart"/>
+      <w:r>
+        <w:t>env</w:t>
       </w:r>
       <w:proofErr w:type="gramEnd"/>
       <w:r>
@@ -381,7 +875,11 @@
       </w:r>
       <w:proofErr w:type="gramStart"/>
       <w:r>
-        <w:t xml:space="preserve">example </w:t>
+        <w:t>example</w:t>
+      </w:r>
+      <w:proofErr w:type="spellEnd"/>
+      <w:r>
+        <w:t xml:space="preserve"> </w:t>
       </w:r>
       <w:r>
         <w:t>:</w:t>
@@ -401,7 +899,15 @@
         <w:spacing w:line="240" w:lineRule="auto"/>
       </w:pPr>
       <w:r>
-        <w:t xml:space="preserve">Tim cukup copy </w:t>
+        <w:t xml:space="preserve">Tim </w:t>
+      </w:r>
+      <w:proofErr w:type="spellStart"/>
+      <w:r>
+        <w:t>cukup</w:t>
+      </w:r>
+      <w:proofErr w:type="spellEnd"/>
+      <w:r>
+        <w:t xml:space="preserve"> copy </w:t>
       </w:r>
       <w:r>
         <w:t>&gt;</w:t>
@@ -413,26 +919,48 @@
         <w:t>&gt;</w:t>
       </w:r>
       <w:r>
-        <w:t xml:space="preserve"> jalan</w:t>
-      </w:r>
-    </w:p>
-    <w:p>
-      <w:pPr>
-        <w:spacing w:line="240" w:lineRule="auto"/>
-      </w:pPr>
-    </w:p>
-    <w:p>
-      <w:pPr>
-        <w:spacing w:line="240" w:lineRule="auto"/>
-      </w:pPr>
-      <w:r>
-        <w:lastRenderedPageBreak/>
-        <w:t xml:space="preserve">2. Perbaikan Extensi file pada </w:t>
-      </w:r>
+        <w:t xml:space="preserve"> </w:t>
+      </w:r>
+      <w:proofErr w:type="spellStart"/>
+      <w:r>
+        <w:t>jalan</w:t>
+      </w:r>
+      <w:proofErr w:type="spellEnd"/>
+    </w:p>
+    <w:p>
+      <w:pPr>
+        <w:spacing w:line="240" w:lineRule="auto"/>
+      </w:pPr>
+    </w:p>
+    <w:p>
+      <w:pPr>
+        <w:spacing w:line="240" w:lineRule="auto"/>
+      </w:pPr>
+      <w:r>
+        <w:t xml:space="preserve">2. </w:t>
+      </w:r>
+      <w:proofErr w:type="spellStart"/>
+      <w:r>
+        <w:t>Perbaikan</w:t>
+      </w:r>
+      <w:proofErr w:type="spellEnd"/>
+      <w:r>
+        <w:t xml:space="preserve"> </w:t>
+      </w:r>
+      <w:proofErr w:type="spellStart"/>
+      <w:r>
+        <w:t>Extensi</w:t>
+      </w:r>
+      <w:proofErr w:type="spellEnd"/>
+      <w:r>
+        <w:t xml:space="preserve"> file pada </w:t>
+      </w:r>
+      <w:proofErr w:type="spellStart"/>
       <w:proofErr w:type="gramStart"/>
       <w:r>
         <w:t>message.utils</w:t>
       </w:r>
+      <w:proofErr w:type="spellEnd"/>
       <w:proofErr w:type="gramEnd"/>
     </w:p>
     <w:p>
@@ -497,17 +1025,57 @@
       <w:pPr>
         <w:spacing w:line="240" w:lineRule="auto"/>
       </w:pPr>
-      <w:r>
-        <w:t xml:space="preserve">Extensi file pada </w:t>
-      </w:r>
+      <w:proofErr w:type="spellStart"/>
+      <w:r>
+        <w:t>Extensi</w:t>
+      </w:r>
+      <w:proofErr w:type="spellEnd"/>
+      <w:r>
+        <w:t xml:space="preserve"> file pada </w:t>
+      </w:r>
+      <w:proofErr w:type="spellStart"/>
       <w:proofErr w:type="gramStart"/>
       <w:r>
         <w:t>message.utils</w:t>
       </w:r>
+      <w:proofErr w:type="spellEnd"/>
       <w:proofErr w:type="gramEnd"/>
       <w:r>
-        <w:t xml:space="preserve"> awalnya kemudian diganti dengan </w:t>
-      </w:r>
+        <w:t xml:space="preserve"> </w:t>
+      </w:r>
+      <w:proofErr w:type="spellStart"/>
+      <w:r>
+        <w:t>awalnya</w:t>
+      </w:r>
+      <w:proofErr w:type="spellEnd"/>
+      <w:r>
+        <w:t xml:space="preserve"> </w:t>
+      </w:r>
+      <w:proofErr w:type="spellStart"/>
+      <w:r>
+        <w:t>kemudian</w:t>
+      </w:r>
+      <w:proofErr w:type="spellEnd"/>
+      <w:r>
+        <w:t xml:space="preserve"> </w:t>
+      </w:r>
+      <w:proofErr w:type="spellStart"/>
+      <w:r>
+        <w:t>diganti</w:t>
+      </w:r>
+      <w:proofErr w:type="spellEnd"/>
+      <w:r>
+        <w:t xml:space="preserve"> </w:t>
+      </w:r>
+      <w:proofErr w:type="spellStart"/>
+      <w:r>
+        <w:t>dengan</w:t>
+      </w:r>
+      <w:proofErr w:type="spellEnd"/>
+      <w:r>
+        <w:t xml:space="preserve"> </w:t>
+      </w:r>
+      <w:proofErr w:type="spellStart"/>
       <w:proofErr w:type="gramStart"/>
       <w:r>
         <w:t>message.utils</w:t>
@@ -516,79 +1084,81 @@
       <w:r>
         <w:t>.ts</w:t>
       </w:r>
-    </w:p>
-    <w:p>
-      <w:pPr>
-        <w:spacing w:line="240" w:lineRule="auto"/>
-      </w:pPr>
-    </w:p>
-    <w:p>
-      <w:pPr>
-        <w:spacing w:line="240" w:lineRule="auto"/>
-      </w:pPr>
-    </w:p>
-    <w:p>
-      <w:pPr>
-        <w:spacing w:line="240" w:lineRule="auto"/>
-      </w:pPr>
-    </w:p>
-    <w:p>
-      <w:pPr>
-        <w:spacing w:line="240" w:lineRule="auto"/>
-      </w:pPr>
-    </w:p>
-    <w:p>
-      <w:pPr>
-        <w:spacing w:line="240" w:lineRule="auto"/>
-      </w:pPr>
-    </w:p>
-    <w:p>
-      <w:pPr>
-        <w:spacing w:line="240" w:lineRule="auto"/>
-      </w:pPr>
-    </w:p>
-    <w:p>
-      <w:pPr>
-        <w:spacing w:line="240" w:lineRule="auto"/>
-      </w:pPr>
-    </w:p>
-    <w:p>
-      <w:pPr>
-        <w:spacing w:line="240" w:lineRule="auto"/>
-      </w:pPr>
-    </w:p>
-    <w:p>
-      <w:pPr>
-        <w:spacing w:line="240" w:lineRule="auto"/>
-      </w:pPr>
-    </w:p>
-    <w:p>
-      <w:pPr>
-        <w:spacing w:line="240" w:lineRule="auto"/>
-      </w:pPr>
-    </w:p>
-    <w:p>
-      <w:pPr>
-        <w:spacing w:line="240" w:lineRule="auto"/>
-      </w:pPr>
-    </w:p>
-    <w:p>
-      <w:pPr>
-        <w:spacing w:line="240" w:lineRule="auto"/>
-      </w:pPr>
-    </w:p>
-    <w:p>
-      <w:pPr>
-        <w:spacing w:line="240" w:lineRule="auto"/>
-      </w:pPr>
-      <w:r>
-        <w:lastRenderedPageBreak/>
+      <w:proofErr w:type="spellEnd"/>
+    </w:p>
+    <w:p>
+      <w:pPr>
+        <w:spacing w:line="240" w:lineRule="auto"/>
+      </w:pPr>
+    </w:p>
+    <w:p>
+      <w:pPr>
+        <w:spacing w:line="240" w:lineRule="auto"/>
+      </w:pPr>
+    </w:p>
+    <w:p>
+      <w:pPr>
+        <w:spacing w:line="240" w:lineRule="auto"/>
+      </w:pPr>
+    </w:p>
+    <w:p>
+      <w:pPr>
+        <w:spacing w:line="240" w:lineRule="auto"/>
+      </w:pPr>
+    </w:p>
+    <w:p>
+      <w:pPr>
+        <w:spacing w:line="240" w:lineRule="auto"/>
+      </w:pPr>
+    </w:p>
+    <w:p>
+      <w:pPr>
+        <w:spacing w:line="240" w:lineRule="auto"/>
+      </w:pPr>
+    </w:p>
+    <w:p>
+      <w:pPr>
+        <w:spacing w:line="240" w:lineRule="auto"/>
+      </w:pPr>
+    </w:p>
+    <w:p>
+      <w:pPr>
+        <w:spacing w:line="240" w:lineRule="auto"/>
+      </w:pPr>
+    </w:p>
+    <w:p>
+      <w:pPr>
+        <w:spacing w:line="240" w:lineRule="auto"/>
+      </w:pPr>
+    </w:p>
+    <w:p>
+      <w:pPr>
+        <w:spacing w:line="240" w:lineRule="auto"/>
+      </w:pPr>
+    </w:p>
+    <w:p>
+      <w:pPr>
+        <w:spacing w:line="240" w:lineRule="auto"/>
+      </w:pPr>
+    </w:p>
+    <w:p>
+      <w:pPr>
+        <w:spacing w:line="240" w:lineRule="auto"/>
+      </w:pPr>
+    </w:p>
+    <w:p>
+      <w:pPr>
+        <w:spacing w:line="240" w:lineRule="auto"/>
+      </w:pPr>
+      <w:r>
         <w:t xml:space="preserve">3. Update </w:t>
       </w:r>
+      <w:proofErr w:type="spellStart"/>
       <w:proofErr w:type="gramStart"/>
       <w:r>
         <w:t>tsconfig.json</w:t>
       </w:r>
+      <w:proofErr w:type="spellEnd"/>
       <w:proofErr w:type="gramEnd"/>
     </w:p>
     <w:p>
@@ -596,8 +1166,29 @@
         <w:spacing w:line="240" w:lineRule="auto"/>
       </w:pPr>
       <w:r>
-        <w:t>C:\Users\acr\Documents\PBS PA\wisata-CPMApp\api\tsconfig.json</w:t>
-      </w:r>
+        <w:t>C:\Users\acr\Documents\PBS PA\</w:t>
+      </w:r>
+      <w:proofErr w:type="spellStart"/>
+      <w:r>
+        <w:t>wisata-CPMApp</w:t>
+      </w:r>
+      <w:proofErr w:type="spellEnd"/>
+      <w:r>
+        <w:t>\</w:t>
+      </w:r>
+      <w:proofErr w:type="spellStart"/>
+      <w:r>
+        <w:t>api</w:t>
+      </w:r>
+      <w:proofErr w:type="spellEnd"/>
+      <w:r>
+        <w:t>\</w:t>
+      </w:r>
+      <w:proofErr w:type="spellStart"/>
+      <w:r>
+        <w:t>tsconfig.json</w:t>
+      </w:r>
+      <w:proofErr w:type="spellEnd"/>
     </w:p>
     <w:p>
       <w:pPr>
@@ -654,21 +1245,210 @@
         <w:spacing w:line="240" w:lineRule="auto"/>
       </w:pPr>
       <w:r>
-        <w:t xml:space="preserve">Tujuan menghapus </w:t>
-      </w:r>
-      <w:r>
-        <w:t xml:space="preserve">pada "baseUrl": </w:t>
+        <w:t xml:space="preserve">Tujuan </w:t>
+      </w:r>
+      <w:proofErr w:type="spellStart"/>
+      <w:r>
+        <w:t>menghapus</w:t>
+      </w:r>
+      <w:proofErr w:type="spellEnd"/>
+      <w:r>
+        <w:t xml:space="preserve"> </w:t>
+      </w:r>
+      <w:r>
+        <w:t>pada "</w:t>
+      </w:r>
+      <w:proofErr w:type="spellStart"/>
+      <w:r>
+        <w:t>baseUrl</w:t>
+      </w:r>
+      <w:proofErr w:type="spellEnd"/>
+      <w:r>
+        <w:t xml:space="preserve">": </w:t>
       </w:r>
       <w:proofErr w:type="gramStart"/>
       <w:r>
         <w:t>"./</w:t>
       </w:r>
+      <w:proofErr w:type="spellStart"/>
       <w:proofErr w:type="gramEnd"/>
       <w:r>
-        <w:t>dist"</w:t>
-      </w:r>
-      <w:r>
-        <w:t xml:space="preserve"> untuk import tidak error.</w:t>
+        <w:t>dist</w:t>
+      </w:r>
+      <w:proofErr w:type="spellEnd"/>
+      <w:r>
+        <w:t>"</w:t>
+      </w:r>
+      <w:r>
+        <w:t xml:space="preserve"> </w:t>
+      </w:r>
+      <w:proofErr w:type="spellStart"/>
+      <w:r>
+        <w:t>untuk</w:t>
+      </w:r>
+      <w:proofErr w:type="spellEnd"/>
+      <w:r>
+        <w:t xml:space="preserve"> import </w:t>
+      </w:r>
+      <w:proofErr w:type="spellStart"/>
+      <w:r>
+        <w:t>tidak</w:t>
+      </w:r>
+      <w:proofErr w:type="spellEnd"/>
+      <w:r>
+        <w:t xml:space="preserve"> error.</w:t>
+      </w:r>
+    </w:p>
+    <w:p>
+      <w:pPr>
+        <w:spacing w:line="240" w:lineRule="auto"/>
+      </w:pPr>
+    </w:p>
+    <w:p>
+      <w:pPr>
+        <w:spacing w:line="240" w:lineRule="auto"/>
+      </w:pPr>
+      <w:r>
+        <w:t xml:space="preserve">4. </w:t>
+      </w:r>
+      <w:proofErr w:type="spellStart"/>
+      <w:r>
+        <w:t>Mencoba</w:t>
+      </w:r>
+      <w:proofErr w:type="spellEnd"/>
+      <w:r>
+        <w:t xml:space="preserve"> </w:t>
+      </w:r>
+      <w:proofErr w:type="spellStart"/>
+      <w:r>
+        <w:t>menjalankan</w:t>
+      </w:r>
+      <w:proofErr w:type="spellEnd"/>
+      <w:r>
+        <w:t xml:space="preserve"> </w:t>
+      </w:r>
+      <w:r>
+        <w:t xml:space="preserve">Halaman Login Web </w:t>
+      </w:r>
+      <w:proofErr w:type="spellStart"/>
+      <w:r>
+        <w:t>CPMApp</w:t>
+      </w:r>
+      <w:proofErr w:type="spellEnd"/>
+    </w:p>
+    <w:p>
+      <w:pPr>
+        <w:spacing w:line="240" w:lineRule="auto"/>
+      </w:pPr>
+      <w:r>
+        <w:rPr>
+          <w:noProof/>
+        </w:rPr>
+        <w:lastRenderedPageBreak/>
+        <w:drawing>
+          <wp:inline distT="0" distB="0" distL="0" distR="0" wp14:anchorId="4A39E084" wp14:editId="693A9027">
+            <wp:extent cx="5731510" cy="3222625"/>
+            <wp:effectExtent l="0" t="0" r="2540" b="0"/>
+            <wp:docPr id="271709215" name="Picture 1"/>
+            <wp:cNvGraphicFramePr>
+              <a:graphicFrameLocks xmlns:a="http://schemas.openxmlformats.org/drawingml/2006/main" noChangeAspect="1"/>
+            </wp:cNvGraphicFramePr>
+            <a:graphic xmlns:a="http://schemas.openxmlformats.org/drawingml/2006/main">
+              <a:graphicData uri="http://schemas.openxmlformats.org/drawingml/2006/picture">
+                <pic:pic xmlns:pic="http://schemas.openxmlformats.org/drawingml/2006/picture">
+                  <pic:nvPicPr>
+                    <pic:cNvPr id="271709215" name=""/>
+                    <pic:cNvPicPr/>
+                  </pic:nvPicPr>
+                  <pic:blipFill>
+                    <a:blip r:embed="rId8"/>
+                    <a:stretch>
+                      <a:fillRect/>
+                    </a:stretch>
+                  </pic:blipFill>
+                  <pic:spPr>
+                    <a:xfrm>
+                      <a:off x="0" y="0"/>
+                      <a:ext cx="5731510" cy="3222625"/>
+                    </a:xfrm>
+                    <a:prstGeom prst="rect">
+                      <a:avLst/>
+                    </a:prstGeom>
+                  </pic:spPr>
+                </pic:pic>
+              </a:graphicData>
+            </a:graphic>
+          </wp:inline>
+        </w:drawing>
+      </w:r>
+    </w:p>
+    <w:p>
+      <w:pPr>
+        <w:spacing w:line="240" w:lineRule="auto"/>
+      </w:pPr>
+      <w:proofErr w:type="spellStart"/>
+      <w:r>
+        <w:t>Setelah</w:t>
+      </w:r>
+      <w:proofErr w:type="spellEnd"/>
+      <w:r>
+        <w:t xml:space="preserve"> </w:t>
+      </w:r>
+      <w:proofErr w:type="spellStart"/>
+      <w:r>
+        <w:t>menjalankan</w:t>
+      </w:r>
+      <w:proofErr w:type="spellEnd"/>
+      <w:r>
+        <w:t xml:space="preserve"> </w:t>
+      </w:r>
+      <w:proofErr w:type="spellStart"/>
+      <w:r>
+        <w:t>api</w:t>
+      </w:r>
+      <w:proofErr w:type="spellEnd"/>
+      <w:r>
+        <w:t xml:space="preserve"> </w:t>
+      </w:r>
+      <w:proofErr w:type="spellStart"/>
+      <w:r>
+        <w:t>kemudian</w:t>
+      </w:r>
+      <w:proofErr w:type="spellEnd"/>
+      <w:r>
+        <w:t xml:space="preserve"> </w:t>
+      </w:r>
+      <w:proofErr w:type="spellStart"/>
+      <w:r>
+        <w:t>menjalankan</w:t>
+      </w:r>
+      <w:proofErr w:type="spellEnd"/>
+      <w:r>
+        <w:t xml:space="preserve"> </w:t>
+      </w:r>
+      <w:proofErr w:type="spellStart"/>
+      <w:r>
+        <w:t>cms</w:t>
+      </w:r>
+      <w:proofErr w:type="spellEnd"/>
+      <w:r>
+        <w:t xml:space="preserve"> </w:t>
+      </w:r>
+      <w:proofErr w:type="spellStart"/>
+      <w:r>
+        <w:t>kedua</w:t>
+      </w:r>
+      <w:proofErr w:type="spellEnd"/>
+      <w:r>
+        <w:t xml:space="preserve"> </w:t>
+      </w:r>
+      <w:proofErr w:type="spellStart"/>
+      <w:r>
+        <w:t>berjalan</w:t>
+      </w:r>
+      <w:proofErr w:type="spellEnd"/>
+      <w:r>
+        <w:t>.</w:t>
       </w:r>
     </w:p>
     <w:p>

--- a/Dokumentasi/24382001P_Lorensius Firngadi_Dokumentasi Sesi 3.docx
+++ b/Dokumentasi/24382001P_Lorensius Firngadi_Dokumentasi Sesi 3.docx
@@ -44,23 +44,7 @@
           <w:b/>
           <w:bCs/>
         </w:rPr>
-        <w:t xml:space="preserve">Mata </w:t>
-      </w:r>
-      <w:proofErr w:type="gramStart"/>
-      <w:r>
-        <w:rPr>
-          <w:b/>
-          <w:bCs/>
-        </w:rPr>
-        <w:t>Kuliah :</w:t>
-      </w:r>
-      <w:proofErr w:type="gramEnd"/>
-      <w:r>
-        <w:rPr>
-          <w:b/>
-          <w:bCs/>
-        </w:rPr>
-        <w:t xml:space="preserve"> </w:t>
+        <w:t xml:space="preserve">Mata Kuliah : </w:t>
       </w:r>
       <w:proofErr w:type="spellStart"/>
       <w:r>
@@ -110,16 +94,9 @@
       <w:r>
         <w:t>Nama</w:t>
       </w:r>
-      <w:proofErr w:type="gramStart"/>
       <w:r>
         <w:tab/>
-      </w:r>
-      <w:r>
-        <w:t xml:space="preserve"> :</w:t>
-      </w:r>
-      <w:proofErr w:type="gramEnd"/>
-      <w:r>
-        <w:t xml:space="preserve"> </w:t>
+        <w:t xml:space="preserve"> : </w:t>
       </w:r>
       <w:proofErr w:type="spellStart"/>
       <w:r>
@@ -139,19 +116,9 @@
       <w:r>
         <w:t>NPM</w:t>
       </w:r>
-      <w:proofErr w:type="gramStart"/>
       <w:r>
         <w:tab/>
-      </w:r>
-      <w:r>
-        <w:t xml:space="preserve"> :</w:t>
-      </w:r>
-      <w:proofErr w:type="gramEnd"/>
-      <w:r>
-        <w:t xml:space="preserve"> 2</w:t>
-      </w:r>
-      <w:r>
-        <w:t>4382001P</w:t>
+        <w:t xml:space="preserve"> : 24382001P</w:t>
       </w:r>
     </w:p>
     <w:p>
@@ -165,16 +132,9 @@
         <w:t>Kelas</w:t>
       </w:r>
       <w:proofErr w:type="spellEnd"/>
-      <w:proofErr w:type="gramStart"/>
       <w:r>
         <w:tab/>
-      </w:r>
-      <w:r>
-        <w:t xml:space="preserve"> :</w:t>
-      </w:r>
-      <w:proofErr w:type="gramEnd"/>
-      <w:r>
-        <w:t xml:space="preserve"> IF 23 E</w:t>
+        <w:t xml:space="preserve"> : IF 23 E</w:t>
       </w:r>
     </w:p>
     <w:p>
@@ -191,17 +151,12 @@
         <w:jc w:val="both"/>
       </w:pPr>
       <w:proofErr w:type="spellStart"/>
-      <w:proofErr w:type="gramStart"/>
       <w:r>
         <w:t>Kelompok</w:t>
       </w:r>
       <w:proofErr w:type="spellEnd"/>
       <w:r>
-        <w:t xml:space="preserve"> :</w:t>
-      </w:r>
-      <w:proofErr w:type="gramEnd"/>
-      <w:r>
-        <w:t xml:space="preserve"> Ferdi, </w:t>
+        <w:t xml:space="preserve"> : Ferdi, </w:t>
       </w:r>
       <w:proofErr w:type="spellStart"/>
       <w:r>
@@ -220,7 +175,6 @@
         <w:t xml:space="preserve"> </w:t>
       </w:r>
       <w:proofErr w:type="spellStart"/>
-      <w:proofErr w:type="gramStart"/>
       <w:r>
         <w:t>dulu</w:t>
       </w:r>
@@ -228,7 +182,6 @@
       <w:r>
         <w:t xml:space="preserve"> !</w:t>
       </w:r>
-      <w:proofErr w:type="gramEnd"/>
     </w:p>
     <w:p>
       <w:pPr>
@@ -252,7 +205,6 @@
         <w:t xml:space="preserve"> </w:t>
       </w:r>
       <w:proofErr w:type="spellStart"/>
-      <w:proofErr w:type="gramStart"/>
       <w:r>
         <w:t>Kelompok</w:t>
       </w:r>
@@ -260,7 +212,6 @@
       <w:r>
         <w:t xml:space="preserve"> :</w:t>
       </w:r>
-      <w:proofErr w:type="gramEnd"/>
     </w:p>
     <w:p>
       <w:pPr>
@@ -362,15 +313,7 @@
       </w:r>
       <w:proofErr w:type="spellEnd"/>
       <w:r>
-        <w:t xml:space="preserve"> </w:t>
-      </w:r>
-      <w:proofErr w:type="gramStart"/>
-      <w:r>
-        <w:t>Project :</w:t>
-      </w:r>
-      <w:proofErr w:type="gramEnd"/>
-      <w:r>
-        <w:t xml:space="preserve"> </w:t>
+        <w:t xml:space="preserve"> Project : </w:t>
       </w:r>
       <w:proofErr w:type="spellStart"/>
       <w:r>
@@ -397,13 +340,8 @@
       </w:r>
       <w:proofErr w:type="spellEnd"/>
       <w:r>
-        <w:t xml:space="preserve"> </w:t>
-      </w:r>
-      <w:proofErr w:type="gramStart"/>
-      <w:r>
-        <w:t>Project :</w:t>
-      </w:r>
-      <w:proofErr w:type="gramEnd"/>
+        <w:t xml:space="preserve"> Project :</w:t>
+      </w:r>
     </w:p>
     <w:p>
       <w:pPr>
@@ -622,15 +560,7 @@
         <w:t xml:space="preserve">1. </w:t>
       </w:r>
       <w:r>
-        <w:t xml:space="preserve">Membuat </w:t>
-      </w:r>
-      <w:proofErr w:type="gramStart"/>
-      <w:r>
-        <w:t>file :</w:t>
-      </w:r>
-      <w:proofErr w:type="gramEnd"/>
-      <w:r>
-        <w:t xml:space="preserve"> .</w:t>
+        <w:t>Membuat file : .</w:t>
       </w:r>
       <w:proofErr w:type="spellStart"/>
       <w:r>
@@ -768,15 +698,7 @@
       </w:r>
       <w:proofErr w:type="spellEnd"/>
       <w:r>
-        <w:t xml:space="preserve"> di push </w:t>
-      </w:r>
-      <w:proofErr w:type="gramStart"/>
-      <w:r>
-        <w:t>dan .env</w:t>
-      </w:r>
-      <w:proofErr w:type="gramEnd"/>
-      <w:r>
-        <w:t xml:space="preserve"> yang </w:t>
+        <w:t xml:space="preserve"> di push dan .env yang </w:t>
       </w:r>
       <w:proofErr w:type="spellStart"/>
       <w:r>
@@ -820,20 +742,9 @@
         </w:numPr>
         <w:spacing w:line="240" w:lineRule="auto"/>
       </w:pPr>
-      <w:proofErr w:type="gramStart"/>
       <w:r>
         <w:lastRenderedPageBreak/>
-        <w:t>.env</w:t>
-      </w:r>
-      <w:proofErr w:type="gramEnd"/>
-      <w:r>
-        <w:t xml:space="preserve"> </w:t>
-      </w:r>
-      <w:r>
-        <w:t>:</w:t>
-      </w:r>
-      <w:r>
-        <w:t xml:space="preserve"> file </w:t>
+        <w:t xml:space="preserve">.env : file </w:t>
       </w:r>
       <w:proofErr w:type="spellStart"/>
       <w:r>
@@ -861,32 +772,16 @@
         </w:numPr>
         <w:spacing w:line="240" w:lineRule="auto"/>
       </w:pPr>
-      <w:proofErr w:type="gramStart"/>
       <w:r>
         <w:t>.</w:t>
       </w:r>
       <w:proofErr w:type="spellStart"/>
       <w:r>
-        <w:t>env</w:t>
-      </w:r>
-      <w:proofErr w:type="gramEnd"/>
-      <w:r>
-        <w:t>.</w:t>
-      </w:r>
-      <w:proofErr w:type="gramStart"/>
-      <w:r>
-        <w:t>example</w:t>
-      </w:r>
-      <w:proofErr w:type="spellEnd"/>
-      <w:r>
-        <w:t xml:space="preserve"> </w:t>
-      </w:r>
-      <w:r>
-        <w:t>:</w:t>
-      </w:r>
-      <w:proofErr w:type="gramEnd"/>
-      <w:r>
-        <w:t xml:space="preserve"> template (di-push)</w:t>
+        <w:t>env.example</w:t>
+      </w:r>
+      <w:proofErr w:type="spellEnd"/>
+      <w:r>
+        <w:t xml:space="preserve"> : template (di-push)</w:t>
       </w:r>
     </w:p>
     <w:p>
@@ -907,19 +802,7 @@
       </w:r>
       <w:proofErr w:type="spellEnd"/>
       <w:r>
-        <w:t xml:space="preserve"> copy </w:t>
-      </w:r>
-      <w:r>
-        <w:t>&gt;</w:t>
-      </w:r>
-      <w:r>
-        <w:t xml:space="preserve"> edit </w:t>
-      </w:r>
-      <w:r>
-        <w:t>&gt;</w:t>
-      </w:r>
-      <w:r>
-        <w:t xml:space="preserve"> </w:t>
+        <w:t xml:space="preserve"> copy &gt; edit &gt; </w:t>
       </w:r>
       <w:proofErr w:type="spellStart"/>
       <w:r>
@@ -956,12 +839,10 @@
         <w:t xml:space="preserve"> file pada </w:t>
       </w:r>
       <w:proofErr w:type="spellStart"/>
-      <w:proofErr w:type="gramStart"/>
       <w:r>
         <w:t>message.utils</w:t>
       </w:r>
       <w:proofErr w:type="spellEnd"/>
-      <w:proofErr w:type="gramEnd"/>
     </w:p>
     <w:p>
       <w:pPr>
@@ -1034,12 +915,10 @@
         <w:t xml:space="preserve"> file pada </w:t>
       </w:r>
       <w:proofErr w:type="spellStart"/>
-      <w:proofErr w:type="gramStart"/>
       <w:r>
         <w:t>message.utils</w:t>
       </w:r>
       <w:proofErr w:type="spellEnd"/>
-      <w:proofErr w:type="gramEnd"/>
       <w:r>
         <w:t xml:space="preserve"> </w:t>
       </w:r>
@@ -1076,13 +955,8 @@
         <w:t xml:space="preserve"> </w:t>
       </w:r>
       <w:proofErr w:type="spellStart"/>
-      <w:proofErr w:type="gramStart"/>
-      <w:r>
-        <w:t>message.utils</w:t>
-      </w:r>
-      <w:proofErr w:type="gramEnd"/>
-      <w:r>
-        <w:t>.ts</w:t>
+      <w:r>
+        <w:t>message.utils.ts</w:t>
       </w:r>
       <w:proofErr w:type="spellEnd"/>
     </w:p>
@@ -1154,12 +1028,10 @@
         <w:t xml:space="preserve">3. Update </w:t>
       </w:r>
       <w:proofErr w:type="spellStart"/>
-      <w:proofErr w:type="gramStart"/>
       <w:r>
         <w:t>tsconfig.json</w:t>
       </w:r>
       <w:proofErr w:type="spellEnd"/>
-      <w:proofErr w:type="gramEnd"/>
     </w:p>
     <w:p>
       <w:pPr>
@@ -1199,9 +1071,9 @@
           <w:noProof/>
         </w:rPr>
         <w:drawing>
-          <wp:inline distT="0" distB="0" distL="0" distR="0" wp14:anchorId="01546B88" wp14:editId="1E185640">
-            <wp:extent cx="5731510" cy="3222625"/>
-            <wp:effectExtent l="0" t="0" r="2540" b="0"/>
+          <wp:inline distT="0" distB="0" distL="0" distR="0" wp14:anchorId="01546B88" wp14:editId="6FFC3577">
+            <wp:extent cx="5400675" cy="3036608"/>
+            <wp:effectExtent l="0" t="0" r="0" b="0"/>
             <wp:docPr id="1060019103" name="Picture 1"/>
             <wp:cNvGraphicFramePr>
               <a:graphicFrameLocks xmlns:a="http://schemas.openxmlformats.org/drawingml/2006/main" noChangeAspect="1"/>
@@ -1222,7 +1094,7 @@
                   <pic:spPr>
                     <a:xfrm>
                       <a:off x="0" y="0"/>
-                      <a:ext cx="5731510" cy="3222625"/>
+                      <a:ext cx="5409730" cy="3041700"/>
                     </a:xfrm>
                     <a:prstGeom prst="rect">
                       <a:avLst/>
@@ -1239,11 +1111,6 @@
       <w:pPr>
         <w:spacing w:line="240" w:lineRule="auto"/>
       </w:pPr>
-    </w:p>
-    <w:p>
-      <w:pPr>
-        <w:spacing w:line="240" w:lineRule="auto"/>
-      </w:pPr>
       <w:r>
         <w:t xml:space="preserve">Tujuan </w:t>
       </w:r>
@@ -1264,14 +1131,9 @@
       </w:r>
       <w:proofErr w:type="spellEnd"/>
       <w:r>
-        <w:t xml:space="preserve">": </w:t>
-      </w:r>
-      <w:proofErr w:type="gramStart"/>
-      <w:r>
-        <w:t>"./</w:t>
-      </w:r>
-      <w:proofErr w:type="spellStart"/>
-      <w:proofErr w:type="gramEnd"/>
+        <w:t>": "./</w:t>
+      </w:r>
+      <w:proofErr w:type="spellStart"/>
       <w:r>
         <w:t>dist</w:t>
       </w:r>
@@ -1344,11 +1206,10 @@
         <w:rPr>
           <w:noProof/>
         </w:rPr>
-        <w:lastRenderedPageBreak/>
         <w:drawing>
-          <wp:inline distT="0" distB="0" distL="0" distR="0" wp14:anchorId="4A39E084" wp14:editId="693A9027">
-            <wp:extent cx="5731510" cy="3222625"/>
-            <wp:effectExtent l="0" t="0" r="2540" b="0"/>
+          <wp:inline distT="0" distB="0" distL="0" distR="0" wp14:anchorId="4A39E084" wp14:editId="4717EE92">
+            <wp:extent cx="4962525" cy="2790252"/>
+            <wp:effectExtent l="0" t="0" r="0" b="0"/>
             <wp:docPr id="271709215" name="Picture 1"/>
             <wp:cNvGraphicFramePr>
               <a:graphicFrameLocks xmlns:a="http://schemas.openxmlformats.org/drawingml/2006/main" noChangeAspect="1"/>
@@ -1369,6 +1230,192 @@
                   <pic:spPr>
                     <a:xfrm>
                       <a:off x="0" y="0"/>
+                      <a:ext cx="4969623" cy="2794243"/>
+                    </a:xfrm>
+                    <a:prstGeom prst="rect">
+                      <a:avLst/>
+                    </a:prstGeom>
+                  </pic:spPr>
+                </pic:pic>
+              </a:graphicData>
+            </a:graphic>
+          </wp:inline>
+        </w:drawing>
+      </w:r>
+    </w:p>
+    <w:p>
+      <w:pPr>
+        <w:spacing w:line="240" w:lineRule="auto"/>
+      </w:pPr>
+      <w:proofErr w:type="spellStart"/>
+      <w:r>
+        <w:t>Setelah</w:t>
+      </w:r>
+      <w:proofErr w:type="spellEnd"/>
+      <w:r>
+        <w:t xml:space="preserve"> </w:t>
+      </w:r>
+      <w:proofErr w:type="spellStart"/>
+      <w:r>
+        <w:t>menjalankan</w:t>
+      </w:r>
+      <w:proofErr w:type="spellEnd"/>
+      <w:r>
+        <w:t xml:space="preserve"> </w:t>
+      </w:r>
+      <w:proofErr w:type="spellStart"/>
+      <w:r>
+        <w:t>api</w:t>
+      </w:r>
+      <w:proofErr w:type="spellEnd"/>
+      <w:r>
+        <w:t xml:space="preserve"> </w:t>
+      </w:r>
+      <w:proofErr w:type="spellStart"/>
+      <w:r>
+        <w:t>kemudian</w:t>
+      </w:r>
+      <w:proofErr w:type="spellEnd"/>
+      <w:r>
+        <w:t xml:space="preserve"> </w:t>
+      </w:r>
+      <w:proofErr w:type="spellStart"/>
+      <w:r>
+        <w:t>menjalankan</w:t>
+      </w:r>
+      <w:proofErr w:type="spellEnd"/>
+      <w:r>
+        <w:t xml:space="preserve"> </w:t>
+      </w:r>
+      <w:proofErr w:type="spellStart"/>
+      <w:r>
+        <w:t>cms</w:t>
+      </w:r>
+      <w:proofErr w:type="spellEnd"/>
+      <w:r>
+        <w:t xml:space="preserve"> </w:t>
+      </w:r>
+      <w:proofErr w:type="spellStart"/>
+      <w:r>
+        <w:t>kedua</w:t>
+      </w:r>
+      <w:proofErr w:type="spellEnd"/>
+      <w:r>
+        <w:t xml:space="preserve"> </w:t>
+      </w:r>
+      <w:proofErr w:type="spellStart"/>
+      <w:r>
+        <w:t>berjalan</w:t>
+      </w:r>
+      <w:proofErr w:type="spellEnd"/>
+      <w:r>
+        <w:t>.</w:t>
+      </w:r>
+    </w:p>
+    <w:p>
+      <w:pPr>
+        <w:spacing w:line="240" w:lineRule="auto"/>
+      </w:pPr>
+    </w:p>
+    <w:p>
+      <w:pPr>
+        <w:spacing w:line="240" w:lineRule="auto"/>
+      </w:pPr>
+      <w:r>
+        <w:lastRenderedPageBreak/>
+        <w:t xml:space="preserve">5. </w:t>
+      </w:r>
+      <w:proofErr w:type="spellStart"/>
+      <w:r>
+        <w:t>Perbaikan</w:t>
+      </w:r>
+      <w:proofErr w:type="spellEnd"/>
+      <w:r>
+        <w:t xml:space="preserve"> </w:t>
+      </w:r>
+      <w:proofErr w:type="spellStart"/>
+      <w:r>
+        <w:t>Koding</w:t>
+      </w:r>
+      <w:proofErr w:type="spellEnd"/>
+      <w:r>
+        <w:t xml:space="preserve"> pada </w:t>
+      </w:r>
+      <w:proofErr w:type="spellStart"/>
+      <w:r>
+        <w:t>App.tsx</w:t>
+      </w:r>
+      <w:proofErr w:type="spellEnd"/>
+    </w:p>
+    <w:p>
+      <w:pPr>
+        <w:spacing w:line="240" w:lineRule="auto"/>
+      </w:pPr>
+      <w:r>
+        <w:t xml:space="preserve">File : </w:t>
+      </w:r>
+      <w:proofErr w:type="spellStart"/>
+      <w:r>
+        <w:t>wisata-CPMApp</w:t>
+      </w:r>
+      <w:proofErr w:type="spellEnd"/>
+      <w:r>
+        <w:t>\</w:t>
+      </w:r>
+      <w:proofErr w:type="spellStart"/>
+      <w:r>
+        <w:t>cms</w:t>
+      </w:r>
+      <w:proofErr w:type="spellEnd"/>
+      <w:r>
+        <w:t>\</w:t>
+      </w:r>
+      <w:proofErr w:type="spellStart"/>
+      <w:r>
+        <w:t>src</w:t>
+      </w:r>
+      <w:proofErr w:type="spellEnd"/>
+      <w:r>
+        <w:t>\</w:t>
+      </w:r>
+      <w:proofErr w:type="spellStart"/>
+      <w:r>
+        <w:t>App.tsx</w:t>
+      </w:r>
+      <w:proofErr w:type="spellEnd"/>
+    </w:p>
+    <w:p>
+      <w:pPr>
+        <w:spacing w:line="240" w:lineRule="auto"/>
+      </w:pPr>
+      <w:r>
+        <w:rPr>
+          <w:noProof/>
+        </w:rPr>
+        <w:drawing>
+          <wp:inline distT="0" distB="0" distL="0" distR="0" wp14:anchorId="1691ABC1" wp14:editId="1414468B">
+            <wp:extent cx="5731510" cy="3222625"/>
+            <wp:effectExtent l="0" t="0" r="2540" b="0"/>
+            <wp:docPr id="37208638" name="Picture 1"/>
+            <wp:cNvGraphicFramePr>
+              <a:graphicFrameLocks xmlns:a="http://schemas.openxmlformats.org/drawingml/2006/main" noChangeAspect="1"/>
+            </wp:cNvGraphicFramePr>
+            <a:graphic xmlns:a="http://schemas.openxmlformats.org/drawingml/2006/main">
+              <a:graphicData uri="http://schemas.openxmlformats.org/drawingml/2006/picture">
+                <pic:pic xmlns:pic="http://schemas.openxmlformats.org/drawingml/2006/picture">
+                  <pic:nvPicPr>
+                    <pic:cNvPr id="37208638" name=""/>
+                    <pic:cNvPicPr/>
+                  </pic:nvPicPr>
+                  <pic:blipFill>
+                    <a:blip r:embed="rId9"/>
+                    <a:stretch>
+                      <a:fillRect/>
+                    </a:stretch>
+                  </pic:blipFill>
+                  <pic:spPr>
+                    <a:xfrm>
+                      <a:off x="0" y="0"/>
                       <a:ext cx="5731510" cy="3222625"/>
                     </a:xfrm>
                     <a:prstGeom prst="rect">
@@ -1384,87 +1431,718 @@
     </w:p>
     <w:p>
       <w:pPr>
-        <w:spacing w:line="240" w:lineRule="auto"/>
-      </w:pPr>
-      <w:proofErr w:type="spellStart"/>
-      <w:r>
-        <w:t>Setelah</w:t>
-      </w:r>
-      <w:proofErr w:type="spellEnd"/>
-      <w:r>
-        <w:t xml:space="preserve"> </w:t>
-      </w:r>
-      <w:proofErr w:type="spellStart"/>
-      <w:r>
-        <w:t>menjalankan</w:t>
-      </w:r>
-      <w:proofErr w:type="spellEnd"/>
-      <w:r>
-        <w:t xml:space="preserve"> </w:t>
-      </w:r>
-      <w:proofErr w:type="spellStart"/>
-      <w:r>
-        <w:t>api</w:t>
-      </w:r>
-      <w:proofErr w:type="spellEnd"/>
-      <w:r>
-        <w:t xml:space="preserve"> </w:t>
-      </w:r>
-      <w:proofErr w:type="spellStart"/>
-      <w:r>
-        <w:t>kemudian</w:t>
-      </w:r>
-      <w:proofErr w:type="spellEnd"/>
-      <w:r>
-        <w:t xml:space="preserve"> </w:t>
-      </w:r>
-      <w:proofErr w:type="spellStart"/>
-      <w:r>
-        <w:t>menjalankan</w:t>
-      </w:r>
-      <w:proofErr w:type="spellEnd"/>
-      <w:r>
-        <w:t xml:space="preserve"> </w:t>
-      </w:r>
-      <w:proofErr w:type="spellStart"/>
-      <w:r>
-        <w:t>cms</w:t>
-      </w:r>
-      <w:proofErr w:type="spellEnd"/>
-      <w:r>
-        <w:t xml:space="preserve"> </w:t>
-      </w:r>
-      <w:proofErr w:type="spellStart"/>
-      <w:r>
-        <w:t>kedua</w:t>
-      </w:r>
-      <w:proofErr w:type="spellEnd"/>
-      <w:r>
-        <w:t xml:space="preserve"> </w:t>
-      </w:r>
-      <w:proofErr w:type="spellStart"/>
-      <w:r>
-        <w:t>berjalan</w:t>
-      </w:r>
-      <w:proofErr w:type="spellEnd"/>
+        <w:numPr>
+          <w:ilvl w:val="0"/>
+          <w:numId w:val="3"/>
+        </w:numPr>
+        <w:spacing w:line="240" w:lineRule="auto"/>
+      </w:pPr>
+      <w:r>
+        <w:t>Lazy State Initialization:</w:t>
+      </w:r>
+    </w:p>
+    <w:p>
+      <w:pPr>
+        <w:spacing w:line="240" w:lineRule="auto"/>
+        <w:ind w:left="720"/>
+        <w:jc w:val="both"/>
+      </w:pPr>
+      <w:proofErr w:type="spellStart"/>
+      <w:r>
+        <w:t>const</w:t>
+      </w:r>
+      <w:proofErr w:type="spellEnd"/>
+      <w:r>
+        <w:t xml:space="preserve"> [role, </w:t>
+      </w:r>
+      <w:proofErr w:type="spellStart"/>
+      <w:r>
+        <w:t>setRole</w:t>
+      </w:r>
+      <w:proofErr w:type="spellEnd"/>
+      <w:r>
+        <w:t xml:space="preserve">] = </w:t>
+      </w:r>
+      <w:proofErr w:type="spellStart"/>
+      <w:r>
+        <w:t>useState</w:t>
+      </w:r>
+      <w:proofErr w:type="spellEnd"/>
+      <w:r>
+        <w:t xml:space="preserve">(() =&gt; </w:t>
+      </w:r>
+      <w:proofErr w:type="spellStart"/>
+      <w:r>
+        <w:t>getRole</w:t>
+      </w:r>
+      <w:proofErr w:type="spellEnd"/>
+      <w:r>
+        <w:t>());</w:t>
+      </w:r>
+    </w:p>
+    <w:p>
+      <w:pPr>
+        <w:spacing w:line="240" w:lineRule="auto"/>
+        <w:ind w:left="720"/>
+        <w:jc w:val="both"/>
+      </w:pPr>
+      <w:proofErr w:type="spellStart"/>
+      <w:r>
+        <w:t>Fungsi</w:t>
+      </w:r>
+      <w:proofErr w:type="spellEnd"/>
+      <w:r>
+        <w:t xml:space="preserve"> di </w:t>
+      </w:r>
+      <w:proofErr w:type="spellStart"/>
+      <w:r>
+        <w:t>dalam</w:t>
+      </w:r>
+      <w:proofErr w:type="spellEnd"/>
+      <w:r>
+        <w:t> </w:t>
+      </w:r>
+      <w:proofErr w:type="spellStart"/>
+      <w:r>
+        <w:t>useState</w:t>
+      </w:r>
+      <w:proofErr w:type="spellEnd"/>
+      <w:r>
+        <w:t> </w:t>
+      </w:r>
+      <w:proofErr w:type="spellStart"/>
+      <w:r>
+        <w:t>hanya</w:t>
+      </w:r>
+      <w:proofErr w:type="spellEnd"/>
+      <w:r>
+        <w:t xml:space="preserve"> </w:t>
+      </w:r>
+      <w:proofErr w:type="spellStart"/>
+      <w:r>
+        <w:t>akan</w:t>
+      </w:r>
+      <w:proofErr w:type="spellEnd"/>
+      <w:r>
+        <w:t xml:space="preserve"> </w:t>
+      </w:r>
+      <w:proofErr w:type="spellStart"/>
+      <w:r>
+        <w:t>dijalankan</w:t>
+      </w:r>
+      <w:proofErr w:type="spellEnd"/>
+      <w:r>
+        <w:t xml:space="preserve"> </w:t>
+      </w:r>
+      <w:proofErr w:type="spellStart"/>
+      <w:r>
+        <w:t>satu</w:t>
+      </w:r>
+      <w:proofErr w:type="spellEnd"/>
+      <w:r>
+        <w:t xml:space="preserve"> kali </w:t>
+      </w:r>
+      <w:proofErr w:type="spellStart"/>
+      <w:r>
+        <w:t>saat</w:t>
+      </w:r>
+      <w:proofErr w:type="spellEnd"/>
+      <w:r>
+        <w:t xml:space="preserve"> </w:t>
+      </w:r>
+      <w:proofErr w:type="spellStart"/>
+      <w:r>
+        <w:t>aplikasi</w:t>
+      </w:r>
+      <w:proofErr w:type="spellEnd"/>
+      <w:r>
+        <w:t xml:space="preserve"> </w:t>
+      </w:r>
+      <w:proofErr w:type="spellStart"/>
+      <w:r>
+        <w:t>pertama</w:t>
+      </w:r>
+      <w:proofErr w:type="spellEnd"/>
+      <w:r>
+        <w:t xml:space="preserve"> kali </w:t>
+      </w:r>
+      <w:proofErr w:type="spellStart"/>
+      <w:r>
+        <w:t>dimuat</w:t>
+      </w:r>
+      <w:proofErr w:type="spellEnd"/>
+      <w:r>
+        <w:t xml:space="preserve">. </w:t>
+      </w:r>
+      <w:proofErr w:type="spellStart"/>
+      <w:r>
+        <w:t>L</w:t>
+      </w:r>
+      <w:r>
+        <w:t>ebih</w:t>
+      </w:r>
+      <w:proofErr w:type="spellEnd"/>
+      <w:r>
+        <w:t xml:space="preserve"> </w:t>
+      </w:r>
+      <w:proofErr w:type="spellStart"/>
+      <w:r>
+        <w:t>cepat</w:t>
+      </w:r>
+      <w:proofErr w:type="spellEnd"/>
+      <w:r>
+        <w:t xml:space="preserve"> </w:t>
+      </w:r>
+      <w:proofErr w:type="spellStart"/>
+      <w:r>
+        <w:t>karena</w:t>
+      </w:r>
+      <w:proofErr w:type="spellEnd"/>
+      <w:r>
+        <w:t xml:space="preserve"> React </w:t>
+      </w:r>
+      <w:proofErr w:type="spellStart"/>
+      <w:r>
+        <w:t>langsung</w:t>
+      </w:r>
+      <w:proofErr w:type="spellEnd"/>
+      <w:r>
+        <w:t xml:space="preserve"> </w:t>
+      </w:r>
+      <w:proofErr w:type="spellStart"/>
+      <w:r>
+        <w:t>tahu</w:t>
+      </w:r>
+      <w:proofErr w:type="spellEnd"/>
+      <w:r>
+        <w:t xml:space="preserve"> </w:t>
+      </w:r>
+      <w:proofErr w:type="spellStart"/>
+      <w:r>
+        <w:t>siapa</w:t>
+      </w:r>
+      <w:proofErr w:type="spellEnd"/>
+      <w:r>
+        <w:t xml:space="preserve"> </w:t>
+      </w:r>
+      <w:proofErr w:type="spellStart"/>
+      <w:r>
+        <w:t>usernya</w:t>
+      </w:r>
+      <w:proofErr w:type="spellEnd"/>
+      <w:r>
+        <w:t xml:space="preserve"> </w:t>
+      </w:r>
+      <w:proofErr w:type="spellStart"/>
+      <w:r>
+        <w:t>sebelum</w:t>
+      </w:r>
+      <w:proofErr w:type="spellEnd"/>
+      <w:r>
+        <w:t xml:space="preserve"> </w:t>
+      </w:r>
+      <w:proofErr w:type="spellStart"/>
+      <w:r>
+        <w:t>melakukan</w:t>
+      </w:r>
+      <w:proofErr w:type="spellEnd"/>
+      <w:r>
+        <w:t xml:space="preserve"> render </w:t>
+      </w:r>
+      <w:proofErr w:type="spellStart"/>
+      <w:r>
+        <w:t>pertama</w:t>
+      </w:r>
+      <w:proofErr w:type="spellEnd"/>
+      <w:r>
+        <w:t xml:space="preserve"> (First Paint).</w:t>
+      </w:r>
+    </w:p>
+    <w:p>
+      <w:pPr>
+        <w:numPr>
+          <w:ilvl w:val="0"/>
+          <w:numId w:val="3"/>
+        </w:numPr>
+        <w:spacing w:line="240" w:lineRule="auto"/>
+        <w:jc w:val="both"/>
+      </w:pPr>
+      <w:proofErr w:type="spellStart"/>
+      <w:r>
+        <w:t>Menghapus</w:t>
+      </w:r>
+      <w:proofErr w:type="spellEnd"/>
+      <w:r>
+        <w:t> loading state:</w:t>
+      </w:r>
+      <w:r>
+        <w:br/>
+      </w:r>
+      <w:proofErr w:type="spellStart"/>
+      <w:r>
+        <w:t>M</w:t>
+      </w:r>
+      <w:r>
+        <w:t>engambil</w:t>
+      </w:r>
+      <w:proofErr w:type="spellEnd"/>
+      <w:r>
+        <w:t> role </w:t>
+      </w:r>
+      <w:proofErr w:type="spellStart"/>
+      <w:r>
+        <w:t>secara</w:t>
+      </w:r>
+      <w:proofErr w:type="spellEnd"/>
+      <w:r>
+        <w:t xml:space="preserve"> </w:t>
+      </w:r>
+      <w:proofErr w:type="spellStart"/>
+      <w:r>
+        <w:t>sinkron</w:t>
+      </w:r>
+      <w:proofErr w:type="spellEnd"/>
+      <w:r>
+        <w:t xml:space="preserve"> </w:t>
+      </w:r>
+      <w:proofErr w:type="spellStart"/>
+      <w:r>
+        <w:t>dari</w:t>
+      </w:r>
+      <w:proofErr w:type="spellEnd"/>
+      <w:r>
+        <w:t> </w:t>
+      </w:r>
+      <w:proofErr w:type="spellStart"/>
+      <w:r>
+        <w:t>localStorage</w:t>
+      </w:r>
+      <w:proofErr w:type="spellEnd"/>
+      <w:r>
+        <w:t xml:space="preserve">, </w:t>
+      </w:r>
+      <w:proofErr w:type="spellStart"/>
+      <w:r>
+        <w:t>tidak</w:t>
+      </w:r>
+      <w:proofErr w:type="spellEnd"/>
+      <w:r>
+        <w:t xml:space="preserve"> </w:t>
+      </w:r>
+      <w:proofErr w:type="spellStart"/>
+      <w:r>
+        <w:t>perlu</w:t>
+      </w:r>
+      <w:proofErr w:type="spellEnd"/>
+      <w:r>
+        <w:t xml:space="preserve"> </w:t>
+      </w:r>
+      <w:proofErr w:type="spellStart"/>
+      <w:r>
+        <w:t>lagi</w:t>
+      </w:r>
+      <w:proofErr w:type="spellEnd"/>
+      <w:r>
+        <w:t xml:space="preserve"> </w:t>
+      </w:r>
+      <w:proofErr w:type="spellStart"/>
+      <w:r>
+        <w:t>menunggu</w:t>
+      </w:r>
+      <w:proofErr w:type="spellEnd"/>
+      <w:r>
+        <w:t xml:space="preserve"> "loading". </w:t>
+      </w:r>
+      <w:proofErr w:type="spellStart"/>
+      <w:r>
+        <w:t>Aplikasi</w:t>
+      </w:r>
+      <w:proofErr w:type="spellEnd"/>
+      <w:r>
+        <w:t xml:space="preserve"> </w:t>
+      </w:r>
+      <w:proofErr w:type="spellStart"/>
+      <w:r>
+        <w:t>langsung</w:t>
+      </w:r>
+      <w:proofErr w:type="spellEnd"/>
+      <w:r>
+        <w:t xml:space="preserve"> </w:t>
+      </w:r>
+      <w:proofErr w:type="spellStart"/>
+      <w:r>
+        <w:t>tahu</w:t>
+      </w:r>
+      <w:proofErr w:type="spellEnd"/>
+      <w:r>
+        <w:t xml:space="preserve"> </w:t>
+      </w:r>
+      <w:proofErr w:type="spellStart"/>
+      <w:r>
+        <w:t>apakah</w:t>
+      </w:r>
+      <w:proofErr w:type="spellEnd"/>
+      <w:r>
+        <w:t xml:space="preserve"> user </w:t>
+      </w:r>
+      <w:proofErr w:type="spellStart"/>
+      <w:r>
+        <w:t>adalah</w:t>
+      </w:r>
+      <w:proofErr w:type="spellEnd"/>
+      <w:r>
+        <w:t xml:space="preserve"> admin, customer, </w:t>
+      </w:r>
+      <w:proofErr w:type="spellStart"/>
+      <w:r>
+        <w:t>atau</w:t>
+      </w:r>
+      <w:proofErr w:type="spellEnd"/>
+      <w:r>
+        <w:t xml:space="preserve"> </w:t>
+      </w:r>
+      <w:proofErr w:type="spellStart"/>
+      <w:r>
+        <w:t>belum</w:t>
+      </w:r>
+      <w:proofErr w:type="spellEnd"/>
+      <w:r>
+        <w:t xml:space="preserve"> login.</w:t>
+      </w:r>
+    </w:p>
+    <w:p>
+      <w:pPr>
+        <w:numPr>
+          <w:ilvl w:val="0"/>
+          <w:numId w:val="3"/>
+        </w:numPr>
+        <w:spacing w:line="240" w:lineRule="auto"/>
+        <w:jc w:val="both"/>
+      </w:pPr>
+      <w:proofErr w:type="spellStart"/>
+      <w:r>
+        <w:t>Menghapus</w:t>
+      </w:r>
+      <w:proofErr w:type="spellEnd"/>
+      <w:r>
+        <w:t> </w:t>
+      </w:r>
+      <w:proofErr w:type="spellStart"/>
+      <w:r>
+        <w:t>setRole</w:t>
+      </w:r>
+      <w:proofErr w:type="spellEnd"/>
+      <w:r>
+        <w:t> </w:t>
+      </w:r>
+      <w:proofErr w:type="spellStart"/>
+      <w:r>
+        <w:t>dari</w:t>
+      </w:r>
+      <w:proofErr w:type="spellEnd"/>
+      <w:r>
+        <w:t> </w:t>
+      </w:r>
+      <w:proofErr w:type="spellStart"/>
+      <w:r>
+        <w:t>useEffect</w:t>
+      </w:r>
+      <w:proofErr w:type="spellEnd"/>
+      <w:r>
+        <w:t>:</w:t>
+      </w:r>
+      <w:r>
+        <w:br/>
+      </w:r>
+      <w:proofErr w:type="spellStart"/>
+      <w:r>
+        <w:t>M</w:t>
+      </w:r>
+      <w:r>
+        <w:t>enghilangkan</w:t>
+      </w:r>
+      <w:proofErr w:type="spellEnd"/>
+      <w:r>
+        <w:t xml:space="preserve"> error </w:t>
+      </w:r>
+      <w:proofErr w:type="spellStart"/>
+      <w:r>
+        <w:t>ESLint</w:t>
+      </w:r>
+      <w:proofErr w:type="spellEnd"/>
+      <w:r>
+        <w:t xml:space="preserve"> </w:t>
+      </w:r>
+      <w:proofErr w:type="spellStart"/>
+      <w:r>
+        <w:t>tersebut</w:t>
+      </w:r>
+      <w:proofErr w:type="spellEnd"/>
+      <w:r>
+        <w:t>. </w:t>
+      </w:r>
+      <w:proofErr w:type="spellStart"/>
+      <w:r>
+        <w:t>useEffect</w:t>
+      </w:r>
+      <w:proofErr w:type="spellEnd"/>
+      <w:r>
+        <w:t> </w:t>
+      </w:r>
+      <w:proofErr w:type="spellStart"/>
+      <w:r>
+        <w:t>sekarang</w:t>
+      </w:r>
+      <w:proofErr w:type="spellEnd"/>
+      <w:r>
+        <w:t xml:space="preserve"> </w:t>
+      </w:r>
+      <w:proofErr w:type="spellStart"/>
+      <w:r>
+        <w:t>hanya</w:t>
+      </w:r>
+      <w:proofErr w:type="spellEnd"/>
+      <w:r>
+        <w:t xml:space="preserve"> </w:t>
+      </w:r>
+      <w:proofErr w:type="spellStart"/>
+      <w:r>
+        <w:t>bertugas</w:t>
+      </w:r>
+      <w:proofErr w:type="spellEnd"/>
+      <w:r>
+        <w:t xml:space="preserve"> </w:t>
+      </w:r>
+      <w:proofErr w:type="spellStart"/>
+      <w:r>
+        <w:t>menyetel</w:t>
+      </w:r>
+      <w:proofErr w:type="spellEnd"/>
+      <w:r>
+        <w:t xml:space="preserve"> token </w:t>
+      </w:r>
+      <w:proofErr w:type="spellStart"/>
+      <w:r>
+        <w:t>ke</w:t>
+      </w:r>
+      <w:proofErr w:type="spellEnd"/>
+      <w:r>
+        <w:t xml:space="preserve"> instance API (</w:t>
+      </w:r>
+      <w:proofErr w:type="spellStart"/>
+      <w:r>
+        <w:t>seperti</w:t>
+      </w:r>
+      <w:proofErr w:type="spellEnd"/>
+      <w:r>
+        <w:t xml:space="preserve"> Axios), yang mana </w:t>
+      </w:r>
+      <w:proofErr w:type="spellStart"/>
+      <w:r>
+        <w:t>merupakan</w:t>
+      </w:r>
+      <w:proofErr w:type="spellEnd"/>
+      <w:r>
+        <w:t xml:space="preserve"> </w:t>
+      </w:r>
+      <w:proofErr w:type="spellStart"/>
+      <w:r>
+        <w:t>murni</w:t>
+      </w:r>
+      <w:proofErr w:type="spellEnd"/>
+      <w:r>
+        <w:t> </w:t>
+      </w:r>
+      <w:r>
+        <w:rPr>
+          <w:i/>
+          <w:iCs/>
+        </w:rPr>
+        <w:t>side effect</w:t>
+      </w:r>
       <w:r>
         <w:t>.</w:t>
       </w:r>
     </w:p>
     <w:p>
       <w:pPr>
-        <w:spacing w:line="240" w:lineRule="auto"/>
-      </w:pPr>
-    </w:p>
-    <w:p>
-      <w:pPr>
-        <w:spacing w:line="240" w:lineRule="auto"/>
-      </w:pPr>
-    </w:p>
-    <w:p>
-      <w:pPr>
-        <w:spacing w:line="240" w:lineRule="auto"/>
-      </w:pPr>
+        <w:numPr>
+          <w:ilvl w:val="0"/>
+          <w:numId w:val="3"/>
+        </w:numPr>
+        <w:spacing w:line="240" w:lineRule="auto"/>
+        <w:jc w:val="both"/>
+      </w:pPr>
+      <w:proofErr w:type="spellStart"/>
+      <w:r>
+        <w:t>Penambahan</w:t>
+      </w:r>
+      <w:proofErr w:type="spellEnd"/>
+      <w:r>
+        <w:t> replace pada Navigate:</w:t>
+      </w:r>
+      <w:r>
+        <w:br/>
+      </w:r>
+      <w:proofErr w:type="spellStart"/>
+      <w:r>
+        <w:t>M</w:t>
+      </w:r>
+      <w:r>
+        <w:t>enambahkan</w:t>
+      </w:r>
+      <w:proofErr w:type="spellEnd"/>
+      <w:r>
+        <w:t xml:space="preserve"> </w:t>
+      </w:r>
+      <w:proofErr w:type="spellStart"/>
+      <w:r>
+        <w:t>properti</w:t>
+      </w:r>
+      <w:proofErr w:type="spellEnd"/>
+      <w:r>
+        <w:t xml:space="preserve"> replace pada &lt;Navigate /&gt; agar user </w:t>
+      </w:r>
+      <w:proofErr w:type="spellStart"/>
+      <w:r>
+        <w:t>tidak</w:t>
+      </w:r>
+      <w:proofErr w:type="spellEnd"/>
+      <w:r>
+        <w:t xml:space="preserve"> </w:t>
+      </w:r>
+      <w:proofErr w:type="spellStart"/>
+      <w:r>
+        <w:t>terjebak</w:t>
+      </w:r>
+      <w:proofErr w:type="spellEnd"/>
+      <w:r>
+        <w:t xml:space="preserve"> </w:t>
+      </w:r>
+      <w:proofErr w:type="spellStart"/>
+      <w:r>
+        <w:t>dalam</w:t>
+      </w:r>
+      <w:proofErr w:type="spellEnd"/>
+      <w:r>
+        <w:t xml:space="preserve"> loop </w:t>
+      </w:r>
+      <w:proofErr w:type="spellStart"/>
+      <w:r>
+        <w:t>tombol</w:t>
+      </w:r>
+      <w:proofErr w:type="spellEnd"/>
+      <w:r>
+        <w:t xml:space="preserve"> "back" di browser.</w:t>
+      </w:r>
+    </w:p>
+    <w:p>
+      <w:pPr>
+        <w:numPr>
+          <w:ilvl w:val="0"/>
+          <w:numId w:val="3"/>
+        </w:numPr>
+        <w:spacing w:line="240" w:lineRule="auto"/>
+        <w:jc w:val="both"/>
+      </w:pPr>
+      <w:proofErr w:type="spellStart"/>
+      <w:r>
+        <w:t>Perbaikan</w:t>
+      </w:r>
+      <w:proofErr w:type="spellEnd"/>
+      <w:r>
+        <w:t xml:space="preserve"> Path:</w:t>
+      </w:r>
+    </w:p>
+    <w:p>
+      <w:pPr>
+        <w:spacing w:line="240" w:lineRule="auto"/>
+        <w:ind w:left="720"/>
+        <w:jc w:val="both"/>
+      </w:pPr>
+      <w:proofErr w:type="spellStart"/>
+      <w:r>
+        <w:t>M</w:t>
+      </w:r>
+      <w:r>
+        <w:t>enghapus</w:t>
+      </w:r>
+      <w:proofErr w:type="spellEnd"/>
+      <w:r>
+        <w:t> /admin/review </w:t>
+      </w:r>
+      <w:proofErr w:type="spellStart"/>
+      <w:r>
+        <w:t>menjadi</w:t>
+      </w:r>
+      <w:proofErr w:type="spellEnd"/>
+      <w:r>
+        <w:t> review </w:t>
+      </w:r>
+      <w:proofErr w:type="spellStart"/>
+      <w:r>
+        <w:t>saja</w:t>
+      </w:r>
+      <w:proofErr w:type="spellEnd"/>
+      <w:r>
+        <w:t xml:space="preserve"> di </w:t>
+      </w:r>
+      <w:proofErr w:type="spellStart"/>
+      <w:r>
+        <w:t>dalam</w:t>
+      </w:r>
+      <w:proofErr w:type="spellEnd"/>
+      <w:r>
+        <w:t xml:space="preserve"> Route admin, </w:t>
+      </w:r>
+      <w:proofErr w:type="spellStart"/>
+      <w:r>
+        <w:t>karena</w:t>
+      </w:r>
+      <w:proofErr w:type="spellEnd"/>
+      <w:r>
+        <w:t xml:space="preserve"> </w:t>
+      </w:r>
+      <w:proofErr w:type="spellStart"/>
+      <w:r>
+        <w:t>sudah</w:t>
+      </w:r>
+      <w:proofErr w:type="spellEnd"/>
+      <w:r>
+        <w:t xml:space="preserve"> </w:t>
+      </w:r>
+      <w:proofErr w:type="spellStart"/>
+      <w:r>
+        <w:t>berada</w:t>
+      </w:r>
+      <w:proofErr w:type="spellEnd"/>
+      <w:r>
+        <w:t xml:space="preserve"> di </w:t>
+      </w:r>
+      <w:proofErr w:type="spellStart"/>
+      <w:r>
+        <w:t>bawah</w:t>
+      </w:r>
+      <w:proofErr w:type="spellEnd"/>
+      <w:r>
+        <w:t xml:space="preserve"> prefix /admin.</w:t>
+      </w:r>
+    </w:p>
+    <w:p>
+      <w:pPr>
+        <w:spacing w:line="240" w:lineRule="auto"/>
+      </w:pPr>
+      <w:r>
+        <w:t xml:space="preserve"> </w:t>
+      </w:r>
+    </w:p>
+    <w:p>
+      <w:pPr>
+        <w:spacing w:line="240" w:lineRule="auto"/>
+      </w:pPr>
+      <w:r>
+        <w:t xml:space="preserve">6. </w:t>
+      </w:r>
     </w:p>
     <w:p>
       <w:pPr>
@@ -1484,6 +2162,119 @@
 <file path=word/numbering.xml><?xml version="1.0" encoding="utf-8"?>
 <w:numbering xmlns:wpc="http://schemas.microsoft.com/office/word/2010/wordprocessingCanvas" xmlns:cx="http://schemas.microsoft.com/office/drawing/2014/chartex" xmlns:cx1="http://schemas.microsoft.com/office/drawing/2015/9/8/chartex" xmlns:cx2="http://schemas.microsoft.com/office/drawing/2015/10/21/chartex" xmlns:cx3="http://schemas.microsoft.com/office/drawing/2016/5/9/chartex" xmlns:cx4="http://schemas.microsoft.com/office/drawing/2016/5/10/chartex" xmlns:cx5="http://schemas.microsoft.com/office/drawing/2016/5/11/chartex" xmlns:cx6="http://schemas.microsoft.com/office/drawing/2016/5/12/chartex" xmlns:cx7="http://schemas.microsoft.com/office/drawing/2016/5/13/chartex" xmlns:cx8="http://schemas.microsoft.com/office/drawing/2016/5/14/chartex" xmlns:mc="http://schemas.openxmlformats.org/markup-compatibility/2006" xmlns:aink="http://schemas.microsoft.com/office/drawing/2016/ink" xmlns:am3d="http://schemas.microsoft.com/office/drawing/2017/model3d" xmlns:o="urn:schemas-microsoft-com:office:office" xmlns:oel="http://schemas.microsoft.com/office/2019/extlst" xmlns:r="http://schemas.openxmlformats.org/officeDocument/2006/relationships" xmlns:m="http://schemas.openxmlformats.org/officeDocument/2006/math" xmlns:v="urn:schemas-microsoft-com:vml" xmlns:wp14="http://schemas.microsoft.com/office/word/2010/wordprocessingDrawing" xmlns:wp="http://schemas.openxmlformats.org/drawingml/2006/wordprocessingDrawing" xmlns:w10="urn:schemas-microsoft-com:office:word" xmlns:w="http://schemas.openxmlformats.org/wordprocessingml/2006/main" xmlns:w14="http://schemas.microsoft.com/office/word/2010/wordml" xmlns:w15="http://schemas.microsoft.com/office/word/2012/wordml" xmlns:w16cex="http://schemas.microsoft.com/office/word/2018/wordml/cex" xmlns:w16cid="http://schemas.microsoft.com/office/word/2016/wordml/cid" xmlns:w16="http://schemas.microsoft.com/office/word/2018/wordml" xmlns:w16du="http://schemas.microsoft.com/office/word/2023/wordml/word16du" xmlns:w16sdtdh="http://schemas.microsoft.com/office/word/2020/wordml/sdtdatahash" xmlns:w16sdtfl="http://schemas.microsoft.com/office/word/2024/wordml/sdtformatlock" xmlns:w16se="http://schemas.microsoft.com/office/word/2015/wordml/symex" xmlns:wpg="http://schemas.microsoft.com/office/word/2010/wordprocessingGroup" xmlns:wpi="http://schemas.microsoft.com/office/word/2010/wordprocessingInk" xmlns:wne="http://schemas.microsoft.com/office/word/2006/wordml" xmlns:wps="http://schemas.microsoft.com/office/word/2010/wordprocessingShape" mc:Ignorable="w14 w15 w16se w16cid w16 w16cex w16sdtdh w16sdtfl w16du wp14">
   <w:abstractNum w:abstractNumId="0" w15:restartNumberingAfterBreak="0">
+    <w:nsid w:val="1D550A8C"/>
+    <w:multiLevelType w:val="multilevel"/>
+    <w:tmpl w:val="A1469022"/>
+    <w:lvl w:ilvl="0">
+      <w:start w:val="1"/>
+      <w:numFmt w:val="decimal"/>
+      <w:lvlText w:val="%1."/>
+      <w:lvlJc w:val="left"/>
+      <w:pPr>
+        <w:tabs>
+          <w:tab w:val="num" w:pos="720"/>
+        </w:tabs>
+        <w:ind w:left="720" w:hanging="360"/>
+      </w:pPr>
+    </w:lvl>
+    <w:lvl w:ilvl="1" w:tentative="1">
+      <w:start w:val="1"/>
+      <w:numFmt w:val="decimal"/>
+      <w:lvlText w:val="%2."/>
+      <w:lvlJc w:val="left"/>
+      <w:pPr>
+        <w:tabs>
+          <w:tab w:val="num" w:pos="1440"/>
+        </w:tabs>
+        <w:ind w:left="1440" w:hanging="360"/>
+      </w:pPr>
+    </w:lvl>
+    <w:lvl w:ilvl="2" w:tentative="1">
+      <w:start w:val="1"/>
+      <w:numFmt w:val="decimal"/>
+      <w:lvlText w:val="%3."/>
+      <w:lvlJc w:val="left"/>
+      <w:pPr>
+        <w:tabs>
+          <w:tab w:val="num" w:pos="2160"/>
+        </w:tabs>
+        <w:ind w:left="2160" w:hanging="360"/>
+      </w:pPr>
+    </w:lvl>
+    <w:lvl w:ilvl="3" w:tentative="1">
+      <w:start w:val="1"/>
+      <w:numFmt w:val="decimal"/>
+      <w:lvlText w:val="%4."/>
+      <w:lvlJc w:val="left"/>
+      <w:pPr>
+        <w:tabs>
+          <w:tab w:val="num" w:pos="2880"/>
+        </w:tabs>
+        <w:ind w:left="2880" w:hanging="360"/>
+      </w:pPr>
+    </w:lvl>
+    <w:lvl w:ilvl="4" w:tentative="1">
+      <w:start w:val="1"/>
+      <w:numFmt w:val="decimal"/>
+      <w:lvlText w:val="%5."/>
+      <w:lvlJc w:val="left"/>
+      <w:pPr>
+        <w:tabs>
+          <w:tab w:val="num" w:pos="3600"/>
+        </w:tabs>
+        <w:ind w:left="3600" w:hanging="360"/>
+      </w:pPr>
+    </w:lvl>
+    <w:lvl w:ilvl="5" w:tentative="1">
+      <w:start w:val="1"/>
+      <w:numFmt w:val="decimal"/>
+      <w:lvlText w:val="%6."/>
+      <w:lvlJc w:val="left"/>
+      <w:pPr>
+        <w:tabs>
+          <w:tab w:val="num" w:pos="4320"/>
+        </w:tabs>
+        <w:ind w:left="4320" w:hanging="360"/>
+      </w:pPr>
+    </w:lvl>
+    <w:lvl w:ilvl="6" w:tentative="1">
+      <w:start w:val="1"/>
+      <w:numFmt w:val="decimal"/>
+      <w:lvlText w:val="%7."/>
+      <w:lvlJc w:val="left"/>
+      <w:pPr>
+        <w:tabs>
+          <w:tab w:val="num" w:pos="5040"/>
+        </w:tabs>
+        <w:ind w:left="5040" w:hanging="360"/>
+      </w:pPr>
+    </w:lvl>
+    <w:lvl w:ilvl="7" w:tentative="1">
+      <w:start w:val="1"/>
+      <w:numFmt w:val="decimal"/>
+      <w:lvlText w:val="%8."/>
+      <w:lvlJc w:val="left"/>
+      <w:pPr>
+        <w:tabs>
+          <w:tab w:val="num" w:pos="5760"/>
+        </w:tabs>
+        <w:ind w:left="5760" w:hanging="360"/>
+      </w:pPr>
+    </w:lvl>
+    <w:lvl w:ilvl="8" w:tentative="1">
+      <w:start w:val="1"/>
+      <w:numFmt w:val="decimal"/>
+      <w:lvlText w:val="%9."/>
+      <w:lvlJc w:val="left"/>
+      <w:pPr>
+        <w:tabs>
+          <w:tab w:val="num" w:pos="6480"/>
+        </w:tabs>
+        <w:ind w:left="6480" w:hanging="360"/>
+      </w:pPr>
+    </w:lvl>
+  </w:abstractNum>
+  <w:abstractNum w:abstractNumId="1" w15:restartNumberingAfterBreak="0">
     <w:nsid w:val="7B92578F"/>
     <w:multiLevelType w:val="hybridMultilevel"/>
     <w:tmpl w:val="B804E9B8"/>
@@ -1596,7 +2387,7 @@
       </w:rPr>
     </w:lvl>
   </w:abstractNum>
-  <w:abstractNum w:abstractNumId="1" w15:restartNumberingAfterBreak="0">
+  <w:abstractNum w:abstractNumId="2" w15:restartNumberingAfterBreak="0">
     <w:nsid w:val="7DD5389E"/>
     <w:multiLevelType w:val="hybridMultilevel"/>
     <w:tmpl w:val="6840CD52"/>
@@ -1710,10 +2501,13 @@
     </w:lvl>
   </w:abstractNum>
   <w:num w:numId="1" w16cid:durableId="775180286">
-    <w:abstractNumId w:val="0"/>
+    <w:abstractNumId w:val="1"/>
   </w:num>
   <w:num w:numId="2" w16cid:durableId="1579442916">
-    <w:abstractNumId w:val="1"/>
+    <w:abstractNumId w:val="2"/>
+  </w:num>
+  <w:num w:numId="3" w16cid:durableId="1996445871">
+    <w:abstractNumId w:val="0"/>
   </w:num>
 </w:numbering>
 </file>

--- a/Dokumentasi/24382001P_Lorensius Firngadi_Dokumentasi Sesi 3.docx
+++ b/Dokumentasi/24382001P_Lorensius Firngadi_Dokumentasi Sesi 3.docx
@@ -44,7 +44,23 @@
           <w:b/>
           <w:bCs/>
         </w:rPr>
-        <w:t xml:space="preserve">Mata Kuliah : </w:t>
+        <w:t xml:space="preserve">Mata </w:t>
+      </w:r>
+      <w:proofErr w:type="gramStart"/>
+      <w:r>
+        <w:rPr>
+          <w:b/>
+          <w:bCs/>
+        </w:rPr>
+        <w:t>Kuliah :</w:t>
+      </w:r>
+      <w:proofErr w:type="gramEnd"/>
+      <w:r>
+        <w:rPr>
+          <w:b/>
+          <w:bCs/>
+        </w:rPr>
+        <w:t xml:space="preserve"> </w:t>
       </w:r>
       <w:proofErr w:type="spellStart"/>
       <w:r>
@@ -94,9 +110,14 @@
       <w:r>
         <w:t>Nama</w:t>
       </w:r>
+      <w:proofErr w:type="gramStart"/>
       <w:r>
         <w:tab/>
-        <w:t xml:space="preserve"> : </w:t>
+        <w:t xml:space="preserve"> :</w:t>
+      </w:r>
+      <w:proofErr w:type="gramEnd"/>
+      <w:r>
+        <w:t xml:space="preserve"> </w:t>
       </w:r>
       <w:proofErr w:type="spellStart"/>
       <w:r>
@@ -116,9 +137,14 @@
       <w:r>
         <w:t>NPM</w:t>
       </w:r>
+      <w:proofErr w:type="gramStart"/>
       <w:r>
         <w:tab/>
-        <w:t xml:space="preserve"> : 24382001P</w:t>
+        <w:t xml:space="preserve"> :</w:t>
+      </w:r>
+      <w:proofErr w:type="gramEnd"/>
+      <w:r>
+        <w:t xml:space="preserve"> 24382001P</w:t>
       </w:r>
     </w:p>
     <w:p>
@@ -132,9 +158,14 @@
         <w:t>Kelas</w:t>
       </w:r>
       <w:proofErr w:type="spellEnd"/>
+      <w:proofErr w:type="gramStart"/>
       <w:r>
         <w:tab/>
-        <w:t xml:space="preserve"> : IF 23 E</w:t>
+        <w:t xml:space="preserve"> :</w:t>
+      </w:r>
+      <w:proofErr w:type="gramEnd"/>
+      <w:r>
+        <w:t xml:space="preserve"> IF 23 E</w:t>
       </w:r>
     </w:p>
     <w:p>
@@ -151,12 +182,17 @@
         <w:jc w:val="both"/>
       </w:pPr>
       <w:proofErr w:type="spellStart"/>
+      <w:proofErr w:type="gramStart"/>
       <w:r>
         <w:t>Kelompok</w:t>
       </w:r>
       <w:proofErr w:type="spellEnd"/>
       <w:r>
-        <w:t xml:space="preserve"> : Ferdi, </w:t>
+        <w:t xml:space="preserve"> :</w:t>
+      </w:r>
+      <w:proofErr w:type="gramEnd"/>
+      <w:r>
+        <w:t xml:space="preserve"> Ferdi, </w:t>
       </w:r>
       <w:proofErr w:type="spellStart"/>
       <w:r>
@@ -175,6 +211,7 @@
         <w:t xml:space="preserve"> </w:t>
       </w:r>
       <w:proofErr w:type="spellStart"/>
+      <w:proofErr w:type="gramStart"/>
       <w:r>
         <w:t>dulu</w:t>
       </w:r>
@@ -182,6 +219,7 @@
       <w:r>
         <w:t xml:space="preserve"> !</w:t>
       </w:r>
+      <w:proofErr w:type="gramEnd"/>
     </w:p>
     <w:p>
       <w:pPr>
@@ -205,6 +243,7 @@
         <w:t xml:space="preserve"> </w:t>
       </w:r>
       <w:proofErr w:type="spellStart"/>
+      <w:proofErr w:type="gramStart"/>
       <w:r>
         <w:t>Kelompok</w:t>
       </w:r>
@@ -212,6 +251,7 @@
       <w:r>
         <w:t xml:space="preserve"> :</w:t>
       </w:r>
+      <w:proofErr w:type="gramEnd"/>
     </w:p>
     <w:p>
       <w:pPr>
@@ -313,7 +353,15 @@
       </w:r>
       <w:proofErr w:type="spellEnd"/>
       <w:r>
-        <w:t xml:space="preserve"> Project : </w:t>
+        <w:t xml:space="preserve"> </w:t>
+      </w:r>
+      <w:proofErr w:type="gramStart"/>
+      <w:r>
+        <w:t>Project :</w:t>
+      </w:r>
+      <w:proofErr w:type="gramEnd"/>
+      <w:r>
+        <w:t xml:space="preserve"> </w:t>
       </w:r>
       <w:proofErr w:type="spellStart"/>
       <w:r>
@@ -340,8 +388,13 @@
       </w:r>
       <w:proofErr w:type="spellEnd"/>
       <w:r>
-        <w:t xml:space="preserve"> Project :</w:t>
-      </w:r>
+        <w:t xml:space="preserve"> </w:t>
+      </w:r>
+      <w:proofErr w:type="gramStart"/>
+      <w:r>
+        <w:t>Project :</w:t>
+      </w:r>
+      <w:proofErr w:type="gramEnd"/>
     </w:p>
     <w:p>
       <w:pPr>
@@ -560,7 +613,15 @@
         <w:t xml:space="preserve">1. </w:t>
       </w:r>
       <w:r>
-        <w:t>Membuat file : .</w:t>
+        <w:t xml:space="preserve">Membuat </w:t>
+      </w:r>
+      <w:proofErr w:type="gramStart"/>
+      <w:r>
+        <w:t>file :</w:t>
+      </w:r>
+      <w:proofErr w:type="gramEnd"/>
+      <w:r>
+        <w:t xml:space="preserve"> .</w:t>
       </w:r>
       <w:proofErr w:type="spellStart"/>
       <w:r>
@@ -698,7 +759,15 @@
       </w:r>
       <w:proofErr w:type="spellEnd"/>
       <w:r>
-        <w:t xml:space="preserve"> di push dan .env yang </w:t>
+        <w:t xml:space="preserve"> di push </w:t>
+      </w:r>
+      <w:proofErr w:type="gramStart"/>
+      <w:r>
+        <w:t>dan .env</w:t>
+      </w:r>
+      <w:proofErr w:type="gramEnd"/>
+      <w:r>
+        <w:t xml:space="preserve"> yang </w:t>
       </w:r>
       <w:proofErr w:type="spellStart"/>
       <w:r>
@@ -742,9 +811,14 @@
         </w:numPr>
         <w:spacing w:line="240" w:lineRule="auto"/>
       </w:pPr>
+      <w:proofErr w:type="gramStart"/>
       <w:r>
         <w:lastRenderedPageBreak/>
-        <w:t xml:space="preserve">.env : file </w:t>
+        <w:t>.env</w:t>
+      </w:r>
+      <w:proofErr w:type="gramEnd"/>
+      <w:r>
+        <w:t xml:space="preserve"> : file </w:t>
       </w:r>
       <w:proofErr w:type="spellStart"/>
       <w:r>
@@ -772,16 +846,29 @@
         </w:numPr>
         <w:spacing w:line="240" w:lineRule="auto"/>
       </w:pPr>
+      <w:proofErr w:type="gramStart"/>
       <w:r>
         <w:t>.</w:t>
       </w:r>
       <w:proofErr w:type="spellStart"/>
       <w:r>
-        <w:t>env.example</w:t>
-      </w:r>
-      <w:proofErr w:type="spellEnd"/>
-      <w:r>
-        <w:t xml:space="preserve"> : template (di-push)</w:t>
+        <w:t>env</w:t>
+      </w:r>
+      <w:proofErr w:type="gramEnd"/>
+      <w:r>
+        <w:t>.</w:t>
+      </w:r>
+      <w:proofErr w:type="gramStart"/>
+      <w:r>
+        <w:t>example</w:t>
+      </w:r>
+      <w:proofErr w:type="spellEnd"/>
+      <w:r>
+        <w:t xml:space="preserve"> :</w:t>
+      </w:r>
+      <w:proofErr w:type="gramEnd"/>
+      <w:r>
+        <w:t xml:space="preserve"> template (di-push)</w:t>
       </w:r>
     </w:p>
     <w:p>
@@ -839,10 +926,12 @@
         <w:t xml:space="preserve"> file pada </w:t>
       </w:r>
       <w:proofErr w:type="spellStart"/>
+      <w:proofErr w:type="gramStart"/>
       <w:r>
         <w:t>message.utils</w:t>
       </w:r>
       <w:proofErr w:type="spellEnd"/>
+      <w:proofErr w:type="gramEnd"/>
     </w:p>
     <w:p>
       <w:pPr>
@@ -915,10 +1004,12 @@
         <w:t xml:space="preserve"> file pada </w:t>
       </w:r>
       <w:proofErr w:type="spellStart"/>
+      <w:proofErr w:type="gramStart"/>
       <w:r>
         <w:t>message.utils</w:t>
       </w:r>
       <w:proofErr w:type="spellEnd"/>
+      <w:proofErr w:type="gramEnd"/>
       <w:r>
         <w:t xml:space="preserve"> </w:t>
       </w:r>
@@ -955,8 +1046,13 @@
         <w:t xml:space="preserve"> </w:t>
       </w:r>
       <w:proofErr w:type="spellStart"/>
-      <w:r>
-        <w:t>message.utils.ts</w:t>
+      <w:proofErr w:type="gramStart"/>
+      <w:r>
+        <w:t>message.utils</w:t>
+      </w:r>
+      <w:proofErr w:type="gramEnd"/>
+      <w:r>
+        <w:t>.ts</w:t>
       </w:r>
       <w:proofErr w:type="spellEnd"/>
     </w:p>
@@ -1028,10 +1124,12 @@
         <w:t xml:space="preserve">3. Update </w:t>
       </w:r>
       <w:proofErr w:type="spellStart"/>
+      <w:proofErr w:type="gramStart"/>
       <w:r>
         <w:t>tsconfig.json</w:t>
       </w:r>
       <w:proofErr w:type="spellEnd"/>
+      <w:proofErr w:type="gramEnd"/>
     </w:p>
     <w:p>
       <w:pPr>
@@ -1131,9 +1229,14 @@
       </w:r>
       <w:proofErr w:type="spellEnd"/>
       <w:r>
-        <w:t>": "./</w:t>
-      </w:r>
-      <w:proofErr w:type="spellStart"/>
+        <w:t xml:space="preserve">": </w:t>
+      </w:r>
+      <w:proofErr w:type="gramStart"/>
+      <w:r>
+        <w:t>"./</w:t>
+      </w:r>
+      <w:proofErr w:type="spellStart"/>
+      <w:proofErr w:type="gramEnd"/>
       <w:r>
         <w:t>dist</w:t>
       </w:r>
@@ -1351,8 +1454,13 @@
       <w:pPr>
         <w:spacing w:line="240" w:lineRule="auto"/>
       </w:pPr>
-      <w:r>
-        <w:t xml:space="preserve">File : </w:t>
+      <w:proofErr w:type="gramStart"/>
+      <w:r>
+        <w:t>File :</w:t>
+      </w:r>
+      <w:proofErr w:type="gramEnd"/>
+      <w:r>
+        <w:t xml:space="preserve"> </w:t>
       </w:r>
       <w:proofErr w:type="spellStart"/>
       <w:r>
@@ -1464,20 +1572,30 @@
         <w:t xml:space="preserve">] = </w:t>
       </w:r>
       <w:proofErr w:type="spellStart"/>
+      <w:proofErr w:type="gramStart"/>
       <w:r>
         <w:t>useState</w:t>
       </w:r>
       <w:proofErr w:type="spellEnd"/>
       <w:r>
-        <w:t xml:space="preserve">(() =&gt; </w:t>
-      </w:r>
-      <w:proofErr w:type="spellStart"/>
+        <w:t>(</w:t>
+      </w:r>
+      <w:proofErr w:type="gramEnd"/>
+      <w:r>
+        <w:t xml:space="preserve">() =&gt; </w:t>
+      </w:r>
+      <w:proofErr w:type="spellStart"/>
+      <w:proofErr w:type="gramStart"/>
       <w:r>
         <w:t>getRole</w:t>
       </w:r>
       <w:proofErr w:type="spellEnd"/>
       <w:r>
-        <w:t>());</w:t>
+        <w:t>(</w:t>
+      </w:r>
+      <w:proofErr w:type="gramEnd"/>
+      <w:r>
+        <w:t>));</w:t>
       </w:r>
     </w:p>
     <w:p>
@@ -1576,10 +1694,7 @@
       </w:r>
       <w:proofErr w:type="spellStart"/>
       <w:r>
-        <w:t>L</w:t>
-      </w:r>
-      <w:r>
-        <w:t>ebih</w:t>
+        <w:t>Lebih</w:t>
       </w:r>
       <w:proofErr w:type="spellEnd"/>
       <w:r>
@@ -1680,10 +1795,7 @@
       </w:r>
       <w:proofErr w:type="spellStart"/>
       <w:r>
-        <w:t>M</w:t>
-      </w:r>
-      <w:r>
-        <w:t>engambil</w:t>
+        <w:t>Mengambil</w:t>
       </w:r>
       <w:proofErr w:type="spellEnd"/>
       <w:r>
@@ -1856,10 +1968,7 @@
       </w:r>
       <w:proofErr w:type="spellStart"/>
       <w:r>
-        <w:t>M</w:t>
-      </w:r>
-      <w:r>
-        <w:t>enghilangkan</w:t>
+        <w:t>Menghilangkan</w:t>
       </w:r>
       <w:proofErr w:type="spellEnd"/>
       <w:r>
@@ -1986,10 +2095,7 @@
       </w:r>
       <w:proofErr w:type="spellStart"/>
       <w:r>
-        <w:t>M</w:t>
-      </w:r>
-      <w:r>
-        <w:t>enambahkan</w:t>
+        <w:t>Menambahkan</w:t>
       </w:r>
       <w:proofErr w:type="spellEnd"/>
       <w:r>
@@ -2062,10 +2168,7 @@
       </w:pPr>
       <w:proofErr w:type="spellStart"/>
       <w:r>
-        <w:t>M</w:t>
-      </w:r>
-      <w:r>
-        <w:t>enghapus</w:t>
+        <w:t>Menghapus</w:t>
       </w:r>
       <w:proofErr w:type="spellEnd"/>
       <w:r>
@@ -2140,8 +2243,514 @@
       <w:pPr>
         <w:spacing w:line="240" w:lineRule="auto"/>
       </w:pPr>
-      <w:r>
+    </w:p>
+    <w:p>
+      <w:pPr>
+        <w:spacing w:line="240" w:lineRule="auto"/>
+      </w:pPr>
+    </w:p>
+    <w:p>
+      <w:pPr>
+        <w:spacing w:line="240" w:lineRule="auto"/>
+      </w:pPr>
+      <w:r>
+        <w:lastRenderedPageBreak/>
         <w:t xml:space="preserve">6. </w:t>
+      </w:r>
+      <w:r>
+        <w:t xml:space="preserve">Git </w:t>
+      </w:r>
+      <w:proofErr w:type="spellStart"/>
+      <w:r>
+        <w:t>berhenti</w:t>
+      </w:r>
+      <w:proofErr w:type="spellEnd"/>
+      <w:r>
+        <w:t xml:space="preserve"> </w:t>
+      </w:r>
+      <w:proofErr w:type="spellStart"/>
+      <w:r>
+        <w:t>karena</w:t>
+      </w:r>
+      <w:proofErr w:type="spellEnd"/>
+      <w:r>
+        <w:t xml:space="preserve"> </w:t>
+      </w:r>
+      <w:proofErr w:type="spellStart"/>
+      <w:r>
+        <w:t>masih</w:t>
+      </w:r>
+      <w:proofErr w:type="spellEnd"/>
+      <w:r>
+        <w:t xml:space="preserve"> </w:t>
+      </w:r>
+      <w:proofErr w:type="spellStart"/>
+      <w:r>
+        <w:t>ada</w:t>
+      </w:r>
+      <w:proofErr w:type="spellEnd"/>
+      <w:r>
+        <w:t xml:space="preserve"> </w:t>
+      </w:r>
+      <w:proofErr w:type="spellStart"/>
+      <w:r>
+        <w:t>konflik</w:t>
+      </w:r>
+      <w:proofErr w:type="spellEnd"/>
+      <w:r>
+        <w:t>.</w:t>
+      </w:r>
+    </w:p>
+    <w:p>
+      <w:pPr>
+        <w:spacing w:line="240" w:lineRule="auto"/>
+      </w:pPr>
+      <w:r>
+        <w:rPr>
+          <w:noProof/>
+        </w:rPr>
+        <w:drawing>
+          <wp:inline distT="0" distB="0" distL="0" distR="0" wp14:anchorId="69A5E310" wp14:editId="32675054">
+            <wp:extent cx="3467100" cy="1095375"/>
+            <wp:effectExtent l="0" t="0" r="0" b="9525"/>
+            <wp:docPr id="1777543545" name="Picture 2"/>
+            <wp:cNvGraphicFramePr>
+              <a:graphicFrameLocks xmlns:a="http://schemas.openxmlformats.org/drawingml/2006/main" noChangeAspect="1"/>
+            </wp:cNvGraphicFramePr>
+            <a:graphic xmlns:a="http://schemas.openxmlformats.org/drawingml/2006/main">
+              <a:graphicData uri="http://schemas.openxmlformats.org/drawingml/2006/picture">
+                <pic:pic xmlns:pic="http://schemas.openxmlformats.org/drawingml/2006/picture">
+                  <pic:nvPicPr>
+                    <pic:cNvPr id="0" name="Picture 2"/>
+                    <pic:cNvPicPr>
+                      <a:picLocks noChangeAspect="1" noChangeArrowheads="1"/>
+                    </pic:cNvPicPr>
+                  </pic:nvPicPr>
+                  <pic:blipFill>
+                    <a:blip r:embed="rId10">
+                      <a:extLst>
+                        <a:ext uri="{28A0092B-C50C-407E-A947-70E740481C1C}">
+                          <a14:useLocalDpi xmlns:a14="http://schemas.microsoft.com/office/drawing/2010/main" val="0"/>
+                        </a:ext>
+                      </a:extLst>
+                    </a:blip>
+                    <a:srcRect/>
+                    <a:stretch>
+                      <a:fillRect/>
+                    </a:stretch>
+                  </pic:blipFill>
+                  <pic:spPr bwMode="auto">
+                    <a:xfrm>
+                      <a:off x="0" y="0"/>
+                      <a:ext cx="3467100" cy="1095375"/>
+                    </a:xfrm>
+                    <a:prstGeom prst="rect">
+                      <a:avLst/>
+                    </a:prstGeom>
+                    <a:noFill/>
+                    <a:ln>
+                      <a:noFill/>
+                    </a:ln>
+                  </pic:spPr>
+                </pic:pic>
+              </a:graphicData>
+            </a:graphic>
+          </wp:inline>
+        </w:drawing>
+      </w:r>
+    </w:p>
+    <w:p>
+      <w:pPr>
+        <w:spacing w:line="240" w:lineRule="auto"/>
+      </w:pPr>
+      <w:r>
+        <w:rPr>
+          <w:noProof/>
+        </w:rPr>
+        <w:drawing>
+          <wp:inline distT="0" distB="0" distL="0" distR="0" wp14:anchorId="55C0EDE2" wp14:editId="6558CD0B">
+            <wp:extent cx="4749165" cy="2115185"/>
+            <wp:effectExtent l="0" t="0" r="0" b="0"/>
+            <wp:docPr id="26756631" name="Picture 1"/>
+            <wp:cNvGraphicFramePr>
+              <a:graphicFrameLocks xmlns:a="http://schemas.openxmlformats.org/drawingml/2006/main" noChangeAspect="1"/>
+            </wp:cNvGraphicFramePr>
+            <a:graphic xmlns:a="http://schemas.openxmlformats.org/drawingml/2006/main">
+              <a:graphicData uri="http://schemas.openxmlformats.org/drawingml/2006/picture">
+                <pic:pic xmlns:pic="http://schemas.openxmlformats.org/drawingml/2006/picture">
+                  <pic:nvPicPr>
+                    <pic:cNvPr id="0" name="Picture 1"/>
+                    <pic:cNvPicPr>
+                      <a:picLocks noChangeAspect="1" noChangeArrowheads="1"/>
+                    </pic:cNvPicPr>
+                  </pic:nvPicPr>
+                  <pic:blipFill>
+                    <a:blip r:embed="rId11">
+                      <a:extLst>
+                        <a:ext uri="{28A0092B-C50C-407E-A947-70E740481C1C}">
+                          <a14:useLocalDpi xmlns:a14="http://schemas.microsoft.com/office/drawing/2010/main" val="0"/>
+                        </a:ext>
+                      </a:extLst>
+                    </a:blip>
+                    <a:srcRect/>
+                    <a:stretch>
+                      <a:fillRect/>
+                    </a:stretch>
+                  </pic:blipFill>
+                  <pic:spPr bwMode="auto">
+                    <a:xfrm>
+                      <a:off x="0" y="0"/>
+                      <a:ext cx="4749165" cy="2115185"/>
+                    </a:xfrm>
+                    <a:prstGeom prst="rect">
+                      <a:avLst/>
+                    </a:prstGeom>
+                    <a:noFill/>
+                    <a:ln>
+                      <a:noFill/>
+                    </a:ln>
+                  </pic:spPr>
+                </pic:pic>
+              </a:graphicData>
+            </a:graphic>
+          </wp:inline>
+        </w:drawing>
+      </w:r>
+    </w:p>
+    <w:p>
+      <w:pPr>
+        <w:spacing w:line="240" w:lineRule="auto"/>
+      </w:pPr>
+    </w:p>
+    <w:p>
+      <w:pPr>
+        <w:spacing w:line="240" w:lineRule="auto"/>
+      </w:pPr>
+      <w:proofErr w:type="spellStart"/>
+      <w:r>
+        <w:t>Penyebabnya</w:t>
+      </w:r>
+      <w:proofErr w:type="spellEnd"/>
+      <w:r>
+        <w:t xml:space="preserve"> </w:t>
+      </w:r>
+      <w:proofErr w:type="spellStart"/>
+      <w:r>
+        <w:t>karena</w:t>
+      </w:r>
+      <w:proofErr w:type="spellEnd"/>
+      <w:r>
+        <w:t xml:space="preserve"> </w:t>
+      </w:r>
+      <w:proofErr w:type="spellStart"/>
+      <w:r>
+        <w:t>terjadi</w:t>
+      </w:r>
+      <w:proofErr w:type="spellEnd"/>
+      <w:r>
+        <w:t xml:space="preserve"> </w:t>
+      </w:r>
+      <w:proofErr w:type="spellStart"/>
+      <w:proofErr w:type="gramStart"/>
+      <w:r>
+        <w:t>konflik</w:t>
+      </w:r>
+      <w:proofErr w:type="spellEnd"/>
+      <w:r>
+        <w:t xml:space="preserve"> :</w:t>
+      </w:r>
+      <w:proofErr w:type="gramEnd"/>
+    </w:p>
+    <w:p>
+      <w:pPr>
+        <w:pStyle w:val="ListParagraph"/>
+        <w:numPr>
+          <w:ilvl w:val="0"/>
+          <w:numId w:val="4"/>
+        </w:numPr>
+        <w:spacing w:line="240" w:lineRule="auto"/>
+      </w:pPr>
+      <w:r>
+        <w:t>Saya</w:t>
+      </w:r>
+      <w:r>
+        <w:t xml:space="preserve"> dan </w:t>
+      </w:r>
+      <w:proofErr w:type="spellStart"/>
+      <w:r>
+        <w:t>anggota</w:t>
+      </w:r>
+      <w:proofErr w:type="spellEnd"/>
+      <w:r>
+        <w:t xml:space="preserve"> </w:t>
+      </w:r>
+      <w:proofErr w:type="spellStart"/>
+      <w:r>
+        <w:t>tim</w:t>
+      </w:r>
+      <w:proofErr w:type="spellEnd"/>
+      <w:r>
+        <w:t xml:space="preserve"> </w:t>
+      </w:r>
+      <w:proofErr w:type="spellStart"/>
+      <w:r>
+        <w:t>mengubah</w:t>
+      </w:r>
+      <w:proofErr w:type="spellEnd"/>
+      <w:r>
+        <w:t xml:space="preserve"> file yang </w:t>
+      </w:r>
+      <w:proofErr w:type="spellStart"/>
+      <w:r>
+        <w:t>sama</w:t>
+      </w:r>
+      <w:proofErr w:type="spellEnd"/>
+      <w:r>
+        <w:t>.</w:t>
+      </w:r>
+    </w:p>
+    <w:p>
+      <w:pPr>
+        <w:pStyle w:val="ListParagraph"/>
+        <w:numPr>
+          <w:ilvl w:val="0"/>
+          <w:numId w:val="4"/>
+        </w:numPr>
+        <w:spacing w:line="240" w:lineRule="auto"/>
+      </w:pPr>
+      <w:r>
+        <w:t xml:space="preserve">Git </w:t>
+      </w:r>
+      <w:proofErr w:type="spellStart"/>
+      <w:r>
+        <w:t>bingung</w:t>
+      </w:r>
+      <w:proofErr w:type="spellEnd"/>
+      <w:r>
+        <w:t xml:space="preserve"> </w:t>
+      </w:r>
+      <w:proofErr w:type="spellStart"/>
+      <w:r>
+        <w:t>memilih</w:t>
+      </w:r>
+      <w:proofErr w:type="spellEnd"/>
+      <w:r>
+        <w:t xml:space="preserve"> </w:t>
+      </w:r>
+      <w:proofErr w:type="spellStart"/>
+      <w:r>
+        <w:t>versi</w:t>
+      </w:r>
+      <w:proofErr w:type="spellEnd"/>
+      <w:r>
+        <w:t xml:space="preserve"> mana yang </w:t>
+      </w:r>
+      <w:proofErr w:type="spellStart"/>
+      <w:r>
+        <w:t>benar</w:t>
+      </w:r>
+      <w:proofErr w:type="spellEnd"/>
+      <w:r>
+        <w:t>.</w:t>
+      </w:r>
+    </w:p>
+    <w:p>
+      <w:pPr>
+        <w:pStyle w:val="ListParagraph"/>
+        <w:numPr>
+          <w:ilvl w:val="0"/>
+          <w:numId w:val="4"/>
+        </w:numPr>
+        <w:spacing w:line="240" w:lineRule="auto"/>
+      </w:pPr>
+      <w:r>
+        <w:t xml:space="preserve">Jadi Git </w:t>
+      </w:r>
+      <w:proofErr w:type="spellStart"/>
+      <w:r>
+        <w:t>minta</w:t>
+      </w:r>
+      <w:proofErr w:type="spellEnd"/>
+      <w:r>
+        <w:t xml:space="preserve"> </w:t>
+      </w:r>
+      <w:proofErr w:type="spellStart"/>
+      <w:r>
+        <w:t>menyelesaikan</w:t>
+      </w:r>
+      <w:proofErr w:type="spellEnd"/>
+      <w:r>
+        <w:t xml:space="preserve"> </w:t>
+      </w:r>
+      <w:proofErr w:type="spellStart"/>
+      <w:r>
+        <w:t>konflik</w:t>
+      </w:r>
+      <w:proofErr w:type="spellEnd"/>
+      <w:r>
+        <w:t xml:space="preserve"> </w:t>
+      </w:r>
+      <w:proofErr w:type="spellStart"/>
+      <w:r>
+        <w:t>secara</w:t>
+      </w:r>
+      <w:proofErr w:type="spellEnd"/>
+      <w:r>
+        <w:t xml:space="preserve"> manual</w:t>
+      </w:r>
+      <w:r>
+        <w:t>.</w:t>
+      </w:r>
+    </w:p>
+    <w:p>
+      <w:pPr>
+        <w:spacing w:line="240" w:lineRule="auto"/>
+      </w:pPr>
+    </w:p>
+    <w:p>
+      <w:pPr>
+        <w:spacing w:line="240" w:lineRule="auto"/>
+      </w:pPr>
+      <w:r>
+        <w:t xml:space="preserve">Solusi yang </w:t>
+      </w:r>
+      <w:proofErr w:type="spellStart"/>
+      <w:proofErr w:type="gramStart"/>
+      <w:r>
+        <w:t>dilakukan</w:t>
+      </w:r>
+      <w:proofErr w:type="spellEnd"/>
+      <w:r>
+        <w:t xml:space="preserve"> :</w:t>
+      </w:r>
+      <w:proofErr w:type="gramEnd"/>
+    </w:p>
+    <w:p>
+      <w:pPr>
+        <w:pStyle w:val="ListParagraph"/>
+        <w:numPr>
+          <w:ilvl w:val="0"/>
+          <w:numId w:val="5"/>
+        </w:numPr>
+        <w:spacing w:line="240" w:lineRule="auto"/>
+      </w:pPr>
+      <w:proofErr w:type="spellStart"/>
+      <w:r>
+        <w:t>Mengembalikan</w:t>
+      </w:r>
+      <w:proofErr w:type="spellEnd"/>
+      <w:r>
+        <w:t xml:space="preserve"> </w:t>
+      </w:r>
+      <w:proofErr w:type="spellStart"/>
+      <w:r>
+        <w:t>koding</w:t>
+      </w:r>
+      <w:proofErr w:type="spellEnd"/>
+      <w:r>
+        <w:t xml:space="preserve"> </w:t>
+      </w:r>
+      <w:proofErr w:type="spellStart"/>
+      <w:r>
+        <w:t>sebelum</w:t>
+      </w:r>
+      <w:proofErr w:type="spellEnd"/>
+      <w:r>
+        <w:t xml:space="preserve"> di edit.</w:t>
+      </w:r>
+    </w:p>
+    <w:p>
+      <w:pPr>
+        <w:pStyle w:val="ListParagraph"/>
+        <w:numPr>
+          <w:ilvl w:val="0"/>
+          <w:numId w:val="5"/>
+        </w:numPr>
+        <w:spacing w:line="240" w:lineRule="auto"/>
+      </w:pPr>
+      <w:proofErr w:type="spellStart"/>
+      <w:r>
+        <w:t>Setelah</w:t>
+      </w:r>
+      <w:proofErr w:type="spellEnd"/>
+      <w:r>
+        <w:t xml:space="preserve"> </w:t>
+      </w:r>
+      <w:proofErr w:type="spellStart"/>
+      <w:r>
+        <w:t>itu</w:t>
+      </w:r>
+      <w:proofErr w:type="spellEnd"/>
+      <w:r>
+        <w:t xml:space="preserve"> </w:t>
+      </w:r>
+      <w:r>
+        <w:t>commit</w:t>
+      </w:r>
+      <w:r>
+        <w:t xml:space="preserve"> fan</w:t>
+      </w:r>
+      <w:r>
+        <w:t xml:space="preserve"> push </w:t>
+      </w:r>
+      <w:proofErr w:type="spellStart"/>
+      <w:r>
+        <w:t>ke</w:t>
+      </w:r>
+      <w:proofErr w:type="spellEnd"/>
+      <w:r>
+        <w:t xml:space="preserve"> GitHub:</w:t>
+      </w:r>
+    </w:p>
+    <w:p>
+      <w:pPr>
+        <w:pStyle w:val="ListParagraph"/>
+        <w:spacing w:line="240" w:lineRule="auto"/>
+        <w:ind w:left="1440"/>
+      </w:pPr>
+      <w:r>
+        <w:t xml:space="preserve">git </w:t>
+      </w:r>
+      <w:proofErr w:type="gramStart"/>
+      <w:r>
+        <w:t>add .</w:t>
+      </w:r>
+      <w:proofErr w:type="gramEnd"/>
+    </w:p>
+    <w:p>
+      <w:pPr>
+        <w:pStyle w:val="ListParagraph"/>
+        <w:spacing w:line="240" w:lineRule="auto"/>
+        <w:ind w:left="1440"/>
+      </w:pPr>
+      <w:r>
+        <w:t>git commit -m "</w:t>
+      </w:r>
+      <w:proofErr w:type="spellStart"/>
+      <w:r>
+        <w:t>pesan</w:t>
+      </w:r>
+      <w:proofErr w:type="spellEnd"/>
+      <w:r>
+        <w:t xml:space="preserve"> </w:t>
+      </w:r>
+      <w:proofErr w:type="spellStart"/>
+      <w:r>
+        <w:t>kamu</w:t>
+      </w:r>
+      <w:proofErr w:type="spellEnd"/>
+      <w:r>
+        <w:t>"</w:t>
+      </w:r>
+    </w:p>
+    <w:p>
+      <w:pPr>
+        <w:pStyle w:val="ListParagraph"/>
+        <w:spacing w:line="240" w:lineRule="auto"/>
+        <w:ind w:left="1440"/>
+      </w:pPr>
+      <w:r>
+        <w:t>git push</w:t>
       </w:r>
     </w:p>
     <w:p>
@@ -2275,9 +2884,9 @@
     </w:lvl>
   </w:abstractNum>
   <w:abstractNum w:abstractNumId="1" w15:restartNumberingAfterBreak="0">
-    <w:nsid w:val="7B92578F"/>
+    <w:nsid w:val="4E280CE5"/>
     <w:multiLevelType w:val="hybridMultilevel"/>
-    <w:tmpl w:val="B804E9B8"/>
+    <w:tmpl w:val="C5944EFA"/>
     <w:lvl w:ilvl="0" w:tplc="38090001">
       <w:start w:val="1"/>
       <w:numFmt w:val="bullet"/>
@@ -2388,9 +2997,9 @@
     </w:lvl>
   </w:abstractNum>
   <w:abstractNum w:abstractNumId="2" w15:restartNumberingAfterBreak="0">
-    <w:nsid w:val="7DD5389E"/>
+    <w:nsid w:val="59AC64DE"/>
     <w:multiLevelType w:val="hybridMultilevel"/>
-    <w:tmpl w:val="6840CD52"/>
+    <w:tmpl w:val="D556FF78"/>
     <w:lvl w:ilvl="0" w:tplc="38090001">
       <w:start w:val="1"/>
       <w:numFmt w:val="bullet"/>
@@ -2500,14 +3109,246 @@
       </w:rPr>
     </w:lvl>
   </w:abstractNum>
+  <w:abstractNum w:abstractNumId="3" w15:restartNumberingAfterBreak="0">
+    <w:nsid w:val="7B92578F"/>
+    <w:multiLevelType w:val="hybridMultilevel"/>
+    <w:tmpl w:val="B804E9B8"/>
+    <w:lvl w:ilvl="0" w:tplc="38090001">
+      <w:start w:val="1"/>
+      <w:numFmt w:val="bullet"/>
+      <w:lvlText w:val=""/>
+      <w:lvlJc w:val="left"/>
+      <w:pPr>
+        <w:ind w:left="720" w:hanging="360"/>
+      </w:pPr>
+      <w:rPr>
+        <w:rFonts w:ascii="Symbol" w:hAnsi="Symbol" w:hint="default"/>
+      </w:rPr>
+    </w:lvl>
+    <w:lvl w:ilvl="1" w:tplc="38090003" w:tentative="1">
+      <w:start w:val="1"/>
+      <w:numFmt w:val="bullet"/>
+      <w:lvlText w:val="o"/>
+      <w:lvlJc w:val="left"/>
+      <w:pPr>
+        <w:ind w:left="1440" w:hanging="360"/>
+      </w:pPr>
+      <w:rPr>
+        <w:rFonts w:ascii="Courier New" w:hAnsi="Courier New" w:cs="Courier New" w:hint="default"/>
+      </w:rPr>
+    </w:lvl>
+    <w:lvl w:ilvl="2" w:tplc="38090005" w:tentative="1">
+      <w:start w:val="1"/>
+      <w:numFmt w:val="bullet"/>
+      <w:lvlText w:val=""/>
+      <w:lvlJc w:val="left"/>
+      <w:pPr>
+        <w:ind w:left="2160" w:hanging="360"/>
+      </w:pPr>
+      <w:rPr>
+        <w:rFonts w:ascii="Wingdings" w:hAnsi="Wingdings" w:hint="default"/>
+      </w:rPr>
+    </w:lvl>
+    <w:lvl w:ilvl="3" w:tplc="38090001" w:tentative="1">
+      <w:start w:val="1"/>
+      <w:numFmt w:val="bullet"/>
+      <w:lvlText w:val=""/>
+      <w:lvlJc w:val="left"/>
+      <w:pPr>
+        <w:ind w:left="2880" w:hanging="360"/>
+      </w:pPr>
+      <w:rPr>
+        <w:rFonts w:ascii="Symbol" w:hAnsi="Symbol" w:hint="default"/>
+      </w:rPr>
+    </w:lvl>
+    <w:lvl w:ilvl="4" w:tplc="38090003" w:tentative="1">
+      <w:start w:val="1"/>
+      <w:numFmt w:val="bullet"/>
+      <w:lvlText w:val="o"/>
+      <w:lvlJc w:val="left"/>
+      <w:pPr>
+        <w:ind w:left="3600" w:hanging="360"/>
+      </w:pPr>
+      <w:rPr>
+        <w:rFonts w:ascii="Courier New" w:hAnsi="Courier New" w:cs="Courier New" w:hint="default"/>
+      </w:rPr>
+    </w:lvl>
+    <w:lvl w:ilvl="5" w:tplc="38090005" w:tentative="1">
+      <w:start w:val="1"/>
+      <w:numFmt w:val="bullet"/>
+      <w:lvlText w:val=""/>
+      <w:lvlJc w:val="left"/>
+      <w:pPr>
+        <w:ind w:left="4320" w:hanging="360"/>
+      </w:pPr>
+      <w:rPr>
+        <w:rFonts w:ascii="Wingdings" w:hAnsi="Wingdings" w:hint="default"/>
+      </w:rPr>
+    </w:lvl>
+    <w:lvl w:ilvl="6" w:tplc="38090001" w:tentative="1">
+      <w:start w:val="1"/>
+      <w:numFmt w:val="bullet"/>
+      <w:lvlText w:val=""/>
+      <w:lvlJc w:val="left"/>
+      <w:pPr>
+        <w:ind w:left="5040" w:hanging="360"/>
+      </w:pPr>
+      <w:rPr>
+        <w:rFonts w:ascii="Symbol" w:hAnsi="Symbol" w:hint="default"/>
+      </w:rPr>
+    </w:lvl>
+    <w:lvl w:ilvl="7" w:tplc="38090003" w:tentative="1">
+      <w:start w:val="1"/>
+      <w:numFmt w:val="bullet"/>
+      <w:lvlText w:val="o"/>
+      <w:lvlJc w:val="left"/>
+      <w:pPr>
+        <w:ind w:left="5760" w:hanging="360"/>
+      </w:pPr>
+      <w:rPr>
+        <w:rFonts w:ascii="Courier New" w:hAnsi="Courier New" w:cs="Courier New" w:hint="default"/>
+      </w:rPr>
+    </w:lvl>
+    <w:lvl w:ilvl="8" w:tplc="38090005" w:tentative="1">
+      <w:start w:val="1"/>
+      <w:numFmt w:val="bullet"/>
+      <w:lvlText w:val=""/>
+      <w:lvlJc w:val="left"/>
+      <w:pPr>
+        <w:ind w:left="6480" w:hanging="360"/>
+      </w:pPr>
+      <w:rPr>
+        <w:rFonts w:ascii="Wingdings" w:hAnsi="Wingdings" w:hint="default"/>
+      </w:rPr>
+    </w:lvl>
+  </w:abstractNum>
+  <w:abstractNum w:abstractNumId="4" w15:restartNumberingAfterBreak="0">
+    <w:nsid w:val="7DD5389E"/>
+    <w:multiLevelType w:val="hybridMultilevel"/>
+    <w:tmpl w:val="6840CD52"/>
+    <w:lvl w:ilvl="0" w:tplc="38090001">
+      <w:start w:val="1"/>
+      <w:numFmt w:val="bullet"/>
+      <w:lvlText w:val=""/>
+      <w:lvlJc w:val="left"/>
+      <w:pPr>
+        <w:ind w:left="720" w:hanging="360"/>
+      </w:pPr>
+      <w:rPr>
+        <w:rFonts w:ascii="Symbol" w:hAnsi="Symbol" w:hint="default"/>
+      </w:rPr>
+    </w:lvl>
+    <w:lvl w:ilvl="1" w:tplc="38090003" w:tentative="1">
+      <w:start w:val="1"/>
+      <w:numFmt w:val="bullet"/>
+      <w:lvlText w:val="o"/>
+      <w:lvlJc w:val="left"/>
+      <w:pPr>
+        <w:ind w:left="1440" w:hanging="360"/>
+      </w:pPr>
+      <w:rPr>
+        <w:rFonts w:ascii="Courier New" w:hAnsi="Courier New" w:cs="Courier New" w:hint="default"/>
+      </w:rPr>
+    </w:lvl>
+    <w:lvl w:ilvl="2" w:tplc="38090005" w:tentative="1">
+      <w:start w:val="1"/>
+      <w:numFmt w:val="bullet"/>
+      <w:lvlText w:val=""/>
+      <w:lvlJc w:val="left"/>
+      <w:pPr>
+        <w:ind w:left="2160" w:hanging="360"/>
+      </w:pPr>
+      <w:rPr>
+        <w:rFonts w:ascii="Wingdings" w:hAnsi="Wingdings" w:hint="default"/>
+      </w:rPr>
+    </w:lvl>
+    <w:lvl w:ilvl="3" w:tplc="38090001" w:tentative="1">
+      <w:start w:val="1"/>
+      <w:numFmt w:val="bullet"/>
+      <w:lvlText w:val=""/>
+      <w:lvlJc w:val="left"/>
+      <w:pPr>
+        <w:ind w:left="2880" w:hanging="360"/>
+      </w:pPr>
+      <w:rPr>
+        <w:rFonts w:ascii="Symbol" w:hAnsi="Symbol" w:hint="default"/>
+      </w:rPr>
+    </w:lvl>
+    <w:lvl w:ilvl="4" w:tplc="38090003" w:tentative="1">
+      <w:start w:val="1"/>
+      <w:numFmt w:val="bullet"/>
+      <w:lvlText w:val="o"/>
+      <w:lvlJc w:val="left"/>
+      <w:pPr>
+        <w:ind w:left="3600" w:hanging="360"/>
+      </w:pPr>
+      <w:rPr>
+        <w:rFonts w:ascii="Courier New" w:hAnsi="Courier New" w:cs="Courier New" w:hint="default"/>
+      </w:rPr>
+    </w:lvl>
+    <w:lvl w:ilvl="5" w:tplc="38090005" w:tentative="1">
+      <w:start w:val="1"/>
+      <w:numFmt w:val="bullet"/>
+      <w:lvlText w:val=""/>
+      <w:lvlJc w:val="left"/>
+      <w:pPr>
+        <w:ind w:left="4320" w:hanging="360"/>
+      </w:pPr>
+      <w:rPr>
+        <w:rFonts w:ascii="Wingdings" w:hAnsi="Wingdings" w:hint="default"/>
+      </w:rPr>
+    </w:lvl>
+    <w:lvl w:ilvl="6" w:tplc="38090001" w:tentative="1">
+      <w:start w:val="1"/>
+      <w:numFmt w:val="bullet"/>
+      <w:lvlText w:val=""/>
+      <w:lvlJc w:val="left"/>
+      <w:pPr>
+        <w:ind w:left="5040" w:hanging="360"/>
+      </w:pPr>
+      <w:rPr>
+        <w:rFonts w:ascii="Symbol" w:hAnsi="Symbol" w:hint="default"/>
+      </w:rPr>
+    </w:lvl>
+    <w:lvl w:ilvl="7" w:tplc="38090003" w:tentative="1">
+      <w:start w:val="1"/>
+      <w:numFmt w:val="bullet"/>
+      <w:lvlText w:val="o"/>
+      <w:lvlJc w:val="left"/>
+      <w:pPr>
+        <w:ind w:left="5760" w:hanging="360"/>
+      </w:pPr>
+      <w:rPr>
+        <w:rFonts w:ascii="Courier New" w:hAnsi="Courier New" w:cs="Courier New" w:hint="default"/>
+      </w:rPr>
+    </w:lvl>
+    <w:lvl w:ilvl="8" w:tplc="38090005" w:tentative="1">
+      <w:start w:val="1"/>
+      <w:numFmt w:val="bullet"/>
+      <w:lvlText w:val=""/>
+      <w:lvlJc w:val="left"/>
+      <w:pPr>
+        <w:ind w:left="6480" w:hanging="360"/>
+      </w:pPr>
+      <w:rPr>
+        <w:rFonts w:ascii="Wingdings" w:hAnsi="Wingdings" w:hint="default"/>
+      </w:rPr>
+    </w:lvl>
+  </w:abstractNum>
   <w:num w:numId="1" w16cid:durableId="775180286">
-    <w:abstractNumId w:val="1"/>
+    <w:abstractNumId w:val="3"/>
   </w:num>
   <w:num w:numId="2" w16cid:durableId="1579442916">
-    <w:abstractNumId w:val="2"/>
+    <w:abstractNumId w:val="4"/>
   </w:num>
   <w:num w:numId="3" w16cid:durableId="1996445871">
     <w:abstractNumId w:val="0"/>
+  </w:num>
+  <w:num w:numId="4" w16cid:durableId="982202006">
+    <w:abstractNumId w:val="2"/>
+  </w:num>
+  <w:num w:numId="5" w16cid:durableId="2119370406">
+    <w:abstractNumId w:val="1"/>
   </w:num>
 </w:numbering>
 </file>
@@ -3115,6 +3956,7 @@
   <w:style w:type="character" w:default="1" w:styleId="DefaultParagraphFont">
     <w:name w:val="Default Paragraph Font"/>
     <w:uiPriority w:val="1"/>
+    <w:semiHidden/>
     <w:unhideWhenUsed/>
   </w:style>
   <w:style w:type="table" w:default="1" w:styleId="TableNormal">

--- a/Dokumentasi/24382001P_Lorensius Firngadi_Dokumentasi Sesi 3.docx
+++ b/Dokumentasi/24382001P_Lorensius Firngadi_Dokumentasi Sesi 3.docx
@@ -12,21 +12,12 @@
           <w:bCs/>
         </w:rPr>
       </w:pPr>
-      <w:proofErr w:type="spellStart"/>
       <w:r>
         <w:rPr>
           <w:b/>
           <w:bCs/>
         </w:rPr>
-        <w:t>Tugas</w:t>
-      </w:r>
-      <w:proofErr w:type="spellEnd"/>
-      <w:r>
-        <w:rPr>
-          <w:b/>
-          <w:bCs/>
-        </w:rPr>
-        <w:t xml:space="preserve"> Project</w:t>
+        <w:t>Tugas Project</w:t>
       </w:r>
     </w:p>
     <w:p>
@@ -44,55 +35,7 @@
           <w:b/>
           <w:bCs/>
         </w:rPr>
-        <w:t xml:space="preserve">Mata </w:t>
-      </w:r>
-      <w:proofErr w:type="gramStart"/>
-      <w:r>
-        <w:rPr>
-          <w:b/>
-          <w:bCs/>
-        </w:rPr>
-        <w:t>Kuliah :</w:t>
-      </w:r>
-      <w:proofErr w:type="gramEnd"/>
-      <w:r>
-        <w:rPr>
-          <w:b/>
-          <w:bCs/>
-        </w:rPr>
-        <w:t xml:space="preserve"> </w:t>
-      </w:r>
-      <w:proofErr w:type="spellStart"/>
-      <w:r>
-        <w:rPr>
-          <w:b/>
-          <w:bCs/>
-        </w:rPr>
-        <w:t>Pemrograman</w:t>
-      </w:r>
-      <w:proofErr w:type="spellEnd"/>
-      <w:r>
-        <w:rPr>
-          <w:b/>
-          <w:bCs/>
-        </w:rPr>
-        <w:t xml:space="preserve"> </w:t>
-      </w:r>
-      <w:proofErr w:type="spellStart"/>
-      <w:r>
-        <w:rPr>
-          <w:b/>
-          <w:bCs/>
-        </w:rPr>
-        <w:t>Berorientasi</w:t>
-      </w:r>
-      <w:proofErr w:type="spellEnd"/>
-      <w:r>
-        <w:rPr>
-          <w:b/>
-          <w:bCs/>
-        </w:rPr>
-        <w:t xml:space="preserve"> Service (IF 23 E)</w:t>
+        <w:t>Mata Kuliah : Pemrograman Berorientasi Service (IF 23 E)</w:t>
       </w:r>
     </w:p>
     <w:p>
@@ -110,22 +53,9 @@
       <w:r>
         <w:t>Nama</w:t>
       </w:r>
-      <w:proofErr w:type="gramStart"/>
       <w:r>
         <w:tab/>
-        <w:t xml:space="preserve"> :</w:t>
-      </w:r>
-      <w:proofErr w:type="gramEnd"/>
-      <w:r>
-        <w:t xml:space="preserve"> </w:t>
-      </w:r>
-      <w:proofErr w:type="spellStart"/>
-      <w:r>
-        <w:t>Lorensius</w:t>
-      </w:r>
-      <w:proofErr w:type="spellEnd"/>
-      <w:r>
-        <w:t xml:space="preserve"> Firngadi</w:t>
+        <w:t xml:space="preserve"> : Lorensius Firngadi</w:t>
       </w:r>
     </w:p>
     <w:p>
@@ -137,14 +67,9 @@
       <w:r>
         <w:t>NPM</w:t>
       </w:r>
-      <w:proofErr w:type="gramStart"/>
       <w:r>
         <w:tab/>
-        <w:t xml:space="preserve"> :</w:t>
-      </w:r>
-      <w:proofErr w:type="gramEnd"/>
-      <w:r>
-        <w:t xml:space="preserve"> 24382001P</w:t>
+        <w:t xml:space="preserve"> : 24382001P</w:t>
       </w:r>
     </w:p>
     <w:p>
@@ -153,19 +78,12 @@
         <w:contextualSpacing/>
         <w:jc w:val="both"/>
       </w:pPr>
-      <w:proofErr w:type="spellStart"/>
       <w:r>
         <w:t>Kelas</w:t>
       </w:r>
-      <w:proofErr w:type="spellEnd"/>
-      <w:proofErr w:type="gramStart"/>
       <w:r>
         <w:tab/>
-        <w:t xml:space="preserve"> :</w:t>
-      </w:r>
-      <w:proofErr w:type="gramEnd"/>
-      <w:r>
-        <w:t xml:space="preserve"> IF 23 E</w:t>
+        <w:t xml:space="preserve"> : IF 23 E</w:t>
       </w:r>
     </w:p>
     <w:p>
@@ -181,45 +99,9 @@
         <w:contextualSpacing/>
         <w:jc w:val="both"/>
       </w:pPr>
-      <w:proofErr w:type="spellStart"/>
-      <w:proofErr w:type="gramStart"/>
-      <w:r>
-        <w:t>Kelompok</w:t>
-      </w:r>
-      <w:proofErr w:type="spellEnd"/>
-      <w:r>
-        <w:t xml:space="preserve"> :</w:t>
-      </w:r>
-      <w:proofErr w:type="gramEnd"/>
-      <w:r>
-        <w:t xml:space="preserve"> Ferdi, </w:t>
-      </w:r>
-      <w:proofErr w:type="spellStart"/>
-      <w:r>
-        <w:t>minum</w:t>
-      </w:r>
-      <w:proofErr w:type="spellEnd"/>
-      <w:r>
-        <w:t xml:space="preserve"> </w:t>
-      </w:r>
-      <w:proofErr w:type="spellStart"/>
-      <w:r>
-        <w:t>Paramex</w:t>
-      </w:r>
-      <w:proofErr w:type="spellEnd"/>
-      <w:r>
-        <w:t xml:space="preserve"> </w:t>
-      </w:r>
-      <w:proofErr w:type="spellStart"/>
-      <w:proofErr w:type="gramStart"/>
-      <w:r>
-        <w:t>dulu</w:t>
-      </w:r>
-      <w:proofErr w:type="spellEnd"/>
-      <w:r>
-        <w:t xml:space="preserve"> !</w:t>
-      </w:r>
-      <w:proofErr w:type="gramEnd"/>
+      <w:r>
+        <w:t>Kelompok : Ferdi, minum Paramex dulu !</w:t>
+      </w:r>
     </w:p>
     <w:p>
       <w:pPr>
@@ -234,24 +116,9 @@
         <w:contextualSpacing/>
         <w:jc w:val="both"/>
       </w:pPr>
-      <w:proofErr w:type="spellStart"/>
-      <w:r>
-        <w:t>Anggota</w:t>
-      </w:r>
-      <w:proofErr w:type="spellEnd"/>
-      <w:r>
-        <w:t xml:space="preserve"> </w:t>
-      </w:r>
-      <w:proofErr w:type="spellStart"/>
-      <w:proofErr w:type="gramStart"/>
-      <w:r>
-        <w:t>Kelompok</w:t>
-      </w:r>
-      <w:proofErr w:type="spellEnd"/>
-      <w:r>
-        <w:t xml:space="preserve"> :</w:t>
-      </w:r>
-      <w:proofErr w:type="gramEnd"/>
+      <w:r>
+        <w:t>Anggota Kelompok :</w:t>
+      </w:r>
     </w:p>
     <w:p>
       <w:pPr>
@@ -263,29 +130,8 @@
         <w:spacing w:line="240" w:lineRule="auto"/>
         <w:jc w:val="both"/>
       </w:pPr>
-      <w:proofErr w:type="spellStart"/>
-      <w:r>
-        <w:t>Exsa</w:t>
-      </w:r>
-      <w:proofErr w:type="spellEnd"/>
-      <w:r>
-        <w:t xml:space="preserve"> </w:t>
-      </w:r>
-      <w:proofErr w:type="spellStart"/>
-      <w:r>
-        <w:t>Agdi</w:t>
-      </w:r>
-      <w:proofErr w:type="spellEnd"/>
-      <w:r>
-        <w:t xml:space="preserve"> </w:t>
-      </w:r>
-      <w:proofErr w:type="spellStart"/>
-      <w:r>
-        <w:t>Farhensen</w:t>
-      </w:r>
-      <w:proofErr w:type="spellEnd"/>
-      <w:r>
-        <w:t xml:space="preserve"> - 23312176</w:t>
+      <w:r>
+        <w:t>Exsa Agdi Farhensen - 23312176</w:t>
       </w:r>
     </w:p>
     <w:p>
@@ -298,21 +144,8 @@
         <w:spacing w:line="240" w:lineRule="auto"/>
         <w:jc w:val="both"/>
       </w:pPr>
-      <w:proofErr w:type="spellStart"/>
-      <w:r>
-        <w:t>Divka</w:t>
-      </w:r>
-      <w:proofErr w:type="spellEnd"/>
-      <w:r>
-        <w:t xml:space="preserve"> </w:t>
-      </w:r>
-      <w:proofErr w:type="spellStart"/>
-      <w:r>
-        <w:t>Ferdiansyah</w:t>
-      </w:r>
-      <w:proofErr w:type="spellEnd"/>
-      <w:r>
-        <w:t xml:space="preserve"> - 23312173</w:t>
+      <w:r>
+        <w:t>Divka Ferdiansyah - 23312173</w:t>
       </w:r>
     </w:p>
     <w:p>
@@ -325,13 +158,8 @@
         <w:spacing w:line="240" w:lineRule="auto"/>
         <w:jc w:val="both"/>
       </w:pPr>
-      <w:proofErr w:type="spellStart"/>
-      <w:r>
-        <w:t>Lorensius</w:t>
-      </w:r>
-      <w:proofErr w:type="spellEnd"/>
-      <w:r>
-        <w:t xml:space="preserve"> Firngadi - 24382001P</w:t>
+      <w:r>
+        <w:t>Lorensius Firngadi - 24382001P</w:t>
       </w:r>
     </w:p>
     <w:p>
@@ -347,27 +175,9 @@
         <w:contextualSpacing/>
         <w:jc w:val="both"/>
       </w:pPr>
-      <w:proofErr w:type="spellStart"/>
-      <w:r>
-        <w:t>Judul</w:t>
-      </w:r>
-      <w:proofErr w:type="spellEnd"/>
-      <w:r>
-        <w:t xml:space="preserve"> </w:t>
-      </w:r>
-      <w:proofErr w:type="gramStart"/>
-      <w:r>
-        <w:t>Project :</w:t>
-      </w:r>
-      <w:proofErr w:type="gramEnd"/>
-      <w:r>
-        <w:t xml:space="preserve"> </w:t>
-      </w:r>
-      <w:proofErr w:type="spellStart"/>
-      <w:r>
-        <w:t>CPMApp</w:t>
-      </w:r>
-      <w:proofErr w:type="spellEnd"/>
+      <w:r>
+        <w:t>Judul Project : CPMApp</w:t>
+      </w:r>
     </w:p>
     <w:p>
       <w:pPr>
@@ -382,19 +192,9 @@
         <w:contextualSpacing/>
         <w:jc w:val="both"/>
       </w:pPr>
-      <w:proofErr w:type="spellStart"/>
-      <w:r>
-        <w:t>Deskripsi</w:t>
-      </w:r>
-      <w:proofErr w:type="spellEnd"/>
-      <w:r>
-        <w:t xml:space="preserve"> </w:t>
-      </w:r>
-      <w:proofErr w:type="gramStart"/>
-      <w:r>
-        <w:t>Project :</w:t>
-      </w:r>
-      <w:proofErr w:type="gramEnd"/>
+      <w:r>
+        <w:t>Deskripsi Project :</w:t>
+      </w:r>
     </w:p>
     <w:p>
       <w:pPr>
@@ -402,163 +202,9 @@
         <w:contextualSpacing/>
         <w:jc w:val="both"/>
       </w:pPr>
-      <w:proofErr w:type="spellStart"/>
-      <w:r>
-        <w:t>sistem</w:t>
-      </w:r>
-      <w:proofErr w:type="spellEnd"/>
-      <w:r>
-        <w:t xml:space="preserve"> 2 </w:t>
-      </w:r>
-      <w:proofErr w:type="spellStart"/>
-      <w:r>
-        <w:t>pengguna</w:t>
-      </w:r>
-      <w:proofErr w:type="spellEnd"/>
-      <w:r>
-        <w:t xml:space="preserve"> admin dan costumer, admin </w:t>
-      </w:r>
-      <w:proofErr w:type="spellStart"/>
-      <w:r>
-        <w:t>bisa</w:t>
-      </w:r>
-      <w:proofErr w:type="spellEnd"/>
-      <w:r>
-        <w:t xml:space="preserve"> </w:t>
-      </w:r>
-      <w:proofErr w:type="spellStart"/>
-      <w:r>
-        <w:t>menambahkan</w:t>
-      </w:r>
-      <w:proofErr w:type="spellEnd"/>
-      <w:r>
-        <w:t xml:space="preserve"> </w:t>
-      </w:r>
-      <w:proofErr w:type="spellStart"/>
-      <w:r>
-        <w:t>tempat</w:t>
-      </w:r>
-      <w:proofErr w:type="spellEnd"/>
-      <w:r>
-        <w:t xml:space="preserve"> </w:t>
-      </w:r>
-      <w:proofErr w:type="spellStart"/>
-      <w:r>
-        <w:t>wisata</w:t>
-      </w:r>
-      <w:proofErr w:type="spellEnd"/>
-      <w:r>
-        <w:t xml:space="preserve">, </w:t>
-      </w:r>
-      <w:proofErr w:type="spellStart"/>
-      <w:r>
-        <w:t>foto</w:t>
-      </w:r>
-      <w:proofErr w:type="spellEnd"/>
-      <w:r>
-        <w:t xml:space="preserve">, </w:t>
-      </w:r>
-      <w:proofErr w:type="spellStart"/>
-      <w:r>
-        <w:t>deksripsi</w:t>
-      </w:r>
-      <w:proofErr w:type="spellEnd"/>
-      <w:r>
-        <w:t xml:space="preserve">, </w:t>
-      </w:r>
-      <w:proofErr w:type="spellStart"/>
-      <w:r>
-        <w:t>harga</w:t>
-      </w:r>
-      <w:proofErr w:type="spellEnd"/>
-      <w:r>
-        <w:t xml:space="preserve"> </w:t>
-      </w:r>
-      <w:proofErr w:type="spellStart"/>
-      <w:r>
-        <w:t>masuk</w:t>
-      </w:r>
-      <w:proofErr w:type="spellEnd"/>
-      <w:r>
-        <w:t xml:space="preserve">, dan </w:t>
-      </w:r>
-      <w:proofErr w:type="spellStart"/>
-      <w:r>
-        <w:t>menerima</w:t>
-      </w:r>
-      <w:proofErr w:type="spellEnd"/>
-      <w:r>
-        <w:t xml:space="preserve"> review costumer. costumer </w:t>
-      </w:r>
-      <w:proofErr w:type="spellStart"/>
-      <w:r>
-        <w:t>bisa</w:t>
-      </w:r>
-      <w:proofErr w:type="spellEnd"/>
-      <w:r>
-        <w:t xml:space="preserve"> </w:t>
-      </w:r>
-      <w:proofErr w:type="spellStart"/>
-      <w:r>
-        <w:t>melihat</w:t>
-      </w:r>
-      <w:proofErr w:type="spellEnd"/>
-      <w:r>
-        <w:t xml:space="preserve"> </w:t>
-      </w:r>
-      <w:proofErr w:type="spellStart"/>
-      <w:r>
-        <w:t>memberi</w:t>
-      </w:r>
-      <w:proofErr w:type="spellEnd"/>
-      <w:r>
-        <w:t xml:space="preserve"> </w:t>
-      </w:r>
-      <w:proofErr w:type="spellStart"/>
-      <w:r>
-        <w:t>komentar</w:t>
-      </w:r>
-      <w:proofErr w:type="spellEnd"/>
-      <w:r>
-        <w:t xml:space="preserve"> </w:t>
-      </w:r>
-      <w:proofErr w:type="spellStart"/>
-      <w:r>
-        <w:t>riview</w:t>
-      </w:r>
-      <w:proofErr w:type="spellEnd"/>
-      <w:r>
-        <w:t xml:space="preserve"> </w:t>
-      </w:r>
-      <w:proofErr w:type="spellStart"/>
-      <w:r>
-        <w:t>tempat</w:t>
-      </w:r>
-      <w:proofErr w:type="spellEnd"/>
-      <w:r>
-        <w:t xml:space="preserve"> </w:t>
-      </w:r>
-      <w:proofErr w:type="spellStart"/>
-      <w:r>
-        <w:t>wisata</w:t>
-      </w:r>
-      <w:proofErr w:type="spellEnd"/>
-      <w:r>
-        <w:t xml:space="preserve"> </w:t>
-      </w:r>
-      <w:proofErr w:type="spellStart"/>
-      <w:r>
-        <w:t>setelah</w:t>
-      </w:r>
-      <w:proofErr w:type="spellEnd"/>
-      <w:r>
-        <w:t xml:space="preserve"> </w:t>
-      </w:r>
-      <w:proofErr w:type="spellStart"/>
-      <w:r>
-        <w:t>mengunjungi</w:t>
-      </w:r>
-      <w:proofErr w:type="spellEnd"/>
+      <w:r>
+        <w:t>sistem 2 pengguna admin dan costumer, admin bisa menambahkan tempat wisata, foto, deksripsi, harga masuk, dan menerima review costumer. costumer bisa melihat memberi komentar riview tempat wisata setelah mengunjungi</w:t>
+      </w:r>
     </w:p>
     <w:p>
       <w:pPr>
@@ -581,21 +227,12 @@
           <w:bCs/>
         </w:rPr>
       </w:pPr>
-      <w:proofErr w:type="spellStart"/>
       <w:r>
         <w:rPr>
           <w:b/>
           <w:bCs/>
         </w:rPr>
-        <w:t>Dokumentasi</w:t>
-      </w:r>
-      <w:proofErr w:type="spellEnd"/>
-      <w:r>
-        <w:rPr>
-          <w:b/>
-          <w:bCs/>
-        </w:rPr>
-        <w:t xml:space="preserve"> Sesi 3.</w:t>
+        <w:t>Dokumentasi Sesi 3.</w:t>
       </w:r>
     </w:p>
     <w:p>
@@ -613,31 +250,7 @@
         <w:t xml:space="preserve">1. </w:t>
       </w:r>
       <w:r>
-        <w:t xml:space="preserve">Membuat </w:t>
-      </w:r>
-      <w:proofErr w:type="gramStart"/>
-      <w:r>
-        <w:t>file :</w:t>
-      </w:r>
-      <w:proofErr w:type="gramEnd"/>
-      <w:r>
-        <w:t xml:space="preserve"> .</w:t>
-      </w:r>
-      <w:proofErr w:type="spellStart"/>
-      <w:r>
-        <w:t>env.example</w:t>
-      </w:r>
-      <w:proofErr w:type="spellEnd"/>
-      <w:r>
-        <w:t xml:space="preserve"> pada folder </w:t>
-      </w:r>
-      <w:proofErr w:type="spellStart"/>
-      <w:r>
-        <w:t>api</w:t>
-      </w:r>
-      <w:proofErr w:type="spellEnd"/>
-      <w:r>
-        <w:t>.</w:t>
+        <w:t>Membuat file : .env.example pada folder api.</w:t>
       </w:r>
     </w:p>
     <w:p>
@@ -711,95 +324,7 @@
         <w:contextualSpacing/>
       </w:pPr>
       <w:r>
-        <w:t>Membuat file .</w:t>
-      </w:r>
-      <w:proofErr w:type="spellStart"/>
-      <w:r>
-        <w:t>env.example</w:t>
-      </w:r>
-      <w:proofErr w:type="spellEnd"/>
-      <w:r>
-        <w:t xml:space="preserve"> </w:t>
-      </w:r>
-      <w:proofErr w:type="spellStart"/>
-      <w:r>
-        <w:t>ini</w:t>
-      </w:r>
-      <w:proofErr w:type="spellEnd"/>
-      <w:r>
-        <w:t xml:space="preserve"> </w:t>
-      </w:r>
-      <w:proofErr w:type="spellStart"/>
-      <w:r>
-        <w:t>bertujuan</w:t>
-      </w:r>
-      <w:proofErr w:type="spellEnd"/>
-      <w:r>
-        <w:t xml:space="preserve"> </w:t>
-      </w:r>
-      <w:proofErr w:type="spellStart"/>
-      <w:r>
-        <w:t>untuk</w:t>
-      </w:r>
-      <w:proofErr w:type="spellEnd"/>
-      <w:r>
-        <w:t xml:space="preserve"> </w:t>
-      </w:r>
-      <w:proofErr w:type="spellStart"/>
-      <w:r>
-        <w:t>membedakan</w:t>
-      </w:r>
-      <w:proofErr w:type="spellEnd"/>
-      <w:r>
-        <w:t xml:space="preserve"> mana file .env yang </w:t>
-      </w:r>
-      <w:proofErr w:type="spellStart"/>
-      <w:r>
-        <w:t>akan</w:t>
-      </w:r>
-      <w:proofErr w:type="spellEnd"/>
-      <w:r>
-        <w:t xml:space="preserve"> di push </w:t>
-      </w:r>
-      <w:proofErr w:type="gramStart"/>
-      <w:r>
-        <w:t>dan .env</w:t>
-      </w:r>
-      <w:proofErr w:type="gramEnd"/>
-      <w:r>
-        <w:t xml:space="preserve"> yang </w:t>
-      </w:r>
-      <w:proofErr w:type="spellStart"/>
-      <w:r>
-        <w:t>akan</w:t>
-      </w:r>
-      <w:proofErr w:type="spellEnd"/>
-      <w:r>
-        <w:t xml:space="preserve"> </w:t>
-      </w:r>
-      <w:proofErr w:type="spellStart"/>
-      <w:r>
-        <w:t>digunakan</w:t>
-      </w:r>
-      <w:proofErr w:type="spellEnd"/>
-      <w:r>
-        <w:t xml:space="preserve"> masing-masing </w:t>
-      </w:r>
-      <w:proofErr w:type="spellStart"/>
-      <w:r>
-        <w:t>anggota</w:t>
-      </w:r>
-      <w:proofErr w:type="spellEnd"/>
-      <w:r>
-        <w:t xml:space="preserve"> </w:t>
-      </w:r>
-      <w:proofErr w:type="spellStart"/>
-      <w:r>
-        <w:t>kelompok</w:t>
-      </w:r>
-      <w:proofErr w:type="spellEnd"/>
-      <w:r>
-        <w:t xml:space="preserve">. </w:t>
+        <w:t xml:space="preserve">Membuat file .env.example ini bertujuan untuk membedakan mana file .env yang akan di push dan .env yang akan digunakan masing-masing anggota kelompok. </w:t>
       </w:r>
     </w:p>
     <w:p>
@@ -811,30 +336,9 @@
         </w:numPr>
         <w:spacing w:line="240" w:lineRule="auto"/>
       </w:pPr>
-      <w:proofErr w:type="gramStart"/>
       <w:r>
         <w:lastRenderedPageBreak/>
-        <w:t>.env</w:t>
-      </w:r>
-      <w:proofErr w:type="gramEnd"/>
-      <w:r>
-        <w:t xml:space="preserve"> : file </w:t>
-      </w:r>
-      <w:proofErr w:type="spellStart"/>
-      <w:r>
-        <w:t>pribadi</w:t>
-      </w:r>
-      <w:proofErr w:type="spellEnd"/>
-      <w:r>
-        <w:t xml:space="preserve"> (</w:t>
-      </w:r>
-      <w:proofErr w:type="spellStart"/>
-      <w:r>
-        <w:t>tidak</w:t>
-      </w:r>
-      <w:proofErr w:type="spellEnd"/>
-      <w:r>
-        <w:t xml:space="preserve"> di-push)</w:t>
+        <w:t>.env : file pribadi (tidak di-push)</w:t>
       </w:r>
     </w:p>
     <w:p>
@@ -846,29 +350,8 @@
         </w:numPr>
         <w:spacing w:line="240" w:lineRule="auto"/>
       </w:pPr>
-      <w:proofErr w:type="gramStart"/>
-      <w:r>
-        <w:t>.</w:t>
-      </w:r>
-      <w:proofErr w:type="spellStart"/>
-      <w:r>
-        <w:t>env</w:t>
-      </w:r>
-      <w:proofErr w:type="gramEnd"/>
-      <w:r>
-        <w:t>.</w:t>
-      </w:r>
-      <w:proofErr w:type="gramStart"/>
-      <w:r>
-        <w:t>example</w:t>
-      </w:r>
-      <w:proofErr w:type="spellEnd"/>
-      <w:r>
-        <w:t xml:space="preserve"> :</w:t>
-      </w:r>
-      <w:proofErr w:type="gramEnd"/>
-      <w:r>
-        <w:t xml:space="preserve"> template (di-push)</w:t>
+      <w:r>
+        <w:t>.env.example : template (di-push)</w:t>
       </w:r>
     </w:p>
     <w:p>
@@ -881,57 +364,21 @@
         <w:spacing w:line="240" w:lineRule="auto"/>
       </w:pPr>
       <w:r>
-        <w:t xml:space="preserve">Tim </w:t>
-      </w:r>
-      <w:proofErr w:type="spellStart"/>
-      <w:r>
-        <w:t>cukup</w:t>
-      </w:r>
-      <w:proofErr w:type="spellEnd"/>
-      <w:r>
-        <w:t xml:space="preserve"> copy &gt; edit &gt; </w:t>
-      </w:r>
-      <w:proofErr w:type="spellStart"/>
-      <w:r>
-        <w:t>jalan</w:t>
-      </w:r>
-      <w:proofErr w:type="spellEnd"/>
-    </w:p>
-    <w:p>
-      <w:pPr>
-        <w:spacing w:line="240" w:lineRule="auto"/>
-      </w:pPr>
-    </w:p>
-    <w:p>
-      <w:pPr>
-        <w:spacing w:line="240" w:lineRule="auto"/>
-      </w:pPr>
-      <w:r>
-        <w:t xml:space="preserve">2. </w:t>
-      </w:r>
-      <w:proofErr w:type="spellStart"/>
-      <w:r>
-        <w:t>Perbaikan</w:t>
-      </w:r>
-      <w:proofErr w:type="spellEnd"/>
-      <w:r>
-        <w:t xml:space="preserve"> </w:t>
-      </w:r>
-      <w:proofErr w:type="spellStart"/>
-      <w:r>
-        <w:t>Extensi</w:t>
-      </w:r>
-      <w:proofErr w:type="spellEnd"/>
-      <w:r>
-        <w:t xml:space="preserve"> file pada </w:t>
-      </w:r>
-      <w:proofErr w:type="spellStart"/>
-      <w:proofErr w:type="gramStart"/>
-      <w:r>
-        <w:t>message.utils</w:t>
-      </w:r>
-      <w:proofErr w:type="spellEnd"/>
-      <w:proofErr w:type="gramEnd"/>
+        <w:t>Tim cukup copy &gt; edit &gt; jalan</w:t>
+      </w:r>
+    </w:p>
+    <w:p>
+      <w:pPr>
+        <w:spacing w:line="240" w:lineRule="auto"/>
+      </w:pPr>
+    </w:p>
+    <w:p>
+      <w:pPr>
+        <w:spacing w:line="240" w:lineRule="auto"/>
+      </w:pPr>
+      <w:r>
+        <w:t>2. Perbaikan Extensi file pada message.utils</w:t>
+      </w:r>
     </w:p>
     <w:p>
       <w:pPr>
@@ -995,66 +442,9 @@
       <w:pPr>
         <w:spacing w:line="240" w:lineRule="auto"/>
       </w:pPr>
-      <w:proofErr w:type="spellStart"/>
-      <w:r>
-        <w:t>Extensi</w:t>
-      </w:r>
-      <w:proofErr w:type="spellEnd"/>
-      <w:r>
-        <w:t xml:space="preserve"> file pada </w:t>
-      </w:r>
-      <w:proofErr w:type="spellStart"/>
-      <w:proofErr w:type="gramStart"/>
-      <w:r>
-        <w:t>message.utils</w:t>
-      </w:r>
-      <w:proofErr w:type="spellEnd"/>
-      <w:proofErr w:type="gramEnd"/>
-      <w:r>
-        <w:t xml:space="preserve"> </w:t>
-      </w:r>
-      <w:proofErr w:type="spellStart"/>
-      <w:r>
-        <w:t>awalnya</w:t>
-      </w:r>
-      <w:proofErr w:type="spellEnd"/>
-      <w:r>
-        <w:t xml:space="preserve"> </w:t>
-      </w:r>
-      <w:proofErr w:type="spellStart"/>
-      <w:r>
-        <w:t>kemudian</w:t>
-      </w:r>
-      <w:proofErr w:type="spellEnd"/>
-      <w:r>
-        <w:t xml:space="preserve"> </w:t>
-      </w:r>
-      <w:proofErr w:type="spellStart"/>
-      <w:r>
-        <w:t>diganti</w:t>
-      </w:r>
-      <w:proofErr w:type="spellEnd"/>
-      <w:r>
-        <w:t xml:space="preserve"> </w:t>
-      </w:r>
-      <w:proofErr w:type="spellStart"/>
-      <w:r>
-        <w:t>dengan</w:t>
-      </w:r>
-      <w:proofErr w:type="spellEnd"/>
-      <w:r>
-        <w:t xml:space="preserve"> </w:t>
-      </w:r>
-      <w:proofErr w:type="spellStart"/>
-      <w:proofErr w:type="gramStart"/>
-      <w:r>
-        <w:t>message.utils</w:t>
-      </w:r>
-      <w:proofErr w:type="gramEnd"/>
-      <w:r>
-        <w:t>.ts</w:t>
-      </w:r>
-      <w:proofErr w:type="spellEnd"/>
+      <w:r>
+        <w:t>Extensi file pada message.utils awalnya kemudian diganti dengan message.utils.ts</w:t>
+      </w:r>
     </w:p>
     <w:p>
       <w:pPr>
@@ -1123,42 +513,17 @@
       <w:r>
         <w:t xml:space="preserve">3. Update </w:t>
       </w:r>
-      <w:proofErr w:type="spellStart"/>
-      <w:proofErr w:type="gramStart"/>
       <w:r>
         <w:t>tsconfig.json</w:t>
       </w:r>
-      <w:proofErr w:type="spellEnd"/>
-      <w:proofErr w:type="gramEnd"/>
-    </w:p>
-    <w:p>
-      <w:pPr>
-        <w:spacing w:line="240" w:lineRule="auto"/>
-      </w:pPr>
-      <w:r>
-        <w:t>C:\Users\acr\Documents\PBS PA\</w:t>
-      </w:r>
-      <w:proofErr w:type="spellStart"/>
-      <w:r>
-        <w:t>wisata-CPMApp</w:t>
-      </w:r>
-      <w:proofErr w:type="spellEnd"/>
-      <w:r>
-        <w:t>\</w:t>
-      </w:r>
-      <w:proofErr w:type="spellStart"/>
-      <w:r>
-        <w:t>api</w:t>
-      </w:r>
-      <w:proofErr w:type="spellEnd"/>
-      <w:r>
-        <w:t>\</w:t>
-      </w:r>
-      <w:proofErr w:type="spellStart"/>
-      <w:r>
-        <w:t>tsconfig.json</w:t>
-      </w:r>
-      <w:proofErr w:type="spellEnd"/>
+    </w:p>
+    <w:p>
+      <w:pPr>
+        <w:spacing w:line="240" w:lineRule="auto"/>
+      </w:pPr>
+      <w:r>
+        <w:t>C:\Users\acr\Documents\PBS PA\wisata-CPMApp\api\tsconfig.json</w:t>
+      </w:r>
     </w:p>
     <w:p>
       <w:pPr>
@@ -1210,96 +575,30 @@
         <w:spacing w:line="240" w:lineRule="auto"/>
       </w:pPr>
       <w:r>
-        <w:t xml:space="preserve">Tujuan </w:t>
-      </w:r>
-      <w:proofErr w:type="spellStart"/>
-      <w:r>
-        <w:t>menghapus</w:t>
-      </w:r>
-      <w:proofErr w:type="spellEnd"/>
-      <w:r>
-        <w:t xml:space="preserve"> </w:t>
-      </w:r>
-      <w:r>
-        <w:t>pada "</w:t>
-      </w:r>
-      <w:proofErr w:type="spellStart"/>
-      <w:r>
-        <w:t>baseUrl</w:t>
-      </w:r>
-      <w:proofErr w:type="spellEnd"/>
-      <w:r>
-        <w:t xml:space="preserve">": </w:t>
-      </w:r>
-      <w:proofErr w:type="gramStart"/>
-      <w:r>
-        <w:t>"./</w:t>
-      </w:r>
-      <w:proofErr w:type="spellStart"/>
-      <w:proofErr w:type="gramEnd"/>
-      <w:r>
-        <w:t>dist</w:t>
-      </w:r>
-      <w:proofErr w:type="spellEnd"/>
-      <w:r>
-        <w:t>"</w:t>
-      </w:r>
-      <w:r>
-        <w:t xml:space="preserve"> </w:t>
-      </w:r>
-      <w:proofErr w:type="spellStart"/>
-      <w:r>
-        <w:t>untuk</w:t>
-      </w:r>
-      <w:proofErr w:type="spellEnd"/>
-      <w:r>
-        <w:t xml:space="preserve"> import </w:t>
-      </w:r>
-      <w:proofErr w:type="spellStart"/>
-      <w:r>
-        <w:t>tidak</w:t>
-      </w:r>
-      <w:proofErr w:type="spellEnd"/>
-      <w:r>
-        <w:t xml:space="preserve"> error.</w:t>
-      </w:r>
-    </w:p>
-    <w:p>
-      <w:pPr>
-        <w:spacing w:line="240" w:lineRule="auto"/>
-      </w:pPr>
-    </w:p>
-    <w:p>
-      <w:pPr>
-        <w:spacing w:line="240" w:lineRule="auto"/>
-      </w:pPr>
-      <w:r>
-        <w:t xml:space="preserve">4. </w:t>
-      </w:r>
-      <w:proofErr w:type="spellStart"/>
-      <w:r>
-        <w:t>Mencoba</w:t>
-      </w:r>
-      <w:proofErr w:type="spellEnd"/>
-      <w:r>
-        <w:t xml:space="preserve"> </w:t>
-      </w:r>
-      <w:proofErr w:type="spellStart"/>
-      <w:r>
-        <w:t>menjalankan</w:t>
-      </w:r>
-      <w:proofErr w:type="spellEnd"/>
-      <w:r>
-        <w:t xml:space="preserve"> </w:t>
-      </w:r>
-      <w:r>
-        <w:t xml:space="preserve">Halaman Login Web </w:t>
-      </w:r>
-      <w:proofErr w:type="spellStart"/>
-      <w:r>
-        <w:t>CPMApp</w:t>
-      </w:r>
-      <w:proofErr w:type="spellEnd"/>
+        <w:t xml:space="preserve">Tujuan menghapus </w:t>
+      </w:r>
+      <w:r>
+        <w:t>pada "baseUrl": "./dist"</w:t>
+      </w:r>
+      <w:r>
+        <w:t xml:space="preserve"> untuk import tidak error.</w:t>
+      </w:r>
+    </w:p>
+    <w:p>
+      <w:pPr>
+        <w:spacing w:line="240" w:lineRule="auto"/>
+      </w:pPr>
+    </w:p>
+    <w:p>
+      <w:pPr>
+        <w:spacing w:line="240" w:lineRule="auto"/>
+      </w:pPr>
+      <w:r>
+        <w:t xml:space="preserve">4. Mencoba menjalankan </w:t>
+      </w:r>
+      <w:r>
+        <w:t>Halaman Login Web CPMApp</w:t>
+      </w:r>
     </w:p>
     <w:p>
       <w:pPr>
@@ -1350,69 +649,8 @@
       <w:pPr>
         <w:spacing w:line="240" w:lineRule="auto"/>
       </w:pPr>
-      <w:proofErr w:type="spellStart"/>
-      <w:r>
-        <w:t>Setelah</w:t>
-      </w:r>
-      <w:proofErr w:type="spellEnd"/>
-      <w:r>
-        <w:t xml:space="preserve"> </w:t>
-      </w:r>
-      <w:proofErr w:type="spellStart"/>
-      <w:r>
-        <w:t>menjalankan</w:t>
-      </w:r>
-      <w:proofErr w:type="spellEnd"/>
-      <w:r>
-        <w:t xml:space="preserve"> </w:t>
-      </w:r>
-      <w:proofErr w:type="spellStart"/>
-      <w:r>
-        <w:t>api</w:t>
-      </w:r>
-      <w:proofErr w:type="spellEnd"/>
-      <w:r>
-        <w:t xml:space="preserve"> </w:t>
-      </w:r>
-      <w:proofErr w:type="spellStart"/>
-      <w:r>
-        <w:t>kemudian</w:t>
-      </w:r>
-      <w:proofErr w:type="spellEnd"/>
-      <w:r>
-        <w:t xml:space="preserve"> </w:t>
-      </w:r>
-      <w:proofErr w:type="spellStart"/>
-      <w:r>
-        <w:t>menjalankan</w:t>
-      </w:r>
-      <w:proofErr w:type="spellEnd"/>
-      <w:r>
-        <w:t xml:space="preserve"> </w:t>
-      </w:r>
-      <w:proofErr w:type="spellStart"/>
-      <w:r>
-        <w:t>cms</w:t>
-      </w:r>
-      <w:proofErr w:type="spellEnd"/>
-      <w:r>
-        <w:t xml:space="preserve"> </w:t>
-      </w:r>
-      <w:proofErr w:type="spellStart"/>
-      <w:r>
-        <w:t>kedua</w:t>
-      </w:r>
-      <w:proofErr w:type="spellEnd"/>
-      <w:r>
-        <w:t xml:space="preserve"> </w:t>
-      </w:r>
-      <w:proofErr w:type="spellStart"/>
-      <w:r>
-        <w:t>berjalan</w:t>
-      </w:r>
-      <w:proofErr w:type="spellEnd"/>
-      <w:r>
-        <w:t>.</w:t>
+      <w:r>
+        <w:t>Setelah menjalankan api kemudian menjalankan cms kedua berjalan.</w:t>
       </w:r>
     </w:p>
     <w:p>
@@ -1426,71 +664,22 @@
       </w:pPr>
       <w:r>
         <w:lastRenderedPageBreak/>
-        <w:t xml:space="preserve">5. </w:t>
-      </w:r>
-      <w:proofErr w:type="spellStart"/>
-      <w:r>
-        <w:t>Perbaikan</w:t>
-      </w:r>
-      <w:proofErr w:type="spellEnd"/>
-      <w:r>
-        <w:t xml:space="preserve"> </w:t>
-      </w:r>
-      <w:proofErr w:type="spellStart"/>
-      <w:r>
-        <w:t>Koding</w:t>
-      </w:r>
-      <w:proofErr w:type="spellEnd"/>
-      <w:r>
-        <w:t xml:space="preserve"> pada </w:t>
-      </w:r>
-      <w:proofErr w:type="spellStart"/>
+        <w:t xml:space="preserve">5. Perbaikan Koding pada </w:t>
+      </w:r>
       <w:r>
         <w:t>App.tsx</w:t>
       </w:r>
-      <w:proofErr w:type="spellEnd"/>
-    </w:p>
-    <w:p>
-      <w:pPr>
-        <w:spacing w:line="240" w:lineRule="auto"/>
-      </w:pPr>
-      <w:proofErr w:type="gramStart"/>
-      <w:r>
-        <w:t>File :</w:t>
-      </w:r>
-      <w:proofErr w:type="gramEnd"/>
-      <w:r>
-        <w:t xml:space="preserve"> </w:t>
-      </w:r>
-      <w:proofErr w:type="spellStart"/>
-      <w:r>
-        <w:t>wisata-CPMApp</w:t>
-      </w:r>
-      <w:proofErr w:type="spellEnd"/>
-      <w:r>
-        <w:t>\</w:t>
-      </w:r>
-      <w:proofErr w:type="spellStart"/>
-      <w:r>
-        <w:t>cms</w:t>
-      </w:r>
-      <w:proofErr w:type="spellEnd"/>
-      <w:r>
-        <w:t>\</w:t>
-      </w:r>
-      <w:proofErr w:type="spellStart"/>
-      <w:r>
-        <w:t>src</w:t>
-      </w:r>
-      <w:proofErr w:type="spellEnd"/>
-      <w:r>
-        <w:t>\</w:t>
-      </w:r>
-      <w:proofErr w:type="spellStart"/>
-      <w:r>
-        <w:t>App.tsx</w:t>
-      </w:r>
-      <w:proofErr w:type="spellEnd"/>
+    </w:p>
+    <w:p>
+      <w:pPr>
+        <w:spacing w:line="240" w:lineRule="auto"/>
+      </w:pPr>
+      <w:r>
+        <w:t xml:space="preserve">File : </w:t>
+      </w:r>
+      <w:r>
+        <w:t>wisata-CPMApp\cms\src\App.tsx</w:t>
+      </w:r>
     </w:p>
     <w:p>
       <w:pPr>
@@ -1555,47 +744,8 @@
         <w:ind w:left="720"/>
         <w:jc w:val="both"/>
       </w:pPr>
-      <w:proofErr w:type="spellStart"/>
-      <w:r>
-        <w:t>const</w:t>
-      </w:r>
-      <w:proofErr w:type="spellEnd"/>
-      <w:r>
-        <w:t xml:space="preserve"> [role, </w:t>
-      </w:r>
-      <w:proofErr w:type="spellStart"/>
-      <w:r>
-        <w:t>setRole</w:t>
-      </w:r>
-      <w:proofErr w:type="spellEnd"/>
-      <w:r>
-        <w:t xml:space="preserve">] = </w:t>
-      </w:r>
-      <w:proofErr w:type="spellStart"/>
-      <w:proofErr w:type="gramStart"/>
-      <w:r>
-        <w:t>useState</w:t>
-      </w:r>
-      <w:proofErr w:type="spellEnd"/>
-      <w:r>
-        <w:t>(</w:t>
-      </w:r>
-      <w:proofErr w:type="gramEnd"/>
-      <w:r>
-        <w:t xml:space="preserve">() =&gt; </w:t>
-      </w:r>
-      <w:proofErr w:type="spellStart"/>
-      <w:proofErr w:type="gramStart"/>
-      <w:r>
-        <w:t>getRole</w:t>
-      </w:r>
-      <w:proofErr w:type="spellEnd"/>
-      <w:r>
-        <w:t>(</w:t>
-      </w:r>
-      <w:proofErr w:type="gramEnd"/>
-      <w:r>
-        <w:t>));</w:t>
+      <w:r>
+        <w:t>const [role, setRole] = useState(() =&gt; getRole());</w:t>
       </w:r>
     </w:p>
     <w:p>
@@ -1604,173 +754,8 @@
         <w:ind w:left="720"/>
         <w:jc w:val="both"/>
       </w:pPr>
-      <w:proofErr w:type="spellStart"/>
-      <w:r>
-        <w:t>Fungsi</w:t>
-      </w:r>
-      <w:proofErr w:type="spellEnd"/>
-      <w:r>
-        <w:t xml:space="preserve"> di </w:t>
-      </w:r>
-      <w:proofErr w:type="spellStart"/>
-      <w:r>
-        <w:t>dalam</w:t>
-      </w:r>
-      <w:proofErr w:type="spellEnd"/>
-      <w:r>
-        <w:t> </w:t>
-      </w:r>
-      <w:proofErr w:type="spellStart"/>
-      <w:r>
-        <w:t>useState</w:t>
-      </w:r>
-      <w:proofErr w:type="spellEnd"/>
-      <w:r>
-        <w:t> </w:t>
-      </w:r>
-      <w:proofErr w:type="spellStart"/>
-      <w:r>
-        <w:t>hanya</w:t>
-      </w:r>
-      <w:proofErr w:type="spellEnd"/>
-      <w:r>
-        <w:t xml:space="preserve"> </w:t>
-      </w:r>
-      <w:proofErr w:type="spellStart"/>
-      <w:r>
-        <w:t>akan</w:t>
-      </w:r>
-      <w:proofErr w:type="spellEnd"/>
-      <w:r>
-        <w:t xml:space="preserve"> </w:t>
-      </w:r>
-      <w:proofErr w:type="spellStart"/>
-      <w:r>
-        <w:t>dijalankan</w:t>
-      </w:r>
-      <w:proofErr w:type="spellEnd"/>
-      <w:r>
-        <w:t xml:space="preserve"> </w:t>
-      </w:r>
-      <w:proofErr w:type="spellStart"/>
-      <w:r>
-        <w:t>satu</w:t>
-      </w:r>
-      <w:proofErr w:type="spellEnd"/>
-      <w:r>
-        <w:t xml:space="preserve"> kali </w:t>
-      </w:r>
-      <w:proofErr w:type="spellStart"/>
-      <w:r>
-        <w:t>saat</w:t>
-      </w:r>
-      <w:proofErr w:type="spellEnd"/>
-      <w:r>
-        <w:t xml:space="preserve"> </w:t>
-      </w:r>
-      <w:proofErr w:type="spellStart"/>
-      <w:r>
-        <w:t>aplikasi</w:t>
-      </w:r>
-      <w:proofErr w:type="spellEnd"/>
-      <w:r>
-        <w:t xml:space="preserve"> </w:t>
-      </w:r>
-      <w:proofErr w:type="spellStart"/>
-      <w:r>
-        <w:t>pertama</w:t>
-      </w:r>
-      <w:proofErr w:type="spellEnd"/>
-      <w:r>
-        <w:t xml:space="preserve"> kali </w:t>
-      </w:r>
-      <w:proofErr w:type="spellStart"/>
-      <w:r>
-        <w:t>dimuat</w:t>
-      </w:r>
-      <w:proofErr w:type="spellEnd"/>
-      <w:r>
-        <w:t xml:space="preserve">. </w:t>
-      </w:r>
-      <w:proofErr w:type="spellStart"/>
-      <w:r>
-        <w:t>Lebih</w:t>
-      </w:r>
-      <w:proofErr w:type="spellEnd"/>
-      <w:r>
-        <w:t xml:space="preserve"> </w:t>
-      </w:r>
-      <w:proofErr w:type="spellStart"/>
-      <w:r>
-        <w:t>cepat</w:t>
-      </w:r>
-      <w:proofErr w:type="spellEnd"/>
-      <w:r>
-        <w:t xml:space="preserve"> </w:t>
-      </w:r>
-      <w:proofErr w:type="spellStart"/>
-      <w:r>
-        <w:t>karena</w:t>
-      </w:r>
-      <w:proofErr w:type="spellEnd"/>
-      <w:r>
-        <w:t xml:space="preserve"> React </w:t>
-      </w:r>
-      <w:proofErr w:type="spellStart"/>
-      <w:r>
-        <w:t>langsung</w:t>
-      </w:r>
-      <w:proofErr w:type="spellEnd"/>
-      <w:r>
-        <w:t xml:space="preserve"> </w:t>
-      </w:r>
-      <w:proofErr w:type="spellStart"/>
-      <w:r>
-        <w:t>tahu</w:t>
-      </w:r>
-      <w:proofErr w:type="spellEnd"/>
-      <w:r>
-        <w:t xml:space="preserve"> </w:t>
-      </w:r>
-      <w:proofErr w:type="spellStart"/>
-      <w:r>
-        <w:t>siapa</w:t>
-      </w:r>
-      <w:proofErr w:type="spellEnd"/>
-      <w:r>
-        <w:t xml:space="preserve"> </w:t>
-      </w:r>
-      <w:proofErr w:type="spellStart"/>
-      <w:r>
-        <w:t>usernya</w:t>
-      </w:r>
-      <w:proofErr w:type="spellEnd"/>
-      <w:r>
-        <w:t xml:space="preserve"> </w:t>
-      </w:r>
-      <w:proofErr w:type="spellStart"/>
-      <w:r>
-        <w:t>sebelum</w:t>
-      </w:r>
-      <w:proofErr w:type="spellEnd"/>
-      <w:r>
-        <w:t xml:space="preserve"> </w:t>
-      </w:r>
-      <w:proofErr w:type="spellStart"/>
-      <w:r>
-        <w:t>melakukan</w:t>
-      </w:r>
-      <w:proofErr w:type="spellEnd"/>
-      <w:r>
-        <w:t xml:space="preserve"> render </w:t>
-      </w:r>
-      <w:proofErr w:type="spellStart"/>
-      <w:r>
-        <w:t>pertama</w:t>
-      </w:r>
-      <w:proofErr w:type="spellEnd"/>
-      <w:r>
-        <w:t xml:space="preserve"> (First Paint).</w:t>
+      <w:r>
+        <w:t>Fungsi di dalam useState hanya akan dijalankan satu kali saat aplikasi pertama kali dimuat. Lebih cepat karena React langsung tahu siapa usernya sebelum melakukan render pertama (First Paint).</w:t>
       </w:r>
     </w:p>
     <w:p>
@@ -1782,144 +767,12 @@
         <w:spacing w:line="240" w:lineRule="auto"/>
         <w:jc w:val="both"/>
       </w:pPr>
-      <w:proofErr w:type="spellStart"/>
-      <w:r>
-        <w:t>Menghapus</w:t>
-      </w:r>
-      <w:proofErr w:type="spellEnd"/>
-      <w:r>
-        <w:t> loading state:</w:t>
+      <w:r>
+        <w:t>Menghapus loading state:</w:t>
       </w:r>
       <w:r>
         <w:br/>
-      </w:r>
-      <w:proofErr w:type="spellStart"/>
-      <w:r>
-        <w:t>Mengambil</w:t>
-      </w:r>
-      <w:proofErr w:type="spellEnd"/>
-      <w:r>
-        <w:t> role </w:t>
-      </w:r>
-      <w:proofErr w:type="spellStart"/>
-      <w:r>
-        <w:t>secara</w:t>
-      </w:r>
-      <w:proofErr w:type="spellEnd"/>
-      <w:r>
-        <w:t xml:space="preserve"> </w:t>
-      </w:r>
-      <w:proofErr w:type="spellStart"/>
-      <w:r>
-        <w:t>sinkron</w:t>
-      </w:r>
-      <w:proofErr w:type="spellEnd"/>
-      <w:r>
-        <w:t xml:space="preserve"> </w:t>
-      </w:r>
-      <w:proofErr w:type="spellStart"/>
-      <w:r>
-        <w:t>dari</w:t>
-      </w:r>
-      <w:proofErr w:type="spellEnd"/>
-      <w:r>
-        <w:t> </w:t>
-      </w:r>
-      <w:proofErr w:type="spellStart"/>
-      <w:r>
-        <w:t>localStorage</w:t>
-      </w:r>
-      <w:proofErr w:type="spellEnd"/>
-      <w:r>
-        <w:t xml:space="preserve">, </w:t>
-      </w:r>
-      <w:proofErr w:type="spellStart"/>
-      <w:r>
-        <w:t>tidak</w:t>
-      </w:r>
-      <w:proofErr w:type="spellEnd"/>
-      <w:r>
-        <w:t xml:space="preserve"> </w:t>
-      </w:r>
-      <w:proofErr w:type="spellStart"/>
-      <w:r>
-        <w:t>perlu</w:t>
-      </w:r>
-      <w:proofErr w:type="spellEnd"/>
-      <w:r>
-        <w:t xml:space="preserve"> </w:t>
-      </w:r>
-      <w:proofErr w:type="spellStart"/>
-      <w:r>
-        <w:t>lagi</w:t>
-      </w:r>
-      <w:proofErr w:type="spellEnd"/>
-      <w:r>
-        <w:t xml:space="preserve"> </w:t>
-      </w:r>
-      <w:proofErr w:type="spellStart"/>
-      <w:r>
-        <w:t>menunggu</w:t>
-      </w:r>
-      <w:proofErr w:type="spellEnd"/>
-      <w:r>
-        <w:t xml:space="preserve"> "loading". </w:t>
-      </w:r>
-      <w:proofErr w:type="spellStart"/>
-      <w:r>
-        <w:t>Aplikasi</w:t>
-      </w:r>
-      <w:proofErr w:type="spellEnd"/>
-      <w:r>
-        <w:t xml:space="preserve"> </w:t>
-      </w:r>
-      <w:proofErr w:type="spellStart"/>
-      <w:r>
-        <w:t>langsung</w:t>
-      </w:r>
-      <w:proofErr w:type="spellEnd"/>
-      <w:r>
-        <w:t xml:space="preserve"> </w:t>
-      </w:r>
-      <w:proofErr w:type="spellStart"/>
-      <w:r>
-        <w:t>tahu</w:t>
-      </w:r>
-      <w:proofErr w:type="spellEnd"/>
-      <w:r>
-        <w:t xml:space="preserve"> </w:t>
-      </w:r>
-      <w:proofErr w:type="spellStart"/>
-      <w:r>
-        <w:t>apakah</w:t>
-      </w:r>
-      <w:proofErr w:type="spellEnd"/>
-      <w:r>
-        <w:t xml:space="preserve"> user </w:t>
-      </w:r>
-      <w:proofErr w:type="spellStart"/>
-      <w:r>
-        <w:t>adalah</w:t>
-      </w:r>
-      <w:proofErr w:type="spellEnd"/>
-      <w:r>
-        <w:t xml:space="preserve"> admin, customer, </w:t>
-      </w:r>
-      <w:proofErr w:type="spellStart"/>
-      <w:r>
-        <w:t>atau</w:t>
-      </w:r>
-      <w:proofErr w:type="spellEnd"/>
-      <w:r>
-        <w:t xml:space="preserve"> </w:t>
-      </w:r>
-      <w:proofErr w:type="spellStart"/>
-      <w:r>
-        <w:t>belum</w:t>
-      </w:r>
-      <w:proofErr w:type="spellEnd"/>
-      <w:r>
-        <w:t xml:space="preserve"> login.</w:t>
+        <w:t>Mengambil role secara sinkron dari localStorage, tidak perlu lagi menunggu "loading". Aplikasi langsung tahu apakah user adalah admin, customer, atau belum login.</w:t>
       </w:r>
     </w:p>
     <w:p>
@@ -1931,136 +784,12 @@
         <w:spacing w:line="240" w:lineRule="auto"/>
         <w:jc w:val="both"/>
       </w:pPr>
-      <w:proofErr w:type="spellStart"/>
-      <w:r>
-        <w:t>Menghapus</w:t>
-      </w:r>
-      <w:proofErr w:type="spellEnd"/>
-      <w:r>
-        <w:t> </w:t>
-      </w:r>
-      <w:proofErr w:type="spellStart"/>
-      <w:r>
-        <w:t>setRole</w:t>
-      </w:r>
-      <w:proofErr w:type="spellEnd"/>
-      <w:r>
-        <w:t> </w:t>
-      </w:r>
-      <w:proofErr w:type="spellStart"/>
-      <w:r>
-        <w:t>dari</w:t>
-      </w:r>
-      <w:proofErr w:type="spellEnd"/>
-      <w:r>
-        <w:t> </w:t>
-      </w:r>
-      <w:proofErr w:type="spellStart"/>
-      <w:r>
-        <w:t>useEffect</w:t>
-      </w:r>
-      <w:proofErr w:type="spellEnd"/>
-      <w:r>
-        <w:t>:</w:t>
+      <w:r>
+        <w:t>Menghapus setRole dari useEffect:</w:t>
       </w:r>
       <w:r>
         <w:br/>
-      </w:r>
-      <w:proofErr w:type="spellStart"/>
-      <w:r>
-        <w:t>Menghilangkan</w:t>
-      </w:r>
-      <w:proofErr w:type="spellEnd"/>
-      <w:r>
-        <w:t xml:space="preserve"> error </w:t>
-      </w:r>
-      <w:proofErr w:type="spellStart"/>
-      <w:r>
-        <w:t>ESLint</w:t>
-      </w:r>
-      <w:proofErr w:type="spellEnd"/>
-      <w:r>
-        <w:t xml:space="preserve"> </w:t>
-      </w:r>
-      <w:proofErr w:type="spellStart"/>
-      <w:r>
-        <w:t>tersebut</w:t>
-      </w:r>
-      <w:proofErr w:type="spellEnd"/>
-      <w:r>
-        <w:t>. </w:t>
-      </w:r>
-      <w:proofErr w:type="spellStart"/>
-      <w:r>
-        <w:t>useEffect</w:t>
-      </w:r>
-      <w:proofErr w:type="spellEnd"/>
-      <w:r>
-        <w:t> </w:t>
-      </w:r>
-      <w:proofErr w:type="spellStart"/>
-      <w:r>
-        <w:t>sekarang</w:t>
-      </w:r>
-      <w:proofErr w:type="spellEnd"/>
-      <w:r>
-        <w:t xml:space="preserve"> </w:t>
-      </w:r>
-      <w:proofErr w:type="spellStart"/>
-      <w:r>
-        <w:t>hanya</w:t>
-      </w:r>
-      <w:proofErr w:type="spellEnd"/>
-      <w:r>
-        <w:t xml:space="preserve"> </w:t>
-      </w:r>
-      <w:proofErr w:type="spellStart"/>
-      <w:r>
-        <w:t>bertugas</w:t>
-      </w:r>
-      <w:proofErr w:type="spellEnd"/>
-      <w:r>
-        <w:t xml:space="preserve"> </w:t>
-      </w:r>
-      <w:proofErr w:type="spellStart"/>
-      <w:r>
-        <w:t>menyetel</w:t>
-      </w:r>
-      <w:proofErr w:type="spellEnd"/>
-      <w:r>
-        <w:t xml:space="preserve"> token </w:t>
-      </w:r>
-      <w:proofErr w:type="spellStart"/>
-      <w:r>
-        <w:t>ke</w:t>
-      </w:r>
-      <w:proofErr w:type="spellEnd"/>
-      <w:r>
-        <w:t xml:space="preserve"> instance API (</w:t>
-      </w:r>
-      <w:proofErr w:type="spellStart"/>
-      <w:r>
-        <w:t>seperti</w:t>
-      </w:r>
-      <w:proofErr w:type="spellEnd"/>
-      <w:r>
-        <w:t xml:space="preserve"> Axios), yang mana </w:t>
-      </w:r>
-      <w:proofErr w:type="spellStart"/>
-      <w:r>
-        <w:t>merupakan</w:t>
-      </w:r>
-      <w:proofErr w:type="spellEnd"/>
-      <w:r>
-        <w:t xml:space="preserve"> </w:t>
-      </w:r>
-      <w:proofErr w:type="spellStart"/>
-      <w:r>
-        <w:t>murni</w:t>
-      </w:r>
-      <w:proofErr w:type="spellEnd"/>
-      <w:r>
-        <w:t> </w:t>
+        <w:t>Menghilangkan error ESLint tersebut. useEffect sekarang hanya bertugas menyetel token ke instance API (seperti Axios), yang mana merupakan murni </w:t>
       </w:r>
       <w:r>
         <w:rPr>
@@ -2082,64 +811,12 @@
         <w:spacing w:line="240" w:lineRule="auto"/>
         <w:jc w:val="both"/>
       </w:pPr>
-      <w:proofErr w:type="spellStart"/>
-      <w:r>
-        <w:t>Penambahan</w:t>
-      </w:r>
-      <w:proofErr w:type="spellEnd"/>
-      <w:r>
-        <w:t> replace pada Navigate:</w:t>
+      <w:r>
+        <w:t>Penambahan replace pada Navigate:</w:t>
       </w:r>
       <w:r>
         <w:br/>
-      </w:r>
-      <w:proofErr w:type="spellStart"/>
-      <w:r>
-        <w:t>Menambahkan</w:t>
-      </w:r>
-      <w:proofErr w:type="spellEnd"/>
-      <w:r>
-        <w:t xml:space="preserve"> </w:t>
-      </w:r>
-      <w:proofErr w:type="spellStart"/>
-      <w:r>
-        <w:t>properti</w:t>
-      </w:r>
-      <w:proofErr w:type="spellEnd"/>
-      <w:r>
-        <w:t xml:space="preserve"> replace pada &lt;Navigate /&gt; agar user </w:t>
-      </w:r>
-      <w:proofErr w:type="spellStart"/>
-      <w:r>
-        <w:t>tidak</w:t>
-      </w:r>
-      <w:proofErr w:type="spellEnd"/>
-      <w:r>
-        <w:t xml:space="preserve"> </w:t>
-      </w:r>
-      <w:proofErr w:type="spellStart"/>
-      <w:r>
-        <w:t>terjebak</w:t>
-      </w:r>
-      <w:proofErr w:type="spellEnd"/>
-      <w:r>
-        <w:t xml:space="preserve"> </w:t>
-      </w:r>
-      <w:proofErr w:type="spellStart"/>
-      <w:r>
-        <w:t>dalam</w:t>
-      </w:r>
-      <w:proofErr w:type="spellEnd"/>
-      <w:r>
-        <w:t xml:space="preserve"> loop </w:t>
-      </w:r>
-      <w:proofErr w:type="spellStart"/>
-      <w:r>
-        <w:t>tombol</w:t>
-      </w:r>
-      <w:proofErr w:type="spellEnd"/>
-      <w:r>
-        <w:t xml:space="preserve"> "back" di browser.</w:t>
+        <w:t>Menambahkan properti replace pada &lt;Navigate /&gt; agar user tidak terjebak dalam loop tombol "back" di browser.</w:t>
       </w:r>
     </w:p>
     <w:p>
@@ -2151,13 +828,8 @@
         <w:spacing w:line="240" w:lineRule="auto"/>
         <w:jc w:val="both"/>
       </w:pPr>
-      <w:proofErr w:type="spellStart"/>
-      <w:r>
-        <w:t>Perbaikan</w:t>
-      </w:r>
-      <w:proofErr w:type="spellEnd"/>
-      <w:r>
-        <w:t xml:space="preserve"> Path:</w:t>
+      <w:r>
+        <w:t>Perbaikan Path:</w:t>
       </w:r>
     </w:p>
     <w:p>
@@ -2166,69 +838,8 @@
         <w:ind w:left="720"/>
         <w:jc w:val="both"/>
       </w:pPr>
-      <w:proofErr w:type="spellStart"/>
-      <w:r>
-        <w:t>Menghapus</w:t>
-      </w:r>
-      <w:proofErr w:type="spellEnd"/>
-      <w:r>
-        <w:t> /admin/review </w:t>
-      </w:r>
-      <w:proofErr w:type="spellStart"/>
-      <w:r>
-        <w:t>menjadi</w:t>
-      </w:r>
-      <w:proofErr w:type="spellEnd"/>
-      <w:r>
-        <w:t> review </w:t>
-      </w:r>
-      <w:proofErr w:type="spellStart"/>
-      <w:r>
-        <w:t>saja</w:t>
-      </w:r>
-      <w:proofErr w:type="spellEnd"/>
-      <w:r>
-        <w:t xml:space="preserve"> di </w:t>
-      </w:r>
-      <w:proofErr w:type="spellStart"/>
-      <w:r>
-        <w:t>dalam</w:t>
-      </w:r>
-      <w:proofErr w:type="spellEnd"/>
-      <w:r>
-        <w:t xml:space="preserve"> Route admin, </w:t>
-      </w:r>
-      <w:proofErr w:type="spellStart"/>
-      <w:r>
-        <w:t>karena</w:t>
-      </w:r>
-      <w:proofErr w:type="spellEnd"/>
-      <w:r>
-        <w:t xml:space="preserve"> </w:t>
-      </w:r>
-      <w:proofErr w:type="spellStart"/>
-      <w:r>
-        <w:t>sudah</w:t>
-      </w:r>
-      <w:proofErr w:type="spellEnd"/>
-      <w:r>
-        <w:t xml:space="preserve"> </w:t>
-      </w:r>
-      <w:proofErr w:type="spellStart"/>
-      <w:r>
-        <w:t>berada</w:t>
-      </w:r>
-      <w:proofErr w:type="spellEnd"/>
-      <w:r>
-        <w:t xml:space="preserve"> di </w:t>
-      </w:r>
-      <w:proofErr w:type="spellStart"/>
-      <w:r>
-        <w:t>bawah</w:t>
-      </w:r>
-      <w:proofErr w:type="spellEnd"/>
-      <w:r>
-        <w:t xml:space="preserve"> prefix /admin.</w:t>
+      <w:r>
+        <w:t>Menghapus /admin/review menjadi review saja di dalam Route admin, karena sudah berada di bawah prefix /admin.</w:t>
       </w:r>
     </w:p>
     <w:p>
@@ -2258,45 +869,8 @@
         <w:t xml:space="preserve">6. </w:t>
       </w:r>
       <w:r>
-        <w:t xml:space="preserve">Git </w:t>
-      </w:r>
-      <w:proofErr w:type="spellStart"/>
-      <w:r>
-        <w:t>berhenti</w:t>
-      </w:r>
-      <w:proofErr w:type="spellEnd"/>
-      <w:r>
-        <w:t xml:space="preserve"> </w:t>
-      </w:r>
-      <w:proofErr w:type="spellStart"/>
-      <w:r>
-        <w:t>karena</w:t>
-      </w:r>
-      <w:proofErr w:type="spellEnd"/>
-      <w:r>
-        <w:t xml:space="preserve"> </w:t>
-      </w:r>
-      <w:proofErr w:type="spellStart"/>
-      <w:r>
-        <w:t>masih</w:t>
-      </w:r>
-      <w:proofErr w:type="spellEnd"/>
-      <w:r>
-        <w:t xml:space="preserve"> </w:t>
-      </w:r>
-      <w:proofErr w:type="spellStart"/>
-      <w:r>
-        <w:t>ada</w:t>
-      </w:r>
-      <w:proofErr w:type="spellEnd"/>
-      <w:r>
-        <w:t xml:space="preserve"> </w:t>
-      </w:r>
-      <w:proofErr w:type="spellStart"/>
-      <w:r>
-        <w:t>konflik</w:t>
-      </w:r>
-      <w:proofErr w:type="spellEnd"/>
+        <w:t>Git berhenti karena masih ada konflik</w:t>
+      </w:r>
       <w:r>
         <w:t>.</w:t>
       </w:r>
@@ -2426,40 +1000,18 @@
       <w:pPr>
         <w:spacing w:line="240" w:lineRule="auto"/>
       </w:pPr>
-      <w:proofErr w:type="spellStart"/>
-      <w:r>
-        <w:t>Penyebabnya</w:t>
-      </w:r>
-      <w:proofErr w:type="spellEnd"/>
-      <w:r>
-        <w:t xml:space="preserve"> </w:t>
-      </w:r>
-      <w:proofErr w:type="spellStart"/>
-      <w:r>
-        <w:t>karena</w:t>
-      </w:r>
-      <w:proofErr w:type="spellEnd"/>
-      <w:r>
-        <w:t xml:space="preserve"> </w:t>
-      </w:r>
-      <w:proofErr w:type="spellStart"/>
-      <w:r>
-        <w:t>terjadi</w:t>
-      </w:r>
-      <w:proofErr w:type="spellEnd"/>
-      <w:r>
-        <w:t xml:space="preserve"> </w:t>
-      </w:r>
-      <w:proofErr w:type="spellStart"/>
-      <w:proofErr w:type="gramStart"/>
+      <w:r>
+        <w:t xml:space="preserve">Penyebabnya </w:t>
+      </w:r>
+      <w:r>
+        <w:t xml:space="preserve">karena terjadi </w:t>
+      </w:r>
       <w:r>
         <w:t>konflik</w:t>
       </w:r>
-      <w:proofErr w:type="spellEnd"/>
       <w:r>
         <w:t xml:space="preserve"> :</w:t>
       </w:r>
-      <w:proofErr w:type="gramEnd"/>
     </w:p>
     <w:p>
       <w:pPr>
@@ -2476,35 +1028,12 @@
       <w:r>
         <w:t xml:space="preserve"> dan </w:t>
       </w:r>
-      <w:proofErr w:type="spellStart"/>
-      <w:r>
-        <w:t>anggota</w:t>
-      </w:r>
-      <w:proofErr w:type="spellEnd"/>
-      <w:r>
-        <w:t xml:space="preserve"> </w:t>
-      </w:r>
-      <w:proofErr w:type="spellStart"/>
-      <w:r>
-        <w:t>tim</w:t>
-      </w:r>
-      <w:proofErr w:type="spellEnd"/>
-      <w:r>
-        <w:t xml:space="preserve"> </w:t>
-      </w:r>
-      <w:proofErr w:type="spellStart"/>
-      <w:r>
-        <w:t>mengubah</w:t>
-      </w:r>
-      <w:proofErr w:type="spellEnd"/>
-      <w:r>
-        <w:t xml:space="preserve"> file yang </w:t>
-      </w:r>
-      <w:proofErr w:type="spellStart"/>
-      <w:r>
-        <w:t>sama</w:t>
-      </w:r>
-      <w:proofErr w:type="spellEnd"/>
+      <w:r>
+        <w:t>anggota tim</w:t>
+      </w:r>
+      <w:r>
+        <w:t xml:space="preserve"> mengubah file yang sama</w:t>
+      </w:r>
       <w:r>
         <w:t>.</w:t>
       </w:r>
@@ -2519,37 +1048,8 @@
         <w:spacing w:line="240" w:lineRule="auto"/>
       </w:pPr>
       <w:r>
-        <w:t xml:space="preserve">Git </w:t>
-      </w:r>
-      <w:proofErr w:type="spellStart"/>
-      <w:r>
-        <w:t>bingung</w:t>
-      </w:r>
-      <w:proofErr w:type="spellEnd"/>
-      <w:r>
-        <w:t xml:space="preserve"> </w:t>
-      </w:r>
-      <w:proofErr w:type="spellStart"/>
-      <w:r>
-        <w:t>memilih</w:t>
-      </w:r>
-      <w:proofErr w:type="spellEnd"/>
-      <w:r>
-        <w:t xml:space="preserve"> </w:t>
-      </w:r>
-      <w:proofErr w:type="spellStart"/>
-      <w:r>
-        <w:t>versi</w:t>
-      </w:r>
-      <w:proofErr w:type="spellEnd"/>
-      <w:r>
-        <w:t xml:space="preserve"> mana yang </w:t>
-      </w:r>
-      <w:proofErr w:type="spellStart"/>
-      <w:r>
-        <w:t>benar</w:t>
-      </w:r>
-      <w:proofErr w:type="spellEnd"/>
+        <w:t>Git bingung memilih versi mana yang benar</w:t>
+      </w:r>
       <w:r>
         <w:t>.</w:t>
       </w:r>
@@ -2564,39 +1064,7 @@
         <w:spacing w:line="240" w:lineRule="auto"/>
       </w:pPr>
       <w:r>
-        <w:t xml:space="preserve">Jadi Git </w:t>
-      </w:r>
-      <w:proofErr w:type="spellStart"/>
-      <w:r>
-        <w:t>minta</w:t>
-      </w:r>
-      <w:proofErr w:type="spellEnd"/>
-      <w:r>
-        <w:t xml:space="preserve"> </w:t>
-      </w:r>
-      <w:proofErr w:type="spellStart"/>
-      <w:r>
-        <w:t>menyelesaikan</w:t>
-      </w:r>
-      <w:proofErr w:type="spellEnd"/>
-      <w:r>
-        <w:t xml:space="preserve"> </w:t>
-      </w:r>
-      <w:proofErr w:type="spellStart"/>
-      <w:r>
-        <w:t>konflik</w:t>
-      </w:r>
-      <w:proofErr w:type="spellEnd"/>
-      <w:r>
-        <w:t xml:space="preserve"> </w:t>
-      </w:r>
-      <w:proofErr w:type="spellStart"/>
-      <w:r>
-        <w:t>secara</w:t>
-      </w:r>
-      <w:proofErr w:type="spellEnd"/>
-      <w:r>
-        <w:t xml:space="preserve"> manual</w:t>
+        <w:t>Jadi Git minta menyelesaikan konflik secara manual</w:t>
       </w:r>
       <w:r>
         <w:t>.</w:t>
@@ -2612,18 +1080,8 @@
         <w:spacing w:line="240" w:lineRule="auto"/>
       </w:pPr>
       <w:r>
-        <w:t xml:space="preserve">Solusi yang </w:t>
-      </w:r>
-      <w:proofErr w:type="spellStart"/>
-      <w:proofErr w:type="gramStart"/>
-      <w:r>
-        <w:t>dilakukan</w:t>
-      </w:r>
-      <w:proofErr w:type="spellEnd"/>
-      <w:r>
-        <w:t xml:space="preserve"> :</w:t>
-      </w:r>
-      <w:proofErr w:type="gramEnd"/>
+        <w:t>Solusi yang dilakukan :</w:t>
+      </w:r>
     </w:p>
     <w:p>
       <w:pPr>
@@ -2634,29 +1092,8 @@
         </w:numPr>
         <w:spacing w:line="240" w:lineRule="auto"/>
       </w:pPr>
-      <w:proofErr w:type="spellStart"/>
-      <w:r>
-        <w:t>Mengembalikan</w:t>
-      </w:r>
-      <w:proofErr w:type="spellEnd"/>
-      <w:r>
-        <w:t xml:space="preserve"> </w:t>
-      </w:r>
-      <w:proofErr w:type="spellStart"/>
-      <w:r>
-        <w:t>koding</w:t>
-      </w:r>
-      <w:proofErr w:type="spellEnd"/>
-      <w:r>
-        <w:t xml:space="preserve"> </w:t>
-      </w:r>
-      <w:proofErr w:type="spellStart"/>
-      <w:r>
-        <w:t>sebelum</w:t>
-      </w:r>
-      <w:proofErr w:type="spellEnd"/>
-      <w:r>
-        <w:t xml:space="preserve"> di edit.</w:t>
+      <w:r>
+        <w:t>Mengembalikan koding sebelum di edit.</w:t>
       </w:r>
     </w:p>
     <w:p>
@@ -2668,21 +1105,8 @@
         </w:numPr>
         <w:spacing w:line="240" w:lineRule="auto"/>
       </w:pPr>
-      <w:proofErr w:type="spellStart"/>
-      <w:r>
-        <w:t>Setelah</w:t>
-      </w:r>
-      <w:proofErr w:type="spellEnd"/>
-      <w:r>
-        <w:t xml:space="preserve"> </w:t>
-      </w:r>
-      <w:proofErr w:type="spellStart"/>
-      <w:r>
-        <w:t>itu</w:t>
-      </w:r>
-      <w:proofErr w:type="spellEnd"/>
-      <w:r>
-        <w:t xml:space="preserve"> </w:t>
+      <w:r>
+        <w:t xml:space="preserve">Setelah itu </w:t>
       </w:r>
       <w:r>
         <w:t>commit</w:t>
@@ -2691,15 +1115,7 @@
         <w:t xml:space="preserve"> fan</w:t>
       </w:r>
       <w:r>
-        <w:t xml:space="preserve"> push </w:t>
-      </w:r>
-      <w:proofErr w:type="spellStart"/>
-      <w:r>
-        <w:t>ke</w:t>
-      </w:r>
-      <w:proofErr w:type="spellEnd"/>
-      <w:r>
-        <w:t xml:space="preserve"> GitHub:</w:t>
+        <w:t xml:space="preserve"> push ke GitHub:</w:t>
       </w:r>
     </w:p>
     <w:p>
@@ -2709,13 +1125,8 @@
         <w:ind w:left="1440"/>
       </w:pPr>
       <w:r>
-        <w:t xml:space="preserve">git </w:t>
-      </w:r>
-      <w:proofErr w:type="gramStart"/>
-      <w:r>
-        <w:t>add .</w:t>
-      </w:r>
-      <w:proofErr w:type="gramEnd"/>
+        <w:t>git add .</w:t>
+      </w:r>
     </w:p>
     <w:p>
       <w:pPr>
@@ -2724,23 +1135,7 @@
         <w:ind w:left="1440"/>
       </w:pPr>
       <w:r>
-        <w:t>git commit -m "</w:t>
-      </w:r>
-      <w:proofErr w:type="spellStart"/>
-      <w:r>
-        <w:t>pesan</w:t>
-      </w:r>
-      <w:proofErr w:type="spellEnd"/>
-      <w:r>
-        <w:t xml:space="preserve"> </w:t>
-      </w:r>
-      <w:proofErr w:type="spellStart"/>
-      <w:r>
-        <w:t>kamu</w:t>
-      </w:r>
-      <w:proofErr w:type="spellEnd"/>
-      <w:r>
-        <w:t>"</w:t>
+        <w:t>git commit -m "pesan kamu"</w:t>
       </w:r>
     </w:p>
     <w:p>
@@ -2751,6 +1146,465 @@
       </w:pPr>
       <w:r>
         <w:t>git push</w:t>
+      </w:r>
+    </w:p>
+    <w:p>
+      <w:pPr>
+        <w:spacing w:line="240" w:lineRule="auto"/>
+      </w:pPr>
+    </w:p>
+    <w:p>
+      <w:pPr>
+        <w:spacing w:line="240" w:lineRule="auto"/>
+      </w:pPr>
+    </w:p>
+    <w:p>
+      <w:pPr>
+        <w:spacing w:line="240" w:lineRule="auto"/>
+      </w:pPr>
+    </w:p>
+    <w:p>
+      <w:pPr>
+        <w:spacing w:line="240" w:lineRule="auto"/>
+      </w:pPr>
+    </w:p>
+    <w:p>
+      <w:pPr>
+        <w:spacing w:line="240" w:lineRule="auto"/>
+      </w:pPr>
+    </w:p>
+    <w:p>
+      <w:pPr>
+        <w:spacing w:line="240" w:lineRule="auto"/>
+      </w:pPr>
+    </w:p>
+    <w:p>
+      <w:pPr>
+        <w:spacing w:line="240" w:lineRule="auto"/>
+      </w:pPr>
+    </w:p>
+    <w:p>
+      <w:pPr>
+        <w:spacing w:line="240" w:lineRule="auto"/>
+      </w:pPr>
+    </w:p>
+    <w:p>
+      <w:pPr>
+        <w:spacing w:line="240" w:lineRule="auto"/>
+      </w:pPr>
+      <w:r>
+        <w:lastRenderedPageBreak/>
+        <w:t>7. Membuat file api.ts</w:t>
+      </w:r>
+    </w:p>
+    <w:p>
+      <w:pPr>
+        <w:spacing w:line="240" w:lineRule="auto"/>
+      </w:pPr>
+      <w:r>
+        <w:t xml:space="preserve">File : </w:t>
+      </w:r>
+      <w:r>
+        <w:t>wisata-CPMApp\user\app\lib\api.ts</w:t>
+      </w:r>
+    </w:p>
+    <w:p>
+      <w:pPr>
+        <w:spacing w:line="240" w:lineRule="auto"/>
+      </w:pPr>
+      <w:r>
+        <w:rPr>
+          <w:noProof/>
+        </w:rPr>
+        <w:drawing>
+          <wp:inline distT="0" distB="0" distL="0" distR="0" wp14:anchorId="37598F59" wp14:editId="314FF2B0">
+            <wp:extent cx="5731510" cy="3222625"/>
+            <wp:effectExtent l="0" t="0" r="2540" b="0"/>
+            <wp:docPr id="1588359864" name="Picture 1"/>
+            <wp:cNvGraphicFramePr>
+              <a:graphicFrameLocks xmlns:a="http://schemas.openxmlformats.org/drawingml/2006/main" noChangeAspect="1"/>
+            </wp:cNvGraphicFramePr>
+            <a:graphic xmlns:a="http://schemas.openxmlformats.org/drawingml/2006/main">
+              <a:graphicData uri="http://schemas.openxmlformats.org/drawingml/2006/picture">
+                <pic:pic xmlns:pic="http://schemas.openxmlformats.org/drawingml/2006/picture">
+                  <pic:nvPicPr>
+                    <pic:cNvPr id="1588359864" name=""/>
+                    <pic:cNvPicPr/>
+                  </pic:nvPicPr>
+                  <pic:blipFill>
+                    <a:blip r:embed="rId12"/>
+                    <a:stretch>
+                      <a:fillRect/>
+                    </a:stretch>
+                  </pic:blipFill>
+                  <pic:spPr>
+                    <a:xfrm>
+                      <a:off x="0" y="0"/>
+                      <a:ext cx="5731510" cy="3222625"/>
+                    </a:xfrm>
+                    <a:prstGeom prst="rect">
+                      <a:avLst/>
+                    </a:prstGeom>
+                  </pic:spPr>
+                </pic:pic>
+              </a:graphicData>
+            </a:graphic>
+          </wp:inline>
+        </w:drawing>
+      </w:r>
+    </w:p>
+    <w:p>
+      <w:pPr>
+        <w:numPr>
+          <w:ilvl w:val="0"/>
+          <w:numId w:val="6"/>
+        </w:numPr>
+        <w:spacing w:line="240" w:lineRule="auto"/>
+      </w:pPr>
+      <w:r>
+        <w:t>Deteksi Otomatis (Platform):</w:t>
+      </w:r>
+      <w:r>
+        <w:br/>
+        <w:t>Aplikasi mengecek: Sedang jalan di HP Android atau di Browser (Web)?</w:t>
+      </w:r>
+    </w:p>
+    <w:p>
+      <w:pPr>
+        <w:numPr>
+          <w:ilvl w:val="1"/>
+          <w:numId w:val="6"/>
+        </w:numPr>
+        <w:spacing w:line="240" w:lineRule="auto"/>
+      </w:pPr>
+      <w:r>
+        <w:t>Kalau di Web, alamatnya: localhost:3000.</w:t>
+      </w:r>
+    </w:p>
+    <w:p>
+      <w:pPr>
+        <w:numPr>
+          <w:ilvl w:val="1"/>
+          <w:numId w:val="6"/>
+        </w:numPr>
+        <w:spacing w:line="240" w:lineRule="auto"/>
+      </w:pPr>
+      <w:r>
+        <w:t>Kalau di Android, alamatnya: 10.0.2.2:3000 (kode khusus supaya Android bisa akses internet laptop).</w:t>
+      </w:r>
+    </w:p>
+    <w:p>
+      <w:pPr>
+        <w:numPr>
+          <w:ilvl w:val="0"/>
+          <w:numId w:val="6"/>
+        </w:numPr>
+        <w:spacing w:line="240" w:lineRule="auto"/>
+      </w:pPr>
+      <w:r>
+        <w:t>Pembersih Alamat (Normalize):</w:t>
+      </w:r>
+      <w:r>
+        <w:br/>
+        <w:t xml:space="preserve">Fungsi </w:t>
+      </w:r>
+      <w:r>
+        <w:t>untuk</w:t>
+      </w:r>
+      <w:r>
+        <w:t xml:space="preserve"> memastikan tidak ada tanda miring (/) yang dobel atau tertinggal di akhir link, supaya link-nya tidak rusak.</w:t>
+      </w:r>
+    </w:p>
+    <w:p>
+      <w:pPr>
+        <w:numPr>
+          <w:ilvl w:val="0"/>
+          <w:numId w:val="6"/>
+        </w:numPr>
+        <w:spacing w:line="240" w:lineRule="auto"/>
+      </w:pPr>
+      <w:r>
+        <w:t>Alamat Utama (API_BASE_URL):</w:t>
+      </w:r>
+      <w:r>
+        <w:br/>
+        <w:t xml:space="preserve">Alamat Pusat aplikasi. </w:t>
+      </w:r>
+      <w:r>
+        <w:t>Memi</w:t>
+      </w:r>
+      <w:r>
+        <w:t>lih alamat dari file pengaturan (.env), kalau tidak ada, pakai alamat default yang sudah dideteksi.</w:t>
+      </w:r>
+    </w:p>
+    <w:p>
+      <w:pPr>
+        <w:numPr>
+          <w:ilvl w:val="0"/>
+          <w:numId w:val="6"/>
+        </w:numPr>
+        <w:spacing w:line="240" w:lineRule="auto"/>
+      </w:pPr>
+      <w:r>
+        <w:t>T</w:t>
+      </w:r>
+      <w:r>
+        <w:t>erhubung</w:t>
+      </w:r>
+      <w:r>
+        <w:t xml:space="preserve"> Alamat (apiUrl):</w:t>
+      </w:r>
+      <w:r>
+        <w:br/>
+        <w:t>Fungsi tugasnya menyambungkan Alamat Pusat dengan Tujuan.</w:t>
+      </w:r>
+    </w:p>
+    <w:p>
+      <w:pPr>
+        <w:numPr>
+          <w:ilvl w:val="1"/>
+          <w:numId w:val="6"/>
+        </w:numPr>
+        <w:spacing w:line="240" w:lineRule="auto"/>
+      </w:pPr>
+      <w:r>
+        <w:rPr>
+          <w:i/>
+          <w:iCs/>
+        </w:rPr>
+        <w:t>Contoh:</w:t>
+      </w:r>
+      <w:r>
+        <w:t> Alamat Pusat + /login = http://localhost:3000/login.</w:t>
+      </w:r>
+    </w:p>
+    <w:p>
+      <w:pPr>
+        <w:numPr>
+          <w:ilvl w:val="0"/>
+          <w:numId w:val="6"/>
+        </w:numPr>
+        <w:spacing w:line="240" w:lineRule="auto"/>
+      </w:pPr>
+      <w:r>
+        <w:t>Pengatur Link Gambar (apiImageUrl):</w:t>
+      </w:r>
+      <w:r>
+        <w:br/>
+        <w:t>Fungsi ini khusus untuk foto.</w:t>
+      </w:r>
+    </w:p>
+    <w:p>
+      <w:pPr>
+        <w:numPr>
+          <w:ilvl w:val="1"/>
+          <w:numId w:val="6"/>
+        </w:numPr>
+        <w:spacing w:line="240" w:lineRule="auto"/>
+      </w:pPr>
+      <w:r>
+        <w:t>F</w:t>
+      </w:r>
+      <w:r>
+        <w:t xml:space="preserve">otonya sudah punya link internet (seperti dari Google), </w:t>
+      </w:r>
+      <w:r>
+        <w:t>tidak</w:t>
+      </w:r>
+      <w:r>
+        <w:t xml:space="preserve"> diubah.</w:t>
+      </w:r>
+    </w:p>
+    <w:p>
+      <w:pPr>
+        <w:numPr>
+          <w:ilvl w:val="1"/>
+          <w:numId w:val="6"/>
+        </w:numPr>
+        <w:spacing w:line="240" w:lineRule="auto"/>
+      </w:pPr>
+      <w:r>
+        <w:t>F</w:t>
+      </w:r>
+      <w:r>
+        <w:t>otonya ada di server sendiri, sambungkan link-nya agar fotonya bisa tampil.</w:t>
+      </w:r>
+    </w:p>
+    <w:p>
+      <w:pPr>
+        <w:spacing w:line="240" w:lineRule="auto"/>
+      </w:pPr>
+    </w:p>
+    <w:p>
+      <w:pPr>
+        <w:spacing w:line="240" w:lineRule="auto"/>
+      </w:pPr>
+      <w:r>
+        <w:t xml:space="preserve">8. Update file </w:t>
+      </w:r>
+      <w:r>
+        <w:t>auth.ts</w:t>
+      </w:r>
+    </w:p>
+    <w:p>
+      <w:pPr>
+        <w:spacing w:line="240" w:lineRule="auto"/>
+      </w:pPr>
+      <w:r>
+        <w:lastRenderedPageBreak/>
+        <w:t xml:space="preserve">File : </w:t>
+      </w:r>
+      <w:r>
+        <w:t>wisata-CPMApp\user\app\lib\auth\utils\auth.ts</w:t>
+      </w:r>
+    </w:p>
+    <w:p>
+      <w:pPr>
+        <w:spacing w:line="240" w:lineRule="auto"/>
+      </w:pPr>
+      <w:r>
+        <w:rPr>
+          <w:noProof/>
+        </w:rPr>
+        <w:drawing>
+          <wp:inline distT="0" distB="0" distL="0" distR="0" wp14:anchorId="2D104384" wp14:editId="5DE2C80A">
+            <wp:extent cx="5731510" cy="3222625"/>
+            <wp:effectExtent l="0" t="0" r="2540" b="0"/>
+            <wp:docPr id="559991038" name="Picture 1"/>
+            <wp:cNvGraphicFramePr>
+              <a:graphicFrameLocks xmlns:a="http://schemas.openxmlformats.org/drawingml/2006/main" noChangeAspect="1"/>
+            </wp:cNvGraphicFramePr>
+            <a:graphic xmlns:a="http://schemas.openxmlformats.org/drawingml/2006/main">
+              <a:graphicData uri="http://schemas.openxmlformats.org/drawingml/2006/picture">
+                <pic:pic xmlns:pic="http://schemas.openxmlformats.org/drawingml/2006/picture">
+                  <pic:nvPicPr>
+                    <pic:cNvPr id="559991038" name=""/>
+                    <pic:cNvPicPr/>
+                  </pic:nvPicPr>
+                  <pic:blipFill>
+                    <a:blip r:embed="rId13"/>
+                    <a:stretch>
+                      <a:fillRect/>
+                    </a:stretch>
+                  </pic:blipFill>
+                  <pic:spPr>
+                    <a:xfrm>
+                      <a:off x="0" y="0"/>
+                      <a:ext cx="5731510" cy="3222625"/>
+                    </a:xfrm>
+                    <a:prstGeom prst="rect">
+                      <a:avLst/>
+                    </a:prstGeom>
+                  </pic:spPr>
+                </pic:pic>
+              </a:graphicData>
+            </a:graphic>
+          </wp:inline>
+        </w:drawing>
+      </w:r>
+    </w:p>
+    <w:p>
+      <w:pPr>
+        <w:spacing w:line="240" w:lineRule="auto"/>
+      </w:pPr>
+    </w:p>
+    <w:p>
+      <w:pPr>
+        <w:spacing w:line="240" w:lineRule="auto"/>
+        <w:ind w:left="360"/>
+      </w:pPr>
+      <w:r>
+        <w:t>Ganti Alamat di Satu Tempat:</w:t>
+      </w:r>
+    </w:p>
+    <w:p>
+      <w:pPr>
+        <w:spacing w:line="240" w:lineRule="auto"/>
+        <w:ind w:left="1080"/>
+      </w:pPr>
+      <w:r>
+        <w:t>Sebelumnya</w:t>
+      </w:r>
+      <w:r>
+        <w:t xml:space="preserve">: Alamat server (http://10.0.2.2:3000) ditulis langsung di dalam file. Kalau alamatnya ganti, </w:t>
+      </w:r>
+      <w:r>
+        <w:t>maka</w:t>
+      </w:r>
+      <w:r>
+        <w:t xml:space="preserve"> harus cari satu-satu di setiap file.</w:t>
+      </w:r>
+    </w:p>
+    <w:p>
+      <w:pPr>
+        <w:spacing w:line="240" w:lineRule="auto"/>
+        <w:ind w:left="1080"/>
+      </w:pPr>
+      <w:r>
+        <w:t>Sekarang: Alamat server diambil dari satu pusat (file api.ts). Kalau alamat ganti, cukup ubah satu kali saja di pusatnya.</w:t>
+      </w:r>
+    </w:p>
+    <w:p>
+      <w:pPr>
+        <w:spacing w:line="240" w:lineRule="auto"/>
+        <w:ind w:left="360"/>
+      </w:pPr>
+      <w:r>
+        <w:t xml:space="preserve">Aplikasi Jadi Lebih </w:t>
+      </w:r>
+      <w:r>
+        <w:t>Baik</w:t>
+      </w:r>
+      <w:r>
+        <w:t>:</w:t>
+      </w:r>
+    </w:p>
+    <w:p>
+      <w:pPr>
+        <w:spacing w:line="240" w:lineRule="auto"/>
+        <w:ind w:left="1080"/>
+      </w:pPr>
+      <w:r>
+        <w:t>Sebelumnya</w:t>
+      </w:r>
+      <w:r>
+        <w:t>: hanya bisa jalan lancar di Android (karena alamat 10.0.2.2).</w:t>
+      </w:r>
+    </w:p>
+    <w:p>
+      <w:pPr>
+        <w:spacing w:line="240" w:lineRule="auto"/>
+        <w:ind w:left="1080"/>
+      </w:pPr>
+      <w:r>
+        <w:t xml:space="preserve">Sekarang: Berkat fungsi apiUrl, aplikasi bisa </w:t>
+      </w:r>
+      <w:r>
+        <w:t>sedang</w:t>
+      </w:r>
+      <w:r>
+        <w:t xml:space="preserve"> di Android pakai alamat A, kalau di Web pakai alamat B.</w:t>
+      </w:r>
+    </w:p>
+    <w:p>
+      <w:pPr>
+        <w:spacing w:line="240" w:lineRule="auto"/>
+        <w:ind w:left="360"/>
+      </w:pPr>
+      <w:r>
+        <w:t>Kodingan Lebih Bersih:</w:t>
+      </w:r>
+    </w:p>
+    <w:p>
+      <w:pPr>
+        <w:spacing w:line="240" w:lineRule="auto"/>
+        <w:ind w:left="1080"/>
+      </w:pPr>
+      <w:r>
+        <w:t>T</w:t>
+      </w:r>
+      <w:r>
+        <w:t>idak perlu lagi mengetik http://... panjang-panjang di setiap fungsi. Cukup panggil apiUrl(/login), dan sistem akan menyambungkannya secara otomatis.</w:t>
       </w:r>
     </w:p>
     <w:p>
@@ -2997,6 +1851,123 @@
     </w:lvl>
   </w:abstractNum>
   <w:abstractNum w:abstractNumId="2" w15:restartNumberingAfterBreak="0">
+    <w:nsid w:val="52B2306A"/>
+    <w:multiLevelType w:val="multilevel"/>
+    <w:tmpl w:val="28BC2570"/>
+    <w:lvl w:ilvl="0">
+      <w:start w:val="1"/>
+      <w:numFmt w:val="decimal"/>
+      <w:lvlText w:val="%1."/>
+      <w:lvlJc w:val="left"/>
+      <w:pPr>
+        <w:tabs>
+          <w:tab w:val="num" w:pos="720"/>
+        </w:tabs>
+        <w:ind w:left="720" w:hanging="360"/>
+      </w:pPr>
+    </w:lvl>
+    <w:lvl w:ilvl="1">
+      <w:start w:val="1"/>
+      <w:numFmt w:val="bullet"/>
+      <w:lvlText w:val="o"/>
+      <w:lvlJc w:val="left"/>
+      <w:pPr>
+        <w:tabs>
+          <w:tab w:val="num" w:pos="1440"/>
+        </w:tabs>
+        <w:ind w:left="1440" w:hanging="360"/>
+      </w:pPr>
+      <w:rPr>
+        <w:rFonts w:ascii="Courier New" w:hAnsi="Courier New" w:hint="default"/>
+        <w:sz w:val="20"/>
+      </w:rPr>
+    </w:lvl>
+    <w:lvl w:ilvl="2" w:tentative="1">
+      <w:start w:val="1"/>
+      <w:numFmt w:val="decimal"/>
+      <w:lvlText w:val="%3."/>
+      <w:lvlJc w:val="left"/>
+      <w:pPr>
+        <w:tabs>
+          <w:tab w:val="num" w:pos="2160"/>
+        </w:tabs>
+        <w:ind w:left="2160" w:hanging="360"/>
+      </w:pPr>
+    </w:lvl>
+    <w:lvl w:ilvl="3" w:tentative="1">
+      <w:start w:val="1"/>
+      <w:numFmt w:val="decimal"/>
+      <w:lvlText w:val="%4."/>
+      <w:lvlJc w:val="left"/>
+      <w:pPr>
+        <w:tabs>
+          <w:tab w:val="num" w:pos="2880"/>
+        </w:tabs>
+        <w:ind w:left="2880" w:hanging="360"/>
+      </w:pPr>
+    </w:lvl>
+    <w:lvl w:ilvl="4" w:tentative="1">
+      <w:start w:val="1"/>
+      <w:numFmt w:val="decimal"/>
+      <w:lvlText w:val="%5."/>
+      <w:lvlJc w:val="left"/>
+      <w:pPr>
+        <w:tabs>
+          <w:tab w:val="num" w:pos="3600"/>
+        </w:tabs>
+        <w:ind w:left="3600" w:hanging="360"/>
+      </w:pPr>
+    </w:lvl>
+    <w:lvl w:ilvl="5" w:tentative="1">
+      <w:start w:val="1"/>
+      <w:numFmt w:val="decimal"/>
+      <w:lvlText w:val="%6."/>
+      <w:lvlJc w:val="left"/>
+      <w:pPr>
+        <w:tabs>
+          <w:tab w:val="num" w:pos="4320"/>
+        </w:tabs>
+        <w:ind w:left="4320" w:hanging="360"/>
+      </w:pPr>
+    </w:lvl>
+    <w:lvl w:ilvl="6" w:tentative="1">
+      <w:start w:val="1"/>
+      <w:numFmt w:val="decimal"/>
+      <w:lvlText w:val="%7."/>
+      <w:lvlJc w:val="left"/>
+      <w:pPr>
+        <w:tabs>
+          <w:tab w:val="num" w:pos="5040"/>
+        </w:tabs>
+        <w:ind w:left="5040" w:hanging="360"/>
+      </w:pPr>
+    </w:lvl>
+    <w:lvl w:ilvl="7" w:tentative="1">
+      <w:start w:val="1"/>
+      <w:numFmt w:val="decimal"/>
+      <w:lvlText w:val="%8."/>
+      <w:lvlJc w:val="left"/>
+      <w:pPr>
+        <w:tabs>
+          <w:tab w:val="num" w:pos="5760"/>
+        </w:tabs>
+        <w:ind w:left="5760" w:hanging="360"/>
+      </w:pPr>
+    </w:lvl>
+    <w:lvl w:ilvl="8" w:tentative="1">
+      <w:start w:val="1"/>
+      <w:numFmt w:val="decimal"/>
+      <w:lvlText w:val="%9."/>
+      <w:lvlJc w:val="left"/>
+      <w:pPr>
+        <w:tabs>
+          <w:tab w:val="num" w:pos="6480"/>
+        </w:tabs>
+        <w:ind w:left="6480" w:hanging="360"/>
+      </w:pPr>
+    </w:lvl>
+  </w:abstractNum>
+  <w:abstractNum w:abstractNumId="3" w15:restartNumberingAfterBreak="0">
     <w:nsid w:val="59AC64DE"/>
     <w:multiLevelType w:val="hybridMultilevel"/>
     <w:tmpl w:val="D556FF78"/>
@@ -3109,7 +2080,156 @@
       </w:rPr>
     </w:lvl>
   </w:abstractNum>
-  <w:abstractNum w:abstractNumId="3" w15:restartNumberingAfterBreak="0">
+  <w:abstractNum w:abstractNumId="4" w15:restartNumberingAfterBreak="0">
+    <w:nsid w:val="6BA85B18"/>
+    <w:multiLevelType w:val="multilevel"/>
+    <w:tmpl w:val="C93CBC46"/>
+    <w:lvl w:ilvl="0">
+      <w:start w:val="1"/>
+      <w:numFmt w:val="bullet"/>
+      <w:lvlText w:val=""/>
+      <w:lvlJc w:val="left"/>
+      <w:pPr>
+        <w:tabs>
+          <w:tab w:val="num" w:pos="720"/>
+        </w:tabs>
+        <w:ind w:left="720" w:hanging="360"/>
+      </w:pPr>
+      <w:rPr>
+        <w:rFonts w:ascii="Symbol" w:hAnsi="Symbol" w:hint="default"/>
+        <w:sz w:val="20"/>
+      </w:rPr>
+    </w:lvl>
+    <w:lvl w:ilvl="1">
+      <w:start w:val="1"/>
+      <w:numFmt w:val="bullet"/>
+      <w:lvlText w:val="o"/>
+      <w:lvlJc w:val="left"/>
+      <w:pPr>
+        <w:tabs>
+          <w:tab w:val="num" w:pos="1440"/>
+        </w:tabs>
+        <w:ind w:left="1440" w:hanging="360"/>
+      </w:pPr>
+      <w:rPr>
+        <w:rFonts w:ascii="Courier New" w:hAnsi="Courier New" w:hint="default"/>
+        <w:sz w:val="20"/>
+      </w:rPr>
+    </w:lvl>
+    <w:lvl w:ilvl="2" w:tentative="1">
+      <w:start w:val="1"/>
+      <w:numFmt w:val="bullet"/>
+      <w:lvlText w:val=""/>
+      <w:lvlJc w:val="left"/>
+      <w:pPr>
+        <w:tabs>
+          <w:tab w:val="num" w:pos="2160"/>
+        </w:tabs>
+        <w:ind w:left="2160" w:hanging="360"/>
+      </w:pPr>
+      <w:rPr>
+        <w:rFonts w:ascii="Wingdings" w:hAnsi="Wingdings" w:hint="default"/>
+        <w:sz w:val="20"/>
+      </w:rPr>
+    </w:lvl>
+    <w:lvl w:ilvl="3" w:tentative="1">
+      <w:start w:val="1"/>
+      <w:numFmt w:val="bullet"/>
+      <w:lvlText w:val=""/>
+      <w:lvlJc w:val="left"/>
+      <w:pPr>
+        <w:tabs>
+          <w:tab w:val="num" w:pos="2880"/>
+        </w:tabs>
+        <w:ind w:left="2880" w:hanging="360"/>
+      </w:pPr>
+      <w:rPr>
+        <w:rFonts w:ascii="Wingdings" w:hAnsi="Wingdings" w:hint="default"/>
+        <w:sz w:val="20"/>
+      </w:rPr>
+    </w:lvl>
+    <w:lvl w:ilvl="4" w:tentative="1">
+      <w:start w:val="1"/>
+      <w:numFmt w:val="bullet"/>
+      <w:lvlText w:val=""/>
+      <w:lvlJc w:val="left"/>
+      <w:pPr>
+        <w:tabs>
+          <w:tab w:val="num" w:pos="3600"/>
+        </w:tabs>
+        <w:ind w:left="3600" w:hanging="360"/>
+      </w:pPr>
+      <w:rPr>
+        <w:rFonts w:ascii="Wingdings" w:hAnsi="Wingdings" w:hint="default"/>
+        <w:sz w:val="20"/>
+      </w:rPr>
+    </w:lvl>
+    <w:lvl w:ilvl="5" w:tentative="1">
+      <w:start w:val="1"/>
+      <w:numFmt w:val="bullet"/>
+      <w:lvlText w:val=""/>
+      <w:lvlJc w:val="left"/>
+      <w:pPr>
+        <w:tabs>
+          <w:tab w:val="num" w:pos="4320"/>
+        </w:tabs>
+        <w:ind w:left="4320" w:hanging="360"/>
+      </w:pPr>
+      <w:rPr>
+        <w:rFonts w:ascii="Wingdings" w:hAnsi="Wingdings" w:hint="default"/>
+        <w:sz w:val="20"/>
+      </w:rPr>
+    </w:lvl>
+    <w:lvl w:ilvl="6" w:tentative="1">
+      <w:start w:val="1"/>
+      <w:numFmt w:val="bullet"/>
+      <w:lvlText w:val=""/>
+      <w:lvlJc w:val="left"/>
+      <w:pPr>
+        <w:tabs>
+          <w:tab w:val="num" w:pos="5040"/>
+        </w:tabs>
+        <w:ind w:left="5040" w:hanging="360"/>
+      </w:pPr>
+      <w:rPr>
+        <w:rFonts w:ascii="Wingdings" w:hAnsi="Wingdings" w:hint="default"/>
+        <w:sz w:val="20"/>
+      </w:rPr>
+    </w:lvl>
+    <w:lvl w:ilvl="7" w:tentative="1">
+      <w:start w:val="1"/>
+      <w:numFmt w:val="bullet"/>
+      <w:lvlText w:val=""/>
+      <w:lvlJc w:val="left"/>
+      <w:pPr>
+        <w:tabs>
+          <w:tab w:val="num" w:pos="5760"/>
+        </w:tabs>
+        <w:ind w:left="5760" w:hanging="360"/>
+      </w:pPr>
+      <w:rPr>
+        <w:rFonts w:ascii="Wingdings" w:hAnsi="Wingdings" w:hint="default"/>
+        <w:sz w:val="20"/>
+      </w:rPr>
+    </w:lvl>
+    <w:lvl w:ilvl="8" w:tentative="1">
+      <w:start w:val="1"/>
+      <w:numFmt w:val="bullet"/>
+      <w:lvlText w:val=""/>
+      <w:lvlJc w:val="left"/>
+      <w:pPr>
+        <w:tabs>
+          <w:tab w:val="num" w:pos="6480"/>
+        </w:tabs>
+        <w:ind w:left="6480" w:hanging="360"/>
+      </w:pPr>
+      <w:rPr>
+        <w:rFonts w:ascii="Wingdings" w:hAnsi="Wingdings" w:hint="default"/>
+        <w:sz w:val="20"/>
+      </w:rPr>
+    </w:lvl>
+  </w:abstractNum>
+  <w:abstractNum w:abstractNumId="5" w15:restartNumberingAfterBreak="0">
     <w:nsid w:val="7B92578F"/>
     <w:multiLevelType w:val="hybridMultilevel"/>
     <w:tmpl w:val="B804E9B8"/>
@@ -3222,7 +2342,7 @@
       </w:rPr>
     </w:lvl>
   </w:abstractNum>
-  <w:abstractNum w:abstractNumId="4" w15:restartNumberingAfterBreak="0">
+  <w:abstractNum w:abstractNumId="6" w15:restartNumberingAfterBreak="0">
     <w:nsid w:val="7DD5389E"/>
     <w:multiLevelType w:val="hybridMultilevel"/>
     <w:tmpl w:val="6840CD52"/>
@@ -3336,19 +2456,25 @@
     </w:lvl>
   </w:abstractNum>
   <w:num w:numId="1" w16cid:durableId="775180286">
-    <w:abstractNumId w:val="3"/>
+    <w:abstractNumId w:val="5"/>
   </w:num>
   <w:num w:numId="2" w16cid:durableId="1579442916">
-    <w:abstractNumId w:val="4"/>
+    <w:abstractNumId w:val="6"/>
   </w:num>
   <w:num w:numId="3" w16cid:durableId="1996445871">
     <w:abstractNumId w:val="0"/>
   </w:num>
   <w:num w:numId="4" w16cid:durableId="982202006">
-    <w:abstractNumId w:val="2"/>
+    <w:abstractNumId w:val="3"/>
   </w:num>
   <w:num w:numId="5" w16cid:durableId="2119370406">
     <w:abstractNumId w:val="1"/>
+  </w:num>
+  <w:num w:numId="6" w16cid:durableId="1063062556">
+    <w:abstractNumId w:val="4"/>
+  </w:num>
+  <w:num w:numId="7" w16cid:durableId="1353610240">
+    <w:abstractNumId w:val="2"/>
   </w:num>
 </w:numbering>
 </file>
@@ -3956,7 +3082,6 @@
   <w:style w:type="character" w:default="1" w:styleId="DefaultParagraphFont">
     <w:name w:val="Default Paragraph Font"/>
     <w:uiPriority w:val="1"/>
-    <w:semiHidden/>
     <w:unhideWhenUsed/>
   </w:style>
   <w:style w:type="table" w:default="1" w:styleId="TableNormal">

--- a/Dokumentasi/24382001P_Lorensius Firngadi_Dokumentasi Sesi 3.docx
+++ b/Dokumentasi/24382001P_Lorensius Firngadi_Dokumentasi Sesi 3.docx
@@ -1439,7 +1439,13 @@
       <w:pPr>
         <w:spacing w:line="240" w:lineRule="auto"/>
       </w:pPr>
-      <w:r>
+    </w:p>
+    <w:p>
+      <w:pPr>
+        <w:spacing w:line="240" w:lineRule="auto"/>
+      </w:pPr>
+      <w:r>
+        <w:lastRenderedPageBreak/>
         <w:t xml:space="preserve">8. Update file </w:t>
       </w:r>
       <w:r>
@@ -1451,7 +1457,6 @@
         <w:spacing w:line="240" w:lineRule="auto"/>
       </w:pPr>
       <w:r>
-        <w:lastRenderedPageBreak/>
         <w:t xml:space="preserve">File : </w:t>
       </w:r>
       <w:r>
@@ -1612,6 +1617,130 @@
         <w:spacing w:line="240" w:lineRule="auto"/>
       </w:pPr>
     </w:p>
+    <w:p>
+      <w:pPr>
+        <w:spacing w:line="240" w:lineRule="auto"/>
+      </w:pPr>
+      <w:r>
+        <w:t xml:space="preserve">9. </w:t>
+      </w:r>
+      <w:r>
+        <w:t xml:space="preserve">Update koding pada file </w:t>
+      </w:r>
+      <w:r>
+        <w:t>index.ts</w:t>
+      </w:r>
+    </w:p>
+    <w:p>
+      <w:pPr>
+        <w:spacing w:line="240" w:lineRule="auto"/>
+      </w:pPr>
+      <w:r>
+        <w:t xml:space="preserve">File : </w:t>
+      </w:r>
+      <w:r>
+        <w:t>wisata-CPMApp\user\app\lib\customer\utils\index.ts</w:t>
+      </w:r>
+    </w:p>
+    <w:p>
+      <w:pPr>
+        <w:spacing w:line="240" w:lineRule="auto"/>
+      </w:pPr>
+      <w:r>
+        <w:rPr>
+          <w:noProof/>
+        </w:rPr>
+        <w:lastRenderedPageBreak/>
+        <w:drawing>
+          <wp:inline distT="0" distB="0" distL="0" distR="0" wp14:anchorId="1DA7355A" wp14:editId="1A4D35AF">
+            <wp:extent cx="5731510" cy="3222625"/>
+            <wp:effectExtent l="0" t="0" r="2540" b="0"/>
+            <wp:docPr id="1793164531" name="Picture 1"/>
+            <wp:cNvGraphicFramePr>
+              <a:graphicFrameLocks xmlns:a="http://schemas.openxmlformats.org/drawingml/2006/main" noChangeAspect="1"/>
+            </wp:cNvGraphicFramePr>
+            <a:graphic xmlns:a="http://schemas.openxmlformats.org/drawingml/2006/main">
+              <a:graphicData uri="http://schemas.openxmlformats.org/drawingml/2006/picture">
+                <pic:pic xmlns:pic="http://schemas.openxmlformats.org/drawingml/2006/picture">
+                  <pic:nvPicPr>
+                    <pic:cNvPr id="1793164531" name=""/>
+                    <pic:cNvPicPr/>
+                  </pic:nvPicPr>
+                  <pic:blipFill>
+                    <a:blip r:embed="rId14"/>
+                    <a:stretch>
+                      <a:fillRect/>
+                    </a:stretch>
+                  </pic:blipFill>
+                  <pic:spPr>
+                    <a:xfrm>
+                      <a:off x="0" y="0"/>
+                      <a:ext cx="5731510" cy="3222625"/>
+                    </a:xfrm>
+                    <a:prstGeom prst="rect">
+                      <a:avLst/>
+                    </a:prstGeom>
+                  </pic:spPr>
+                </pic:pic>
+              </a:graphicData>
+            </a:graphic>
+          </wp:inline>
+        </w:drawing>
+      </w:r>
+    </w:p>
+    <w:p>
+      <w:pPr>
+        <w:numPr>
+          <w:ilvl w:val="0"/>
+          <w:numId w:val="8"/>
+        </w:numPr>
+        <w:spacing w:line="240" w:lineRule="auto"/>
+      </w:pPr>
+      <w:r>
+        <w:t>apiUrl: Memastikan alamat server benar.</w:t>
+      </w:r>
+    </w:p>
+    <w:p>
+      <w:pPr>
+        <w:numPr>
+          <w:ilvl w:val="0"/>
+          <w:numId w:val="8"/>
+        </w:numPr>
+        <w:spacing w:line="240" w:lineRule="auto"/>
+      </w:pPr>
+      <w:r>
+        <w:t xml:space="preserve">fetchWisata: </w:t>
+      </w:r>
+      <w:r>
+        <w:t>M</w:t>
+      </w:r>
+      <w:r>
+        <w:t>engambil data wisata yang statusnya masih aktif saja.</w:t>
+      </w:r>
+    </w:p>
+    <w:p>
+      <w:pPr>
+        <w:numPr>
+          <w:ilvl w:val="0"/>
+          <w:numId w:val="8"/>
+        </w:numPr>
+        <w:spacing w:line="240" w:lineRule="auto"/>
+      </w:pPr>
+      <w:r>
+        <w:t xml:space="preserve">getRating: </w:t>
+      </w:r>
+      <w:r>
+        <w:t>M</w:t>
+      </w:r>
+      <w:r>
+        <w:t>enghitung angka rating (bintang) agar bisa muncul di aplikasi (misalnya: 4.5 / 5 stars dari 100 ulasan).</w:t>
+      </w:r>
+    </w:p>
+    <w:p>
+      <w:pPr>
+        <w:spacing w:line="240" w:lineRule="auto"/>
+      </w:pPr>
+    </w:p>
     <w:sectPr>
       <w:pgSz w:w="11906" w:h="16838"/>
       <w:pgMar w:top="1440" w:right="1440" w:bottom="1440" w:left="1440" w:header="708" w:footer="708" w:gutter="0"/>
@@ -1738,6 +1867,155 @@
     </w:lvl>
   </w:abstractNum>
   <w:abstractNum w:abstractNumId="1" w15:restartNumberingAfterBreak="0">
+    <w:nsid w:val="255737F4"/>
+    <w:multiLevelType w:val="multilevel"/>
+    <w:tmpl w:val="89C6081C"/>
+    <w:lvl w:ilvl="0">
+      <w:start w:val="1"/>
+      <w:numFmt w:val="bullet"/>
+      <w:lvlText w:val=""/>
+      <w:lvlJc w:val="left"/>
+      <w:pPr>
+        <w:tabs>
+          <w:tab w:val="num" w:pos="720"/>
+        </w:tabs>
+        <w:ind w:left="720" w:hanging="360"/>
+      </w:pPr>
+      <w:rPr>
+        <w:rFonts w:ascii="Symbol" w:hAnsi="Symbol" w:hint="default"/>
+        <w:sz w:val="20"/>
+      </w:rPr>
+    </w:lvl>
+    <w:lvl w:ilvl="1" w:tentative="1">
+      <w:start w:val="1"/>
+      <w:numFmt w:val="bullet"/>
+      <w:lvlText w:val="o"/>
+      <w:lvlJc w:val="left"/>
+      <w:pPr>
+        <w:tabs>
+          <w:tab w:val="num" w:pos="1440"/>
+        </w:tabs>
+        <w:ind w:left="1440" w:hanging="360"/>
+      </w:pPr>
+      <w:rPr>
+        <w:rFonts w:ascii="Courier New" w:hAnsi="Courier New" w:hint="default"/>
+        <w:sz w:val="20"/>
+      </w:rPr>
+    </w:lvl>
+    <w:lvl w:ilvl="2" w:tentative="1">
+      <w:start w:val="1"/>
+      <w:numFmt w:val="bullet"/>
+      <w:lvlText w:val=""/>
+      <w:lvlJc w:val="left"/>
+      <w:pPr>
+        <w:tabs>
+          <w:tab w:val="num" w:pos="2160"/>
+        </w:tabs>
+        <w:ind w:left="2160" w:hanging="360"/>
+      </w:pPr>
+      <w:rPr>
+        <w:rFonts w:ascii="Wingdings" w:hAnsi="Wingdings" w:hint="default"/>
+        <w:sz w:val="20"/>
+      </w:rPr>
+    </w:lvl>
+    <w:lvl w:ilvl="3" w:tentative="1">
+      <w:start w:val="1"/>
+      <w:numFmt w:val="bullet"/>
+      <w:lvlText w:val=""/>
+      <w:lvlJc w:val="left"/>
+      <w:pPr>
+        <w:tabs>
+          <w:tab w:val="num" w:pos="2880"/>
+        </w:tabs>
+        <w:ind w:left="2880" w:hanging="360"/>
+      </w:pPr>
+      <w:rPr>
+        <w:rFonts w:ascii="Wingdings" w:hAnsi="Wingdings" w:hint="default"/>
+        <w:sz w:val="20"/>
+      </w:rPr>
+    </w:lvl>
+    <w:lvl w:ilvl="4" w:tentative="1">
+      <w:start w:val="1"/>
+      <w:numFmt w:val="bullet"/>
+      <w:lvlText w:val=""/>
+      <w:lvlJc w:val="left"/>
+      <w:pPr>
+        <w:tabs>
+          <w:tab w:val="num" w:pos="3600"/>
+        </w:tabs>
+        <w:ind w:left="3600" w:hanging="360"/>
+      </w:pPr>
+      <w:rPr>
+        <w:rFonts w:ascii="Wingdings" w:hAnsi="Wingdings" w:hint="default"/>
+        <w:sz w:val="20"/>
+      </w:rPr>
+    </w:lvl>
+    <w:lvl w:ilvl="5" w:tentative="1">
+      <w:start w:val="1"/>
+      <w:numFmt w:val="bullet"/>
+      <w:lvlText w:val=""/>
+      <w:lvlJc w:val="left"/>
+      <w:pPr>
+        <w:tabs>
+          <w:tab w:val="num" w:pos="4320"/>
+        </w:tabs>
+        <w:ind w:left="4320" w:hanging="360"/>
+      </w:pPr>
+      <w:rPr>
+        <w:rFonts w:ascii="Wingdings" w:hAnsi="Wingdings" w:hint="default"/>
+        <w:sz w:val="20"/>
+      </w:rPr>
+    </w:lvl>
+    <w:lvl w:ilvl="6" w:tentative="1">
+      <w:start w:val="1"/>
+      <w:numFmt w:val="bullet"/>
+      <w:lvlText w:val=""/>
+      <w:lvlJc w:val="left"/>
+      <w:pPr>
+        <w:tabs>
+          <w:tab w:val="num" w:pos="5040"/>
+        </w:tabs>
+        <w:ind w:left="5040" w:hanging="360"/>
+      </w:pPr>
+      <w:rPr>
+        <w:rFonts w:ascii="Wingdings" w:hAnsi="Wingdings" w:hint="default"/>
+        <w:sz w:val="20"/>
+      </w:rPr>
+    </w:lvl>
+    <w:lvl w:ilvl="7" w:tentative="1">
+      <w:start w:val="1"/>
+      <w:numFmt w:val="bullet"/>
+      <w:lvlText w:val=""/>
+      <w:lvlJc w:val="left"/>
+      <w:pPr>
+        <w:tabs>
+          <w:tab w:val="num" w:pos="5760"/>
+        </w:tabs>
+        <w:ind w:left="5760" w:hanging="360"/>
+      </w:pPr>
+      <w:rPr>
+        <w:rFonts w:ascii="Wingdings" w:hAnsi="Wingdings" w:hint="default"/>
+        <w:sz w:val="20"/>
+      </w:rPr>
+    </w:lvl>
+    <w:lvl w:ilvl="8" w:tentative="1">
+      <w:start w:val="1"/>
+      <w:numFmt w:val="bullet"/>
+      <w:lvlText w:val=""/>
+      <w:lvlJc w:val="left"/>
+      <w:pPr>
+        <w:tabs>
+          <w:tab w:val="num" w:pos="6480"/>
+        </w:tabs>
+        <w:ind w:left="6480" w:hanging="360"/>
+      </w:pPr>
+      <w:rPr>
+        <w:rFonts w:ascii="Wingdings" w:hAnsi="Wingdings" w:hint="default"/>
+        <w:sz w:val="20"/>
+      </w:rPr>
+    </w:lvl>
+  </w:abstractNum>
+  <w:abstractNum w:abstractNumId="2" w15:restartNumberingAfterBreak="0">
     <w:nsid w:val="4E280CE5"/>
     <w:multiLevelType w:val="hybridMultilevel"/>
     <w:tmpl w:val="C5944EFA"/>
@@ -1850,7 +2128,7 @@
       </w:rPr>
     </w:lvl>
   </w:abstractNum>
-  <w:abstractNum w:abstractNumId="2" w15:restartNumberingAfterBreak="0">
+  <w:abstractNum w:abstractNumId="3" w15:restartNumberingAfterBreak="0">
     <w:nsid w:val="52B2306A"/>
     <w:multiLevelType w:val="multilevel"/>
     <w:tmpl w:val="28BC2570"/>
@@ -1967,7 +2245,7 @@
       </w:pPr>
     </w:lvl>
   </w:abstractNum>
-  <w:abstractNum w:abstractNumId="3" w15:restartNumberingAfterBreak="0">
+  <w:abstractNum w:abstractNumId="4" w15:restartNumberingAfterBreak="0">
     <w:nsid w:val="59AC64DE"/>
     <w:multiLevelType w:val="hybridMultilevel"/>
     <w:tmpl w:val="D556FF78"/>
@@ -2080,7 +2358,7 @@
       </w:rPr>
     </w:lvl>
   </w:abstractNum>
-  <w:abstractNum w:abstractNumId="4" w15:restartNumberingAfterBreak="0">
+  <w:abstractNum w:abstractNumId="5" w15:restartNumberingAfterBreak="0">
     <w:nsid w:val="6BA85B18"/>
     <w:multiLevelType w:val="multilevel"/>
     <w:tmpl w:val="C93CBC46"/>
@@ -2229,7 +2507,7 @@
       </w:rPr>
     </w:lvl>
   </w:abstractNum>
-  <w:abstractNum w:abstractNumId="5" w15:restartNumberingAfterBreak="0">
+  <w:abstractNum w:abstractNumId="6" w15:restartNumberingAfterBreak="0">
     <w:nsid w:val="7B92578F"/>
     <w:multiLevelType w:val="hybridMultilevel"/>
     <w:tmpl w:val="B804E9B8"/>
@@ -2342,7 +2620,7 @@
       </w:rPr>
     </w:lvl>
   </w:abstractNum>
-  <w:abstractNum w:abstractNumId="6" w15:restartNumberingAfterBreak="0">
+  <w:abstractNum w:abstractNumId="7" w15:restartNumberingAfterBreak="0">
     <w:nsid w:val="7DD5389E"/>
     <w:multiLevelType w:val="hybridMultilevel"/>
     <w:tmpl w:val="6840CD52"/>
@@ -2456,25 +2734,28 @@
     </w:lvl>
   </w:abstractNum>
   <w:num w:numId="1" w16cid:durableId="775180286">
-    <w:abstractNumId w:val="5"/>
+    <w:abstractNumId w:val="6"/>
   </w:num>
   <w:num w:numId="2" w16cid:durableId="1579442916">
-    <w:abstractNumId w:val="6"/>
+    <w:abstractNumId w:val="7"/>
   </w:num>
   <w:num w:numId="3" w16cid:durableId="1996445871">
     <w:abstractNumId w:val="0"/>
   </w:num>
   <w:num w:numId="4" w16cid:durableId="982202006">
+    <w:abstractNumId w:val="4"/>
+  </w:num>
+  <w:num w:numId="5" w16cid:durableId="2119370406">
+    <w:abstractNumId w:val="2"/>
+  </w:num>
+  <w:num w:numId="6" w16cid:durableId="1063062556">
+    <w:abstractNumId w:val="5"/>
+  </w:num>
+  <w:num w:numId="7" w16cid:durableId="1353610240">
     <w:abstractNumId w:val="3"/>
   </w:num>
-  <w:num w:numId="5" w16cid:durableId="2119370406">
+  <w:num w:numId="8" w16cid:durableId="905185883">
     <w:abstractNumId w:val="1"/>
-  </w:num>
-  <w:num w:numId="6" w16cid:durableId="1063062556">
-    <w:abstractNumId w:val="4"/>
-  </w:num>
-  <w:num w:numId="7" w16cid:durableId="1353610240">
-    <w:abstractNumId w:val="2"/>
   </w:num>
 </w:numbering>
 </file>

--- a/Dokumentasi/24382001P_Lorensius Firngadi_Dokumentasi Sesi 3.docx
+++ b/Dokumentasi/24382001P_Lorensius Firngadi_Dokumentasi Sesi 3.docx
@@ -1621,7 +1621,33 @@
       <w:pPr>
         <w:spacing w:line="240" w:lineRule="auto"/>
       </w:pPr>
-      <w:r>
+    </w:p>
+    <w:p>
+      <w:pPr>
+        <w:spacing w:line="240" w:lineRule="auto"/>
+      </w:pPr>
+    </w:p>
+    <w:p>
+      <w:pPr>
+        <w:spacing w:line="240" w:lineRule="auto"/>
+      </w:pPr>
+    </w:p>
+    <w:p>
+      <w:pPr>
+        <w:spacing w:line="240" w:lineRule="auto"/>
+      </w:pPr>
+    </w:p>
+    <w:p>
+      <w:pPr>
+        <w:spacing w:line="240" w:lineRule="auto"/>
+      </w:pPr>
+    </w:p>
+    <w:p>
+      <w:pPr>
+        <w:spacing w:line="240" w:lineRule="auto"/>
+      </w:pPr>
+      <w:r>
+        <w:lastRenderedPageBreak/>
         <w:t xml:space="preserve">9. </w:t>
       </w:r>
       <w:r>
@@ -1650,7 +1676,6 @@
         <w:rPr>
           <w:noProof/>
         </w:rPr>
-        <w:lastRenderedPageBreak/>
         <w:drawing>
           <wp:inline distT="0" distB="0" distL="0" distR="0" wp14:anchorId="1DA7355A" wp14:editId="1A4D35AF">
             <wp:extent cx="5731510" cy="3222625"/>
@@ -1741,6 +1766,311 @@
         <w:spacing w:line="240" w:lineRule="auto"/>
       </w:pPr>
     </w:p>
+    <w:p>
+      <w:pPr>
+        <w:spacing w:line="240" w:lineRule="auto"/>
+      </w:pPr>
+    </w:p>
+    <w:p>
+      <w:pPr>
+        <w:spacing w:line="240" w:lineRule="auto"/>
+      </w:pPr>
+    </w:p>
+    <w:p>
+      <w:pPr>
+        <w:spacing w:line="240" w:lineRule="auto"/>
+      </w:pPr>
+    </w:p>
+    <w:p>
+      <w:pPr>
+        <w:spacing w:line="240" w:lineRule="auto"/>
+      </w:pPr>
+    </w:p>
+    <w:p>
+      <w:pPr>
+        <w:spacing w:line="240" w:lineRule="auto"/>
+      </w:pPr>
+    </w:p>
+    <w:p>
+      <w:pPr>
+        <w:spacing w:line="240" w:lineRule="auto"/>
+      </w:pPr>
+    </w:p>
+    <w:p>
+      <w:pPr>
+        <w:spacing w:line="240" w:lineRule="auto"/>
+      </w:pPr>
+    </w:p>
+    <w:p>
+      <w:pPr>
+        <w:spacing w:line="240" w:lineRule="auto"/>
+      </w:pPr>
+    </w:p>
+    <w:p>
+      <w:pPr>
+        <w:spacing w:line="240" w:lineRule="auto"/>
+      </w:pPr>
+    </w:p>
+    <w:p>
+      <w:pPr>
+        <w:spacing w:line="240" w:lineRule="auto"/>
+      </w:pPr>
+    </w:p>
+    <w:p>
+      <w:pPr>
+        <w:spacing w:line="240" w:lineRule="auto"/>
+      </w:pPr>
+    </w:p>
+    <w:p>
+      <w:pPr>
+        <w:spacing w:line="240" w:lineRule="auto"/>
+      </w:pPr>
+    </w:p>
+    <w:p>
+      <w:pPr>
+        <w:spacing w:line="240" w:lineRule="auto"/>
+      </w:pPr>
+      <w:r>
+        <w:lastRenderedPageBreak/>
+        <w:t xml:space="preserve">10. Update koding pada file </w:t>
+      </w:r>
+      <w:r>
+        <w:t>booking.ts</w:t>
+      </w:r>
+      <w:r>
+        <w:t>.</w:t>
+      </w:r>
+    </w:p>
+    <w:p>
+      <w:pPr>
+        <w:spacing w:line="240" w:lineRule="auto"/>
+      </w:pPr>
+      <w:r>
+        <w:t xml:space="preserve">File : </w:t>
+      </w:r>
+      <w:r>
+        <w:t>wisata-CPMApp\user\app\lib\customer\utils\booking.ts</w:t>
+      </w:r>
+    </w:p>
+    <w:p>
+      <w:pPr>
+        <w:spacing w:line="240" w:lineRule="auto"/>
+      </w:pPr>
+      <w:r>
+        <w:rPr>
+          <w:noProof/>
+        </w:rPr>
+        <w:drawing>
+          <wp:inline distT="0" distB="0" distL="0" distR="0" wp14:anchorId="4334EDD2" wp14:editId="2EAC9933">
+            <wp:extent cx="5731510" cy="3222625"/>
+            <wp:effectExtent l="0" t="0" r="2540" b="0"/>
+            <wp:docPr id="820490748" name="Picture 1"/>
+            <wp:cNvGraphicFramePr>
+              <a:graphicFrameLocks xmlns:a="http://schemas.openxmlformats.org/drawingml/2006/main" noChangeAspect="1"/>
+            </wp:cNvGraphicFramePr>
+            <a:graphic xmlns:a="http://schemas.openxmlformats.org/drawingml/2006/main">
+              <a:graphicData uri="http://schemas.openxmlformats.org/drawingml/2006/picture">
+                <pic:pic xmlns:pic="http://schemas.openxmlformats.org/drawingml/2006/picture">
+                  <pic:nvPicPr>
+                    <pic:cNvPr id="820490748" name=""/>
+                    <pic:cNvPicPr/>
+                  </pic:nvPicPr>
+                  <pic:blipFill>
+                    <a:blip r:embed="rId15"/>
+                    <a:stretch>
+                      <a:fillRect/>
+                    </a:stretch>
+                  </pic:blipFill>
+                  <pic:spPr>
+                    <a:xfrm>
+                      <a:off x="0" y="0"/>
+                      <a:ext cx="5731510" cy="3222625"/>
+                    </a:xfrm>
+                    <a:prstGeom prst="rect">
+                      <a:avLst/>
+                    </a:prstGeom>
+                  </pic:spPr>
+                </pic:pic>
+              </a:graphicData>
+            </a:graphic>
+          </wp:inline>
+        </w:drawing>
+      </w:r>
+    </w:p>
+    <w:p>
+      <w:pPr>
+        <w:spacing w:line="240" w:lineRule="auto"/>
+      </w:pPr>
+      <w:r>
+        <w:t>import { apiUrl } from @/app/lib/api;</w:t>
+      </w:r>
+    </w:p>
+    <w:p>
+      <w:pPr>
+        <w:spacing w:line="240" w:lineRule="auto"/>
+        <w:jc w:val="both"/>
+      </w:pPr>
+      <w:r>
+        <w:t>Penjelasan:</w:t>
+      </w:r>
+      <w:r>
+        <w:br/>
+      </w:r>
+      <w:r>
+        <w:t>F</w:t>
+      </w:r>
+      <w:r>
+        <w:t xml:space="preserve">ungsinya untuk memanggil Mesin Alamat. </w:t>
+      </w:r>
+      <w:r>
+        <w:t>M</w:t>
+      </w:r>
+      <w:r>
+        <w:t>enulis alamat server yang panjang dan berubah-ubah secara manual, cukup mengimpor fungsi ini agar bisa membuat alamat otomatis yang sesuai dengan perangkat (Android/Web).</w:t>
+      </w:r>
+    </w:p>
+    <w:p>
+      <w:pPr>
+        <w:spacing w:line="240" w:lineRule="auto"/>
+        <w:jc w:val="both"/>
+      </w:pPr>
+    </w:p>
+    <w:p>
+      <w:pPr>
+        <w:spacing w:line="240" w:lineRule="auto"/>
+        <w:jc w:val="both"/>
+      </w:pPr>
+      <w:r>
+        <w:t xml:space="preserve">fetch(apiUrl(/booking/my), </w:t>
+      </w:r>
+    </w:p>
+    <w:p>
+      <w:pPr>
+        <w:spacing w:line="240" w:lineRule="auto"/>
+        <w:jc w:val="both"/>
+      </w:pPr>
+      <w:r>
+        <w:t>Penjelasan:</w:t>
+      </w:r>
+      <w:r>
+        <w:br/>
+      </w:r>
+      <w:r>
+        <w:t>F</w:t>
+      </w:r>
+      <w:r>
+        <w:t>ungsinya untuk mengambil data Booking Saya.</w:t>
+      </w:r>
+    </w:p>
+    <w:p>
+      <w:pPr>
+        <w:numPr>
+          <w:ilvl w:val="0"/>
+          <w:numId w:val="9"/>
+        </w:numPr>
+        <w:spacing w:line="240" w:lineRule="auto"/>
+        <w:jc w:val="both"/>
+      </w:pPr>
+      <w:r>
+        <w:t>apiUrl(/booking/my): Membuat link lengkap ke bagian pemesanan milik pengguna yang sedang login.</w:t>
+      </w:r>
+    </w:p>
+    <w:p>
+      <w:pPr>
+        <w:numPr>
+          <w:ilvl w:val="0"/>
+          <w:numId w:val="9"/>
+        </w:numPr>
+        <w:spacing w:line="240" w:lineRule="auto"/>
+        <w:jc w:val="both"/>
+      </w:pPr>
+      <w:r>
+        <w:t xml:space="preserve">Authorization: </w:t>
+      </w:r>
+      <w:r>
+        <w:t>K</w:t>
+      </w:r>
+      <w:r>
+        <w:t>ode Bearer ${token}. Server tidak akan memberikan data booking kalau tidak menunjukkan token (bukti login) ini.</w:t>
+      </w:r>
+    </w:p>
+    <w:p>
+      <w:pPr>
+        <w:spacing w:line="240" w:lineRule="auto"/>
+        <w:jc w:val="both"/>
+      </w:pPr>
+    </w:p>
+    <w:p>
+      <w:pPr>
+        <w:spacing w:line="240" w:lineRule="auto"/>
+        <w:jc w:val="both"/>
+      </w:pPr>
+      <w:r>
+        <w:t xml:space="preserve">3. fetch(apiUrl(/booking/${id}), </w:t>
+      </w:r>
+    </w:p>
+    <w:p>
+      <w:pPr>
+        <w:spacing w:line="240" w:lineRule="auto"/>
+        <w:jc w:val="both"/>
+      </w:pPr>
+      <w:r>
+        <w:t>Penjelasan:</w:t>
+      </w:r>
+      <w:r>
+        <w:br/>
+      </w:r>
+      <w:r>
+        <w:t>F</w:t>
+      </w:r>
+      <w:r>
+        <w:t>ungsinya untuk menghapus data booking tertentu.</w:t>
+      </w:r>
+    </w:p>
+    <w:p>
+      <w:pPr>
+        <w:numPr>
+          <w:ilvl w:val="0"/>
+          <w:numId w:val="10"/>
+        </w:numPr>
+        <w:spacing w:line="240" w:lineRule="auto"/>
+        <w:jc w:val="both"/>
+      </w:pPr>
+      <w:r>
+        <w:t xml:space="preserve">${id}: </w:t>
+      </w:r>
+      <w:r>
+        <w:t>N</w:t>
+      </w:r>
+      <w:r>
+        <w:t>omor identitas booking-nya. Jadi server tahu persis booking mana yang mau dihapus (misal: booking nomor 10).</w:t>
+      </w:r>
+    </w:p>
+    <w:p>
+      <w:pPr>
+        <w:numPr>
+          <w:ilvl w:val="0"/>
+          <w:numId w:val="10"/>
+        </w:numPr>
+        <w:spacing w:line="240" w:lineRule="auto"/>
+        <w:jc w:val="both"/>
+      </w:pPr>
+      <w:r>
+        <w:lastRenderedPageBreak/>
+        <w:t xml:space="preserve">method: DELETE: </w:t>
+      </w:r>
+      <w:r>
+        <w:t>P</w:t>
+      </w:r>
+      <w:r>
+        <w:t>erintah kepada server bahwa ingin membuang/menghapus data tersebut, bukan cuma melihat saja.</w:t>
+      </w:r>
+    </w:p>
+    <w:p>
+      <w:pPr>
+        <w:spacing w:line="240" w:lineRule="auto"/>
+      </w:pPr>
+    </w:p>
     <w:sectPr>
       <w:pgSz w:w="11906" w:h="16838"/>
       <w:pgMar w:top="1440" w:right="1440" w:bottom="1440" w:left="1440" w:header="708" w:footer="708" w:gutter="0"/>
@@ -2016,6 +2346,155 @@
     </w:lvl>
   </w:abstractNum>
   <w:abstractNum w:abstractNumId="2" w15:restartNumberingAfterBreak="0">
+    <w:nsid w:val="2E3E310D"/>
+    <w:multiLevelType w:val="multilevel"/>
+    <w:tmpl w:val="0FE2CECE"/>
+    <w:lvl w:ilvl="0">
+      <w:start w:val="1"/>
+      <w:numFmt w:val="bullet"/>
+      <w:lvlText w:val=""/>
+      <w:lvlJc w:val="left"/>
+      <w:pPr>
+        <w:tabs>
+          <w:tab w:val="num" w:pos="720"/>
+        </w:tabs>
+        <w:ind w:left="720" w:hanging="360"/>
+      </w:pPr>
+      <w:rPr>
+        <w:rFonts w:ascii="Symbol" w:hAnsi="Symbol" w:hint="default"/>
+        <w:sz w:val="20"/>
+      </w:rPr>
+    </w:lvl>
+    <w:lvl w:ilvl="1" w:tentative="1">
+      <w:start w:val="1"/>
+      <w:numFmt w:val="bullet"/>
+      <w:lvlText w:val="o"/>
+      <w:lvlJc w:val="left"/>
+      <w:pPr>
+        <w:tabs>
+          <w:tab w:val="num" w:pos="1440"/>
+        </w:tabs>
+        <w:ind w:left="1440" w:hanging="360"/>
+      </w:pPr>
+      <w:rPr>
+        <w:rFonts w:ascii="Courier New" w:hAnsi="Courier New" w:hint="default"/>
+        <w:sz w:val="20"/>
+      </w:rPr>
+    </w:lvl>
+    <w:lvl w:ilvl="2" w:tentative="1">
+      <w:start w:val="1"/>
+      <w:numFmt w:val="bullet"/>
+      <w:lvlText w:val=""/>
+      <w:lvlJc w:val="left"/>
+      <w:pPr>
+        <w:tabs>
+          <w:tab w:val="num" w:pos="2160"/>
+        </w:tabs>
+        <w:ind w:left="2160" w:hanging="360"/>
+      </w:pPr>
+      <w:rPr>
+        <w:rFonts w:ascii="Wingdings" w:hAnsi="Wingdings" w:hint="default"/>
+        <w:sz w:val="20"/>
+      </w:rPr>
+    </w:lvl>
+    <w:lvl w:ilvl="3" w:tentative="1">
+      <w:start w:val="1"/>
+      <w:numFmt w:val="bullet"/>
+      <w:lvlText w:val=""/>
+      <w:lvlJc w:val="left"/>
+      <w:pPr>
+        <w:tabs>
+          <w:tab w:val="num" w:pos="2880"/>
+        </w:tabs>
+        <w:ind w:left="2880" w:hanging="360"/>
+      </w:pPr>
+      <w:rPr>
+        <w:rFonts w:ascii="Wingdings" w:hAnsi="Wingdings" w:hint="default"/>
+        <w:sz w:val="20"/>
+      </w:rPr>
+    </w:lvl>
+    <w:lvl w:ilvl="4" w:tentative="1">
+      <w:start w:val="1"/>
+      <w:numFmt w:val="bullet"/>
+      <w:lvlText w:val=""/>
+      <w:lvlJc w:val="left"/>
+      <w:pPr>
+        <w:tabs>
+          <w:tab w:val="num" w:pos="3600"/>
+        </w:tabs>
+        <w:ind w:left="3600" w:hanging="360"/>
+      </w:pPr>
+      <w:rPr>
+        <w:rFonts w:ascii="Wingdings" w:hAnsi="Wingdings" w:hint="default"/>
+        <w:sz w:val="20"/>
+      </w:rPr>
+    </w:lvl>
+    <w:lvl w:ilvl="5" w:tentative="1">
+      <w:start w:val="1"/>
+      <w:numFmt w:val="bullet"/>
+      <w:lvlText w:val=""/>
+      <w:lvlJc w:val="left"/>
+      <w:pPr>
+        <w:tabs>
+          <w:tab w:val="num" w:pos="4320"/>
+        </w:tabs>
+        <w:ind w:left="4320" w:hanging="360"/>
+      </w:pPr>
+      <w:rPr>
+        <w:rFonts w:ascii="Wingdings" w:hAnsi="Wingdings" w:hint="default"/>
+        <w:sz w:val="20"/>
+      </w:rPr>
+    </w:lvl>
+    <w:lvl w:ilvl="6" w:tentative="1">
+      <w:start w:val="1"/>
+      <w:numFmt w:val="bullet"/>
+      <w:lvlText w:val=""/>
+      <w:lvlJc w:val="left"/>
+      <w:pPr>
+        <w:tabs>
+          <w:tab w:val="num" w:pos="5040"/>
+        </w:tabs>
+        <w:ind w:left="5040" w:hanging="360"/>
+      </w:pPr>
+      <w:rPr>
+        <w:rFonts w:ascii="Wingdings" w:hAnsi="Wingdings" w:hint="default"/>
+        <w:sz w:val="20"/>
+      </w:rPr>
+    </w:lvl>
+    <w:lvl w:ilvl="7" w:tentative="1">
+      <w:start w:val="1"/>
+      <w:numFmt w:val="bullet"/>
+      <w:lvlText w:val=""/>
+      <w:lvlJc w:val="left"/>
+      <w:pPr>
+        <w:tabs>
+          <w:tab w:val="num" w:pos="5760"/>
+        </w:tabs>
+        <w:ind w:left="5760" w:hanging="360"/>
+      </w:pPr>
+      <w:rPr>
+        <w:rFonts w:ascii="Wingdings" w:hAnsi="Wingdings" w:hint="default"/>
+        <w:sz w:val="20"/>
+      </w:rPr>
+    </w:lvl>
+    <w:lvl w:ilvl="8" w:tentative="1">
+      <w:start w:val="1"/>
+      <w:numFmt w:val="bullet"/>
+      <w:lvlText w:val=""/>
+      <w:lvlJc w:val="left"/>
+      <w:pPr>
+        <w:tabs>
+          <w:tab w:val="num" w:pos="6480"/>
+        </w:tabs>
+        <w:ind w:left="6480" w:hanging="360"/>
+      </w:pPr>
+      <w:rPr>
+        <w:rFonts w:ascii="Wingdings" w:hAnsi="Wingdings" w:hint="default"/>
+        <w:sz w:val="20"/>
+      </w:rPr>
+    </w:lvl>
+  </w:abstractNum>
+  <w:abstractNum w:abstractNumId="3" w15:restartNumberingAfterBreak="0">
     <w:nsid w:val="4E280CE5"/>
     <w:multiLevelType w:val="hybridMultilevel"/>
     <w:tmpl w:val="C5944EFA"/>
@@ -2128,7 +2607,7 @@
       </w:rPr>
     </w:lvl>
   </w:abstractNum>
-  <w:abstractNum w:abstractNumId="3" w15:restartNumberingAfterBreak="0">
+  <w:abstractNum w:abstractNumId="4" w15:restartNumberingAfterBreak="0">
     <w:nsid w:val="52B2306A"/>
     <w:multiLevelType w:val="multilevel"/>
     <w:tmpl w:val="28BC2570"/>
@@ -2245,7 +2724,7 @@
       </w:pPr>
     </w:lvl>
   </w:abstractNum>
-  <w:abstractNum w:abstractNumId="4" w15:restartNumberingAfterBreak="0">
+  <w:abstractNum w:abstractNumId="5" w15:restartNumberingAfterBreak="0">
     <w:nsid w:val="59AC64DE"/>
     <w:multiLevelType w:val="hybridMultilevel"/>
     <w:tmpl w:val="D556FF78"/>
@@ -2358,7 +2837,7 @@
       </w:rPr>
     </w:lvl>
   </w:abstractNum>
-  <w:abstractNum w:abstractNumId="5" w15:restartNumberingAfterBreak="0">
+  <w:abstractNum w:abstractNumId="6" w15:restartNumberingAfterBreak="0">
     <w:nsid w:val="6BA85B18"/>
     <w:multiLevelType w:val="multilevel"/>
     <w:tmpl w:val="C93CBC46"/>
@@ -2507,7 +2986,7 @@
       </w:rPr>
     </w:lvl>
   </w:abstractNum>
-  <w:abstractNum w:abstractNumId="6" w15:restartNumberingAfterBreak="0">
+  <w:abstractNum w:abstractNumId="7" w15:restartNumberingAfterBreak="0">
     <w:nsid w:val="7B92578F"/>
     <w:multiLevelType w:val="hybridMultilevel"/>
     <w:tmpl w:val="B804E9B8"/>
@@ -2620,7 +3099,156 @@
       </w:rPr>
     </w:lvl>
   </w:abstractNum>
-  <w:abstractNum w:abstractNumId="7" w15:restartNumberingAfterBreak="0">
+  <w:abstractNum w:abstractNumId="8" w15:restartNumberingAfterBreak="0">
+    <w:nsid w:val="7BE726BE"/>
+    <w:multiLevelType w:val="multilevel"/>
+    <w:tmpl w:val="14AE9B48"/>
+    <w:lvl w:ilvl="0">
+      <w:start w:val="1"/>
+      <w:numFmt w:val="bullet"/>
+      <w:lvlText w:val=""/>
+      <w:lvlJc w:val="left"/>
+      <w:pPr>
+        <w:tabs>
+          <w:tab w:val="num" w:pos="720"/>
+        </w:tabs>
+        <w:ind w:left="720" w:hanging="360"/>
+      </w:pPr>
+      <w:rPr>
+        <w:rFonts w:ascii="Symbol" w:hAnsi="Symbol" w:hint="default"/>
+        <w:sz w:val="20"/>
+      </w:rPr>
+    </w:lvl>
+    <w:lvl w:ilvl="1" w:tentative="1">
+      <w:start w:val="1"/>
+      <w:numFmt w:val="bullet"/>
+      <w:lvlText w:val="o"/>
+      <w:lvlJc w:val="left"/>
+      <w:pPr>
+        <w:tabs>
+          <w:tab w:val="num" w:pos="1440"/>
+        </w:tabs>
+        <w:ind w:left="1440" w:hanging="360"/>
+      </w:pPr>
+      <w:rPr>
+        <w:rFonts w:ascii="Courier New" w:hAnsi="Courier New" w:hint="default"/>
+        <w:sz w:val="20"/>
+      </w:rPr>
+    </w:lvl>
+    <w:lvl w:ilvl="2" w:tentative="1">
+      <w:start w:val="1"/>
+      <w:numFmt w:val="bullet"/>
+      <w:lvlText w:val=""/>
+      <w:lvlJc w:val="left"/>
+      <w:pPr>
+        <w:tabs>
+          <w:tab w:val="num" w:pos="2160"/>
+        </w:tabs>
+        <w:ind w:left="2160" w:hanging="360"/>
+      </w:pPr>
+      <w:rPr>
+        <w:rFonts w:ascii="Wingdings" w:hAnsi="Wingdings" w:hint="default"/>
+        <w:sz w:val="20"/>
+      </w:rPr>
+    </w:lvl>
+    <w:lvl w:ilvl="3" w:tentative="1">
+      <w:start w:val="1"/>
+      <w:numFmt w:val="bullet"/>
+      <w:lvlText w:val=""/>
+      <w:lvlJc w:val="left"/>
+      <w:pPr>
+        <w:tabs>
+          <w:tab w:val="num" w:pos="2880"/>
+        </w:tabs>
+        <w:ind w:left="2880" w:hanging="360"/>
+      </w:pPr>
+      <w:rPr>
+        <w:rFonts w:ascii="Wingdings" w:hAnsi="Wingdings" w:hint="default"/>
+        <w:sz w:val="20"/>
+      </w:rPr>
+    </w:lvl>
+    <w:lvl w:ilvl="4" w:tentative="1">
+      <w:start w:val="1"/>
+      <w:numFmt w:val="bullet"/>
+      <w:lvlText w:val=""/>
+      <w:lvlJc w:val="left"/>
+      <w:pPr>
+        <w:tabs>
+          <w:tab w:val="num" w:pos="3600"/>
+        </w:tabs>
+        <w:ind w:left="3600" w:hanging="360"/>
+      </w:pPr>
+      <w:rPr>
+        <w:rFonts w:ascii="Wingdings" w:hAnsi="Wingdings" w:hint="default"/>
+        <w:sz w:val="20"/>
+      </w:rPr>
+    </w:lvl>
+    <w:lvl w:ilvl="5" w:tentative="1">
+      <w:start w:val="1"/>
+      <w:numFmt w:val="bullet"/>
+      <w:lvlText w:val=""/>
+      <w:lvlJc w:val="left"/>
+      <w:pPr>
+        <w:tabs>
+          <w:tab w:val="num" w:pos="4320"/>
+        </w:tabs>
+        <w:ind w:left="4320" w:hanging="360"/>
+      </w:pPr>
+      <w:rPr>
+        <w:rFonts w:ascii="Wingdings" w:hAnsi="Wingdings" w:hint="default"/>
+        <w:sz w:val="20"/>
+      </w:rPr>
+    </w:lvl>
+    <w:lvl w:ilvl="6" w:tentative="1">
+      <w:start w:val="1"/>
+      <w:numFmt w:val="bullet"/>
+      <w:lvlText w:val=""/>
+      <w:lvlJc w:val="left"/>
+      <w:pPr>
+        <w:tabs>
+          <w:tab w:val="num" w:pos="5040"/>
+        </w:tabs>
+        <w:ind w:left="5040" w:hanging="360"/>
+      </w:pPr>
+      <w:rPr>
+        <w:rFonts w:ascii="Wingdings" w:hAnsi="Wingdings" w:hint="default"/>
+        <w:sz w:val="20"/>
+      </w:rPr>
+    </w:lvl>
+    <w:lvl w:ilvl="7" w:tentative="1">
+      <w:start w:val="1"/>
+      <w:numFmt w:val="bullet"/>
+      <w:lvlText w:val=""/>
+      <w:lvlJc w:val="left"/>
+      <w:pPr>
+        <w:tabs>
+          <w:tab w:val="num" w:pos="5760"/>
+        </w:tabs>
+        <w:ind w:left="5760" w:hanging="360"/>
+      </w:pPr>
+      <w:rPr>
+        <w:rFonts w:ascii="Wingdings" w:hAnsi="Wingdings" w:hint="default"/>
+        <w:sz w:val="20"/>
+      </w:rPr>
+    </w:lvl>
+    <w:lvl w:ilvl="8" w:tentative="1">
+      <w:start w:val="1"/>
+      <w:numFmt w:val="bullet"/>
+      <w:lvlText w:val=""/>
+      <w:lvlJc w:val="left"/>
+      <w:pPr>
+        <w:tabs>
+          <w:tab w:val="num" w:pos="6480"/>
+        </w:tabs>
+        <w:ind w:left="6480" w:hanging="360"/>
+      </w:pPr>
+      <w:rPr>
+        <w:rFonts w:ascii="Wingdings" w:hAnsi="Wingdings" w:hint="default"/>
+        <w:sz w:val="20"/>
+      </w:rPr>
+    </w:lvl>
+  </w:abstractNum>
+  <w:abstractNum w:abstractNumId="9" w15:restartNumberingAfterBreak="0">
     <w:nsid w:val="7DD5389E"/>
     <w:multiLevelType w:val="hybridMultilevel"/>
     <w:tmpl w:val="6840CD52"/>
@@ -2734,28 +3362,34 @@
     </w:lvl>
   </w:abstractNum>
   <w:num w:numId="1" w16cid:durableId="775180286">
-    <w:abstractNumId w:val="6"/>
+    <w:abstractNumId w:val="7"/>
   </w:num>
   <w:num w:numId="2" w16cid:durableId="1579442916">
-    <w:abstractNumId w:val="7"/>
+    <w:abstractNumId w:val="9"/>
   </w:num>
   <w:num w:numId="3" w16cid:durableId="1996445871">
     <w:abstractNumId w:val="0"/>
   </w:num>
   <w:num w:numId="4" w16cid:durableId="982202006">
-    <w:abstractNumId w:val="4"/>
+    <w:abstractNumId w:val="5"/>
   </w:num>
   <w:num w:numId="5" w16cid:durableId="2119370406">
-    <w:abstractNumId w:val="2"/>
+    <w:abstractNumId w:val="3"/>
   </w:num>
   <w:num w:numId="6" w16cid:durableId="1063062556">
-    <w:abstractNumId w:val="5"/>
+    <w:abstractNumId w:val="6"/>
   </w:num>
   <w:num w:numId="7" w16cid:durableId="1353610240">
-    <w:abstractNumId w:val="3"/>
+    <w:abstractNumId w:val="4"/>
   </w:num>
   <w:num w:numId="8" w16cid:durableId="905185883">
     <w:abstractNumId w:val="1"/>
+  </w:num>
+  <w:num w:numId="9" w16cid:durableId="671614104">
+    <w:abstractNumId w:val="2"/>
+  </w:num>
+  <w:num w:numId="10" w16cid:durableId="1140342277">
+    <w:abstractNumId w:val="8"/>
   </w:num>
 </w:numbering>
 </file>

--- a/Dokumentasi/24382001P_Lorensius Firngadi_Dokumentasi Sesi 3.docx
+++ b/Dokumentasi/24382001P_Lorensius Firngadi_Dokumentasi Sesi 3.docx
@@ -12,12 +12,21 @@
           <w:bCs/>
         </w:rPr>
       </w:pPr>
+      <w:proofErr w:type="spellStart"/>
       <w:r>
         <w:rPr>
           <w:b/>
           <w:bCs/>
         </w:rPr>
-        <w:t>Tugas Project</w:t>
+        <w:t>Tugas</w:t>
+      </w:r>
+      <w:proofErr w:type="spellEnd"/>
+      <w:r>
+        <w:rPr>
+          <w:b/>
+          <w:bCs/>
+        </w:rPr>
+        <w:t xml:space="preserve"> Project</w:t>
       </w:r>
     </w:p>
     <w:p>
@@ -35,7 +44,55 @@
           <w:b/>
           <w:bCs/>
         </w:rPr>
-        <w:t>Mata Kuliah : Pemrograman Berorientasi Service (IF 23 E)</w:t>
+        <w:t xml:space="preserve">Mata </w:t>
+      </w:r>
+      <w:proofErr w:type="gramStart"/>
+      <w:r>
+        <w:rPr>
+          <w:b/>
+          <w:bCs/>
+        </w:rPr>
+        <w:t>Kuliah :</w:t>
+      </w:r>
+      <w:proofErr w:type="gramEnd"/>
+      <w:r>
+        <w:rPr>
+          <w:b/>
+          <w:bCs/>
+        </w:rPr>
+        <w:t xml:space="preserve"> </w:t>
+      </w:r>
+      <w:proofErr w:type="spellStart"/>
+      <w:r>
+        <w:rPr>
+          <w:b/>
+          <w:bCs/>
+        </w:rPr>
+        <w:t>Pemrograman</w:t>
+      </w:r>
+      <w:proofErr w:type="spellEnd"/>
+      <w:r>
+        <w:rPr>
+          <w:b/>
+          <w:bCs/>
+        </w:rPr>
+        <w:t xml:space="preserve"> </w:t>
+      </w:r>
+      <w:proofErr w:type="spellStart"/>
+      <w:r>
+        <w:rPr>
+          <w:b/>
+          <w:bCs/>
+        </w:rPr>
+        <w:t>Berorientasi</w:t>
+      </w:r>
+      <w:proofErr w:type="spellEnd"/>
+      <w:r>
+        <w:rPr>
+          <w:b/>
+          <w:bCs/>
+        </w:rPr>
+        <w:t xml:space="preserve"> Service (IF 23 E)</w:t>
       </w:r>
     </w:p>
     <w:p>
@@ -53,9 +110,22 @@
       <w:r>
         <w:t>Nama</w:t>
       </w:r>
+      <w:proofErr w:type="gramStart"/>
       <w:r>
         <w:tab/>
-        <w:t xml:space="preserve"> : Lorensius Firngadi</w:t>
+        <w:t xml:space="preserve"> :</w:t>
+      </w:r>
+      <w:proofErr w:type="gramEnd"/>
+      <w:r>
+        <w:t xml:space="preserve"> </w:t>
+      </w:r>
+      <w:proofErr w:type="spellStart"/>
+      <w:r>
+        <w:t>Lorensius</w:t>
+      </w:r>
+      <w:proofErr w:type="spellEnd"/>
+      <w:r>
+        <w:t xml:space="preserve"> Firngadi</w:t>
       </w:r>
     </w:p>
     <w:p>
@@ -67,9 +137,14 @@
       <w:r>
         <w:t>NPM</w:t>
       </w:r>
+      <w:proofErr w:type="gramStart"/>
       <w:r>
         <w:tab/>
-        <w:t xml:space="preserve"> : 24382001P</w:t>
+        <w:t xml:space="preserve"> :</w:t>
+      </w:r>
+      <w:proofErr w:type="gramEnd"/>
+      <w:r>
+        <w:t xml:space="preserve"> 24382001P</w:t>
       </w:r>
     </w:p>
     <w:p>
@@ -78,12 +153,19 @@
         <w:contextualSpacing/>
         <w:jc w:val="both"/>
       </w:pPr>
+      <w:proofErr w:type="spellStart"/>
       <w:r>
         <w:t>Kelas</w:t>
       </w:r>
+      <w:proofErr w:type="spellEnd"/>
+      <w:proofErr w:type="gramStart"/>
       <w:r>
         <w:tab/>
-        <w:t xml:space="preserve"> : IF 23 E</w:t>
+        <w:t xml:space="preserve"> :</w:t>
+      </w:r>
+      <w:proofErr w:type="gramEnd"/>
+      <w:r>
+        <w:t xml:space="preserve"> IF 23 E</w:t>
       </w:r>
     </w:p>
     <w:p>
@@ -99,9 +181,45 @@
         <w:contextualSpacing/>
         <w:jc w:val="both"/>
       </w:pPr>
-      <w:r>
-        <w:t>Kelompok : Ferdi, minum Paramex dulu !</w:t>
-      </w:r>
+      <w:proofErr w:type="spellStart"/>
+      <w:proofErr w:type="gramStart"/>
+      <w:r>
+        <w:t>Kelompok</w:t>
+      </w:r>
+      <w:proofErr w:type="spellEnd"/>
+      <w:r>
+        <w:t xml:space="preserve"> :</w:t>
+      </w:r>
+      <w:proofErr w:type="gramEnd"/>
+      <w:r>
+        <w:t xml:space="preserve"> Ferdi, </w:t>
+      </w:r>
+      <w:proofErr w:type="spellStart"/>
+      <w:r>
+        <w:t>minum</w:t>
+      </w:r>
+      <w:proofErr w:type="spellEnd"/>
+      <w:r>
+        <w:t xml:space="preserve"> </w:t>
+      </w:r>
+      <w:proofErr w:type="spellStart"/>
+      <w:r>
+        <w:t>Paramex</w:t>
+      </w:r>
+      <w:proofErr w:type="spellEnd"/>
+      <w:r>
+        <w:t xml:space="preserve"> </w:t>
+      </w:r>
+      <w:proofErr w:type="spellStart"/>
+      <w:proofErr w:type="gramStart"/>
+      <w:r>
+        <w:t>dulu</w:t>
+      </w:r>
+      <w:proofErr w:type="spellEnd"/>
+      <w:r>
+        <w:t xml:space="preserve"> !</w:t>
+      </w:r>
+      <w:proofErr w:type="gramEnd"/>
     </w:p>
     <w:p>
       <w:pPr>
@@ -116,9 +234,24 @@
         <w:contextualSpacing/>
         <w:jc w:val="both"/>
       </w:pPr>
-      <w:r>
-        <w:t>Anggota Kelompok :</w:t>
-      </w:r>
+      <w:proofErr w:type="spellStart"/>
+      <w:r>
+        <w:t>Anggota</w:t>
+      </w:r>
+      <w:proofErr w:type="spellEnd"/>
+      <w:r>
+        <w:t xml:space="preserve"> </w:t>
+      </w:r>
+      <w:proofErr w:type="spellStart"/>
+      <w:proofErr w:type="gramStart"/>
+      <w:r>
+        <w:t>Kelompok</w:t>
+      </w:r>
+      <w:proofErr w:type="spellEnd"/>
+      <w:r>
+        <w:t xml:space="preserve"> :</w:t>
+      </w:r>
+      <w:proofErr w:type="gramEnd"/>
     </w:p>
     <w:p>
       <w:pPr>
@@ -130,8 +263,29 @@
         <w:spacing w:line="240" w:lineRule="auto"/>
         <w:jc w:val="both"/>
       </w:pPr>
-      <w:r>
-        <w:t>Exsa Agdi Farhensen - 23312176</w:t>
+      <w:proofErr w:type="spellStart"/>
+      <w:r>
+        <w:t>Exsa</w:t>
+      </w:r>
+      <w:proofErr w:type="spellEnd"/>
+      <w:r>
+        <w:t xml:space="preserve"> </w:t>
+      </w:r>
+      <w:proofErr w:type="spellStart"/>
+      <w:r>
+        <w:t>Agdi</w:t>
+      </w:r>
+      <w:proofErr w:type="spellEnd"/>
+      <w:r>
+        <w:t xml:space="preserve"> </w:t>
+      </w:r>
+      <w:proofErr w:type="spellStart"/>
+      <w:r>
+        <w:t>Farhensen</w:t>
+      </w:r>
+      <w:proofErr w:type="spellEnd"/>
+      <w:r>
+        <w:t xml:space="preserve"> - 23312176</w:t>
       </w:r>
     </w:p>
     <w:p>
@@ -144,8 +298,21 @@
         <w:spacing w:line="240" w:lineRule="auto"/>
         <w:jc w:val="both"/>
       </w:pPr>
-      <w:r>
-        <w:t>Divka Ferdiansyah - 23312173</w:t>
+      <w:proofErr w:type="spellStart"/>
+      <w:r>
+        <w:t>Divka</w:t>
+      </w:r>
+      <w:proofErr w:type="spellEnd"/>
+      <w:r>
+        <w:t xml:space="preserve"> </w:t>
+      </w:r>
+      <w:proofErr w:type="spellStart"/>
+      <w:r>
+        <w:t>Ferdiansyah</w:t>
+      </w:r>
+      <w:proofErr w:type="spellEnd"/>
+      <w:r>
+        <w:t xml:space="preserve"> - 23312173</w:t>
       </w:r>
     </w:p>
     <w:p>
@@ -158,8 +325,13 @@
         <w:spacing w:line="240" w:lineRule="auto"/>
         <w:jc w:val="both"/>
       </w:pPr>
-      <w:r>
-        <w:t>Lorensius Firngadi - 24382001P</w:t>
+      <w:proofErr w:type="spellStart"/>
+      <w:r>
+        <w:t>Lorensius</w:t>
+      </w:r>
+      <w:proofErr w:type="spellEnd"/>
+      <w:r>
+        <w:t xml:space="preserve"> Firngadi - 24382001P</w:t>
       </w:r>
     </w:p>
     <w:p>
@@ -175,9 +347,27 @@
         <w:contextualSpacing/>
         <w:jc w:val="both"/>
       </w:pPr>
-      <w:r>
-        <w:t>Judul Project : CPMApp</w:t>
-      </w:r>
+      <w:proofErr w:type="spellStart"/>
+      <w:r>
+        <w:t>Judul</w:t>
+      </w:r>
+      <w:proofErr w:type="spellEnd"/>
+      <w:r>
+        <w:t xml:space="preserve"> </w:t>
+      </w:r>
+      <w:proofErr w:type="gramStart"/>
+      <w:r>
+        <w:t>Project :</w:t>
+      </w:r>
+      <w:proofErr w:type="gramEnd"/>
+      <w:r>
+        <w:t xml:space="preserve"> </w:t>
+      </w:r>
+      <w:proofErr w:type="spellStart"/>
+      <w:r>
+        <w:t>CPMApp</w:t>
+      </w:r>
+      <w:proofErr w:type="spellEnd"/>
     </w:p>
     <w:p>
       <w:pPr>
@@ -192,9 +382,19 @@
         <w:contextualSpacing/>
         <w:jc w:val="both"/>
       </w:pPr>
-      <w:r>
-        <w:t>Deskripsi Project :</w:t>
-      </w:r>
+      <w:proofErr w:type="spellStart"/>
+      <w:r>
+        <w:t>Deskripsi</w:t>
+      </w:r>
+      <w:proofErr w:type="spellEnd"/>
+      <w:r>
+        <w:t xml:space="preserve"> </w:t>
+      </w:r>
+      <w:proofErr w:type="gramStart"/>
+      <w:r>
+        <w:t>Project :</w:t>
+      </w:r>
+      <w:proofErr w:type="gramEnd"/>
     </w:p>
     <w:p>
       <w:pPr>
@@ -202,9 +402,163 @@
         <w:contextualSpacing/>
         <w:jc w:val="both"/>
       </w:pPr>
-      <w:r>
-        <w:t>sistem 2 pengguna admin dan costumer, admin bisa menambahkan tempat wisata, foto, deksripsi, harga masuk, dan menerima review costumer. costumer bisa melihat memberi komentar riview tempat wisata setelah mengunjungi</w:t>
-      </w:r>
+      <w:proofErr w:type="spellStart"/>
+      <w:r>
+        <w:t>sistem</w:t>
+      </w:r>
+      <w:proofErr w:type="spellEnd"/>
+      <w:r>
+        <w:t xml:space="preserve"> 2 </w:t>
+      </w:r>
+      <w:proofErr w:type="spellStart"/>
+      <w:r>
+        <w:t>pengguna</w:t>
+      </w:r>
+      <w:proofErr w:type="spellEnd"/>
+      <w:r>
+        <w:t xml:space="preserve"> admin dan costumer, admin </w:t>
+      </w:r>
+      <w:proofErr w:type="spellStart"/>
+      <w:r>
+        <w:t>bisa</w:t>
+      </w:r>
+      <w:proofErr w:type="spellEnd"/>
+      <w:r>
+        <w:t xml:space="preserve"> </w:t>
+      </w:r>
+      <w:proofErr w:type="spellStart"/>
+      <w:r>
+        <w:t>menambahkan</w:t>
+      </w:r>
+      <w:proofErr w:type="spellEnd"/>
+      <w:r>
+        <w:t xml:space="preserve"> </w:t>
+      </w:r>
+      <w:proofErr w:type="spellStart"/>
+      <w:r>
+        <w:t>tempat</w:t>
+      </w:r>
+      <w:proofErr w:type="spellEnd"/>
+      <w:r>
+        <w:t xml:space="preserve"> </w:t>
+      </w:r>
+      <w:proofErr w:type="spellStart"/>
+      <w:r>
+        <w:t>wisata</w:t>
+      </w:r>
+      <w:proofErr w:type="spellEnd"/>
+      <w:r>
+        <w:t xml:space="preserve">, </w:t>
+      </w:r>
+      <w:proofErr w:type="spellStart"/>
+      <w:r>
+        <w:t>foto</w:t>
+      </w:r>
+      <w:proofErr w:type="spellEnd"/>
+      <w:r>
+        <w:t xml:space="preserve">, </w:t>
+      </w:r>
+      <w:proofErr w:type="spellStart"/>
+      <w:r>
+        <w:t>deksripsi</w:t>
+      </w:r>
+      <w:proofErr w:type="spellEnd"/>
+      <w:r>
+        <w:t xml:space="preserve">, </w:t>
+      </w:r>
+      <w:proofErr w:type="spellStart"/>
+      <w:r>
+        <w:t>harga</w:t>
+      </w:r>
+      <w:proofErr w:type="spellEnd"/>
+      <w:r>
+        <w:t xml:space="preserve"> </w:t>
+      </w:r>
+      <w:proofErr w:type="spellStart"/>
+      <w:r>
+        <w:t>masuk</w:t>
+      </w:r>
+      <w:proofErr w:type="spellEnd"/>
+      <w:r>
+        <w:t xml:space="preserve">, dan </w:t>
+      </w:r>
+      <w:proofErr w:type="spellStart"/>
+      <w:r>
+        <w:t>menerima</w:t>
+      </w:r>
+      <w:proofErr w:type="spellEnd"/>
+      <w:r>
+        <w:t xml:space="preserve"> review costumer. costumer </w:t>
+      </w:r>
+      <w:proofErr w:type="spellStart"/>
+      <w:r>
+        <w:t>bisa</w:t>
+      </w:r>
+      <w:proofErr w:type="spellEnd"/>
+      <w:r>
+        <w:t xml:space="preserve"> </w:t>
+      </w:r>
+      <w:proofErr w:type="spellStart"/>
+      <w:r>
+        <w:t>melihat</w:t>
+      </w:r>
+      <w:proofErr w:type="spellEnd"/>
+      <w:r>
+        <w:t xml:space="preserve"> </w:t>
+      </w:r>
+      <w:proofErr w:type="spellStart"/>
+      <w:r>
+        <w:t>memberi</w:t>
+      </w:r>
+      <w:proofErr w:type="spellEnd"/>
+      <w:r>
+        <w:t xml:space="preserve"> </w:t>
+      </w:r>
+      <w:proofErr w:type="spellStart"/>
+      <w:r>
+        <w:t>komentar</w:t>
+      </w:r>
+      <w:proofErr w:type="spellEnd"/>
+      <w:r>
+        <w:t xml:space="preserve"> </w:t>
+      </w:r>
+      <w:proofErr w:type="spellStart"/>
+      <w:r>
+        <w:t>riview</w:t>
+      </w:r>
+      <w:proofErr w:type="spellEnd"/>
+      <w:r>
+        <w:t xml:space="preserve"> </w:t>
+      </w:r>
+      <w:proofErr w:type="spellStart"/>
+      <w:r>
+        <w:t>tempat</w:t>
+      </w:r>
+      <w:proofErr w:type="spellEnd"/>
+      <w:r>
+        <w:t xml:space="preserve"> </w:t>
+      </w:r>
+      <w:proofErr w:type="spellStart"/>
+      <w:r>
+        <w:t>wisata</w:t>
+      </w:r>
+      <w:proofErr w:type="spellEnd"/>
+      <w:r>
+        <w:t xml:space="preserve"> </w:t>
+      </w:r>
+      <w:proofErr w:type="spellStart"/>
+      <w:r>
+        <w:t>setelah</w:t>
+      </w:r>
+      <w:proofErr w:type="spellEnd"/>
+      <w:r>
+        <w:t xml:space="preserve"> </w:t>
+      </w:r>
+      <w:proofErr w:type="spellStart"/>
+      <w:r>
+        <w:t>mengunjungi</w:t>
+      </w:r>
+      <w:proofErr w:type="spellEnd"/>
     </w:p>
     <w:p>
       <w:pPr>
@@ -227,12 +581,21 @@
           <w:bCs/>
         </w:rPr>
       </w:pPr>
+      <w:proofErr w:type="spellStart"/>
       <w:r>
         <w:rPr>
           <w:b/>
           <w:bCs/>
         </w:rPr>
-        <w:t>Dokumentasi Sesi 3.</w:t>
+        <w:t>Dokumentasi</w:t>
+      </w:r>
+      <w:proofErr w:type="spellEnd"/>
+      <w:r>
+        <w:rPr>
+          <w:b/>
+          <w:bCs/>
+        </w:rPr>
+        <w:t xml:space="preserve"> Sesi 3.</w:t>
       </w:r>
     </w:p>
     <w:p>
@@ -250,7 +613,31 @@
         <w:t xml:space="preserve">1. </w:t>
       </w:r>
       <w:r>
-        <w:t>Membuat file : .env.example pada folder api.</w:t>
+        <w:t xml:space="preserve">Membuat </w:t>
+      </w:r>
+      <w:proofErr w:type="gramStart"/>
+      <w:r>
+        <w:t>file :</w:t>
+      </w:r>
+      <w:proofErr w:type="gramEnd"/>
+      <w:r>
+        <w:t xml:space="preserve"> .</w:t>
+      </w:r>
+      <w:proofErr w:type="spellStart"/>
+      <w:r>
+        <w:t>env.example</w:t>
+      </w:r>
+      <w:proofErr w:type="spellEnd"/>
+      <w:r>
+        <w:t xml:space="preserve"> pada folder </w:t>
+      </w:r>
+      <w:proofErr w:type="spellStart"/>
+      <w:r>
+        <w:t>api</w:t>
+      </w:r>
+      <w:proofErr w:type="spellEnd"/>
+      <w:r>
+        <w:t>.</w:t>
       </w:r>
     </w:p>
     <w:p>
@@ -324,7 +711,95 @@
         <w:contextualSpacing/>
       </w:pPr>
       <w:r>
-        <w:t xml:space="preserve">Membuat file .env.example ini bertujuan untuk membedakan mana file .env yang akan di push dan .env yang akan digunakan masing-masing anggota kelompok. </w:t>
+        <w:t>Membuat file .</w:t>
+      </w:r>
+      <w:proofErr w:type="spellStart"/>
+      <w:r>
+        <w:t>env.example</w:t>
+      </w:r>
+      <w:proofErr w:type="spellEnd"/>
+      <w:r>
+        <w:t xml:space="preserve"> </w:t>
+      </w:r>
+      <w:proofErr w:type="spellStart"/>
+      <w:r>
+        <w:t>ini</w:t>
+      </w:r>
+      <w:proofErr w:type="spellEnd"/>
+      <w:r>
+        <w:t xml:space="preserve"> </w:t>
+      </w:r>
+      <w:proofErr w:type="spellStart"/>
+      <w:r>
+        <w:t>bertujuan</w:t>
+      </w:r>
+      <w:proofErr w:type="spellEnd"/>
+      <w:r>
+        <w:t xml:space="preserve"> </w:t>
+      </w:r>
+      <w:proofErr w:type="spellStart"/>
+      <w:r>
+        <w:t>untuk</w:t>
+      </w:r>
+      <w:proofErr w:type="spellEnd"/>
+      <w:r>
+        <w:t xml:space="preserve"> </w:t>
+      </w:r>
+      <w:proofErr w:type="spellStart"/>
+      <w:r>
+        <w:t>membedakan</w:t>
+      </w:r>
+      <w:proofErr w:type="spellEnd"/>
+      <w:r>
+        <w:t xml:space="preserve"> mana file .env yang </w:t>
+      </w:r>
+      <w:proofErr w:type="spellStart"/>
+      <w:r>
+        <w:t>akan</w:t>
+      </w:r>
+      <w:proofErr w:type="spellEnd"/>
+      <w:r>
+        <w:t xml:space="preserve"> di push </w:t>
+      </w:r>
+      <w:proofErr w:type="gramStart"/>
+      <w:r>
+        <w:t>dan .env</w:t>
+      </w:r>
+      <w:proofErr w:type="gramEnd"/>
+      <w:r>
+        <w:t xml:space="preserve"> yang </w:t>
+      </w:r>
+      <w:proofErr w:type="spellStart"/>
+      <w:r>
+        <w:t>akan</w:t>
+      </w:r>
+      <w:proofErr w:type="spellEnd"/>
+      <w:r>
+        <w:t xml:space="preserve"> </w:t>
+      </w:r>
+      <w:proofErr w:type="spellStart"/>
+      <w:r>
+        <w:t>digunakan</w:t>
+      </w:r>
+      <w:proofErr w:type="spellEnd"/>
+      <w:r>
+        <w:t xml:space="preserve"> masing-masing </w:t>
+      </w:r>
+      <w:proofErr w:type="spellStart"/>
+      <w:r>
+        <w:t>anggota</w:t>
+      </w:r>
+      <w:proofErr w:type="spellEnd"/>
+      <w:r>
+        <w:t xml:space="preserve"> </w:t>
+      </w:r>
+      <w:proofErr w:type="spellStart"/>
+      <w:r>
+        <w:t>kelompok</w:t>
+      </w:r>
+      <w:proofErr w:type="spellEnd"/>
+      <w:r>
+        <w:t xml:space="preserve">. </w:t>
       </w:r>
     </w:p>
     <w:p>
@@ -336,9 +811,30 @@
         </w:numPr>
         <w:spacing w:line="240" w:lineRule="auto"/>
       </w:pPr>
+      <w:proofErr w:type="gramStart"/>
       <w:r>
         <w:lastRenderedPageBreak/>
-        <w:t>.env : file pribadi (tidak di-push)</w:t>
+        <w:t>.env</w:t>
+      </w:r>
+      <w:proofErr w:type="gramEnd"/>
+      <w:r>
+        <w:t xml:space="preserve"> : file </w:t>
+      </w:r>
+      <w:proofErr w:type="spellStart"/>
+      <w:r>
+        <w:t>pribadi</w:t>
+      </w:r>
+      <w:proofErr w:type="spellEnd"/>
+      <w:r>
+        <w:t xml:space="preserve"> (</w:t>
+      </w:r>
+      <w:proofErr w:type="spellStart"/>
+      <w:r>
+        <w:t>tidak</w:t>
+      </w:r>
+      <w:proofErr w:type="spellEnd"/>
+      <w:r>
+        <w:t xml:space="preserve"> di-push)</w:t>
       </w:r>
     </w:p>
     <w:p>
@@ -350,8 +846,29 @@
         </w:numPr>
         <w:spacing w:line="240" w:lineRule="auto"/>
       </w:pPr>
-      <w:r>
-        <w:t>.env.example : template (di-push)</w:t>
+      <w:proofErr w:type="gramStart"/>
+      <w:r>
+        <w:t>.</w:t>
+      </w:r>
+      <w:proofErr w:type="spellStart"/>
+      <w:r>
+        <w:t>env</w:t>
+      </w:r>
+      <w:proofErr w:type="gramEnd"/>
+      <w:r>
+        <w:t>.</w:t>
+      </w:r>
+      <w:proofErr w:type="gramStart"/>
+      <w:r>
+        <w:t>example</w:t>
+      </w:r>
+      <w:proofErr w:type="spellEnd"/>
+      <w:r>
+        <w:t xml:space="preserve"> :</w:t>
+      </w:r>
+      <w:proofErr w:type="gramEnd"/>
+      <w:r>
+        <w:t xml:space="preserve"> template (di-push)</w:t>
       </w:r>
     </w:p>
     <w:p>
@@ -364,21 +881,57 @@
         <w:spacing w:line="240" w:lineRule="auto"/>
       </w:pPr>
       <w:r>
-        <w:t>Tim cukup copy &gt; edit &gt; jalan</w:t>
-      </w:r>
-    </w:p>
-    <w:p>
-      <w:pPr>
-        <w:spacing w:line="240" w:lineRule="auto"/>
-      </w:pPr>
-    </w:p>
-    <w:p>
-      <w:pPr>
-        <w:spacing w:line="240" w:lineRule="auto"/>
-      </w:pPr>
-      <w:r>
-        <w:t>2. Perbaikan Extensi file pada message.utils</w:t>
-      </w:r>
+        <w:t xml:space="preserve">Tim </w:t>
+      </w:r>
+      <w:proofErr w:type="spellStart"/>
+      <w:r>
+        <w:t>cukup</w:t>
+      </w:r>
+      <w:proofErr w:type="spellEnd"/>
+      <w:r>
+        <w:t xml:space="preserve"> copy &gt; edit &gt; </w:t>
+      </w:r>
+      <w:proofErr w:type="spellStart"/>
+      <w:r>
+        <w:t>jalan</w:t>
+      </w:r>
+      <w:proofErr w:type="spellEnd"/>
+    </w:p>
+    <w:p>
+      <w:pPr>
+        <w:spacing w:line="240" w:lineRule="auto"/>
+      </w:pPr>
+    </w:p>
+    <w:p>
+      <w:pPr>
+        <w:spacing w:line="240" w:lineRule="auto"/>
+      </w:pPr>
+      <w:r>
+        <w:t xml:space="preserve">2. </w:t>
+      </w:r>
+      <w:proofErr w:type="spellStart"/>
+      <w:r>
+        <w:t>Perbaikan</w:t>
+      </w:r>
+      <w:proofErr w:type="spellEnd"/>
+      <w:r>
+        <w:t xml:space="preserve"> </w:t>
+      </w:r>
+      <w:proofErr w:type="spellStart"/>
+      <w:r>
+        <w:t>Extensi</w:t>
+      </w:r>
+      <w:proofErr w:type="spellEnd"/>
+      <w:r>
+        <w:t xml:space="preserve"> file pada </w:t>
+      </w:r>
+      <w:proofErr w:type="spellStart"/>
+      <w:proofErr w:type="gramStart"/>
+      <w:r>
+        <w:t>message.utils</w:t>
+      </w:r>
+      <w:proofErr w:type="spellEnd"/>
+      <w:proofErr w:type="gramEnd"/>
     </w:p>
     <w:p>
       <w:pPr>
@@ -442,9 +995,66 @@
       <w:pPr>
         <w:spacing w:line="240" w:lineRule="auto"/>
       </w:pPr>
-      <w:r>
-        <w:t>Extensi file pada message.utils awalnya kemudian diganti dengan message.utils.ts</w:t>
-      </w:r>
+      <w:proofErr w:type="spellStart"/>
+      <w:r>
+        <w:t>Extensi</w:t>
+      </w:r>
+      <w:proofErr w:type="spellEnd"/>
+      <w:r>
+        <w:t xml:space="preserve"> file pada </w:t>
+      </w:r>
+      <w:proofErr w:type="spellStart"/>
+      <w:proofErr w:type="gramStart"/>
+      <w:r>
+        <w:t>message.utils</w:t>
+      </w:r>
+      <w:proofErr w:type="spellEnd"/>
+      <w:proofErr w:type="gramEnd"/>
+      <w:r>
+        <w:t xml:space="preserve"> </w:t>
+      </w:r>
+      <w:proofErr w:type="spellStart"/>
+      <w:r>
+        <w:t>awalnya</w:t>
+      </w:r>
+      <w:proofErr w:type="spellEnd"/>
+      <w:r>
+        <w:t xml:space="preserve"> </w:t>
+      </w:r>
+      <w:proofErr w:type="spellStart"/>
+      <w:r>
+        <w:t>kemudian</w:t>
+      </w:r>
+      <w:proofErr w:type="spellEnd"/>
+      <w:r>
+        <w:t xml:space="preserve"> </w:t>
+      </w:r>
+      <w:proofErr w:type="spellStart"/>
+      <w:r>
+        <w:t>diganti</w:t>
+      </w:r>
+      <w:proofErr w:type="spellEnd"/>
+      <w:r>
+        <w:t xml:space="preserve"> </w:t>
+      </w:r>
+      <w:proofErr w:type="spellStart"/>
+      <w:r>
+        <w:t>dengan</w:t>
+      </w:r>
+      <w:proofErr w:type="spellEnd"/>
+      <w:r>
+        <w:t xml:space="preserve"> </w:t>
+      </w:r>
+      <w:proofErr w:type="spellStart"/>
+      <w:proofErr w:type="gramStart"/>
+      <w:r>
+        <w:t>message.utils</w:t>
+      </w:r>
+      <w:proofErr w:type="gramEnd"/>
+      <w:r>
+        <w:t>.ts</w:t>
+      </w:r>
+      <w:proofErr w:type="spellEnd"/>
     </w:p>
     <w:p>
       <w:pPr>
@@ -513,17 +1123,42 @@
       <w:r>
         <w:t xml:space="preserve">3. Update </w:t>
       </w:r>
+      <w:proofErr w:type="spellStart"/>
+      <w:proofErr w:type="gramStart"/>
       <w:r>
         <w:t>tsconfig.json</w:t>
       </w:r>
-    </w:p>
-    <w:p>
-      <w:pPr>
-        <w:spacing w:line="240" w:lineRule="auto"/>
-      </w:pPr>
-      <w:r>
-        <w:t>C:\Users\acr\Documents\PBS PA\wisata-CPMApp\api\tsconfig.json</w:t>
-      </w:r>
+      <w:proofErr w:type="spellEnd"/>
+      <w:proofErr w:type="gramEnd"/>
+    </w:p>
+    <w:p>
+      <w:pPr>
+        <w:spacing w:line="240" w:lineRule="auto"/>
+      </w:pPr>
+      <w:r>
+        <w:t>C:\Users\acr\Documents\PBS PA\</w:t>
+      </w:r>
+      <w:proofErr w:type="spellStart"/>
+      <w:r>
+        <w:t>wisata-CPMApp</w:t>
+      </w:r>
+      <w:proofErr w:type="spellEnd"/>
+      <w:r>
+        <w:t>\</w:t>
+      </w:r>
+      <w:proofErr w:type="spellStart"/>
+      <w:r>
+        <w:t>api</w:t>
+      </w:r>
+      <w:proofErr w:type="spellEnd"/>
+      <w:r>
+        <w:t>\</w:t>
+      </w:r>
+      <w:proofErr w:type="spellStart"/>
+      <w:r>
+        <w:t>tsconfig.json</w:t>
+      </w:r>
+      <w:proofErr w:type="spellEnd"/>
     </w:p>
     <w:p>
       <w:pPr>
@@ -575,30 +1210,96 @@
         <w:spacing w:line="240" w:lineRule="auto"/>
       </w:pPr>
       <w:r>
-        <w:t xml:space="preserve">Tujuan menghapus </w:t>
-      </w:r>
-      <w:r>
-        <w:t>pada "baseUrl": "./dist"</w:t>
-      </w:r>
-      <w:r>
-        <w:t xml:space="preserve"> untuk import tidak error.</w:t>
-      </w:r>
-    </w:p>
-    <w:p>
-      <w:pPr>
-        <w:spacing w:line="240" w:lineRule="auto"/>
-      </w:pPr>
-    </w:p>
-    <w:p>
-      <w:pPr>
-        <w:spacing w:line="240" w:lineRule="auto"/>
-      </w:pPr>
-      <w:r>
-        <w:t xml:space="preserve">4. Mencoba menjalankan </w:t>
-      </w:r>
-      <w:r>
-        <w:t>Halaman Login Web CPMApp</w:t>
-      </w:r>
+        <w:t xml:space="preserve">Tujuan </w:t>
+      </w:r>
+      <w:proofErr w:type="spellStart"/>
+      <w:r>
+        <w:t>menghapus</w:t>
+      </w:r>
+      <w:proofErr w:type="spellEnd"/>
+      <w:r>
+        <w:t xml:space="preserve"> </w:t>
+      </w:r>
+      <w:r>
+        <w:t>pada "</w:t>
+      </w:r>
+      <w:proofErr w:type="spellStart"/>
+      <w:r>
+        <w:t>baseUrl</w:t>
+      </w:r>
+      <w:proofErr w:type="spellEnd"/>
+      <w:r>
+        <w:t xml:space="preserve">": </w:t>
+      </w:r>
+      <w:proofErr w:type="gramStart"/>
+      <w:r>
+        <w:t>"./</w:t>
+      </w:r>
+      <w:proofErr w:type="spellStart"/>
+      <w:proofErr w:type="gramEnd"/>
+      <w:r>
+        <w:t>dist</w:t>
+      </w:r>
+      <w:proofErr w:type="spellEnd"/>
+      <w:r>
+        <w:t>"</w:t>
+      </w:r>
+      <w:r>
+        <w:t xml:space="preserve"> </w:t>
+      </w:r>
+      <w:proofErr w:type="spellStart"/>
+      <w:r>
+        <w:t>untuk</w:t>
+      </w:r>
+      <w:proofErr w:type="spellEnd"/>
+      <w:r>
+        <w:t xml:space="preserve"> import </w:t>
+      </w:r>
+      <w:proofErr w:type="spellStart"/>
+      <w:r>
+        <w:t>tidak</w:t>
+      </w:r>
+      <w:proofErr w:type="spellEnd"/>
+      <w:r>
+        <w:t xml:space="preserve"> error.</w:t>
+      </w:r>
+    </w:p>
+    <w:p>
+      <w:pPr>
+        <w:spacing w:line="240" w:lineRule="auto"/>
+      </w:pPr>
+    </w:p>
+    <w:p>
+      <w:pPr>
+        <w:spacing w:line="240" w:lineRule="auto"/>
+      </w:pPr>
+      <w:r>
+        <w:t xml:space="preserve">4. </w:t>
+      </w:r>
+      <w:proofErr w:type="spellStart"/>
+      <w:r>
+        <w:t>Mencoba</w:t>
+      </w:r>
+      <w:proofErr w:type="spellEnd"/>
+      <w:r>
+        <w:t xml:space="preserve"> </w:t>
+      </w:r>
+      <w:proofErr w:type="spellStart"/>
+      <w:r>
+        <w:t>menjalankan</w:t>
+      </w:r>
+      <w:proofErr w:type="spellEnd"/>
+      <w:r>
+        <w:t xml:space="preserve"> </w:t>
+      </w:r>
+      <w:r>
+        <w:t xml:space="preserve">Halaman Login Web </w:t>
+      </w:r>
+      <w:proofErr w:type="spellStart"/>
+      <w:r>
+        <w:t>CPMApp</w:t>
+      </w:r>
+      <w:proofErr w:type="spellEnd"/>
     </w:p>
     <w:p>
       <w:pPr>
@@ -649,8 +1350,69 @@
       <w:pPr>
         <w:spacing w:line="240" w:lineRule="auto"/>
       </w:pPr>
-      <w:r>
-        <w:t>Setelah menjalankan api kemudian menjalankan cms kedua berjalan.</w:t>
+      <w:proofErr w:type="spellStart"/>
+      <w:r>
+        <w:t>Setelah</w:t>
+      </w:r>
+      <w:proofErr w:type="spellEnd"/>
+      <w:r>
+        <w:t xml:space="preserve"> </w:t>
+      </w:r>
+      <w:proofErr w:type="spellStart"/>
+      <w:r>
+        <w:t>menjalankan</w:t>
+      </w:r>
+      <w:proofErr w:type="spellEnd"/>
+      <w:r>
+        <w:t xml:space="preserve"> </w:t>
+      </w:r>
+      <w:proofErr w:type="spellStart"/>
+      <w:r>
+        <w:t>api</w:t>
+      </w:r>
+      <w:proofErr w:type="spellEnd"/>
+      <w:r>
+        <w:t xml:space="preserve"> </w:t>
+      </w:r>
+      <w:proofErr w:type="spellStart"/>
+      <w:r>
+        <w:t>kemudian</w:t>
+      </w:r>
+      <w:proofErr w:type="spellEnd"/>
+      <w:r>
+        <w:t xml:space="preserve"> </w:t>
+      </w:r>
+      <w:proofErr w:type="spellStart"/>
+      <w:r>
+        <w:t>menjalankan</w:t>
+      </w:r>
+      <w:proofErr w:type="spellEnd"/>
+      <w:r>
+        <w:t xml:space="preserve"> </w:t>
+      </w:r>
+      <w:proofErr w:type="spellStart"/>
+      <w:r>
+        <w:t>cms</w:t>
+      </w:r>
+      <w:proofErr w:type="spellEnd"/>
+      <w:r>
+        <w:t xml:space="preserve"> </w:t>
+      </w:r>
+      <w:proofErr w:type="spellStart"/>
+      <w:r>
+        <w:t>kedua</w:t>
+      </w:r>
+      <w:proofErr w:type="spellEnd"/>
+      <w:r>
+        <w:t xml:space="preserve"> </w:t>
+      </w:r>
+      <w:proofErr w:type="spellStart"/>
+      <w:r>
+        <w:t>berjalan</w:t>
+      </w:r>
+      <w:proofErr w:type="spellEnd"/>
+      <w:r>
+        <w:t>.</w:t>
       </w:r>
     </w:p>
     <w:p>
@@ -664,22 +1426,71 @@
       </w:pPr>
       <w:r>
         <w:lastRenderedPageBreak/>
-        <w:t xml:space="preserve">5. Perbaikan Koding pada </w:t>
-      </w:r>
+        <w:t xml:space="preserve">5. </w:t>
+      </w:r>
+      <w:proofErr w:type="spellStart"/>
+      <w:r>
+        <w:t>Perbaikan</w:t>
+      </w:r>
+      <w:proofErr w:type="spellEnd"/>
+      <w:r>
+        <w:t xml:space="preserve"> </w:t>
+      </w:r>
+      <w:proofErr w:type="spellStart"/>
+      <w:r>
+        <w:t>Koding</w:t>
+      </w:r>
+      <w:proofErr w:type="spellEnd"/>
+      <w:r>
+        <w:t xml:space="preserve"> pada </w:t>
+      </w:r>
+      <w:proofErr w:type="spellStart"/>
       <w:r>
         <w:t>App.tsx</w:t>
       </w:r>
-    </w:p>
-    <w:p>
-      <w:pPr>
-        <w:spacing w:line="240" w:lineRule="auto"/>
-      </w:pPr>
-      <w:r>
-        <w:t xml:space="preserve">File : </w:t>
-      </w:r>
-      <w:r>
-        <w:t>wisata-CPMApp\cms\src\App.tsx</w:t>
-      </w:r>
+      <w:proofErr w:type="spellEnd"/>
+    </w:p>
+    <w:p>
+      <w:pPr>
+        <w:spacing w:line="240" w:lineRule="auto"/>
+      </w:pPr>
+      <w:proofErr w:type="gramStart"/>
+      <w:r>
+        <w:t>File :</w:t>
+      </w:r>
+      <w:proofErr w:type="gramEnd"/>
+      <w:r>
+        <w:t xml:space="preserve"> </w:t>
+      </w:r>
+      <w:proofErr w:type="spellStart"/>
+      <w:r>
+        <w:t>wisata-CPMApp</w:t>
+      </w:r>
+      <w:proofErr w:type="spellEnd"/>
+      <w:r>
+        <w:t>\</w:t>
+      </w:r>
+      <w:proofErr w:type="spellStart"/>
+      <w:r>
+        <w:t>cms</w:t>
+      </w:r>
+      <w:proofErr w:type="spellEnd"/>
+      <w:r>
+        <w:t>\</w:t>
+      </w:r>
+      <w:proofErr w:type="spellStart"/>
+      <w:r>
+        <w:t>src</w:t>
+      </w:r>
+      <w:proofErr w:type="spellEnd"/>
+      <w:r>
+        <w:t>\</w:t>
+      </w:r>
+      <w:proofErr w:type="spellStart"/>
+      <w:r>
+        <w:t>App.tsx</w:t>
+      </w:r>
+      <w:proofErr w:type="spellEnd"/>
     </w:p>
     <w:p>
       <w:pPr>
@@ -744,8 +1555,47 @@
         <w:ind w:left="720"/>
         <w:jc w:val="both"/>
       </w:pPr>
-      <w:r>
-        <w:t>const [role, setRole] = useState(() =&gt; getRole());</w:t>
+      <w:proofErr w:type="spellStart"/>
+      <w:r>
+        <w:t>const</w:t>
+      </w:r>
+      <w:proofErr w:type="spellEnd"/>
+      <w:r>
+        <w:t xml:space="preserve"> [role, </w:t>
+      </w:r>
+      <w:proofErr w:type="spellStart"/>
+      <w:r>
+        <w:t>setRole</w:t>
+      </w:r>
+      <w:proofErr w:type="spellEnd"/>
+      <w:r>
+        <w:t xml:space="preserve">] = </w:t>
+      </w:r>
+      <w:proofErr w:type="spellStart"/>
+      <w:proofErr w:type="gramStart"/>
+      <w:r>
+        <w:t>useState</w:t>
+      </w:r>
+      <w:proofErr w:type="spellEnd"/>
+      <w:r>
+        <w:t>(</w:t>
+      </w:r>
+      <w:proofErr w:type="gramEnd"/>
+      <w:r>
+        <w:t xml:space="preserve">() =&gt; </w:t>
+      </w:r>
+      <w:proofErr w:type="spellStart"/>
+      <w:proofErr w:type="gramStart"/>
+      <w:r>
+        <w:t>getRole</w:t>
+      </w:r>
+      <w:proofErr w:type="spellEnd"/>
+      <w:r>
+        <w:t>(</w:t>
+      </w:r>
+      <w:proofErr w:type="gramEnd"/>
+      <w:r>
+        <w:t>));</w:t>
       </w:r>
     </w:p>
     <w:p>
@@ -754,8 +1604,173 @@
         <w:ind w:left="720"/>
         <w:jc w:val="both"/>
       </w:pPr>
-      <w:r>
-        <w:t>Fungsi di dalam useState hanya akan dijalankan satu kali saat aplikasi pertama kali dimuat. Lebih cepat karena React langsung tahu siapa usernya sebelum melakukan render pertama (First Paint).</w:t>
+      <w:proofErr w:type="spellStart"/>
+      <w:r>
+        <w:t>Fungsi</w:t>
+      </w:r>
+      <w:proofErr w:type="spellEnd"/>
+      <w:r>
+        <w:t xml:space="preserve"> di </w:t>
+      </w:r>
+      <w:proofErr w:type="spellStart"/>
+      <w:r>
+        <w:t>dalam</w:t>
+      </w:r>
+      <w:proofErr w:type="spellEnd"/>
+      <w:r>
+        <w:t> </w:t>
+      </w:r>
+      <w:proofErr w:type="spellStart"/>
+      <w:r>
+        <w:t>useState</w:t>
+      </w:r>
+      <w:proofErr w:type="spellEnd"/>
+      <w:r>
+        <w:t> </w:t>
+      </w:r>
+      <w:proofErr w:type="spellStart"/>
+      <w:r>
+        <w:t>hanya</w:t>
+      </w:r>
+      <w:proofErr w:type="spellEnd"/>
+      <w:r>
+        <w:t xml:space="preserve"> </w:t>
+      </w:r>
+      <w:proofErr w:type="spellStart"/>
+      <w:r>
+        <w:t>akan</w:t>
+      </w:r>
+      <w:proofErr w:type="spellEnd"/>
+      <w:r>
+        <w:t xml:space="preserve"> </w:t>
+      </w:r>
+      <w:proofErr w:type="spellStart"/>
+      <w:r>
+        <w:t>dijalankan</w:t>
+      </w:r>
+      <w:proofErr w:type="spellEnd"/>
+      <w:r>
+        <w:t xml:space="preserve"> </w:t>
+      </w:r>
+      <w:proofErr w:type="spellStart"/>
+      <w:r>
+        <w:t>satu</w:t>
+      </w:r>
+      <w:proofErr w:type="spellEnd"/>
+      <w:r>
+        <w:t xml:space="preserve"> kali </w:t>
+      </w:r>
+      <w:proofErr w:type="spellStart"/>
+      <w:r>
+        <w:t>saat</w:t>
+      </w:r>
+      <w:proofErr w:type="spellEnd"/>
+      <w:r>
+        <w:t xml:space="preserve"> </w:t>
+      </w:r>
+      <w:proofErr w:type="spellStart"/>
+      <w:r>
+        <w:t>aplikasi</w:t>
+      </w:r>
+      <w:proofErr w:type="spellEnd"/>
+      <w:r>
+        <w:t xml:space="preserve"> </w:t>
+      </w:r>
+      <w:proofErr w:type="spellStart"/>
+      <w:r>
+        <w:t>pertama</w:t>
+      </w:r>
+      <w:proofErr w:type="spellEnd"/>
+      <w:r>
+        <w:t xml:space="preserve"> kali </w:t>
+      </w:r>
+      <w:proofErr w:type="spellStart"/>
+      <w:r>
+        <w:t>dimuat</w:t>
+      </w:r>
+      <w:proofErr w:type="spellEnd"/>
+      <w:r>
+        <w:t xml:space="preserve">. </w:t>
+      </w:r>
+      <w:proofErr w:type="spellStart"/>
+      <w:r>
+        <w:t>Lebih</w:t>
+      </w:r>
+      <w:proofErr w:type="spellEnd"/>
+      <w:r>
+        <w:t xml:space="preserve"> </w:t>
+      </w:r>
+      <w:proofErr w:type="spellStart"/>
+      <w:r>
+        <w:t>cepat</w:t>
+      </w:r>
+      <w:proofErr w:type="spellEnd"/>
+      <w:r>
+        <w:t xml:space="preserve"> </w:t>
+      </w:r>
+      <w:proofErr w:type="spellStart"/>
+      <w:r>
+        <w:t>karena</w:t>
+      </w:r>
+      <w:proofErr w:type="spellEnd"/>
+      <w:r>
+        <w:t xml:space="preserve"> React </w:t>
+      </w:r>
+      <w:proofErr w:type="spellStart"/>
+      <w:r>
+        <w:t>langsung</w:t>
+      </w:r>
+      <w:proofErr w:type="spellEnd"/>
+      <w:r>
+        <w:t xml:space="preserve"> </w:t>
+      </w:r>
+      <w:proofErr w:type="spellStart"/>
+      <w:r>
+        <w:t>tahu</w:t>
+      </w:r>
+      <w:proofErr w:type="spellEnd"/>
+      <w:r>
+        <w:t xml:space="preserve"> </w:t>
+      </w:r>
+      <w:proofErr w:type="spellStart"/>
+      <w:r>
+        <w:t>siapa</w:t>
+      </w:r>
+      <w:proofErr w:type="spellEnd"/>
+      <w:r>
+        <w:t xml:space="preserve"> </w:t>
+      </w:r>
+      <w:proofErr w:type="spellStart"/>
+      <w:r>
+        <w:t>usernya</w:t>
+      </w:r>
+      <w:proofErr w:type="spellEnd"/>
+      <w:r>
+        <w:t xml:space="preserve"> </w:t>
+      </w:r>
+      <w:proofErr w:type="spellStart"/>
+      <w:r>
+        <w:t>sebelum</w:t>
+      </w:r>
+      <w:proofErr w:type="spellEnd"/>
+      <w:r>
+        <w:t xml:space="preserve"> </w:t>
+      </w:r>
+      <w:proofErr w:type="spellStart"/>
+      <w:r>
+        <w:t>melakukan</w:t>
+      </w:r>
+      <w:proofErr w:type="spellEnd"/>
+      <w:r>
+        <w:t xml:space="preserve"> render </w:t>
+      </w:r>
+      <w:proofErr w:type="spellStart"/>
+      <w:r>
+        <w:t>pertama</w:t>
+      </w:r>
+      <w:proofErr w:type="spellEnd"/>
+      <w:r>
+        <w:t xml:space="preserve"> (First Paint).</w:t>
       </w:r>
     </w:p>
     <w:p>
@@ -767,12 +1782,144 @@
         <w:spacing w:line="240" w:lineRule="auto"/>
         <w:jc w:val="both"/>
       </w:pPr>
-      <w:r>
-        <w:t>Menghapus loading state:</w:t>
+      <w:proofErr w:type="spellStart"/>
+      <w:r>
+        <w:t>Menghapus</w:t>
+      </w:r>
+      <w:proofErr w:type="spellEnd"/>
+      <w:r>
+        <w:t> loading state:</w:t>
       </w:r>
       <w:r>
         <w:br/>
-        <w:t>Mengambil role secara sinkron dari localStorage, tidak perlu lagi menunggu "loading". Aplikasi langsung tahu apakah user adalah admin, customer, atau belum login.</w:t>
+      </w:r>
+      <w:proofErr w:type="spellStart"/>
+      <w:r>
+        <w:t>Mengambil</w:t>
+      </w:r>
+      <w:proofErr w:type="spellEnd"/>
+      <w:r>
+        <w:t> role </w:t>
+      </w:r>
+      <w:proofErr w:type="spellStart"/>
+      <w:r>
+        <w:t>secara</w:t>
+      </w:r>
+      <w:proofErr w:type="spellEnd"/>
+      <w:r>
+        <w:t xml:space="preserve"> </w:t>
+      </w:r>
+      <w:proofErr w:type="spellStart"/>
+      <w:r>
+        <w:t>sinkron</w:t>
+      </w:r>
+      <w:proofErr w:type="spellEnd"/>
+      <w:r>
+        <w:t xml:space="preserve"> </w:t>
+      </w:r>
+      <w:proofErr w:type="spellStart"/>
+      <w:r>
+        <w:t>dari</w:t>
+      </w:r>
+      <w:proofErr w:type="spellEnd"/>
+      <w:r>
+        <w:t> </w:t>
+      </w:r>
+      <w:proofErr w:type="spellStart"/>
+      <w:r>
+        <w:t>localStorage</w:t>
+      </w:r>
+      <w:proofErr w:type="spellEnd"/>
+      <w:r>
+        <w:t xml:space="preserve">, </w:t>
+      </w:r>
+      <w:proofErr w:type="spellStart"/>
+      <w:r>
+        <w:t>tidak</w:t>
+      </w:r>
+      <w:proofErr w:type="spellEnd"/>
+      <w:r>
+        <w:t xml:space="preserve"> </w:t>
+      </w:r>
+      <w:proofErr w:type="spellStart"/>
+      <w:r>
+        <w:t>perlu</w:t>
+      </w:r>
+      <w:proofErr w:type="spellEnd"/>
+      <w:r>
+        <w:t xml:space="preserve"> </w:t>
+      </w:r>
+      <w:proofErr w:type="spellStart"/>
+      <w:r>
+        <w:t>lagi</w:t>
+      </w:r>
+      <w:proofErr w:type="spellEnd"/>
+      <w:r>
+        <w:t xml:space="preserve"> </w:t>
+      </w:r>
+      <w:proofErr w:type="spellStart"/>
+      <w:r>
+        <w:t>menunggu</w:t>
+      </w:r>
+      <w:proofErr w:type="spellEnd"/>
+      <w:r>
+        <w:t xml:space="preserve"> "loading". </w:t>
+      </w:r>
+      <w:proofErr w:type="spellStart"/>
+      <w:r>
+        <w:t>Aplikasi</w:t>
+      </w:r>
+      <w:proofErr w:type="spellEnd"/>
+      <w:r>
+        <w:t xml:space="preserve"> </w:t>
+      </w:r>
+      <w:proofErr w:type="spellStart"/>
+      <w:r>
+        <w:t>langsung</w:t>
+      </w:r>
+      <w:proofErr w:type="spellEnd"/>
+      <w:r>
+        <w:t xml:space="preserve"> </w:t>
+      </w:r>
+      <w:proofErr w:type="spellStart"/>
+      <w:r>
+        <w:t>tahu</w:t>
+      </w:r>
+      <w:proofErr w:type="spellEnd"/>
+      <w:r>
+        <w:t xml:space="preserve"> </w:t>
+      </w:r>
+      <w:proofErr w:type="spellStart"/>
+      <w:r>
+        <w:t>apakah</w:t>
+      </w:r>
+      <w:proofErr w:type="spellEnd"/>
+      <w:r>
+        <w:t xml:space="preserve"> user </w:t>
+      </w:r>
+      <w:proofErr w:type="spellStart"/>
+      <w:r>
+        <w:t>adalah</w:t>
+      </w:r>
+      <w:proofErr w:type="spellEnd"/>
+      <w:r>
+        <w:t xml:space="preserve"> admin, customer, </w:t>
+      </w:r>
+      <w:proofErr w:type="spellStart"/>
+      <w:r>
+        <w:t>atau</w:t>
+      </w:r>
+      <w:proofErr w:type="spellEnd"/>
+      <w:r>
+        <w:t xml:space="preserve"> </w:t>
+      </w:r>
+      <w:proofErr w:type="spellStart"/>
+      <w:r>
+        <w:t>belum</w:t>
+      </w:r>
+      <w:proofErr w:type="spellEnd"/>
+      <w:r>
+        <w:t xml:space="preserve"> login.</w:t>
       </w:r>
     </w:p>
     <w:p>
@@ -784,12 +1931,136 @@
         <w:spacing w:line="240" w:lineRule="auto"/>
         <w:jc w:val="both"/>
       </w:pPr>
-      <w:r>
-        <w:t>Menghapus setRole dari useEffect:</w:t>
+      <w:proofErr w:type="spellStart"/>
+      <w:r>
+        <w:t>Menghapus</w:t>
+      </w:r>
+      <w:proofErr w:type="spellEnd"/>
+      <w:r>
+        <w:t> </w:t>
+      </w:r>
+      <w:proofErr w:type="spellStart"/>
+      <w:r>
+        <w:t>setRole</w:t>
+      </w:r>
+      <w:proofErr w:type="spellEnd"/>
+      <w:r>
+        <w:t> </w:t>
+      </w:r>
+      <w:proofErr w:type="spellStart"/>
+      <w:r>
+        <w:t>dari</w:t>
+      </w:r>
+      <w:proofErr w:type="spellEnd"/>
+      <w:r>
+        <w:t> </w:t>
+      </w:r>
+      <w:proofErr w:type="spellStart"/>
+      <w:r>
+        <w:t>useEffect</w:t>
+      </w:r>
+      <w:proofErr w:type="spellEnd"/>
+      <w:r>
+        <w:t>:</w:t>
       </w:r>
       <w:r>
         <w:br/>
-        <w:t>Menghilangkan error ESLint tersebut. useEffect sekarang hanya bertugas menyetel token ke instance API (seperti Axios), yang mana merupakan murni </w:t>
+      </w:r>
+      <w:proofErr w:type="spellStart"/>
+      <w:r>
+        <w:t>Menghilangkan</w:t>
+      </w:r>
+      <w:proofErr w:type="spellEnd"/>
+      <w:r>
+        <w:t xml:space="preserve"> error </w:t>
+      </w:r>
+      <w:proofErr w:type="spellStart"/>
+      <w:r>
+        <w:t>ESLint</w:t>
+      </w:r>
+      <w:proofErr w:type="spellEnd"/>
+      <w:r>
+        <w:t xml:space="preserve"> </w:t>
+      </w:r>
+      <w:proofErr w:type="spellStart"/>
+      <w:r>
+        <w:t>tersebut</w:t>
+      </w:r>
+      <w:proofErr w:type="spellEnd"/>
+      <w:r>
+        <w:t>. </w:t>
+      </w:r>
+      <w:proofErr w:type="spellStart"/>
+      <w:r>
+        <w:t>useEffect</w:t>
+      </w:r>
+      <w:proofErr w:type="spellEnd"/>
+      <w:r>
+        <w:t> </w:t>
+      </w:r>
+      <w:proofErr w:type="spellStart"/>
+      <w:r>
+        <w:t>sekarang</w:t>
+      </w:r>
+      <w:proofErr w:type="spellEnd"/>
+      <w:r>
+        <w:t xml:space="preserve"> </w:t>
+      </w:r>
+      <w:proofErr w:type="spellStart"/>
+      <w:r>
+        <w:t>hanya</w:t>
+      </w:r>
+      <w:proofErr w:type="spellEnd"/>
+      <w:r>
+        <w:t xml:space="preserve"> </w:t>
+      </w:r>
+      <w:proofErr w:type="spellStart"/>
+      <w:r>
+        <w:t>bertugas</w:t>
+      </w:r>
+      <w:proofErr w:type="spellEnd"/>
+      <w:r>
+        <w:t xml:space="preserve"> </w:t>
+      </w:r>
+      <w:proofErr w:type="spellStart"/>
+      <w:r>
+        <w:t>menyetel</w:t>
+      </w:r>
+      <w:proofErr w:type="spellEnd"/>
+      <w:r>
+        <w:t xml:space="preserve"> token </w:t>
+      </w:r>
+      <w:proofErr w:type="spellStart"/>
+      <w:r>
+        <w:t>ke</w:t>
+      </w:r>
+      <w:proofErr w:type="spellEnd"/>
+      <w:r>
+        <w:t xml:space="preserve"> instance API (</w:t>
+      </w:r>
+      <w:proofErr w:type="spellStart"/>
+      <w:r>
+        <w:t>seperti</w:t>
+      </w:r>
+      <w:proofErr w:type="spellEnd"/>
+      <w:r>
+        <w:t xml:space="preserve"> Axios), yang mana </w:t>
+      </w:r>
+      <w:proofErr w:type="spellStart"/>
+      <w:r>
+        <w:t>merupakan</w:t>
+      </w:r>
+      <w:proofErr w:type="spellEnd"/>
+      <w:r>
+        <w:t xml:space="preserve"> </w:t>
+      </w:r>
+      <w:proofErr w:type="spellStart"/>
+      <w:r>
+        <w:t>murni</w:t>
+      </w:r>
+      <w:proofErr w:type="spellEnd"/>
+      <w:r>
+        <w:t> </w:t>
       </w:r>
       <w:r>
         <w:rPr>
@@ -811,12 +2082,64 @@
         <w:spacing w:line="240" w:lineRule="auto"/>
         <w:jc w:val="both"/>
       </w:pPr>
-      <w:r>
-        <w:t>Penambahan replace pada Navigate:</w:t>
+      <w:proofErr w:type="spellStart"/>
+      <w:r>
+        <w:t>Penambahan</w:t>
+      </w:r>
+      <w:proofErr w:type="spellEnd"/>
+      <w:r>
+        <w:t> replace pada Navigate:</w:t>
       </w:r>
       <w:r>
         <w:br/>
-        <w:t>Menambahkan properti replace pada &lt;Navigate /&gt; agar user tidak terjebak dalam loop tombol "back" di browser.</w:t>
+      </w:r>
+      <w:proofErr w:type="spellStart"/>
+      <w:r>
+        <w:t>Menambahkan</w:t>
+      </w:r>
+      <w:proofErr w:type="spellEnd"/>
+      <w:r>
+        <w:t xml:space="preserve"> </w:t>
+      </w:r>
+      <w:proofErr w:type="spellStart"/>
+      <w:r>
+        <w:t>properti</w:t>
+      </w:r>
+      <w:proofErr w:type="spellEnd"/>
+      <w:r>
+        <w:t xml:space="preserve"> replace pada &lt;Navigate /&gt; agar user </w:t>
+      </w:r>
+      <w:proofErr w:type="spellStart"/>
+      <w:r>
+        <w:t>tidak</w:t>
+      </w:r>
+      <w:proofErr w:type="spellEnd"/>
+      <w:r>
+        <w:t xml:space="preserve"> </w:t>
+      </w:r>
+      <w:proofErr w:type="spellStart"/>
+      <w:r>
+        <w:t>terjebak</w:t>
+      </w:r>
+      <w:proofErr w:type="spellEnd"/>
+      <w:r>
+        <w:t xml:space="preserve"> </w:t>
+      </w:r>
+      <w:proofErr w:type="spellStart"/>
+      <w:r>
+        <w:t>dalam</w:t>
+      </w:r>
+      <w:proofErr w:type="spellEnd"/>
+      <w:r>
+        <w:t xml:space="preserve"> loop </w:t>
+      </w:r>
+      <w:proofErr w:type="spellStart"/>
+      <w:r>
+        <w:t>tombol</w:t>
+      </w:r>
+      <w:proofErr w:type="spellEnd"/>
+      <w:r>
+        <w:t xml:space="preserve"> "back" di browser.</w:t>
       </w:r>
     </w:p>
     <w:p>
@@ -828,8 +2151,13 @@
         <w:spacing w:line="240" w:lineRule="auto"/>
         <w:jc w:val="both"/>
       </w:pPr>
-      <w:r>
-        <w:t>Perbaikan Path:</w:t>
+      <w:proofErr w:type="spellStart"/>
+      <w:r>
+        <w:t>Perbaikan</w:t>
+      </w:r>
+      <w:proofErr w:type="spellEnd"/>
+      <w:r>
+        <w:t xml:space="preserve"> Path:</w:t>
       </w:r>
     </w:p>
     <w:p>
@@ -838,8 +2166,69 @@
         <w:ind w:left="720"/>
         <w:jc w:val="both"/>
       </w:pPr>
-      <w:r>
-        <w:t>Menghapus /admin/review menjadi review saja di dalam Route admin, karena sudah berada di bawah prefix /admin.</w:t>
+      <w:proofErr w:type="spellStart"/>
+      <w:r>
+        <w:t>Menghapus</w:t>
+      </w:r>
+      <w:proofErr w:type="spellEnd"/>
+      <w:r>
+        <w:t> /admin/review </w:t>
+      </w:r>
+      <w:proofErr w:type="spellStart"/>
+      <w:r>
+        <w:t>menjadi</w:t>
+      </w:r>
+      <w:proofErr w:type="spellEnd"/>
+      <w:r>
+        <w:t> review </w:t>
+      </w:r>
+      <w:proofErr w:type="spellStart"/>
+      <w:r>
+        <w:t>saja</w:t>
+      </w:r>
+      <w:proofErr w:type="spellEnd"/>
+      <w:r>
+        <w:t xml:space="preserve"> di </w:t>
+      </w:r>
+      <w:proofErr w:type="spellStart"/>
+      <w:r>
+        <w:t>dalam</w:t>
+      </w:r>
+      <w:proofErr w:type="spellEnd"/>
+      <w:r>
+        <w:t xml:space="preserve"> Route admin, </w:t>
+      </w:r>
+      <w:proofErr w:type="spellStart"/>
+      <w:r>
+        <w:t>karena</w:t>
+      </w:r>
+      <w:proofErr w:type="spellEnd"/>
+      <w:r>
+        <w:t xml:space="preserve"> </w:t>
+      </w:r>
+      <w:proofErr w:type="spellStart"/>
+      <w:r>
+        <w:t>sudah</w:t>
+      </w:r>
+      <w:proofErr w:type="spellEnd"/>
+      <w:r>
+        <w:t xml:space="preserve"> </w:t>
+      </w:r>
+      <w:proofErr w:type="spellStart"/>
+      <w:r>
+        <w:t>berada</w:t>
+      </w:r>
+      <w:proofErr w:type="spellEnd"/>
+      <w:r>
+        <w:t xml:space="preserve"> di </w:t>
+      </w:r>
+      <w:proofErr w:type="spellStart"/>
+      <w:r>
+        <w:t>bawah</w:t>
+      </w:r>
+      <w:proofErr w:type="spellEnd"/>
+      <w:r>
+        <w:t xml:space="preserve"> prefix /admin.</w:t>
       </w:r>
     </w:p>
     <w:p>
@@ -869,8 +2258,45 @@
         <w:t xml:space="preserve">6. </w:t>
       </w:r>
       <w:r>
-        <w:t>Git berhenti karena masih ada konflik</w:t>
-      </w:r>
+        <w:t xml:space="preserve">Git </w:t>
+      </w:r>
+      <w:proofErr w:type="spellStart"/>
+      <w:r>
+        <w:t>berhenti</w:t>
+      </w:r>
+      <w:proofErr w:type="spellEnd"/>
+      <w:r>
+        <w:t xml:space="preserve"> </w:t>
+      </w:r>
+      <w:proofErr w:type="spellStart"/>
+      <w:r>
+        <w:t>karena</w:t>
+      </w:r>
+      <w:proofErr w:type="spellEnd"/>
+      <w:r>
+        <w:t xml:space="preserve"> </w:t>
+      </w:r>
+      <w:proofErr w:type="spellStart"/>
+      <w:r>
+        <w:t>masih</w:t>
+      </w:r>
+      <w:proofErr w:type="spellEnd"/>
+      <w:r>
+        <w:t xml:space="preserve"> </w:t>
+      </w:r>
+      <w:proofErr w:type="spellStart"/>
+      <w:r>
+        <w:t>ada</w:t>
+      </w:r>
+      <w:proofErr w:type="spellEnd"/>
+      <w:r>
+        <w:t xml:space="preserve"> </w:t>
+      </w:r>
+      <w:proofErr w:type="spellStart"/>
+      <w:r>
+        <w:t>konflik</w:t>
+      </w:r>
+      <w:proofErr w:type="spellEnd"/>
       <w:r>
         <w:t>.</w:t>
       </w:r>
@@ -1000,18 +2426,40 @@
       <w:pPr>
         <w:spacing w:line="240" w:lineRule="auto"/>
       </w:pPr>
-      <w:r>
-        <w:t xml:space="preserve">Penyebabnya </w:t>
-      </w:r>
-      <w:r>
-        <w:t xml:space="preserve">karena terjadi </w:t>
-      </w:r>
+      <w:proofErr w:type="spellStart"/>
+      <w:r>
+        <w:t>Penyebabnya</w:t>
+      </w:r>
+      <w:proofErr w:type="spellEnd"/>
+      <w:r>
+        <w:t xml:space="preserve"> </w:t>
+      </w:r>
+      <w:proofErr w:type="spellStart"/>
+      <w:r>
+        <w:t>karena</w:t>
+      </w:r>
+      <w:proofErr w:type="spellEnd"/>
+      <w:r>
+        <w:t xml:space="preserve"> </w:t>
+      </w:r>
+      <w:proofErr w:type="spellStart"/>
+      <w:r>
+        <w:t>terjadi</w:t>
+      </w:r>
+      <w:proofErr w:type="spellEnd"/>
+      <w:r>
+        <w:t xml:space="preserve"> </w:t>
+      </w:r>
+      <w:proofErr w:type="spellStart"/>
+      <w:proofErr w:type="gramStart"/>
       <w:r>
         <w:t>konflik</w:t>
       </w:r>
+      <w:proofErr w:type="spellEnd"/>
       <w:r>
         <w:t xml:space="preserve"> :</w:t>
       </w:r>
+      <w:proofErr w:type="gramEnd"/>
     </w:p>
     <w:p>
       <w:pPr>
@@ -1028,12 +2476,35 @@
       <w:r>
         <w:t xml:space="preserve"> dan </w:t>
       </w:r>
-      <w:r>
-        <w:t>anggota tim</w:t>
-      </w:r>
-      <w:r>
-        <w:t xml:space="preserve"> mengubah file yang sama</w:t>
-      </w:r>
+      <w:proofErr w:type="spellStart"/>
+      <w:r>
+        <w:t>anggota</w:t>
+      </w:r>
+      <w:proofErr w:type="spellEnd"/>
+      <w:r>
+        <w:t xml:space="preserve"> </w:t>
+      </w:r>
+      <w:proofErr w:type="spellStart"/>
+      <w:r>
+        <w:t>tim</w:t>
+      </w:r>
+      <w:proofErr w:type="spellEnd"/>
+      <w:r>
+        <w:t xml:space="preserve"> </w:t>
+      </w:r>
+      <w:proofErr w:type="spellStart"/>
+      <w:r>
+        <w:t>mengubah</w:t>
+      </w:r>
+      <w:proofErr w:type="spellEnd"/>
+      <w:r>
+        <w:t xml:space="preserve"> file yang </w:t>
+      </w:r>
+      <w:proofErr w:type="spellStart"/>
+      <w:r>
+        <w:t>sama</w:t>
+      </w:r>
+      <w:proofErr w:type="spellEnd"/>
       <w:r>
         <w:t>.</w:t>
       </w:r>
@@ -1048,8 +2519,37 @@
         <w:spacing w:line="240" w:lineRule="auto"/>
       </w:pPr>
       <w:r>
-        <w:t>Git bingung memilih versi mana yang benar</w:t>
-      </w:r>
+        <w:t xml:space="preserve">Git </w:t>
+      </w:r>
+      <w:proofErr w:type="spellStart"/>
+      <w:r>
+        <w:t>bingung</w:t>
+      </w:r>
+      <w:proofErr w:type="spellEnd"/>
+      <w:r>
+        <w:t xml:space="preserve"> </w:t>
+      </w:r>
+      <w:proofErr w:type="spellStart"/>
+      <w:r>
+        <w:t>memilih</w:t>
+      </w:r>
+      <w:proofErr w:type="spellEnd"/>
+      <w:r>
+        <w:t xml:space="preserve"> </w:t>
+      </w:r>
+      <w:proofErr w:type="spellStart"/>
+      <w:r>
+        <w:t>versi</w:t>
+      </w:r>
+      <w:proofErr w:type="spellEnd"/>
+      <w:r>
+        <w:t xml:space="preserve"> mana yang </w:t>
+      </w:r>
+      <w:proofErr w:type="spellStart"/>
+      <w:r>
+        <w:t>benar</w:t>
+      </w:r>
+      <w:proofErr w:type="spellEnd"/>
       <w:r>
         <w:t>.</w:t>
       </w:r>
@@ -1064,7 +2564,39 @@
         <w:spacing w:line="240" w:lineRule="auto"/>
       </w:pPr>
       <w:r>
-        <w:t>Jadi Git minta menyelesaikan konflik secara manual</w:t>
+        <w:t xml:space="preserve">Jadi Git </w:t>
+      </w:r>
+      <w:proofErr w:type="spellStart"/>
+      <w:r>
+        <w:t>minta</w:t>
+      </w:r>
+      <w:proofErr w:type="spellEnd"/>
+      <w:r>
+        <w:t xml:space="preserve"> </w:t>
+      </w:r>
+      <w:proofErr w:type="spellStart"/>
+      <w:r>
+        <w:t>menyelesaikan</w:t>
+      </w:r>
+      <w:proofErr w:type="spellEnd"/>
+      <w:r>
+        <w:t xml:space="preserve"> </w:t>
+      </w:r>
+      <w:proofErr w:type="spellStart"/>
+      <w:r>
+        <w:t>konflik</w:t>
+      </w:r>
+      <w:proofErr w:type="spellEnd"/>
+      <w:r>
+        <w:t xml:space="preserve"> </w:t>
+      </w:r>
+      <w:proofErr w:type="spellStart"/>
+      <w:r>
+        <w:t>secara</w:t>
+      </w:r>
+      <w:proofErr w:type="spellEnd"/>
+      <w:r>
+        <w:t xml:space="preserve"> manual</w:t>
       </w:r>
       <w:r>
         <w:t>.</w:t>
@@ -1080,8 +2612,18 @@
         <w:spacing w:line="240" w:lineRule="auto"/>
       </w:pPr>
       <w:r>
-        <w:t>Solusi yang dilakukan :</w:t>
-      </w:r>
+        <w:t xml:space="preserve">Solusi yang </w:t>
+      </w:r>
+      <w:proofErr w:type="spellStart"/>
+      <w:proofErr w:type="gramStart"/>
+      <w:r>
+        <w:t>dilakukan</w:t>
+      </w:r>
+      <w:proofErr w:type="spellEnd"/>
+      <w:r>
+        <w:t xml:space="preserve"> :</w:t>
+      </w:r>
+      <w:proofErr w:type="gramEnd"/>
     </w:p>
     <w:p>
       <w:pPr>
@@ -1092,8 +2634,29 @@
         </w:numPr>
         <w:spacing w:line="240" w:lineRule="auto"/>
       </w:pPr>
-      <w:r>
-        <w:t>Mengembalikan koding sebelum di edit.</w:t>
+      <w:proofErr w:type="spellStart"/>
+      <w:r>
+        <w:t>Mengembalikan</w:t>
+      </w:r>
+      <w:proofErr w:type="spellEnd"/>
+      <w:r>
+        <w:t xml:space="preserve"> </w:t>
+      </w:r>
+      <w:proofErr w:type="spellStart"/>
+      <w:r>
+        <w:t>koding</w:t>
+      </w:r>
+      <w:proofErr w:type="spellEnd"/>
+      <w:r>
+        <w:t xml:space="preserve"> </w:t>
+      </w:r>
+      <w:proofErr w:type="spellStart"/>
+      <w:r>
+        <w:t>sebelum</w:t>
+      </w:r>
+      <w:proofErr w:type="spellEnd"/>
+      <w:r>
+        <w:t xml:space="preserve"> di edit.</w:t>
       </w:r>
     </w:p>
     <w:p>
@@ -1105,8 +2668,21 @@
         </w:numPr>
         <w:spacing w:line="240" w:lineRule="auto"/>
       </w:pPr>
-      <w:r>
-        <w:t xml:space="preserve">Setelah itu </w:t>
+      <w:proofErr w:type="spellStart"/>
+      <w:r>
+        <w:t>Setelah</w:t>
+      </w:r>
+      <w:proofErr w:type="spellEnd"/>
+      <w:r>
+        <w:t xml:space="preserve"> </w:t>
+      </w:r>
+      <w:proofErr w:type="spellStart"/>
+      <w:r>
+        <w:t>itu</w:t>
+      </w:r>
+      <w:proofErr w:type="spellEnd"/>
+      <w:r>
+        <w:t xml:space="preserve"> </w:t>
       </w:r>
       <w:r>
         <w:t>commit</w:t>
@@ -1115,7 +2691,15 @@
         <w:t xml:space="preserve"> fan</w:t>
       </w:r>
       <w:r>
-        <w:t xml:space="preserve"> push ke GitHub:</w:t>
+        <w:t xml:space="preserve"> push </w:t>
+      </w:r>
+      <w:proofErr w:type="spellStart"/>
+      <w:r>
+        <w:t>ke</w:t>
+      </w:r>
+      <w:proofErr w:type="spellEnd"/>
+      <w:r>
+        <w:t xml:space="preserve"> GitHub:</w:t>
       </w:r>
     </w:p>
     <w:p>
@@ -1125,8 +2709,13 @@
         <w:ind w:left="1440"/>
       </w:pPr>
       <w:r>
-        <w:t>git add .</w:t>
-      </w:r>
+        <w:t xml:space="preserve">git </w:t>
+      </w:r>
+      <w:proofErr w:type="gramStart"/>
+      <w:r>
+        <w:t>add .</w:t>
+      </w:r>
+      <w:proofErr w:type="gramEnd"/>
     </w:p>
     <w:p>
       <w:pPr>
@@ -1135,7 +2724,23 @@
         <w:ind w:left="1440"/>
       </w:pPr>
       <w:r>
-        <w:t>git commit -m "pesan kamu"</w:t>
+        <w:t>git commit -m "</w:t>
+      </w:r>
+      <w:proofErr w:type="spellStart"/>
+      <w:r>
+        <w:t>pesan</w:t>
+      </w:r>
+      <w:proofErr w:type="spellEnd"/>
+      <w:r>
+        <w:t xml:space="preserve"> </w:t>
+      </w:r>
+      <w:proofErr w:type="spellStart"/>
+      <w:r>
+        <w:t>kamu</w:t>
+      </w:r>
+      <w:proofErr w:type="spellEnd"/>
+      <w:r>
+        <w:t>"</w:t>
       </w:r>
     </w:p>
     <w:p>
@@ -1194,19 +2799,39 @@
       </w:pPr>
       <w:r>
         <w:lastRenderedPageBreak/>
-        <w:t>7. Membuat file api.ts</w:t>
-      </w:r>
-    </w:p>
-    <w:p>
-      <w:pPr>
-        <w:spacing w:line="240" w:lineRule="auto"/>
-      </w:pPr>
-      <w:r>
-        <w:t xml:space="preserve">File : </w:t>
-      </w:r>
-      <w:r>
-        <w:t>wisata-CPMApp\user\app\lib\api.ts</w:t>
-      </w:r>
+        <w:t xml:space="preserve">7. Membuat file </w:t>
+      </w:r>
+      <w:proofErr w:type="spellStart"/>
+      <w:r>
+        <w:t>api.ts</w:t>
+      </w:r>
+      <w:proofErr w:type="spellEnd"/>
+    </w:p>
+    <w:p>
+      <w:pPr>
+        <w:spacing w:line="240" w:lineRule="auto"/>
+      </w:pPr>
+      <w:proofErr w:type="gramStart"/>
+      <w:r>
+        <w:t>File :</w:t>
+      </w:r>
+      <w:proofErr w:type="gramEnd"/>
+      <w:r>
+        <w:t xml:space="preserve"> </w:t>
+      </w:r>
+      <w:proofErr w:type="spellStart"/>
+      <w:r>
+        <w:t>wisata-CPMApp</w:t>
+      </w:r>
+      <w:proofErr w:type="spellEnd"/>
+      <w:r>
+        <w:t>\user\app\lib\</w:t>
+      </w:r>
+      <w:proofErr w:type="spellStart"/>
+      <w:r>
+        <w:t>api.ts</w:t>
+      </w:r>
+      <w:proofErr w:type="spellEnd"/>
     </w:p>
     <w:p>
       <w:pPr>
@@ -1261,12 +2886,56 @@
         </w:numPr>
         <w:spacing w:line="240" w:lineRule="auto"/>
       </w:pPr>
-      <w:r>
-        <w:t>Deteksi Otomatis (Platform):</w:t>
+      <w:proofErr w:type="spellStart"/>
+      <w:r>
+        <w:t>Deteksi</w:t>
+      </w:r>
+      <w:proofErr w:type="spellEnd"/>
+      <w:r>
+        <w:t xml:space="preserve"> </w:t>
+      </w:r>
+      <w:proofErr w:type="spellStart"/>
+      <w:r>
+        <w:t>Otomatis</w:t>
+      </w:r>
+      <w:proofErr w:type="spellEnd"/>
+      <w:r>
+        <w:t xml:space="preserve"> (Platform):</w:t>
       </w:r>
       <w:r>
         <w:br/>
-        <w:t>Aplikasi mengecek: Sedang jalan di HP Android atau di Browser (Web)?</w:t>
+      </w:r>
+      <w:proofErr w:type="spellStart"/>
+      <w:r>
+        <w:t>Aplikasi</w:t>
+      </w:r>
+      <w:proofErr w:type="spellEnd"/>
+      <w:r>
+        <w:t xml:space="preserve"> </w:t>
+      </w:r>
+      <w:proofErr w:type="spellStart"/>
+      <w:r>
+        <w:t>mengecek</w:t>
+      </w:r>
+      <w:proofErr w:type="spellEnd"/>
+      <w:r>
+        <w:t>: Sedang j</w:t>
+      </w:r>
+      <w:proofErr w:type="spellStart"/>
+      <w:r>
+        <w:t>alan</w:t>
+      </w:r>
+      <w:proofErr w:type="spellEnd"/>
+      <w:r>
+        <w:t xml:space="preserve"> di HP Android </w:t>
+      </w:r>
+      <w:proofErr w:type="spellStart"/>
+      <w:r>
+        <w:t>atau</w:t>
+      </w:r>
+      <w:proofErr w:type="spellEnd"/>
+      <w:r>
+        <w:t xml:space="preserve"> di Browser (Web)?</w:t>
       </w:r>
     </w:p>
     <w:p>
@@ -1278,7 +2947,15 @@
         <w:spacing w:line="240" w:lineRule="auto"/>
       </w:pPr>
       <w:r>
-        <w:t>Kalau di Web, alamatnya: localhost:3000.</w:t>
+        <w:t xml:space="preserve">Kalau di Web, </w:t>
+      </w:r>
+      <w:proofErr w:type="spellStart"/>
+      <w:r>
+        <w:t>alamatnya</w:t>
+      </w:r>
+      <w:proofErr w:type="spellEnd"/>
+      <w:r>
+        <w:t>: localhost:3000.</w:t>
       </w:r>
     </w:p>
     <w:p>
@@ -1290,7 +2967,55 @@
         <w:spacing w:line="240" w:lineRule="auto"/>
       </w:pPr>
       <w:r>
-        <w:t>Kalau di Android, alamatnya: 10.0.2.2:3000 (kode khusus supaya Android bisa akses internet laptop).</w:t>
+        <w:t xml:space="preserve">Kalau di Android, </w:t>
+      </w:r>
+      <w:proofErr w:type="spellStart"/>
+      <w:r>
+        <w:t>alamatnya</w:t>
+      </w:r>
+      <w:proofErr w:type="spellEnd"/>
+      <w:r>
+        <w:t>: 10.0.2.2:3000 (</w:t>
+      </w:r>
+      <w:proofErr w:type="spellStart"/>
+      <w:r>
+        <w:t>kode</w:t>
+      </w:r>
+      <w:proofErr w:type="spellEnd"/>
+      <w:r>
+        <w:t xml:space="preserve"> </w:t>
+      </w:r>
+      <w:proofErr w:type="spellStart"/>
+      <w:r>
+        <w:t>khusus</w:t>
+      </w:r>
+      <w:proofErr w:type="spellEnd"/>
+      <w:r>
+        <w:t xml:space="preserve"> </w:t>
+      </w:r>
+      <w:proofErr w:type="spellStart"/>
+      <w:r>
+        <w:t>supaya</w:t>
+      </w:r>
+      <w:proofErr w:type="spellEnd"/>
+      <w:r>
+        <w:t xml:space="preserve"> Android </w:t>
+      </w:r>
+      <w:proofErr w:type="spellStart"/>
+      <w:r>
+        <w:t>bisa</w:t>
+      </w:r>
+      <w:proofErr w:type="spellEnd"/>
+      <w:r>
+        <w:t xml:space="preserve"> </w:t>
+      </w:r>
+      <w:proofErr w:type="spellStart"/>
+      <w:r>
+        <w:t>akses</w:t>
+      </w:r>
+      <w:proofErr w:type="spellEnd"/>
+      <w:r>
+        <w:t xml:space="preserve"> internet laptop).</w:t>
       </w:r>
     </w:p>
     <w:p>
@@ -1301,18 +3026,128 @@
         </w:numPr>
         <w:spacing w:line="240" w:lineRule="auto"/>
       </w:pPr>
-      <w:r>
-        <w:t>Pembersih Alamat (Normalize):</w:t>
+      <w:proofErr w:type="spellStart"/>
+      <w:r>
+        <w:t>Pembersih</w:t>
+      </w:r>
+      <w:proofErr w:type="spellEnd"/>
+      <w:r>
+        <w:t xml:space="preserve"> Alamat (Normalize):</w:t>
       </w:r>
       <w:r>
         <w:br/>
-        <w:t xml:space="preserve">Fungsi </w:t>
-      </w:r>
+      </w:r>
+      <w:proofErr w:type="spellStart"/>
+      <w:r>
+        <w:t>Fungsi</w:t>
+      </w:r>
+      <w:proofErr w:type="spellEnd"/>
+      <w:r>
+        <w:t xml:space="preserve"> </w:t>
+      </w:r>
+      <w:proofErr w:type="spellStart"/>
       <w:r>
         <w:t>untuk</w:t>
       </w:r>
-      <w:r>
-        <w:t xml:space="preserve"> memastikan tidak ada tanda miring (/) yang dobel atau tertinggal di akhir link, supaya link-nya tidak rusak.</w:t>
+      <w:proofErr w:type="spellEnd"/>
+      <w:r>
+        <w:t xml:space="preserve"> </w:t>
+      </w:r>
+      <w:proofErr w:type="spellStart"/>
+      <w:r>
+        <w:t>memastikan</w:t>
+      </w:r>
+      <w:proofErr w:type="spellEnd"/>
+      <w:r>
+        <w:t xml:space="preserve"> </w:t>
+      </w:r>
+      <w:proofErr w:type="spellStart"/>
+      <w:r>
+        <w:t>tidak</w:t>
+      </w:r>
+      <w:proofErr w:type="spellEnd"/>
+      <w:r>
+        <w:t xml:space="preserve"> </w:t>
+      </w:r>
+      <w:proofErr w:type="spellStart"/>
+      <w:r>
+        <w:t>ada</w:t>
+      </w:r>
+      <w:proofErr w:type="spellEnd"/>
+      <w:r>
+        <w:t xml:space="preserve"> </w:t>
+      </w:r>
+      <w:proofErr w:type="spellStart"/>
+      <w:r>
+        <w:t>tanda</w:t>
+      </w:r>
+      <w:proofErr w:type="spellEnd"/>
+      <w:r>
+        <w:t xml:space="preserve"> miring (/) yang </w:t>
+      </w:r>
+      <w:proofErr w:type="spellStart"/>
+      <w:r>
+        <w:t>dobel</w:t>
+      </w:r>
+      <w:proofErr w:type="spellEnd"/>
+      <w:r>
+        <w:t xml:space="preserve"> </w:t>
+      </w:r>
+      <w:proofErr w:type="spellStart"/>
+      <w:r>
+        <w:t>atau</w:t>
+      </w:r>
+      <w:proofErr w:type="spellEnd"/>
+      <w:r>
+        <w:t xml:space="preserve"> </w:t>
+      </w:r>
+      <w:proofErr w:type="spellStart"/>
+      <w:r>
+        <w:t>tertinggal</w:t>
+      </w:r>
+      <w:proofErr w:type="spellEnd"/>
+      <w:r>
+        <w:t xml:space="preserve"> di </w:t>
+      </w:r>
+      <w:proofErr w:type="spellStart"/>
+      <w:r>
+        <w:t>akhir</w:t>
+      </w:r>
+      <w:proofErr w:type="spellEnd"/>
+      <w:r>
+        <w:t xml:space="preserve"> link, </w:t>
+      </w:r>
+      <w:proofErr w:type="spellStart"/>
+      <w:r>
+        <w:t>supaya</w:t>
+      </w:r>
+      <w:proofErr w:type="spellEnd"/>
+      <w:r>
+        <w:t xml:space="preserve"> link-</w:t>
+      </w:r>
+      <w:proofErr w:type="spellStart"/>
+      <w:r>
+        <w:t>nya</w:t>
+      </w:r>
+      <w:proofErr w:type="spellEnd"/>
+      <w:r>
+        <w:t xml:space="preserve"> </w:t>
+      </w:r>
+      <w:proofErr w:type="spellStart"/>
+      <w:r>
+        <w:t>tidak</w:t>
+      </w:r>
+      <w:proofErr w:type="spellEnd"/>
+      <w:r>
+        <w:t xml:space="preserve"> </w:t>
+      </w:r>
+      <w:proofErr w:type="spellStart"/>
+      <w:r>
+        <w:t>rusak</w:t>
+      </w:r>
+      <w:proofErr w:type="spellEnd"/>
+      <w:r>
+        <w:t>.</w:t>
       </w:r>
     </w:p>
     <w:p>
@@ -1328,13 +3163,106 @@
       </w:r>
       <w:r>
         <w:br/>
-        <w:t xml:space="preserve">Alamat Pusat aplikasi. </w:t>
-      </w:r>
+        <w:t>Alamat Pusat </w:t>
+      </w:r>
+      <w:proofErr w:type="spellStart"/>
+      <w:r>
+        <w:t>aplikasi</w:t>
+      </w:r>
+      <w:proofErr w:type="spellEnd"/>
+      <w:r>
+        <w:t xml:space="preserve">. </w:t>
+      </w:r>
+      <w:proofErr w:type="spellStart"/>
       <w:r>
         <w:t>Memi</w:t>
       </w:r>
       <w:r>
-        <w:t>lih alamat dari file pengaturan (.env), kalau tidak ada, pakai alamat default yang sudah dideteksi.</w:t>
+        <w:t>lih</w:t>
+      </w:r>
+      <w:proofErr w:type="spellEnd"/>
+      <w:r>
+        <w:t xml:space="preserve"> </w:t>
+      </w:r>
+      <w:proofErr w:type="spellStart"/>
+      <w:r>
+        <w:t>alamat</w:t>
+      </w:r>
+      <w:proofErr w:type="spellEnd"/>
+      <w:r>
+        <w:t xml:space="preserve"> </w:t>
+      </w:r>
+      <w:proofErr w:type="spellStart"/>
+      <w:r>
+        <w:t>dari</w:t>
+      </w:r>
+      <w:proofErr w:type="spellEnd"/>
+      <w:r>
+        <w:t xml:space="preserve"> file </w:t>
+      </w:r>
+      <w:proofErr w:type="spellStart"/>
+      <w:r>
+        <w:t>pengaturan</w:t>
+      </w:r>
+      <w:proofErr w:type="spellEnd"/>
+      <w:r>
+        <w:t xml:space="preserve"> (.env), </w:t>
+      </w:r>
+      <w:proofErr w:type="spellStart"/>
+      <w:r>
+        <w:t>kalau</w:t>
+      </w:r>
+      <w:proofErr w:type="spellEnd"/>
+      <w:r>
+        <w:t xml:space="preserve"> </w:t>
+      </w:r>
+      <w:proofErr w:type="spellStart"/>
+      <w:r>
+        <w:t>tidak</w:t>
+      </w:r>
+      <w:proofErr w:type="spellEnd"/>
+      <w:r>
+        <w:t xml:space="preserve"> </w:t>
+      </w:r>
+      <w:proofErr w:type="spellStart"/>
+      <w:r>
+        <w:t>ada</w:t>
+      </w:r>
+      <w:proofErr w:type="spellEnd"/>
+      <w:r>
+        <w:t xml:space="preserve">, </w:t>
+      </w:r>
+      <w:proofErr w:type="spellStart"/>
+      <w:r>
+        <w:t>pakai</w:t>
+      </w:r>
+      <w:proofErr w:type="spellEnd"/>
+      <w:r>
+        <w:t xml:space="preserve"> </w:t>
+      </w:r>
+      <w:proofErr w:type="spellStart"/>
+      <w:r>
+        <w:t>alamat</w:t>
+      </w:r>
+      <w:proofErr w:type="spellEnd"/>
+      <w:r>
+        <w:t xml:space="preserve"> default yang </w:t>
+      </w:r>
+      <w:proofErr w:type="spellStart"/>
+      <w:r>
+        <w:t>sudah</w:t>
+      </w:r>
+      <w:proofErr w:type="spellEnd"/>
+      <w:r>
+        <w:t xml:space="preserve"> </w:t>
+      </w:r>
+      <w:proofErr w:type="spellStart"/>
+      <w:r>
+        <w:t>dideteksi</w:t>
+      </w:r>
+      <w:proofErr w:type="spellEnd"/>
+      <w:r>
+        <w:t>.</w:t>
       </w:r>
     </w:p>
     <w:p>
@@ -1345,18 +3273,59 @@
         </w:numPr>
         <w:spacing w:line="240" w:lineRule="auto"/>
       </w:pPr>
+      <w:proofErr w:type="spellStart"/>
       <w:r>
         <w:t>T</w:t>
       </w:r>
       <w:r>
         <w:t>erhubung</w:t>
       </w:r>
-      <w:r>
-        <w:t xml:space="preserve"> Alamat (apiUrl):</w:t>
+      <w:proofErr w:type="spellEnd"/>
+      <w:r>
+        <w:t xml:space="preserve"> Alamat (</w:t>
+      </w:r>
+      <w:proofErr w:type="spellStart"/>
+      <w:r>
+        <w:t>apiUrl</w:t>
+      </w:r>
+      <w:proofErr w:type="spellEnd"/>
+      <w:r>
+        <w:t>):</w:t>
       </w:r>
       <w:r>
         <w:br/>
-        <w:t>Fungsi tugasnya menyambungkan Alamat Pusat dengan Tujuan.</w:t>
+      </w:r>
+      <w:proofErr w:type="spellStart"/>
+      <w:r>
+        <w:t>Fungsi</w:t>
+      </w:r>
+      <w:proofErr w:type="spellEnd"/>
+      <w:r>
+        <w:t xml:space="preserve"> </w:t>
+      </w:r>
+      <w:proofErr w:type="spellStart"/>
+      <w:r>
+        <w:t>tugasnya</w:t>
+      </w:r>
+      <w:proofErr w:type="spellEnd"/>
+      <w:r>
+        <w:t xml:space="preserve"> </w:t>
+      </w:r>
+      <w:proofErr w:type="spellStart"/>
+      <w:r>
+        <w:t>menyambungkan</w:t>
+      </w:r>
+      <w:proofErr w:type="spellEnd"/>
+      <w:r>
+        <w:t> Alamat Pusat </w:t>
+      </w:r>
+      <w:proofErr w:type="spellStart"/>
+      <w:r>
+        <w:t>dengan</w:t>
+      </w:r>
+      <w:proofErr w:type="spellEnd"/>
+      <w:r>
+        <w:t> Tujuan.</w:t>
       </w:r>
     </w:p>
     <w:p>
@@ -1367,12 +3336,21 @@
         </w:numPr>
         <w:spacing w:line="240" w:lineRule="auto"/>
       </w:pPr>
+      <w:proofErr w:type="spellStart"/>
       <w:r>
         <w:rPr>
           <w:i/>
           <w:iCs/>
         </w:rPr>
-        <w:t>Contoh:</w:t>
+        <w:t>Contoh</w:t>
+      </w:r>
+      <w:proofErr w:type="spellEnd"/>
+      <w:r>
+        <w:rPr>
+          <w:i/>
+          <w:iCs/>
+        </w:rPr>
+        <w:t>:</w:t>
       </w:r>
       <w:r>
         <w:t> Alamat Pusat + /login = http://localhost:3000/login.</w:t>
@@ -1386,12 +3364,64 @@
         </w:numPr>
         <w:spacing w:line="240" w:lineRule="auto"/>
       </w:pPr>
-      <w:r>
-        <w:t>Pengatur Link Gambar (apiImageUrl):</w:t>
+      <w:proofErr w:type="spellStart"/>
+      <w:r>
+        <w:t>Pengatur</w:t>
+      </w:r>
+      <w:proofErr w:type="spellEnd"/>
+      <w:r>
+        <w:t xml:space="preserve"> Link Gambar (</w:t>
+      </w:r>
+      <w:proofErr w:type="spellStart"/>
+      <w:r>
+        <w:t>apiImageUrl</w:t>
+      </w:r>
+      <w:proofErr w:type="spellEnd"/>
+      <w:r>
+        <w:t>):</w:t>
       </w:r>
       <w:r>
         <w:br/>
-        <w:t>Fungsi ini khusus untuk foto.</w:t>
+      </w:r>
+      <w:proofErr w:type="spellStart"/>
+      <w:r>
+        <w:t>Fungsi</w:t>
+      </w:r>
+      <w:proofErr w:type="spellEnd"/>
+      <w:r>
+        <w:t xml:space="preserve"> </w:t>
+      </w:r>
+      <w:proofErr w:type="spellStart"/>
+      <w:r>
+        <w:t>ini</w:t>
+      </w:r>
+      <w:proofErr w:type="spellEnd"/>
+      <w:r>
+        <w:t xml:space="preserve"> </w:t>
+      </w:r>
+      <w:proofErr w:type="spellStart"/>
+      <w:r>
+        <w:t>khusus</w:t>
+      </w:r>
+      <w:proofErr w:type="spellEnd"/>
+      <w:r>
+        <w:t xml:space="preserve"> </w:t>
+      </w:r>
+      <w:proofErr w:type="spellStart"/>
+      <w:r>
+        <w:t>untuk</w:t>
+      </w:r>
+      <w:proofErr w:type="spellEnd"/>
+      <w:r>
+        <w:t xml:space="preserve"> </w:t>
+      </w:r>
+      <w:proofErr w:type="spellStart"/>
+      <w:r>
+        <w:t>foto</w:t>
+      </w:r>
+      <w:proofErr w:type="spellEnd"/>
+      <w:r>
+        <w:t>.</w:t>
       </w:r>
     </w:p>
     <w:p>
@@ -1402,17 +3432,56 @@
         </w:numPr>
         <w:spacing w:line="240" w:lineRule="auto"/>
       </w:pPr>
+      <w:proofErr w:type="spellStart"/>
       <w:r>
         <w:t>F</w:t>
       </w:r>
       <w:r>
-        <w:t xml:space="preserve">otonya sudah punya link internet (seperti dari Google), </w:t>
-      </w:r>
+        <w:t>otonya</w:t>
+      </w:r>
+      <w:proofErr w:type="spellEnd"/>
+      <w:r>
+        <w:t xml:space="preserve"> </w:t>
+      </w:r>
+      <w:proofErr w:type="spellStart"/>
+      <w:r>
+        <w:t>sudah</w:t>
+      </w:r>
+      <w:proofErr w:type="spellEnd"/>
+      <w:r>
+        <w:t xml:space="preserve"> punya link internet (</w:t>
+      </w:r>
+      <w:proofErr w:type="spellStart"/>
+      <w:r>
+        <w:t>seperti</w:t>
+      </w:r>
+      <w:proofErr w:type="spellEnd"/>
+      <w:r>
+        <w:t xml:space="preserve"> </w:t>
+      </w:r>
+      <w:proofErr w:type="spellStart"/>
+      <w:r>
+        <w:t>dari</w:t>
+      </w:r>
+      <w:proofErr w:type="spellEnd"/>
+      <w:r>
+        <w:t xml:space="preserve"> Google), </w:t>
+      </w:r>
+      <w:proofErr w:type="spellStart"/>
       <w:r>
         <w:t>tidak</w:t>
       </w:r>
-      <w:r>
-        <w:t xml:space="preserve"> diubah.</w:t>
+      <w:proofErr w:type="spellEnd"/>
+      <w:r>
+        <w:t xml:space="preserve"> </w:t>
+      </w:r>
+      <w:proofErr w:type="spellStart"/>
+      <w:r>
+        <w:t>diubah</w:t>
+      </w:r>
+      <w:proofErr w:type="spellEnd"/>
+      <w:r>
+        <w:t>.</w:t>
       </w:r>
     </w:p>
     <w:p>
@@ -1423,11 +3492,72 @@
         </w:numPr>
         <w:spacing w:line="240" w:lineRule="auto"/>
       </w:pPr>
+      <w:proofErr w:type="spellStart"/>
       <w:r>
         <w:t>F</w:t>
       </w:r>
       <w:r>
-        <w:t>otonya ada di server sendiri, sambungkan link-nya agar fotonya bisa tampil.</w:t>
+        <w:t>otonya</w:t>
+      </w:r>
+      <w:proofErr w:type="spellEnd"/>
+      <w:r>
+        <w:t xml:space="preserve"> </w:t>
+      </w:r>
+      <w:proofErr w:type="spellStart"/>
+      <w:r>
+        <w:t>ada</w:t>
+      </w:r>
+      <w:proofErr w:type="spellEnd"/>
+      <w:r>
+        <w:t xml:space="preserve"> di server </w:t>
+      </w:r>
+      <w:proofErr w:type="spellStart"/>
+      <w:r>
+        <w:t>sendiri</w:t>
+      </w:r>
+      <w:proofErr w:type="spellEnd"/>
+      <w:r>
+        <w:t xml:space="preserve">, </w:t>
+      </w:r>
+      <w:proofErr w:type="spellStart"/>
+      <w:r>
+        <w:t>sambungkan</w:t>
+      </w:r>
+      <w:proofErr w:type="spellEnd"/>
+      <w:r>
+        <w:t xml:space="preserve"> link-</w:t>
+      </w:r>
+      <w:proofErr w:type="spellStart"/>
+      <w:r>
+        <w:t>nya</w:t>
+      </w:r>
+      <w:proofErr w:type="spellEnd"/>
+      <w:r>
+        <w:t xml:space="preserve"> agar </w:t>
+      </w:r>
+      <w:proofErr w:type="spellStart"/>
+      <w:r>
+        <w:t>fotonya</w:t>
+      </w:r>
+      <w:proofErr w:type="spellEnd"/>
+      <w:r>
+        <w:t xml:space="preserve"> </w:t>
+      </w:r>
+      <w:proofErr w:type="spellStart"/>
+      <w:r>
+        <w:t>bisa</w:t>
+      </w:r>
+      <w:proofErr w:type="spellEnd"/>
+      <w:r>
+        <w:t xml:space="preserve"> </w:t>
+      </w:r>
+      <w:proofErr w:type="spellStart"/>
+      <w:r>
+        <w:t>tampil</w:t>
+      </w:r>
+      <w:proofErr w:type="spellEnd"/>
+      <w:r>
+        <w:t>.</w:t>
       </w:r>
     </w:p>
     <w:p>
@@ -1448,20 +3578,37 @@
         <w:lastRenderedPageBreak/>
         <w:t xml:space="preserve">8. Update file </w:t>
       </w:r>
+      <w:proofErr w:type="spellStart"/>
       <w:r>
         <w:t>auth.ts</w:t>
       </w:r>
-    </w:p>
-    <w:p>
-      <w:pPr>
-        <w:spacing w:line="240" w:lineRule="auto"/>
-      </w:pPr>
-      <w:r>
-        <w:t xml:space="preserve">File : </w:t>
-      </w:r>
-      <w:r>
-        <w:t>wisata-CPMApp\user\app\lib\auth\utils\auth.ts</w:t>
-      </w:r>
+      <w:proofErr w:type="spellEnd"/>
+    </w:p>
+    <w:p>
+      <w:pPr>
+        <w:spacing w:line="240" w:lineRule="auto"/>
+      </w:pPr>
+      <w:proofErr w:type="gramStart"/>
+      <w:r>
+        <w:t>File :</w:t>
+      </w:r>
+      <w:proofErr w:type="gramEnd"/>
+      <w:r>
+        <w:t xml:space="preserve"> </w:t>
+      </w:r>
+      <w:proofErr w:type="spellStart"/>
+      <w:r>
+        <w:t>wisata-CPMApp</w:t>
+      </w:r>
+      <w:proofErr w:type="spellEnd"/>
+      <w:r>
+        <w:t>\user\app\lib\auth\utils\</w:t>
+      </w:r>
+      <w:proofErr w:type="spellStart"/>
+      <w:r>
+        <w:t>auth.ts</w:t>
+      </w:r>
+      <w:proofErr w:type="spellEnd"/>
     </w:p>
     <w:p>
       <w:pPr>
@@ -1519,7 +3666,15 @@
         <w:ind w:left="360"/>
       </w:pPr>
       <w:r>
-        <w:t>Ganti Alamat di Satu Tempat:</w:t>
+        <w:t xml:space="preserve">Ganti Alamat di Satu </w:t>
+      </w:r>
+      <w:proofErr w:type="spellStart"/>
+      <w:r>
+        <w:t>Tempat</w:t>
+      </w:r>
+      <w:proofErr w:type="spellEnd"/>
+      <w:r>
+        <w:t>:</w:t>
       </w:r>
     </w:p>
     <w:p>
@@ -1527,17 +3682,93 @@
         <w:spacing w:line="240" w:lineRule="auto"/>
         <w:ind w:left="1080"/>
       </w:pPr>
+      <w:proofErr w:type="spellStart"/>
       <w:r>
         <w:t>Sebelumnya</w:t>
       </w:r>
-      <w:r>
-        <w:t xml:space="preserve">: Alamat server (http://10.0.2.2:3000) ditulis langsung di dalam file. Kalau alamatnya ganti, </w:t>
-      </w:r>
+      <w:proofErr w:type="spellEnd"/>
+      <w:r>
+        <w:t xml:space="preserve">: Alamat server (http://10.0.2.2:3000) </w:t>
+      </w:r>
+      <w:proofErr w:type="spellStart"/>
+      <w:r>
+        <w:t>ditulis</w:t>
+      </w:r>
+      <w:proofErr w:type="spellEnd"/>
+      <w:r>
+        <w:t xml:space="preserve"> </w:t>
+      </w:r>
+      <w:proofErr w:type="spellStart"/>
+      <w:r>
+        <w:t>langsung</w:t>
+      </w:r>
+      <w:proofErr w:type="spellEnd"/>
+      <w:r>
+        <w:t xml:space="preserve"> di </w:t>
+      </w:r>
+      <w:proofErr w:type="spellStart"/>
+      <w:r>
+        <w:t>dalam</w:t>
+      </w:r>
+      <w:proofErr w:type="spellEnd"/>
+      <w:r>
+        <w:t xml:space="preserve"> file. Kalau </w:t>
+      </w:r>
+      <w:proofErr w:type="spellStart"/>
+      <w:r>
+        <w:t>alamatnya</w:t>
+      </w:r>
+      <w:proofErr w:type="spellEnd"/>
+      <w:r>
+        <w:t xml:space="preserve"> </w:t>
+      </w:r>
+      <w:proofErr w:type="spellStart"/>
+      <w:r>
+        <w:t>ganti</w:t>
+      </w:r>
+      <w:proofErr w:type="spellEnd"/>
+      <w:r>
+        <w:t xml:space="preserve">, </w:t>
+      </w:r>
+      <w:proofErr w:type="spellStart"/>
       <w:r>
         <w:t>maka</w:t>
       </w:r>
-      <w:r>
-        <w:t xml:space="preserve"> harus cari satu-satu di setiap file.</w:t>
+      <w:proofErr w:type="spellEnd"/>
+      <w:r>
+        <w:t xml:space="preserve"> </w:t>
+      </w:r>
+      <w:proofErr w:type="spellStart"/>
+      <w:r>
+        <w:t>harus</w:t>
+      </w:r>
+      <w:proofErr w:type="spellEnd"/>
+      <w:r>
+        <w:t xml:space="preserve"> </w:t>
+      </w:r>
+      <w:proofErr w:type="spellStart"/>
+      <w:r>
+        <w:t>cari</w:t>
+      </w:r>
+      <w:proofErr w:type="spellEnd"/>
+      <w:r>
+        <w:t xml:space="preserve"> </w:t>
+      </w:r>
+      <w:proofErr w:type="spellStart"/>
+      <w:r>
+        <w:t>satu-satu</w:t>
+      </w:r>
+      <w:proofErr w:type="spellEnd"/>
+      <w:r>
+        <w:t xml:space="preserve"> di </w:t>
+      </w:r>
+      <w:proofErr w:type="spellStart"/>
+      <w:r>
+        <w:t>setiap</w:t>
+      </w:r>
+      <w:proofErr w:type="spellEnd"/>
+      <w:r>
+        <w:t xml:space="preserve"> file.</w:t>
       </w:r>
     </w:p>
     <w:p>
@@ -1545,8 +3776,109 @@
         <w:spacing w:line="240" w:lineRule="auto"/>
         <w:ind w:left="1080"/>
       </w:pPr>
-      <w:r>
-        <w:t>Sekarang: Alamat server diambil dari satu pusat (file api.ts). Kalau alamat ganti, cukup ubah satu kali saja di pusatnya.</w:t>
+      <w:proofErr w:type="spellStart"/>
+      <w:r>
+        <w:t>Sekarang</w:t>
+      </w:r>
+      <w:proofErr w:type="spellEnd"/>
+      <w:r>
+        <w:t xml:space="preserve">: Alamat server </w:t>
+      </w:r>
+      <w:proofErr w:type="spellStart"/>
+      <w:r>
+        <w:t>diambil</w:t>
+      </w:r>
+      <w:proofErr w:type="spellEnd"/>
+      <w:r>
+        <w:t xml:space="preserve"> </w:t>
+      </w:r>
+      <w:proofErr w:type="spellStart"/>
+      <w:r>
+        <w:t>dari</w:t>
+      </w:r>
+      <w:proofErr w:type="spellEnd"/>
+      <w:r>
+        <w:t xml:space="preserve"> </w:t>
+      </w:r>
+      <w:proofErr w:type="spellStart"/>
+      <w:r>
+        <w:t>satu</w:t>
+      </w:r>
+      <w:proofErr w:type="spellEnd"/>
+      <w:r>
+        <w:t xml:space="preserve"> </w:t>
+      </w:r>
+      <w:proofErr w:type="spellStart"/>
+      <w:r>
+        <w:t>pusat</w:t>
+      </w:r>
+      <w:proofErr w:type="spellEnd"/>
+      <w:r>
+        <w:t xml:space="preserve"> (file </w:t>
+      </w:r>
+      <w:proofErr w:type="spellStart"/>
+      <w:r>
+        <w:t>api.ts</w:t>
+      </w:r>
+      <w:proofErr w:type="spellEnd"/>
+      <w:r>
+        <w:t xml:space="preserve">). Kalau </w:t>
+      </w:r>
+      <w:proofErr w:type="spellStart"/>
+      <w:r>
+        <w:t>alamat</w:t>
+      </w:r>
+      <w:proofErr w:type="spellEnd"/>
+      <w:r>
+        <w:t xml:space="preserve"> </w:t>
+      </w:r>
+      <w:proofErr w:type="spellStart"/>
+      <w:r>
+        <w:t>ganti</w:t>
+      </w:r>
+      <w:proofErr w:type="spellEnd"/>
+      <w:r>
+        <w:t xml:space="preserve">, </w:t>
+      </w:r>
+      <w:proofErr w:type="spellStart"/>
+      <w:r>
+        <w:t>cukup</w:t>
+      </w:r>
+      <w:proofErr w:type="spellEnd"/>
+      <w:r>
+        <w:t xml:space="preserve"> </w:t>
+      </w:r>
+      <w:proofErr w:type="spellStart"/>
+      <w:r>
+        <w:t>ubah</w:t>
+      </w:r>
+      <w:proofErr w:type="spellEnd"/>
+      <w:r>
+        <w:t> </w:t>
+      </w:r>
+      <w:proofErr w:type="spellStart"/>
+      <w:r>
+        <w:t>satu</w:t>
+      </w:r>
+      <w:proofErr w:type="spellEnd"/>
+      <w:r>
+        <w:t xml:space="preserve"> kali </w:t>
+      </w:r>
+      <w:proofErr w:type="spellStart"/>
+      <w:r>
+        <w:t>saja</w:t>
+      </w:r>
+      <w:proofErr w:type="spellEnd"/>
+      <w:r>
+        <w:t xml:space="preserve"> di </w:t>
+      </w:r>
+      <w:proofErr w:type="spellStart"/>
+      <w:r>
+        <w:t>pusatnya</w:t>
+      </w:r>
+      <w:proofErr w:type="spellEnd"/>
+      <w:r>
+        <w:t>.</w:t>
       </w:r>
     </w:p>
     <w:p>
@@ -1554,8 +3886,13 @@
         <w:spacing w:line="240" w:lineRule="auto"/>
         <w:ind w:left="360"/>
       </w:pPr>
-      <w:r>
-        <w:t xml:space="preserve">Aplikasi Jadi Lebih </w:t>
+      <w:proofErr w:type="spellStart"/>
+      <w:r>
+        <w:t>Aplikasi</w:t>
+      </w:r>
+      <w:proofErr w:type="spellEnd"/>
+      <w:r>
+        <w:t xml:space="preserve"> Jadi Lebih </w:t>
       </w:r>
       <w:r>
         <w:t>Baik</w:t>
@@ -1569,11 +3906,61 @@
         <w:spacing w:line="240" w:lineRule="auto"/>
         <w:ind w:left="1080"/>
       </w:pPr>
+      <w:proofErr w:type="spellStart"/>
       <w:r>
         <w:t>Sebelumnya</w:t>
       </w:r>
-      <w:r>
-        <w:t>: hanya bisa jalan lancar di Android (karena alamat 10.0.2.2).</w:t>
+      <w:proofErr w:type="spellEnd"/>
+      <w:r>
+        <w:t>: </w:t>
+      </w:r>
+      <w:proofErr w:type="spellStart"/>
+      <w:r>
+        <w:t>hanya</w:t>
+      </w:r>
+      <w:proofErr w:type="spellEnd"/>
+      <w:r>
+        <w:t xml:space="preserve"> </w:t>
+      </w:r>
+      <w:proofErr w:type="spellStart"/>
+      <w:r>
+        <w:t>bisa</w:t>
+      </w:r>
+      <w:proofErr w:type="spellEnd"/>
+      <w:r>
+        <w:t xml:space="preserve"> </w:t>
+      </w:r>
+      <w:proofErr w:type="spellStart"/>
+      <w:r>
+        <w:t>jalan</w:t>
+      </w:r>
+      <w:proofErr w:type="spellEnd"/>
+      <w:r>
+        <w:t xml:space="preserve"> </w:t>
+      </w:r>
+      <w:proofErr w:type="spellStart"/>
+      <w:r>
+        <w:t>lancar</w:t>
+      </w:r>
+      <w:proofErr w:type="spellEnd"/>
+      <w:r>
+        <w:t xml:space="preserve"> di Android (</w:t>
+      </w:r>
+      <w:proofErr w:type="spellStart"/>
+      <w:r>
+        <w:t>karena</w:t>
+      </w:r>
+      <w:proofErr w:type="spellEnd"/>
+      <w:r>
+        <w:t xml:space="preserve"> </w:t>
+      </w:r>
+      <w:proofErr w:type="spellStart"/>
+      <w:r>
+        <w:t>alamat</w:t>
+      </w:r>
+      <w:proofErr w:type="spellEnd"/>
+      <w:r>
+        <w:t> 10.0.2.2).</w:t>
       </w:r>
     </w:p>
     <w:p>
@@ -1581,14 +3968,101 @@
         <w:spacing w:line="240" w:lineRule="auto"/>
         <w:ind w:left="1080"/>
       </w:pPr>
-      <w:r>
-        <w:t xml:space="preserve">Sekarang: Berkat fungsi apiUrl, aplikasi bisa </w:t>
-      </w:r>
+      <w:proofErr w:type="spellStart"/>
+      <w:r>
+        <w:t>Sekarang</w:t>
+      </w:r>
+      <w:proofErr w:type="spellEnd"/>
+      <w:r>
+        <w:t>: </w:t>
+      </w:r>
+      <w:proofErr w:type="spellStart"/>
+      <w:r>
+        <w:t>Berkat</w:t>
+      </w:r>
+      <w:proofErr w:type="spellEnd"/>
+      <w:r>
+        <w:t xml:space="preserve"> </w:t>
+      </w:r>
+      <w:proofErr w:type="spellStart"/>
+      <w:r>
+        <w:t>fungsi</w:t>
+      </w:r>
+      <w:proofErr w:type="spellEnd"/>
+      <w:r>
+        <w:t> </w:t>
+      </w:r>
+      <w:proofErr w:type="spellStart"/>
+      <w:r>
+        <w:t>apiUrl</w:t>
+      </w:r>
+      <w:proofErr w:type="spellEnd"/>
+      <w:r>
+        <w:t xml:space="preserve">, </w:t>
+      </w:r>
+      <w:proofErr w:type="spellStart"/>
+      <w:r>
+        <w:t>aplikasi</w:t>
+      </w:r>
+      <w:proofErr w:type="spellEnd"/>
+      <w:r>
+        <w:t xml:space="preserve"> </w:t>
+      </w:r>
+      <w:proofErr w:type="spellStart"/>
+      <w:r>
+        <w:t>bisa</w:t>
+      </w:r>
+      <w:proofErr w:type="spellEnd"/>
+      <w:r>
+        <w:t xml:space="preserve"> </w:t>
+      </w:r>
+      <w:proofErr w:type="spellStart"/>
       <w:r>
         <w:t>sedang</w:t>
       </w:r>
-      <w:r>
-        <w:t xml:space="preserve"> di Android pakai alamat A, kalau di Web pakai alamat B.</w:t>
+      <w:proofErr w:type="spellEnd"/>
+      <w:r>
+        <w:t xml:space="preserve"> di Android </w:t>
+      </w:r>
+      <w:proofErr w:type="spellStart"/>
+      <w:r>
+        <w:t>pakai</w:t>
+      </w:r>
+      <w:proofErr w:type="spellEnd"/>
+      <w:r>
+        <w:t xml:space="preserve"> </w:t>
+      </w:r>
+      <w:proofErr w:type="spellStart"/>
+      <w:r>
+        <w:t>alamat</w:t>
+      </w:r>
+      <w:proofErr w:type="spellEnd"/>
+      <w:r>
+        <w:t xml:space="preserve"> A, </w:t>
+      </w:r>
+      <w:proofErr w:type="spellStart"/>
+      <w:r>
+        <w:t>kalau</w:t>
+      </w:r>
+      <w:proofErr w:type="spellEnd"/>
+      <w:r>
+        <w:t xml:space="preserve"> di Web </w:t>
+      </w:r>
+      <w:proofErr w:type="spellStart"/>
+      <w:r>
+        <w:t>pakai</w:t>
+      </w:r>
+      <w:proofErr w:type="spellEnd"/>
+      <w:r>
+        <w:t xml:space="preserve"> </w:t>
+      </w:r>
+      <w:proofErr w:type="spellStart"/>
+      <w:r>
+        <w:t>alamat</w:t>
+      </w:r>
+      <w:proofErr w:type="spellEnd"/>
+      <w:r>
+        <w:t xml:space="preserve"> B.</w:t>
       </w:r>
     </w:p>
     <w:p>
@@ -1596,8 +4070,21 @@
         <w:spacing w:line="240" w:lineRule="auto"/>
         <w:ind w:left="360"/>
       </w:pPr>
-      <w:r>
-        <w:t>Kodingan Lebih Bersih:</w:t>
+      <w:proofErr w:type="spellStart"/>
+      <w:r>
+        <w:t>Kodingan</w:t>
+      </w:r>
+      <w:proofErr w:type="spellEnd"/>
+      <w:r>
+        <w:t xml:space="preserve"> </w:t>
+      </w:r>
+      <w:proofErr w:type="spellStart"/>
+      <w:r>
+        <w:t>Lebih</w:t>
+      </w:r>
+      <w:proofErr w:type="spellEnd"/>
+      <w:r>
+        <w:t xml:space="preserve"> Bersih:</w:t>
       </w:r>
     </w:p>
     <w:p>
@@ -1609,7 +4096,119 @@
         <w:t>T</w:t>
       </w:r>
       <w:r>
-        <w:t>idak perlu lagi mengetik http://... panjang-panjang di setiap fungsi. Cukup panggil apiUrl(/login), dan sistem akan menyambungkannya secara otomatis.</w:t>
+        <w:t xml:space="preserve">idak </w:t>
+      </w:r>
+      <w:proofErr w:type="spellStart"/>
+      <w:r>
+        <w:t>perlu</w:t>
+      </w:r>
+      <w:proofErr w:type="spellEnd"/>
+      <w:r>
+        <w:t xml:space="preserve"> </w:t>
+      </w:r>
+      <w:proofErr w:type="spellStart"/>
+      <w:r>
+        <w:t>lagi</w:t>
+      </w:r>
+      <w:proofErr w:type="spellEnd"/>
+      <w:r>
+        <w:t xml:space="preserve"> </w:t>
+      </w:r>
+      <w:proofErr w:type="spellStart"/>
+      <w:r>
+        <w:t>mengetik</w:t>
+      </w:r>
+      <w:proofErr w:type="spellEnd"/>
+      <w:r>
+        <w:t> http://... </w:t>
+      </w:r>
+      <w:proofErr w:type="spellStart"/>
+      <w:r>
+        <w:t>panjang-panjang</w:t>
+      </w:r>
+      <w:proofErr w:type="spellEnd"/>
+      <w:r>
+        <w:t xml:space="preserve"> di </w:t>
+      </w:r>
+      <w:proofErr w:type="spellStart"/>
+      <w:r>
+        <w:t>setiap</w:t>
+      </w:r>
+      <w:proofErr w:type="spellEnd"/>
+      <w:r>
+        <w:t xml:space="preserve"> </w:t>
+      </w:r>
+      <w:proofErr w:type="spellStart"/>
+      <w:r>
+        <w:t>fungsi</w:t>
+      </w:r>
+      <w:proofErr w:type="spellEnd"/>
+      <w:r>
+        <w:t xml:space="preserve">. </w:t>
+      </w:r>
+      <w:proofErr w:type="spellStart"/>
+      <w:r>
+        <w:t>Cukup</w:t>
+      </w:r>
+      <w:proofErr w:type="spellEnd"/>
+      <w:r>
+        <w:t xml:space="preserve"> </w:t>
+      </w:r>
+      <w:proofErr w:type="spellStart"/>
+      <w:r>
+        <w:t>panggil</w:t>
+      </w:r>
+      <w:proofErr w:type="spellEnd"/>
+      <w:r>
+        <w:t> </w:t>
+      </w:r>
+      <w:proofErr w:type="spellStart"/>
+      <w:r>
+        <w:t>apiUrl</w:t>
+      </w:r>
+      <w:proofErr w:type="spellEnd"/>
+      <w:r>
+        <w:t xml:space="preserve">(/login), dan </w:t>
+      </w:r>
+      <w:proofErr w:type="spellStart"/>
+      <w:r>
+        <w:t>sistem</w:t>
+      </w:r>
+      <w:proofErr w:type="spellEnd"/>
+      <w:r>
+        <w:t xml:space="preserve"> </w:t>
+      </w:r>
+      <w:proofErr w:type="spellStart"/>
+      <w:r>
+        <w:t>akan</w:t>
+      </w:r>
+      <w:proofErr w:type="spellEnd"/>
+      <w:r>
+        <w:t xml:space="preserve"> </w:t>
+      </w:r>
+      <w:proofErr w:type="spellStart"/>
+      <w:r>
+        <w:t>menyambungkannya</w:t>
+      </w:r>
+      <w:proofErr w:type="spellEnd"/>
+      <w:r>
+        <w:t xml:space="preserve"> </w:t>
+      </w:r>
+      <w:proofErr w:type="spellStart"/>
+      <w:r>
+        <w:t>secara</w:t>
+      </w:r>
+      <w:proofErr w:type="spellEnd"/>
+      <w:r>
+        <w:t xml:space="preserve"> </w:t>
+      </w:r>
+      <w:proofErr w:type="spellStart"/>
+      <w:r>
+        <w:t>otomatis</w:t>
+      </w:r>
+      <w:proofErr w:type="spellEnd"/>
+      <w:r>
+        <w:t>.</w:t>
       </w:r>
     </w:p>
     <w:p>
@@ -1651,22 +4250,47 @@
         <w:t xml:space="preserve">9. </w:t>
       </w:r>
       <w:r>
-        <w:t xml:space="preserve">Update koding pada file </w:t>
-      </w:r>
+        <w:t xml:space="preserve">Update </w:t>
+      </w:r>
+      <w:proofErr w:type="spellStart"/>
+      <w:r>
+        <w:t>koding</w:t>
+      </w:r>
+      <w:proofErr w:type="spellEnd"/>
+      <w:r>
+        <w:t xml:space="preserve"> pada file </w:t>
+      </w:r>
+      <w:proofErr w:type="spellStart"/>
       <w:r>
         <w:t>index.ts</w:t>
       </w:r>
-    </w:p>
-    <w:p>
-      <w:pPr>
-        <w:spacing w:line="240" w:lineRule="auto"/>
-      </w:pPr>
-      <w:r>
-        <w:t xml:space="preserve">File : </w:t>
-      </w:r>
-      <w:r>
-        <w:t>wisata-CPMApp\user\app\lib\customer\utils\index.ts</w:t>
-      </w:r>
+      <w:proofErr w:type="spellEnd"/>
+    </w:p>
+    <w:p>
+      <w:pPr>
+        <w:spacing w:line="240" w:lineRule="auto"/>
+      </w:pPr>
+      <w:proofErr w:type="gramStart"/>
+      <w:r>
+        <w:t>File :</w:t>
+      </w:r>
+      <w:proofErr w:type="gramEnd"/>
+      <w:r>
+        <w:t xml:space="preserve"> </w:t>
+      </w:r>
+      <w:proofErr w:type="spellStart"/>
+      <w:r>
+        <w:t>wisata-CPMApp</w:t>
+      </w:r>
+      <w:proofErr w:type="spellEnd"/>
+      <w:r>
+        <w:t>\user\app\lib\customer\utils\</w:t>
+      </w:r>
+      <w:proofErr w:type="spellStart"/>
+      <w:r>
+        <w:t>index.ts</w:t>
+      </w:r>
+      <w:proofErr w:type="spellEnd"/>
     </w:p>
     <w:p>
       <w:pPr>
@@ -1721,8 +4345,37 @@
         </w:numPr>
         <w:spacing w:line="240" w:lineRule="auto"/>
       </w:pPr>
-      <w:r>
-        <w:t>apiUrl: Memastikan alamat server benar.</w:t>
+      <w:proofErr w:type="spellStart"/>
+      <w:r>
+        <w:t>apiUrl</w:t>
+      </w:r>
+      <w:proofErr w:type="spellEnd"/>
+      <w:r>
+        <w:t xml:space="preserve">: </w:t>
+      </w:r>
+      <w:proofErr w:type="spellStart"/>
+      <w:r>
+        <w:t>Memastikan</w:t>
+      </w:r>
+      <w:proofErr w:type="spellEnd"/>
+      <w:r>
+        <w:t xml:space="preserve"> </w:t>
+      </w:r>
+      <w:proofErr w:type="spellStart"/>
+      <w:r>
+        <w:t>alamat</w:t>
+      </w:r>
+      <w:proofErr w:type="spellEnd"/>
+      <w:r>
+        <w:t xml:space="preserve"> server </w:t>
+      </w:r>
+      <w:proofErr w:type="spellStart"/>
+      <w:r>
+        <w:t>benar</w:t>
+      </w:r>
+      <w:proofErr w:type="spellEnd"/>
+      <w:r>
+        <w:t>.</w:t>
       </w:r>
     </w:p>
     <w:p>
@@ -1733,14 +4386,64 @@
         </w:numPr>
         <w:spacing w:line="240" w:lineRule="auto"/>
       </w:pPr>
-      <w:r>
-        <w:t xml:space="preserve">fetchWisata: </w:t>
-      </w:r>
+      <w:proofErr w:type="spellStart"/>
+      <w:r>
+        <w:t>fetchWisata</w:t>
+      </w:r>
+      <w:proofErr w:type="spellEnd"/>
+      <w:r>
+        <w:t xml:space="preserve">: </w:t>
+      </w:r>
+      <w:proofErr w:type="spellStart"/>
       <w:r>
         <w:t>M</w:t>
       </w:r>
       <w:r>
-        <w:t>engambil data wisata yang statusnya masih aktif saja.</w:t>
+        <w:t>engambil</w:t>
+      </w:r>
+      <w:proofErr w:type="spellEnd"/>
+      <w:r>
+        <w:t xml:space="preserve"> data </w:t>
+      </w:r>
+      <w:proofErr w:type="spellStart"/>
+      <w:r>
+        <w:t>wisata</w:t>
+      </w:r>
+      <w:proofErr w:type="spellEnd"/>
+      <w:r>
+        <w:t xml:space="preserve"> yang </w:t>
+      </w:r>
+      <w:proofErr w:type="spellStart"/>
+      <w:r>
+        <w:t>statusnya</w:t>
+      </w:r>
+      <w:proofErr w:type="spellEnd"/>
+      <w:r>
+        <w:t xml:space="preserve"> </w:t>
+      </w:r>
+      <w:proofErr w:type="spellStart"/>
+      <w:r>
+        <w:t>masih</w:t>
+      </w:r>
+      <w:proofErr w:type="spellEnd"/>
+      <w:r>
+        <w:t xml:space="preserve"> </w:t>
+      </w:r>
+      <w:proofErr w:type="spellStart"/>
+      <w:r>
+        <w:t>aktif</w:t>
+      </w:r>
+      <w:proofErr w:type="spellEnd"/>
+      <w:r>
+        <w:t xml:space="preserve"> </w:t>
+      </w:r>
+      <w:proofErr w:type="spellStart"/>
+      <w:r>
+        <w:t>saja</w:t>
+      </w:r>
+      <w:proofErr w:type="spellEnd"/>
+      <w:r>
+        <w:t>.</w:t>
       </w:r>
     </w:p>
     <w:p>
@@ -1751,14 +4454,88 @@
         </w:numPr>
         <w:spacing w:line="240" w:lineRule="auto"/>
       </w:pPr>
-      <w:r>
-        <w:t xml:space="preserve">getRating: </w:t>
-      </w:r>
+      <w:proofErr w:type="spellStart"/>
+      <w:r>
+        <w:t>getRating</w:t>
+      </w:r>
+      <w:proofErr w:type="spellEnd"/>
+      <w:r>
+        <w:t xml:space="preserve">: </w:t>
+      </w:r>
+      <w:proofErr w:type="spellStart"/>
       <w:r>
         <w:t>M</w:t>
       </w:r>
       <w:r>
-        <w:t>enghitung angka rating (bintang) agar bisa muncul di aplikasi (misalnya: 4.5 / 5 stars dari 100 ulasan).</w:t>
+        <w:t>enghitung</w:t>
+      </w:r>
+      <w:proofErr w:type="spellEnd"/>
+      <w:r>
+        <w:t xml:space="preserve"> </w:t>
+      </w:r>
+      <w:proofErr w:type="spellStart"/>
+      <w:r>
+        <w:t>angka</w:t>
+      </w:r>
+      <w:proofErr w:type="spellEnd"/>
+      <w:r>
+        <w:t xml:space="preserve"> rating (</w:t>
+      </w:r>
+      <w:proofErr w:type="spellStart"/>
+      <w:r>
+        <w:t>bintang</w:t>
+      </w:r>
+      <w:proofErr w:type="spellEnd"/>
+      <w:r>
+        <w:t xml:space="preserve">) agar </w:t>
+      </w:r>
+      <w:proofErr w:type="spellStart"/>
+      <w:r>
+        <w:t>bisa</w:t>
+      </w:r>
+      <w:proofErr w:type="spellEnd"/>
+      <w:r>
+        <w:t xml:space="preserve"> </w:t>
+      </w:r>
+      <w:proofErr w:type="spellStart"/>
+      <w:r>
+        <w:t>muncul</w:t>
+      </w:r>
+      <w:proofErr w:type="spellEnd"/>
+      <w:r>
+        <w:t xml:space="preserve"> di </w:t>
+      </w:r>
+      <w:proofErr w:type="spellStart"/>
+      <w:r>
+        <w:t>aplikasi</w:t>
+      </w:r>
+      <w:proofErr w:type="spellEnd"/>
+      <w:r>
+        <w:t xml:space="preserve"> (</w:t>
+      </w:r>
+      <w:proofErr w:type="spellStart"/>
+      <w:r>
+        <w:t>misalnya</w:t>
+      </w:r>
+      <w:proofErr w:type="spellEnd"/>
+      <w:r>
+        <w:t xml:space="preserve">: 4.5 / 5 stars </w:t>
+      </w:r>
+      <w:proofErr w:type="spellStart"/>
+      <w:r>
+        <w:t>dari</w:t>
+      </w:r>
+      <w:proofErr w:type="spellEnd"/>
+      <w:r>
+        <w:t xml:space="preserve"> 100 </w:t>
+      </w:r>
+      <w:proofErr w:type="spellStart"/>
+      <w:r>
+        <w:t>ulasan</w:t>
+      </w:r>
+      <w:proofErr w:type="spellEnd"/>
+      <w:r>
+        <w:t>).</w:t>
       </w:r>
     </w:p>
     <w:p>
@@ -1832,11 +4609,21 @@
       </w:pPr>
       <w:r>
         <w:lastRenderedPageBreak/>
-        <w:t xml:space="preserve">10. Update koding pada file </w:t>
-      </w:r>
+        <w:t xml:space="preserve">10. Update </w:t>
+      </w:r>
+      <w:proofErr w:type="spellStart"/>
+      <w:r>
+        <w:t>koding</w:t>
+      </w:r>
+      <w:proofErr w:type="spellEnd"/>
+      <w:r>
+        <w:t xml:space="preserve"> pada file </w:t>
+      </w:r>
+      <w:proofErr w:type="spellStart"/>
       <w:r>
         <w:t>booking.ts</w:t>
       </w:r>
+      <w:proofErr w:type="spellEnd"/>
       <w:r>
         <w:t>.</w:t>
       </w:r>
@@ -1845,12 +4632,27 @@
       <w:pPr>
         <w:spacing w:line="240" w:lineRule="auto"/>
       </w:pPr>
-      <w:r>
-        <w:t xml:space="preserve">File : </w:t>
-      </w:r>
-      <w:r>
-        <w:t>wisata-CPMApp\user\app\lib\customer\utils\booking.ts</w:t>
-      </w:r>
+      <w:proofErr w:type="gramStart"/>
+      <w:r>
+        <w:t>File :</w:t>
+      </w:r>
+      <w:proofErr w:type="gramEnd"/>
+      <w:r>
+        <w:t xml:space="preserve"> </w:t>
+      </w:r>
+      <w:proofErr w:type="spellStart"/>
+      <w:r>
+        <w:t>wisata-CPMApp</w:t>
+      </w:r>
+      <w:proofErr w:type="spellEnd"/>
+      <w:r>
+        <w:t>\user\app\lib\customer\utils\</w:t>
+      </w:r>
+      <w:proofErr w:type="spellStart"/>
+      <w:r>
+        <w:t>booking.ts</w:t>
+      </w:r>
+      <w:proofErr w:type="spellEnd"/>
     </w:p>
     <w:p>
       <w:pPr>
@@ -1899,67 +4701,278 @@
     </w:p>
     <w:p>
       <w:pPr>
-        <w:spacing w:line="240" w:lineRule="auto"/>
-      </w:pPr>
-      <w:r>
-        <w:t>import { apiUrl } from @/app/lib/api;</w:t>
-      </w:r>
-    </w:p>
-    <w:p>
-      <w:pPr>
-        <w:spacing w:line="240" w:lineRule="auto"/>
+        <w:spacing w:after="0" w:line="240" w:lineRule="auto"/>
+        <w:contextualSpacing/>
+      </w:pPr>
+      <w:r>
+        <w:t xml:space="preserve">import </w:t>
+      </w:r>
+      <w:proofErr w:type="gramStart"/>
+      <w:r>
+        <w:t xml:space="preserve">{ </w:t>
+      </w:r>
+      <w:proofErr w:type="spellStart"/>
+      <w:r>
+        <w:t>apiUrl</w:t>
+      </w:r>
+      <w:proofErr w:type="spellEnd"/>
+      <w:proofErr w:type="gramEnd"/>
+      <w:r>
+        <w:t xml:space="preserve"> } from @/app/lib/api;</w:t>
+      </w:r>
+    </w:p>
+    <w:p>
+      <w:pPr>
+        <w:spacing w:after="0" w:line="240" w:lineRule="auto"/>
+        <w:contextualSpacing/>
         <w:jc w:val="both"/>
       </w:pPr>
-      <w:r>
-        <w:t>Penjelasan:</w:t>
+      <w:proofErr w:type="spellStart"/>
+      <w:r>
+        <w:t>Penjelasan</w:t>
+      </w:r>
+      <w:proofErr w:type="spellEnd"/>
+      <w:r>
+        <w:t>:</w:t>
       </w:r>
       <w:r>
         <w:br/>
       </w:r>
+      <w:proofErr w:type="spellStart"/>
       <w:r>
         <w:t>F</w:t>
       </w:r>
       <w:r>
-        <w:t xml:space="preserve">ungsinya untuk memanggil Mesin Alamat. </w:t>
-      </w:r>
+        <w:t>ungsinya</w:t>
+      </w:r>
+      <w:proofErr w:type="spellEnd"/>
+      <w:r>
+        <w:t xml:space="preserve"> </w:t>
+      </w:r>
+      <w:proofErr w:type="spellStart"/>
+      <w:r>
+        <w:t>untuk</w:t>
+      </w:r>
+      <w:proofErr w:type="spellEnd"/>
+      <w:r>
+        <w:t> </w:t>
+      </w:r>
+      <w:proofErr w:type="spellStart"/>
+      <w:r>
+        <w:t>memanggil</w:t>
+      </w:r>
+      <w:proofErr w:type="spellEnd"/>
+      <w:r>
+        <w:t xml:space="preserve"> </w:t>
+      </w:r>
+      <w:proofErr w:type="spellStart"/>
+      <w:r>
+        <w:t>Mesin</w:t>
+      </w:r>
+      <w:proofErr w:type="spellEnd"/>
+      <w:r>
+        <w:t xml:space="preserve"> Alamat. </w:t>
+      </w:r>
+      <w:proofErr w:type="spellStart"/>
       <w:r>
         <w:t>M</w:t>
       </w:r>
       <w:r>
-        <w:t>enulis alamat server yang panjang dan berubah-ubah secara manual, cukup mengimpor fungsi ini agar bisa membuat alamat otomatis yang sesuai dengan perangkat (Android/Web).</w:t>
-      </w:r>
-    </w:p>
-    <w:p>
-      <w:pPr>
-        <w:spacing w:line="240" w:lineRule="auto"/>
+        <w:t>enulis</w:t>
+      </w:r>
+      <w:proofErr w:type="spellEnd"/>
+      <w:r>
+        <w:t xml:space="preserve"> </w:t>
+      </w:r>
+      <w:proofErr w:type="spellStart"/>
+      <w:r>
+        <w:t>alamat</w:t>
+      </w:r>
+      <w:proofErr w:type="spellEnd"/>
+      <w:r>
+        <w:t xml:space="preserve"> server yang </w:t>
+      </w:r>
+      <w:proofErr w:type="spellStart"/>
+      <w:r>
+        <w:t>panjang</w:t>
+      </w:r>
+      <w:proofErr w:type="spellEnd"/>
+      <w:r>
+        <w:t xml:space="preserve"> dan </w:t>
+      </w:r>
+      <w:proofErr w:type="spellStart"/>
+      <w:r>
+        <w:t>berubah-ubah</w:t>
+      </w:r>
+      <w:proofErr w:type="spellEnd"/>
+      <w:r>
+        <w:t xml:space="preserve"> </w:t>
+      </w:r>
+      <w:proofErr w:type="spellStart"/>
+      <w:r>
+        <w:t>secara</w:t>
+      </w:r>
+      <w:proofErr w:type="spellEnd"/>
+      <w:r>
+        <w:t xml:space="preserve"> manual, </w:t>
+      </w:r>
+      <w:proofErr w:type="spellStart"/>
+      <w:r>
+        <w:t>cukup</w:t>
+      </w:r>
+      <w:proofErr w:type="spellEnd"/>
+      <w:r>
+        <w:t xml:space="preserve"> </w:t>
+      </w:r>
+      <w:proofErr w:type="spellStart"/>
+      <w:r>
+        <w:t>mengimpor</w:t>
+      </w:r>
+      <w:proofErr w:type="spellEnd"/>
+      <w:r>
+        <w:t xml:space="preserve"> </w:t>
+      </w:r>
+      <w:proofErr w:type="spellStart"/>
+      <w:r>
+        <w:t>fungsi</w:t>
+      </w:r>
+      <w:proofErr w:type="spellEnd"/>
+      <w:r>
+        <w:t xml:space="preserve"> </w:t>
+      </w:r>
+      <w:proofErr w:type="spellStart"/>
+      <w:r>
+        <w:t>ini</w:t>
+      </w:r>
+      <w:proofErr w:type="spellEnd"/>
+      <w:r>
+        <w:t xml:space="preserve"> agar </w:t>
+      </w:r>
+      <w:proofErr w:type="spellStart"/>
+      <w:r>
+        <w:t>bisa</w:t>
+      </w:r>
+      <w:proofErr w:type="spellEnd"/>
+      <w:r>
+        <w:t xml:space="preserve"> </w:t>
+      </w:r>
+      <w:proofErr w:type="spellStart"/>
+      <w:r>
+        <w:t>membuat</w:t>
+      </w:r>
+      <w:proofErr w:type="spellEnd"/>
+      <w:r>
+        <w:t xml:space="preserve"> </w:t>
+      </w:r>
+      <w:proofErr w:type="spellStart"/>
+      <w:r>
+        <w:t>alamat</w:t>
+      </w:r>
+      <w:proofErr w:type="spellEnd"/>
+      <w:r>
+        <w:t xml:space="preserve"> </w:t>
+      </w:r>
+      <w:proofErr w:type="spellStart"/>
+      <w:r>
+        <w:t>otomatis</w:t>
+      </w:r>
+      <w:proofErr w:type="spellEnd"/>
+      <w:r>
+        <w:t xml:space="preserve"> yang </w:t>
+      </w:r>
+      <w:proofErr w:type="spellStart"/>
+      <w:r>
+        <w:t>sesuai</w:t>
+      </w:r>
+      <w:proofErr w:type="spellEnd"/>
+      <w:r>
+        <w:t xml:space="preserve"> </w:t>
+      </w:r>
+      <w:proofErr w:type="spellStart"/>
+      <w:r>
+        <w:t>dengan</w:t>
+      </w:r>
+      <w:proofErr w:type="spellEnd"/>
+      <w:r>
+        <w:t xml:space="preserve"> </w:t>
+      </w:r>
+      <w:proofErr w:type="spellStart"/>
+      <w:r>
+        <w:t>perangkat</w:t>
+      </w:r>
+      <w:proofErr w:type="spellEnd"/>
+      <w:r>
+        <w:t xml:space="preserve"> (Android/Web).</w:t>
+      </w:r>
+    </w:p>
+    <w:p>
+      <w:pPr>
+        <w:spacing w:after="0" w:line="240" w:lineRule="auto"/>
+        <w:contextualSpacing/>
         <w:jc w:val="both"/>
       </w:pPr>
     </w:p>
     <w:p>
       <w:pPr>
-        <w:spacing w:line="240" w:lineRule="auto"/>
+        <w:spacing w:after="0" w:line="240" w:lineRule="auto"/>
+        <w:contextualSpacing/>
         <w:jc w:val="both"/>
       </w:pPr>
       <w:r>
-        <w:t xml:space="preserve">fetch(apiUrl(/booking/my), </w:t>
-      </w:r>
-    </w:p>
-    <w:p>
-      <w:pPr>
-        <w:spacing w:line="240" w:lineRule="auto"/>
+        <w:t>fetch(</w:t>
+      </w:r>
+      <w:proofErr w:type="spellStart"/>
+      <w:r>
+        <w:t>apiUrl</w:t>
+      </w:r>
+      <w:proofErr w:type="spellEnd"/>
+      <w:r>
+        <w:t xml:space="preserve">(/booking/my), </w:t>
+      </w:r>
+    </w:p>
+    <w:p>
+      <w:pPr>
+        <w:spacing w:after="0" w:line="240" w:lineRule="auto"/>
+        <w:contextualSpacing/>
         <w:jc w:val="both"/>
       </w:pPr>
-      <w:r>
-        <w:t>Penjelasan:</w:t>
+      <w:proofErr w:type="spellStart"/>
+      <w:r>
+        <w:t>Penjelasan</w:t>
+      </w:r>
+      <w:proofErr w:type="spellEnd"/>
+      <w:r>
+        <w:t>:</w:t>
       </w:r>
       <w:r>
         <w:br/>
       </w:r>
+      <w:proofErr w:type="spellStart"/>
       <w:r>
         <w:t>F</w:t>
       </w:r>
       <w:r>
-        <w:t>ungsinya untuk mengambil data Booking Saya.</w:t>
+        <w:t>ungsinya</w:t>
+      </w:r>
+      <w:proofErr w:type="spellEnd"/>
+      <w:r>
+        <w:t xml:space="preserve"> </w:t>
+      </w:r>
+      <w:proofErr w:type="spellStart"/>
+      <w:r>
+        <w:t>untuk</w:t>
+      </w:r>
+      <w:proofErr w:type="spellEnd"/>
+      <w:r>
+        <w:t> </w:t>
+      </w:r>
+      <w:proofErr w:type="spellStart"/>
+      <w:r>
+        <w:t>mengambil</w:t>
+      </w:r>
+      <w:proofErr w:type="spellEnd"/>
+      <w:r>
+        <w:t xml:space="preserve"> data Booking Saya.</w:t>
       </w:r>
     </w:p>
     <w:p>
@@ -1968,11 +4981,73 @@
           <w:ilvl w:val="0"/>
           <w:numId w:val="9"/>
         </w:numPr>
-        <w:spacing w:line="240" w:lineRule="auto"/>
+        <w:spacing w:after="0" w:line="240" w:lineRule="auto"/>
+        <w:contextualSpacing/>
         <w:jc w:val="both"/>
       </w:pPr>
-      <w:r>
-        <w:t>apiUrl(/booking/my): Membuat link lengkap ke bagian pemesanan milik pengguna yang sedang login.</w:t>
+      <w:proofErr w:type="spellStart"/>
+      <w:r>
+        <w:t>apiUrl</w:t>
+      </w:r>
+      <w:proofErr w:type="spellEnd"/>
+      <w:r>
+        <w:t xml:space="preserve">(/booking/my): Membuat link </w:t>
+      </w:r>
+      <w:proofErr w:type="spellStart"/>
+      <w:r>
+        <w:t>lengkap</w:t>
+      </w:r>
+      <w:proofErr w:type="spellEnd"/>
+      <w:r>
+        <w:t xml:space="preserve"> </w:t>
+      </w:r>
+      <w:proofErr w:type="spellStart"/>
+      <w:r>
+        <w:t>ke</w:t>
+      </w:r>
+      <w:proofErr w:type="spellEnd"/>
+      <w:r>
+        <w:t xml:space="preserve"> </w:t>
+      </w:r>
+      <w:proofErr w:type="spellStart"/>
+      <w:r>
+        <w:t>bagian</w:t>
+      </w:r>
+      <w:proofErr w:type="spellEnd"/>
+      <w:r>
+        <w:t xml:space="preserve"> </w:t>
+      </w:r>
+      <w:proofErr w:type="spellStart"/>
+      <w:r>
+        <w:t>pemesanan</w:t>
+      </w:r>
+      <w:proofErr w:type="spellEnd"/>
+      <w:r>
+        <w:t xml:space="preserve"> </w:t>
+      </w:r>
+      <w:proofErr w:type="spellStart"/>
+      <w:r>
+        <w:t>milik</w:t>
+      </w:r>
+      <w:proofErr w:type="spellEnd"/>
+      <w:r>
+        <w:t xml:space="preserve"> </w:t>
+      </w:r>
+      <w:proofErr w:type="spellStart"/>
+      <w:r>
+        <w:t>pengguna</w:t>
+      </w:r>
+      <w:proofErr w:type="spellEnd"/>
+      <w:r>
+        <w:t xml:space="preserve"> yang </w:t>
+      </w:r>
+      <w:proofErr w:type="spellStart"/>
+      <w:r>
+        <w:t>sedang</w:t>
+      </w:r>
+      <w:proofErr w:type="spellEnd"/>
+      <w:r>
+        <w:t xml:space="preserve"> login.</w:t>
       </w:r>
     </w:p>
     <w:p>
@@ -1981,7 +5056,8 @@
           <w:ilvl w:val="0"/>
           <w:numId w:val="9"/>
         </w:numPr>
-        <w:spacing w:line="240" w:lineRule="auto"/>
+        <w:spacing w:after="0" w:line="240" w:lineRule="auto"/>
+        <w:contextualSpacing/>
         <w:jc w:val="both"/>
       </w:pPr>
       <w:r>
@@ -1991,40 +5067,149 @@
         <w:t>K</w:t>
       </w:r>
       <w:r>
-        <w:t>ode Bearer ${token}. Server tidak akan memberikan data booking kalau tidak menunjukkan token (bukti login) ini.</w:t>
-      </w:r>
-    </w:p>
-    <w:p>
-      <w:pPr>
-        <w:spacing w:line="240" w:lineRule="auto"/>
+        <w:t xml:space="preserve">ode Bearer ${token}. Server </w:t>
+      </w:r>
+      <w:proofErr w:type="spellStart"/>
+      <w:r>
+        <w:t>tidak</w:t>
+      </w:r>
+      <w:proofErr w:type="spellEnd"/>
+      <w:r>
+        <w:t xml:space="preserve"> </w:t>
+      </w:r>
+      <w:proofErr w:type="spellStart"/>
+      <w:r>
+        <w:t>akan</w:t>
+      </w:r>
+      <w:proofErr w:type="spellEnd"/>
+      <w:r>
+        <w:t xml:space="preserve"> </w:t>
+      </w:r>
+      <w:proofErr w:type="spellStart"/>
+      <w:r>
+        <w:t>memberikan</w:t>
+      </w:r>
+      <w:proofErr w:type="spellEnd"/>
+      <w:r>
+        <w:t xml:space="preserve"> data booking </w:t>
+      </w:r>
+      <w:proofErr w:type="spellStart"/>
+      <w:r>
+        <w:t>kalau</w:t>
+      </w:r>
+      <w:proofErr w:type="spellEnd"/>
+      <w:r>
+        <w:t xml:space="preserve"> </w:t>
+      </w:r>
+      <w:proofErr w:type="spellStart"/>
+      <w:r>
+        <w:t>tidak</w:t>
+      </w:r>
+      <w:proofErr w:type="spellEnd"/>
+      <w:r>
+        <w:t xml:space="preserve"> </w:t>
+      </w:r>
+      <w:proofErr w:type="spellStart"/>
+      <w:r>
+        <w:t>menunjukkan</w:t>
+      </w:r>
+      <w:proofErr w:type="spellEnd"/>
+      <w:r>
+        <w:t xml:space="preserve"> token (</w:t>
+      </w:r>
+      <w:proofErr w:type="spellStart"/>
+      <w:r>
+        <w:t>bukti</w:t>
+      </w:r>
+      <w:proofErr w:type="spellEnd"/>
+      <w:r>
+        <w:t xml:space="preserve"> login) </w:t>
+      </w:r>
+      <w:proofErr w:type="spellStart"/>
+      <w:r>
+        <w:t>ini</w:t>
+      </w:r>
+      <w:proofErr w:type="spellEnd"/>
+      <w:r>
+        <w:t>.</w:t>
+      </w:r>
+    </w:p>
+    <w:p>
+      <w:pPr>
+        <w:spacing w:after="0" w:line="240" w:lineRule="auto"/>
+        <w:contextualSpacing/>
         <w:jc w:val="both"/>
       </w:pPr>
     </w:p>
     <w:p>
       <w:pPr>
-        <w:spacing w:line="240" w:lineRule="auto"/>
+        <w:spacing w:after="0" w:line="240" w:lineRule="auto"/>
+        <w:contextualSpacing/>
         <w:jc w:val="both"/>
       </w:pPr>
       <w:r>
-        <w:t xml:space="preserve">3. fetch(apiUrl(/booking/${id}), </w:t>
-      </w:r>
-    </w:p>
-    <w:p>
-      <w:pPr>
-        <w:spacing w:line="240" w:lineRule="auto"/>
+        <w:t>3. fetch(</w:t>
+      </w:r>
+      <w:proofErr w:type="spellStart"/>
+      <w:r>
+        <w:t>apiUrl</w:t>
+      </w:r>
+      <w:proofErr w:type="spellEnd"/>
+      <w:r>
+        <w:t xml:space="preserve">(/booking/${id}), </w:t>
+      </w:r>
+    </w:p>
+    <w:p>
+      <w:pPr>
+        <w:spacing w:after="0" w:line="240" w:lineRule="auto"/>
+        <w:contextualSpacing/>
         <w:jc w:val="both"/>
       </w:pPr>
-      <w:r>
-        <w:t>Penjelasan:</w:t>
+      <w:proofErr w:type="spellStart"/>
+      <w:r>
+        <w:t>Penjelasan</w:t>
+      </w:r>
+      <w:proofErr w:type="spellEnd"/>
+      <w:r>
+        <w:t>:</w:t>
       </w:r>
       <w:r>
         <w:br/>
       </w:r>
+      <w:proofErr w:type="spellStart"/>
       <w:r>
         <w:t>F</w:t>
       </w:r>
       <w:r>
-        <w:t>ungsinya untuk menghapus data booking tertentu.</w:t>
+        <w:t>ungsinya</w:t>
+      </w:r>
+      <w:proofErr w:type="spellEnd"/>
+      <w:r>
+        <w:t xml:space="preserve"> </w:t>
+      </w:r>
+      <w:proofErr w:type="spellStart"/>
+      <w:r>
+        <w:t>untuk</w:t>
+      </w:r>
+      <w:proofErr w:type="spellEnd"/>
+      <w:r>
+        <w:t> </w:t>
+      </w:r>
+      <w:proofErr w:type="spellStart"/>
+      <w:r>
+        <w:t>menghapus</w:t>
+      </w:r>
+      <w:proofErr w:type="spellEnd"/>
+      <w:r>
+        <w:t xml:space="preserve"> data booking </w:t>
+      </w:r>
+      <w:proofErr w:type="spellStart"/>
+      <w:r>
+        <w:t>tertentu</w:t>
+      </w:r>
+      <w:proofErr w:type="spellEnd"/>
+      <w:r>
+        <w:t>.</w:t>
       </w:r>
     </w:p>
     <w:p>
@@ -2033,17 +5218,87 @@
           <w:ilvl w:val="0"/>
           <w:numId w:val="10"/>
         </w:numPr>
-        <w:spacing w:line="240" w:lineRule="auto"/>
+        <w:spacing w:after="0" w:line="240" w:lineRule="auto"/>
+        <w:contextualSpacing/>
         <w:jc w:val="both"/>
       </w:pPr>
       <w:r>
         <w:t xml:space="preserve">${id}: </w:t>
       </w:r>
+      <w:proofErr w:type="spellStart"/>
       <w:r>
         <w:t>N</w:t>
       </w:r>
       <w:r>
-        <w:t>omor identitas booking-nya. Jadi server tahu persis booking mana yang mau dihapus (misal: booking nomor 10).</w:t>
+        <w:t>omor</w:t>
+      </w:r>
+      <w:proofErr w:type="spellEnd"/>
+      <w:r>
+        <w:t xml:space="preserve"> </w:t>
+      </w:r>
+      <w:proofErr w:type="spellStart"/>
+      <w:r>
+        <w:t>identitas</w:t>
+      </w:r>
+      <w:proofErr w:type="spellEnd"/>
+      <w:r>
+        <w:t> booking-</w:t>
+      </w:r>
+      <w:proofErr w:type="spellStart"/>
+      <w:r>
+        <w:t>nya</w:t>
+      </w:r>
+      <w:proofErr w:type="spellEnd"/>
+      <w:r>
+        <w:t xml:space="preserve">. Jadi server </w:t>
+      </w:r>
+      <w:proofErr w:type="spellStart"/>
+      <w:r>
+        <w:t>tahu</w:t>
+      </w:r>
+      <w:proofErr w:type="spellEnd"/>
+      <w:r>
+        <w:t xml:space="preserve"> </w:t>
+      </w:r>
+      <w:proofErr w:type="spellStart"/>
+      <w:r>
+        <w:t>persis</w:t>
+      </w:r>
+      <w:proofErr w:type="spellEnd"/>
+      <w:r>
+        <w:t xml:space="preserve"> booking mana yang </w:t>
+      </w:r>
+      <w:proofErr w:type="spellStart"/>
+      <w:r>
+        <w:t>mau</w:t>
+      </w:r>
+      <w:proofErr w:type="spellEnd"/>
+      <w:r>
+        <w:t xml:space="preserve"> </w:t>
+      </w:r>
+      <w:proofErr w:type="spellStart"/>
+      <w:r>
+        <w:t>dihapus</w:t>
+      </w:r>
+      <w:proofErr w:type="spellEnd"/>
+      <w:r>
+        <w:t xml:space="preserve"> (</w:t>
+      </w:r>
+      <w:proofErr w:type="spellStart"/>
+      <w:r>
+        <w:t>misal</w:t>
+      </w:r>
+      <w:proofErr w:type="spellEnd"/>
+      <w:r>
+        <w:t xml:space="preserve">: booking </w:t>
+      </w:r>
+      <w:proofErr w:type="spellStart"/>
+      <w:r>
+        <w:t>nomor</w:t>
+      </w:r>
+      <w:proofErr w:type="spellEnd"/>
+      <w:r>
+        <w:t xml:space="preserve"> 10).</w:t>
       </w:r>
     </w:p>
     <w:p>
@@ -2052,18 +5307,1009 @@
           <w:ilvl w:val="0"/>
           <w:numId w:val="10"/>
         </w:numPr>
-        <w:spacing w:line="240" w:lineRule="auto"/>
+        <w:spacing w:after="0" w:line="240" w:lineRule="auto"/>
+        <w:contextualSpacing/>
         <w:jc w:val="both"/>
       </w:pPr>
       <w:r>
+        <w:t xml:space="preserve">method: DELETE: </w:t>
+      </w:r>
+      <w:proofErr w:type="spellStart"/>
+      <w:r>
+        <w:t>P</w:t>
+      </w:r>
+      <w:r>
+        <w:t>erintah</w:t>
+      </w:r>
+      <w:proofErr w:type="spellEnd"/>
+      <w:r>
+        <w:t xml:space="preserve"> </w:t>
+      </w:r>
+      <w:proofErr w:type="spellStart"/>
+      <w:r>
+        <w:t>kepada</w:t>
+      </w:r>
+      <w:proofErr w:type="spellEnd"/>
+      <w:r>
+        <w:t xml:space="preserve"> server </w:t>
+      </w:r>
+      <w:proofErr w:type="spellStart"/>
+      <w:r>
+        <w:t>bahwa</w:t>
+      </w:r>
+      <w:proofErr w:type="spellEnd"/>
+      <w:r>
+        <w:t xml:space="preserve"> </w:t>
+      </w:r>
+      <w:proofErr w:type="spellStart"/>
+      <w:r>
+        <w:t>ingin</w:t>
+      </w:r>
+      <w:proofErr w:type="spellEnd"/>
+      <w:r>
+        <w:t> </w:t>
+      </w:r>
+      <w:proofErr w:type="spellStart"/>
+      <w:r>
+        <w:t>membuang</w:t>
+      </w:r>
+      <w:proofErr w:type="spellEnd"/>
+      <w:r>
+        <w:t>/</w:t>
+      </w:r>
+      <w:proofErr w:type="spellStart"/>
+      <w:r>
+        <w:t>menghapus</w:t>
+      </w:r>
+      <w:proofErr w:type="spellEnd"/>
+      <w:r>
+        <w:t xml:space="preserve"> data </w:t>
+      </w:r>
+      <w:proofErr w:type="spellStart"/>
+      <w:r>
+        <w:t>tersebut</w:t>
+      </w:r>
+      <w:proofErr w:type="spellEnd"/>
+      <w:r>
+        <w:t xml:space="preserve">, </w:t>
+      </w:r>
+      <w:proofErr w:type="spellStart"/>
+      <w:r>
+        <w:t>bukan</w:t>
+      </w:r>
+      <w:proofErr w:type="spellEnd"/>
+      <w:r>
+        <w:t xml:space="preserve"> </w:t>
+      </w:r>
+      <w:proofErr w:type="spellStart"/>
+      <w:r>
+        <w:t>cuma</w:t>
+      </w:r>
+      <w:proofErr w:type="spellEnd"/>
+      <w:r>
+        <w:t xml:space="preserve"> </w:t>
+      </w:r>
+      <w:proofErr w:type="spellStart"/>
+      <w:r>
+        <w:t>melihat</w:t>
+      </w:r>
+      <w:proofErr w:type="spellEnd"/>
+      <w:r>
+        <w:t xml:space="preserve"> </w:t>
+      </w:r>
+      <w:proofErr w:type="spellStart"/>
+      <w:r>
+        <w:t>saja</w:t>
+      </w:r>
+      <w:proofErr w:type="spellEnd"/>
+      <w:r>
+        <w:t>.</w:t>
+      </w:r>
+    </w:p>
+    <w:p>
+      <w:pPr>
+        <w:spacing w:line="240" w:lineRule="auto"/>
+      </w:pPr>
+    </w:p>
+    <w:p>
+      <w:pPr>
+        <w:spacing w:line="240" w:lineRule="auto"/>
+      </w:pPr>
+    </w:p>
+    <w:p>
+      <w:pPr>
+        <w:spacing w:line="240" w:lineRule="auto"/>
+      </w:pPr>
+    </w:p>
+    <w:p>
+      <w:pPr>
+        <w:spacing w:line="240" w:lineRule="auto"/>
+      </w:pPr>
+    </w:p>
+    <w:p>
+      <w:pPr>
+        <w:spacing w:line="240" w:lineRule="auto"/>
+      </w:pPr>
+      <w:r>
         <w:lastRenderedPageBreak/>
-        <w:t xml:space="preserve">method: DELETE: </w:t>
-      </w:r>
-      <w:r>
-        <w:t>P</w:t>
-      </w:r>
-      <w:r>
-        <w:t>erintah kepada server bahwa ingin membuang/menghapus data tersebut, bukan cuma melihat saja.</w:t>
+        <w:t xml:space="preserve">11. Update file </w:t>
+      </w:r>
+      <w:proofErr w:type="spellStart"/>
+      <w:r>
+        <w:t>review.ts</w:t>
+      </w:r>
+      <w:proofErr w:type="spellEnd"/>
+      <w:r>
+        <w:t>.</w:t>
+      </w:r>
+    </w:p>
+    <w:p>
+      <w:pPr>
+        <w:spacing w:line="240" w:lineRule="auto"/>
+      </w:pPr>
+      <w:proofErr w:type="gramStart"/>
+      <w:r>
+        <w:t>File :</w:t>
+      </w:r>
+      <w:proofErr w:type="gramEnd"/>
+      <w:r>
+        <w:t xml:space="preserve"> </w:t>
+      </w:r>
+      <w:proofErr w:type="spellStart"/>
+      <w:r>
+        <w:t>wisata-CPMApp</w:t>
+      </w:r>
+      <w:proofErr w:type="spellEnd"/>
+      <w:r>
+        <w:t>\user\app\lib\customer\utils\</w:t>
+      </w:r>
+      <w:proofErr w:type="spellStart"/>
+      <w:r>
+        <w:t>review.ts</w:t>
+      </w:r>
+      <w:proofErr w:type="spellEnd"/>
+    </w:p>
+    <w:p>
+      <w:pPr>
+        <w:spacing w:line="240" w:lineRule="auto"/>
+      </w:pPr>
+      <w:r>
+        <w:rPr>
+          <w:noProof/>
+        </w:rPr>
+        <w:drawing>
+          <wp:inline distT="0" distB="0" distL="0" distR="0" wp14:anchorId="3D467D61" wp14:editId="44B5F3AC">
+            <wp:extent cx="5731510" cy="3222625"/>
+            <wp:effectExtent l="0" t="0" r="2540" b="0"/>
+            <wp:docPr id="241884229" name="Picture 1"/>
+            <wp:cNvGraphicFramePr>
+              <a:graphicFrameLocks xmlns:a="http://schemas.openxmlformats.org/drawingml/2006/main" noChangeAspect="1"/>
+            </wp:cNvGraphicFramePr>
+            <a:graphic xmlns:a="http://schemas.openxmlformats.org/drawingml/2006/main">
+              <a:graphicData uri="http://schemas.openxmlformats.org/drawingml/2006/picture">
+                <pic:pic xmlns:pic="http://schemas.openxmlformats.org/drawingml/2006/picture">
+                  <pic:nvPicPr>
+                    <pic:cNvPr id="241884229" name=""/>
+                    <pic:cNvPicPr/>
+                  </pic:nvPicPr>
+                  <pic:blipFill>
+                    <a:blip r:embed="rId16"/>
+                    <a:stretch>
+                      <a:fillRect/>
+                    </a:stretch>
+                  </pic:blipFill>
+                  <pic:spPr>
+                    <a:xfrm>
+                      <a:off x="0" y="0"/>
+                      <a:ext cx="5731510" cy="3222625"/>
+                    </a:xfrm>
+                    <a:prstGeom prst="rect">
+                      <a:avLst/>
+                    </a:prstGeom>
+                  </pic:spPr>
+                </pic:pic>
+              </a:graphicData>
+            </a:graphic>
+          </wp:inline>
+        </w:drawing>
+      </w:r>
+    </w:p>
+    <w:p>
+      <w:pPr>
+        <w:spacing w:line="240" w:lineRule="auto"/>
+      </w:pPr>
+      <w:r>
+        <w:t xml:space="preserve">import </w:t>
+      </w:r>
+      <w:proofErr w:type="gramStart"/>
+      <w:r>
+        <w:t xml:space="preserve">{ </w:t>
+      </w:r>
+      <w:proofErr w:type="spellStart"/>
+      <w:r>
+        <w:t>apiUrl</w:t>
+      </w:r>
+      <w:proofErr w:type="spellEnd"/>
+      <w:proofErr w:type="gramEnd"/>
+      <w:r>
+        <w:t xml:space="preserve"> } from @/app/lib/api;</w:t>
+      </w:r>
+    </w:p>
+    <w:p>
+      <w:pPr>
+        <w:spacing w:line="240" w:lineRule="auto"/>
+      </w:pPr>
+      <w:proofErr w:type="spellStart"/>
+      <w:r>
+        <w:t>M</w:t>
+      </w:r>
+      <w:r>
+        <w:t>eminjam</w:t>
+      </w:r>
+      <w:proofErr w:type="spellEnd"/>
+      <w:r>
+        <w:t> </w:t>
+      </w:r>
+      <w:proofErr w:type="spellStart"/>
+      <w:r>
+        <w:t>mesin</w:t>
+      </w:r>
+      <w:proofErr w:type="spellEnd"/>
+      <w:r>
+        <w:t xml:space="preserve"> </w:t>
+      </w:r>
+      <w:proofErr w:type="spellStart"/>
+      <w:r>
+        <w:t>pembuat</w:t>
+      </w:r>
+      <w:proofErr w:type="spellEnd"/>
+      <w:r>
+        <w:t xml:space="preserve"> </w:t>
+      </w:r>
+      <w:proofErr w:type="spellStart"/>
+      <w:r>
+        <w:t>alamat</w:t>
+      </w:r>
+      <w:proofErr w:type="spellEnd"/>
+      <w:r>
+        <w:t xml:space="preserve"> </w:t>
+      </w:r>
+      <w:proofErr w:type="spellStart"/>
+      <w:r>
+        <w:t>dari</w:t>
+      </w:r>
+      <w:proofErr w:type="spellEnd"/>
+      <w:r>
+        <w:t xml:space="preserve"> file </w:t>
+      </w:r>
+      <w:proofErr w:type="spellStart"/>
+      <w:r>
+        <w:t>pusat</w:t>
+      </w:r>
+      <w:proofErr w:type="spellEnd"/>
+      <w:r>
+        <w:t xml:space="preserve"> (</w:t>
+      </w:r>
+      <w:proofErr w:type="spellStart"/>
+      <w:r>
+        <w:t>api.ts</w:t>
+      </w:r>
+      <w:proofErr w:type="spellEnd"/>
+      <w:r>
+        <w:t xml:space="preserve">) agar </w:t>
+      </w:r>
+      <w:proofErr w:type="spellStart"/>
+      <w:r>
+        <w:t>bisa</w:t>
+      </w:r>
+      <w:proofErr w:type="spellEnd"/>
+      <w:r>
+        <w:t xml:space="preserve"> </w:t>
+      </w:r>
+      <w:proofErr w:type="spellStart"/>
+      <w:r>
+        <w:t>digunakan</w:t>
+      </w:r>
+      <w:proofErr w:type="spellEnd"/>
+      <w:r>
+        <w:t xml:space="preserve"> di file Review </w:t>
+      </w:r>
+      <w:proofErr w:type="spellStart"/>
+      <w:r>
+        <w:t>ini</w:t>
+      </w:r>
+      <w:proofErr w:type="spellEnd"/>
+      <w:r>
+        <w:t>.</w:t>
+      </w:r>
+    </w:p>
+    <w:p>
+      <w:pPr>
+        <w:spacing w:line="240" w:lineRule="auto"/>
+      </w:pPr>
+      <w:proofErr w:type="spellStart"/>
+      <w:r>
+        <w:t>fetchReviewData</w:t>
+      </w:r>
+      <w:proofErr w:type="spellEnd"/>
+      <w:r>
+        <w:t> (</w:t>
+      </w:r>
+      <w:proofErr w:type="spellStart"/>
+      <w:r>
+        <w:t>Mengambil</w:t>
+      </w:r>
+      <w:proofErr w:type="spellEnd"/>
+      <w:r>
+        <w:t xml:space="preserve"> Data)</w:t>
+      </w:r>
+    </w:p>
+    <w:p>
+      <w:pPr>
+        <w:spacing w:line="240" w:lineRule="auto"/>
+      </w:pPr>
+      <w:proofErr w:type="spellStart"/>
+      <w:r>
+        <w:t>Fungsi</w:t>
+      </w:r>
+      <w:proofErr w:type="spellEnd"/>
+      <w:r>
+        <w:t xml:space="preserve"> </w:t>
+      </w:r>
+      <w:proofErr w:type="spellStart"/>
+      <w:r>
+        <w:t>untuk</w:t>
+      </w:r>
+      <w:proofErr w:type="spellEnd"/>
+      <w:r>
+        <w:t xml:space="preserve"> </w:t>
+      </w:r>
+      <w:proofErr w:type="spellStart"/>
+      <w:r>
+        <w:t>mengambil</w:t>
+      </w:r>
+      <w:proofErr w:type="spellEnd"/>
+      <w:r>
+        <w:t xml:space="preserve"> dua data </w:t>
+      </w:r>
+      <w:proofErr w:type="spellStart"/>
+      <w:r>
+        <w:t>sekaligus</w:t>
+      </w:r>
+      <w:proofErr w:type="spellEnd"/>
+      <w:r>
+        <w:t xml:space="preserve">: daftar review dan daftar </w:t>
+      </w:r>
+      <w:proofErr w:type="spellStart"/>
+      <w:r>
+        <w:t>tempat</w:t>
+      </w:r>
+      <w:proofErr w:type="spellEnd"/>
+      <w:r>
+        <w:t xml:space="preserve"> </w:t>
+      </w:r>
+      <w:proofErr w:type="spellStart"/>
+      <w:r>
+        <w:t>wisata</w:t>
+      </w:r>
+      <w:proofErr w:type="spellEnd"/>
+      <w:r>
+        <w:t>.</w:t>
+      </w:r>
+    </w:p>
+    <w:p>
+      <w:pPr>
+        <w:numPr>
+          <w:ilvl w:val="0"/>
+          <w:numId w:val="11"/>
+        </w:numPr>
+        <w:spacing w:line="240" w:lineRule="auto"/>
+      </w:pPr>
+      <w:proofErr w:type="spellStart"/>
+      <w:r>
+        <w:t>apiUrl</w:t>
+      </w:r>
+      <w:proofErr w:type="spellEnd"/>
+      <w:r>
+        <w:t xml:space="preserve">(/review): Pergi </w:t>
+      </w:r>
+      <w:proofErr w:type="spellStart"/>
+      <w:r>
+        <w:t>ke</w:t>
+      </w:r>
+      <w:proofErr w:type="spellEnd"/>
+      <w:r>
+        <w:t xml:space="preserve"> </w:t>
+      </w:r>
+      <w:proofErr w:type="spellStart"/>
+      <w:r>
+        <w:t>alamat</w:t>
+      </w:r>
+      <w:proofErr w:type="spellEnd"/>
+      <w:r>
+        <w:t xml:space="preserve"> review (</w:t>
+      </w:r>
+      <w:proofErr w:type="spellStart"/>
+      <w:r>
+        <w:t>perlu</w:t>
+      </w:r>
+      <w:proofErr w:type="spellEnd"/>
+      <w:r>
+        <w:t xml:space="preserve"> token </w:t>
+      </w:r>
+      <w:proofErr w:type="spellStart"/>
+      <w:r>
+        <w:t>atau</w:t>
+      </w:r>
+      <w:proofErr w:type="spellEnd"/>
+      <w:r>
+        <w:t xml:space="preserve"> </w:t>
+      </w:r>
+      <w:proofErr w:type="spellStart"/>
+      <w:r>
+        <w:t>kunci</w:t>
+      </w:r>
+      <w:proofErr w:type="spellEnd"/>
+      <w:r>
+        <w:t xml:space="preserve"> </w:t>
+      </w:r>
+      <w:proofErr w:type="spellStart"/>
+      <w:r>
+        <w:t>masuk</w:t>
+      </w:r>
+      <w:proofErr w:type="spellEnd"/>
+      <w:r>
+        <w:t>).</w:t>
+      </w:r>
+    </w:p>
+    <w:p>
+      <w:pPr>
+        <w:numPr>
+          <w:ilvl w:val="0"/>
+          <w:numId w:val="11"/>
+        </w:numPr>
+        <w:spacing w:line="240" w:lineRule="auto"/>
+      </w:pPr>
+      <w:proofErr w:type="spellStart"/>
+      <w:r>
+        <w:t>apiUrl</w:t>
+      </w:r>
+      <w:proofErr w:type="spellEnd"/>
+      <w:r>
+        <w:t>(/</w:t>
+      </w:r>
+      <w:proofErr w:type="spellStart"/>
+      <w:r>
+        <w:t>wisata</w:t>
+      </w:r>
+      <w:proofErr w:type="spellEnd"/>
+      <w:r>
+        <w:t xml:space="preserve">): Pergi </w:t>
+      </w:r>
+      <w:proofErr w:type="spellStart"/>
+      <w:r>
+        <w:t>ke</w:t>
+      </w:r>
+      <w:proofErr w:type="spellEnd"/>
+      <w:r>
+        <w:t xml:space="preserve"> </w:t>
+      </w:r>
+      <w:proofErr w:type="spellStart"/>
+      <w:r>
+        <w:t>alamat</w:t>
+      </w:r>
+      <w:proofErr w:type="spellEnd"/>
+      <w:r>
+        <w:t xml:space="preserve"> daftar </w:t>
+      </w:r>
+      <w:proofErr w:type="spellStart"/>
+      <w:r>
+        <w:t>wisata</w:t>
+      </w:r>
+      <w:proofErr w:type="spellEnd"/>
+      <w:r>
+        <w:t xml:space="preserve"> (</w:t>
+      </w:r>
+      <w:proofErr w:type="spellStart"/>
+      <w:r>
+        <w:t>bebas</w:t>
+      </w:r>
+      <w:proofErr w:type="spellEnd"/>
+      <w:r>
+        <w:t xml:space="preserve"> </w:t>
+      </w:r>
+      <w:proofErr w:type="spellStart"/>
+      <w:r>
+        <w:t>akses</w:t>
+      </w:r>
+      <w:proofErr w:type="spellEnd"/>
+      <w:r>
+        <w:t>).</w:t>
+      </w:r>
+    </w:p>
+    <w:p>
+      <w:pPr>
+        <w:spacing w:line="240" w:lineRule="auto"/>
+      </w:pPr>
+      <w:proofErr w:type="spellStart"/>
+      <w:r>
+        <w:t>submitReview</w:t>
+      </w:r>
+      <w:proofErr w:type="spellEnd"/>
+      <w:r>
+        <w:t> (Kirim Review &amp; Foto)</w:t>
+      </w:r>
+    </w:p>
+    <w:p>
+      <w:pPr>
+        <w:spacing w:line="240" w:lineRule="auto"/>
+      </w:pPr>
+      <w:proofErr w:type="spellStart"/>
+      <w:r>
+        <w:t>Fungsi</w:t>
+      </w:r>
+      <w:proofErr w:type="spellEnd"/>
+      <w:r>
+        <w:t xml:space="preserve"> </w:t>
+      </w:r>
+      <w:proofErr w:type="spellStart"/>
+      <w:r>
+        <w:t>untuk</w:t>
+      </w:r>
+      <w:proofErr w:type="spellEnd"/>
+      <w:r>
+        <w:t xml:space="preserve"> </w:t>
+      </w:r>
+      <w:proofErr w:type="spellStart"/>
+      <w:r>
+        <w:t>mengirim</w:t>
+      </w:r>
+      <w:proofErr w:type="spellEnd"/>
+      <w:r>
+        <w:t xml:space="preserve"> </w:t>
+      </w:r>
+      <w:proofErr w:type="spellStart"/>
+      <w:r>
+        <w:t>ulasan</w:t>
+      </w:r>
+      <w:proofErr w:type="spellEnd"/>
+      <w:r>
+        <w:t xml:space="preserve"> </w:t>
+      </w:r>
+      <w:proofErr w:type="spellStart"/>
+      <w:r>
+        <w:t>baru</w:t>
+      </w:r>
+      <w:proofErr w:type="spellEnd"/>
+      <w:r>
+        <w:t xml:space="preserve"> yang </w:t>
+      </w:r>
+      <w:proofErr w:type="spellStart"/>
+      <w:r>
+        <w:t>dibuat</w:t>
+      </w:r>
+      <w:proofErr w:type="spellEnd"/>
+      <w:r>
+        <w:t xml:space="preserve"> user </w:t>
+      </w:r>
+      <w:proofErr w:type="spellStart"/>
+      <w:r>
+        <w:t>ke</w:t>
+      </w:r>
+      <w:proofErr w:type="spellEnd"/>
+      <w:r>
+        <w:t xml:space="preserve"> server.</w:t>
+      </w:r>
+    </w:p>
+    <w:p>
+      <w:pPr>
+        <w:numPr>
+          <w:ilvl w:val="0"/>
+          <w:numId w:val="12"/>
+        </w:numPr>
+        <w:spacing w:line="240" w:lineRule="auto"/>
+      </w:pPr>
+      <w:proofErr w:type="spellStart"/>
+      <w:r>
+        <w:t>formData</w:t>
+      </w:r>
+      <w:proofErr w:type="spellEnd"/>
+      <w:r>
+        <w:t xml:space="preserve">: Karena </w:t>
+      </w:r>
+      <w:proofErr w:type="spellStart"/>
+      <w:r>
+        <w:t>ada</w:t>
+      </w:r>
+      <w:proofErr w:type="spellEnd"/>
+      <w:r>
+        <w:t xml:space="preserve"> Foto/Gambar yang </w:t>
+      </w:r>
+      <w:proofErr w:type="spellStart"/>
+      <w:r>
+        <w:t>dikirim</w:t>
+      </w:r>
+      <w:proofErr w:type="spellEnd"/>
+      <w:r>
+        <w:t xml:space="preserve">, </w:t>
+      </w:r>
+      <w:proofErr w:type="spellStart"/>
+      <w:r>
+        <w:t>FormData</w:t>
+      </w:r>
+      <w:proofErr w:type="spellEnd"/>
+      <w:r>
+        <w:t xml:space="preserve"> agar </w:t>
+      </w:r>
+      <w:proofErr w:type="spellStart"/>
+      <w:r>
+        <w:t>gambar</w:t>
+      </w:r>
+      <w:proofErr w:type="spellEnd"/>
+      <w:r>
+        <w:t xml:space="preserve"> </w:t>
+      </w:r>
+      <w:proofErr w:type="spellStart"/>
+      <w:r>
+        <w:t>bisa</w:t>
+      </w:r>
+      <w:proofErr w:type="spellEnd"/>
+      <w:r>
+        <w:t xml:space="preserve"> </w:t>
+      </w:r>
+      <w:proofErr w:type="spellStart"/>
+      <w:r>
+        <w:t>terkirim</w:t>
+      </w:r>
+      <w:proofErr w:type="spellEnd"/>
+      <w:r>
+        <w:t xml:space="preserve"> </w:t>
+      </w:r>
+      <w:proofErr w:type="spellStart"/>
+      <w:r>
+        <w:t>dengan</w:t>
+      </w:r>
+      <w:proofErr w:type="spellEnd"/>
+      <w:r>
+        <w:t xml:space="preserve"> </w:t>
+      </w:r>
+      <w:proofErr w:type="spellStart"/>
+      <w:r>
+        <w:t>aman</w:t>
+      </w:r>
+      <w:proofErr w:type="spellEnd"/>
+      <w:r>
+        <w:t xml:space="preserve"> </w:t>
+      </w:r>
+      <w:proofErr w:type="spellStart"/>
+      <w:r>
+        <w:t>ke</w:t>
+      </w:r>
+      <w:proofErr w:type="spellEnd"/>
+      <w:r>
+        <w:t xml:space="preserve"> server.</w:t>
+      </w:r>
+    </w:p>
+    <w:p>
+      <w:pPr>
+        <w:numPr>
+          <w:ilvl w:val="0"/>
+          <w:numId w:val="12"/>
+        </w:numPr>
+        <w:spacing w:line="240" w:lineRule="auto"/>
+      </w:pPr>
+      <w:proofErr w:type="spellStart"/>
+      <w:r>
+        <w:t>apiUrl</w:t>
+      </w:r>
+      <w:proofErr w:type="spellEnd"/>
+      <w:r>
+        <w:t>(/review) </w:t>
+      </w:r>
+      <w:proofErr w:type="spellStart"/>
+      <w:r>
+        <w:t>dengan</w:t>
+      </w:r>
+      <w:proofErr w:type="spellEnd"/>
+      <w:r>
+        <w:t xml:space="preserve"> method: POST: </w:t>
+      </w:r>
+      <w:proofErr w:type="spellStart"/>
+      <w:r>
+        <w:t>Artinya</w:t>
+      </w:r>
+      <w:proofErr w:type="spellEnd"/>
+      <w:r>
+        <w:t xml:space="preserve"> </w:t>
+      </w:r>
+      <w:proofErr w:type="spellStart"/>
+      <w:r>
+        <w:t>menyuruh</w:t>
+      </w:r>
+      <w:proofErr w:type="spellEnd"/>
+      <w:r>
+        <w:t xml:space="preserve"> server </w:t>
+      </w:r>
+      <w:proofErr w:type="spellStart"/>
+      <w:r>
+        <w:t>untuk</w:t>
+      </w:r>
+      <w:proofErr w:type="spellEnd"/>
+      <w:r>
+        <w:t xml:space="preserve"> </w:t>
+      </w:r>
+      <w:proofErr w:type="spellStart"/>
+      <w:r>
+        <w:t>menyimpan</w:t>
+      </w:r>
+      <w:proofErr w:type="spellEnd"/>
+      <w:r>
+        <w:t xml:space="preserve"> data </w:t>
+      </w:r>
+      <w:proofErr w:type="spellStart"/>
+      <w:r>
+        <w:t>baru</w:t>
+      </w:r>
+      <w:proofErr w:type="spellEnd"/>
+      <w:r>
+        <w:t xml:space="preserve"> </w:t>
+      </w:r>
+      <w:proofErr w:type="spellStart"/>
+      <w:r>
+        <w:t>ini</w:t>
+      </w:r>
+      <w:proofErr w:type="spellEnd"/>
+      <w:r>
+        <w:t xml:space="preserve"> </w:t>
+      </w:r>
+      <w:proofErr w:type="spellStart"/>
+      <w:r>
+        <w:t>ke</w:t>
+      </w:r>
+      <w:proofErr w:type="spellEnd"/>
+      <w:r>
+        <w:t xml:space="preserve"> </w:t>
+      </w:r>
+      <w:proofErr w:type="spellStart"/>
+      <w:r>
+        <w:t>alamat</w:t>
+      </w:r>
+      <w:proofErr w:type="spellEnd"/>
+      <w:r>
+        <w:t xml:space="preserve"> /review.</w:t>
+      </w:r>
+    </w:p>
+    <w:p>
+      <w:pPr>
+        <w:spacing w:line="240" w:lineRule="auto"/>
+      </w:pPr>
+      <w:proofErr w:type="spellStart"/>
+      <w:r>
+        <w:t>deleteReview</w:t>
+      </w:r>
+      <w:proofErr w:type="spellEnd"/>
+      <w:r>
+        <w:t> (Hapus Review)</w:t>
+      </w:r>
+    </w:p>
+    <w:p>
+      <w:pPr>
+        <w:spacing w:line="240" w:lineRule="auto"/>
+      </w:pPr>
+      <w:proofErr w:type="spellStart"/>
+      <w:r>
+        <w:t>Fungsi</w:t>
+      </w:r>
+      <w:proofErr w:type="spellEnd"/>
+      <w:r>
+        <w:t xml:space="preserve"> </w:t>
+      </w:r>
+      <w:proofErr w:type="spellStart"/>
+      <w:r>
+        <w:t>ini</w:t>
+      </w:r>
+      <w:proofErr w:type="spellEnd"/>
+      <w:r>
+        <w:t xml:space="preserve"> </w:t>
+      </w:r>
+      <w:proofErr w:type="spellStart"/>
+      <w:r>
+        <w:t>untuk</w:t>
+      </w:r>
+      <w:proofErr w:type="spellEnd"/>
+      <w:r>
+        <w:t xml:space="preserve"> </w:t>
+      </w:r>
+      <w:proofErr w:type="spellStart"/>
+      <w:r>
+        <w:t>menghapus</w:t>
+      </w:r>
+      <w:proofErr w:type="spellEnd"/>
+      <w:r>
+        <w:t xml:space="preserve"> </w:t>
+      </w:r>
+      <w:proofErr w:type="spellStart"/>
+      <w:r>
+        <w:t>ulasan</w:t>
+      </w:r>
+      <w:proofErr w:type="spellEnd"/>
+      <w:r>
+        <w:t>.</w:t>
+      </w:r>
+    </w:p>
+    <w:p>
+      <w:pPr>
+        <w:numPr>
+          <w:ilvl w:val="0"/>
+          <w:numId w:val="13"/>
+        </w:numPr>
+        <w:spacing w:line="240" w:lineRule="auto"/>
+      </w:pPr>
+      <w:proofErr w:type="spellStart"/>
+      <w:r>
+        <w:t>apiUrl</w:t>
+      </w:r>
+      <w:proofErr w:type="spellEnd"/>
+      <w:r>
+        <w:t>(\/review/${id</w:t>
+      </w:r>
+      <w:proofErr w:type="gramStart"/>
+      <w:r>
+        <w:t>}</w:t>
+      </w:r>
+      <w:r>
+        <w:t xml:space="preserve"> </w:t>
+      </w:r>
+      <w:r>
+        <w:t>:</w:t>
+      </w:r>
+      <w:proofErr w:type="gramEnd"/>
+      <w:r>
+        <w:t xml:space="preserve"> </w:t>
+      </w:r>
+      <w:r>
+        <w:t>M</w:t>
+      </w:r>
+      <w:r>
+        <w:t xml:space="preserve">embuat </w:t>
+      </w:r>
+      <w:proofErr w:type="spellStart"/>
+      <w:r>
+        <w:t>alamat</w:t>
+      </w:r>
+      <w:proofErr w:type="spellEnd"/>
+      <w:r>
+        <w:t xml:space="preserve"> </w:t>
+      </w:r>
+      <w:proofErr w:type="spellStart"/>
+      <w:r>
+        <w:t>spesifik</w:t>
+      </w:r>
+      <w:proofErr w:type="spellEnd"/>
+      <w:r>
+        <w:t xml:space="preserve"> </w:t>
+      </w:r>
+      <w:proofErr w:type="spellStart"/>
+      <w:r>
+        <w:t>ulasan</w:t>
+      </w:r>
+      <w:proofErr w:type="spellEnd"/>
+      <w:r>
+        <w:t xml:space="preserve"> mana yang </w:t>
+      </w:r>
+      <w:proofErr w:type="spellStart"/>
+      <w:r>
+        <w:t>mau</w:t>
+      </w:r>
+      <w:proofErr w:type="spellEnd"/>
+      <w:r>
+        <w:t xml:space="preserve"> </w:t>
+      </w:r>
+      <w:proofErr w:type="spellStart"/>
+      <w:r>
+        <w:t>dihapus</w:t>
+      </w:r>
+      <w:proofErr w:type="spellEnd"/>
+      <w:r>
+        <w:t xml:space="preserve"> </w:t>
+      </w:r>
+      <w:proofErr w:type="spellStart"/>
+      <w:r>
+        <w:t>berdasarkan</w:t>
+      </w:r>
+      <w:proofErr w:type="spellEnd"/>
+      <w:r>
+        <w:t xml:space="preserve"> </w:t>
+      </w:r>
+      <w:proofErr w:type="spellStart"/>
+      <w:r>
+        <w:t>nomor</w:t>
+      </w:r>
+      <w:proofErr w:type="spellEnd"/>
+      <w:r>
+        <w:t xml:space="preserve"> ID-</w:t>
+      </w:r>
+      <w:proofErr w:type="spellStart"/>
+      <w:r>
+        <w:t>nya</w:t>
+      </w:r>
+      <w:proofErr w:type="spellEnd"/>
+      <w:r>
+        <w:t>.</w:t>
+      </w:r>
+    </w:p>
+    <w:p>
+      <w:pPr>
+        <w:numPr>
+          <w:ilvl w:val="0"/>
+          <w:numId w:val="13"/>
+        </w:numPr>
+        <w:spacing w:line="240" w:lineRule="auto"/>
+      </w:pPr>
+      <w:r>
+        <w:t xml:space="preserve">method: </w:t>
+      </w:r>
+      <w:proofErr w:type="gramStart"/>
+      <w:r>
+        <w:t>DELETE</w:t>
+      </w:r>
+      <w:r>
+        <w:t xml:space="preserve"> </w:t>
+      </w:r>
+      <w:r>
+        <w:t>:</w:t>
+      </w:r>
+      <w:proofErr w:type="gramEnd"/>
+      <w:r>
+        <w:t xml:space="preserve"> </w:t>
+      </w:r>
+      <w:proofErr w:type="spellStart"/>
+      <w:r>
+        <w:t>Instruksi</w:t>
+      </w:r>
+      <w:proofErr w:type="spellEnd"/>
+      <w:r>
+        <w:t xml:space="preserve"> </w:t>
+      </w:r>
+      <w:proofErr w:type="spellStart"/>
+      <w:r>
+        <w:t>kepada</w:t>
+      </w:r>
+      <w:proofErr w:type="spellEnd"/>
+      <w:r>
+        <w:t xml:space="preserve"> server </w:t>
+      </w:r>
+      <w:proofErr w:type="spellStart"/>
+      <w:r>
+        <w:t>untuk</w:t>
+      </w:r>
+      <w:proofErr w:type="spellEnd"/>
+      <w:r>
+        <w:t xml:space="preserve"> </w:t>
+      </w:r>
+      <w:proofErr w:type="spellStart"/>
+      <w:r>
+        <w:t>menghapus</w:t>
+      </w:r>
+      <w:proofErr w:type="spellEnd"/>
+      <w:r>
+        <w:t xml:space="preserve"> data di </w:t>
+      </w:r>
+      <w:proofErr w:type="spellStart"/>
+      <w:r>
+        <w:t>alamat</w:t>
+      </w:r>
+      <w:proofErr w:type="spellEnd"/>
+      <w:r>
+        <w:t xml:space="preserve"> </w:t>
+      </w:r>
+      <w:proofErr w:type="spellStart"/>
+      <w:r>
+        <w:t>ini</w:t>
+      </w:r>
+      <w:proofErr w:type="spellEnd"/>
+      <w:r>
+        <w:t>.</w:t>
       </w:r>
     </w:p>
     <w:p>
@@ -2838,6 +7084,155 @@
     </w:lvl>
   </w:abstractNum>
   <w:abstractNum w:abstractNumId="6" w15:restartNumberingAfterBreak="0">
+    <w:nsid w:val="5ECA440E"/>
+    <w:multiLevelType w:val="multilevel"/>
+    <w:tmpl w:val="39086EF2"/>
+    <w:lvl w:ilvl="0">
+      <w:start w:val="1"/>
+      <w:numFmt w:val="bullet"/>
+      <w:lvlText w:val=""/>
+      <w:lvlJc w:val="left"/>
+      <w:pPr>
+        <w:tabs>
+          <w:tab w:val="num" w:pos="720"/>
+        </w:tabs>
+        <w:ind w:left="720" w:hanging="360"/>
+      </w:pPr>
+      <w:rPr>
+        <w:rFonts w:ascii="Symbol" w:hAnsi="Symbol" w:hint="default"/>
+        <w:sz w:val="20"/>
+      </w:rPr>
+    </w:lvl>
+    <w:lvl w:ilvl="1" w:tentative="1">
+      <w:start w:val="1"/>
+      <w:numFmt w:val="bullet"/>
+      <w:lvlText w:val="o"/>
+      <w:lvlJc w:val="left"/>
+      <w:pPr>
+        <w:tabs>
+          <w:tab w:val="num" w:pos="1440"/>
+        </w:tabs>
+        <w:ind w:left="1440" w:hanging="360"/>
+      </w:pPr>
+      <w:rPr>
+        <w:rFonts w:ascii="Courier New" w:hAnsi="Courier New" w:hint="default"/>
+        <w:sz w:val="20"/>
+      </w:rPr>
+    </w:lvl>
+    <w:lvl w:ilvl="2" w:tentative="1">
+      <w:start w:val="1"/>
+      <w:numFmt w:val="bullet"/>
+      <w:lvlText w:val=""/>
+      <w:lvlJc w:val="left"/>
+      <w:pPr>
+        <w:tabs>
+          <w:tab w:val="num" w:pos="2160"/>
+        </w:tabs>
+        <w:ind w:left="2160" w:hanging="360"/>
+      </w:pPr>
+      <w:rPr>
+        <w:rFonts w:ascii="Wingdings" w:hAnsi="Wingdings" w:hint="default"/>
+        <w:sz w:val="20"/>
+      </w:rPr>
+    </w:lvl>
+    <w:lvl w:ilvl="3" w:tentative="1">
+      <w:start w:val="1"/>
+      <w:numFmt w:val="bullet"/>
+      <w:lvlText w:val=""/>
+      <w:lvlJc w:val="left"/>
+      <w:pPr>
+        <w:tabs>
+          <w:tab w:val="num" w:pos="2880"/>
+        </w:tabs>
+        <w:ind w:left="2880" w:hanging="360"/>
+      </w:pPr>
+      <w:rPr>
+        <w:rFonts w:ascii="Wingdings" w:hAnsi="Wingdings" w:hint="default"/>
+        <w:sz w:val="20"/>
+      </w:rPr>
+    </w:lvl>
+    <w:lvl w:ilvl="4" w:tentative="1">
+      <w:start w:val="1"/>
+      <w:numFmt w:val="bullet"/>
+      <w:lvlText w:val=""/>
+      <w:lvlJc w:val="left"/>
+      <w:pPr>
+        <w:tabs>
+          <w:tab w:val="num" w:pos="3600"/>
+        </w:tabs>
+        <w:ind w:left="3600" w:hanging="360"/>
+      </w:pPr>
+      <w:rPr>
+        <w:rFonts w:ascii="Wingdings" w:hAnsi="Wingdings" w:hint="default"/>
+        <w:sz w:val="20"/>
+      </w:rPr>
+    </w:lvl>
+    <w:lvl w:ilvl="5" w:tentative="1">
+      <w:start w:val="1"/>
+      <w:numFmt w:val="bullet"/>
+      <w:lvlText w:val=""/>
+      <w:lvlJc w:val="left"/>
+      <w:pPr>
+        <w:tabs>
+          <w:tab w:val="num" w:pos="4320"/>
+        </w:tabs>
+        <w:ind w:left="4320" w:hanging="360"/>
+      </w:pPr>
+      <w:rPr>
+        <w:rFonts w:ascii="Wingdings" w:hAnsi="Wingdings" w:hint="default"/>
+        <w:sz w:val="20"/>
+      </w:rPr>
+    </w:lvl>
+    <w:lvl w:ilvl="6" w:tentative="1">
+      <w:start w:val="1"/>
+      <w:numFmt w:val="bullet"/>
+      <w:lvlText w:val=""/>
+      <w:lvlJc w:val="left"/>
+      <w:pPr>
+        <w:tabs>
+          <w:tab w:val="num" w:pos="5040"/>
+        </w:tabs>
+        <w:ind w:left="5040" w:hanging="360"/>
+      </w:pPr>
+      <w:rPr>
+        <w:rFonts w:ascii="Wingdings" w:hAnsi="Wingdings" w:hint="default"/>
+        <w:sz w:val="20"/>
+      </w:rPr>
+    </w:lvl>
+    <w:lvl w:ilvl="7" w:tentative="1">
+      <w:start w:val="1"/>
+      <w:numFmt w:val="bullet"/>
+      <w:lvlText w:val=""/>
+      <w:lvlJc w:val="left"/>
+      <w:pPr>
+        <w:tabs>
+          <w:tab w:val="num" w:pos="5760"/>
+        </w:tabs>
+        <w:ind w:left="5760" w:hanging="360"/>
+      </w:pPr>
+      <w:rPr>
+        <w:rFonts w:ascii="Wingdings" w:hAnsi="Wingdings" w:hint="default"/>
+        <w:sz w:val="20"/>
+      </w:rPr>
+    </w:lvl>
+    <w:lvl w:ilvl="8" w:tentative="1">
+      <w:start w:val="1"/>
+      <w:numFmt w:val="bullet"/>
+      <w:lvlText w:val=""/>
+      <w:lvlJc w:val="left"/>
+      <w:pPr>
+        <w:tabs>
+          <w:tab w:val="num" w:pos="6480"/>
+        </w:tabs>
+        <w:ind w:left="6480" w:hanging="360"/>
+      </w:pPr>
+      <w:rPr>
+        <w:rFonts w:ascii="Wingdings" w:hAnsi="Wingdings" w:hint="default"/>
+        <w:sz w:val="20"/>
+      </w:rPr>
+    </w:lvl>
+  </w:abstractNum>
+  <w:abstractNum w:abstractNumId="7" w15:restartNumberingAfterBreak="0">
     <w:nsid w:val="6BA85B18"/>
     <w:multiLevelType w:val="multilevel"/>
     <w:tmpl w:val="C93CBC46"/>
@@ -2986,7 +7381,305 @@
       </w:rPr>
     </w:lvl>
   </w:abstractNum>
-  <w:abstractNum w:abstractNumId="7" w15:restartNumberingAfterBreak="0">
+  <w:abstractNum w:abstractNumId="8" w15:restartNumberingAfterBreak="0">
+    <w:nsid w:val="725901CB"/>
+    <w:multiLevelType w:val="multilevel"/>
+    <w:tmpl w:val="E8F6E3B2"/>
+    <w:lvl w:ilvl="0">
+      <w:start w:val="1"/>
+      <w:numFmt w:val="bullet"/>
+      <w:lvlText w:val=""/>
+      <w:lvlJc w:val="left"/>
+      <w:pPr>
+        <w:tabs>
+          <w:tab w:val="num" w:pos="720"/>
+        </w:tabs>
+        <w:ind w:left="720" w:hanging="360"/>
+      </w:pPr>
+      <w:rPr>
+        <w:rFonts w:ascii="Symbol" w:hAnsi="Symbol" w:hint="default"/>
+        <w:sz w:val="20"/>
+      </w:rPr>
+    </w:lvl>
+    <w:lvl w:ilvl="1" w:tentative="1">
+      <w:start w:val="1"/>
+      <w:numFmt w:val="bullet"/>
+      <w:lvlText w:val="o"/>
+      <w:lvlJc w:val="left"/>
+      <w:pPr>
+        <w:tabs>
+          <w:tab w:val="num" w:pos="1440"/>
+        </w:tabs>
+        <w:ind w:left="1440" w:hanging="360"/>
+      </w:pPr>
+      <w:rPr>
+        <w:rFonts w:ascii="Courier New" w:hAnsi="Courier New" w:hint="default"/>
+        <w:sz w:val="20"/>
+      </w:rPr>
+    </w:lvl>
+    <w:lvl w:ilvl="2" w:tentative="1">
+      <w:start w:val="1"/>
+      <w:numFmt w:val="bullet"/>
+      <w:lvlText w:val=""/>
+      <w:lvlJc w:val="left"/>
+      <w:pPr>
+        <w:tabs>
+          <w:tab w:val="num" w:pos="2160"/>
+        </w:tabs>
+        <w:ind w:left="2160" w:hanging="360"/>
+      </w:pPr>
+      <w:rPr>
+        <w:rFonts w:ascii="Wingdings" w:hAnsi="Wingdings" w:hint="default"/>
+        <w:sz w:val="20"/>
+      </w:rPr>
+    </w:lvl>
+    <w:lvl w:ilvl="3" w:tentative="1">
+      <w:start w:val="1"/>
+      <w:numFmt w:val="bullet"/>
+      <w:lvlText w:val=""/>
+      <w:lvlJc w:val="left"/>
+      <w:pPr>
+        <w:tabs>
+          <w:tab w:val="num" w:pos="2880"/>
+        </w:tabs>
+        <w:ind w:left="2880" w:hanging="360"/>
+      </w:pPr>
+      <w:rPr>
+        <w:rFonts w:ascii="Wingdings" w:hAnsi="Wingdings" w:hint="default"/>
+        <w:sz w:val="20"/>
+      </w:rPr>
+    </w:lvl>
+    <w:lvl w:ilvl="4" w:tentative="1">
+      <w:start w:val="1"/>
+      <w:numFmt w:val="bullet"/>
+      <w:lvlText w:val=""/>
+      <w:lvlJc w:val="left"/>
+      <w:pPr>
+        <w:tabs>
+          <w:tab w:val="num" w:pos="3600"/>
+        </w:tabs>
+        <w:ind w:left="3600" w:hanging="360"/>
+      </w:pPr>
+      <w:rPr>
+        <w:rFonts w:ascii="Wingdings" w:hAnsi="Wingdings" w:hint="default"/>
+        <w:sz w:val="20"/>
+      </w:rPr>
+    </w:lvl>
+    <w:lvl w:ilvl="5" w:tentative="1">
+      <w:start w:val="1"/>
+      <w:numFmt w:val="bullet"/>
+      <w:lvlText w:val=""/>
+      <w:lvlJc w:val="left"/>
+      <w:pPr>
+        <w:tabs>
+          <w:tab w:val="num" w:pos="4320"/>
+        </w:tabs>
+        <w:ind w:left="4320" w:hanging="360"/>
+      </w:pPr>
+      <w:rPr>
+        <w:rFonts w:ascii="Wingdings" w:hAnsi="Wingdings" w:hint="default"/>
+        <w:sz w:val="20"/>
+      </w:rPr>
+    </w:lvl>
+    <w:lvl w:ilvl="6" w:tentative="1">
+      <w:start w:val="1"/>
+      <w:numFmt w:val="bullet"/>
+      <w:lvlText w:val=""/>
+      <w:lvlJc w:val="left"/>
+      <w:pPr>
+        <w:tabs>
+          <w:tab w:val="num" w:pos="5040"/>
+        </w:tabs>
+        <w:ind w:left="5040" w:hanging="360"/>
+      </w:pPr>
+      <w:rPr>
+        <w:rFonts w:ascii="Wingdings" w:hAnsi="Wingdings" w:hint="default"/>
+        <w:sz w:val="20"/>
+      </w:rPr>
+    </w:lvl>
+    <w:lvl w:ilvl="7" w:tentative="1">
+      <w:start w:val="1"/>
+      <w:numFmt w:val="bullet"/>
+      <w:lvlText w:val=""/>
+      <w:lvlJc w:val="left"/>
+      <w:pPr>
+        <w:tabs>
+          <w:tab w:val="num" w:pos="5760"/>
+        </w:tabs>
+        <w:ind w:left="5760" w:hanging="360"/>
+      </w:pPr>
+      <w:rPr>
+        <w:rFonts w:ascii="Wingdings" w:hAnsi="Wingdings" w:hint="default"/>
+        <w:sz w:val="20"/>
+      </w:rPr>
+    </w:lvl>
+    <w:lvl w:ilvl="8" w:tentative="1">
+      <w:start w:val="1"/>
+      <w:numFmt w:val="bullet"/>
+      <w:lvlText w:val=""/>
+      <w:lvlJc w:val="left"/>
+      <w:pPr>
+        <w:tabs>
+          <w:tab w:val="num" w:pos="6480"/>
+        </w:tabs>
+        <w:ind w:left="6480" w:hanging="360"/>
+      </w:pPr>
+      <w:rPr>
+        <w:rFonts w:ascii="Wingdings" w:hAnsi="Wingdings" w:hint="default"/>
+        <w:sz w:val="20"/>
+      </w:rPr>
+    </w:lvl>
+  </w:abstractNum>
+  <w:abstractNum w:abstractNumId="9" w15:restartNumberingAfterBreak="0">
+    <w:nsid w:val="7AA0268F"/>
+    <w:multiLevelType w:val="multilevel"/>
+    <w:tmpl w:val="E2486BC0"/>
+    <w:lvl w:ilvl="0">
+      <w:start w:val="1"/>
+      <w:numFmt w:val="bullet"/>
+      <w:lvlText w:val=""/>
+      <w:lvlJc w:val="left"/>
+      <w:pPr>
+        <w:tabs>
+          <w:tab w:val="num" w:pos="720"/>
+        </w:tabs>
+        <w:ind w:left="720" w:hanging="360"/>
+      </w:pPr>
+      <w:rPr>
+        <w:rFonts w:ascii="Symbol" w:hAnsi="Symbol" w:hint="default"/>
+        <w:sz w:val="20"/>
+      </w:rPr>
+    </w:lvl>
+    <w:lvl w:ilvl="1" w:tentative="1">
+      <w:start w:val="1"/>
+      <w:numFmt w:val="bullet"/>
+      <w:lvlText w:val="o"/>
+      <w:lvlJc w:val="left"/>
+      <w:pPr>
+        <w:tabs>
+          <w:tab w:val="num" w:pos="1440"/>
+        </w:tabs>
+        <w:ind w:left="1440" w:hanging="360"/>
+      </w:pPr>
+      <w:rPr>
+        <w:rFonts w:ascii="Courier New" w:hAnsi="Courier New" w:hint="default"/>
+        <w:sz w:val="20"/>
+      </w:rPr>
+    </w:lvl>
+    <w:lvl w:ilvl="2" w:tentative="1">
+      <w:start w:val="1"/>
+      <w:numFmt w:val="bullet"/>
+      <w:lvlText w:val=""/>
+      <w:lvlJc w:val="left"/>
+      <w:pPr>
+        <w:tabs>
+          <w:tab w:val="num" w:pos="2160"/>
+        </w:tabs>
+        <w:ind w:left="2160" w:hanging="360"/>
+      </w:pPr>
+      <w:rPr>
+        <w:rFonts w:ascii="Wingdings" w:hAnsi="Wingdings" w:hint="default"/>
+        <w:sz w:val="20"/>
+      </w:rPr>
+    </w:lvl>
+    <w:lvl w:ilvl="3" w:tentative="1">
+      <w:start w:val="1"/>
+      <w:numFmt w:val="bullet"/>
+      <w:lvlText w:val=""/>
+      <w:lvlJc w:val="left"/>
+      <w:pPr>
+        <w:tabs>
+          <w:tab w:val="num" w:pos="2880"/>
+        </w:tabs>
+        <w:ind w:left="2880" w:hanging="360"/>
+      </w:pPr>
+      <w:rPr>
+        <w:rFonts w:ascii="Wingdings" w:hAnsi="Wingdings" w:hint="default"/>
+        <w:sz w:val="20"/>
+      </w:rPr>
+    </w:lvl>
+    <w:lvl w:ilvl="4" w:tentative="1">
+      <w:start w:val="1"/>
+      <w:numFmt w:val="bullet"/>
+      <w:lvlText w:val=""/>
+      <w:lvlJc w:val="left"/>
+      <w:pPr>
+        <w:tabs>
+          <w:tab w:val="num" w:pos="3600"/>
+        </w:tabs>
+        <w:ind w:left="3600" w:hanging="360"/>
+      </w:pPr>
+      <w:rPr>
+        <w:rFonts w:ascii="Wingdings" w:hAnsi="Wingdings" w:hint="default"/>
+        <w:sz w:val="20"/>
+      </w:rPr>
+    </w:lvl>
+    <w:lvl w:ilvl="5" w:tentative="1">
+      <w:start w:val="1"/>
+      <w:numFmt w:val="bullet"/>
+      <w:lvlText w:val=""/>
+      <w:lvlJc w:val="left"/>
+      <w:pPr>
+        <w:tabs>
+          <w:tab w:val="num" w:pos="4320"/>
+        </w:tabs>
+        <w:ind w:left="4320" w:hanging="360"/>
+      </w:pPr>
+      <w:rPr>
+        <w:rFonts w:ascii="Wingdings" w:hAnsi="Wingdings" w:hint="default"/>
+        <w:sz w:val="20"/>
+      </w:rPr>
+    </w:lvl>
+    <w:lvl w:ilvl="6" w:tentative="1">
+      <w:start w:val="1"/>
+      <w:numFmt w:val="bullet"/>
+      <w:lvlText w:val=""/>
+      <w:lvlJc w:val="left"/>
+      <w:pPr>
+        <w:tabs>
+          <w:tab w:val="num" w:pos="5040"/>
+        </w:tabs>
+        <w:ind w:left="5040" w:hanging="360"/>
+      </w:pPr>
+      <w:rPr>
+        <w:rFonts w:ascii="Wingdings" w:hAnsi="Wingdings" w:hint="default"/>
+        <w:sz w:val="20"/>
+      </w:rPr>
+    </w:lvl>
+    <w:lvl w:ilvl="7" w:tentative="1">
+      <w:start w:val="1"/>
+      <w:numFmt w:val="bullet"/>
+      <w:lvlText w:val=""/>
+      <w:lvlJc w:val="left"/>
+      <w:pPr>
+        <w:tabs>
+          <w:tab w:val="num" w:pos="5760"/>
+        </w:tabs>
+        <w:ind w:left="5760" w:hanging="360"/>
+      </w:pPr>
+      <w:rPr>
+        <w:rFonts w:ascii="Wingdings" w:hAnsi="Wingdings" w:hint="default"/>
+        <w:sz w:val="20"/>
+      </w:rPr>
+    </w:lvl>
+    <w:lvl w:ilvl="8" w:tentative="1">
+      <w:start w:val="1"/>
+      <w:numFmt w:val="bullet"/>
+      <w:lvlText w:val=""/>
+      <w:lvlJc w:val="left"/>
+      <w:pPr>
+        <w:tabs>
+          <w:tab w:val="num" w:pos="6480"/>
+        </w:tabs>
+        <w:ind w:left="6480" w:hanging="360"/>
+      </w:pPr>
+      <w:rPr>
+        <w:rFonts w:ascii="Wingdings" w:hAnsi="Wingdings" w:hint="default"/>
+        <w:sz w:val="20"/>
+      </w:rPr>
+    </w:lvl>
+  </w:abstractNum>
+  <w:abstractNum w:abstractNumId="10" w15:restartNumberingAfterBreak="0">
     <w:nsid w:val="7B92578F"/>
     <w:multiLevelType w:val="hybridMultilevel"/>
     <w:tmpl w:val="B804E9B8"/>
@@ -3099,7 +7792,7 @@
       </w:rPr>
     </w:lvl>
   </w:abstractNum>
-  <w:abstractNum w:abstractNumId="8" w15:restartNumberingAfterBreak="0">
+  <w:abstractNum w:abstractNumId="11" w15:restartNumberingAfterBreak="0">
     <w:nsid w:val="7BE726BE"/>
     <w:multiLevelType w:val="multilevel"/>
     <w:tmpl w:val="14AE9B48"/>
@@ -3248,7 +7941,7 @@
       </w:rPr>
     </w:lvl>
   </w:abstractNum>
-  <w:abstractNum w:abstractNumId="9" w15:restartNumberingAfterBreak="0">
+  <w:abstractNum w:abstractNumId="12" w15:restartNumberingAfterBreak="0">
     <w:nsid w:val="7DD5389E"/>
     <w:multiLevelType w:val="hybridMultilevel"/>
     <w:tmpl w:val="6840CD52"/>
@@ -3362,10 +8055,10 @@
     </w:lvl>
   </w:abstractNum>
   <w:num w:numId="1" w16cid:durableId="775180286">
-    <w:abstractNumId w:val="7"/>
+    <w:abstractNumId w:val="10"/>
   </w:num>
   <w:num w:numId="2" w16cid:durableId="1579442916">
-    <w:abstractNumId w:val="9"/>
+    <w:abstractNumId w:val="12"/>
   </w:num>
   <w:num w:numId="3" w16cid:durableId="1996445871">
     <w:abstractNumId w:val="0"/>
@@ -3377,7 +8070,7 @@
     <w:abstractNumId w:val="3"/>
   </w:num>
   <w:num w:numId="6" w16cid:durableId="1063062556">
-    <w:abstractNumId w:val="6"/>
+    <w:abstractNumId w:val="7"/>
   </w:num>
   <w:num w:numId="7" w16cid:durableId="1353610240">
     <w:abstractNumId w:val="4"/>
@@ -3389,6 +8082,15 @@
     <w:abstractNumId w:val="2"/>
   </w:num>
   <w:num w:numId="10" w16cid:durableId="1140342277">
+    <w:abstractNumId w:val="11"/>
+  </w:num>
+  <w:num w:numId="11" w16cid:durableId="279798585">
+    <w:abstractNumId w:val="9"/>
+  </w:num>
+  <w:num w:numId="12" w16cid:durableId="1854026150">
+    <w:abstractNumId w:val="6"/>
+  </w:num>
+  <w:num w:numId="13" w16cid:durableId="1603954273">
     <w:abstractNumId w:val="8"/>
   </w:num>
 </w:numbering>

--- a/Dokumentasi/24382001P_Lorensius Firngadi_Dokumentasi Sesi 3.docx
+++ b/Dokumentasi/24382001P_Lorensius Firngadi_Dokumentasi Sesi 3.docx
@@ -6317,6 +6317,545 @@
         <w:spacing w:line="240" w:lineRule="auto"/>
       </w:pPr>
     </w:p>
+    <w:p>
+      <w:pPr>
+        <w:spacing w:line="240" w:lineRule="auto"/>
+      </w:pPr>
+      <w:r>
+        <w:lastRenderedPageBreak/>
+        <w:t xml:space="preserve">12. </w:t>
+      </w:r>
+    </w:p>
+    <w:p>
+      <w:pPr>
+        <w:spacing w:line="240" w:lineRule="auto"/>
+      </w:pPr>
+      <w:proofErr w:type="gramStart"/>
+      <w:r>
+        <w:t>File :</w:t>
+      </w:r>
+      <w:proofErr w:type="gramEnd"/>
+    </w:p>
+    <w:p>
+      <w:pPr>
+        <w:spacing w:line="240" w:lineRule="auto"/>
+      </w:pPr>
+      <w:r>
+        <w:rPr>
+          <w:noProof/>
+        </w:rPr>
+        <w:drawing>
+          <wp:inline distT="0" distB="0" distL="0" distR="0" wp14:anchorId="56803D8D" wp14:editId="2C81AC6F">
+            <wp:extent cx="5731510" cy="3222625"/>
+            <wp:effectExtent l="0" t="0" r="2540" b="0"/>
+            <wp:docPr id="876772842" name="Picture 1"/>
+            <wp:cNvGraphicFramePr>
+              <a:graphicFrameLocks xmlns:a="http://schemas.openxmlformats.org/drawingml/2006/main" noChangeAspect="1"/>
+            </wp:cNvGraphicFramePr>
+            <a:graphic xmlns:a="http://schemas.openxmlformats.org/drawingml/2006/main">
+              <a:graphicData uri="http://schemas.openxmlformats.org/drawingml/2006/picture">
+                <pic:pic xmlns:pic="http://schemas.openxmlformats.org/drawingml/2006/picture">
+                  <pic:nvPicPr>
+                    <pic:cNvPr id="876772842" name=""/>
+                    <pic:cNvPicPr/>
+                  </pic:nvPicPr>
+                  <pic:blipFill>
+                    <a:blip r:embed="rId17"/>
+                    <a:stretch>
+                      <a:fillRect/>
+                    </a:stretch>
+                  </pic:blipFill>
+                  <pic:spPr>
+                    <a:xfrm>
+                      <a:off x="0" y="0"/>
+                      <a:ext cx="5731510" cy="3222625"/>
+                    </a:xfrm>
+                    <a:prstGeom prst="rect">
+                      <a:avLst/>
+                    </a:prstGeom>
+                  </pic:spPr>
+                </pic:pic>
+              </a:graphicData>
+            </a:graphic>
+          </wp:inline>
+        </w:drawing>
+      </w:r>
+    </w:p>
+    <w:p>
+      <w:pPr>
+        <w:spacing w:line="240" w:lineRule="auto"/>
+      </w:pPr>
+      <w:r>
+        <w:br/>
+      </w:r>
+    </w:p>
+    <w:p>
+      <w:pPr>
+        <w:spacing w:line="240" w:lineRule="auto"/>
+      </w:pPr>
+      <w:r>
+        <w:t xml:space="preserve">import </w:t>
+      </w:r>
+      <w:proofErr w:type="gramStart"/>
+      <w:r>
+        <w:t xml:space="preserve">{ </w:t>
+      </w:r>
+      <w:proofErr w:type="spellStart"/>
+      <w:r>
+        <w:t>apiUrl</w:t>
+      </w:r>
+      <w:proofErr w:type="spellEnd"/>
+      <w:proofErr w:type="gramEnd"/>
+      <w:r>
+        <w:t xml:space="preserve"> } from '@/app/lib/</w:t>
+      </w:r>
+      <w:proofErr w:type="spellStart"/>
+      <w:r>
+        <w:t>api</w:t>
+      </w:r>
+      <w:proofErr w:type="spellEnd"/>
+      <w:r>
+        <w:t>';</w:t>
+      </w:r>
+    </w:p>
+    <w:p>
+      <w:pPr>
+        <w:spacing w:line="240" w:lineRule="auto"/>
+      </w:pPr>
+      <w:proofErr w:type="spellStart"/>
+      <w:r>
+        <w:t>M</w:t>
+      </w:r>
+      <w:r>
+        <w:t>emanggil</w:t>
+      </w:r>
+      <w:proofErr w:type="spellEnd"/>
+      <w:r>
+        <w:t> </w:t>
+      </w:r>
+      <w:proofErr w:type="spellStart"/>
+      <w:r>
+        <w:t>Mesin</w:t>
+      </w:r>
+      <w:proofErr w:type="spellEnd"/>
+      <w:r>
+        <w:t xml:space="preserve"> </w:t>
+      </w:r>
+      <w:proofErr w:type="spellStart"/>
+      <w:r>
+        <w:t>Pembuat</w:t>
+      </w:r>
+      <w:proofErr w:type="spellEnd"/>
+      <w:r>
+        <w:t xml:space="preserve"> Alamat yang </w:t>
+      </w:r>
+      <w:proofErr w:type="spellStart"/>
+      <w:r>
+        <w:t>sudah</w:t>
+      </w:r>
+      <w:proofErr w:type="spellEnd"/>
+      <w:r>
+        <w:t xml:space="preserve"> </w:t>
+      </w:r>
+      <w:r>
+        <w:t>di</w:t>
+      </w:r>
+      <w:r>
+        <w:t xml:space="preserve"> buat </w:t>
+      </w:r>
+      <w:proofErr w:type="spellStart"/>
+      <w:r>
+        <w:t>sebelumnya</w:t>
+      </w:r>
+      <w:proofErr w:type="spellEnd"/>
+      <w:r>
+        <w:t xml:space="preserve"> </w:t>
+      </w:r>
+      <w:r>
+        <w:t>pada</w:t>
+      </w:r>
+      <w:r>
+        <w:t xml:space="preserve"> file </w:t>
+      </w:r>
+      <w:proofErr w:type="spellStart"/>
+      <w:r>
+        <w:t>api.ts</w:t>
+      </w:r>
+      <w:proofErr w:type="spellEnd"/>
+      <w:r>
+        <w:t xml:space="preserve">. </w:t>
+      </w:r>
+      <w:proofErr w:type="spellStart"/>
+      <w:r>
+        <w:t>Tanpa</w:t>
+      </w:r>
+      <w:proofErr w:type="spellEnd"/>
+      <w:r>
+        <w:t xml:space="preserve"> baris </w:t>
+      </w:r>
+      <w:proofErr w:type="spellStart"/>
+      <w:r>
+        <w:t>ini</w:t>
+      </w:r>
+      <w:proofErr w:type="spellEnd"/>
+      <w:r>
+        <w:t xml:space="preserve">, </w:t>
+      </w:r>
+      <w:proofErr w:type="spellStart"/>
+      <w:r>
+        <w:t>aplikasi</w:t>
+      </w:r>
+      <w:proofErr w:type="spellEnd"/>
+      <w:r>
+        <w:t xml:space="preserve"> </w:t>
+      </w:r>
+      <w:proofErr w:type="spellStart"/>
+      <w:r>
+        <w:t>tidak</w:t>
+      </w:r>
+      <w:proofErr w:type="spellEnd"/>
+      <w:r>
+        <w:t xml:space="preserve"> </w:t>
+      </w:r>
+      <w:proofErr w:type="spellStart"/>
+      <w:r>
+        <w:t>akan</w:t>
+      </w:r>
+      <w:proofErr w:type="spellEnd"/>
+      <w:r>
+        <w:t xml:space="preserve"> </w:t>
+      </w:r>
+      <w:proofErr w:type="spellStart"/>
+      <w:r>
+        <w:t>tahu</w:t>
+      </w:r>
+      <w:proofErr w:type="spellEnd"/>
+      <w:r>
+        <w:t xml:space="preserve"> di mana </w:t>
+      </w:r>
+      <w:proofErr w:type="spellStart"/>
+      <w:r>
+        <w:t>alamat</w:t>
+      </w:r>
+      <w:proofErr w:type="spellEnd"/>
+      <w:r>
+        <w:t xml:space="preserve"> server </w:t>
+      </w:r>
+      <w:proofErr w:type="spellStart"/>
+      <w:r>
+        <w:t>berada</w:t>
+      </w:r>
+      <w:proofErr w:type="spellEnd"/>
+      <w:r>
+        <w:t>.</w:t>
+      </w:r>
+    </w:p>
+    <w:p>
+      <w:pPr>
+        <w:spacing w:line="240" w:lineRule="auto"/>
+      </w:pPr>
+    </w:p>
+    <w:p>
+      <w:pPr>
+        <w:spacing w:line="240" w:lineRule="auto"/>
+      </w:pPr>
+      <w:proofErr w:type="spellStart"/>
+      <w:r>
+        <w:t>apiUrl</w:t>
+      </w:r>
+      <w:proofErr w:type="spellEnd"/>
+      <w:r>
+        <w:t>(/</w:t>
+      </w:r>
+      <w:proofErr w:type="spellStart"/>
+      <w:r>
+        <w:t>wisata</w:t>
+      </w:r>
+      <w:proofErr w:type="spellEnd"/>
+      <w:r>
+        <w:t>/${id})</w:t>
+      </w:r>
+    </w:p>
+    <w:p>
+      <w:pPr>
+        <w:spacing w:line="240" w:lineRule="auto"/>
+      </w:pPr>
+      <w:r>
+        <w:t>C</w:t>
+      </w:r>
+      <w:r>
+        <w:t xml:space="preserve">ara </w:t>
+      </w:r>
+      <w:proofErr w:type="spellStart"/>
+      <w:r>
+        <w:t>untuk</w:t>
+      </w:r>
+      <w:proofErr w:type="spellEnd"/>
+      <w:r>
+        <w:t> </w:t>
+      </w:r>
+      <w:proofErr w:type="spellStart"/>
+      <w:r>
+        <w:t>membuat</w:t>
+      </w:r>
+      <w:proofErr w:type="spellEnd"/>
+      <w:r>
+        <w:t xml:space="preserve"> </w:t>
+      </w:r>
+      <w:proofErr w:type="spellStart"/>
+      <w:r>
+        <w:t>alamat</w:t>
+      </w:r>
+      <w:proofErr w:type="spellEnd"/>
+      <w:r>
+        <w:t xml:space="preserve"> </w:t>
+      </w:r>
+      <w:proofErr w:type="spellStart"/>
+      <w:r>
+        <w:t>lengkap</w:t>
+      </w:r>
+      <w:proofErr w:type="spellEnd"/>
+      <w:r>
+        <w:t xml:space="preserve"> </w:t>
+      </w:r>
+      <w:proofErr w:type="spellStart"/>
+      <w:r>
+        <w:t>menuju</w:t>
+      </w:r>
+      <w:proofErr w:type="spellEnd"/>
+      <w:r>
+        <w:t xml:space="preserve"> </w:t>
+      </w:r>
+      <w:proofErr w:type="spellStart"/>
+      <w:r>
+        <w:t>satu</w:t>
+      </w:r>
+      <w:proofErr w:type="spellEnd"/>
+      <w:r>
+        <w:t xml:space="preserve"> </w:t>
+      </w:r>
+      <w:proofErr w:type="spellStart"/>
+      <w:r>
+        <w:t>tempat</w:t>
+      </w:r>
+      <w:proofErr w:type="spellEnd"/>
+      <w:r>
+        <w:t xml:space="preserve"> </w:t>
+      </w:r>
+      <w:proofErr w:type="spellStart"/>
+      <w:r>
+        <w:t>wisata</w:t>
+      </w:r>
+      <w:proofErr w:type="spellEnd"/>
+      <w:r>
+        <w:t xml:space="preserve"> </w:t>
+      </w:r>
+      <w:proofErr w:type="spellStart"/>
+      <w:r>
+        <w:t>secara</w:t>
+      </w:r>
+      <w:proofErr w:type="spellEnd"/>
+      <w:r>
+        <w:t xml:space="preserve"> </w:t>
+      </w:r>
+      <w:proofErr w:type="spellStart"/>
+      <w:r>
+        <w:t>spesifik</w:t>
+      </w:r>
+      <w:proofErr w:type="spellEnd"/>
+      <w:r>
+        <w:t>.</w:t>
+      </w:r>
+    </w:p>
+    <w:p>
+      <w:pPr>
+        <w:numPr>
+          <w:ilvl w:val="0"/>
+          <w:numId w:val="14"/>
+        </w:numPr>
+        <w:spacing w:line="240" w:lineRule="auto"/>
+      </w:pPr>
+      <w:r>
+        <w:t xml:space="preserve">${id}: </w:t>
+      </w:r>
+      <w:proofErr w:type="spellStart"/>
+      <w:r>
+        <w:t>Nomor</w:t>
+      </w:r>
+      <w:proofErr w:type="spellEnd"/>
+      <w:r>
+        <w:t xml:space="preserve"> KTP </w:t>
+      </w:r>
+      <w:proofErr w:type="spellStart"/>
+      <w:r>
+        <w:t>atau</w:t>
+      </w:r>
+      <w:proofErr w:type="spellEnd"/>
+      <w:r>
+        <w:t xml:space="preserve"> ID </w:t>
+      </w:r>
+      <w:proofErr w:type="spellStart"/>
+      <w:r>
+        <w:t>unik</w:t>
+      </w:r>
+      <w:proofErr w:type="spellEnd"/>
+      <w:r>
+        <w:t xml:space="preserve"> </w:t>
+      </w:r>
+      <w:proofErr w:type="spellStart"/>
+      <w:r>
+        <w:t>dari</w:t>
+      </w:r>
+      <w:proofErr w:type="spellEnd"/>
+      <w:r>
+        <w:t xml:space="preserve"> </w:t>
+      </w:r>
+      <w:proofErr w:type="spellStart"/>
+      <w:r>
+        <w:t>tempat</w:t>
+      </w:r>
+      <w:proofErr w:type="spellEnd"/>
+      <w:r>
+        <w:t xml:space="preserve"> </w:t>
+      </w:r>
+      <w:proofErr w:type="spellStart"/>
+      <w:r>
+        <w:t>wisata</w:t>
+      </w:r>
+      <w:proofErr w:type="spellEnd"/>
+      <w:r>
+        <w:t xml:space="preserve">. </w:t>
+      </w:r>
+      <w:proofErr w:type="spellStart"/>
+      <w:r>
+        <w:t>Misalnya</w:t>
+      </w:r>
+      <w:proofErr w:type="spellEnd"/>
+      <w:r>
+        <w:t>, Borobudur ID-</w:t>
+      </w:r>
+      <w:proofErr w:type="spellStart"/>
+      <w:r>
+        <w:t>nya</w:t>
+      </w:r>
+      <w:proofErr w:type="spellEnd"/>
+      <w:r>
+        <w:t xml:space="preserve"> </w:t>
+      </w:r>
+      <w:proofErr w:type="spellStart"/>
+      <w:r>
+        <w:t>adalah</w:t>
+      </w:r>
+      <w:proofErr w:type="spellEnd"/>
+      <w:r>
+        <w:t xml:space="preserve"> 5, </w:t>
+      </w:r>
+      <w:proofErr w:type="spellStart"/>
+      <w:r>
+        <w:t>maka</w:t>
+      </w:r>
+      <w:proofErr w:type="spellEnd"/>
+      <w:r>
+        <w:t xml:space="preserve"> </w:t>
+      </w:r>
+      <w:proofErr w:type="spellStart"/>
+      <w:r>
+        <w:t>kodingannya</w:t>
+      </w:r>
+      <w:proofErr w:type="spellEnd"/>
+      <w:r>
+        <w:t xml:space="preserve"> </w:t>
+      </w:r>
+      <w:proofErr w:type="spellStart"/>
+      <w:r>
+        <w:t>menjadi</w:t>
+      </w:r>
+      <w:proofErr w:type="spellEnd"/>
+      <w:r>
+        <w:t> /</w:t>
+      </w:r>
+      <w:proofErr w:type="spellStart"/>
+      <w:r>
+        <w:t>wisata</w:t>
+      </w:r>
+      <w:proofErr w:type="spellEnd"/>
+      <w:r>
+        <w:t>/5.</w:t>
+      </w:r>
+    </w:p>
+    <w:p>
+      <w:pPr>
+        <w:numPr>
+          <w:ilvl w:val="0"/>
+          <w:numId w:val="14"/>
+        </w:numPr>
+        <w:spacing w:line="240" w:lineRule="auto"/>
+      </w:pPr>
+      <w:proofErr w:type="spellStart"/>
+      <w:r>
+        <w:t>apiUrl</w:t>
+      </w:r>
+      <w:proofErr w:type="spellEnd"/>
+      <w:r>
+        <w:t xml:space="preserve">: </w:t>
+      </w:r>
+      <w:proofErr w:type="spellStart"/>
+      <w:r>
+        <w:t>M</w:t>
+      </w:r>
+      <w:r>
+        <w:t>enempelkan</w:t>
+      </w:r>
+      <w:proofErr w:type="spellEnd"/>
+      <w:r>
+        <w:t xml:space="preserve"> </w:t>
+      </w:r>
+      <w:proofErr w:type="spellStart"/>
+      <w:r>
+        <w:t>alamat</w:t>
+      </w:r>
+      <w:proofErr w:type="spellEnd"/>
+      <w:r>
+        <w:t xml:space="preserve"> </w:t>
+      </w:r>
+      <w:proofErr w:type="spellStart"/>
+      <w:r>
+        <w:t>pusat</w:t>
+      </w:r>
+      <w:proofErr w:type="spellEnd"/>
+      <w:r>
+        <w:t xml:space="preserve"> di </w:t>
+      </w:r>
+      <w:proofErr w:type="spellStart"/>
+      <w:r>
+        <w:t>depannya</w:t>
+      </w:r>
+      <w:proofErr w:type="spellEnd"/>
+      <w:r>
+        <w:t xml:space="preserve"> </w:t>
+      </w:r>
+      <w:proofErr w:type="spellStart"/>
+      <w:r>
+        <w:t>secara</w:t>
+      </w:r>
+      <w:proofErr w:type="spellEnd"/>
+      <w:r>
+        <w:t xml:space="preserve"> </w:t>
+      </w:r>
+      <w:proofErr w:type="spellStart"/>
+      <w:r>
+        <w:t>otomatis</w:t>
+      </w:r>
+      <w:proofErr w:type="spellEnd"/>
+      <w:r>
+        <w:t>.</w:t>
+      </w:r>
+    </w:p>
+    <w:p>
+      <w:pPr>
+        <w:spacing w:line="240" w:lineRule="auto"/>
+      </w:pPr>
+    </w:p>
     <w:sectPr>
       <w:pgSz w:w="11906" w:h="16838"/>
       <w:pgMar w:top="1440" w:right="1440" w:bottom="1440" w:left="1440" w:header="708" w:footer="708" w:gutter="0"/>
@@ -6741,6 +7280,155 @@
     </w:lvl>
   </w:abstractNum>
   <w:abstractNum w:abstractNumId="3" w15:restartNumberingAfterBreak="0">
+    <w:nsid w:val="3B2651EE"/>
+    <w:multiLevelType w:val="multilevel"/>
+    <w:tmpl w:val="A9B64842"/>
+    <w:lvl w:ilvl="0">
+      <w:start w:val="1"/>
+      <w:numFmt w:val="bullet"/>
+      <w:lvlText w:val=""/>
+      <w:lvlJc w:val="left"/>
+      <w:pPr>
+        <w:tabs>
+          <w:tab w:val="num" w:pos="720"/>
+        </w:tabs>
+        <w:ind w:left="720" w:hanging="360"/>
+      </w:pPr>
+      <w:rPr>
+        <w:rFonts w:ascii="Symbol" w:hAnsi="Symbol" w:hint="default"/>
+        <w:sz w:val="20"/>
+      </w:rPr>
+    </w:lvl>
+    <w:lvl w:ilvl="1" w:tentative="1">
+      <w:start w:val="1"/>
+      <w:numFmt w:val="bullet"/>
+      <w:lvlText w:val="o"/>
+      <w:lvlJc w:val="left"/>
+      <w:pPr>
+        <w:tabs>
+          <w:tab w:val="num" w:pos="1440"/>
+        </w:tabs>
+        <w:ind w:left="1440" w:hanging="360"/>
+      </w:pPr>
+      <w:rPr>
+        <w:rFonts w:ascii="Courier New" w:hAnsi="Courier New" w:hint="default"/>
+        <w:sz w:val="20"/>
+      </w:rPr>
+    </w:lvl>
+    <w:lvl w:ilvl="2" w:tentative="1">
+      <w:start w:val="1"/>
+      <w:numFmt w:val="bullet"/>
+      <w:lvlText w:val=""/>
+      <w:lvlJc w:val="left"/>
+      <w:pPr>
+        <w:tabs>
+          <w:tab w:val="num" w:pos="2160"/>
+        </w:tabs>
+        <w:ind w:left="2160" w:hanging="360"/>
+      </w:pPr>
+      <w:rPr>
+        <w:rFonts w:ascii="Wingdings" w:hAnsi="Wingdings" w:hint="default"/>
+        <w:sz w:val="20"/>
+      </w:rPr>
+    </w:lvl>
+    <w:lvl w:ilvl="3" w:tentative="1">
+      <w:start w:val="1"/>
+      <w:numFmt w:val="bullet"/>
+      <w:lvlText w:val=""/>
+      <w:lvlJc w:val="left"/>
+      <w:pPr>
+        <w:tabs>
+          <w:tab w:val="num" w:pos="2880"/>
+        </w:tabs>
+        <w:ind w:left="2880" w:hanging="360"/>
+      </w:pPr>
+      <w:rPr>
+        <w:rFonts w:ascii="Wingdings" w:hAnsi="Wingdings" w:hint="default"/>
+        <w:sz w:val="20"/>
+      </w:rPr>
+    </w:lvl>
+    <w:lvl w:ilvl="4" w:tentative="1">
+      <w:start w:val="1"/>
+      <w:numFmt w:val="bullet"/>
+      <w:lvlText w:val=""/>
+      <w:lvlJc w:val="left"/>
+      <w:pPr>
+        <w:tabs>
+          <w:tab w:val="num" w:pos="3600"/>
+        </w:tabs>
+        <w:ind w:left="3600" w:hanging="360"/>
+      </w:pPr>
+      <w:rPr>
+        <w:rFonts w:ascii="Wingdings" w:hAnsi="Wingdings" w:hint="default"/>
+        <w:sz w:val="20"/>
+      </w:rPr>
+    </w:lvl>
+    <w:lvl w:ilvl="5" w:tentative="1">
+      <w:start w:val="1"/>
+      <w:numFmt w:val="bullet"/>
+      <w:lvlText w:val=""/>
+      <w:lvlJc w:val="left"/>
+      <w:pPr>
+        <w:tabs>
+          <w:tab w:val="num" w:pos="4320"/>
+        </w:tabs>
+        <w:ind w:left="4320" w:hanging="360"/>
+      </w:pPr>
+      <w:rPr>
+        <w:rFonts w:ascii="Wingdings" w:hAnsi="Wingdings" w:hint="default"/>
+        <w:sz w:val="20"/>
+      </w:rPr>
+    </w:lvl>
+    <w:lvl w:ilvl="6" w:tentative="1">
+      <w:start w:val="1"/>
+      <w:numFmt w:val="bullet"/>
+      <w:lvlText w:val=""/>
+      <w:lvlJc w:val="left"/>
+      <w:pPr>
+        <w:tabs>
+          <w:tab w:val="num" w:pos="5040"/>
+        </w:tabs>
+        <w:ind w:left="5040" w:hanging="360"/>
+      </w:pPr>
+      <w:rPr>
+        <w:rFonts w:ascii="Wingdings" w:hAnsi="Wingdings" w:hint="default"/>
+        <w:sz w:val="20"/>
+      </w:rPr>
+    </w:lvl>
+    <w:lvl w:ilvl="7" w:tentative="1">
+      <w:start w:val="1"/>
+      <w:numFmt w:val="bullet"/>
+      <w:lvlText w:val=""/>
+      <w:lvlJc w:val="left"/>
+      <w:pPr>
+        <w:tabs>
+          <w:tab w:val="num" w:pos="5760"/>
+        </w:tabs>
+        <w:ind w:left="5760" w:hanging="360"/>
+      </w:pPr>
+      <w:rPr>
+        <w:rFonts w:ascii="Wingdings" w:hAnsi="Wingdings" w:hint="default"/>
+        <w:sz w:val="20"/>
+      </w:rPr>
+    </w:lvl>
+    <w:lvl w:ilvl="8" w:tentative="1">
+      <w:start w:val="1"/>
+      <w:numFmt w:val="bullet"/>
+      <w:lvlText w:val=""/>
+      <w:lvlJc w:val="left"/>
+      <w:pPr>
+        <w:tabs>
+          <w:tab w:val="num" w:pos="6480"/>
+        </w:tabs>
+        <w:ind w:left="6480" w:hanging="360"/>
+      </w:pPr>
+      <w:rPr>
+        <w:rFonts w:ascii="Wingdings" w:hAnsi="Wingdings" w:hint="default"/>
+        <w:sz w:val="20"/>
+      </w:rPr>
+    </w:lvl>
+  </w:abstractNum>
+  <w:abstractNum w:abstractNumId="4" w15:restartNumberingAfterBreak="0">
     <w:nsid w:val="4E280CE5"/>
     <w:multiLevelType w:val="hybridMultilevel"/>
     <w:tmpl w:val="C5944EFA"/>
@@ -6853,7 +7541,7 @@
       </w:rPr>
     </w:lvl>
   </w:abstractNum>
-  <w:abstractNum w:abstractNumId="4" w15:restartNumberingAfterBreak="0">
+  <w:abstractNum w:abstractNumId="5" w15:restartNumberingAfterBreak="0">
     <w:nsid w:val="52B2306A"/>
     <w:multiLevelType w:val="multilevel"/>
     <w:tmpl w:val="28BC2570"/>
@@ -6970,7 +7658,7 @@
       </w:pPr>
     </w:lvl>
   </w:abstractNum>
-  <w:abstractNum w:abstractNumId="5" w15:restartNumberingAfterBreak="0">
+  <w:abstractNum w:abstractNumId="6" w15:restartNumberingAfterBreak="0">
     <w:nsid w:val="59AC64DE"/>
     <w:multiLevelType w:val="hybridMultilevel"/>
     <w:tmpl w:val="D556FF78"/>
@@ -7083,7 +7771,7 @@
       </w:rPr>
     </w:lvl>
   </w:abstractNum>
-  <w:abstractNum w:abstractNumId="6" w15:restartNumberingAfterBreak="0">
+  <w:abstractNum w:abstractNumId="7" w15:restartNumberingAfterBreak="0">
     <w:nsid w:val="5ECA440E"/>
     <w:multiLevelType w:val="multilevel"/>
     <w:tmpl w:val="39086EF2"/>
@@ -7232,7 +7920,7 @@
       </w:rPr>
     </w:lvl>
   </w:abstractNum>
-  <w:abstractNum w:abstractNumId="7" w15:restartNumberingAfterBreak="0">
+  <w:abstractNum w:abstractNumId="8" w15:restartNumberingAfterBreak="0">
     <w:nsid w:val="6BA85B18"/>
     <w:multiLevelType w:val="multilevel"/>
     <w:tmpl w:val="C93CBC46"/>
@@ -7381,7 +8069,7 @@
       </w:rPr>
     </w:lvl>
   </w:abstractNum>
-  <w:abstractNum w:abstractNumId="8" w15:restartNumberingAfterBreak="0">
+  <w:abstractNum w:abstractNumId="9" w15:restartNumberingAfterBreak="0">
     <w:nsid w:val="725901CB"/>
     <w:multiLevelType w:val="multilevel"/>
     <w:tmpl w:val="E8F6E3B2"/>
@@ -7530,7 +8218,7 @@
       </w:rPr>
     </w:lvl>
   </w:abstractNum>
-  <w:abstractNum w:abstractNumId="9" w15:restartNumberingAfterBreak="0">
+  <w:abstractNum w:abstractNumId="10" w15:restartNumberingAfterBreak="0">
     <w:nsid w:val="7AA0268F"/>
     <w:multiLevelType w:val="multilevel"/>
     <w:tmpl w:val="E2486BC0"/>
@@ -7679,7 +8367,7 @@
       </w:rPr>
     </w:lvl>
   </w:abstractNum>
-  <w:abstractNum w:abstractNumId="10" w15:restartNumberingAfterBreak="0">
+  <w:abstractNum w:abstractNumId="11" w15:restartNumberingAfterBreak="0">
     <w:nsid w:val="7B92578F"/>
     <w:multiLevelType w:val="hybridMultilevel"/>
     <w:tmpl w:val="B804E9B8"/>
@@ -7792,7 +8480,7 @@
       </w:rPr>
     </w:lvl>
   </w:abstractNum>
-  <w:abstractNum w:abstractNumId="11" w15:restartNumberingAfterBreak="0">
+  <w:abstractNum w:abstractNumId="12" w15:restartNumberingAfterBreak="0">
     <w:nsid w:val="7BE726BE"/>
     <w:multiLevelType w:val="multilevel"/>
     <w:tmpl w:val="14AE9B48"/>
@@ -7941,7 +8629,7 @@
       </w:rPr>
     </w:lvl>
   </w:abstractNum>
-  <w:abstractNum w:abstractNumId="12" w15:restartNumberingAfterBreak="0">
+  <w:abstractNum w:abstractNumId="13" w15:restartNumberingAfterBreak="0">
     <w:nsid w:val="7DD5389E"/>
     <w:multiLevelType w:val="hybridMultilevel"/>
     <w:tmpl w:val="6840CD52"/>
@@ -8055,25 +8743,25 @@
     </w:lvl>
   </w:abstractNum>
   <w:num w:numId="1" w16cid:durableId="775180286">
-    <w:abstractNumId w:val="10"/>
+    <w:abstractNumId w:val="11"/>
   </w:num>
   <w:num w:numId="2" w16cid:durableId="1579442916">
-    <w:abstractNumId w:val="12"/>
+    <w:abstractNumId w:val="13"/>
   </w:num>
   <w:num w:numId="3" w16cid:durableId="1996445871">
     <w:abstractNumId w:val="0"/>
   </w:num>
   <w:num w:numId="4" w16cid:durableId="982202006">
-    <w:abstractNumId w:val="5"/>
+    <w:abstractNumId w:val="6"/>
   </w:num>
   <w:num w:numId="5" w16cid:durableId="2119370406">
-    <w:abstractNumId w:val="3"/>
+    <w:abstractNumId w:val="4"/>
   </w:num>
   <w:num w:numId="6" w16cid:durableId="1063062556">
-    <w:abstractNumId w:val="7"/>
+    <w:abstractNumId w:val="8"/>
   </w:num>
   <w:num w:numId="7" w16cid:durableId="1353610240">
-    <w:abstractNumId w:val="4"/>
+    <w:abstractNumId w:val="5"/>
   </w:num>
   <w:num w:numId="8" w16cid:durableId="905185883">
     <w:abstractNumId w:val="1"/>
@@ -8082,16 +8770,19 @@
     <w:abstractNumId w:val="2"/>
   </w:num>
   <w:num w:numId="10" w16cid:durableId="1140342277">
-    <w:abstractNumId w:val="11"/>
+    <w:abstractNumId w:val="12"/>
   </w:num>
   <w:num w:numId="11" w16cid:durableId="279798585">
+    <w:abstractNumId w:val="10"/>
+  </w:num>
+  <w:num w:numId="12" w16cid:durableId="1854026150">
+    <w:abstractNumId w:val="7"/>
+  </w:num>
+  <w:num w:numId="13" w16cid:durableId="1603954273">
     <w:abstractNumId w:val="9"/>
   </w:num>
-  <w:num w:numId="12" w16cid:durableId="1854026150">
-    <w:abstractNumId w:val="6"/>
-  </w:num>
-  <w:num w:numId="13" w16cid:durableId="1603954273">
-    <w:abstractNumId w:val="8"/>
+  <w:num w:numId="14" w16cid:durableId="775751699">
+    <w:abstractNumId w:val="3"/>
   </w:num>
 </w:numbering>
 </file>

--- a/Dokumentasi/24382001P_Lorensius Firngadi_Dokumentasi Sesi 3.docx
+++ b/Dokumentasi/24382001P_Lorensius Firngadi_Dokumentasi Sesi 3.docx
@@ -6325,6 +6325,25 @@
         <w:lastRenderedPageBreak/>
         <w:t xml:space="preserve">12. </w:t>
       </w:r>
+      <w:r>
+        <w:t xml:space="preserve">Update </w:t>
+      </w:r>
+      <w:proofErr w:type="spellStart"/>
+      <w:r>
+        <w:t>koding</w:t>
+      </w:r>
+      <w:proofErr w:type="spellEnd"/>
+      <w:r>
+        <w:t xml:space="preserve"> file </w:t>
+      </w:r>
+      <w:proofErr w:type="spellStart"/>
+      <w:r>
+        <w:t>wisata.ts</w:t>
+      </w:r>
+      <w:proofErr w:type="spellEnd"/>
+      <w:r>
+        <w:t>.</w:t>
+      </w:r>
     </w:p>
     <w:p>
       <w:pPr>
@@ -6335,6 +6354,30 @@
         <w:t>File :</w:t>
       </w:r>
       <w:proofErr w:type="gramEnd"/>
+      <w:r>
+        <w:t xml:space="preserve"> </w:t>
+      </w:r>
+      <w:proofErr w:type="spellStart"/>
+      <w:r>
+        <w:t>wisata-CPMApp</w:t>
+      </w:r>
+      <w:proofErr w:type="spellEnd"/>
+      <w:r>
+        <w:t>\user\app\lib\</w:t>
+      </w:r>
+      <w:proofErr w:type="spellStart"/>
+      <w:r>
+        <w:t>wisata</w:t>
+      </w:r>
+      <w:proofErr w:type="spellEnd"/>
+      <w:r>
+        <w:t>\utils\</w:t>
+      </w:r>
+      <w:proofErr w:type="spellStart"/>
+      <w:r>
+        <w:t>wisata.ts</w:t>
+      </w:r>
+      <w:proofErr w:type="spellEnd"/>
     </w:p>
     <w:p>
       <w:pPr>
@@ -6856,6 +6899,322 @@
         <w:spacing w:line="240" w:lineRule="auto"/>
       </w:pPr>
     </w:p>
+    <w:p>
+      <w:pPr>
+        <w:spacing w:line="240" w:lineRule="auto"/>
+      </w:pPr>
+    </w:p>
+    <w:p>
+      <w:pPr>
+        <w:spacing w:line="240" w:lineRule="auto"/>
+      </w:pPr>
+    </w:p>
+    <w:p>
+      <w:pPr>
+        <w:spacing w:line="240" w:lineRule="auto"/>
+      </w:pPr>
+    </w:p>
+    <w:p>
+      <w:pPr>
+        <w:spacing w:line="240" w:lineRule="auto"/>
+      </w:pPr>
+    </w:p>
+    <w:p>
+      <w:pPr>
+        <w:spacing w:line="240" w:lineRule="auto"/>
+      </w:pPr>
+    </w:p>
+    <w:p>
+      <w:pPr>
+        <w:spacing w:line="240" w:lineRule="auto"/>
+      </w:pPr>
+    </w:p>
+    <w:p>
+      <w:pPr>
+        <w:spacing w:line="240" w:lineRule="auto"/>
+      </w:pPr>
+      <w:r>
+        <w:lastRenderedPageBreak/>
+        <w:t xml:space="preserve">13. Update </w:t>
+      </w:r>
+      <w:proofErr w:type="spellStart"/>
+      <w:r>
+        <w:t>koding</w:t>
+      </w:r>
+      <w:proofErr w:type="spellEnd"/>
+      <w:r>
+        <w:t xml:space="preserve"> file</w:t>
+      </w:r>
+      <w:r>
+        <w:t xml:space="preserve"> </w:t>
+      </w:r>
+      <w:proofErr w:type="spellStart"/>
+      <w:r>
+        <w:t>wisata.ts</w:t>
+      </w:r>
+      <w:proofErr w:type="spellEnd"/>
+      <w:r>
+        <w:t>.</w:t>
+      </w:r>
+    </w:p>
+    <w:p>
+      <w:pPr>
+        <w:spacing w:line="240" w:lineRule="auto"/>
+      </w:pPr>
+      <w:proofErr w:type="gramStart"/>
+      <w:r>
+        <w:t>File :</w:t>
+      </w:r>
+      <w:proofErr w:type="gramEnd"/>
+      <w:r>
+        <w:t xml:space="preserve"> </w:t>
+      </w:r>
+      <w:proofErr w:type="spellStart"/>
+      <w:r>
+        <w:t>wisata-CPMApp</w:t>
+      </w:r>
+      <w:proofErr w:type="spellEnd"/>
+      <w:r>
+        <w:t>\user\app\lib\admin\utils\</w:t>
+      </w:r>
+      <w:proofErr w:type="spellStart"/>
+      <w:r>
+        <w:t>wisata.ts</w:t>
+      </w:r>
+      <w:proofErr w:type="spellEnd"/>
+    </w:p>
+    <w:p>
+      <w:pPr>
+        <w:spacing w:line="240" w:lineRule="auto"/>
+      </w:pPr>
+      <w:r>
+        <w:rPr>
+          <w:noProof/>
+        </w:rPr>
+        <w:drawing>
+          <wp:inline distT="0" distB="0" distL="0" distR="0" wp14:anchorId="23AC06A6" wp14:editId="27C1E099">
+            <wp:extent cx="5731510" cy="3222625"/>
+            <wp:effectExtent l="0" t="0" r="2540" b="0"/>
+            <wp:docPr id="1022258213" name="Picture 1"/>
+            <wp:cNvGraphicFramePr>
+              <a:graphicFrameLocks xmlns:a="http://schemas.openxmlformats.org/drawingml/2006/main" noChangeAspect="1"/>
+            </wp:cNvGraphicFramePr>
+            <a:graphic xmlns:a="http://schemas.openxmlformats.org/drawingml/2006/main">
+              <a:graphicData uri="http://schemas.openxmlformats.org/drawingml/2006/picture">
+                <pic:pic xmlns:pic="http://schemas.openxmlformats.org/drawingml/2006/picture">
+                  <pic:nvPicPr>
+                    <pic:cNvPr id="1022258213" name=""/>
+                    <pic:cNvPicPr/>
+                  </pic:nvPicPr>
+                  <pic:blipFill>
+                    <a:blip r:embed="rId18"/>
+                    <a:stretch>
+                      <a:fillRect/>
+                    </a:stretch>
+                  </pic:blipFill>
+                  <pic:spPr>
+                    <a:xfrm>
+                      <a:off x="0" y="0"/>
+                      <a:ext cx="5731510" cy="3222625"/>
+                    </a:xfrm>
+                    <a:prstGeom prst="rect">
+                      <a:avLst/>
+                    </a:prstGeom>
+                  </pic:spPr>
+                </pic:pic>
+              </a:graphicData>
+            </a:graphic>
+          </wp:inline>
+        </w:drawing>
+      </w:r>
+    </w:p>
+    <w:p>
+      <w:pPr>
+        <w:numPr>
+          <w:ilvl w:val="0"/>
+          <w:numId w:val="15"/>
+        </w:numPr>
+        <w:spacing w:line="240" w:lineRule="auto"/>
+      </w:pPr>
+      <w:proofErr w:type="spellStart"/>
+      <w:r>
+        <w:t>Sebelumnya</w:t>
+      </w:r>
+      <w:proofErr w:type="spellEnd"/>
+      <w:r>
+        <w:t xml:space="preserve"> (Pakai BASE_URL manual): </w:t>
+      </w:r>
+      <w:r>
+        <w:t>H</w:t>
+      </w:r>
+      <w:r>
+        <w:t xml:space="preserve">arus </w:t>
+      </w:r>
+      <w:proofErr w:type="spellStart"/>
+      <w:r>
+        <w:t>menulis</w:t>
+      </w:r>
+      <w:proofErr w:type="spellEnd"/>
+      <w:r>
+        <w:t xml:space="preserve"> </w:t>
+      </w:r>
+      <w:proofErr w:type="spellStart"/>
+      <w:r>
+        <w:t>alamat</w:t>
+      </w:r>
+      <w:proofErr w:type="spellEnd"/>
+      <w:r>
+        <w:t xml:space="preserve"> </w:t>
+      </w:r>
+      <w:proofErr w:type="spellStart"/>
+      <w:r>
+        <w:t>lengkap</w:t>
+      </w:r>
+      <w:proofErr w:type="spellEnd"/>
+      <w:r>
+        <w:t>.</w:t>
+      </w:r>
+    </w:p>
+    <w:p>
+      <w:pPr>
+        <w:numPr>
+          <w:ilvl w:val="0"/>
+          <w:numId w:val="15"/>
+        </w:numPr>
+        <w:spacing w:line="240" w:lineRule="auto"/>
+        <w:jc w:val="both"/>
+      </w:pPr>
+      <w:proofErr w:type="spellStart"/>
+      <w:r>
+        <w:t>Fungsi</w:t>
+      </w:r>
+      <w:proofErr w:type="spellEnd"/>
+      <w:r>
+        <w:t> </w:t>
+      </w:r>
+      <w:proofErr w:type="spellStart"/>
+      <w:r>
+        <w:t>apiUrl</w:t>
+      </w:r>
+      <w:proofErr w:type="spellEnd"/>
+      <w:r>
+        <w:t xml:space="preserve"> di sana </w:t>
+      </w:r>
+      <w:proofErr w:type="spellStart"/>
+      <w:r>
+        <w:t>memastikan</w:t>
+      </w:r>
+      <w:proofErr w:type="spellEnd"/>
+      <w:r>
+        <w:t xml:space="preserve"> </w:t>
+      </w:r>
+      <w:proofErr w:type="spellStart"/>
+      <w:r>
+        <w:t>perintah</w:t>
+      </w:r>
+      <w:proofErr w:type="spellEnd"/>
+      <w:r>
+        <w:t> Ambil Data (Get), Hapus Data (Delete), dan Ganti Status (Patch) </w:t>
+      </w:r>
+      <w:proofErr w:type="spellStart"/>
+      <w:r>
+        <w:t>dikirim</w:t>
+      </w:r>
+      <w:proofErr w:type="spellEnd"/>
+      <w:r>
+        <w:t xml:space="preserve"> </w:t>
+      </w:r>
+      <w:proofErr w:type="spellStart"/>
+      <w:r>
+        <w:t>ke</w:t>
+      </w:r>
+      <w:proofErr w:type="spellEnd"/>
+      <w:r>
+        <w:t xml:space="preserve"> </w:t>
+      </w:r>
+      <w:proofErr w:type="spellStart"/>
+      <w:r>
+        <w:t>alamat</w:t>
+      </w:r>
+      <w:proofErr w:type="spellEnd"/>
+      <w:r>
+        <w:t xml:space="preserve"> server yang </w:t>
+      </w:r>
+      <w:proofErr w:type="spellStart"/>
+      <w:r>
+        <w:t>tepat</w:t>
+      </w:r>
+      <w:proofErr w:type="spellEnd"/>
+      <w:r>
+        <w:t xml:space="preserve">, </w:t>
+      </w:r>
+      <w:proofErr w:type="spellStart"/>
+      <w:r>
+        <w:t>sesuai</w:t>
+      </w:r>
+      <w:proofErr w:type="spellEnd"/>
+      <w:r>
+        <w:t xml:space="preserve"> </w:t>
+      </w:r>
+      <w:proofErr w:type="spellStart"/>
+      <w:r>
+        <w:t>dengan</w:t>
+      </w:r>
+      <w:proofErr w:type="spellEnd"/>
+      <w:r>
+        <w:t xml:space="preserve"> di mana </w:t>
+      </w:r>
+      <w:proofErr w:type="spellStart"/>
+      <w:r>
+        <w:t>aplikasi</w:t>
+      </w:r>
+      <w:proofErr w:type="spellEnd"/>
+      <w:r>
+        <w:t xml:space="preserve"> </w:t>
+      </w:r>
+      <w:proofErr w:type="spellStart"/>
+      <w:r>
+        <w:t>itu</w:t>
+      </w:r>
+      <w:proofErr w:type="spellEnd"/>
+      <w:r>
+        <w:t xml:space="preserve"> </w:t>
+      </w:r>
+      <w:proofErr w:type="spellStart"/>
+      <w:r>
+        <w:t>dijalankan</w:t>
+      </w:r>
+      <w:proofErr w:type="spellEnd"/>
+      <w:r>
+        <w:t xml:space="preserve"> (HP Android </w:t>
+      </w:r>
+      <w:proofErr w:type="spellStart"/>
+      <w:r>
+        <w:t>atau</w:t>
+      </w:r>
+      <w:proofErr w:type="spellEnd"/>
+      <w:r>
+        <w:t xml:space="preserve"> Laptop).</w:t>
+      </w:r>
+    </w:p>
+    <w:p>
+      <w:pPr>
+        <w:spacing w:line="240" w:lineRule="auto"/>
+      </w:pPr>
+    </w:p>
+    <w:p>
+      <w:pPr>
+        <w:spacing w:line="240" w:lineRule="auto"/>
+      </w:pPr>
+      <w:r>
+        <w:t xml:space="preserve">14. </w:t>
+      </w:r>
+    </w:p>
+    <w:p>
+      <w:pPr>
+        <w:spacing w:line="240" w:lineRule="auto"/>
+      </w:pPr>
+    </w:p>
     <w:sectPr>
       <w:pgSz w:w="11906" w:h="16838"/>
       <w:pgMar w:top="1440" w:right="1440" w:bottom="1440" w:left="1440" w:header="708" w:footer="708" w:gutter="0"/>
@@ -7921,6 +8280,155 @@
     </w:lvl>
   </w:abstractNum>
   <w:abstractNum w:abstractNumId="8" w15:restartNumberingAfterBreak="0">
+    <w:nsid w:val="6AF63B54"/>
+    <w:multiLevelType w:val="multilevel"/>
+    <w:tmpl w:val="AD621050"/>
+    <w:lvl w:ilvl="0">
+      <w:start w:val="1"/>
+      <w:numFmt w:val="bullet"/>
+      <w:lvlText w:val=""/>
+      <w:lvlJc w:val="left"/>
+      <w:pPr>
+        <w:tabs>
+          <w:tab w:val="num" w:pos="720"/>
+        </w:tabs>
+        <w:ind w:left="720" w:hanging="360"/>
+      </w:pPr>
+      <w:rPr>
+        <w:rFonts w:ascii="Symbol" w:hAnsi="Symbol" w:hint="default"/>
+        <w:sz w:val="20"/>
+      </w:rPr>
+    </w:lvl>
+    <w:lvl w:ilvl="1" w:tentative="1">
+      <w:start w:val="1"/>
+      <w:numFmt w:val="bullet"/>
+      <w:lvlText w:val="o"/>
+      <w:lvlJc w:val="left"/>
+      <w:pPr>
+        <w:tabs>
+          <w:tab w:val="num" w:pos="1440"/>
+        </w:tabs>
+        <w:ind w:left="1440" w:hanging="360"/>
+      </w:pPr>
+      <w:rPr>
+        <w:rFonts w:ascii="Courier New" w:hAnsi="Courier New" w:hint="default"/>
+        <w:sz w:val="20"/>
+      </w:rPr>
+    </w:lvl>
+    <w:lvl w:ilvl="2" w:tentative="1">
+      <w:start w:val="1"/>
+      <w:numFmt w:val="bullet"/>
+      <w:lvlText w:val=""/>
+      <w:lvlJc w:val="left"/>
+      <w:pPr>
+        <w:tabs>
+          <w:tab w:val="num" w:pos="2160"/>
+        </w:tabs>
+        <w:ind w:left="2160" w:hanging="360"/>
+      </w:pPr>
+      <w:rPr>
+        <w:rFonts w:ascii="Wingdings" w:hAnsi="Wingdings" w:hint="default"/>
+        <w:sz w:val="20"/>
+      </w:rPr>
+    </w:lvl>
+    <w:lvl w:ilvl="3" w:tentative="1">
+      <w:start w:val="1"/>
+      <w:numFmt w:val="bullet"/>
+      <w:lvlText w:val=""/>
+      <w:lvlJc w:val="left"/>
+      <w:pPr>
+        <w:tabs>
+          <w:tab w:val="num" w:pos="2880"/>
+        </w:tabs>
+        <w:ind w:left="2880" w:hanging="360"/>
+      </w:pPr>
+      <w:rPr>
+        <w:rFonts w:ascii="Wingdings" w:hAnsi="Wingdings" w:hint="default"/>
+        <w:sz w:val="20"/>
+      </w:rPr>
+    </w:lvl>
+    <w:lvl w:ilvl="4" w:tentative="1">
+      <w:start w:val="1"/>
+      <w:numFmt w:val="bullet"/>
+      <w:lvlText w:val=""/>
+      <w:lvlJc w:val="left"/>
+      <w:pPr>
+        <w:tabs>
+          <w:tab w:val="num" w:pos="3600"/>
+        </w:tabs>
+        <w:ind w:left="3600" w:hanging="360"/>
+      </w:pPr>
+      <w:rPr>
+        <w:rFonts w:ascii="Wingdings" w:hAnsi="Wingdings" w:hint="default"/>
+        <w:sz w:val="20"/>
+      </w:rPr>
+    </w:lvl>
+    <w:lvl w:ilvl="5" w:tentative="1">
+      <w:start w:val="1"/>
+      <w:numFmt w:val="bullet"/>
+      <w:lvlText w:val=""/>
+      <w:lvlJc w:val="left"/>
+      <w:pPr>
+        <w:tabs>
+          <w:tab w:val="num" w:pos="4320"/>
+        </w:tabs>
+        <w:ind w:left="4320" w:hanging="360"/>
+      </w:pPr>
+      <w:rPr>
+        <w:rFonts w:ascii="Wingdings" w:hAnsi="Wingdings" w:hint="default"/>
+        <w:sz w:val="20"/>
+      </w:rPr>
+    </w:lvl>
+    <w:lvl w:ilvl="6" w:tentative="1">
+      <w:start w:val="1"/>
+      <w:numFmt w:val="bullet"/>
+      <w:lvlText w:val=""/>
+      <w:lvlJc w:val="left"/>
+      <w:pPr>
+        <w:tabs>
+          <w:tab w:val="num" w:pos="5040"/>
+        </w:tabs>
+        <w:ind w:left="5040" w:hanging="360"/>
+      </w:pPr>
+      <w:rPr>
+        <w:rFonts w:ascii="Wingdings" w:hAnsi="Wingdings" w:hint="default"/>
+        <w:sz w:val="20"/>
+      </w:rPr>
+    </w:lvl>
+    <w:lvl w:ilvl="7" w:tentative="1">
+      <w:start w:val="1"/>
+      <w:numFmt w:val="bullet"/>
+      <w:lvlText w:val=""/>
+      <w:lvlJc w:val="left"/>
+      <w:pPr>
+        <w:tabs>
+          <w:tab w:val="num" w:pos="5760"/>
+        </w:tabs>
+        <w:ind w:left="5760" w:hanging="360"/>
+      </w:pPr>
+      <w:rPr>
+        <w:rFonts w:ascii="Wingdings" w:hAnsi="Wingdings" w:hint="default"/>
+        <w:sz w:val="20"/>
+      </w:rPr>
+    </w:lvl>
+    <w:lvl w:ilvl="8" w:tentative="1">
+      <w:start w:val="1"/>
+      <w:numFmt w:val="bullet"/>
+      <w:lvlText w:val=""/>
+      <w:lvlJc w:val="left"/>
+      <w:pPr>
+        <w:tabs>
+          <w:tab w:val="num" w:pos="6480"/>
+        </w:tabs>
+        <w:ind w:left="6480" w:hanging="360"/>
+      </w:pPr>
+      <w:rPr>
+        <w:rFonts w:ascii="Wingdings" w:hAnsi="Wingdings" w:hint="default"/>
+        <w:sz w:val="20"/>
+      </w:rPr>
+    </w:lvl>
+  </w:abstractNum>
+  <w:abstractNum w:abstractNumId="9" w15:restartNumberingAfterBreak="0">
     <w:nsid w:val="6BA85B18"/>
     <w:multiLevelType w:val="multilevel"/>
     <w:tmpl w:val="C93CBC46"/>
@@ -8069,7 +8577,7 @@
       </w:rPr>
     </w:lvl>
   </w:abstractNum>
-  <w:abstractNum w:abstractNumId="9" w15:restartNumberingAfterBreak="0">
+  <w:abstractNum w:abstractNumId="10" w15:restartNumberingAfterBreak="0">
     <w:nsid w:val="725901CB"/>
     <w:multiLevelType w:val="multilevel"/>
     <w:tmpl w:val="E8F6E3B2"/>
@@ -8218,7 +8726,7 @@
       </w:rPr>
     </w:lvl>
   </w:abstractNum>
-  <w:abstractNum w:abstractNumId="10" w15:restartNumberingAfterBreak="0">
+  <w:abstractNum w:abstractNumId="11" w15:restartNumberingAfterBreak="0">
     <w:nsid w:val="7AA0268F"/>
     <w:multiLevelType w:val="multilevel"/>
     <w:tmpl w:val="E2486BC0"/>
@@ -8367,7 +8875,7 @@
       </w:rPr>
     </w:lvl>
   </w:abstractNum>
-  <w:abstractNum w:abstractNumId="11" w15:restartNumberingAfterBreak="0">
+  <w:abstractNum w:abstractNumId="12" w15:restartNumberingAfterBreak="0">
     <w:nsid w:val="7B92578F"/>
     <w:multiLevelType w:val="hybridMultilevel"/>
     <w:tmpl w:val="B804E9B8"/>
@@ -8480,7 +8988,7 @@
       </w:rPr>
     </w:lvl>
   </w:abstractNum>
-  <w:abstractNum w:abstractNumId="12" w15:restartNumberingAfterBreak="0">
+  <w:abstractNum w:abstractNumId="13" w15:restartNumberingAfterBreak="0">
     <w:nsid w:val="7BE726BE"/>
     <w:multiLevelType w:val="multilevel"/>
     <w:tmpl w:val="14AE9B48"/>
@@ -8629,7 +9137,7 @@
       </w:rPr>
     </w:lvl>
   </w:abstractNum>
-  <w:abstractNum w:abstractNumId="13" w15:restartNumberingAfterBreak="0">
+  <w:abstractNum w:abstractNumId="14" w15:restartNumberingAfterBreak="0">
     <w:nsid w:val="7DD5389E"/>
     <w:multiLevelType w:val="hybridMultilevel"/>
     <w:tmpl w:val="6840CD52"/>
@@ -8743,10 +9251,10 @@
     </w:lvl>
   </w:abstractNum>
   <w:num w:numId="1" w16cid:durableId="775180286">
-    <w:abstractNumId w:val="11"/>
+    <w:abstractNumId w:val="12"/>
   </w:num>
   <w:num w:numId="2" w16cid:durableId="1579442916">
-    <w:abstractNumId w:val="13"/>
+    <w:abstractNumId w:val="14"/>
   </w:num>
   <w:num w:numId="3" w16cid:durableId="1996445871">
     <w:abstractNumId w:val="0"/>
@@ -8758,7 +9266,7 @@
     <w:abstractNumId w:val="4"/>
   </w:num>
   <w:num w:numId="6" w16cid:durableId="1063062556">
-    <w:abstractNumId w:val="8"/>
+    <w:abstractNumId w:val="9"/>
   </w:num>
   <w:num w:numId="7" w16cid:durableId="1353610240">
     <w:abstractNumId w:val="5"/>
@@ -8770,19 +9278,22 @@
     <w:abstractNumId w:val="2"/>
   </w:num>
   <w:num w:numId="10" w16cid:durableId="1140342277">
-    <w:abstractNumId w:val="12"/>
+    <w:abstractNumId w:val="13"/>
   </w:num>
   <w:num w:numId="11" w16cid:durableId="279798585">
-    <w:abstractNumId w:val="10"/>
+    <w:abstractNumId w:val="11"/>
   </w:num>
   <w:num w:numId="12" w16cid:durableId="1854026150">
     <w:abstractNumId w:val="7"/>
   </w:num>
   <w:num w:numId="13" w16cid:durableId="1603954273">
-    <w:abstractNumId w:val="9"/>
+    <w:abstractNumId w:val="10"/>
   </w:num>
   <w:num w:numId="14" w16cid:durableId="775751699">
     <w:abstractNumId w:val="3"/>
+  </w:num>
+  <w:num w:numId="15" w16cid:durableId="435755312">
+    <w:abstractNumId w:val="8"/>
   </w:num>
 </w:numbering>
 </file>

--- a/Dokumentasi/24382001P_Lorensius Firngadi_Dokumentasi Sesi 3.docx
+++ b/Dokumentasi/24382001P_Lorensius Firngadi_Dokumentasi Sesi 3.docx
@@ -44,23 +44,7 @@
           <w:b/>
           <w:bCs/>
         </w:rPr>
-        <w:t xml:space="preserve">Mata </w:t>
-      </w:r>
-      <w:proofErr w:type="gramStart"/>
-      <w:r>
-        <w:rPr>
-          <w:b/>
-          <w:bCs/>
-        </w:rPr>
-        <w:t>Kuliah :</w:t>
-      </w:r>
-      <w:proofErr w:type="gramEnd"/>
-      <w:r>
-        <w:rPr>
-          <w:b/>
-          <w:bCs/>
-        </w:rPr>
-        <w:t xml:space="preserve"> </w:t>
+        <w:t xml:space="preserve">Mata Kuliah : </w:t>
       </w:r>
       <w:proofErr w:type="spellStart"/>
       <w:r>
@@ -110,14 +94,9 @@
       <w:r>
         <w:t>Nama</w:t>
       </w:r>
-      <w:proofErr w:type="gramStart"/>
       <w:r>
         <w:tab/>
-        <w:t xml:space="preserve"> :</w:t>
-      </w:r>
-      <w:proofErr w:type="gramEnd"/>
-      <w:r>
-        <w:t xml:space="preserve"> </w:t>
+        <w:t xml:space="preserve"> : </w:t>
       </w:r>
       <w:proofErr w:type="spellStart"/>
       <w:r>
@@ -137,14 +116,9 @@
       <w:r>
         <w:t>NPM</w:t>
       </w:r>
-      <w:proofErr w:type="gramStart"/>
       <w:r>
         <w:tab/>
-        <w:t xml:space="preserve"> :</w:t>
-      </w:r>
-      <w:proofErr w:type="gramEnd"/>
-      <w:r>
-        <w:t xml:space="preserve"> 24382001P</w:t>
+        <w:t xml:space="preserve"> : 24382001P</w:t>
       </w:r>
     </w:p>
     <w:p>
@@ -158,14 +132,9 @@
         <w:t>Kelas</w:t>
       </w:r>
       <w:proofErr w:type="spellEnd"/>
-      <w:proofErr w:type="gramStart"/>
       <w:r>
         <w:tab/>
-        <w:t xml:space="preserve"> :</w:t>
-      </w:r>
-      <w:proofErr w:type="gramEnd"/>
-      <w:r>
-        <w:t xml:space="preserve"> IF 23 E</w:t>
+        <w:t xml:space="preserve"> : IF 23 E</w:t>
       </w:r>
     </w:p>
     <w:p>
@@ -182,17 +151,12 @@
         <w:jc w:val="both"/>
       </w:pPr>
       <w:proofErr w:type="spellStart"/>
-      <w:proofErr w:type="gramStart"/>
       <w:r>
         <w:t>Kelompok</w:t>
       </w:r>
       <w:proofErr w:type="spellEnd"/>
       <w:r>
-        <w:t xml:space="preserve"> :</w:t>
-      </w:r>
-      <w:proofErr w:type="gramEnd"/>
-      <w:r>
-        <w:t xml:space="preserve"> Ferdi, </w:t>
+        <w:t xml:space="preserve"> : Ferdi, </w:t>
       </w:r>
       <w:proofErr w:type="spellStart"/>
       <w:r>
@@ -211,7 +175,6 @@
         <w:t xml:space="preserve"> </w:t>
       </w:r>
       <w:proofErr w:type="spellStart"/>
-      <w:proofErr w:type="gramStart"/>
       <w:r>
         <w:t>dulu</w:t>
       </w:r>
@@ -219,7 +182,6 @@
       <w:r>
         <w:t xml:space="preserve"> !</w:t>
       </w:r>
-      <w:proofErr w:type="gramEnd"/>
     </w:p>
     <w:p>
       <w:pPr>
@@ -243,7 +205,6 @@
         <w:t xml:space="preserve"> </w:t>
       </w:r>
       <w:proofErr w:type="spellStart"/>
-      <w:proofErr w:type="gramStart"/>
       <w:r>
         <w:t>Kelompok</w:t>
       </w:r>
@@ -251,7 +212,6 @@
       <w:r>
         <w:t xml:space="preserve"> :</w:t>
       </w:r>
-      <w:proofErr w:type="gramEnd"/>
     </w:p>
     <w:p>
       <w:pPr>
@@ -353,15 +313,7 @@
       </w:r>
       <w:proofErr w:type="spellEnd"/>
       <w:r>
-        <w:t xml:space="preserve"> </w:t>
-      </w:r>
-      <w:proofErr w:type="gramStart"/>
-      <w:r>
-        <w:t>Project :</w:t>
-      </w:r>
-      <w:proofErr w:type="gramEnd"/>
-      <w:r>
-        <w:t xml:space="preserve"> </w:t>
+        <w:t xml:space="preserve"> Project : </w:t>
       </w:r>
       <w:proofErr w:type="spellStart"/>
       <w:r>
@@ -388,13 +340,8 @@
       </w:r>
       <w:proofErr w:type="spellEnd"/>
       <w:r>
-        <w:t xml:space="preserve"> </w:t>
-      </w:r>
-      <w:proofErr w:type="gramStart"/>
-      <w:r>
-        <w:t>Project :</w:t>
-      </w:r>
-      <w:proofErr w:type="gramEnd"/>
+        <w:t xml:space="preserve"> Project :</w:t>
+      </w:r>
     </w:p>
     <w:p>
       <w:pPr>
@@ -613,15 +560,7 @@
         <w:t xml:space="preserve">1. </w:t>
       </w:r>
       <w:r>
-        <w:t xml:space="preserve">Membuat </w:t>
-      </w:r>
-      <w:proofErr w:type="gramStart"/>
-      <w:r>
-        <w:t>file :</w:t>
-      </w:r>
-      <w:proofErr w:type="gramEnd"/>
-      <w:r>
-        <w:t xml:space="preserve"> .</w:t>
+        <w:t>Membuat file : .</w:t>
       </w:r>
       <w:proofErr w:type="spellStart"/>
       <w:r>
@@ -759,15 +698,7 @@
       </w:r>
       <w:proofErr w:type="spellEnd"/>
       <w:r>
-        <w:t xml:space="preserve"> di push </w:t>
-      </w:r>
-      <w:proofErr w:type="gramStart"/>
-      <w:r>
-        <w:t>dan .env</w:t>
-      </w:r>
-      <w:proofErr w:type="gramEnd"/>
-      <w:r>
-        <w:t xml:space="preserve"> yang </w:t>
+        <w:t xml:space="preserve"> di push dan .env yang </w:t>
       </w:r>
       <w:proofErr w:type="spellStart"/>
       <w:r>
@@ -811,14 +742,9 @@
         </w:numPr>
         <w:spacing w:line="240" w:lineRule="auto"/>
       </w:pPr>
-      <w:proofErr w:type="gramStart"/>
       <w:r>
         <w:lastRenderedPageBreak/>
-        <w:t>.env</w:t>
-      </w:r>
-      <w:proofErr w:type="gramEnd"/>
-      <w:r>
-        <w:t xml:space="preserve"> : file </w:t>
+        <w:t xml:space="preserve">.env : file </w:t>
       </w:r>
       <w:proofErr w:type="spellStart"/>
       <w:r>
@@ -846,29 +772,16 @@
         </w:numPr>
         <w:spacing w:line="240" w:lineRule="auto"/>
       </w:pPr>
-      <w:proofErr w:type="gramStart"/>
       <w:r>
         <w:t>.</w:t>
       </w:r>
       <w:proofErr w:type="spellStart"/>
       <w:r>
-        <w:t>env</w:t>
-      </w:r>
-      <w:proofErr w:type="gramEnd"/>
-      <w:r>
-        <w:t>.</w:t>
-      </w:r>
-      <w:proofErr w:type="gramStart"/>
-      <w:r>
-        <w:t>example</w:t>
-      </w:r>
-      <w:proofErr w:type="spellEnd"/>
-      <w:r>
-        <w:t xml:space="preserve"> :</w:t>
-      </w:r>
-      <w:proofErr w:type="gramEnd"/>
-      <w:r>
-        <w:t xml:space="preserve"> template (di-push)</w:t>
+        <w:t>env.example</w:t>
+      </w:r>
+      <w:proofErr w:type="spellEnd"/>
+      <w:r>
+        <w:t xml:space="preserve"> : template (di-push)</w:t>
       </w:r>
     </w:p>
     <w:p>
@@ -926,12 +839,10 @@
         <w:t xml:space="preserve"> file pada </w:t>
       </w:r>
       <w:proofErr w:type="spellStart"/>
-      <w:proofErr w:type="gramStart"/>
       <w:r>
         <w:t>message.utils</w:t>
       </w:r>
       <w:proofErr w:type="spellEnd"/>
-      <w:proofErr w:type="gramEnd"/>
     </w:p>
     <w:p>
       <w:pPr>
@@ -1004,12 +915,10 @@
         <w:t xml:space="preserve"> file pada </w:t>
       </w:r>
       <w:proofErr w:type="spellStart"/>
-      <w:proofErr w:type="gramStart"/>
       <w:r>
         <w:t>message.utils</w:t>
       </w:r>
       <w:proofErr w:type="spellEnd"/>
-      <w:proofErr w:type="gramEnd"/>
       <w:r>
         <w:t xml:space="preserve"> </w:t>
       </w:r>
@@ -1046,13 +955,8 @@
         <w:t xml:space="preserve"> </w:t>
       </w:r>
       <w:proofErr w:type="spellStart"/>
-      <w:proofErr w:type="gramStart"/>
-      <w:r>
-        <w:t>message.utils</w:t>
-      </w:r>
-      <w:proofErr w:type="gramEnd"/>
-      <w:r>
-        <w:t>.ts</w:t>
+      <w:r>
+        <w:t>message.utils.ts</w:t>
       </w:r>
       <w:proofErr w:type="spellEnd"/>
     </w:p>
@@ -1124,12 +1028,10 @@
         <w:t xml:space="preserve">3. Update </w:t>
       </w:r>
       <w:proofErr w:type="spellStart"/>
-      <w:proofErr w:type="gramStart"/>
       <w:r>
         <w:t>tsconfig.json</w:t>
       </w:r>
       <w:proofErr w:type="spellEnd"/>
-      <w:proofErr w:type="gramEnd"/>
     </w:p>
     <w:p>
       <w:pPr>
@@ -1229,14 +1131,9 @@
       </w:r>
       <w:proofErr w:type="spellEnd"/>
       <w:r>
-        <w:t xml:space="preserve">": </w:t>
-      </w:r>
-      <w:proofErr w:type="gramStart"/>
-      <w:r>
-        <w:t>"./</w:t>
-      </w:r>
-      <w:proofErr w:type="spellStart"/>
-      <w:proofErr w:type="gramEnd"/>
+        <w:t>": "./</w:t>
+      </w:r>
+      <w:proofErr w:type="spellStart"/>
       <w:r>
         <w:t>dist</w:t>
       </w:r>
@@ -1454,13 +1351,8 @@
       <w:pPr>
         <w:spacing w:line="240" w:lineRule="auto"/>
       </w:pPr>
-      <w:proofErr w:type="gramStart"/>
-      <w:r>
-        <w:t>File :</w:t>
-      </w:r>
-      <w:proofErr w:type="gramEnd"/>
-      <w:r>
-        <w:t xml:space="preserve"> </w:t>
+      <w:r>
+        <w:t xml:space="preserve">File : </w:t>
       </w:r>
       <w:proofErr w:type="spellStart"/>
       <w:r>
@@ -1572,30 +1464,20 @@
         <w:t xml:space="preserve">] = </w:t>
       </w:r>
       <w:proofErr w:type="spellStart"/>
-      <w:proofErr w:type="gramStart"/>
       <w:r>
         <w:t>useState</w:t>
       </w:r>
       <w:proofErr w:type="spellEnd"/>
       <w:r>
-        <w:t>(</w:t>
-      </w:r>
-      <w:proofErr w:type="gramEnd"/>
-      <w:r>
-        <w:t xml:space="preserve">() =&gt; </w:t>
-      </w:r>
-      <w:proofErr w:type="spellStart"/>
-      <w:proofErr w:type="gramStart"/>
+        <w:t xml:space="preserve">(() =&gt; </w:t>
+      </w:r>
+      <w:proofErr w:type="spellStart"/>
       <w:r>
         <w:t>getRole</w:t>
       </w:r>
       <w:proofErr w:type="spellEnd"/>
       <w:r>
-        <w:t>(</w:t>
-      </w:r>
-      <w:proofErr w:type="gramEnd"/>
-      <w:r>
-        <w:t>));</w:t>
+        <w:t>());</w:t>
       </w:r>
     </w:p>
     <w:p>
@@ -2451,7 +2333,6 @@
         <w:t xml:space="preserve"> </w:t>
       </w:r>
       <w:proofErr w:type="spellStart"/>
-      <w:proofErr w:type="gramStart"/>
       <w:r>
         <w:t>konflik</w:t>
       </w:r>
@@ -2459,7 +2340,6 @@
       <w:r>
         <w:t xml:space="preserve"> :</w:t>
       </w:r>
-      <w:proofErr w:type="gramEnd"/>
     </w:p>
     <w:p>
       <w:pPr>
@@ -2615,7 +2495,6 @@
         <w:t xml:space="preserve">Solusi yang </w:t>
       </w:r>
       <w:proofErr w:type="spellStart"/>
-      <w:proofErr w:type="gramStart"/>
       <w:r>
         <w:t>dilakukan</w:t>
       </w:r>
@@ -2623,7 +2502,6 @@
       <w:r>
         <w:t xml:space="preserve"> :</w:t>
       </w:r>
-      <w:proofErr w:type="gramEnd"/>
     </w:p>
     <w:p>
       <w:pPr>
@@ -2709,13 +2587,8 @@
         <w:ind w:left="1440"/>
       </w:pPr>
       <w:r>
-        <w:t xml:space="preserve">git </w:t>
-      </w:r>
-      <w:proofErr w:type="gramStart"/>
-      <w:r>
-        <w:t>add .</w:t>
-      </w:r>
-      <w:proofErr w:type="gramEnd"/>
+        <w:t>git add .</w:t>
+      </w:r>
     </w:p>
     <w:p>
       <w:pPr>
@@ -2811,13 +2684,8 @@
       <w:pPr>
         <w:spacing w:line="240" w:lineRule="auto"/>
       </w:pPr>
-      <w:proofErr w:type="gramStart"/>
-      <w:r>
-        <w:t>File :</w:t>
-      </w:r>
-      <w:proofErr w:type="gramEnd"/>
-      <w:r>
-        <w:t xml:space="preserve"> </w:t>
+      <w:r>
+        <w:t xml:space="preserve">File : </w:t>
       </w:r>
       <w:proofErr w:type="spellStart"/>
       <w:r>
@@ -3588,13 +3456,8 @@
       <w:pPr>
         <w:spacing w:line="240" w:lineRule="auto"/>
       </w:pPr>
-      <w:proofErr w:type="gramStart"/>
-      <w:r>
-        <w:t>File :</w:t>
-      </w:r>
-      <w:proofErr w:type="gramEnd"/>
-      <w:r>
-        <w:t xml:space="preserve"> </w:t>
+      <w:r>
+        <w:t xml:space="preserve">File : </w:t>
       </w:r>
       <w:proofErr w:type="spellStart"/>
       <w:r>
@@ -4270,13 +4133,8 @@
       <w:pPr>
         <w:spacing w:line="240" w:lineRule="auto"/>
       </w:pPr>
-      <w:proofErr w:type="gramStart"/>
-      <w:r>
-        <w:t>File :</w:t>
-      </w:r>
-      <w:proofErr w:type="gramEnd"/>
-      <w:r>
-        <w:t xml:space="preserve"> </w:t>
+      <w:r>
+        <w:t xml:space="preserve">File : </w:t>
       </w:r>
       <w:proofErr w:type="spellStart"/>
       <w:r>
@@ -4632,13 +4490,8 @@
       <w:pPr>
         <w:spacing w:line="240" w:lineRule="auto"/>
       </w:pPr>
-      <w:proofErr w:type="gramStart"/>
-      <w:r>
-        <w:t>File :</w:t>
-      </w:r>
-      <w:proofErr w:type="gramEnd"/>
-      <w:r>
-        <w:t xml:space="preserve"> </w:t>
+      <w:r>
+        <w:t xml:space="preserve">File : </w:t>
       </w:r>
       <w:proofErr w:type="spellStart"/>
       <w:r>
@@ -4705,18 +4558,13 @@
         <w:contextualSpacing/>
       </w:pPr>
       <w:r>
-        <w:t xml:space="preserve">import </w:t>
-      </w:r>
-      <w:proofErr w:type="gramStart"/>
-      <w:r>
-        <w:t xml:space="preserve">{ </w:t>
+        <w:t xml:space="preserve">import { </w:t>
       </w:r>
       <w:proofErr w:type="spellStart"/>
       <w:r>
         <w:t>apiUrl</w:t>
       </w:r>
       <w:proofErr w:type="spellEnd"/>
-      <w:proofErr w:type="gramEnd"/>
       <w:r>
         <w:t xml:space="preserve"> } from @/app/lib/api;</w:t>
       </w:r>
@@ -5447,13 +5295,8 @@
       <w:pPr>
         <w:spacing w:line="240" w:lineRule="auto"/>
       </w:pPr>
-      <w:proofErr w:type="gramStart"/>
-      <w:r>
-        <w:t>File :</w:t>
-      </w:r>
-      <w:proofErr w:type="gramEnd"/>
-      <w:r>
-        <w:t xml:space="preserve"> </w:t>
+      <w:r>
+        <w:t xml:space="preserve">File : </w:t>
       </w:r>
       <w:proofErr w:type="spellStart"/>
       <w:r>
@@ -5519,18 +5362,13 @@
         <w:spacing w:line="240" w:lineRule="auto"/>
       </w:pPr>
       <w:r>
-        <w:t xml:space="preserve">import </w:t>
-      </w:r>
-      <w:proofErr w:type="gramStart"/>
-      <w:r>
-        <w:t xml:space="preserve">{ </w:t>
+        <w:t xml:space="preserve">import { </w:t>
       </w:r>
       <w:proofErr w:type="spellStart"/>
       <w:r>
         <w:t>apiUrl</w:t>
       </w:r>
       <w:proofErr w:type="spellEnd"/>
-      <w:proofErr w:type="gramEnd"/>
       <w:r>
         <w:t xml:space="preserve"> } from @/app/lib/api;</w:t>
       </w:r>
@@ -6151,21 +5989,13 @@
       </w:r>
       <w:proofErr w:type="spellEnd"/>
       <w:r>
-        <w:t>(\/review/${id</w:t>
-      </w:r>
-      <w:proofErr w:type="gramStart"/>
-      <w:r>
-        <w:t>}</w:t>
-      </w:r>
-      <w:r>
-        <w:t xml:space="preserve"> </w:t>
-      </w:r>
-      <w:r>
-        <w:t>:</w:t>
-      </w:r>
-      <w:proofErr w:type="gramEnd"/>
-      <w:r>
-        <w:t xml:space="preserve"> </w:t>
+        <w:t>(\/review/${id}</w:t>
+      </w:r>
+      <w:r>
+        <w:t xml:space="preserve"> </w:t>
+      </w:r>
+      <w:r>
+        <w:t xml:space="preserve">: </w:t>
       </w:r>
       <w:r>
         <w:t>M</w:t>
@@ -6247,21 +6077,13 @@
         <w:spacing w:line="240" w:lineRule="auto"/>
       </w:pPr>
       <w:r>
-        <w:t xml:space="preserve">method: </w:t>
-      </w:r>
-      <w:proofErr w:type="gramStart"/>
-      <w:r>
-        <w:t>DELETE</w:t>
-      </w:r>
-      <w:r>
-        <w:t xml:space="preserve"> </w:t>
-      </w:r>
-      <w:r>
-        <w:t>:</w:t>
-      </w:r>
-      <w:proofErr w:type="gramEnd"/>
-      <w:r>
-        <w:t xml:space="preserve"> </w:t>
+        <w:t>method: DELETE</w:t>
+      </w:r>
+      <w:r>
+        <w:t xml:space="preserve"> </w:t>
+      </w:r>
+      <w:r>
+        <w:t xml:space="preserve">: </w:t>
       </w:r>
       <w:proofErr w:type="spellStart"/>
       <w:r>
@@ -6349,11 +6171,9 @@
       <w:pPr>
         <w:spacing w:line="240" w:lineRule="auto"/>
       </w:pPr>
-      <w:proofErr w:type="gramStart"/>
       <w:r>
         <w:t>File :</w:t>
       </w:r>
-      <w:proofErr w:type="gramEnd"/>
       <w:r>
         <w:t xml:space="preserve"> </w:t>
       </w:r>
@@ -6437,18 +6257,13 @@
         <w:spacing w:line="240" w:lineRule="auto"/>
       </w:pPr>
       <w:r>
-        <w:t xml:space="preserve">import </w:t>
-      </w:r>
-      <w:proofErr w:type="gramStart"/>
-      <w:r>
-        <w:t xml:space="preserve">{ </w:t>
+        <w:t xml:space="preserve">import { </w:t>
       </w:r>
       <w:proofErr w:type="spellStart"/>
       <w:r>
         <w:t>apiUrl</w:t>
       </w:r>
       <w:proofErr w:type="spellEnd"/>
-      <w:proofErr w:type="gramEnd"/>
       <w:r>
         <w:t xml:space="preserve"> } from '@/app/lib/</w:t>
       </w:r>
@@ -6961,13 +6776,8 @@
       <w:pPr>
         <w:spacing w:line="240" w:lineRule="auto"/>
       </w:pPr>
-      <w:proofErr w:type="gramStart"/>
-      <w:r>
-        <w:t>File :</w:t>
-      </w:r>
-      <w:proofErr w:type="gramEnd"/>
-      <w:r>
-        <w:t xml:space="preserve"> </w:t>
+      <w:r>
+        <w:t xml:space="preserve">File : </w:t>
       </w:r>
       <w:proofErr w:type="spellStart"/>
       <w:r>
@@ -7206,14 +7016,302 @@
       <w:pPr>
         <w:spacing w:line="240" w:lineRule="auto"/>
       </w:pPr>
-      <w:r>
+    </w:p>
+    <w:p>
+      <w:pPr>
+        <w:spacing w:line="240" w:lineRule="auto"/>
+      </w:pPr>
+    </w:p>
+    <w:p>
+      <w:pPr>
+        <w:spacing w:line="240" w:lineRule="auto"/>
+      </w:pPr>
+    </w:p>
+    <w:p>
+      <w:pPr>
+        <w:spacing w:line="240" w:lineRule="auto"/>
+      </w:pPr>
+    </w:p>
+    <w:p>
+      <w:pPr>
+        <w:spacing w:line="240" w:lineRule="auto"/>
+      </w:pPr>
+    </w:p>
+    <w:p>
+      <w:pPr>
+        <w:spacing w:line="240" w:lineRule="auto"/>
+      </w:pPr>
+    </w:p>
+    <w:p>
+      <w:pPr>
+        <w:spacing w:line="240" w:lineRule="auto"/>
+      </w:pPr>
+    </w:p>
+    <w:p>
+      <w:pPr>
+        <w:spacing w:line="240" w:lineRule="auto"/>
+      </w:pPr>
+    </w:p>
+    <w:p>
+      <w:pPr>
+        <w:spacing w:line="240" w:lineRule="auto"/>
+      </w:pPr>
+    </w:p>
+    <w:p>
+      <w:pPr>
+        <w:spacing w:line="240" w:lineRule="auto"/>
+      </w:pPr>
+    </w:p>
+    <w:p>
+      <w:pPr>
+        <w:spacing w:line="240" w:lineRule="auto"/>
+      </w:pPr>
+    </w:p>
+    <w:p>
+      <w:pPr>
+        <w:spacing w:line="240" w:lineRule="auto"/>
+      </w:pPr>
+    </w:p>
+    <w:p>
+      <w:pPr>
+        <w:spacing w:line="240" w:lineRule="auto"/>
+      </w:pPr>
+    </w:p>
+    <w:p>
+      <w:pPr>
+        <w:spacing w:line="240" w:lineRule="auto"/>
+      </w:pPr>
+      <w:r>
+        <w:lastRenderedPageBreak/>
         <w:t xml:space="preserve">14. </w:t>
       </w:r>
-    </w:p>
-    <w:p>
-      <w:pPr>
-        <w:spacing w:line="240" w:lineRule="auto"/>
-      </w:pPr>
+      <w:r>
+        <w:t xml:space="preserve">Update </w:t>
+      </w:r>
+      <w:proofErr w:type="spellStart"/>
+      <w:r>
+        <w:t>koding</w:t>
+      </w:r>
+      <w:proofErr w:type="spellEnd"/>
+      <w:r>
+        <w:t xml:space="preserve"> file </w:t>
+      </w:r>
+      <w:proofErr w:type="spellStart"/>
+      <w:r>
+        <w:t>edit.ts</w:t>
+      </w:r>
+      <w:proofErr w:type="spellEnd"/>
+    </w:p>
+    <w:p>
+      <w:pPr>
+        <w:spacing w:line="240" w:lineRule="auto"/>
+      </w:pPr>
+      <w:r>
+        <w:t>File :</w:t>
+      </w:r>
+      <w:r>
+        <w:t xml:space="preserve"> </w:t>
+      </w:r>
+      <w:proofErr w:type="spellStart"/>
+      <w:r>
+        <w:t>wisata-CPMApp</w:t>
+      </w:r>
+      <w:proofErr w:type="spellEnd"/>
+      <w:r>
+        <w:t>\user\app\lib\admin\utils\</w:t>
+      </w:r>
+      <w:proofErr w:type="spellStart"/>
+      <w:r>
+        <w:t>edit.ts</w:t>
+      </w:r>
+      <w:proofErr w:type="spellEnd"/>
+    </w:p>
+    <w:p>
+      <w:pPr>
+        <w:spacing w:line="240" w:lineRule="auto"/>
+      </w:pPr>
+      <w:r>
+        <w:rPr>
+          <w:noProof/>
+        </w:rPr>
+        <w:drawing>
+          <wp:inline distT="0" distB="0" distL="0" distR="0" wp14:anchorId="06594C54" wp14:editId="06F6559E">
+            <wp:extent cx="5731510" cy="3222625"/>
+            <wp:effectExtent l="0" t="0" r="2540" b="0"/>
+            <wp:docPr id="188324249" name="Picture 1"/>
+            <wp:cNvGraphicFramePr>
+              <a:graphicFrameLocks xmlns:a="http://schemas.openxmlformats.org/drawingml/2006/main" noChangeAspect="1"/>
+            </wp:cNvGraphicFramePr>
+            <a:graphic xmlns:a="http://schemas.openxmlformats.org/drawingml/2006/main">
+              <a:graphicData uri="http://schemas.openxmlformats.org/drawingml/2006/picture">
+                <pic:pic xmlns:pic="http://schemas.openxmlformats.org/drawingml/2006/picture">
+                  <pic:nvPicPr>
+                    <pic:cNvPr id="188324249" name=""/>
+                    <pic:cNvPicPr/>
+                  </pic:nvPicPr>
+                  <pic:blipFill>
+                    <a:blip r:embed="rId19"/>
+                    <a:stretch>
+                      <a:fillRect/>
+                    </a:stretch>
+                  </pic:blipFill>
+                  <pic:spPr>
+                    <a:xfrm>
+                      <a:off x="0" y="0"/>
+                      <a:ext cx="5731510" cy="3222625"/>
+                    </a:xfrm>
+                    <a:prstGeom prst="rect">
+                      <a:avLst/>
+                    </a:prstGeom>
+                  </pic:spPr>
+                </pic:pic>
+              </a:graphicData>
+            </a:graphic>
+          </wp:inline>
+        </w:drawing>
+      </w:r>
+    </w:p>
+    <w:p>
+      <w:pPr>
+        <w:spacing w:line="240" w:lineRule="auto"/>
+      </w:pPr>
+    </w:p>
+    <w:p>
+      <w:pPr>
+        <w:spacing w:line="240" w:lineRule="auto"/>
+      </w:pPr>
+      <w:proofErr w:type="spellStart"/>
+      <w:r>
+        <w:t>const</w:t>
+      </w:r>
+      <w:proofErr w:type="spellEnd"/>
+      <w:r>
+        <w:t xml:space="preserve"> BASE_URL = 'http://10.0.2.2:3000';</w:t>
+      </w:r>
+    </w:p>
+    <w:p>
+      <w:pPr>
+        <w:spacing w:line="240" w:lineRule="auto"/>
+      </w:pPr>
+      <w:r>
+        <w:t xml:space="preserve">di </w:t>
+      </w:r>
+      <w:proofErr w:type="spellStart"/>
+      <w:r>
+        <w:t>rubah</w:t>
+      </w:r>
+      <w:proofErr w:type="spellEnd"/>
+      <w:r>
+        <w:t xml:space="preserve"> </w:t>
+      </w:r>
+      <w:proofErr w:type="spellStart"/>
+      <w:r>
+        <w:t>menjadi</w:t>
+      </w:r>
+      <w:proofErr w:type="spellEnd"/>
+      <w:r>
+        <w:t xml:space="preserve"> :</w:t>
+      </w:r>
+    </w:p>
+    <w:p>
+      <w:pPr>
+        <w:spacing w:line="240" w:lineRule="auto"/>
+      </w:pPr>
+      <w:r>
+        <w:t xml:space="preserve">import { </w:t>
+      </w:r>
+      <w:proofErr w:type="spellStart"/>
+      <w:r>
+        <w:t>apiUrl</w:t>
+      </w:r>
+      <w:proofErr w:type="spellEnd"/>
+      <w:r>
+        <w:t xml:space="preserve"> } from '@/app/lib/</w:t>
+      </w:r>
+      <w:proofErr w:type="spellStart"/>
+      <w:r>
+        <w:t>api</w:t>
+      </w:r>
+      <w:proofErr w:type="spellEnd"/>
+      <w:r>
+        <w:t>';</w:t>
+      </w:r>
+    </w:p>
+    <w:p>
+      <w:pPr>
+        <w:spacing w:line="240" w:lineRule="auto"/>
+      </w:pPr>
+    </w:p>
+    <w:p>
+      <w:pPr>
+        <w:spacing w:line="240" w:lineRule="auto"/>
+      </w:pPr>
+      <w:r>
+        <w:t>`${BASE_URL</w:t>
+      </w:r>
+    </w:p>
+    <w:p>
+      <w:pPr>
+        <w:spacing w:line="240" w:lineRule="auto"/>
+      </w:pPr>
+      <w:proofErr w:type="spellStart"/>
+      <w:r>
+        <w:t>Semuanya</w:t>
+      </w:r>
+      <w:proofErr w:type="spellEnd"/>
+      <w:r>
+        <w:t xml:space="preserve"> </w:t>
+      </w:r>
+      <w:proofErr w:type="spellStart"/>
+      <w:r>
+        <w:t>diganti</w:t>
+      </w:r>
+      <w:proofErr w:type="spellEnd"/>
+      <w:r>
+        <w:t xml:space="preserve"> </w:t>
+      </w:r>
+      <w:proofErr w:type="spellStart"/>
+      <w:r>
+        <w:t>dengan</w:t>
+      </w:r>
+      <w:proofErr w:type="spellEnd"/>
+      <w:r>
+        <w:t xml:space="preserve"> :</w:t>
+      </w:r>
+    </w:p>
+    <w:p>
+      <w:pPr>
+        <w:spacing w:line="240" w:lineRule="auto"/>
+      </w:pPr>
+      <w:proofErr w:type="spellStart"/>
+      <w:r>
+        <w:t>apiUrl</w:t>
+      </w:r>
+      <w:proofErr w:type="spellEnd"/>
+      <w:r>
+        <w:t>(`</w:t>
+      </w:r>
+    </w:p>
+    <w:p>
+      <w:pPr>
+        <w:spacing w:line="240" w:lineRule="auto"/>
+      </w:pPr>
+    </w:p>
+    <w:p>
+      <w:pPr>
+        <w:spacing w:line="240" w:lineRule="auto"/>
+      </w:pPr>
+      <w:r>
+        <w:t xml:space="preserve">15. </w:t>
+      </w:r>
+    </w:p>
+    <w:p>
+      <w:pPr>
+        <w:spacing w:line="240" w:lineRule="auto"/>
+      </w:pPr>
+      <w:r>
+        <w:t xml:space="preserve">File : </w:t>
+      </w:r>
     </w:p>
     <w:sectPr>
       <w:pgSz w:w="11906" w:h="16838"/>

--- a/Dokumentasi/24382001P_Lorensius Firngadi_Dokumentasi Sesi 3.docx
+++ b/Dokumentasi/24382001P_Lorensius Firngadi_Dokumentasi Sesi 3.docx
@@ -12,21 +12,12 @@
           <w:bCs/>
         </w:rPr>
       </w:pPr>
-      <w:proofErr w:type="spellStart"/>
       <w:r>
         <w:rPr>
           <w:b/>
           <w:bCs/>
         </w:rPr>
-        <w:t>Tugas</w:t>
-      </w:r>
-      <w:proofErr w:type="spellEnd"/>
-      <w:r>
-        <w:rPr>
-          <w:b/>
-          <w:bCs/>
-        </w:rPr>
-        <w:t xml:space="preserve"> Project</w:t>
+        <w:t>Tugas Project</w:t>
       </w:r>
     </w:p>
     <w:p>
@@ -44,39 +35,7 @@
           <w:b/>
           <w:bCs/>
         </w:rPr>
-        <w:t xml:space="preserve">Mata Kuliah : </w:t>
-      </w:r>
-      <w:proofErr w:type="spellStart"/>
-      <w:r>
-        <w:rPr>
-          <w:b/>
-          <w:bCs/>
-        </w:rPr>
-        <w:t>Pemrograman</w:t>
-      </w:r>
-      <w:proofErr w:type="spellEnd"/>
-      <w:r>
-        <w:rPr>
-          <w:b/>
-          <w:bCs/>
-        </w:rPr>
-        <w:t xml:space="preserve"> </w:t>
-      </w:r>
-      <w:proofErr w:type="spellStart"/>
-      <w:r>
-        <w:rPr>
-          <w:b/>
-          <w:bCs/>
-        </w:rPr>
-        <w:t>Berorientasi</w:t>
-      </w:r>
-      <w:proofErr w:type="spellEnd"/>
-      <w:r>
-        <w:rPr>
-          <w:b/>
-          <w:bCs/>
-        </w:rPr>
-        <w:t xml:space="preserve"> Service (IF 23 E)</w:t>
+        <w:t>Mata Kuliah : Pemrograman Berorientasi Service (IF 23 E)</w:t>
       </w:r>
     </w:p>
     <w:p>
@@ -96,15 +55,7 @@
       </w:r>
       <w:r>
         <w:tab/>
-        <w:t xml:space="preserve"> : </w:t>
-      </w:r>
-      <w:proofErr w:type="spellStart"/>
-      <w:r>
-        <w:t>Lorensius</w:t>
-      </w:r>
-      <w:proofErr w:type="spellEnd"/>
-      <w:r>
-        <w:t xml:space="preserve"> Firngadi</w:t>
+        <w:t xml:space="preserve"> : Lorensius Firngadi</w:t>
       </w:r>
     </w:p>
     <w:p>
@@ -127,11 +78,9 @@
         <w:contextualSpacing/>
         <w:jc w:val="both"/>
       </w:pPr>
-      <w:proofErr w:type="spellStart"/>
       <w:r>
         <w:t>Kelas</w:t>
       </w:r>
-      <w:proofErr w:type="spellEnd"/>
       <w:r>
         <w:tab/>
         <w:t xml:space="preserve"> : IF 23 E</w:t>
@@ -150,37 +99,8 @@
         <w:contextualSpacing/>
         <w:jc w:val="both"/>
       </w:pPr>
-      <w:proofErr w:type="spellStart"/>
-      <w:r>
-        <w:t>Kelompok</w:t>
-      </w:r>
-      <w:proofErr w:type="spellEnd"/>
-      <w:r>
-        <w:t xml:space="preserve"> : Ferdi, </w:t>
-      </w:r>
-      <w:proofErr w:type="spellStart"/>
-      <w:r>
-        <w:t>minum</w:t>
-      </w:r>
-      <w:proofErr w:type="spellEnd"/>
-      <w:r>
-        <w:t xml:space="preserve"> </w:t>
-      </w:r>
-      <w:proofErr w:type="spellStart"/>
-      <w:r>
-        <w:t>Paramex</w:t>
-      </w:r>
-      <w:proofErr w:type="spellEnd"/>
-      <w:r>
-        <w:t xml:space="preserve"> </w:t>
-      </w:r>
-      <w:proofErr w:type="spellStart"/>
-      <w:r>
-        <w:t>dulu</w:t>
-      </w:r>
-      <w:proofErr w:type="spellEnd"/>
-      <w:r>
-        <w:t xml:space="preserve"> !</w:t>
+      <w:r>
+        <w:t>Kelompok : Ferdi, minum Paramex dulu !</w:t>
       </w:r>
     </w:p>
     <w:p>
@@ -196,21 +116,8 @@
         <w:contextualSpacing/>
         <w:jc w:val="both"/>
       </w:pPr>
-      <w:proofErr w:type="spellStart"/>
-      <w:r>
-        <w:t>Anggota</w:t>
-      </w:r>
-      <w:proofErr w:type="spellEnd"/>
-      <w:r>
-        <w:t xml:space="preserve"> </w:t>
-      </w:r>
-      <w:proofErr w:type="spellStart"/>
-      <w:r>
-        <w:t>Kelompok</w:t>
-      </w:r>
-      <w:proofErr w:type="spellEnd"/>
-      <w:r>
-        <w:t xml:space="preserve"> :</w:t>
+      <w:r>
+        <w:t>Anggota Kelompok :</w:t>
       </w:r>
     </w:p>
     <w:p>
@@ -223,29 +130,8 @@
         <w:spacing w:line="240" w:lineRule="auto"/>
         <w:jc w:val="both"/>
       </w:pPr>
-      <w:proofErr w:type="spellStart"/>
-      <w:r>
-        <w:t>Exsa</w:t>
-      </w:r>
-      <w:proofErr w:type="spellEnd"/>
-      <w:r>
-        <w:t xml:space="preserve"> </w:t>
-      </w:r>
-      <w:proofErr w:type="spellStart"/>
-      <w:r>
-        <w:t>Agdi</w:t>
-      </w:r>
-      <w:proofErr w:type="spellEnd"/>
-      <w:r>
-        <w:t xml:space="preserve"> </w:t>
-      </w:r>
-      <w:proofErr w:type="spellStart"/>
-      <w:r>
-        <w:t>Farhensen</w:t>
-      </w:r>
-      <w:proofErr w:type="spellEnd"/>
-      <w:r>
-        <w:t xml:space="preserve"> - 23312176</w:t>
+      <w:r>
+        <w:t>Exsa Agdi Farhensen - 23312176</w:t>
       </w:r>
     </w:p>
     <w:p>
@@ -258,21 +144,8 @@
         <w:spacing w:line="240" w:lineRule="auto"/>
         <w:jc w:val="both"/>
       </w:pPr>
-      <w:proofErr w:type="spellStart"/>
-      <w:r>
-        <w:t>Divka</w:t>
-      </w:r>
-      <w:proofErr w:type="spellEnd"/>
-      <w:r>
-        <w:t xml:space="preserve"> </w:t>
-      </w:r>
-      <w:proofErr w:type="spellStart"/>
-      <w:r>
-        <w:t>Ferdiansyah</w:t>
-      </w:r>
-      <w:proofErr w:type="spellEnd"/>
-      <w:r>
-        <w:t xml:space="preserve"> - 23312173</w:t>
+      <w:r>
+        <w:t>Divka Ferdiansyah - 23312173</w:t>
       </w:r>
     </w:p>
     <w:p>
@@ -285,13 +158,8 @@
         <w:spacing w:line="240" w:lineRule="auto"/>
         <w:jc w:val="both"/>
       </w:pPr>
-      <w:proofErr w:type="spellStart"/>
-      <w:r>
-        <w:t>Lorensius</w:t>
-      </w:r>
-      <w:proofErr w:type="spellEnd"/>
-      <w:r>
-        <w:t xml:space="preserve"> Firngadi - 24382001P</w:t>
+      <w:r>
+        <w:t>Lorensius Firngadi - 24382001P</w:t>
       </w:r>
     </w:p>
     <w:p>
@@ -307,19 +175,9 @@
         <w:contextualSpacing/>
         <w:jc w:val="both"/>
       </w:pPr>
-      <w:proofErr w:type="spellStart"/>
-      <w:r>
-        <w:t>Judul</w:t>
-      </w:r>
-      <w:proofErr w:type="spellEnd"/>
-      <w:r>
-        <w:t xml:space="preserve"> Project : </w:t>
-      </w:r>
-      <w:proofErr w:type="spellStart"/>
-      <w:r>
-        <w:t>CPMApp</w:t>
-      </w:r>
-      <w:proofErr w:type="spellEnd"/>
+      <w:r>
+        <w:t>Judul Project : CPMApp</w:t>
+      </w:r>
     </w:p>
     <w:p>
       <w:pPr>
@@ -334,13 +192,8 @@
         <w:contextualSpacing/>
         <w:jc w:val="both"/>
       </w:pPr>
-      <w:proofErr w:type="spellStart"/>
-      <w:r>
-        <w:t>Deskripsi</w:t>
-      </w:r>
-      <w:proofErr w:type="spellEnd"/>
-      <w:r>
-        <w:t xml:space="preserve"> Project :</w:t>
+      <w:r>
+        <w:t>Deskripsi Project :</w:t>
       </w:r>
     </w:p>
     <w:p>
@@ -349,163 +202,9 @@
         <w:contextualSpacing/>
         <w:jc w:val="both"/>
       </w:pPr>
-      <w:proofErr w:type="spellStart"/>
-      <w:r>
-        <w:t>sistem</w:t>
-      </w:r>
-      <w:proofErr w:type="spellEnd"/>
-      <w:r>
-        <w:t xml:space="preserve"> 2 </w:t>
-      </w:r>
-      <w:proofErr w:type="spellStart"/>
-      <w:r>
-        <w:t>pengguna</w:t>
-      </w:r>
-      <w:proofErr w:type="spellEnd"/>
-      <w:r>
-        <w:t xml:space="preserve"> admin dan costumer, admin </w:t>
-      </w:r>
-      <w:proofErr w:type="spellStart"/>
-      <w:r>
-        <w:t>bisa</w:t>
-      </w:r>
-      <w:proofErr w:type="spellEnd"/>
-      <w:r>
-        <w:t xml:space="preserve"> </w:t>
-      </w:r>
-      <w:proofErr w:type="spellStart"/>
-      <w:r>
-        <w:t>menambahkan</w:t>
-      </w:r>
-      <w:proofErr w:type="spellEnd"/>
-      <w:r>
-        <w:t xml:space="preserve"> </w:t>
-      </w:r>
-      <w:proofErr w:type="spellStart"/>
-      <w:r>
-        <w:t>tempat</w:t>
-      </w:r>
-      <w:proofErr w:type="spellEnd"/>
-      <w:r>
-        <w:t xml:space="preserve"> </w:t>
-      </w:r>
-      <w:proofErr w:type="spellStart"/>
-      <w:r>
-        <w:t>wisata</w:t>
-      </w:r>
-      <w:proofErr w:type="spellEnd"/>
-      <w:r>
-        <w:t xml:space="preserve">, </w:t>
-      </w:r>
-      <w:proofErr w:type="spellStart"/>
-      <w:r>
-        <w:t>foto</w:t>
-      </w:r>
-      <w:proofErr w:type="spellEnd"/>
-      <w:r>
-        <w:t xml:space="preserve">, </w:t>
-      </w:r>
-      <w:proofErr w:type="spellStart"/>
-      <w:r>
-        <w:t>deksripsi</w:t>
-      </w:r>
-      <w:proofErr w:type="spellEnd"/>
-      <w:r>
-        <w:t xml:space="preserve">, </w:t>
-      </w:r>
-      <w:proofErr w:type="spellStart"/>
-      <w:r>
-        <w:t>harga</w:t>
-      </w:r>
-      <w:proofErr w:type="spellEnd"/>
-      <w:r>
-        <w:t xml:space="preserve"> </w:t>
-      </w:r>
-      <w:proofErr w:type="spellStart"/>
-      <w:r>
-        <w:t>masuk</w:t>
-      </w:r>
-      <w:proofErr w:type="spellEnd"/>
-      <w:r>
-        <w:t xml:space="preserve">, dan </w:t>
-      </w:r>
-      <w:proofErr w:type="spellStart"/>
-      <w:r>
-        <w:t>menerima</w:t>
-      </w:r>
-      <w:proofErr w:type="spellEnd"/>
-      <w:r>
-        <w:t xml:space="preserve"> review costumer. costumer </w:t>
-      </w:r>
-      <w:proofErr w:type="spellStart"/>
-      <w:r>
-        <w:t>bisa</w:t>
-      </w:r>
-      <w:proofErr w:type="spellEnd"/>
-      <w:r>
-        <w:t xml:space="preserve"> </w:t>
-      </w:r>
-      <w:proofErr w:type="spellStart"/>
-      <w:r>
-        <w:t>melihat</w:t>
-      </w:r>
-      <w:proofErr w:type="spellEnd"/>
-      <w:r>
-        <w:t xml:space="preserve"> </w:t>
-      </w:r>
-      <w:proofErr w:type="spellStart"/>
-      <w:r>
-        <w:t>memberi</w:t>
-      </w:r>
-      <w:proofErr w:type="spellEnd"/>
-      <w:r>
-        <w:t xml:space="preserve"> </w:t>
-      </w:r>
-      <w:proofErr w:type="spellStart"/>
-      <w:r>
-        <w:t>komentar</w:t>
-      </w:r>
-      <w:proofErr w:type="spellEnd"/>
-      <w:r>
-        <w:t xml:space="preserve"> </w:t>
-      </w:r>
-      <w:proofErr w:type="spellStart"/>
-      <w:r>
-        <w:t>riview</w:t>
-      </w:r>
-      <w:proofErr w:type="spellEnd"/>
-      <w:r>
-        <w:t xml:space="preserve"> </w:t>
-      </w:r>
-      <w:proofErr w:type="spellStart"/>
-      <w:r>
-        <w:t>tempat</w:t>
-      </w:r>
-      <w:proofErr w:type="spellEnd"/>
-      <w:r>
-        <w:t xml:space="preserve"> </w:t>
-      </w:r>
-      <w:proofErr w:type="spellStart"/>
-      <w:r>
-        <w:t>wisata</w:t>
-      </w:r>
-      <w:proofErr w:type="spellEnd"/>
-      <w:r>
-        <w:t xml:space="preserve"> </w:t>
-      </w:r>
-      <w:proofErr w:type="spellStart"/>
-      <w:r>
-        <w:t>setelah</w:t>
-      </w:r>
-      <w:proofErr w:type="spellEnd"/>
-      <w:r>
-        <w:t xml:space="preserve"> </w:t>
-      </w:r>
-      <w:proofErr w:type="spellStart"/>
-      <w:r>
-        <w:t>mengunjungi</w:t>
-      </w:r>
-      <w:proofErr w:type="spellEnd"/>
+      <w:r>
+        <w:t>sistem 2 pengguna admin dan costumer, admin bisa menambahkan tempat wisata, foto, deksripsi, harga masuk, dan menerima review costumer. costumer bisa melihat memberi komentar riview tempat wisata setelah mengunjungi</w:t>
+      </w:r>
     </w:p>
     <w:p>
       <w:pPr>
@@ -528,21 +227,12 @@
           <w:bCs/>
         </w:rPr>
       </w:pPr>
-      <w:proofErr w:type="spellStart"/>
       <w:r>
         <w:rPr>
           <w:b/>
           <w:bCs/>
         </w:rPr>
-        <w:t>Dokumentasi</w:t>
-      </w:r>
-      <w:proofErr w:type="spellEnd"/>
-      <w:r>
-        <w:rPr>
-          <w:b/>
-          <w:bCs/>
-        </w:rPr>
-        <w:t xml:space="preserve"> Sesi 3.</w:t>
+        <w:t>Dokumentasi Sesi 3.</w:t>
       </w:r>
     </w:p>
     <w:p>
@@ -560,23 +250,7 @@
         <w:t xml:space="preserve">1. </w:t>
       </w:r>
       <w:r>
-        <w:t>Membuat file : .</w:t>
-      </w:r>
-      <w:proofErr w:type="spellStart"/>
-      <w:r>
-        <w:t>env.example</w:t>
-      </w:r>
-      <w:proofErr w:type="spellEnd"/>
-      <w:r>
-        <w:t xml:space="preserve"> pada folder </w:t>
-      </w:r>
-      <w:proofErr w:type="spellStart"/>
-      <w:r>
-        <w:t>api</w:t>
-      </w:r>
-      <w:proofErr w:type="spellEnd"/>
-      <w:r>
-        <w:t>.</w:t>
+        <w:t>Membuat file : .env.example pada folder api.</w:t>
       </w:r>
     </w:p>
     <w:p>
@@ -650,87 +324,7 @@
         <w:contextualSpacing/>
       </w:pPr>
       <w:r>
-        <w:t>Membuat file .</w:t>
-      </w:r>
-      <w:proofErr w:type="spellStart"/>
-      <w:r>
-        <w:t>env.example</w:t>
-      </w:r>
-      <w:proofErr w:type="spellEnd"/>
-      <w:r>
-        <w:t xml:space="preserve"> </w:t>
-      </w:r>
-      <w:proofErr w:type="spellStart"/>
-      <w:r>
-        <w:t>ini</w:t>
-      </w:r>
-      <w:proofErr w:type="spellEnd"/>
-      <w:r>
-        <w:t xml:space="preserve"> </w:t>
-      </w:r>
-      <w:proofErr w:type="spellStart"/>
-      <w:r>
-        <w:t>bertujuan</w:t>
-      </w:r>
-      <w:proofErr w:type="spellEnd"/>
-      <w:r>
-        <w:t xml:space="preserve"> </w:t>
-      </w:r>
-      <w:proofErr w:type="spellStart"/>
-      <w:r>
-        <w:t>untuk</w:t>
-      </w:r>
-      <w:proofErr w:type="spellEnd"/>
-      <w:r>
-        <w:t xml:space="preserve"> </w:t>
-      </w:r>
-      <w:proofErr w:type="spellStart"/>
-      <w:r>
-        <w:t>membedakan</w:t>
-      </w:r>
-      <w:proofErr w:type="spellEnd"/>
-      <w:r>
-        <w:t xml:space="preserve"> mana file .env yang </w:t>
-      </w:r>
-      <w:proofErr w:type="spellStart"/>
-      <w:r>
-        <w:t>akan</w:t>
-      </w:r>
-      <w:proofErr w:type="spellEnd"/>
-      <w:r>
-        <w:t xml:space="preserve"> di push dan .env yang </w:t>
-      </w:r>
-      <w:proofErr w:type="spellStart"/>
-      <w:r>
-        <w:t>akan</w:t>
-      </w:r>
-      <w:proofErr w:type="spellEnd"/>
-      <w:r>
-        <w:t xml:space="preserve"> </w:t>
-      </w:r>
-      <w:proofErr w:type="spellStart"/>
-      <w:r>
-        <w:t>digunakan</w:t>
-      </w:r>
-      <w:proofErr w:type="spellEnd"/>
-      <w:r>
-        <w:t xml:space="preserve"> masing-masing </w:t>
-      </w:r>
-      <w:proofErr w:type="spellStart"/>
-      <w:r>
-        <w:t>anggota</w:t>
-      </w:r>
-      <w:proofErr w:type="spellEnd"/>
-      <w:r>
-        <w:t xml:space="preserve"> </w:t>
-      </w:r>
-      <w:proofErr w:type="spellStart"/>
-      <w:r>
-        <w:t>kelompok</w:t>
-      </w:r>
-      <w:proofErr w:type="spellEnd"/>
-      <w:r>
-        <w:t xml:space="preserve">. </w:t>
+        <w:t xml:space="preserve">Membuat file .env.example ini bertujuan untuk membedakan mana file .env yang akan di push dan .env yang akan digunakan masing-masing anggota kelompok. </w:t>
       </w:r>
     </w:p>
     <w:p>
@@ -744,23 +338,7 @@
       </w:pPr>
       <w:r>
         <w:lastRenderedPageBreak/>
-        <w:t xml:space="preserve">.env : file </w:t>
-      </w:r>
-      <w:proofErr w:type="spellStart"/>
-      <w:r>
-        <w:t>pribadi</w:t>
-      </w:r>
-      <w:proofErr w:type="spellEnd"/>
-      <w:r>
-        <w:t xml:space="preserve"> (</w:t>
-      </w:r>
-      <w:proofErr w:type="spellStart"/>
-      <w:r>
-        <w:t>tidak</w:t>
-      </w:r>
-      <w:proofErr w:type="spellEnd"/>
-      <w:r>
-        <w:t xml:space="preserve"> di-push)</w:t>
+        <w:t>.env : file pribadi (tidak di-push)</w:t>
       </w:r>
     </w:p>
     <w:p>
@@ -773,15 +351,7 @@
         <w:spacing w:line="240" w:lineRule="auto"/>
       </w:pPr>
       <w:r>
-        <w:t>.</w:t>
-      </w:r>
-      <w:proofErr w:type="spellStart"/>
-      <w:r>
-        <w:t>env.example</w:t>
-      </w:r>
-      <w:proofErr w:type="spellEnd"/>
-      <w:r>
-        <w:t xml:space="preserve"> : template (di-push)</w:t>
+        <w:t>.env.example : template (di-push)</w:t>
       </w:r>
     </w:p>
     <w:p>
@@ -794,55 +364,21 @@
         <w:spacing w:line="240" w:lineRule="auto"/>
       </w:pPr>
       <w:r>
-        <w:t xml:space="preserve">Tim </w:t>
-      </w:r>
-      <w:proofErr w:type="spellStart"/>
-      <w:r>
-        <w:t>cukup</w:t>
-      </w:r>
-      <w:proofErr w:type="spellEnd"/>
-      <w:r>
-        <w:t xml:space="preserve"> copy &gt; edit &gt; </w:t>
-      </w:r>
-      <w:proofErr w:type="spellStart"/>
-      <w:r>
-        <w:t>jalan</w:t>
-      </w:r>
-      <w:proofErr w:type="spellEnd"/>
-    </w:p>
-    <w:p>
-      <w:pPr>
-        <w:spacing w:line="240" w:lineRule="auto"/>
-      </w:pPr>
-    </w:p>
-    <w:p>
-      <w:pPr>
-        <w:spacing w:line="240" w:lineRule="auto"/>
-      </w:pPr>
-      <w:r>
-        <w:t xml:space="preserve">2. </w:t>
-      </w:r>
-      <w:proofErr w:type="spellStart"/>
-      <w:r>
-        <w:t>Perbaikan</w:t>
-      </w:r>
-      <w:proofErr w:type="spellEnd"/>
-      <w:r>
-        <w:t xml:space="preserve"> </w:t>
-      </w:r>
-      <w:proofErr w:type="spellStart"/>
-      <w:r>
-        <w:t>Extensi</w:t>
-      </w:r>
-      <w:proofErr w:type="spellEnd"/>
-      <w:r>
-        <w:t xml:space="preserve"> file pada </w:t>
-      </w:r>
-      <w:proofErr w:type="spellStart"/>
-      <w:r>
-        <w:t>message.utils</w:t>
-      </w:r>
-      <w:proofErr w:type="spellEnd"/>
+        <w:t>Tim cukup copy &gt; edit &gt; jalan</w:t>
+      </w:r>
+    </w:p>
+    <w:p>
+      <w:pPr>
+        <w:spacing w:line="240" w:lineRule="auto"/>
+      </w:pPr>
+    </w:p>
+    <w:p>
+      <w:pPr>
+        <w:spacing w:line="240" w:lineRule="auto"/>
+      </w:pPr>
+      <w:r>
+        <w:t>2. Perbaikan Extensi file pada message.utils</w:t>
+      </w:r>
     </w:p>
     <w:p>
       <w:pPr>
@@ -906,59 +442,9 @@
       <w:pPr>
         <w:spacing w:line="240" w:lineRule="auto"/>
       </w:pPr>
-      <w:proofErr w:type="spellStart"/>
-      <w:r>
-        <w:t>Extensi</w:t>
-      </w:r>
-      <w:proofErr w:type="spellEnd"/>
-      <w:r>
-        <w:t xml:space="preserve"> file pada </w:t>
-      </w:r>
-      <w:proofErr w:type="spellStart"/>
-      <w:r>
-        <w:t>message.utils</w:t>
-      </w:r>
-      <w:proofErr w:type="spellEnd"/>
-      <w:r>
-        <w:t xml:space="preserve"> </w:t>
-      </w:r>
-      <w:proofErr w:type="spellStart"/>
-      <w:r>
-        <w:t>awalnya</w:t>
-      </w:r>
-      <w:proofErr w:type="spellEnd"/>
-      <w:r>
-        <w:t xml:space="preserve"> </w:t>
-      </w:r>
-      <w:proofErr w:type="spellStart"/>
-      <w:r>
-        <w:t>kemudian</w:t>
-      </w:r>
-      <w:proofErr w:type="spellEnd"/>
-      <w:r>
-        <w:t xml:space="preserve"> </w:t>
-      </w:r>
-      <w:proofErr w:type="spellStart"/>
-      <w:r>
-        <w:t>diganti</w:t>
-      </w:r>
-      <w:proofErr w:type="spellEnd"/>
-      <w:r>
-        <w:t xml:space="preserve"> </w:t>
-      </w:r>
-      <w:proofErr w:type="spellStart"/>
-      <w:r>
-        <w:t>dengan</w:t>
-      </w:r>
-      <w:proofErr w:type="spellEnd"/>
-      <w:r>
-        <w:t xml:space="preserve"> </w:t>
-      </w:r>
-      <w:proofErr w:type="spellStart"/>
-      <w:r>
-        <w:t>message.utils.ts</w:t>
-      </w:r>
-      <w:proofErr w:type="spellEnd"/>
+      <w:r>
+        <w:t>Extensi file pada message.utils awalnya kemudian diganti dengan message.utils.ts</w:t>
+      </w:r>
     </w:p>
     <w:p>
       <w:pPr>
@@ -1027,40 +513,17 @@
       <w:r>
         <w:t xml:space="preserve">3. Update </w:t>
       </w:r>
-      <w:proofErr w:type="spellStart"/>
       <w:r>
         <w:t>tsconfig.json</w:t>
       </w:r>
-      <w:proofErr w:type="spellEnd"/>
-    </w:p>
-    <w:p>
-      <w:pPr>
-        <w:spacing w:line="240" w:lineRule="auto"/>
-      </w:pPr>
-      <w:r>
-        <w:t>C:\Users\acr\Documents\PBS PA\</w:t>
-      </w:r>
-      <w:proofErr w:type="spellStart"/>
-      <w:r>
-        <w:t>wisata-CPMApp</w:t>
-      </w:r>
-      <w:proofErr w:type="spellEnd"/>
-      <w:r>
-        <w:t>\</w:t>
-      </w:r>
-      <w:proofErr w:type="spellStart"/>
-      <w:r>
-        <w:t>api</w:t>
-      </w:r>
-      <w:proofErr w:type="spellEnd"/>
-      <w:r>
-        <w:t>\</w:t>
-      </w:r>
-      <w:proofErr w:type="spellStart"/>
-      <w:r>
-        <w:t>tsconfig.json</w:t>
-      </w:r>
-      <w:proofErr w:type="spellEnd"/>
+    </w:p>
+    <w:p>
+      <w:pPr>
+        <w:spacing w:line="240" w:lineRule="auto"/>
+      </w:pPr>
+      <w:r>
+        <w:t>C:\Users\acr\Documents\PBS PA\wisata-CPMApp\api\tsconfig.json</w:t>
+      </w:r>
     </w:p>
     <w:p>
       <w:pPr>
@@ -1112,91 +575,30 @@
         <w:spacing w:line="240" w:lineRule="auto"/>
       </w:pPr>
       <w:r>
-        <w:t xml:space="preserve">Tujuan </w:t>
-      </w:r>
-      <w:proofErr w:type="spellStart"/>
-      <w:r>
-        <w:t>menghapus</w:t>
-      </w:r>
-      <w:proofErr w:type="spellEnd"/>
-      <w:r>
-        <w:t xml:space="preserve"> </w:t>
-      </w:r>
-      <w:r>
-        <w:t>pada "</w:t>
-      </w:r>
-      <w:proofErr w:type="spellStart"/>
-      <w:r>
-        <w:t>baseUrl</w:t>
-      </w:r>
-      <w:proofErr w:type="spellEnd"/>
-      <w:r>
-        <w:t>": "./</w:t>
-      </w:r>
-      <w:proofErr w:type="spellStart"/>
-      <w:r>
-        <w:t>dist</w:t>
-      </w:r>
-      <w:proofErr w:type="spellEnd"/>
-      <w:r>
-        <w:t>"</w:t>
-      </w:r>
-      <w:r>
-        <w:t xml:space="preserve"> </w:t>
-      </w:r>
-      <w:proofErr w:type="spellStart"/>
-      <w:r>
-        <w:t>untuk</w:t>
-      </w:r>
-      <w:proofErr w:type="spellEnd"/>
-      <w:r>
-        <w:t xml:space="preserve"> import </w:t>
-      </w:r>
-      <w:proofErr w:type="spellStart"/>
-      <w:r>
-        <w:t>tidak</w:t>
-      </w:r>
-      <w:proofErr w:type="spellEnd"/>
-      <w:r>
-        <w:t xml:space="preserve"> error.</w:t>
-      </w:r>
-    </w:p>
-    <w:p>
-      <w:pPr>
-        <w:spacing w:line="240" w:lineRule="auto"/>
-      </w:pPr>
-    </w:p>
-    <w:p>
-      <w:pPr>
-        <w:spacing w:line="240" w:lineRule="auto"/>
-      </w:pPr>
-      <w:r>
-        <w:t xml:space="preserve">4. </w:t>
-      </w:r>
-      <w:proofErr w:type="spellStart"/>
-      <w:r>
-        <w:t>Mencoba</w:t>
-      </w:r>
-      <w:proofErr w:type="spellEnd"/>
-      <w:r>
-        <w:t xml:space="preserve"> </w:t>
-      </w:r>
-      <w:proofErr w:type="spellStart"/>
-      <w:r>
-        <w:t>menjalankan</w:t>
-      </w:r>
-      <w:proofErr w:type="spellEnd"/>
-      <w:r>
-        <w:t xml:space="preserve"> </w:t>
-      </w:r>
-      <w:r>
-        <w:t xml:space="preserve">Halaman Login Web </w:t>
-      </w:r>
-      <w:proofErr w:type="spellStart"/>
-      <w:r>
-        <w:t>CPMApp</w:t>
-      </w:r>
-      <w:proofErr w:type="spellEnd"/>
+        <w:t xml:space="preserve">Tujuan menghapus </w:t>
+      </w:r>
+      <w:r>
+        <w:t>pada "baseUrl": "./dist"</w:t>
+      </w:r>
+      <w:r>
+        <w:t xml:space="preserve"> untuk import tidak error.</w:t>
+      </w:r>
+    </w:p>
+    <w:p>
+      <w:pPr>
+        <w:spacing w:line="240" w:lineRule="auto"/>
+      </w:pPr>
+    </w:p>
+    <w:p>
+      <w:pPr>
+        <w:spacing w:line="240" w:lineRule="auto"/>
+      </w:pPr>
+      <w:r>
+        <w:t xml:space="preserve">4. Mencoba menjalankan </w:t>
+      </w:r>
+      <w:r>
+        <w:t>Halaman Login Web CPMApp</w:t>
+      </w:r>
     </w:p>
     <w:p>
       <w:pPr>
@@ -1247,69 +649,8 @@
       <w:pPr>
         <w:spacing w:line="240" w:lineRule="auto"/>
       </w:pPr>
-      <w:proofErr w:type="spellStart"/>
-      <w:r>
-        <w:t>Setelah</w:t>
-      </w:r>
-      <w:proofErr w:type="spellEnd"/>
-      <w:r>
-        <w:t xml:space="preserve"> </w:t>
-      </w:r>
-      <w:proofErr w:type="spellStart"/>
-      <w:r>
-        <w:t>menjalankan</w:t>
-      </w:r>
-      <w:proofErr w:type="spellEnd"/>
-      <w:r>
-        <w:t xml:space="preserve"> </w:t>
-      </w:r>
-      <w:proofErr w:type="spellStart"/>
-      <w:r>
-        <w:t>api</w:t>
-      </w:r>
-      <w:proofErr w:type="spellEnd"/>
-      <w:r>
-        <w:t xml:space="preserve"> </w:t>
-      </w:r>
-      <w:proofErr w:type="spellStart"/>
-      <w:r>
-        <w:t>kemudian</w:t>
-      </w:r>
-      <w:proofErr w:type="spellEnd"/>
-      <w:r>
-        <w:t xml:space="preserve"> </w:t>
-      </w:r>
-      <w:proofErr w:type="spellStart"/>
-      <w:r>
-        <w:t>menjalankan</w:t>
-      </w:r>
-      <w:proofErr w:type="spellEnd"/>
-      <w:r>
-        <w:t xml:space="preserve"> </w:t>
-      </w:r>
-      <w:proofErr w:type="spellStart"/>
-      <w:r>
-        <w:t>cms</w:t>
-      </w:r>
-      <w:proofErr w:type="spellEnd"/>
-      <w:r>
-        <w:t xml:space="preserve"> </w:t>
-      </w:r>
-      <w:proofErr w:type="spellStart"/>
-      <w:r>
-        <w:t>kedua</w:t>
-      </w:r>
-      <w:proofErr w:type="spellEnd"/>
-      <w:r>
-        <w:t xml:space="preserve"> </w:t>
-      </w:r>
-      <w:proofErr w:type="spellStart"/>
-      <w:r>
-        <w:t>berjalan</w:t>
-      </w:r>
-      <w:proofErr w:type="spellEnd"/>
-      <w:r>
-        <w:t>.</w:t>
+      <w:r>
+        <w:t>Setelah menjalankan api kemudian menjalankan cms kedua berjalan.</w:t>
       </w:r>
     </w:p>
     <w:p>
@@ -1323,29 +664,11 @@
       </w:pPr>
       <w:r>
         <w:lastRenderedPageBreak/>
-        <w:t xml:space="preserve">5. </w:t>
-      </w:r>
-      <w:proofErr w:type="spellStart"/>
-      <w:r>
-        <w:t>Perbaikan</w:t>
-      </w:r>
-      <w:proofErr w:type="spellEnd"/>
-      <w:r>
-        <w:t xml:space="preserve"> </w:t>
-      </w:r>
-      <w:proofErr w:type="spellStart"/>
-      <w:r>
-        <w:t>Koding</w:t>
-      </w:r>
-      <w:proofErr w:type="spellEnd"/>
-      <w:r>
-        <w:t xml:space="preserve"> pada </w:t>
-      </w:r>
-      <w:proofErr w:type="spellStart"/>
+        <w:t xml:space="preserve">5. Perbaikan Koding pada </w:t>
+      </w:r>
       <w:r>
         <w:t>App.tsx</w:t>
       </w:r>
-      <w:proofErr w:type="spellEnd"/>
     </w:p>
     <w:p>
       <w:pPr>
@@ -1354,35 +677,9 @@
       <w:r>
         <w:t xml:space="preserve">File : </w:t>
       </w:r>
-      <w:proofErr w:type="spellStart"/>
-      <w:r>
-        <w:t>wisata-CPMApp</w:t>
-      </w:r>
-      <w:proofErr w:type="spellEnd"/>
-      <w:r>
-        <w:t>\</w:t>
-      </w:r>
-      <w:proofErr w:type="spellStart"/>
-      <w:r>
-        <w:t>cms</w:t>
-      </w:r>
-      <w:proofErr w:type="spellEnd"/>
-      <w:r>
-        <w:t>\</w:t>
-      </w:r>
-      <w:proofErr w:type="spellStart"/>
-      <w:r>
-        <w:t>src</w:t>
-      </w:r>
-      <w:proofErr w:type="spellEnd"/>
-      <w:r>
-        <w:t>\</w:t>
-      </w:r>
-      <w:proofErr w:type="spellStart"/>
-      <w:r>
-        <w:t>App.tsx</w:t>
-      </w:r>
-      <w:proofErr w:type="spellEnd"/>
+      <w:r>
+        <w:t>wisata-CPMApp\cms\src\App.tsx</w:t>
+      </w:r>
     </w:p>
     <w:p>
       <w:pPr>
@@ -1447,37 +744,8 @@
         <w:ind w:left="720"/>
         <w:jc w:val="both"/>
       </w:pPr>
-      <w:proofErr w:type="spellStart"/>
-      <w:r>
-        <w:t>const</w:t>
-      </w:r>
-      <w:proofErr w:type="spellEnd"/>
-      <w:r>
-        <w:t xml:space="preserve"> [role, </w:t>
-      </w:r>
-      <w:proofErr w:type="spellStart"/>
-      <w:r>
-        <w:t>setRole</w:t>
-      </w:r>
-      <w:proofErr w:type="spellEnd"/>
-      <w:r>
-        <w:t xml:space="preserve">] = </w:t>
-      </w:r>
-      <w:proofErr w:type="spellStart"/>
-      <w:r>
-        <w:t>useState</w:t>
-      </w:r>
-      <w:proofErr w:type="spellEnd"/>
-      <w:r>
-        <w:t xml:space="preserve">(() =&gt; </w:t>
-      </w:r>
-      <w:proofErr w:type="spellStart"/>
-      <w:r>
-        <w:t>getRole</w:t>
-      </w:r>
-      <w:proofErr w:type="spellEnd"/>
-      <w:r>
-        <w:t>());</w:t>
+      <w:r>
+        <w:t>const [role, setRole] = useState(() =&gt; getRole());</w:t>
       </w:r>
     </w:p>
     <w:p>
@@ -1486,173 +754,8 @@
         <w:ind w:left="720"/>
         <w:jc w:val="both"/>
       </w:pPr>
-      <w:proofErr w:type="spellStart"/>
-      <w:r>
-        <w:t>Fungsi</w:t>
-      </w:r>
-      <w:proofErr w:type="spellEnd"/>
-      <w:r>
-        <w:t xml:space="preserve"> di </w:t>
-      </w:r>
-      <w:proofErr w:type="spellStart"/>
-      <w:r>
-        <w:t>dalam</w:t>
-      </w:r>
-      <w:proofErr w:type="spellEnd"/>
-      <w:r>
-        <w:t> </w:t>
-      </w:r>
-      <w:proofErr w:type="spellStart"/>
-      <w:r>
-        <w:t>useState</w:t>
-      </w:r>
-      <w:proofErr w:type="spellEnd"/>
-      <w:r>
-        <w:t> </w:t>
-      </w:r>
-      <w:proofErr w:type="spellStart"/>
-      <w:r>
-        <w:t>hanya</w:t>
-      </w:r>
-      <w:proofErr w:type="spellEnd"/>
-      <w:r>
-        <w:t xml:space="preserve"> </w:t>
-      </w:r>
-      <w:proofErr w:type="spellStart"/>
-      <w:r>
-        <w:t>akan</w:t>
-      </w:r>
-      <w:proofErr w:type="spellEnd"/>
-      <w:r>
-        <w:t xml:space="preserve"> </w:t>
-      </w:r>
-      <w:proofErr w:type="spellStart"/>
-      <w:r>
-        <w:t>dijalankan</w:t>
-      </w:r>
-      <w:proofErr w:type="spellEnd"/>
-      <w:r>
-        <w:t xml:space="preserve"> </w:t>
-      </w:r>
-      <w:proofErr w:type="spellStart"/>
-      <w:r>
-        <w:t>satu</w:t>
-      </w:r>
-      <w:proofErr w:type="spellEnd"/>
-      <w:r>
-        <w:t xml:space="preserve"> kali </w:t>
-      </w:r>
-      <w:proofErr w:type="spellStart"/>
-      <w:r>
-        <w:t>saat</w:t>
-      </w:r>
-      <w:proofErr w:type="spellEnd"/>
-      <w:r>
-        <w:t xml:space="preserve"> </w:t>
-      </w:r>
-      <w:proofErr w:type="spellStart"/>
-      <w:r>
-        <w:t>aplikasi</w:t>
-      </w:r>
-      <w:proofErr w:type="spellEnd"/>
-      <w:r>
-        <w:t xml:space="preserve"> </w:t>
-      </w:r>
-      <w:proofErr w:type="spellStart"/>
-      <w:r>
-        <w:t>pertama</w:t>
-      </w:r>
-      <w:proofErr w:type="spellEnd"/>
-      <w:r>
-        <w:t xml:space="preserve"> kali </w:t>
-      </w:r>
-      <w:proofErr w:type="spellStart"/>
-      <w:r>
-        <w:t>dimuat</w:t>
-      </w:r>
-      <w:proofErr w:type="spellEnd"/>
-      <w:r>
-        <w:t xml:space="preserve">. </w:t>
-      </w:r>
-      <w:proofErr w:type="spellStart"/>
-      <w:r>
-        <w:t>Lebih</w:t>
-      </w:r>
-      <w:proofErr w:type="spellEnd"/>
-      <w:r>
-        <w:t xml:space="preserve"> </w:t>
-      </w:r>
-      <w:proofErr w:type="spellStart"/>
-      <w:r>
-        <w:t>cepat</w:t>
-      </w:r>
-      <w:proofErr w:type="spellEnd"/>
-      <w:r>
-        <w:t xml:space="preserve"> </w:t>
-      </w:r>
-      <w:proofErr w:type="spellStart"/>
-      <w:r>
-        <w:t>karena</w:t>
-      </w:r>
-      <w:proofErr w:type="spellEnd"/>
-      <w:r>
-        <w:t xml:space="preserve"> React </w:t>
-      </w:r>
-      <w:proofErr w:type="spellStart"/>
-      <w:r>
-        <w:t>langsung</w:t>
-      </w:r>
-      <w:proofErr w:type="spellEnd"/>
-      <w:r>
-        <w:t xml:space="preserve"> </w:t>
-      </w:r>
-      <w:proofErr w:type="spellStart"/>
-      <w:r>
-        <w:t>tahu</w:t>
-      </w:r>
-      <w:proofErr w:type="spellEnd"/>
-      <w:r>
-        <w:t xml:space="preserve"> </w:t>
-      </w:r>
-      <w:proofErr w:type="spellStart"/>
-      <w:r>
-        <w:t>siapa</w:t>
-      </w:r>
-      <w:proofErr w:type="spellEnd"/>
-      <w:r>
-        <w:t xml:space="preserve"> </w:t>
-      </w:r>
-      <w:proofErr w:type="spellStart"/>
-      <w:r>
-        <w:t>usernya</w:t>
-      </w:r>
-      <w:proofErr w:type="spellEnd"/>
-      <w:r>
-        <w:t xml:space="preserve"> </w:t>
-      </w:r>
-      <w:proofErr w:type="spellStart"/>
-      <w:r>
-        <w:t>sebelum</w:t>
-      </w:r>
-      <w:proofErr w:type="spellEnd"/>
-      <w:r>
-        <w:t xml:space="preserve"> </w:t>
-      </w:r>
-      <w:proofErr w:type="spellStart"/>
-      <w:r>
-        <w:t>melakukan</w:t>
-      </w:r>
-      <w:proofErr w:type="spellEnd"/>
-      <w:r>
-        <w:t xml:space="preserve"> render </w:t>
-      </w:r>
-      <w:proofErr w:type="spellStart"/>
-      <w:r>
-        <w:t>pertama</w:t>
-      </w:r>
-      <w:proofErr w:type="spellEnd"/>
-      <w:r>
-        <w:t xml:space="preserve"> (First Paint).</w:t>
+      <w:r>
+        <w:t>Fungsi di dalam useState hanya akan dijalankan satu kali saat aplikasi pertama kali dimuat. Lebih cepat karena React langsung tahu siapa usernya sebelum melakukan render pertama (First Paint).</w:t>
       </w:r>
     </w:p>
     <w:p>
@@ -1664,144 +767,12 @@
         <w:spacing w:line="240" w:lineRule="auto"/>
         <w:jc w:val="both"/>
       </w:pPr>
-      <w:proofErr w:type="spellStart"/>
-      <w:r>
-        <w:t>Menghapus</w:t>
-      </w:r>
-      <w:proofErr w:type="spellEnd"/>
-      <w:r>
-        <w:t> loading state:</w:t>
+      <w:r>
+        <w:t>Menghapus loading state:</w:t>
       </w:r>
       <w:r>
         <w:br/>
-      </w:r>
-      <w:proofErr w:type="spellStart"/>
-      <w:r>
-        <w:t>Mengambil</w:t>
-      </w:r>
-      <w:proofErr w:type="spellEnd"/>
-      <w:r>
-        <w:t> role </w:t>
-      </w:r>
-      <w:proofErr w:type="spellStart"/>
-      <w:r>
-        <w:t>secara</w:t>
-      </w:r>
-      <w:proofErr w:type="spellEnd"/>
-      <w:r>
-        <w:t xml:space="preserve"> </w:t>
-      </w:r>
-      <w:proofErr w:type="spellStart"/>
-      <w:r>
-        <w:t>sinkron</w:t>
-      </w:r>
-      <w:proofErr w:type="spellEnd"/>
-      <w:r>
-        <w:t xml:space="preserve"> </w:t>
-      </w:r>
-      <w:proofErr w:type="spellStart"/>
-      <w:r>
-        <w:t>dari</w:t>
-      </w:r>
-      <w:proofErr w:type="spellEnd"/>
-      <w:r>
-        <w:t> </w:t>
-      </w:r>
-      <w:proofErr w:type="spellStart"/>
-      <w:r>
-        <w:t>localStorage</w:t>
-      </w:r>
-      <w:proofErr w:type="spellEnd"/>
-      <w:r>
-        <w:t xml:space="preserve">, </w:t>
-      </w:r>
-      <w:proofErr w:type="spellStart"/>
-      <w:r>
-        <w:t>tidak</w:t>
-      </w:r>
-      <w:proofErr w:type="spellEnd"/>
-      <w:r>
-        <w:t xml:space="preserve"> </w:t>
-      </w:r>
-      <w:proofErr w:type="spellStart"/>
-      <w:r>
-        <w:t>perlu</w:t>
-      </w:r>
-      <w:proofErr w:type="spellEnd"/>
-      <w:r>
-        <w:t xml:space="preserve"> </w:t>
-      </w:r>
-      <w:proofErr w:type="spellStart"/>
-      <w:r>
-        <w:t>lagi</w:t>
-      </w:r>
-      <w:proofErr w:type="spellEnd"/>
-      <w:r>
-        <w:t xml:space="preserve"> </w:t>
-      </w:r>
-      <w:proofErr w:type="spellStart"/>
-      <w:r>
-        <w:t>menunggu</w:t>
-      </w:r>
-      <w:proofErr w:type="spellEnd"/>
-      <w:r>
-        <w:t xml:space="preserve"> "loading". </w:t>
-      </w:r>
-      <w:proofErr w:type="spellStart"/>
-      <w:r>
-        <w:t>Aplikasi</w:t>
-      </w:r>
-      <w:proofErr w:type="spellEnd"/>
-      <w:r>
-        <w:t xml:space="preserve"> </w:t>
-      </w:r>
-      <w:proofErr w:type="spellStart"/>
-      <w:r>
-        <w:t>langsung</w:t>
-      </w:r>
-      <w:proofErr w:type="spellEnd"/>
-      <w:r>
-        <w:t xml:space="preserve"> </w:t>
-      </w:r>
-      <w:proofErr w:type="spellStart"/>
-      <w:r>
-        <w:t>tahu</w:t>
-      </w:r>
-      <w:proofErr w:type="spellEnd"/>
-      <w:r>
-        <w:t xml:space="preserve"> </w:t>
-      </w:r>
-      <w:proofErr w:type="spellStart"/>
-      <w:r>
-        <w:t>apakah</w:t>
-      </w:r>
-      <w:proofErr w:type="spellEnd"/>
-      <w:r>
-        <w:t xml:space="preserve"> user </w:t>
-      </w:r>
-      <w:proofErr w:type="spellStart"/>
-      <w:r>
-        <w:t>adalah</w:t>
-      </w:r>
-      <w:proofErr w:type="spellEnd"/>
-      <w:r>
-        <w:t xml:space="preserve"> admin, customer, </w:t>
-      </w:r>
-      <w:proofErr w:type="spellStart"/>
-      <w:r>
-        <w:t>atau</w:t>
-      </w:r>
-      <w:proofErr w:type="spellEnd"/>
-      <w:r>
-        <w:t xml:space="preserve"> </w:t>
-      </w:r>
-      <w:proofErr w:type="spellStart"/>
-      <w:r>
-        <w:t>belum</w:t>
-      </w:r>
-      <w:proofErr w:type="spellEnd"/>
-      <w:r>
-        <w:t xml:space="preserve"> login.</w:t>
+        <w:t>Mengambil role secara sinkron dari localStorage, tidak perlu lagi menunggu "loading". Aplikasi langsung tahu apakah user adalah admin, customer, atau belum login.</w:t>
       </w:r>
     </w:p>
     <w:p>
@@ -1813,136 +784,12 @@
         <w:spacing w:line="240" w:lineRule="auto"/>
         <w:jc w:val="both"/>
       </w:pPr>
-      <w:proofErr w:type="spellStart"/>
-      <w:r>
-        <w:t>Menghapus</w:t>
-      </w:r>
-      <w:proofErr w:type="spellEnd"/>
-      <w:r>
-        <w:t> </w:t>
-      </w:r>
-      <w:proofErr w:type="spellStart"/>
-      <w:r>
-        <w:t>setRole</w:t>
-      </w:r>
-      <w:proofErr w:type="spellEnd"/>
-      <w:r>
-        <w:t> </w:t>
-      </w:r>
-      <w:proofErr w:type="spellStart"/>
-      <w:r>
-        <w:t>dari</w:t>
-      </w:r>
-      <w:proofErr w:type="spellEnd"/>
-      <w:r>
-        <w:t> </w:t>
-      </w:r>
-      <w:proofErr w:type="spellStart"/>
-      <w:r>
-        <w:t>useEffect</w:t>
-      </w:r>
-      <w:proofErr w:type="spellEnd"/>
-      <w:r>
-        <w:t>:</w:t>
+      <w:r>
+        <w:t>Menghapus setRole dari useEffect:</w:t>
       </w:r>
       <w:r>
         <w:br/>
-      </w:r>
-      <w:proofErr w:type="spellStart"/>
-      <w:r>
-        <w:t>Menghilangkan</w:t>
-      </w:r>
-      <w:proofErr w:type="spellEnd"/>
-      <w:r>
-        <w:t xml:space="preserve"> error </w:t>
-      </w:r>
-      <w:proofErr w:type="spellStart"/>
-      <w:r>
-        <w:t>ESLint</w:t>
-      </w:r>
-      <w:proofErr w:type="spellEnd"/>
-      <w:r>
-        <w:t xml:space="preserve"> </w:t>
-      </w:r>
-      <w:proofErr w:type="spellStart"/>
-      <w:r>
-        <w:t>tersebut</w:t>
-      </w:r>
-      <w:proofErr w:type="spellEnd"/>
-      <w:r>
-        <w:t>. </w:t>
-      </w:r>
-      <w:proofErr w:type="spellStart"/>
-      <w:r>
-        <w:t>useEffect</w:t>
-      </w:r>
-      <w:proofErr w:type="spellEnd"/>
-      <w:r>
-        <w:t> </w:t>
-      </w:r>
-      <w:proofErr w:type="spellStart"/>
-      <w:r>
-        <w:t>sekarang</w:t>
-      </w:r>
-      <w:proofErr w:type="spellEnd"/>
-      <w:r>
-        <w:t xml:space="preserve"> </w:t>
-      </w:r>
-      <w:proofErr w:type="spellStart"/>
-      <w:r>
-        <w:t>hanya</w:t>
-      </w:r>
-      <w:proofErr w:type="spellEnd"/>
-      <w:r>
-        <w:t xml:space="preserve"> </w:t>
-      </w:r>
-      <w:proofErr w:type="spellStart"/>
-      <w:r>
-        <w:t>bertugas</w:t>
-      </w:r>
-      <w:proofErr w:type="spellEnd"/>
-      <w:r>
-        <w:t xml:space="preserve"> </w:t>
-      </w:r>
-      <w:proofErr w:type="spellStart"/>
-      <w:r>
-        <w:t>menyetel</w:t>
-      </w:r>
-      <w:proofErr w:type="spellEnd"/>
-      <w:r>
-        <w:t xml:space="preserve"> token </w:t>
-      </w:r>
-      <w:proofErr w:type="spellStart"/>
-      <w:r>
-        <w:t>ke</w:t>
-      </w:r>
-      <w:proofErr w:type="spellEnd"/>
-      <w:r>
-        <w:t xml:space="preserve"> instance API (</w:t>
-      </w:r>
-      <w:proofErr w:type="spellStart"/>
-      <w:r>
-        <w:t>seperti</w:t>
-      </w:r>
-      <w:proofErr w:type="spellEnd"/>
-      <w:r>
-        <w:t xml:space="preserve"> Axios), yang mana </w:t>
-      </w:r>
-      <w:proofErr w:type="spellStart"/>
-      <w:r>
-        <w:t>merupakan</w:t>
-      </w:r>
-      <w:proofErr w:type="spellEnd"/>
-      <w:r>
-        <w:t xml:space="preserve"> </w:t>
-      </w:r>
-      <w:proofErr w:type="spellStart"/>
-      <w:r>
-        <w:t>murni</w:t>
-      </w:r>
-      <w:proofErr w:type="spellEnd"/>
-      <w:r>
-        <w:t> </w:t>
+        <w:t>Menghilangkan error ESLint tersebut. useEffect sekarang hanya bertugas menyetel token ke instance API (seperti Axios), yang mana merupakan murni </w:t>
       </w:r>
       <w:r>
         <w:rPr>
@@ -1964,64 +811,12 @@
         <w:spacing w:line="240" w:lineRule="auto"/>
         <w:jc w:val="both"/>
       </w:pPr>
-      <w:proofErr w:type="spellStart"/>
-      <w:r>
-        <w:t>Penambahan</w:t>
-      </w:r>
-      <w:proofErr w:type="spellEnd"/>
-      <w:r>
-        <w:t> replace pada Navigate:</w:t>
+      <w:r>
+        <w:t>Penambahan replace pada Navigate:</w:t>
       </w:r>
       <w:r>
         <w:br/>
-      </w:r>
-      <w:proofErr w:type="spellStart"/>
-      <w:r>
-        <w:t>Menambahkan</w:t>
-      </w:r>
-      <w:proofErr w:type="spellEnd"/>
-      <w:r>
-        <w:t xml:space="preserve"> </w:t>
-      </w:r>
-      <w:proofErr w:type="spellStart"/>
-      <w:r>
-        <w:t>properti</w:t>
-      </w:r>
-      <w:proofErr w:type="spellEnd"/>
-      <w:r>
-        <w:t xml:space="preserve"> replace pada &lt;Navigate /&gt; agar user </w:t>
-      </w:r>
-      <w:proofErr w:type="spellStart"/>
-      <w:r>
-        <w:t>tidak</w:t>
-      </w:r>
-      <w:proofErr w:type="spellEnd"/>
-      <w:r>
-        <w:t xml:space="preserve"> </w:t>
-      </w:r>
-      <w:proofErr w:type="spellStart"/>
-      <w:r>
-        <w:t>terjebak</w:t>
-      </w:r>
-      <w:proofErr w:type="spellEnd"/>
-      <w:r>
-        <w:t xml:space="preserve"> </w:t>
-      </w:r>
-      <w:proofErr w:type="spellStart"/>
-      <w:r>
-        <w:t>dalam</w:t>
-      </w:r>
-      <w:proofErr w:type="spellEnd"/>
-      <w:r>
-        <w:t xml:space="preserve"> loop </w:t>
-      </w:r>
-      <w:proofErr w:type="spellStart"/>
-      <w:r>
-        <w:t>tombol</w:t>
-      </w:r>
-      <w:proofErr w:type="spellEnd"/>
-      <w:r>
-        <w:t xml:space="preserve"> "back" di browser.</w:t>
+        <w:t>Menambahkan properti replace pada &lt;Navigate /&gt; agar user tidak terjebak dalam loop tombol "back" di browser.</w:t>
       </w:r>
     </w:p>
     <w:p>
@@ -2033,13 +828,8 @@
         <w:spacing w:line="240" w:lineRule="auto"/>
         <w:jc w:val="both"/>
       </w:pPr>
-      <w:proofErr w:type="spellStart"/>
-      <w:r>
-        <w:t>Perbaikan</w:t>
-      </w:r>
-      <w:proofErr w:type="spellEnd"/>
-      <w:r>
-        <w:t xml:space="preserve"> Path:</w:t>
+      <w:r>
+        <w:t>Perbaikan Path:</w:t>
       </w:r>
     </w:p>
     <w:p>
@@ -2048,69 +838,8 @@
         <w:ind w:left="720"/>
         <w:jc w:val="both"/>
       </w:pPr>
-      <w:proofErr w:type="spellStart"/>
-      <w:r>
-        <w:t>Menghapus</w:t>
-      </w:r>
-      <w:proofErr w:type="spellEnd"/>
-      <w:r>
-        <w:t> /admin/review </w:t>
-      </w:r>
-      <w:proofErr w:type="spellStart"/>
-      <w:r>
-        <w:t>menjadi</w:t>
-      </w:r>
-      <w:proofErr w:type="spellEnd"/>
-      <w:r>
-        <w:t> review </w:t>
-      </w:r>
-      <w:proofErr w:type="spellStart"/>
-      <w:r>
-        <w:t>saja</w:t>
-      </w:r>
-      <w:proofErr w:type="spellEnd"/>
-      <w:r>
-        <w:t xml:space="preserve"> di </w:t>
-      </w:r>
-      <w:proofErr w:type="spellStart"/>
-      <w:r>
-        <w:t>dalam</w:t>
-      </w:r>
-      <w:proofErr w:type="spellEnd"/>
-      <w:r>
-        <w:t xml:space="preserve"> Route admin, </w:t>
-      </w:r>
-      <w:proofErr w:type="spellStart"/>
-      <w:r>
-        <w:t>karena</w:t>
-      </w:r>
-      <w:proofErr w:type="spellEnd"/>
-      <w:r>
-        <w:t xml:space="preserve"> </w:t>
-      </w:r>
-      <w:proofErr w:type="spellStart"/>
-      <w:r>
-        <w:t>sudah</w:t>
-      </w:r>
-      <w:proofErr w:type="spellEnd"/>
-      <w:r>
-        <w:t xml:space="preserve"> </w:t>
-      </w:r>
-      <w:proofErr w:type="spellStart"/>
-      <w:r>
-        <w:t>berada</w:t>
-      </w:r>
-      <w:proofErr w:type="spellEnd"/>
-      <w:r>
-        <w:t xml:space="preserve"> di </w:t>
-      </w:r>
-      <w:proofErr w:type="spellStart"/>
-      <w:r>
-        <w:t>bawah</w:t>
-      </w:r>
-      <w:proofErr w:type="spellEnd"/>
-      <w:r>
-        <w:t xml:space="preserve"> prefix /admin.</w:t>
+      <w:r>
+        <w:t>Menghapus /admin/review menjadi review saja di dalam Route admin, karena sudah berada di bawah prefix /admin.</w:t>
       </w:r>
     </w:p>
     <w:p>
@@ -2140,45 +869,8 @@
         <w:t xml:space="preserve">6. </w:t>
       </w:r>
       <w:r>
-        <w:t xml:space="preserve">Git </w:t>
-      </w:r>
-      <w:proofErr w:type="spellStart"/>
-      <w:r>
-        <w:t>berhenti</w:t>
-      </w:r>
-      <w:proofErr w:type="spellEnd"/>
-      <w:r>
-        <w:t xml:space="preserve"> </w:t>
-      </w:r>
-      <w:proofErr w:type="spellStart"/>
-      <w:r>
-        <w:t>karena</w:t>
-      </w:r>
-      <w:proofErr w:type="spellEnd"/>
-      <w:r>
-        <w:t xml:space="preserve"> </w:t>
-      </w:r>
-      <w:proofErr w:type="spellStart"/>
-      <w:r>
-        <w:t>masih</w:t>
-      </w:r>
-      <w:proofErr w:type="spellEnd"/>
-      <w:r>
-        <w:t xml:space="preserve"> </w:t>
-      </w:r>
-      <w:proofErr w:type="spellStart"/>
-      <w:r>
-        <w:t>ada</w:t>
-      </w:r>
-      <w:proofErr w:type="spellEnd"/>
-      <w:r>
-        <w:t xml:space="preserve"> </w:t>
-      </w:r>
-      <w:proofErr w:type="spellStart"/>
-      <w:r>
-        <w:t>konflik</w:t>
-      </w:r>
-      <w:proofErr w:type="spellEnd"/>
+        <w:t>Git berhenti karena masih ada konflik</w:t>
+      </w:r>
       <w:r>
         <w:t>.</w:t>
       </w:r>
@@ -2308,35 +1000,15 @@
       <w:pPr>
         <w:spacing w:line="240" w:lineRule="auto"/>
       </w:pPr>
-      <w:proofErr w:type="spellStart"/>
-      <w:r>
-        <w:t>Penyebabnya</w:t>
-      </w:r>
-      <w:proofErr w:type="spellEnd"/>
-      <w:r>
-        <w:t xml:space="preserve"> </w:t>
-      </w:r>
-      <w:proofErr w:type="spellStart"/>
-      <w:r>
-        <w:t>karena</w:t>
-      </w:r>
-      <w:proofErr w:type="spellEnd"/>
-      <w:r>
-        <w:t xml:space="preserve"> </w:t>
-      </w:r>
-      <w:proofErr w:type="spellStart"/>
-      <w:r>
-        <w:t>terjadi</w:t>
-      </w:r>
-      <w:proofErr w:type="spellEnd"/>
-      <w:r>
-        <w:t xml:space="preserve"> </w:t>
-      </w:r>
-      <w:proofErr w:type="spellStart"/>
+      <w:r>
+        <w:t xml:space="preserve">Penyebabnya </w:t>
+      </w:r>
+      <w:r>
+        <w:t xml:space="preserve">karena terjadi </w:t>
+      </w:r>
       <w:r>
         <w:t>konflik</w:t>
       </w:r>
-      <w:proofErr w:type="spellEnd"/>
       <w:r>
         <w:t xml:space="preserve"> :</w:t>
       </w:r>
@@ -2356,35 +1028,12 @@
       <w:r>
         <w:t xml:space="preserve"> dan </w:t>
       </w:r>
-      <w:proofErr w:type="spellStart"/>
-      <w:r>
-        <w:t>anggota</w:t>
-      </w:r>
-      <w:proofErr w:type="spellEnd"/>
-      <w:r>
-        <w:t xml:space="preserve"> </w:t>
-      </w:r>
-      <w:proofErr w:type="spellStart"/>
-      <w:r>
-        <w:t>tim</w:t>
-      </w:r>
-      <w:proofErr w:type="spellEnd"/>
-      <w:r>
-        <w:t xml:space="preserve"> </w:t>
-      </w:r>
-      <w:proofErr w:type="spellStart"/>
-      <w:r>
-        <w:t>mengubah</w:t>
-      </w:r>
-      <w:proofErr w:type="spellEnd"/>
-      <w:r>
-        <w:t xml:space="preserve"> file yang </w:t>
-      </w:r>
-      <w:proofErr w:type="spellStart"/>
-      <w:r>
-        <w:t>sama</w:t>
-      </w:r>
-      <w:proofErr w:type="spellEnd"/>
+      <w:r>
+        <w:t>anggota tim</w:t>
+      </w:r>
+      <w:r>
+        <w:t xml:space="preserve"> mengubah file yang sama</w:t>
+      </w:r>
       <w:r>
         <w:t>.</w:t>
       </w:r>
@@ -2399,37 +1048,8 @@
         <w:spacing w:line="240" w:lineRule="auto"/>
       </w:pPr>
       <w:r>
-        <w:t xml:space="preserve">Git </w:t>
-      </w:r>
-      <w:proofErr w:type="spellStart"/>
-      <w:r>
-        <w:t>bingung</w:t>
-      </w:r>
-      <w:proofErr w:type="spellEnd"/>
-      <w:r>
-        <w:t xml:space="preserve"> </w:t>
-      </w:r>
-      <w:proofErr w:type="spellStart"/>
-      <w:r>
-        <w:t>memilih</w:t>
-      </w:r>
-      <w:proofErr w:type="spellEnd"/>
-      <w:r>
-        <w:t xml:space="preserve"> </w:t>
-      </w:r>
-      <w:proofErr w:type="spellStart"/>
-      <w:r>
-        <w:t>versi</w:t>
-      </w:r>
-      <w:proofErr w:type="spellEnd"/>
-      <w:r>
-        <w:t xml:space="preserve"> mana yang </w:t>
-      </w:r>
-      <w:proofErr w:type="spellStart"/>
-      <w:r>
-        <w:t>benar</w:t>
-      </w:r>
-      <w:proofErr w:type="spellEnd"/>
+        <w:t>Git bingung memilih versi mana yang benar</w:t>
+      </w:r>
       <w:r>
         <w:t>.</w:t>
       </w:r>
@@ -2444,39 +1064,7 @@
         <w:spacing w:line="240" w:lineRule="auto"/>
       </w:pPr>
       <w:r>
-        <w:t xml:space="preserve">Jadi Git </w:t>
-      </w:r>
-      <w:proofErr w:type="spellStart"/>
-      <w:r>
-        <w:t>minta</w:t>
-      </w:r>
-      <w:proofErr w:type="spellEnd"/>
-      <w:r>
-        <w:t xml:space="preserve"> </w:t>
-      </w:r>
-      <w:proofErr w:type="spellStart"/>
-      <w:r>
-        <w:t>menyelesaikan</w:t>
-      </w:r>
-      <w:proofErr w:type="spellEnd"/>
-      <w:r>
-        <w:t xml:space="preserve"> </w:t>
-      </w:r>
-      <w:proofErr w:type="spellStart"/>
-      <w:r>
-        <w:t>konflik</w:t>
-      </w:r>
-      <w:proofErr w:type="spellEnd"/>
-      <w:r>
-        <w:t xml:space="preserve"> </w:t>
-      </w:r>
-      <w:proofErr w:type="spellStart"/>
-      <w:r>
-        <w:t>secara</w:t>
-      </w:r>
-      <w:proofErr w:type="spellEnd"/>
-      <w:r>
-        <w:t xml:space="preserve"> manual</w:t>
+        <w:t>Jadi Git minta menyelesaikan konflik secara manual</w:t>
       </w:r>
       <w:r>
         <w:t>.</w:t>
@@ -2492,15 +1080,7 @@
         <w:spacing w:line="240" w:lineRule="auto"/>
       </w:pPr>
       <w:r>
-        <w:t xml:space="preserve">Solusi yang </w:t>
-      </w:r>
-      <w:proofErr w:type="spellStart"/>
-      <w:r>
-        <w:t>dilakukan</w:t>
-      </w:r>
-      <w:proofErr w:type="spellEnd"/>
-      <w:r>
-        <w:t xml:space="preserve"> :</w:t>
+        <w:t>Solusi yang dilakukan :</w:t>
       </w:r>
     </w:p>
     <w:p>
@@ -2512,29 +1092,8 @@
         </w:numPr>
         <w:spacing w:line="240" w:lineRule="auto"/>
       </w:pPr>
-      <w:proofErr w:type="spellStart"/>
-      <w:r>
-        <w:t>Mengembalikan</w:t>
-      </w:r>
-      <w:proofErr w:type="spellEnd"/>
-      <w:r>
-        <w:t xml:space="preserve"> </w:t>
-      </w:r>
-      <w:proofErr w:type="spellStart"/>
-      <w:r>
-        <w:t>koding</w:t>
-      </w:r>
-      <w:proofErr w:type="spellEnd"/>
-      <w:r>
-        <w:t xml:space="preserve"> </w:t>
-      </w:r>
-      <w:proofErr w:type="spellStart"/>
-      <w:r>
-        <w:t>sebelum</w:t>
-      </w:r>
-      <w:proofErr w:type="spellEnd"/>
-      <w:r>
-        <w:t xml:space="preserve"> di edit.</w:t>
+      <w:r>
+        <w:t>Mengembalikan koding sebelum di edit.</w:t>
       </w:r>
     </w:p>
     <w:p>
@@ -2546,21 +1105,8 @@
         </w:numPr>
         <w:spacing w:line="240" w:lineRule="auto"/>
       </w:pPr>
-      <w:proofErr w:type="spellStart"/>
-      <w:r>
-        <w:t>Setelah</w:t>
-      </w:r>
-      <w:proofErr w:type="spellEnd"/>
-      <w:r>
-        <w:t xml:space="preserve"> </w:t>
-      </w:r>
-      <w:proofErr w:type="spellStart"/>
-      <w:r>
-        <w:t>itu</w:t>
-      </w:r>
-      <w:proofErr w:type="spellEnd"/>
-      <w:r>
-        <w:t xml:space="preserve"> </w:t>
+      <w:r>
+        <w:t xml:space="preserve">Setelah itu </w:t>
       </w:r>
       <w:r>
         <w:t>commit</w:t>
@@ -2569,15 +1115,7 @@
         <w:t xml:space="preserve"> fan</w:t>
       </w:r>
       <w:r>
-        <w:t xml:space="preserve"> push </w:t>
-      </w:r>
-      <w:proofErr w:type="spellStart"/>
-      <w:r>
-        <w:t>ke</w:t>
-      </w:r>
-      <w:proofErr w:type="spellEnd"/>
-      <w:r>
-        <w:t xml:space="preserve"> GitHub:</w:t>
+        <w:t xml:space="preserve"> push ke GitHub:</w:t>
       </w:r>
     </w:p>
     <w:p>
@@ -2597,23 +1135,7 @@
         <w:ind w:left="1440"/>
       </w:pPr>
       <w:r>
-        <w:t>git commit -m "</w:t>
-      </w:r>
-      <w:proofErr w:type="spellStart"/>
-      <w:r>
-        <w:t>pesan</w:t>
-      </w:r>
-      <w:proofErr w:type="spellEnd"/>
-      <w:r>
-        <w:t xml:space="preserve"> </w:t>
-      </w:r>
-      <w:proofErr w:type="spellStart"/>
-      <w:r>
-        <w:t>kamu</w:t>
-      </w:r>
-      <w:proofErr w:type="spellEnd"/>
-      <w:r>
-        <w:t>"</w:t>
+        <w:t>git commit -m "pesan kamu"</w:t>
       </w:r>
     </w:p>
     <w:p>
@@ -2672,13 +1194,8 @@
       </w:pPr>
       <w:r>
         <w:lastRenderedPageBreak/>
-        <w:t xml:space="preserve">7. Membuat file </w:t>
-      </w:r>
-      <w:proofErr w:type="spellStart"/>
-      <w:r>
-        <w:t>api.ts</w:t>
-      </w:r>
-      <w:proofErr w:type="spellEnd"/>
+        <w:t>7. Membuat file api.ts</w:t>
+      </w:r>
     </w:p>
     <w:p>
       <w:pPr>
@@ -2687,19 +1204,9 @@
       <w:r>
         <w:t xml:space="preserve">File : </w:t>
       </w:r>
-      <w:proofErr w:type="spellStart"/>
-      <w:r>
-        <w:t>wisata-CPMApp</w:t>
-      </w:r>
-      <w:proofErr w:type="spellEnd"/>
-      <w:r>
-        <w:t>\user\app\lib\</w:t>
-      </w:r>
-      <w:proofErr w:type="spellStart"/>
-      <w:r>
-        <w:t>api.ts</w:t>
-      </w:r>
-      <w:proofErr w:type="spellEnd"/>
+      <w:r>
+        <w:t>wisata-CPMApp\user\app\lib\api.ts</w:t>
+      </w:r>
     </w:p>
     <w:p>
       <w:pPr>
@@ -2754,56 +1261,12 @@
         </w:numPr>
         <w:spacing w:line="240" w:lineRule="auto"/>
       </w:pPr>
-      <w:proofErr w:type="spellStart"/>
-      <w:r>
-        <w:t>Deteksi</w:t>
-      </w:r>
-      <w:proofErr w:type="spellEnd"/>
-      <w:r>
-        <w:t xml:space="preserve"> </w:t>
-      </w:r>
-      <w:proofErr w:type="spellStart"/>
-      <w:r>
-        <w:t>Otomatis</w:t>
-      </w:r>
-      <w:proofErr w:type="spellEnd"/>
-      <w:r>
-        <w:t xml:space="preserve"> (Platform):</w:t>
+      <w:r>
+        <w:t>Deteksi Otomatis (Platform):</w:t>
       </w:r>
       <w:r>
         <w:br/>
-      </w:r>
-      <w:proofErr w:type="spellStart"/>
-      <w:r>
-        <w:t>Aplikasi</w:t>
-      </w:r>
-      <w:proofErr w:type="spellEnd"/>
-      <w:r>
-        <w:t xml:space="preserve"> </w:t>
-      </w:r>
-      <w:proofErr w:type="spellStart"/>
-      <w:r>
-        <w:t>mengecek</w:t>
-      </w:r>
-      <w:proofErr w:type="spellEnd"/>
-      <w:r>
-        <w:t>: Sedang j</w:t>
-      </w:r>
-      <w:proofErr w:type="spellStart"/>
-      <w:r>
-        <w:t>alan</w:t>
-      </w:r>
-      <w:proofErr w:type="spellEnd"/>
-      <w:r>
-        <w:t xml:space="preserve"> di HP Android </w:t>
-      </w:r>
-      <w:proofErr w:type="spellStart"/>
-      <w:r>
-        <w:t>atau</w:t>
-      </w:r>
-      <w:proofErr w:type="spellEnd"/>
-      <w:r>
-        <w:t xml:space="preserve"> di Browser (Web)?</w:t>
+        <w:t>Aplikasi mengecek: Sedang jalan di HP Android atau di Browser (Web)?</w:t>
       </w:r>
     </w:p>
     <w:p>
@@ -2815,15 +1278,7 @@
         <w:spacing w:line="240" w:lineRule="auto"/>
       </w:pPr>
       <w:r>
-        <w:t xml:space="preserve">Kalau di Web, </w:t>
-      </w:r>
-      <w:proofErr w:type="spellStart"/>
-      <w:r>
-        <w:t>alamatnya</w:t>
-      </w:r>
-      <w:proofErr w:type="spellEnd"/>
-      <w:r>
-        <w:t>: localhost:3000.</w:t>
+        <w:t>Kalau di Web, alamatnya: localhost:3000.</w:t>
       </w:r>
     </w:p>
     <w:p>
@@ -2835,55 +1290,7 @@
         <w:spacing w:line="240" w:lineRule="auto"/>
       </w:pPr>
       <w:r>
-        <w:t xml:space="preserve">Kalau di Android, </w:t>
-      </w:r>
-      <w:proofErr w:type="spellStart"/>
-      <w:r>
-        <w:t>alamatnya</w:t>
-      </w:r>
-      <w:proofErr w:type="spellEnd"/>
-      <w:r>
-        <w:t>: 10.0.2.2:3000 (</w:t>
-      </w:r>
-      <w:proofErr w:type="spellStart"/>
-      <w:r>
-        <w:t>kode</w:t>
-      </w:r>
-      <w:proofErr w:type="spellEnd"/>
-      <w:r>
-        <w:t xml:space="preserve"> </w:t>
-      </w:r>
-      <w:proofErr w:type="spellStart"/>
-      <w:r>
-        <w:t>khusus</w:t>
-      </w:r>
-      <w:proofErr w:type="spellEnd"/>
-      <w:r>
-        <w:t xml:space="preserve"> </w:t>
-      </w:r>
-      <w:proofErr w:type="spellStart"/>
-      <w:r>
-        <w:t>supaya</w:t>
-      </w:r>
-      <w:proofErr w:type="spellEnd"/>
-      <w:r>
-        <w:t xml:space="preserve"> Android </w:t>
-      </w:r>
-      <w:proofErr w:type="spellStart"/>
-      <w:r>
-        <w:t>bisa</w:t>
-      </w:r>
-      <w:proofErr w:type="spellEnd"/>
-      <w:r>
-        <w:t xml:space="preserve"> </w:t>
-      </w:r>
-      <w:proofErr w:type="spellStart"/>
-      <w:r>
-        <w:t>akses</w:t>
-      </w:r>
-      <w:proofErr w:type="spellEnd"/>
-      <w:r>
-        <w:t xml:space="preserve"> internet laptop).</w:t>
+        <w:t>Kalau di Android, alamatnya: 10.0.2.2:3000 (kode khusus supaya Android bisa akses internet laptop).</w:t>
       </w:r>
     </w:p>
     <w:p>
@@ -2894,128 +1301,18 @@
         </w:numPr>
         <w:spacing w:line="240" w:lineRule="auto"/>
       </w:pPr>
-      <w:proofErr w:type="spellStart"/>
-      <w:r>
-        <w:t>Pembersih</w:t>
-      </w:r>
-      <w:proofErr w:type="spellEnd"/>
-      <w:r>
-        <w:t xml:space="preserve"> Alamat (Normalize):</w:t>
+      <w:r>
+        <w:t>Pembersih Alamat (Normalize):</w:t>
       </w:r>
       <w:r>
         <w:br/>
-      </w:r>
-      <w:proofErr w:type="spellStart"/>
-      <w:r>
-        <w:t>Fungsi</w:t>
-      </w:r>
-      <w:proofErr w:type="spellEnd"/>
-      <w:r>
-        <w:t xml:space="preserve"> </w:t>
-      </w:r>
-      <w:proofErr w:type="spellStart"/>
+        <w:t xml:space="preserve">Fungsi </w:t>
+      </w:r>
       <w:r>
         <w:t>untuk</w:t>
       </w:r>
-      <w:proofErr w:type="spellEnd"/>
-      <w:r>
-        <w:t xml:space="preserve"> </w:t>
-      </w:r>
-      <w:proofErr w:type="spellStart"/>
-      <w:r>
-        <w:t>memastikan</w:t>
-      </w:r>
-      <w:proofErr w:type="spellEnd"/>
-      <w:r>
-        <w:t xml:space="preserve"> </w:t>
-      </w:r>
-      <w:proofErr w:type="spellStart"/>
-      <w:r>
-        <w:t>tidak</w:t>
-      </w:r>
-      <w:proofErr w:type="spellEnd"/>
-      <w:r>
-        <w:t xml:space="preserve"> </w:t>
-      </w:r>
-      <w:proofErr w:type="spellStart"/>
-      <w:r>
-        <w:t>ada</w:t>
-      </w:r>
-      <w:proofErr w:type="spellEnd"/>
-      <w:r>
-        <w:t xml:space="preserve"> </w:t>
-      </w:r>
-      <w:proofErr w:type="spellStart"/>
-      <w:r>
-        <w:t>tanda</w:t>
-      </w:r>
-      <w:proofErr w:type="spellEnd"/>
-      <w:r>
-        <w:t xml:space="preserve"> miring (/) yang </w:t>
-      </w:r>
-      <w:proofErr w:type="spellStart"/>
-      <w:r>
-        <w:t>dobel</w:t>
-      </w:r>
-      <w:proofErr w:type="spellEnd"/>
-      <w:r>
-        <w:t xml:space="preserve"> </w:t>
-      </w:r>
-      <w:proofErr w:type="spellStart"/>
-      <w:r>
-        <w:t>atau</w:t>
-      </w:r>
-      <w:proofErr w:type="spellEnd"/>
-      <w:r>
-        <w:t xml:space="preserve"> </w:t>
-      </w:r>
-      <w:proofErr w:type="spellStart"/>
-      <w:r>
-        <w:t>tertinggal</w:t>
-      </w:r>
-      <w:proofErr w:type="spellEnd"/>
-      <w:r>
-        <w:t xml:space="preserve"> di </w:t>
-      </w:r>
-      <w:proofErr w:type="spellStart"/>
-      <w:r>
-        <w:t>akhir</w:t>
-      </w:r>
-      <w:proofErr w:type="spellEnd"/>
-      <w:r>
-        <w:t xml:space="preserve"> link, </w:t>
-      </w:r>
-      <w:proofErr w:type="spellStart"/>
-      <w:r>
-        <w:t>supaya</w:t>
-      </w:r>
-      <w:proofErr w:type="spellEnd"/>
-      <w:r>
-        <w:t xml:space="preserve"> link-</w:t>
-      </w:r>
-      <w:proofErr w:type="spellStart"/>
-      <w:r>
-        <w:t>nya</w:t>
-      </w:r>
-      <w:proofErr w:type="spellEnd"/>
-      <w:r>
-        <w:t xml:space="preserve"> </w:t>
-      </w:r>
-      <w:proofErr w:type="spellStart"/>
-      <w:r>
-        <w:t>tidak</w:t>
-      </w:r>
-      <w:proofErr w:type="spellEnd"/>
-      <w:r>
-        <w:t xml:space="preserve"> </w:t>
-      </w:r>
-      <w:proofErr w:type="spellStart"/>
-      <w:r>
-        <w:t>rusak</w:t>
-      </w:r>
-      <w:proofErr w:type="spellEnd"/>
-      <w:r>
-        <w:t>.</w:t>
+      <w:r>
+        <w:t xml:space="preserve"> memastikan tidak ada tanda miring (/) yang dobel atau tertinggal di akhir link, supaya link-nya tidak rusak.</w:t>
       </w:r>
     </w:p>
     <w:p>
@@ -3031,106 +1328,13 @@
       </w:r>
       <w:r>
         <w:br/>
-        <w:t>Alamat Pusat </w:t>
-      </w:r>
-      <w:proofErr w:type="spellStart"/>
-      <w:r>
-        <w:t>aplikasi</w:t>
-      </w:r>
-      <w:proofErr w:type="spellEnd"/>
-      <w:r>
-        <w:t xml:space="preserve">. </w:t>
-      </w:r>
-      <w:proofErr w:type="spellStart"/>
+        <w:t xml:space="preserve">Alamat Pusat aplikasi. </w:t>
+      </w:r>
       <w:r>
         <w:t>Memi</w:t>
       </w:r>
       <w:r>
-        <w:t>lih</w:t>
-      </w:r>
-      <w:proofErr w:type="spellEnd"/>
-      <w:r>
-        <w:t xml:space="preserve"> </w:t>
-      </w:r>
-      <w:proofErr w:type="spellStart"/>
-      <w:r>
-        <w:t>alamat</w:t>
-      </w:r>
-      <w:proofErr w:type="spellEnd"/>
-      <w:r>
-        <w:t xml:space="preserve"> </w:t>
-      </w:r>
-      <w:proofErr w:type="spellStart"/>
-      <w:r>
-        <w:t>dari</w:t>
-      </w:r>
-      <w:proofErr w:type="spellEnd"/>
-      <w:r>
-        <w:t xml:space="preserve"> file </w:t>
-      </w:r>
-      <w:proofErr w:type="spellStart"/>
-      <w:r>
-        <w:t>pengaturan</w:t>
-      </w:r>
-      <w:proofErr w:type="spellEnd"/>
-      <w:r>
-        <w:t xml:space="preserve"> (.env), </w:t>
-      </w:r>
-      <w:proofErr w:type="spellStart"/>
-      <w:r>
-        <w:t>kalau</w:t>
-      </w:r>
-      <w:proofErr w:type="spellEnd"/>
-      <w:r>
-        <w:t xml:space="preserve"> </w:t>
-      </w:r>
-      <w:proofErr w:type="spellStart"/>
-      <w:r>
-        <w:t>tidak</w:t>
-      </w:r>
-      <w:proofErr w:type="spellEnd"/>
-      <w:r>
-        <w:t xml:space="preserve"> </w:t>
-      </w:r>
-      <w:proofErr w:type="spellStart"/>
-      <w:r>
-        <w:t>ada</w:t>
-      </w:r>
-      <w:proofErr w:type="spellEnd"/>
-      <w:r>
-        <w:t xml:space="preserve">, </w:t>
-      </w:r>
-      <w:proofErr w:type="spellStart"/>
-      <w:r>
-        <w:t>pakai</w:t>
-      </w:r>
-      <w:proofErr w:type="spellEnd"/>
-      <w:r>
-        <w:t xml:space="preserve"> </w:t>
-      </w:r>
-      <w:proofErr w:type="spellStart"/>
-      <w:r>
-        <w:t>alamat</w:t>
-      </w:r>
-      <w:proofErr w:type="spellEnd"/>
-      <w:r>
-        <w:t xml:space="preserve"> default yang </w:t>
-      </w:r>
-      <w:proofErr w:type="spellStart"/>
-      <w:r>
-        <w:t>sudah</w:t>
-      </w:r>
-      <w:proofErr w:type="spellEnd"/>
-      <w:r>
-        <w:t xml:space="preserve"> </w:t>
-      </w:r>
-      <w:proofErr w:type="spellStart"/>
-      <w:r>
-        <w:t>dideteksi</w:t>
-      </w:r>
-      <w:proofErr w:type="spellEnd"/>
-      <w:r>
-        <w:t>.</w:t>
+        <w:t>lih alamat dari file pengaturan (.env), kalau tidak ada, pakai alamat default yang sudah dideteksi.</w:t>
       </w:r>
     </w:p>
     <w:p>
@@ -3141,59 +1345,18 @@
         </w:numPr>
         <w:spacing w:line="240" w:lineRule="auto"/>
       </w:pPr>
-      <w:proofErr w:type="spellStart"/>
       <w:r>
         <w:t>T</w:t>
       </w:r>
       <w:r>
         <w:t>erhubung</w:t>
       </w:r>
-      <w:proofErr w:type="spellEnd"/>
-      <w:r>
-        <w:t xml:space="preserve"> Alamat (</w:t>
-      </w:r>
-      <w:proofErr w:type="spellStart"/>
-      <w:r>
-        <w:t>apiUrl</w:t>
-      </w:r>
-      <w:proofErr w:type="spellEnd"/>
-      <w:r>
-        <w:t>):</w:t>
+      <w:r>
+        <w:t xml:space="preserve"> Alamat (apiUrl):</w:t>
       </w:r>
       <w:r>
         <w:br/>
-      </w:r>
-      <w:proofErr w:type="spellStart"/>
-      <w:r>
-        <w:t>Fungsi</w:t>
-      </w:r>
-      <w:proofErr w:type="spellEnd"/>
-      <w:r>
-        <w:t xml:space="preserve"> </w:t>
-      </w:r>
-      <w:proofErr w:type="spellStart"/>
-      <w:r>
-        <w:t>tugasnya</w:t>
-      </w:r>
-      <w:proofErr w:type="spellEnd"/>
-      <w:r>
-        <w:t xml:space="preserve"> </w:t>
-      </w:r>
-      <w:proofErr w:type="spellStart"/>
-      <w:r>
-        <w:t>menyambungkan</w:t>
-      </w:r>
-      <w:proofErr w:type="spellEnd"/>
-      <w:r>
-        <w:t> Alamat Pusat </w:t>
-      </w:r>
-      <w:proofErr w:type="spellStart"/>
-      <w:r>
-        <w:t>dengan</w:t>
-      </w:r>
-      <w:proofErr w:type="spellEnd"/>
-      <w:r>
-        <w:t> Tujuan.</w:t>
+        <w:t>Fungsi tugasnya menyambungkan Alamat Pusat dengan Tujuan.</w:t>
       </w:r>
     </w:p>
     <w:p>
@@ -3204,21 +1367,12 @@
         </w:numPr>
         <w:spacing w:line="240" w:lineRule="auto"/>
       </w:pPr>
-      <w:proofErr w:type="spellStart"/>
       <w:r>
         <w:rPr>
           <w:i/>
           <w:iCs/>
         </w:rPr>
-        <w:t>Contoh</w:t>
-      </w:r>
-      <w:proofErr w:type="spellEnd"/>
-      <w:r>
-        <w:rPr>
-          <w:i/>
-          <w:iCs/>
-        </w:rPr>
-        <w:t>:</w:t>
+        <w:t>Contoh:</w:t>
       </w:r>
       <w:r>
         <w:t> Alamat Pusat + /login = http://localhost:3000/login.</w:t>
@@ -3232,64 +1386,12 @@
         </w:numPr>
         <w:spacing w:line="240" w:lineRule="auto"/>
       </w:pPr>
-      <w:proofErr w:type="spellStart"/>
-      <w:r>
-        <w:t>Pengatur</w:t>
-      </w:r>
-      <w:proofErr w:type="spellEnd"/>
-      <w:r>
-        <w:t xml:space="preserve"> Link Gambar (</w:t>
-      </w:r>
-      <w:proofErr w:type="spellStart"/>
-      <w:r>
-        <w:t>apiImageUrl</w:t>
-      </w:r>
-      <w:proofErr w:type="spellEnd"/>
-      <w:r>
-        <w:t>):</w:t>
+      <w:r>
+        <w:t>Pengatur Link Gambar (apiImageUrl):</w:t>
       </w:r>
       <w:r>
         <w:br/>
-      </w:r>
-      <w:proofErr w:type="spellStart"/>
-      <w:r>
-        <w:t>Fungsi</w:t>
-      </w:r>
-      <w:proofErr w:type="spellEnd"/>
-      <w:r>
-        <w:t xml:space="preserve"> </w:t>
-      </w:r>
-      <w:proofErr w:type="spellStart"/>
-      <w:r>
-        <w:t>ini</w:t>
-      </w:r>
-      <w:proofErr w:type="spellEnd"/>
-      <w:r>
-        <w:t xml:space="preserve"> </w:t>
-      </w:r>
-      <w:proofErr w:type="spellStart"/>
-      <w:r>
-        <w:t>khusus</w:t>
-      </w:r>
-      <w:proofErr w:type="spellEnd"/>
-      <w:r>
-        <w:t xml:space="preserve"> </w:t>
-      </w:r>
-      <w:proofErr w:type="spellStart"/>
-      <w:r>
-        <w:t>untuk</w:t>
-      </w:r>
-      <w:proofErr w:type="spellEnd"/>
-      <w:r>
-        <w:t xml:space="preserve"> </w:t>
-      </w:r>
-      <w:proofErr w:type="spellStart"/>
-      <w:r>
-        <w:t>foto</w:t>
-      </w:r>
-      <w:proofErr w:type="spellEnd"/>
-      <w:r>
-        <w:t>.</w:t>
+        <w:t>Fungsi ini khusus untuk foto.</w:t>
       </w:r>
     </w:p>
     <w:p>
@@ -3300,56 +1402,17 @@
         </w:numPr>
         <w:spacing w:line="240" w:lineRule="auto"/>
       </w:pPr>
-      <w:proofErr w:type="spellStart"/>
       <w:r>
         <w:t>F</w:t>
       </w:r>
       <w:r>
-        <w:t>otonya</w:t>
-      </w:r>
-      <w:proofErr w:type="spellEnd"/>
-      <w:r>
-        <w:t xml:space="preserve"> </w:t>
-      </w:r>
-      <w:proofErr w:type="spellStart"/>
-      <w:r>
-        <w:t>sudah</w:t>
-      </w:r>
-      <w:proofErr w:type="spellEnd"/>
-      <w:r>
-        <w:t xml:space="preserve"> punya link internet (</w:t>
-      </w:r>
-      <w:proofErr w:type="spellStart"/>
-      <w:r>
-        <w:t>seperti</w:t>
-      </w:r>
-      <w:proofErr w:type="spellEnd"/>
-      <w:r>
-        <w:t xml:space="preserve"> </w:t>
-      </w:r>
-      <w:proofErr w:type="spellStart"/>
-      <w:r>
-        <w:t>dari</w:t>
-      </w:r>
-      <w:proofErr w:type="spellEnd"/>
-      <w:r>
-        <w:t xml:space="preserve"> Google), </w:t>
-      </w:r>
-      <w:proofErr w:type="spellStart"/>
+        <w:t xml:space="preserve">otonya sudah punya link internet (seperti dari Google), </w:t>
+      </w:r>
       <w:r>
         <w:t>tidak</w:t>
       </w:r>
-      <w:proofErr w:type="spellEnd"/>
-      <w:r>
-        <w:t xml:space="preserve"> </w:t>
-      </w:r>
-      <w:proofErr w:type="spellStart"/>
-      <w:r>
-        <w:t>diubah</w:t>
-      </w:r>
-      <w:proofErr w:type="spellEnd"/>
-      <w:r>
-        <w:t>.</w:t>
+      <w:r>
+        <w:t xml:space="preserve"> diubah.</w:t>
       </w:r>
     </w:p>
     <w:p>
@@ -3360,72 +1423,11 @@
         </w:numPr>
         <w:spacing w:line="240" w:lineRule="auto"/>
       </w:pPr>
-      <w:proofErr w:type="spellStart"/>
       <w:r>
         <w:t>F</w:t>
       </w:r>
       <w:r>
-        <w:t>otonya</w:t>
-      </w:r>
-      <w:proofErr w:type="spellEnd"/>
-      <w:r>
-        <w:t xml:space="preserve"> </w:t>
-      </w:r>
-      <w:proofErr w:type="spellStart"/>
-      <w:r>
-        <w:t>ada</w:t>
-      </w:r>
-      <w:proofErr w:type="spellEnd"/>
-      <w:r>
-        <w:t xml:space="preserve"> di server </w:t>
-      </w:r>
-      <w:proofErr w:type="spellStart"/>
-      <w:r>
-        <w:t>sendiri</w:t>
-      </w:r>
-      <w:proofErr w:type="spellEnd"/>
-      <w:r>
-        <w:t xml:space="preserve">, </w:t>
-      </w:r>
-      <w:proofErr w:type="spellStart"/>
-      <w:r>
-        <w:t>sambungkan</w:t>
-      </w:r>
-      <w:proofErr w:type="spellEnd"/>
-      <w:r>
-        <w:t xml:space="preserve"> link-</w:t>
-      </w:r>
-      <w:proofErr w:type="spellStart"/>
-      <w:r>
-        <w:t>nya</w:t>
-      </w:r>
-      <w:proofErr w:type="spellEnd"/>
-      <w:r>
-        <w:t xml:space="preserve"> agar </w:t>
-      </w:r>
-      <w:proofErr w:type="spellStart"/>
-      <w:r>
-        <w:t>fotonya</w:t>
-      </w:r>
-      <w:proofErr w:type="spellEnd"/>
-      <w:r>
-        <w:t xml:space="preserve"> </w:t>
-      </w:r>
-      <w:proofErr w:type="spellStart"/>
-      <w:r>
-        <w:t>bisa</w:t>
-      </w:r>
-      <w:proofErr w:type="spellEnd"/>
-      <w:r>
-        <w:t xml:space="preserve"> </w:t>
-      </w:r>
-      <w:proofErr w:type="spellStart"/>
-      <w:r>
-        <w:t>tampil</w:t>
-      </w:r>
-      <w:proofErr w:type="spellEnd"/>
-      <w:r>
-        <w:t>.</w:t>
+        <w:t>otonya ada di server sendiri, sambungkan link-nya agar fotonya bisa tampil.</w:t>
       </w:r>
     </w:p>
     <w:p>
@@ -3446,11 +1448,9 @@
         <w:lastRenderedPageBreak/>
         <w:t xml:space="preserve">8. Update file </w:t>
       </w:r>
-      <w:proofErr w:type="spellStart"/>
       <w:r>
         <w:t>auth.ts</w:t>
       </w:r>
-      <w:proofErr w:type="spellEnd"/>
     </w:p>
     <w:p>
       <w:pPr>
@@ -3459,19 +1459,9 @@
       <w:r>
         <w:t xml:space="preserve">File : </w:t>
       </w:r>
-      <w:proofErr w:type="spellStart"/>
-      <w:r>
-        <w:t>wisata-CPMApp</w:t>
-      </w:r>
-      <w:proofErr w:type="spellEnd"/>
-      <w:r>
-        <w:t>\user\app\lib\auth\utils\</w:t>
-      </w:r>
-      <w:proofErr w:type="spellStart"/>
-      <w:r>
-        <w:t>auth.ts</w:t>
-      </w:r>
-      <w:proofErr w:type="spellEnd"/>
+      <w:r>
+        <w:t>wisata-CPMApp\user\app\lib\auth\utils\auth.ts</w:t>
+      </w:r>
     </w:p>
     <w:p>
       <w:pPr>
@@ -3529,13 +1519,47 @@
         <w:ind w:left="360"/>
       </w:pPr>
       <w:r>
-        <w:t xml:space="preserve">Ganti Alamat di Satu </w:t>
-      </w:r>
-      <w:proofErr w:type="spellStart"/>
-      <w:r>
-        <w:t>Tempat</w:t>
-      </w:r>
-      <w:proofErr w:type="spellEnd"/>
+        <w:t>Ganti Alamat di Satu Tempat:</w:t>
+      </w:r>
+    </w:p>
+    <w:p>
+      <w:pPr>
+        <w:spacing w:line="240" w:lineRule="auto"/>
+        <w:ind w:left="1080"/>
+      </w:pPr>
+      <w:r>
+        <w:t>Sebelumnya</w:t>
+      </w:r>
+      <w:r>
+        <w:t xml:space="preserve">: Alamat server (http://10.0.2.2:3000) ditulis langsung di dalam file. Kalau alamatnya ganti, </w:t>
+      </w:r>
+      <w:r>
+        <w:t>maka</w:t>
+      </w:r>
+      <w:r>
+        <w:t xml:space="preserve"> harus cari satu-satu di setiap file.</w:t>
+      </w:r>
+    </w:p>
+    <w:p>
+      <w:pPr>
+        <w:spacing w:line="240" w:lineRule="auto"/>
+        <w:ind w:left="1080"/>
+      </w:pPr>
+      <w:r>
+        <w:t>Sekarang: Alamat server diambil dari satu pusat (file api.ts). Kalau alamat ganti, cukup ubah satu kali saja di pusatnya.</w:t>
+      </w:r>
+    </w:p>
+    <w:p>
+      <w:pPr>
+        <w:spacing w:line="240" w:lineRule="auto"/>
+        <w:ind w:left="360"/>
+      </w:pPr>
+      <w:r>
+        <w:t xml:space="preserve">Aplikasi Jadi Lebih </w:t>
+      </w:r>
+      <w:r>
+        <w:t>Baik</w:t>
+      </w:r>
       <w:r>
         <w:t>:</w:t>
       </w:r>
@@ -3545,93 +1569,11 @@
         <w:spacing w:line="240" w:lineRule="auto"/>
         <w:ind w:left="1080"/>
       </w:pPr>
-      <w:proofErr w:type="spellStart"/>
       <w:r>
         <w:t>Sebelumnya</w:t>
       </w:r>
-      <w:proofErr w:type="spellEnd"/>
-      <w:r>
-        <w:t xml:space="preserve">: Alamat server (http://10.0.2.2:3000) </w:t>
-      </w:r>
-      <w:proofErr w:type="spellStart"/>
-      <w:r>
-        <w:t>ditulis</w:t>
-      </w:r>
-      <w:proofErr w:type="spellEnd"/>
-      <w:r>
-        <w:t xml:space="preserve"> </w:t>
-      </w:r>
-      <w:proofErr w:type="spellStart"/>
-      <w:r>
-        <w:t>langsung</w:t>
-      </w:r>
-      <w:proofErr w:type="spellEnd"/>
-      <w:r>
-        <w:t xml:space="preserve"> di </w:t>
-      </w:r>
-      <w:proofErr w:type="spellStart"/>
-      <w:r>
-        <w:t>dalam</w:t>
-      </w:r>
-      <w:proofErr w:type="spellEnd"/>
-      <w:r>
-        <w:t xml:space="preserve"> file. Kalau </w:t>
-      </w:r>
-      <w:proofErr w:type="spellStart"/>
-      <w:r>
-        <w:t>alamatnya</w:t>
-      </w:r>
-      <w:proofErr w:type="spellEnd"/>
-      <w:r>
-        <w:t xml:space="preserve"> </w:t>
-      </w:r>
-      <w:proofErr w:type="spellStart"/>
-      <w:r>
-        <w:t>ganti</w:t>
-      </w:r>
-      <w:proofErr w:type="spellEnd"/>
-      <w:r>
-        <w:t xml:space="preserve">, </w:t>
-      </w:r>
-      <w:proofErr w:type="spellStart"/>
-      <w:r>
-        <w:t>maka</w:t>
-      </w:r>
-      <w:proofErr w:type="spellEnd"/>
-      <w:r>
-        <w:t xml:space="preserve"> </w:t>
-      </w:r>
-      <w:proofErr w:type="spellStart"/>
-      <w:r>
-        <w:t>harus</w:t>
-      </w:r>
-      <w:proofErr w:type="spellEnd"/>
-      <w:r>
-        <w:t xml:space="preserve"> </w:t>
-      </w:r>
-      <w:proofErr w:type="spellStart"/>
-      <w:r>
-        <w:t>cari</w:t>
-      </w:r>
-      <w:proofErr w:type="spellEnd"/>
-      <w:r>
-        <w:t xml:space="preserve"> </w:t>
-      </w:r>
-      <w:proofErr w:type="spellStart"/>
-      <w:r>
-        <w:t>satu-satu</w:t>
-      </w:r>
-      <w:proofErr w:type="spellEnd"/>
-      <w:r>
-        <w:t xml:space="preserve"> di </w:t>
-      </w:r>
-      <w:proofErr w:type="spellStart"/>
-      <w:r>
-        <w:t>setiap</w:t>
-      </w:r>
-      <w:proofErr w:type="spellEnd"/>
-      <w:r>
-        <w:t xml:space="preserve"> file.</w:t>
+      <w:r>
+        <w:t>: hanya bisa jalan lancar di Android (karena alamat 10.0.2.2).</w:t>
       </w:r>
     </w:p>
     <w:p>
@@ -3639,109 +1581,14 @@
         <w:spacing w:line="240" w:lineRule="auto"/>
         <w:ind w:left="1080"/>
       </w:pPr>
-      <w:proofErr w:type="spellStart"/>
-      <w:r>
-        <w:t>Sekarang</w:t>
-      </w:r>
-      <w:proofErr w:type="spellEnd"/>
-      <w:r>
-        <w:t xml:space="preserve">: Alamat server </w:t>
-      </w:r>
-      <w:proofErr w:type="spellStart"/>
-      <w:r>
-        <w:t>diambil</w:t>
-      </w:r>
-      <w:proofErr w:type="spellEnd"/>
-      <w:r>
-        <w:t xml:space="preserve"> </w:t>
-      </w:r>
-      <w:proofErr w:type="spellStart"/>
-      <w:r>
-        <w:t>dari</w:t>
-      </w:r>
-      <w:proofErr w:type="spellEnd"/>
-      <w:r>
-        <w:t xml:space="preserve"> </w:t>
-      </w:r>
-      <w:proofErr w:type="spellStart"/>
-      <w:r>
-        <w:t>satu</w:t>
-      </w:r>
-      <w:proofErr w:type="spellEnd"/>
-      <w:r>
-        <w:t xml:space="preserve"> </w:t>
-      </w:r>
-      <w:proofErr w:type="spellStart"/>
-      <w:r>
-        <w:t>pusat</w:t>
-      </w:r>
-      <w:proofErr w:type="spellEnd"/>
-      <w:r>
-        <w:t xml:space="preserve"> (file </w:t>
-      </w:r>
-      <w:proofErr w:type="spellStart"/>
-      <w:r>
-        <w:t>api.ts</w:t>
-      </w:r>
-      <w:proofErr w:type="spellEnd"/>
-      <w:r>
-        <w:t xml:space="preserve">). Kalau </w:t>
-      </w:r>
-      <w:proofErr w:type="spellStart"/>
-      <w:r>
-        <w:t>alamat</w:t>
-      </w:r>
-      <w:proofErr w:type="spellEnd"/>
-      <w:r>
-        <w:t xml:space="preserve"> </w:t>
-      </w:r>
-      <w:proofErr w:type="spellStart"/>
-      <w:r>
-        <w:t>ganti</w:t>
-      </w:r>
-      <w:proofErr w:type="spellEnd"/>
-      <w:r>
-        <w:t xml:space="preserve">, </w:t>
-      </w:r>
-      <w:proofErr w:type="spellStart"/>
-      <w:r>
-        <w:t>cukup</w:t>
-      </w:r>
-      <w:proofErr w:type="spellEnd"/>
-      <w:r>
-        <w:t xml:space="preserve"> </w:t>
-      </w:r>
-      <w:proofErr w:type="spellStart"/>
-      <w:r>
-        <w:t>ubah</w:t>
-      </w:r>
-      <w:proofErr w:type="spellEnd"/>
-      <w:r>
-        <w:t> </w:t>
-      </w:r>
-      <w:proofErr w:type="spellStart"/>
-      <w:r>
-        <w:t>satu</w:t>
-      </w:r>
-      <w:proofErr w:type="spellEnd"/>
-      <w:r>
-        <w:t xml:space="preserve"> kali </w:t>
-      </w:r>
-      <w:proofErr w:type="spellStart"/>
-      <w:r>
-        <w:t>saja</w:t>
-      </w:r>
-      <w:proofErr w:type="spellEnd"/>
-      <w:r>
-        <w:t xml:space="preserve"> di </w:t>
-      </w:r>
-      <w:proofErr w:type="spellStart"/>
-      <w:r>
-        <w:t>pusatnya</w:t>
-      </w:r>
-      <w:proofErr w:type="spellEnd"/>
-      <w:r>
-        <w:t>.</w:t>
+      <w:r>
+        <w:t xml:space="preserve">Sekarang: Berkat fungsi apiUrl, aplikasi bisa </w:t>
+      </w:r>
+      <w:r>
+        <w:t>sedang</w:t>
+      </w:r>
+      <w:r>
+        <w:t xml:space="preserve"> di Android pakai alamat A, kalau di Web pakai alamat B.</w:t>
       </w:r>
     </w:p>
     <w:p>
@@ -3749,19 +1596,8 @@
         <w:spacing w:line="240" w:lineRule="auto"/>
         <w:ind w:left="360"/>
       </w:pPr>
-      <w:proofErr w:type="spellStart"/>
-      <w:r>
-        <w:t>Aplikasi</w:t>
-      </w:r>
-      <w:proofErr w:type="spellEnd"/>
-      <w:r>
-        <w:t xml:space="preserve"> Jadi Lebih </w:t>
-      </w:r>
-      <w:r>
-        <w:t>Baik</w:t>
-      </w:r>
-      <w:r>
-        <w:t>:</w:t>
+      <w:r>
+        <w:t>Kodingan Lebih Bersih:</w:t>
       </w:r>
     </w:p>
     <w:p>
@@ -3769,309 +1605,11 @@
         <w:spacing w:line="240" w:lineRule="auto"/>
         <w:ind w:left="1080"/>
       </w:pPr>
-      <w:proofErr w:type="spellStart"/>
-      <w:r>
-        <w:t>Sebelumnya</w:t>
-      </w:r>
-      <w:proofErr w:type="spellEnd"/>
-      <w:r>
-        <w:t>: </w:t>
-      </w:r>
-      <w:proofErr w:type="spellStart"/>
-      <w:r>
-        <w:t>hanya</w:t>
-      </w:r>
-      <w:proofErr w:type="spellEnd"/>
-      <w:r>
-        <w:t xml:space="preserve"> </w:t>
-      </w:r>
-      <w:proofErr w:type="spellStart"/>
-      <w:r>
-        <w:t>bisa</w:t>
-      </w:r>
-      <w:proofErr w:type="spellEnd"/>
-      <w:r>
-        <w:t xml:space="preserve"> </w:t>
-      </w:r>
-      <w:proofErr w:type="spellStart"/>
-      <w:r>
-        <w:t>jalan</w:t>
-      </w:r>
-      <w:proofErr w:type="spellEnd"/>
-      <w:r>
-        <w:t xml:space="preserve"> </w:t>
-      </w:r>
-      <w:proofErr w:type="spellStart"/>
-      <w:r>
-        <w:t>lancar</w:t>
-      </w:r>
-      <w:proofErr w:type="spellEnd"/>
-      <w:r>
-        <w:t xml:space="preserve"> di Android (</w:t>
-      </w:r>
-      <w:proofErr w:type="spellStart"/>
-      <w:r>
-        <w:t>karena</w:t>
-      </w:r>
-      <w:proofErr w:type="spellEnd"/>
-      <w:r>
-        <w:t xml:space="preserve"> </w:t>
-      </w:r>
-      <w:proofErr w:type="spellStart"/>
-      <w:r>
-        <w:t>alamat</w:t>
-      </w:r>
-      <w:proofErr w:type="spellEnd"/>
-      <w:r>
-        <w:t> 10.0.2.2).</w:t>
-      </w:r>
-    </w:p>
-    <w:p>
-      <w:pPr>
-        <w:spacing w:line="240" w:lineRule="auto"/>
-        <w:ind w:left="1080"/>
-      </w:pPr>
-      <w:proofErr w:type="spellStart"/>
-      <w:r>
-        <w:t>Sekarang</w:t>
-      </w:r>
-      <w:proofErr w:type="spellEnd"/>
-      <w:r>
-        <w:t>: </w:t>
-      </w:r>
-      <w:proofErr w:type="spellStart"/>
-      <w:r>
-        <w:t>Berkat</w:t>
-      </w:r>
-      <w:proofErr w:type="spellEnd"/>
-      <w:r>
-        <w:t xml:space="preserve"> </w:t>
-      </w:r>
-      <w:proofErr w:type="spellStart"/>
-      <w:r>
-        <w:t>fungsi</w:t>
-      </w:r>
-      <w:proofErr w:type="spellEnd"/>
-      <w:r>
-        <w:t> </w:t>
-      </w:r>
-      <w:proofErr w:type="spellStart"/>
-      <w:r>
-        <w:t>apiUrl</w:t>
-      </w:r>
-      <w:proofErr w:type="spellEnd"/>
-      <w:r>
-        <w:t xml:space="preserve">, </w:t>
-      </w:r>
-      <w:proofErr w:type="spellStart"/>
-      <w:r>
-        <w:t>aplikasi</w:t>
-      </w:r>
-      <w:proofErr w:type="spellEnd"/>
-      <w:r>
-        <w:t xml:space="preserve"> </w:t>
-      </w:r>
-      <w:proofErr w:type="spellStart"/>
-      <w:r>
-        <w:t>bisa</w:t>
-      </w:r>
-      <w:proofErr w:type="spellEnd"/>
-      <w:r>
-        <w:t xml:space="preserve"> </w:t>
-      </w:r>
-      <w:proofErr w:type="spellStart"/>
-      <w:r>
-        <w:t>sedang</w:t>
-      </w:r>
-      <w:proofErr w:type="spellEnd"/>
-      <w:r>
-        <w:t xml:space="preserve"> di Android </w:t>
-      </w:r>
-      <w:proofErr w:type="spellStart"/>
-      <w:r>
-        <w:t>pakai</w:t>
-      </w:r>
-      <w:proofErr w:type="spellEnd"/>
-      <w:r>
-        <w:t xml:space="preserve"> </w:t>
-      </w:r>
-      <w:proofErr w:type="spellStart"/>
-      <w:r>
-        <w:t>alamat</w:t>
-      </w:r>
-      <w:proofErr w:type="spellEnd"/>
-      <w:r>
-        <w:t xml:space="preserve"> A, </w:t>
-      </w:r>
-      <w:proofErr w:type="spellStart"/>
-      <w:r>
-        <w:t>kalau</w:t>
-      </w:r>
-      <w:proofErr w:type="spellEnd"/>
-      <w:r>
-        <w:t xml:space="preserve"> di Web </w:t>
-      </w:r>
-      <w:proofErr w:type="spellStart"/>
-      <w:r>
-        <w:t>pakai</w:t>
-      </w:r>
-      <w:proofErr w:type="spellEnd"/>
-      <w:r>
-        <w:t xml:space="preserve"> </w:t>
-      </w:r>
-      <w:proofErr w:type="spellStart"/>
-      <w:r>
-        <w:t>alamat</w:t>
-      </w:r>
-      <w:proofErr w:type="spellEnd"/>
-      <w:r>
-        <w:t xml:space="preserve"> B.</w:t>
-      </w:r>
-    </w:p>
-    <w:p>
-      <w:pPr>
-        <w:spacing w:line="240" w:lineRule="auto"/>
-        <w:ind w:left="360"/>
-      </w:pPr>
-      <w:proofErr w:type="spellStart"/>
-      <w:r>
-        <w:t>Kodingan</w:t>
-      </w:r>
-      <w:proofErr w:type="spellEnd"/>
-      <w:r>
-        <w:t xml:space="preserve"> </w:t>
-      </w:r>
-      <w:proofErr w:type="spellStart"/>
-      <w:r>
-        <w:t>Lebih</w:t>
-      </w:r>
-      <w:proofErr w:type="spellEnd"/>
-      <w:r>
-        <w:t xml:space="preserve"> Bersih:</w:t>
-      </w:r>
-    </w:p>
-    <w:p>
-      <w:pPr>
-        <w:spacing w:line="240" w:lineRule="auto"/>
-        <w:ind w:left="1080"/>
-      </w:pPr>
       <w:r>
         <w:t>T</w:t>
       </w:r>
       <w:r>
-        <w:t xml:space="preserve">idak </w:t>
-      </w:r>
-      <w:proofErr w:type="spellStart"/>
-      <w:r>
-        <w:t>perlu</w:t>
-      </w:r>
-      <w:proofErr w:type="spellEnd"/>
-      <w:r>
-        <w:t xml:space="preserve"> </w:t>
-      </w:r>
-      <w:proofErr w:type="spellStart"/>
-      <w:r>
-        <w:t>lagi</w:t>
-      </w:r>
-      <w:proofErr w:type="spellEnd"/>
-      <w:r>
-        <w:t xml:space="preserve"> </w:t>
-      </w:r>
-      <w:proofErr w:type="spellStart"/>
-      <w:r>
-        <w:t>mengetik</w:t>
-      </w:r>
-      <w:proofErr w:type="spellEnd"/>
-      <w:r>
-        <w:t> http://... </w:t>
-      </w:r>
-      <w:proofErr w:type="spellStart"/>
-      <w:r>
-        <w:t>panjang-panjang</w:t>
-      </w:r>
-      <w:proofErr w:type="spellEnd"/>
-      <w:r>
-        <w:t xml:space="preserve"> di </w:t>
-      </w:r>
-      <w:proofErr w:type="spellStart"/>
-      <w:r>
-        <w:t>setiap</w:t>
-      </w:r>
-      <w:proofErr w:type="spellEnd"/>
-      <w:r>
-        <w:t xml:space="preserve"> </w:t>
-      </w:r>
-      <w:proofErr w:type="spellStart"/>
-      <w:r>
-        <w:t>fungsi</w:t>
-      </w:r>
-      <w:proofErr w:type="spellEnd"/>
-      <w:r>
-        <w:t xml:space="preserve">. </w:t>
-      </w:r>
-      <w:proofErr w:type="spellStart"/>
-      <w:r>
-        <w:t>Cukup</w:t>
-      </w:r>
-      <w:proofErr w:type="spellEnd"/>
-      <w:r>
-        <w:t xml:space="preserve"> </w:t>
-      </w:r>
-      <w:proofErr w:type="spellStart"/>
-      <w:r>
-        <w:t>panggil</w:t>
-      </w:r>
-      <w:proofErr w:type="spellEnd"/>
-      <w:r>
-        <w:t> </w:t>
-      </w:r>
-      <w:proofErr w:type="spellStart"/>
-      <w:r>
-        <w:t>apiUrl</w:t>
-      </w:r>
-      <w:proofErr w:type="spellEnd"/>
-      <w:r>
-        <w:t xml:space="preserve">(/login), dan </w:t>
-      </w:r>
-      <w:proofErr w:type="spellStart"/>
-      <w:r>
-        <w:t>sistem</w:t>
-      </w:r>
-      <w:proofErr w:type="spellEnd"/>
-      <w:r>
-        <w:t xml:space="preserve"> </w:t>
-      </w:r>
-      <w:proofErr w:type="spellStart"/>
-      <w:r>
-        <w:t>akan</w:t>
-      </w:r>
-      <w:proofErr w:type="spellEnd"/>
-      <w:r>
-        <w:t xml:space="preserve"> </w:t>
-      </w:r>
-      <w:proofErr w:type="spellStart"/>
-      <w:r>
-        <w:t>menyambungkannya</w:t>
-      </w:r>
-      <w:proofErr w:type="spellEnd"/>
-      <w:r>
-        <w:t xml:space="preserve"> </w:t>
-      </w:r>
-      <w:proofErr w:type="spellStart"/>
-      <w:r>
-        <w:t>secara</w:t>
-      </w:r>
-      <w:proofErr w:type="spellEnd"/>
-      <w:r>
-        <w:t xml:space="preserve"> </w:t>
-      </w:r>
-      <w:proofErr w:type="spellStart"/>
-      <w:r>
-        <w:t>otomatis</w:t>
-      </w:r>
-      <w:proofErr w:type="spellEnd"/>
-      <w:r>
-        <w:t>.</w:t>
+        <w:t>idak perlu lagi mengetik http://... panjang-panjang di setiap fungsi. Cukup panggil apiUrl(/login), dan sistem akan menyambungkannya secara otomatis.</w:t>
       </w:r>
     </w:p>
     <w:p>
@@ -4113,21 +1651,11 @@
         <w:t xml:space="preserve">9. </w:t>
       </w:r>
       <w:r>
-        <w:t xml:space="preserve">Update </w:t>
-      </w:r>
-      <w:proofErr w:type="spellStart"/>
-      <w:r>
-        <w:t>koding</w:t>
-      </w:r>
-      <w:proofErr w:type="spellEnd"/>
-      <w:r>
-        <w:t xml:space="preserve"> pada file </w:t>
-      </w:r>
-      <w:proofErr w:type="spellStart"/>
+        <w:t xml:space="preserve">Update koding pada file </w:t>
+      </w:r>
       <w:r>
         <w:t>index.ts</w:t>
       </w:r>
-      <w:proofErr w:type="spellEnd"/>
     </w:p>
     <w:p>
       <w:pPr>
@@ -4136,19 +1664,9 @@
       <w:r>
         <w:t xml:space="preserve">File : </w:t>
       </w:r>
-      <w:proofErr w:type="spellStart"/>
-      <w:r>
-        <w:t>wisata-CPMApp</w:t>
-      </w:r>
-      <w:proofErr w:type="spellEnd"/>
-      <w:r>
-        <w:t>\user\app\lib\customer\utils\</w:t>
-      </w:r>
-      <w:proofErr w:type="spellStart"/>
-      <w:r>
-        <w:t>index.ts</w:t>
-      </w:r>
-      <w:proofErr w:type="spellEnd"/>
+      <w:r>
+        <w:t>wisata-CPMApp\user\app\lib\customer\utils\index.ts</w:t>
+      </w:r>
     </w:p>
     <w:p>
       <w:pPr>
@@ -4203,37 +1721,8 @@
         </w:numPr>
         <w:spacing w:line="240" w:lineRule="auto"/>
       </w:pPr>
-      <w:proofErr w:type="spellStart"/>
-      <w:r>
-        <w:t>apiUrl</w:t>
-      </w:r>
-      <w:proofErr w:type="spellEnd"/>
-      <w:r>
-        <w:t xml:space="preserve">: </w:t>
-      </w:r>
-      <w:proofErr w:type="spellStart"/>
-      <w:r>
-        <w:t>Memastikan</w:t>
-      </w:r>
-      <w:proofErr w:type="spellEnd"/>
-      <w:r>
-        <w:t xml:space="preserve"> </w:t>
-      </w:r>
-      <w:proofErr w:type="spellStart"/>
-      <w:r>
-        <w:t>alamat</w:t>
-      </w:r>
-      <w:proofErr w:type="spellEnd"/>
-      <w:r>
-        <w:t xml:space="preserve"> server </w:t>
-      </w:r>
-      <w:proofErr w:type="spellStart"/>
-      <w:r>
-        <w:t>benar</w:t>
-      </w:r>
-      <w:proofErr w:type="spellEnd"/>
-      <w:r>
-        <w:t>.</w:t>
+      <w:r>
+        <w:t>apiUrl: Memastikan alamat server benar.</w:t>
       </w:r>
     </w:p>
     <w:p>
@@ -4244,64 +1733,14 @@
         </w:numPr>
         <w:spacing w:line="240" w:lineRule="auto"/>
       </w:pPr>
-      <w:proofErr w:type="spellStart"/>
-      <w:r>
-        <w:t>fetchWisata</w:t>
-      </w:r>
-      <w:proofErr w:type="spellEnd"/>
-      <w:r>
-        <w:t xml:space="preserve">: </w:t>
-      </w:r>
-      <w:proofErr w:type="spellStart"/>
+      <w:r>
+        <w:t xml:space="preserve">fetchWisata: </w:t>
+      </w:r>
       <w:r>
         <w:t>M</w:t>
       </w:r>
       <w:r>
-        <w:t>engambil</w:t>
-      </w:r>
-      <w:proofErr w:type="spellEnd"/>
-      <w:r>
-        <w:t xml:space="preserve"> data </w:t>
-      </w:r>
-      <w:proofErr w:type="spellStart"/>
-      <w:r>
-        <w:t>wisata</w:t>
-      </w:r>
-      <w:proofErr w:type="spellEnd"/>
-      <w:r>
-        <w:t xml:space="preserve"> yang </w:t>
-      </w:r>
-      <w:proofErr w:type="spellStart"/>
-      <w:r>
-        <w:t>statusnya</w:t>
-      </w:r>
-      <w:proofErr w:type="spellEnd"/>
-      <w:r>
-        <w:t xml:space="preserve"> </w:t>
-      </w:r>
-      <w:proofErr w:type="spellStart"/>
-      <w:r>
-        <w:t>masih</w:t>
-      </w:r>
-      <w:proofErr w:type="spellEnd"/>
-      <w:r>
-        <w:t xml:space="preserve"> </w:t>
-      </w:r>
-      <w:proofErr w:type="spellStart"/>
-      <w:r>
-        <w:t>aktif</w:t>
-      </w:r>
-      <w:proofErr w:type="spellEnd"/>
-      <w:r>
-        <w:t xml:space="preserve"> </w:t>
-      </w:r>
-      <w:proofErr w:type="spellStart"/>
-      <w:r>
-        <w:t>saja</w:t>
-      </w:r>
-      <w:proofErr w:type="spellEnd"/>
-      <w:r>
-        <w:t>.</w:t>
+        <w:t>engambil data wisata yang statusnya masih aktif saja.</w:t>
       </w:r>
     </w:p>
     <w:p>
@@ -4312,88 +1751,14 @@
         </w:numPr>
         <w:spacing w:line="240" w:lineRule="auto"/>
       </w:pPr>
-      <w:proofErr w:type="spellStart"/>
-      <w:r>
-        <w:t>getRating</w:t>
-      </w:r>
-      <w:proofErr w:type="spellEnd"/>
-      <w:r>
-        <w:t xml:space="preserve">: </w:t>
-      </w:r>
-      <w:proofErr w:type="spellStart"/>
+      <w:r>
+        <w:t xml:space="preserve">getRating: </w:t>
+      </w:r>
       <w:r>
         <w:t>M</w:t>
       </w:r>
       <w:r>
-        <w:t>enghitung</w:t>
-      </w:r>
-      <w:proofErr w:type="spellEnd"/>
-      <w:r>
-        <w:t xml:space="preserve"> </w:t>
-      </w:r>
-      <w:proofErr w:type="spellStart"/>
-      <w:r>
-        <w:t>angka</w:t>
-      </w:r>
-      <w:proofErr w:type="spellEnd"/>
-      <w:r>
-        <w:t xml:space="preserve"> rating (</w:t>
-      </w:r>
-      <w:proofErr w:type="spellStart"/>
-      <w:r>
-        <w:t>bintang</w:t>
-      </w:r>
-      <w:proofErr w:type="spellEnd"/>
-      <w:r>
-        <w:t xml:space="preserve">) agar </w:t>
-      </w:r>
-      <w:proofErr w:type="spellStart"/>
-      <w:r>
-        <w:t>bisa</w:t>
-      </w:r>
-      <w:proofErr w:type="spellEnd"/>
-      <w:r>
-        <w:t xml:space="preserve"> </w:t>
-      </w:r>
-      <w:proofErr w:type="spellStart"/>
-      <w:r>
-        <w:t>muncul</w:t>
-      </w:r>
-      <w:proofErr w:type="spellEnd"/>
-      <w:r>
-        <w:t xml:space="preserve"> di </w:t>
-      </w:r>
-      <w:proofErr w:type="spellStart"/>
-      <w:r>
-        <w:t>aplikasi</w:t>
-      </w:r>
-      <w:proofErr w:type="spellEnd"/>
-      <w:r>
-        <w:t xml:space="preserve"> (</w:t>
-      </w:r>
-      <w:proofErr w:type="spellStart"/>
-      <w:r>
-        <w:t>misalnya</w:t>
-      </w:r>
-      <w:proofErr w:type="spellEnd"/>
-      <w:r>
-        <w:t xml:space="preserve">: 4.5 / 5 stars </w:t>
-      </w:r>
-      <w:proofErr w:type="spellStart"/>
-      <w:r>
-        <w:t>dari</w:t>
-      </w:r>
-      <w:proofErr w:type="spellEnd"/>
-      <w:r>
-        <w:t xml:space="preserve"> 100 </w:t>
-      </w:r>
-      <w:proofErr w:type="spellStart"/>
-      <w:r>
-        <w:t>ulasan</w:t>
-      </w:r>
-      <w:proofErr w:type="spellEnd"/>
-      <w:r>
-        <w:t>).</w:t>
+        <w:t>enghitung angka rating (bintang) agar bisa muncul di aplikasi (misalnya: 4.5 / 5 stars dari 100 ulasan).</w:t>
       </w:r>
     </w:p>
     <w:p>
@@ -4467,21 +1832,11 @@
       </w:pPr>
       <w:r>
         <w:lastRenderedPageBreak/>
-        <w:t xml:space="preserve">10. Update </w:t>
-      </w:r>
-      <w:proofErr w:type="spellStart"/>
-      <w:r>
-        <w:t>koding</w:t>
-      </w:r>
-      <w:proofErr w:type="spellEnd"/>
-      <w:r>
-        <w:t xml:space="preserve"> pada file </w:t>
-      </w:r>
-      <w:proofErr w:type="spellStart"/>
+        <w:t xml:space="preserve">10. Update koding pada file </w:t>
+      </w:r>
       <w:r>
         <w:t>booking.ts</w:t>
       </w:r>
-      <w:proofErr w:type="spellEnd"/>
       <w:r>
         <w:t>.</w:t>
       </w:r>
@@ -4493,19 +1848,9 @@
       <w:r>
         <w:t xml:space="preserve">File : </w:t>
       </w:r>
-      <w:proofErr w:type="spellStart"/>
-      <w:r>
-        <w:t>wisata-CPMApp</w:t>
-      </w:r>
-      <w:proofErr w:type="spellEnd"/>
-      <w:r>
-        <w:t>\user\app\lib\customer\utils\</w:t>
-      </w:r>
-      <w:proofErr w:type="spellStart"/>
-      <w:r>
-        <w:t>booking.ts</w:t>
-      </w:r>
-      <w:proofErr w:type="spellEnd"/>
+      <w:r>
+        <w:t>wisata-CPMApp\user\app\lib\customer\utils\booking.ts</w:t>
+      </w:r>
     </w:p>
     <w:p>
       <w:pPr>
@@ -4558,15 +1903,7 @@
         <w:contextualSpacing/>
       </w:pPr>
       <w:r>
-        <w:t xml:space="preserve">import { </w:t>
-      </w:r>
-      <w:proofErr w:type="spellStart"/>
-      <w:r>
-        <w:t>apiUrl</w:t>
-      </w:r>
-      <w:proofErr w:type="spellEnd"/>
-      <w:r>
-        <w:t xml:space="preserve"> } from @/app/lib/api;</w:t>
+        <w:t>import { apiUrl } from @/app/lib/api;</w:t>
       </w:r>
     </w:p>
     <w:p>
@@ -4575,182 +1912,23 @@
         <w:contextualSpacing/>
         <w:jc w:val="both"/>
       </w:pPr>
-      <w:proofErr w:type="spellStart"/>
-      <w:r>
-        <w:t>Penjelasan</w:t>
-      </w:r>
-      <w:proofErr w:type="spellEnd"/>
-      <w:r>
-        <w:t>:</w:t>
+      <w:r>
+        <w:t>Penjelasan:</w:t>
       </w:r>
       <w:r>
         <w:br/>
       </w:r>
-      <w:proofErr w:type="spellStart"/>
       <w:r>
         <w:t>F</w:t>
       </w:r>
       <w:r>
-        <w:t>ungsinya</w:t>
-      </w:r>
-      <w:proofErr w:type="spellEnd"/>
-      <w:r>
-        <w:t xml:space="preserve"> </w:t>
-      </w:r>
-      <w:proofErr w:type="spellStart"/>
-      <w:r>
-        <w:t>untuk</w:t>
-      </w:r>
-      <w:proofErr w:type="spellEnd"/>
-      <w:r>
-        <w:t> </w:t>
-      </w:r>
-      <w:proofErr w:type="spellStart"/>
-      <w:r>
-        <w:t>memanggil</w:t>
-      </w:r>
-      <w:proofErr w:type="spellEnd"/>
-      <w:r>
-        <w:t xml:space="preserve"> </w:t>
-      </w:r>
-      <w:proofErr w:type="spellStart"/>
-      <w:r>
-        <w:t>Mesin</w:t>
-      </w:r>
-      <w:proofErr w:type="spellEnd"/>
-      <w:r>
-        <w:t xml:space="preserve"> Alamat. </w:t>
-      </w:r>
-      <w:proofErr w:type="spellStart"/>
+        <w:t xml:space="preserve">ungsinya untuk memanggil Mesin Alamat. </w:t>
+      </w:r>
       <w:r>
         <w:t>M</w:t>
       </w:r>
       <w:r>
-        <w:t>enulis</w:t>
-      </w:r>
-      <w:proofErr w:type="spellEnd"/>
-      <w:r>
-        <w:t xml:space="preserve"> </w:t>
-      </w:r>
-      <w:proofErr w:type="spellStart"/>
-      <w:r>
-        <w:t>alamat</w:t>
-      </w:r>
-      <w:proofErr w:type="spellEnd"/>
-      <w:r>
-        <w:t xml:space="preserve"> server yang </w:t>
-      </w:r>
-      <w:proofErr w:type="spellStart"/>
-      <w:r>
-        <w:t>panjang</w:t>
-      </w:r>
-      <w:proofErr w:type="spellEnd"/>
-      <w:r>
-        <w:t xml:space="preserve"> dan </w:t>
-      </w:r>
-      <w:proofErr w:type="spellStart"/>
-      <w:r>
-        <w:t>berubah-ubah</w:t>
-      </w:r>
-      <w:proofErr w:type="spellEnd"/>
-      <w:r>
-        <w:t xml:space="preserve"> </w:t>
-      </w:r>
-      <w:proofErr w:type="spellStart"/>
-      <w:r>
-        <w:t>secara</w:t>
-      </w:r>
-      <w:proofErr w:type="spellEnd"/>
-      <w:r>
-        <w:t xml:space="preserve"> manual, </w:t>
-      </w:r>
-      <w:proofErr w:type="spellStart"/>
-      <w:r>
-        <w:t>cukup</w:t>
-      </w:r>
-      <w:proofErr w:type="spellEnd"/>
-      <w:r>
-        <w:t xml:space="preserve"> </w:t>
-      </w:r>
-      <w:proofErr w:type="spellStart"/>
-      <w:r>
-        <w:t>mengimpor</w:t>
-      </w:r>
-      <w:proofErr w:type="spellEnd"/>
-      <w:r>
-        <w:t xml:space="preserve"> </w:t>
-      </w:r>
-      <w:proofErr w:type="spellStart"/>
-      <w:r>
-        <w:t>fungsi</w:t>
-      </w:r>
-      <w:proofErr w:type="spellEnd"/>
-      <w:r>
-        <w:t xml:space="preserve"> </w:t>
-      </w:r>
-      <w:proofErr w:type="spellStart"/>
-      <w:r>
-        <w:t>ini</w:t>
-      </w:r>
-      <w:proofErr w:type="spellEnd"/>
-      <w:r>
-        <w:t xml:space="preserve"> agar </w:t>
-      </w:r>
-      <w:proofErr w:type="spellStart"/>
-      <w:r>
-        <w:t>bisa</w:t>
-      </w:r>
-      <w:proofErr w:type="spellEnd"/>
-      <w:r>
-        <w:t xml:space="preserve"> </w:t>
-      </w:r>
-      <w:proofErr w:type="spellStart"/>
-      <w:r>
-        <w:t>membuat</w:t>
-      </w:r>
-      <w:proofErr w:type="spellEnd"/>
-      <w:r>
-        <w:t xml:space="preserve"> </w:t>
-      </w:r>
-      <w:proofErr w:type="spellStart"/>
-      <w:r>
-        <w:t>alamat</w:t>
-      </w:r>
-      <w:proofErr w:type="spellEnd"/>
-      <w:r>
-        <w:t xml:space="preserve"> </w:t>
-      </w:r>
-      <w:proofErr w:type="spellStart"/>
-      <w:r>
-        <w:t>otomatis</w:t>
-      </w:r>
-      <w:proofErr w:type="spellEnd"/>
-      <w:r>
-        <w:t xml:space="preserve"> yang </w:t>
-      </w:r>
-      <w:proofErr w:type="spellStart"/>
-      <w:r>
-        <w:t>sesuai</w:t>
-      </w:r>
-      <w:proofErr w:type="spellEnd"/>
-      <w:r>
-        <w:t xml:space="preserve"> </w:t>
-      </w:r>
-      <w:proofErr w:type="spellStart"/>
-      <w:r>
-        <w:t>dengan</w:t>
-      </w:r>
-      <w:proofErr w:type="spellEnd"/>
-      <w:r>
-        <w:t xml:space="preserve"> </w:t>
-      </w:r>
-      <w:proofErr w:type="spellStart"/>
-      <w:r>
-        <w:t>perangkat</w:t>
-      </w:r>
-      <w:proofErr w:type="spellEnd"/>
-      <w:r>
-        <w:t xml:space="preserve"> (Android/Web).</w:t>
+        <w:t>enulis alamat server yang panjang dan berubah-ubah secara manual, cukup mengimpor fungsi ini agar bisa membuat alamat otomatis yang sesuai dengan perangkat (Android/Web).</w:t>
       </w:r>
     </w:p>
     <w:p>
@@ -4767,15 +1945,7 @@
         <w:jc w:val="both"/>
       </w:pPr>
       <w:r>
-        <w:t>fetch(</w:t>
-      </w:r>
-      <w:proofErr w:type="spellStart"/>
-      <w:r>
-        <w:t>apiUrl</w:t>
-      </w:r>
-      <w:proofErr w:type="spellEnd"/>
-      <w:r>
-        <w:t xml:space="preserve">(/booking/my), </w:t>
+        <w:t xml:space="preserve">fetch(apiUrl(/booking/my), </w:t>
       </w:r>
     </w:p>
     <w:p>
@@ -4784,43 +1954,17 @@
         <w:contextualSpacing/>
         <w:jc w:val="both"/>
       </w:pPr>
-      <w:proofErr w:type="spellStart"/>
-      <w:r>
-        <w:t>Penjelasan</w:t>
-      </w:r>
-      <w:proofErr w:type="spellEnd"/>
-      <w:r>
-        <w:t>:</w:t>
+      <w:r>
+        <w:t>Penjelasan:</w:t>
       </w:r>
       <w:r>
         <w:br/>
       </w:r>
-      <w:proofErr w:type="spellStart"/>
       <w:r>
         <w:t>F</w:t>
       </w:r>
       <w:r>
-        <w:t>ungsinya</w:t>
-      </w:r>
-      <w:proofErr w:type="spellEnd"/>
-      <w:r>
-        <w:t xml:space="preserve"> </w:t>
-      </w:r>
-      <w:proofErr w:type="spellStart"/>
-      <w:r>
-        <w:t>untuk</w:t>
-      </w:r>
-      <w:proofErr w:type="spellEnd"/>
-      <w:r>
-        <w:t> </w:t>
-      </w:r>
-      <w:proofErr w:type="spellStart"/>
-      <w:r>
-        <w:t>mengambil</w:t>
-      </w:r>
-      <w:proofErr w:type="spellEnd"/>
-      <w:r>
-        <w:t xml:space="preserve"> data Booking Saya.</w:t>
+        <w:t>ungsinya untuk mengambil data Booking Saya.</w:t>
       </w:r>
     </w:p>
     <w:p>
@@ -4833,69 +1977,8 @@
         <w:contextualSpacing/>
         <w:jc w:val="both"/>
       </w:pPr>
-      <w:proofErr w:type="spellStart"/>
-      <w:r>
-        <w:t>apiUrl</w:t>
-      </w:r>
-      <w:proofErr w:type="spellEnd"/>
-      <w:r>
-        <w:t xml:space="preserve">(/booking/my): Membuat link </w:t>
-      </w:r>
-      <w:proofErr w:type="spellStart"/>
-      <w:r>
-        <w:t>lengkap</w:t>
-      </w:r>
-      <w:proofErr w:type="spellEnd"/>
-      <w:r>
-        <w:t xml:space="preserve"> </w:t>
-      </w:r>
-      <w:proofErr w:type="spellStart"/>
-      <w:r>
-        <w:t>ke</w:t>
-      </w:r>
-      <w:proofErr w:type="spellEnd"/>
-      <w:r>
-        <w:t xml:space="preserve"> </w:t>
-      </w:r>
-      <w:proofErr w:type="spellStart"/>
-      <w:r>
-        <w:t>bagian</w:t>
-      </w:r>
-      <w:proofErr w:type="spellEnd"/>
-      <w:r>
-        <w:t xml:space="preserve"> </w:t>
-      </w:r>
-      <w:proofErr w:type="spellStart"/>
-      <w:r>
-        <w:t>pemesanan</w:t>
-      </w:r>
-      <w:proofErr w:type="spellEnd"/>
-      <w:r>
-        <w:t xml:space="preserve"> </w:t>
-      </w:r>
-      <w:proofErr w:type="spellStart"/>
-      <w:r>
-        <w:t>milik</w:t>
-      </w:r>
-      <w:proofErr w:type="spellEnd"/>
-      <w:r>
-        <w:t xml:space="preserve"> </w:t>
-      </w:r>
-      <w:proofErr w:type="spellStart"/>
-      <w:r>
-        <w:t>pengguna</w:t>
-      </w:r>
-      <w:proofErr w:type="spellEnd"/>
-      <w:r>
-        <w:t xml:space="preserve"> yang </w:t>
-      </w:r>
-      <w:proofErr w:type="spellStart"/>
-      <w:r>
-        <w:t>sedang</w:t>
-      </w:r>
-      <w:proofErr w:type="spellEnd"/>
-      <w:r>
-        <w:t xml:space="preserve"> login.</w:t>
+      <w:r>
+        <w:t>apiUrl(/booking/my): Membuat link lengkap ke bagian pemesanan milik pengguna yang sedang login.</w:t>
       </w:r>
     </w:p>
     <w:p>
@@ -4915,71 +1998,7 @@
         <w:t>K</w:t>
       </w:r>
       <w:r>
-        <w:t xml:space="preserve">ode Bearer ${token}. Server </w:t>
-      </w:r>
-      <w:proofErr w:type="spellStart"/>
-      <w:r>
-        <w:t>tidak</w:t>
-      </w:r>
-      <w:proofErr w:type="spellEnd"/>
-      <w:r>
-        <w:t xml:space="preserve"> </w:t>
-      </w:r>
-      <w:proofErr w:type="spellStart"/>
-      <w:r>
-        <w:t>akan</w:t>
-      </w:r>
-      <w:proofErr w:type="spellEnd"/>
-      <w:r>
-        <w:t xml:space="preserve"> </w:t>
-      </w:r>
-      <w:proofErr w:type="spellStart"/>
-      <w:r>
-        <w:t>memberikan</w:t>
-      </w:r>
-      <w:proofErr w:type="spellEnd"/>
-      <w:r>
-        <w:t xml:space="preserve"> data booking </w:t>
-      </w:r>
-      <w:proofErr w:type="spellStart"/>
-      <w:r>
-        <w:t>kalau</w:t>
-      </w:r>
-      <w:proofErr w:type="spellEnd"/>
-      <w:r>
-        <w:t xml:space="preserve"> </w:t>
-      </w:r>
-      <w:proofErr w:type="spellStart"/>
-      <w:r>
-        <w:t>tidak</w:t>
-      </w:r>
-      <w:proofErr w:type="spellEnd"/>
-      <w:r>
-        <w:t xml:space="preserve"> </w:t>
-      </w:r>
-      <w:proofErr w:type="spellStart"/>
-      <w:r>
-        <w:t>menunjukkan</w:t>
-      </w:r>
-      <w:proofErr w:type="spellEnd"/>
-      <w:r>
-        <w:t xml:space="preserve"> token (</w:t>
-      </w:r>
-      <w:proofErr w:type="spellStart"/>
-      <w:r>
-        <w:t>bukti</w:t>
-      </w:r>
-      <w:proofErr w:type="spellEnd"/>
-      <w:r>
-        <w:t xml:space="preserve"> login) </w:t>
-      </w:r>
-      <w:proofErr w:type="spellStart"/>
-      <w:r>
-        <w:t>ini</w:t>
-      </w:r>
-      <w:proofErr w:type="spellEnd"/>
-      <w:r>
-        <w:t>.</w:t>
+        <w:t>ode Bearer ${token}. Server tidak akan memberikan data booking kalau tidak menunjukkan token (bukti login) ini.</w:t>
       </w:r>
     </w:p>
     <w:p>
@@ -4996,15 +2015,7 @@
         <w:jc w:val="both"/>
       </w:pPr>
       <w:r>
-        <w:t>3. fetch(</w:t>
-      </w:r>
-      <w:proofErr w:type="spellStart"/>
-      <w:r>
-        <w:t>apiUrl</w:t>
-      </w:r>
-      <w:proofErr w:type="spellEnd"/>
-      <w:r>
-        <w:t xml:space="preserve">(/booking/${id}), </w:t>
+        <w:t xml:space="preserve">3. fetch(apiUrl(/booking/${id}), </w:t>
       </w:r>
     </w:p>
     <w:p>
@@ -5013,51 +2024,17 @@
         <w:contextualSpacing/>
         <w:jc w:val="both"/>
       </w:pPr>
-      <w:proofErr w:type="spellStart"/>
-      <w:r>
-        <w:t>Penjelasan</w:t>
-      </w:r>
-      <w:proofErr w:type="spellEnd"/>
-      <w:r>
-        <w:t>:</w:t>
+      <w:r>
+        <w:t>Penjelasan:</w:t>
       </w:r>
       <w:r>
         <w:br/>
       </w:r>
-      <w:proofErr w:type="spellStart"/>
       <w:r>
         <w:t>F</w:t>
       </w:r>
       <w:r>
-        <w:t>ungsinya</w:t>
-      </w:r>
-      <w:proofErr w:type="spellEnd"/>
-      <w:r>
-        <w:t xml:space="preserve"> </w:t>
-      </w:r>
-      <w:proofErr w:type="spellStart"/>
-      <w:r>
-        <w:t>untuk</w:t>
-      </w:r>
-      <w:proofErr w:type="spellEnd"/>
-      <w:r>
-        <w:t> </w:t>
-      </w:r>
-      <w:proofErr w:type="spellStart"/>
-      <w:r>
-        <w:t>menghapus</w:t>
-      </w:r>
-      <w:proofErr w:type="spellEnd"/>
-      <w:r>
-        <w:t xml:space="preserve"> data booking </w:t>
-      </w:r>
-      <w:proofErr w:type="spellStart"/>
-      <w:r>
-        <w:t>tertentu</w:t>
-      </w:r>
-      <w:proofErr w:type="spellEnd"/>
-      <w:r>
-        <w:t>.</w:t>
+        <w:t>ungsinya untuk menghapus data booking tertentu.</w:t>
       </w:r>
     </w:p>
     <w:p>
@@ -5073,80 +2050,11 @@
       <w:r>
         <w:t xml:space="preserve">${id}: </w:t>
       </w:r>
-      <w:proofErr w:type="spellStart"/>
       <w:r>
         <w:t>N</w:t>
       </w:r>
       <w:r>
-        <w:t>omor</w:t>
-      </w:r>
-      <w:proofErr w:type="spellEnd"/>
-      <w:r>
-        <w:t xml:space="preserve"> </w:t>
-      </w:r>
-      <w:proofErr w:type="spellStart"/>
-      <w:r>
-        <w:t>identitas</w:t>
-      </w:r>
-      <w:proofErr w:type="spellEnd"/>
-      <w:r>
-        <w:t> booking-</w:t>
-      </w:r>
-      <w:proofErr w:type="spellStart"/>
-      <w:r>
-        <w:t>nya</w:t>
-      </w:r>
-      <w:proofErr w:type="spellEnd"/>
-      <w:r>
-        <w:t xml:space="preserve">. Jadi server </w:t>
-      </w:r>
-      <w:proofErr w:type="spellStart"/>
-      <w:r>
-        <w:t>tahu</w:t>
-      </w:r>
-      <w:proofErr w:type="spellEnd"/>
-      <w:r>
-        <w:t xml:space="preserve"> </w:t>
-      </w:r>
-      <w:proofErr w:type="spellStart"/>
-      <w:r>
-        <w:t>persis</w:t>
-      </w:r>
-      <w:proofErr w:type="spellEnd"/>
-      <w:r>
-        <w:t xml:space="preserve"> booking mana yang </w:t>
-      </w:r>
-      <w:proofErr w:type="spellStart"/>
-      <w:r>
-        <w:t>mau</w:t>
-      </w:r>
-      <w:proofErr w:type="spellEnd"/>
-      <w:r>
-        <w:t xml:space="preserve"> </w:t>
-      </w:r>
-      <w:proofErr w:type="spellStart"/>
-      <w:r>
-        <w:t>dihapus</w:t>
-      </w:r>
-      <w:proofErr w:type="spellEnd"/>
-      <w:r>
-        <w:t xml:space="preserve"> (</w:t>
-      </w:r>
-      <w:proofErr w:type="spellStart"/>
-      <w:r>
-        <w:t>misal</w:t>
-      </w:r>
-      <w:proofErr w:type="spellEnd"/>
-      <w:r>
-        <w:t xml:space="preserve">: booking </w:t>
-      </w:r>
-      <w:proofErr w:type="spellStart"/>
-      <w:r>
-        <w:t>nomor</w:t>
-      </w:r>
-      <w:proofErr w:type="spellEnd"/>
-      <w:r>
-        <w:t xml:space="preserve"> 10).</w:t>
+        <w:t>omor identitas booking-nya. Jadi server tahu persis booking mana yang mau dihapus (misal: booking nomor 10).</w:t>
       </w:r>
     </w:p>
     <w:p>
@@ -5162,96 +2070,11 @@
       <w:r>
         <w:t xml:space="preserve">method: DELETE: </w:t>
       </w:r>
-      <w:proofErr w:type="spellStart"/>
       <w:r>
         <w:t>P</w:t>
       </w:r>
       <w:r>
-        <w:t>erintah</w:t>
-      </w:r>
-      <w:proofErr w:type="spellEnd"/>
-      <w:r>
-        <w:t xml:space="preserve"> </w:t>
-      </w:r>
-      <w:proofErr w:type="spellStart"/>
-      <w:r>
-        <w:t>kepada</w:t>
-      </w:r>
-      <w:proofErr w:type="spellEnd"/>
-      <w:r>
-        <w:t xml:space="preserve"> server </w:t>
-      </w:r>
-      <w:proofErr w:type="spellStart"/>
-      <w:r>
-        <w:t>bahwa</w:t>
-      </w:r>
-      <w:proofErr w:type="spellEnd"/>
-      <w:r>
-        <w:t xml:space="preserve"> </w:t>
-      </w:r>
-      <w:proofErr w:type="spellStart"/>
-      <w:r>
-        <w:t>ingin</w:t>
-      </w:r>
-      <w:proofErr w:type="spellEnd"/>
-      <w:r>
-        <w:t> </w:t>
-      </w:r>
-      <w:proofErr w:type="spellStart"/>
-      <w:r>
-        <w:t>membuang</w:t>
-      </w:r>
-      <w:proofErr w:type="spellEnd"/>
-      <w:r>
-        <w:t>/</w:t>
-      </w:r>
-      <w:proofErr w:type="spellStart"/>
-      <w:r>
-        <w:t>menghapus</w:t>
-      </w:r>
-      <w:proofErr w:type="spellEnd"/>
-      <w:r>
-        <w:t xml:space="preserve"> data </w:t>
-      </w:r>
-      <w:proofErr w:type="spellStart"/>
-      <w:r>
-        <w:t>tersebut</w:t>
-      </w:r>
-      <w:proofErr w:type="spellEnd"/>
-      <w:r>
-        <w:t xml:space="preserve">, </w:t>
-      </w:r>
-      <w:proofErr w:type="spellStart"/>
-      <w:r>
-        <w:t>bukan</w:t>
-      </w:r>
-      <w:proofErr w:type="spellEnd"/>
-      <w:r>
-        <w:t xml:space="preserve"> </w:t>
-      </w:r>
-      <w:proofErr w:type="spellStart"/>
-      <w:r>
-        <w:t>cuma</w:t>
-      </w:r>
-      <w:proofErr w:type="spellEnd"/>
-      <w:r>
-        <w:t xml:space="preserve"> </w:t>
-      </w:r>
-      <w:proofErr w:type="spellStart"/>
-      <w:r>
-        <w:t>melihat</w:t>
-      </w:r>
-      <w:proofErr w:type="spellEnd"/>
-      <w:r>
-        <w:t xml:space="preserve"> </w:t>
-      </w:r>
-      <w:proofErr w:type="spellStart"/>
-      <w:r>
-        <w:t>saja</w:t>
-      </w:r>
-      <w:proofErr w:type="spellEnd"/>
-      <w:r>
-        <w:t>.</w:t>
+        <w:t>erintah kepada server bahwa ingin membuang/menghapus data tersebut, bukan cuma melihat saja.</w:t>
       </w:r>
     </w:p>
     <w:p>
@@ -5282,11 +2105,9 @@
         <w:lastRenderedPageBreak/>
         <w:t xml:space="preserve">11. Update file </w:t>
       </w:r>
-      <w:proofErr w:type="spellStart"/>
       <w:r>
         <w:t>review.ts</w:t>
       </w:r>
-      <w:proofErr w:type="spellEnd"/>
       <w:r>
         <w:t>.</w:t>
       </w:r>
@@ -5298,19 +2119,9 @@
       <w:r>
         <w:t xml:space="preserve">File : </w:t>
       </w:r>
-      <w:proofErr w:type="spellStart"/>
-      <w:r>
-        <w:t>wisata-CPMApp</w:t>
-      </w:r>
-      <w:proofErr w:type="spellEnd"/>
-      <w:r>
-        <w:t>\user\app\lib\customer\utils\</w:t>
-      </w:r>
-      <w:proofErr w:type="spellStart"/>
-      <w:r>
-        <w:t>review.ts</w:t>
-      </w:r>
-      <w:proofErr w:type="spellEnd"/>
+      <w:r>
+        <w:t>wisata-CPMApp\user\app\lib\customer\utils\review.ts</w:t>
+      </w:r>
     </w:p>
     <w:p>
       <w:pPr>
@@ -5362,177 +2173,40 @@
         <w:spacing w:line="240" w:lineRule="auto"/>
       </w:pPr>
       <w:r>
-        <w:t xml:space="preserve">import { </w:t>
-      </w:r>
-      <w:proofErr w:type="spellStart"/>
-      <w:r>
-        <w:t>apiUrl</w:t>
-      </w:r>
-      <w:proofErr w:type="spellEnd"/>
-      <w:r>
-        <w:t xml:space="preserve"> } from @/app/lib/api;</w:t>
-      </w:r>
-    </w:p>
-    <w:p>
-      <w:pPr>
-        <w:spacing w:line="240" w:lineRule="auto"/>
-      </w:pPr>
-      <w:proofErr w:type="spellStart"/>
+        <w:t>import { apiUrl } from @/app/lib/api;</w:t>
+      </w:r>
+    </w:p>
+    <w:p>
+      <w:pPr>
+        <w:spacing w:line="240" w:lineRule="auto"/>
+      </w:pPr>
       <w:r>
         <w:t>M</w:t>
       </w:r>
       <w:r>
-        <w:t>eminjam</w:t>
-      </w:r>
-      <w:proofErr w:type="spellEnd"/>
-      <w:r>
-        <w:t> </w:t>
-      </w:r>
-      <w:proofErr w:type="spellStart"/>
-      <w:r>
-        <w:t>mesin</w:t>
-      </w:r>
-      <w:proofErr w:type="spellEnd"/>
-      <w:r>
-        <w:t xml:space="preserve"> </w:t>
-      </w:r>
-      <w:proofErr w:type="spellStart"/>
-      <w:r>
-        <w:t>pembuat</w:t>
-      </w:r>
-      <w:proofErr w:type="spellEnd"/>
-      <w:r>
-        <w:t xml:space="preserve"> </w:t>
-      </w:r>
-      <w:proofErr w:type="spellStart"/>
-      <w:r>
-        <w:t>alamat</w:t>
-      </w:r>
-      <w:proofErr w:type="spellEnd"/>
-      <w:r>
-        <w:t xml:space="preserve"> </w:t>
-      </w:r>
-      <w:proofErr w:type="spellStart"/>
-      <w:r>
-        <w:t>dari</w:t>
-      </w:r>
-      <w:proofErr w:type="spellEnd"/>
-      <w:r>
-        <w:t xml:space="preserve"> file </w:t>
-      </w:r>
-      <w:proofErr w:type="spellStart"/>
-      <w:r>
-        <w:t>pusat</w:t>
-      </w:r>
-      <w:proofErr w:type="spellEnd"/>
-      <w:r>
-        <w:t xml:space="preserve"> (</w:t>
-      </w:r>
-      <w:proofErr w:type="spellStart"/>
-      <w:r>
-        <w:t>api.ts</w:t>
-      </w:r>
-      <w:proofErr w:type="spellEnd"/>
-      <w:r>
-        <w:t xml:space="preserve">) agar </w:t>
-      </w:r>
-      <w:proofErr w:type="spellStart"/>
-      <w:r>
-        <w:t>bisa</w:t>
-      </w:r>
-      <w:proofErr w:type="spellEnd"/>
-      <w:r>
-        <w:t xml:space="preserve"> </w:t>
-      </w:r>
-      <w:proofErr w:type="spellStart"/>
-      <w:r>
-        <w:t>digunakan</w:t>
-      </w:r>
-      <w:proofErr w:type="spellEnd"/>
-      <w:r>
-        <w:t xml:space="preserve"> di file Review </w:t>
-      </w:r>
-      <w:proofErr w:type="spellStart"/>
-      <w:r>
-        <w:t>ini</w:t>
-      </w:r>
-      <w:proofErr w:type="spellEnd"/>
-      <w:r>
-        <w:t>.</w:t>
-      </w:r>
-    </w:p>
-    <w:p>
-      <w:pPr>
-        <w:spacing w:line="240" w:lineRule="auto"/>
-      </w:pPr>
-      <w:proofErr w:type="spellStart"/>
-      <w:r>
-        <w:t>fetchReviewData</w:t>
-      </w:r>
-      <w:proofErr w:type="spellEnd"/>
-      <w:r>
-        <w:t> (</w:t>
-      </w:r>
-      <w:proofErr w:type="spellStart"/>
-      <w:r>
-        <w:t>Mengambil</w:t>
-      </w:r>
-      <w:proofErr w:type="spellEnd"/>
-      <w:r>
-        <w:t xml:space="preserve"> Data)</w:t>
-      </w:r>
-    </w:p>
-    <w:p>
-      <w:pPr>
-        <w:spacing w:line="240" w:lineRule="auto"/>
-      </w:pPr>
-      <w:proofErr w:type="spellStart"/>
-      <w:r>
-        <w:t>Fungsi</w:t>
-      </w:r>
-      <w:proofErr w:type="spellEnd"/>
-      <w:r>
-        <w:t xml:space="preserve"> </w:t>
-      </w:r>
-      <w:proofErr w:type="spellStart"/>
+        <w:t>eminjam mesin pembuat alamat dari file pusat (api.ts) agar bisa digunakan di file Review ini.</w:t>
+      </w:r>
+    </w:p>
+    <w:p>
+      <w:pPr>
+        <w:spacing w:line="240" w:lineRule="auto"/>
+      </w:pPr>
+      <w:r>
+        <w:t>fetchReviewData (Mengambil Data)</w:t>
+      </w:r>
+    </w:p>
+    <w:p>
+      <w:pPr>
+        <w:spacing w:line="240" w:lineRule="auto"/>
+      </w:pPr>
+      <w:r>
+        <w:t xml:space="preserve">Fungsi </w:t>
+      </w:r>
       <w:r>
         <w:t>untuk</w:t>
       </w:r>
-      <w:proofErr w:type="spellEnd"/>
-      <w:r>
-        <w:t xml:space="preserve"> </w:t>
-      </w:r>
-      <w:proofErr w:type="spellStart"/>
-      <w:r>
-        <w:t>mengambil</w:t>
-      </w:r>
-      <w:proofErr w:type="spellEnd"/>
-      <w:r>
-        <w:t xml:space="preserve"> dua data </w:t>
-      </w:r>
-      <w:proofErr w:type="spellStart"/>
-      <w:r>
-        <w:t>sekaligus</w:t>
-      </w:r>
-      <w:proofErr w:type="spellEnd"/>
-      <w:r>
-        <w:t xml:space="preserve">: daftar review dan daftar </w:t>
-      </w:r>
-      <w:proofErr w:type="spellStart"/>
-      <w:r>
-        <w:t>tempat</w:t>
-      </w:r>
-      <w:proofErr w:type="spellEnd"/>
-      <w:r>
-        <w:t xml:space="preserve"> </w:t>
-      </w:r>
-      <w:proofErr w:type="spellStart"/>
-      <w:r>
-        <w:t>wisata</w:t>
-      </w:r>
-      <w:proofErr w:type="spellEnd"/>
-      <w:r>
-        <w:t>.</w:t>
+      <w:r>
+        <w:t xml:space="preserve"> mengambil dua data sekaligus: daftar review dan daftar tempat wisata.</w:t>
       </w:r>
     </w:p>
     <w:p>
@@ -5543,61 +2217,8 @@
         </w:numPr>
         <w:spacing w:line="240" w:lineRule="auto"/>
       </w:pPr>
-      <w:proofErr w:type="spellStart"/>
-      <w:r>
-        <w:t>apiUrl</w:t>
-      </w:r>
-      <w:proofErr w:type="spellEnd"/>
-      <w:r>
-        <w:t xml:space="preserve">(/review): Pergi </w:t>
-      </w:r>
-      <w:proofErr w:type="spellStart"/>
-      <w:r>
-        <w:t>ke</w:t>
-      </w:r>
-      <w:proofErr w:type="spellEnd"/>
-      <w:r>
-        <w:t xml:space="preserve"> </w:t>
-      </w:r>
-      <w:proofErr w:type="spellStart"/>
-      <w:r>
-        <w:t>alamat</w:t>
-      </w:r>
-      <w:proofErr w:type="spellEnd"/>
-      <w:r>
-        <w:t xml:space="preserve"> review (</w:t>
-      </w:r>
-      <w:proofErr w:type="spellStart"/>
-      <w:r>
-        <w:t>perlu</w:t>
-      </w:r>
-      <w:proofErr w:type="spellEnd"/>
-      <w:r>
-        <w:t xml:space="preserve"> token </w:t>
-      </w:r>
-      <w:proofErr w:type="spellStart"/>
-      <w:r>
-        <w:t>atau</w:t>
-      </w:r>
-      <w:proofErr w:type="spellEnd"/>
-      <w:r>
-        <w:t xml:space="preserve"> </w:t>
-      </w:r>
-      <w:proofErr w:type="spellStart"/>
-      <w:r>
-        <w:t>kunci</w:t>
-      </w:r>
-      <w:proofErr w:type="spellEnd"/>
-      <w:r>
-        <w:t xml:space="preserve"> </w:t>
-      </w:r>
-      <w:proofErr w:type="spellStart"/>
-      <w:r>
-        <w:t>masuk</w:t>
-      </w:r>
-      <w:proofErr w:type="spellEnd"/>
-      <w:r>
-        <w:t>).</w:t>
+      <w:r>
+        <w:t>apiUrl(/review): Pergi ke alamat review (perlu token atau kunci masuk).</w:t>
       </w:r>
     </w:p>
     <w:p>
@@ -5608,135 +2229,30 @@
         </w:numPr>
         <w:spacing w:line="240" w:lineRule="auto"/>
       </w:pPr>
-      <w:proofErr w:type="spellStart"/>
-      <w:r>
-        <w:t>apiUrl</w:t>
-      </w:r>
-      <w:proofErr w:type="spellEnd"/>
-      <w:r>
-        <w:t>(/</w:t>
-      </w:r>
-      <w:proofErr w:type="spellStart"/>
-      <w:r>
-        <w:t>wisata</w:t>
-      </w:r>
-      <w:proofErr w:type="spellEnd"/>
-      <w:r>
-        <w:t xml:space="preserve">): Pergi </w:t>
-      </w:r>
-      <w:proofErr w:type="spellStart"/>
-      <w:r>
-        <w:t>ke</w:t>
-      </w:r>
-      <w:proofErr w:type="spellEnd"/>
-      <w:r>
-        <w:t xml:space="preserve"> </w:t>
-      </w:r>
-      <w:proofErr w:type="spellStart"/>
-      <w:r>
-        <w:t>alamat</w:t>
-      </w:r>
-      <w:proofErr w:type="spellEnd"/>
-      <w:r>
-        <w:t xml:space="preserve"> daftar </w:t>
-      </w:r>
-      <w:proofErr w:type="spellStart"/>
-      <w:r>
-        <w:t>wisata</w:t>
-      </w:r>
-      <w:proofErr w:type="spellEnd"/>
-      <w:r>
-        <w:t xml:space="preserve"> (</w:t>
-      </w:r>
-      <w:proofErr w:type="spellStart"/>
-      <w:r>
-        <w:t>bebas</w:t>
-      </w:r>
-      <w:proofErr w:type="spellEnd"/>
-      <w:r>
-        <w:t xml:space="preserve"> </w:t>
-      </w:r>
-      <w:proofErr w:type="spellStart"/>
-      <w:r>
-        <w:t>akses</w:t>
-      </w:r>
-      <w:proofErr w:type="spellEnd"/>
-      <w:r>
-        <w:t>).</w:t>
-      </w:r>
-    </w:p>
-    <w:p>
-      <w:pPr>
-        <w:spacing w:line="240" w:lineRule="auto"/>
-      </w:pPr>
-      <w:proofErr w:type="spellStart"/>
-      <w:r>
-        <w:t>submitReview</w:t>
-      </w:r>
-      <w:proofErr w:type="spellEnd"/>
-      <w:r>
-        <w:t> (Kirim Review &amp; Foto)</w:t>
-      </w:r>
-    </w:p>
-    <w:p>
-      <w:pPr>
-        <w:spacing w:line="240" w:lineRule="auto"/>
-      </w:pPr>
-      <w:proofErr w:type="spellStart"/>
-      <w:r>
-        <w:t>Fungsi</w:t>
-      </w:r>
-      <w:proofErr w:type="spellEnd"/>
-      <w:r>
-        <w:t xml:space="preserve"> </w:t>
-      </w:r>
-      <w:proofErr w:type="spellStart"/>
+      <w:r>
+        <w:t>apiUrl(/wisata): Pergi ke alamat daftar wisata (bebas akses).</w:t>
+      </w:r>
+    </w:p>
+    <w:p>
+      <w:pPr>
+        <w:spacing w:line="240" w:lineRule="auto"/>
+      </w:pPr>
+      <w:r>
+        <w:t>submitReview (Kirim Review &amp; Foto)</w:t>
+      </w:r>
+    </w:p>
+    <w:p>
+      <w:pPr>
+        <w:spacing w:line="240" w:lineRule="auto"/>
+      </w:pPr>
+      <w:r>
+        <w:t xml:space="preserve">Fungsi </w:t>
+      </w:r>
       <w:r>
         <w:t>untuk</w:t>
       </w:r>
-      <w:proofErr w:type="spellEnd"/>
-      <w:r>
-        <w:t xml:space="preserve"> </w:t>
-      </w:r>
-      <w:proofErr w:type="spellStart"/>
-      <w:r>
-        <w:t>mengirim</w:t>
-      </w:r>
-      <w:proofErr w:type="spellEnd"/>
-      <w:r>
-        <w:t xml:space="preserve"> </w:t>
-      </w:r>
-      <w:proofErr w:type="spellStart"/>
-      <w:r>
-        <w:t>ulasan</w:t>
-      </w:r>
-      <w:proofErr w:type="spellEnd"/>
-      <w:r>
-        <w:t xml:space="preserve"> </w:t>
-      </w:r>
-      <w:proofErr w:type="spellStart"/>
-      <w:r>
-        <w:t>baru</w:t>
-      </w:r>
-      <w:proofErr w:type="spellEnd"/>
-      <w:r>
-        <w:t xml:space="preserve"> yang </w:t>
-      </w:r>
-      <w:proofErr w:type="spellStart"/>
-      <w:r>
-        <w:t>dibuat</w:t>
-      </w:r>
-      <w:proofErr w:type="spellEnd"/>
-      <w:r>
-        <w:t xml:space="preserve"> user </w:t>
-      </w:r>
-      <w:proofErr w:type="spellStart"/>
-      <w:r>
-        <w:t>ke</w:t>
-      </w:r>
-      <w:proofErr w:type="spellEnd"/>
-      <w:r>
-        <w:t xml:space="preserve"> server.</w:t>
+      <w:r>
+        <w:t xml:space="preserve"> mengirim ulasan baru yang dibuat user ke server.</w:t>
       </w:r>
     </w:p>
     <w:p>
@@ -5747,85 +2263,8 @@
         </w:numPr>
         <w:spacing w:line="240" w:lineRule="auto"/>
       </w:pPr>
-      <w:proofErr w:type="spellStart"/>
-      <w:r>
-        <w:t>formData</w:t>
-      </w:r>
-      <w:proofErr w:type="spellEnd"/>
-      <w:r>
-        <w:t xml:space="preserve">: Karena </w:t>
-      </w:r>
-      <w:proofErr w:type="spellStart"/>
-      <w:r>
-        <w:t>ada</w:t>
-      </w:r>
-      <w:proofErr w:type="spellEnd"/>
-      <w:r>
-        <w:t xml:space="preserve"> Foto/Gambar yang </w:t>
-      </w:r>
-      <w:proofErr w:type="spellStart"/>
-      <w:r>
-        <w:t>dikirim</w:t>
-      </w:r>
-      <w:proofErr w:type="spellEnd"/>
-      <w:r>
-        <w:t xml:space="preserve">, </w:t>
-      </w:r>
-      <w:proofErr w:type="spellStart"/>
-      <w:r>
-        <w:t>FormData</w:t>
-      </w:r>
-      <w:proofErr w:type="spellEnd"/>
-      <w:r>
-        <w:t xml:space="preserve"> agar </w:t>
-      </w:r>
-      <w:proofErr w:type="spellStart"/>
-      <w:r>
-        <w:t>gambar</w:t>
-      </w:r>
-      <w:proofErr w:type="spellEnd"/>
-      <w:r>
-        <w:t xml:space="preserve"> </w:t>
-      </w:r>
-      <w:proofErr w:type="spellStart"/>
-      <w:r>
-        <w:t>bisa</w:t>
-      </w:r>
-      <w:proofErr w:type="spellEnd"/>
-      <w:r>
-        <w:t xml:space="preserve"> </w:t>
-      </w:r>
-      <w:proofErr w:type="spellStart"/>
-      <w:r>
-        <w:t>terkirim</w:t>
-      </w:r>
-      <w:proofErr w:type="spellEnd"/>
-      <w:r>
-        <w:t xml:space="preserve"> </w:t>
-      </w:r>
-      <w:proofErr w:type="spellStart"/>
-      <w:r>
-        <w:t>dengan</w:t>
-      </w:r>
-      <w:proofErr w:type="spellEnd"/>
-      <w:r>
-        <w:t xml:space="preserve"> </w:t>
-      </w:r>
-      <w:proofErr w:type="spellStart"/>
-      <w:r>
-        <w:t>aman</w:t>
-      </w:r>
-      <w:proofErr w:type="spellEnd"/>
-      <w:r>
-        <w:t xml:space="preserve"> </w:t>
-      </w:r>
-      <w:proofErr w:type="spellStart"/>
-      <w:r>
-        <w:t>ke</w:t>
-      </w:r>
-      <w:proofErr w:type="spellEnd"/>
-      <w:r>
-        <w:t xml:space="preserve"> server.</w:t>
+      <w:r>
+        <w:t>formData: Karena ada Foto/Gambar yang dikirim, FormData agar gambar bisa terkirim dengan aman ke server.</w:t>
       </w:r>
     </w:p>
     <w:p>
@@ -5836,143 +2275,30 @@
         </w:numPr>
         <w:spacing w:line="240" w:lineRule="auto"/>
       </w:pPr>
-      <w:proofErr w:type="spellStart"/>
-      <w:r>
-        <w:t>apiUrl</w:t>
-      </w:r>
-      <w:proofErr w:type="spellEnd"/>
-      <w:r>
-        <w:t>(/review) </w:t>
-      </w:r>
-      <w:proofErr w:type="spellStart"/>
-      <w:r>
-        <w:t>dengan</w:t>
-      </w:r>
-      <w:proofErr w:type="spellEnd"/>
-      <w:r>
-        <w:t xml:space="preserve"> method: POST: </w:t>
-      </w:r>
-      <w:proofErr w:type="spellStart"/>
-      <w:r>
-        <w:t>Artinya</w:t>
-      </w:r>
-      <w:proofErr w:type="spellEnd"/>
-      <w:r>
-        <w:t xml:space="preserve"> </w:t>
-      </w:r>
-      <w:proofErr w:type="spellStart"/>
-      <w:r>
-        <w:t>menyuruh</w:t>
-      </w:r>
-      <w:proofErr w:type="spellEnd"/>
-      <w:r>
-        <w:t xml:space="preserve"> server </w:t>
-      </w:r>
-      <w:proofErr w:type="spellStart"/>
-      <w:r>
-        <w:t>untuk</w:t>
-      </w:r>
-      <w:proofErr w:type="spellEnd"/>
-      <w:r>
-        <w:t xml:space="preserve"> </w:t>
-      </w:r>
-      <w:proofErr w:type="spellStart"/>
+      <w:r>
+        <w:t xml:space="preserve">apiUrl(/review) dengan method: POST: Artinya menyuruh server untuk </w:t>
+      </w:r>
       <w:r>
         <w:t>menyimpan</w:t>
       </w:r>
-      <w:proofErr w:type="spellEnd"/>
-      <w:r>
-        <w:t xml:space="preserve"> data </w:t>
-      </w:r>
-      <w:proofErr w:type="spellStart"/>
-      <w:r>
-        <w:t>baru</w:t>
-      </w:r>
-      <w:proofErr w:type="spellEnd"/>
-      <w:r>
-        <w:t xml:space="preserve"> </w:t>
-      </w:r>
-      <w:proofErr w:type="spellStart"/>
-      <w:r>
-        <w:t>ini</w:t>
-      </w:r>
-      <w:proofErr w:type="spellEnd"/>
-      <w:r>
-        <w:t xml:space="preserve"> </w:t>
-      </w:r>
-      <w:proofErr w:type="spellStart"/>
-      <w:r>
-        <w:t>ke</w:t>
-      </w:r>
-      <w:proofErr w:type="spellEnd"/>
-      <w:r>
-        <w:t xml:space="preserve"> </w:t>
-      </w:r>
-      <w:proofErr w:type="spellStart"/>
-      <w:r>
-        <w:t>alamat</w:t>
-      </w:r>
-      <w:proofErr w:type="spellEnd"/>
-      <w:r>
-        <w:t xml:space="preserve"> /review.</w:t>
-      </w:r>
-    </w:p>
-    <w:p>
-      <w:pPr>
-        <w:spacing w:line="240" w:lineRule="auto"/>
-      </w:pPr>
-      <w:proofErr w:type="spellStart"/>
-      <w:r>
-        <w:t>deleteReview</w:t>
-      </w:r>
-      <w:proofErr w:type="spellEnd"/>
-      <w:r>
-        <w:t> (Hapus Review)</w:t>
-      </w:r>
-    </w:p>
-    <w:p>
-      <w:pPr>
-        <w:spacing w:line="240" w:lineRule="auto"/>
-      </w:pPr>
-      <w:proofErr w:type="spellStart"/>
-      <w:r>
-        <w:t>Fungsi</w:t>
-      </w:r>
-      <w:proofErr w:type="spellEnd"/>
-      <w:r>
-        <w:t xml:space="preserve"> </w:t>
-      </w:r>
-      <w:proofErr w:type="spellStart"/>
-      <w:r>
-        <w:t>ini</w:t>
-      </w:r>
-      <w:proofErr w:type="spellEnd"/>
-      <w:r>
-        <w:t xml:space="preserve"> </w:t>
-      </w:r>
-      <w:proofErr w:type="spellStart"/>
-      <w:r>
-        <w:t>untuk</w:t>
-      </w:r>
-      <w:proofErr w:type="spellEnd"/>
-      <w:r>
-        <w:t xml:space="preserve"> </w:t>
-      </w:r>
-      <w:proofErr w:type="spellStart"/>
-      <w:r>
-        <w:t>menghapus</w:t>
-      </w:r>
-      <w:proofErr w:type="spellEnd"/>
-      <w:r>
-        <w:t xml:space="preserve"> </w:t>
-      </w:r>
-      <w:proofErr w:type="spellStart"/>
-      <w:r>
-        <w:t>ulasan</w:t>
-      </w:r>
-      <w:proofErr w:type="spellEnd"/>
-      <w:r>
-        <w:t>.</w:t>
+      <w:r>
+        <w:t xml:space="preserve"> data baru ini ke alamat /review.</w:t>
+      </w:r>
+    </w:p>
+    <w:p>
+      <w:pPr>
+        <w:spacing w:line="240" w:lineRule="auto"/>
+      </w:pPr>
+      <w:r>
+        <w:t>deleteReview (Hapus Review)</w:t>
+      </w:r>
+    </w:p>
+    <w:p>
+      <w:pPr>
+        <w:spacing w:line="240" w:lineRule="auto"/>
+      </w:pPr>
+      <w:r>
+        <w:t>Fungsi ini untuk menghapus ulasan.</w:t>
       </w:r>
     </w:p>
     <w:p>
@@ -5983,13 +2309,8 @@
         </w:numPr>
         <w:spacing w:line="240" w:lineRule="auto"/>
       </w:pPr>
-      <w:proofErr w:type="spellStart"/>
-      <w:r>
-        <w:t>apiUrl</w:t>
-      </w:r>
-      <w:proofErr w:type="spellEnd"/>
-      <w:r>
-        <w:t>(\/review/${id}</w:t>
+      <w:r>
+        <w:t>apiUrl(\/review/${id}</w:t>
       </w:r>
       <w:r>
         <w:t xml:space="preserve"> </w:t>
@@ -6001,71 +2322,7 @@
         <w:t>M</w:t>
       </w:r>
       <w:r>
-        <w:t xml:space="preserve">embuat </w:t>
-      </w:r>
-      <w:proofErr w:type="spellStart"/>
-      <w:r>
-        <w:t>alamat</w:t>
-      </w:r>
-      <w:proofErr w:type="spellEnd"/>
-      <w:r>
-        <w:t xml:space="preserve"> </w:t>
-      </w:r>
-      <w:proofErr w:type="spellStart"/>
-      <w:r>
-        <w:t>spesifik</w:t>
-      </w:r>
-      <w:proofErr w:type="spellEnd"/>
-      <w:r>
-        <w:t xml:space="preserve"> </w:t>
-      </w:r>
-      <w:proofErr w:type="spellStart"/>
-      <w:r>
-        <w:t>ulasan</w:t>
-      </w:r>
-      <w:proofErr w:type="spellEnd"/>
-      <w:r>
-        <w:t xml:space="preserve"> mana yang </w:t>
-      </w:r>
-      <w:proofErr w:type="spellStart"/>
-      <w:r>
-        <w:t>mau</w:t>
-      </w:r>
-      <w:proofErr w:type="spellEnd"/>
-      <w:r>
-        <w:t xml:space="preserve"> </w:t>
-      </w:r>
-      <w:proofErr w:type="spellStart"/>
-      <w:r>
-        <w:t>dihapus</w:t>
-      </w:r>
-      <w:proofErr w:type="spellEnd"/>
-      <w:r>
-        <w:t xml:space="preserve"> </w:t>
-      </w:r>
-      <w:proofErr w:type="spellStart"/>
-      <w:r>
-        <w:t>berdasarkan</w:t>
-      </w:r>
-      <w:proofErr w:type="spellEnd"/>
-      <w:r>
-        <w:t xml:space="preserve"> </w:t>
-      </w:r>
-      <w:proofErr w:type="spellStart"/>
-      <w:r>
-        <w:t>nomor</w:t>
-      </w:r>
-      <w:proofErr w:type="spellEnd"/>
-      <w:r>
-        <w:t xml:space="preserve"> ID-</w:t>
-      </w:r>
-      <w:proofErr w:type="spellStart"/>
-      <w:r>
-        <w:t>nya</w:t>
-      </w:r>
-      <w:proofErr w:type="spellEnd"/>
-      <w:r>
-        <w:t>.</w:t>
+        <w:t>embuat alamat spesifik ulasan mana yang mau dihapus berdasarkan nomor ID-nya.</w:t>
       </w:r>
     </w:p>
     <w:p>
@@ -6083,55 +2340,13 @@
         <w:t xml:space="preserve"> </w:t>
       </w:r>
       <w:r>
-        <w:t xml:space="preserve">: </w:t>
-      </w:r>
-      <w:proofErr w:type="spellStart"/>
-      <w:r>
-        <w:t>Instruksi</w:t>
-      </w:r>
-      <w:proofErr w:type="spellEnd"/>
-      <w:r>
-        <w:t xml:space="preserve"> </w:t>
-      </w:r>
-      <w:proofErr w:type="spellStart"/>
-      <w:r>
-        <w:t>kepada</w:t>
-      </w:r>
-      <w:proofErr w:type="spellEnd"/>
-      <w:r>
-        <w:t xml:space="preserve"> server </w:t>
-      </w:r>
-      <w:proofErr w:type="spellStart"/>
-      <w:r>
-        <w:t>untuk</w:t>
-      </w:r>
-      <w:proofErr w:type="spellEnd"/>
-      <w:r>
-        <w:t xml:space="preserve"> </w:t>
-      </w:r>
-      <w:proofErr w:type="spellStart"/>
+        <w:t xml:space="preserve">: Instruksi kepada server untuk </w:t>
+      </w:r>
       <w:r>
         <w:t>menghapus</w:t>
       </w:r>
-      <w:proofErr w:type="spellEnd"/>
-      <w:r>
-        <w:t xml:space="preserve"> data di </w:t>
-      </w:r>
-      <w:proofErr w:type="spellStart"/>
-      <w:r>
-        <w:t>alamat</w:t>
-      </w:r>
-      <w:proofErr w:type="spellEnd"/>
-      <w:r>
-        <w:t xml:space="preserve"> </w:t>
-      </w:r>
-      <w:proofErr w:type="spellStart"/>
-      <w:r>
-        <w:t>ini</w:t>
-      </w:r>
-      <w:proofErr w:type="spellEnd"/>
-      <w:r>
-        <w:t>.</w:t>
+      <w:r>
+        <w:t xml:space="preserve"> data di alamat ini.</w:t>
       </w:r>
     </w:p>
     <w:p>
@@ -6148,21 +2363,11 @@
         <w:t xml:space="preserve">12. </w:t>
       </w:r>
       <w:r>
-        <w:t xml:space="preserve">Update </w:t>
-      </w:r>
-      <w:proofErr w:type="spellStart"/>
-      <w:r>
-        <w:t>koding</w:t>
-      </w:r>
-      <w:proofErr w:type="spellEnd"/>
-      <w:r>
-        <w:t xml:space="preserve"> file </w:t>
-      </w:r>
-      <w:proofErr w:type="spellStart"/>
+        <w:t xml:space="preserve">Update koding file </w:t>
+      </w:r>
       <w:r>
         <w:t>wisata.ts</w:t>
       </w:r>
-      <w:proofErr w:type="spellEnd"/>
       <w:r>
         <w:t>.</w:t>
       </w:r>
@@ -6177,27 +2382,9 @@
       <w:r>
         <w:t xml:space="preserve"> </w:t>
       </w:r>
-      <w:proofErr w:type="spellStart"/>
-      <w:r>
-        <w:t>wisata-CPMApp</w:t>
-      </w:r>
-      <w:proofErr w:type="spellEnd"/>
-      <w:r>
-        <w:t>\user\app\lib\</w:t>
-      </w:r>
-      <w:proofErr w:type="spellStart"/>
-      <w:r>
-        <w:t>wisata</w:t>
-      </w:r>
-      <w:proofErr w:type="spellEnd"/>
-      <w:r>
-        <w:t>\utils\</w:t>
-      </w:r>
-      <w:proofErr w:type="spellStart"/>
-      <w:r>
-        <w:t>wisata.ts</w:t>
-      </w:r>
-      <w:proofErr w:type="spellEnd"/>
+      <w:r>
+        <w:t>wisata-CPMApp\user\app\lib\wisata\utils\wisata.ts</w:t>
+      </w:r>
     </w:p>
     <w:p>
       <w:pPr>
@@ -6257,181 +2444,43 @@
         <w:spacing w:line="240" w:lineRule="auto"/>
       </w:pPr>
       <w:r>
-        <w:t xml:space="preserve">import { </w:t>
-      </w:r>
-      <w:proofErr w:type="spellStart"/>
-      <w:r>
-        <w:t>apiUrl</w:t>
-      </w:r>
-      <w:proofErr w:type="spellEnd"/>
-      <w:r>
-        <w:t xml:space="preserve"> } from '@/app/lib/</w:t>
-      </w:r>
-      <w:proofErr w:type="spellStart"/>
-      <w:r>
-        <w:t>api</w:t>
-      </w:r>
-      <w:proofErr w:type="spellEnd"/>
-      <w:r>
-        <w:t>';</w:t>
-      </w:r>
-    </w:p>
-    <w:p>
-      <w:pPr>
-        <w:spacing w:line="240" w:lineRule="auto"/>
-      </w:pPr>
-      <w:proofErr w:type="spellStart"/>
+        <w:t>import { apiUrl } from '@/app/lib/api';</w:t>
+      </w:r>
+    </w:p>
+    <w:p>
+      <w:pPr>
+        <w:spacing w:line="240" w:lineRule="auto"/>
+      </w:pPr>
       <w:r>
         <w:t>M</w:t>
       </w:r>
       <w:r>
-        <w:t>emanggil</w:t>
-      </w:r>
-      <w:proofErr w:type="spellEnd"/>
-      <w:r>
-        <w:t> </w:t>
-      </w:r>
-      <w:proofErr w:type="spellStart"/>
-      <w:r>
-        <w:t>Mesin</w:t>
-      </w:r>
-      <w:proofErr w:type="spellEnd"/>
-      <w:r>
-        <w:t xml:space="preserve"> </w:t>
-      </w:r>
-      <w:proofErr w:type="spellStart"/>
-      <w:r>
-        <w:t>Pembuat</w:t>
-      </w:r>
-      <w:proofErr w:type="spellEnd"/>
-      <w:r>
-        <w:t xml:space="preserve"> Alamat yang </w:t>
-      </w:r>
-      <w:proofErr w:type="spellStart"/>
-      <w:r>
-        <w:t>sudah</w:t>
-      </w:r>
-      <w:proofErr w:type="spellEnd"/>
-      <w:r>
-        <w:t xml:space="preserve"> </w:t>
+        <w:t xml:space="preserve">emanggil Mesin Pembuat Alamat yang sudah </w:t>
       </w:r>
       <w:r>
         <w:t>di</w:t>
       </w:r>
       <w:r>
-        <w:t xml:space="preserve"> buat </w:t>
-      </w:r>
-      <w:proofErr w:type="spellStart"/>
-      <w:r>
-        <w:t>sebelumnya</w:t>
-      </w:r>
-      <w:proofErr w:type="spellEnd"/>
-      <w:r>
-        <w:t xml:space="preserve"> </w:t>
+        <w:t xml:space="preserve"> buat sebelumnya </w:t>
       </w:r>
       <w:r>
         <w:t>pada</w:t>
       </w:r>
       <w:r>
-        <w:t xml:space="preserve"> file </w:t>
-      </w:r>
-      <w:proofErr w:type="spellStart"/>
-      <w:r>
-        <w:t>api.ts</w:t>
-      </w:r>
-      <w:proofErr w:type="spellEnd"/>
-      <w:r>
-        <w:t xml:space="preserve">. </w:t>
-      </w:r>
-      <w:proofErr w:type="spellStart"/>
-      <w:r>
-        <w:t>Tanpa</w:t>
-      </w:r>
-      <w:proofErr w:type="spellEnd"/>
-      <w:r>
-        <w:t xml:space="preserve"> baris </w:t>
-      </w:r>
-      <w:proofErr w:type="spellStart"/>
-      <w:r>
-        <w:t>ini</w:t>
-      </w:r>
-      <w:proofErr w:type="spellEnd"/>
-      <w:r>
-        <w:t xml:space="preserve">, </w:t>
-      </w:r>
-      <w:proofErr w:type="spellStart"/>
-      <w:r>
-        <w:t>aplikasi</w:t>
-      </w:r>
-      <w:proofErr w:type="spellEnd"/>
-      <w:r>
-        <w:t xml:space="preserve"> </w:t>
-      </w:r>
-      <w:proofErr w:type="spellStart"/>
-      <w:r>
-        <w:t>tidak</w:t>
-      </w:r>
-      <w:proofErr w:type="spellEnd"/>
-      <w:r>
-        <w:t xml:space="preserve"> </w:t>
-      </w:r>
-      <w:proofErr w:type="spellStart"/>
-      <w:r>
-        <w:t>akan</w:t>
-      </w:r>
-      <w:proofErr w:type="spellEnd"/>
-      <w:r>
-        <w:t xml:space="preserve"> </w:t>
-      </w:r>
-      <w:proofErr w:type="spellStart"/>
-      <w:r>
-        <w:t>tahu</w:t>
-      </w:r>
-      <w:proofErr w:type="spellEnd"/>
-      <w:r>
-        <w:t xml:space="preserve"> di mana </w:t>
-      </w:r>
-      <w:proofErr w:type="spellStart"/>
-      <w:r>
-        <w:t>alamat</w:t>
-      </w:r>
-      <w:proofErr w:type="spellEnd"/>
-      <w:r>
-        <w:t xml:space="preserve"> server </w:t>
-      </w:r>
-      <w:proofErr w:type="spellStart"/>
-      <w:r>
-        <w:t>berada</w:t>
-      </w:r>
-      <w:proofErr w:type="spellEnd"/>
-      <w:r>
-        <w:t>.</w:t>
-      </w:r>
-    </w:p>
-    <w:p>
-      <w:pPr>
-        <w:spacing w:line="240" w:lineRule="auto"/>
-      </w:pPr>
-    </w:p>
-    <w:p>
-      <w:pPr>
-        <w:spacing w:line="240" w:lineRule="auto"/>
-      </w:pPr>
-      <w:proofErr w:type="spellStart"/>
-      <w:r>
-        <w:t>apiUrl</w:t>
-      </w:r>
-      <w:proofErr w:type="spellEnd"/>
-      <w:r>
-        <w:t>(/</w:t>
-      </w:r>
-      <w:proofErr w:type="spellStart"/>
-      <w:r>
-        <w:t>wisata</w:t>
-      </w:r>
-      <w:proofErr w:type="spellEnd"/>
-      <w:r>
-        <w:t>/${id})</w:t>
+        <w:t xml:space="preserve"> file api.ts. Tanpa baris ini, aplikasi tidak akan tahu di mana alamat server berada.</w:t>
+      </w:r>
+    </w:p>
+    <w:p>
+      <w:pPr>
+        <w:spacing w:line="240" w:lineRule="auto"/>
+      </w:pPr>
+    </w:p>
+    <w:p>
+      <w:pPr>
+        <w:spacing w:line="240" w:lineRule="auto"/>
+      </w:pPr>
+      <w:r>
+        <w:t>apiUrl(/wisata/${id})</w:t>
       </w:r>
     </w:p>
     <w:p>
@@ -6442,87 +2491,7 @@
         <w:t>C</w:t>
       </w:r>
       <w:r>
-        <w:t xml:space="preserve">ara </w:t>
-      </w:r>
-      <w:proofErr w:type="spellStart"/>
-      <w:r>
-        <w:t>untuk</w:t>
-      </w:r>
-      <w:proofErr w:type="spellEnd"/>
-      <w:r>
-        <w:t> </w:t>
-      </w:r>
-      <w:proofErr w:type="spellStart"/>
-      <w:r>
-        <w:t>membuat</w:t>
-      </w:r>
-      <w:proofErr w:type="spellEnd"/>
-      <w:r>
-        <w:t xml:space="preserve"> </w:t>
-      </w:r>
-      <w:proofErr w:type="spellStart"/>
-      <w:r>
-        <w:t>alamat</w:t>
-      </w:r>
-      <w:proofErr w:type="spellEnd"/>
-      <w:r>
-        <w:t xml:space="preserve"> </w:t>
-      </w:r>
-      <w:proofErr w:type="spellStart"/>
-      <w:r>
-        <w:t>lengkap</w:t>
-      </w:r>
-      <w:proofErr w:type="spellEnd"/>
-      <w:r>
-        <w:t xml:space="preserve"> </w:t>
-      </w:r>
-      <w:proofErr w:type="spellStart"/>
-      <w:r>
-        <w:t>menuju</w:t>
-      </w:r>
-      <w:proofErr w:type="spellEnd"/>
-      <w:r>
-        <w:t xml:space="preserve"> </w:t>
-      </w:r>
-      <w:proofErr w:type="spellStart"/>
-      <w:r>
-        <w:t>satu</w:t>
-      </w:r>
-      <w:proofErr w:type="spellEnd"/>
-      <w:r>
-        <w:t xml:space="preserve"> </w:t>
-      </w:r>
-      <w:proofErr w:type="spellStart"/>
-      <w:r>
-        <w:t>tempat</w:t>
-      </w:r>
-      <w:proofErr w:type="spellEnd"/>
-      <w:r>
-        <w:t xml:space="preserve"> </w:t>
-      </w:r>
-      <w:proofErr w:type="spellStart"/>
-      <w:r>
-        <w:t>wisata</w:t>
-      </w:r>
-      <w:proofErr w:type="spellEnd"/>
-      <w:r>
-        <w:t xml:space="preserve"> </w:t>
-      </w:r>
-      <w:proofErr w:type="spellStart"/>
-      <w:r>
-        <w:t>secara</w:t>
-      </w:r>
-      <w:proofErr w:type="spellEnd"/>
-      <w:r>
-        <w:t xml:space="preserve"> </w:t>
-      </w:r>
-      <w:proofErr w:type="spellStart"/>
-      <w:r>
-        <w:t>spesifik</w:t>
-      </w:r>
-      <w:proofErr w:type="spellEnd"/>
-      <w:r>
-        <w:t>.</w:t>
+        <w:t>ara untuk membuat alamat lengkap menuju satu tempat wisata secara spesifik.</w:t>
       </w:r>
     </w:p>
     <w:p>
@@ -6534,111 +2503,7 @@
         <w:spacing w:line="240" w:lineRule="auto"/>
       </w:pPr>
       <w:r>
-        <w:t xml:space="preserve">${id}: </w:t>
-      </w:r>
-      <w:proofErr w:type="spellStart"/>
-      <w:r>
-        <w:t>Nomor</w:t>
-      </w:r>
-      <w:proofErr w:type="spellEnd"/>
-      <w:r>
-        <w:t xml:space="preserve"> KTP </w:t>
-      </w:r>
-      <w:proofErr w:type="spellStart"/>
-      <w:r>
-        <w:t>atau</w:t>
-      </w:r>
-      <w:proofErr w:type="spellEnd"/>
-      <w:r>
-        <w:t xml:space="preserve"> ID </w:t>
-      </w:r>
-      <w:proofErr w:type="spellStart"/>
-      <w:r>
-        <w:t>unik</w:t>
-      </w:r>
-      <w:proofErr w:type="spellEnd"/>
-      <w:r>
-        <w:t xml:space="preserve"> </w:t>
-      </w:r>
-      <w:proofErr w:type="spellStart"/>
-      <w:r>
-        <w:t>dari</w:t>
-      </w:r>
-      <w:proofErr w:type="spellEnd"/>
-      <w:r>
-        <w:t xml:space="preserve"> </w:t>
-      </w:r>
-      <w:proofErr w:type="spellStart"/>
-      <w:r>
-        <w:t>tempat</w:t>
-      </w:r>
-      <w:proofErr w:type="spellEnd"/>
-      <w:r>
-        <w:t xml:space="preserve"> </w:t>
-      </w:r>
-      <w:proofErr w:type="spellStart"/>
-      <w:r>
-        <w:t>wisata</w:t>
-      </w:r>
-      <w:proofErr w:type="spellEnd"/>
-      <w:r>
-        <w:t xml:space="preserve">. </w:t>
-      </w:r>
-      <w:proofErr w:type="spellStart"/>
-      <w:r>
-        <w:t>Misalnya</w:t>
-      </w:r>
-      <w:proofErr w:type="spellEnd"/>
-      <w:r>
-        <w:t>, Borobudur ID-</w:t>
-      </w:r>
-      <w:proofErr w:type="spellStart"/>
-      <w:r>
-        <w:t>nya</w:t>
-      </w:r>
-      <w:proofErr w:type="spellEnd"/>
-      <w:r>
-        <w:t xml:space="preserve"> </w:t>
-      </w:r>
-      <w:proofErr w:type="spellStart"/>
-      <w:r>
-        <w:t>adalah</w:t>
-      </w:r>
-      <w:proofErr w:type="spellEnd"/>
-      <w:r>
-        <w:t xml:space="preserve"> 5, </w:t>
-      </w:r>
-      <w:proofErr w:type="spellStart"/>
-      <w:r>
-        <w:t>maka</w:t>
-      </w:r>
-      <w:proofErr w:type="spellEnd"/>
-      <w:r>
-        <w:t xml:space="preserve"> </w:t>
-      </w:r>
-      <w:proofErr w:type="spellStart"/>
-      <w:r>
-        <w:t>kodingannya</w:t>
-      </w:r>
-      <w:proofErr w:type="spellEnd"/>
-      <w:r>
-        <w:t xml:space="preserve"> </w:t>
-      </w:r>
-      <w:proofErr w:type="spellStart"/>
-      <w:r>
-        <w:t>menjadi</w:t>
-      </w:r>
-      <w:proofErr w:type="spellEnd"/>
-      <w:r>
-        <w:t> /</w:t>
-      </w:r>
-      <w:proofErr w:type="spellStart"/>
-      <w:r>
-        <w:t>wisata</w:t>
-      </w:r>
-      <w:proofErr w:type="spellEnd"/>
-      <w:r>
-        <w:t>/5.</w:t>
+        <w:t>${id}: Nomor KTP atau ID unik dari tempat wisata. Misalnya, Borobudur ID-nya adalah 5, maka kodingannya menjadi /wisata/5.</w:t>
       </w:r>
     </w:p>
     <w:p>
@@ -6649,62 +2514,65 @@
         </w:numPr>
         <w:spacing w:line="240" w:lineRule="auto"/>
       </w:pPr>
-      <w:proofErr w:type="spellStart"/>
-      <w:r>
-        <w:t>apiUrl</w:t>
-      </w:r>
-      <w:proofErr w:type="spellEnd"/>
-      <w:r>
-        <w:t xml:space="preserve">: </w:t>
-      </w:r>
-      <w:proofErr w:type="spellStart"/>
+      <w:r>
+        <w:t xml:space="preserve">apiUrl: </w:t>
+      </w:r>
       <w:r>
         <w:t>M</w:t>
       </w:r>
       <w:r>
-        <w:t>enempelkan</w:t>
-      </w:r>
-      <w:proofErr w:type="spellEnd"/>
+        <w:t>enempelkan alamat pusat di depannya secara otomatis.</w:t>
+      </w:r>
+    </w:p>
+    <w:p>
+      <w:pPr>
+        <w:spacing w:line="240" w:lineRule="auto"/>
+      </w:pPr>
+    </w:p>
+    <w:p>
+      <w:pPr>
+        <w:spacing w:line="240" w:lineRule="auto"/>
+      </w:pPr>
+    </w:p>
+    <w:p>
+      <w:pPr>
+        <w:spacing w:line="240" w:lineRule="auto"/>
+      </w:pPr>
+    </w:p>
+    <w:p>
+      <w:pPr>
+        <w:spacing w:line="240" w:lineRule="auto"/>
+      </w:pPr>
+    </w:p>
+    <w:p>
+      <w:pPr>
+        <w:spacing w:line="240" w:lineRule="auto"/>
+      </w:pPr>
+    </w:p>
+    <w:p>
+      <w:pPr>
+        <w:spacing w:line="240" w:lineRule="auto"/>
+      </w:pPr>
+    </w:p>
+    <w:p>
+      <w:pPr>
+        <w:spacing w:line="240" w:lineRule="auto"/>
+      </w:pPr>
+    </w:p>
+    <w:p>
+      <w:pPr>
+        <w:spacing w:line="240" w:lineRule="auto"/>
+      </w:pPr>
+      <w:r>
+        <w:lastRenderedPageBreak/>
+        <w:t>13. Update koding file</w:t>
+      </w:r>
       <w:r>
         <w:t xml:space="preserve"> </w:t>
       </w:r>
-      <w:proofErr w:type="spellStart"/>
-      <w:r>
-        <w:t>alamat</w:t>
-      </w:r>
-      <w:proofErr w:type="spellEnd"/>
-      <w:r>
-        <w:t xml:space="preserve"> </w:t>
-      </w:r>
-      <w:proofErr w:type="spellStart"/>
-      <w:r>
-        <w:t>pusat</w:t>
-      </w:r>
-      <w:proofErr w:type="spellEnd"/>
-      <w:r>
-        <w:t xml:space="preserve"> di </w:t>
-      </w:r>
-      <w:proofErr w:type="spellStart"/>
-      <w:r>
-        <w:t>depannya</w:t>
-      </w:r>
-      <w:proofErr w:type="spellEnd"/>
-      <w:r>
-        <w:t xml:space="preserve"> </w:t>
-      </w:r>
-      <w:proofErr w:type="spellStart"/>
-      <w:r>
-        <w:t>secara</w:t>
-      </w:r>
-      <w:proofErr w:type="spellEnd"/>
-      <w:r>
-        <w:t xml:space="preserve"> </w:t>
-      </w:r>
-      <w:proofErr w:type="spellStart"/>
-      <w:r>
-        <w:t>otomatis</w:t>
-      </w:r>
-      <w:proofErr w:type="spellEnd"/>
+      <w:r>
+        <w:t>wisata.ts</w:t>
+      </w:r>
       <w:r>
         <w:t>.</w:t>
       </w:r>
@@ -6713,85 +2581,12 @@
       <w:pPr>
         <w:spacing w:line="240" w:lineRule="auto"/>
       </w:pPr>
-    </w:p>
-    <w:p>
-      <w:pPr>
-        <w:spacing w:line="240" w:lineRule="auto"/>
-      </w:pPr>
-    </w:p>
-    <w:p>
-      <w:pPr>
-        <w:spacing w:line="240" w:lineRule="auto"/>
-      </w:pPr>
-    </w:p>
-    <w:p>
-      <w:pPr>
-        <w:spacing w:line="240" w:lineRule="auto"/>
-      </w:pPr>
-    </w:p>
-    <w:p>
-      <w:pPr>
-        <w:spacing w:line="240" w:lineRule="auto"/>
-      </w:pPr>
-    </w:p>
-    <w:p>
-      <w:pPr>
-        <w:spacing w:line="240" w:lineRule="auto"/>
-      </w:pPr>
-    </w:p>
-    <w:p>
-      <w:pPr>
-        <w:spacing w:line="240" w:lineRule="auto"/>
-      </w:pPr>
-    </w:p>
-    <w:p>
-      <w:pPr>
-        <w:spacing w:line="240" w:lineRule="auto"/>
-      </w:pPr>
-      <w:r>
-        <w:lastRenderedPageBreak/>
-        <w:t xml:space="preserve">13. Update </w:t>
-      </w:r>
-      <w:proofErr w:type="spellStart"/>
-      <w:r>
-        <w:t>koding</w:t>
-      </w:r>
-      <w:proofErr w:type="spellEnd"/>
-      <w:r>
-        <w:t xml:space="preserve"> file</w:t>
-      </w:r>
-      <w:r>
-        <w:t xml:space="preserve"> </w:t>
-      </w:r>
-      <w:proofErr w:type="spellStart"/>
-      <w:r>
-        <w:t>wisata.ts</w:t>
-      </w:r>
-      <w:proofErr w:type="spellEnd"/>
-      <w:r>
-        <w:t>.</w:t>
-      </w:r>
-    </w:p>
-    <w:p>
-      <w:pPr>
-        <w:spacing w:line="240" w:lineRule="auto"/>
-      </w:pPr>
       <w:r>
         <w:t xml:space="preserve">File : </w:t>
       </w:r>
-      <w:proofErr w:type="spellStart"/>
-      <w:r>
-        <w:t>wisata-CPMApp</w:t>
-      </w:r>
-      <w:proofErr w:type="spellEnd"/>
-      <w:r>
-        <w:t>\user\app\lib\admin\utils\</w:t>
-      </w:r>
-      <w:proofErr w:type="spellStart"/>
-      <w:r>
-        <w:t>wisata.ts</w:t>
-      </w:r>
-      <w:proofErr w:type="spellEnd"/>
+      <w:r>
+        <w:t>wisata-CPMApp\user\app\lib\admin\utils\wisata.ts</w:t>
+      </w:r>
     </w:p>
     <w:p>
       <w:pPr>
@@ -6846,11 +2641,9 @@
         </w:numPr>
         <w:spacing w:line="240" w:lineRule="auto"/>
       </w:pPr>
-      <w:proofErr w:type="spellStart"/>
       <w:r>
         <w:t>Sebelumnya</w:t>
       </w:r>
-      <w:proofErr w:type="spellEnd"/>
       <w:r>
         <w:t xml:space="preserve"> (Pakai BASE_URL manual): </w:t>
       </w:r>
@@ -6858,29 +2651,8 @@
         <w:t>H</w:t>
       </w:r>
       <w:r>
-        <w:t xml:space="preserve">arus </w:t>
-      </w:r>
-      <w:proofErr w:type="spellStart"/>
-      <w:r>
-        <w:t>menulis</w:t>
-      </w:r>
-      <w:proofErr w:type="spellEnd"/>
-      <w:r>
-        <w:t xml:space="preserve"> </w:t>
-      </w:r>
-      <w:proofErr w:type="spellStart"/>
-      <w:r>
-        <w:t>alamat</w:t>
-      </w:r>
-      <w:proofErr w:type="spellEnd"/>
-      <w:r>
-        <w:t xml:space="preserve"> </w:t>
-      </w:r>
-      <w:proofErr w:type="spellStart"/>
-      <w:r>
-        <w:t>lengkap</w:t>
-      </w:r>
-      <w:proofErr w:type="spellEnd"/>
+        <w:t>arus menulis alamat lengkap</w:t>
+      </w:r>
       <w:r>
         <w:t>.</w:t>
       </w:r>
@@ -6894,117 +2666,8 @@
         <w:spacing w:line="240" w:lineRule="auto"/>
         <w:jc w:val="both"/>
       </w:pPr>
-      <w:proofErr w:type="spellStart"/>
-      <w:r>
-        <w:t>Fungsi</w:t>
-      </w:r>
-      <w:proofErr w:type="spellEnd"/>
-      <w:r>
-        <w:t> </w:t>
-      </w:r>
-      <w:proofErr w:type="spellStart"/>
-      <w:r>
-        <w:t>apiUrl</w:t>
-      </w:r>
-      <w:proofErr w:type="spellEnd"/>
-      <w:r>
-        <w:t xml:space="preserve"> di sana </w:t>
-      </w:r>
-      <w:proofErr w:type="spellStart"/>
-      <w:r>
-        <w:t>memastikan</w:t>
-      </w:r>
-      <w:proofErr w:type="spellEnd"/>
-      <w:r>
-        <w:t xml:space="preserve"> </w:t>
-      </w:r>
-      <w:proofErr w:type="spellStart"/>
-      <w:r>
-        <w:t>perintah</w:t>
-      </w:r>
-      <w:proofErr w:type="spellEnd"/>
-      <w:r>
-        <w:t> Ambil Data (Get), Hapus Data (Delete), dan Ganti Status (Patch) </w:t>
-      </w:r>
-      <w:proofErr w:type="spellStart"/>
-      <w:r>
-        <w:t>dikirim</w:t>
-      </w:r>
-      <w:proofErr w:type="spellEnd"/>
-      <w:r>
-        <w:t xml:space="preserve"> </w:t>
-      </w:r>
-      <w:proofErr w:type="spellStart"/>
-      <w:r>
-        <w:t>ke</w:t>
-      </w:r>
-      <w:proofErr w:type="spellEnd"/>
-      <w:r>
-        <w:t xml:space="preserve"> </w:t>
-      </w:r>
-      <w:proofErr w:type="spellStart"/>
-      <w:r>
-        <w:t>alamat</w:t>
-      </w:r>
-      <w:proofErr w:type="spellEnd"/>
-      <w:r>
-        <w:t xml:space="preserve"> server yang </w:t>
-      </w:r>
-      <w:proofErr w:type="spellStart"/>
-      <w:r>
-        <w:t>tepat</w:t>
-      </w:r>
-      <w:proofErr w:type="spellEnd"/>
-      <w:r>
-        <w:t xml:space="preserve">, </w:t>
-      </w:r>
-      <w:proofErr w:type="spellStart"/>
-      <w:r>
-        <w:t>sesuai</w:t>
-      </w:r>
-      <w:proofErr w:type="spellEnd"/>
-      <w:r>
-        <w:t xml:space="preserve"> </w:t>
-      </w:r>
-      <w:proofErr w:type="spellStart"/>
-      <w:r>
-        <w:t>dengan</w:t>
-      </w:r>
-      <w:proofErr w:type="spellEnd"/>
-      <w:r>
-        <w:t xml:space="preserve"> di mana </w:t>
-      </w:r>
-      <w:proofErr w:type="spellStart"/>
-      <w:r>
-        <w:t>aplikasi</w:t>
-      </w:r>
-      <w:proofErr w:type="spellEnd"/>
-      <w:r>
-        <w:t xml:space="preserve"> </w:t>
-      </w:r>
-      <w:proofErr w:type="spellStart"/>
-      <w:r>
-        <w:t>itu</w:t>
-      </w:r>
-      <w:proofErr w:type="spellEnd"/>
-      <w:r>
-        <w:t xml:space="preserve"> </w:t>
-      </w:r>
-      <w:proofErr w:type="spellStart"/>
-      <w:r>
-        <w:t>dijalankan</w:t>
-      </w:r>
-      <w:proofErr w:type="spellEnd"/>
-      <w:r>
-        <w:t xml:space="preserve"> (HP Android </w:t>
-      </w:r>
-      <w:proofErr w:type="spellStart"/>
-      <w:r>
-        <w:t>atau</w:t>
-      </w:r>
-      <w:proofErr w:type="spellEnd"/>
-      <w:r>
-        <w:t xml:space="preserve"> Laptop).</w:t>
+      <w:r>
+        <w:t>Fungsi apiUrl di sana memastikan perintah Ambil Data (Get), Hapus Data (Delete), dan Ganti Status (Patch) dikirim ke alamat server yang tepat, sesuai dengan di mana aplikasi itu dijalankan (HP Android atau Laptop).</w:t>
       </w:r>
     </w:p>
     <w:p>
@@ -7086,21 +2749,8 @@
         <w:t xml:space="preserve">14. </w:t>
       </w:r>
       <w:r>
-        <w:t xml:space="preserve">Update </w:t>
-      </w:r>
-      <w:proofErr w:type="spellStart"/>
-      <w:r>
-        <w:t>koding</w:t>
-      </w:r>
-      <w:proofErr w:type="spellEnd"/>
-      <w:r>
-        <w:t xml:space="preserve"> file </w:t>
-      </w:r>
-      <w:proofErr w:type="spellStart"/>
-      <w:r>
-        <w:t>edit.ts</w:t>
-      </w:r>
-      <w:proofErr w:type="spellEnd"/>
+        <w:t>Update koding file edit.ts</w:t>
+      </w:r>
     </w:p>
     <w:p>
       <w:pPr>
@@ -7112,19 +2762,9 @@
       <w:r>
         <w:t xml:space="preserve"> </w:t>
       </w:r>
-      <w:proofErr w:type="spellStart"/>
-      <w:r>
-        <w:t>wisata-CPMApp</w:t>
-      </w:r>
-      <w:proofErr w:type="spellEnd"/>
-      <w:r>
-        <w:t>\user\app\lib\admin\utils\</w:t>
-      </w:r>
-      <w:proofErr w:type="spellStart"/>
-      <w:r>
-        <w:t>edit.ts</w:t>
-      </w:r>
-      <w:proofErr w:type="spellEnd"/>
+      <w:r>
+        <w:t>wisata-CPMApp\user\app\lib\admin\utils\edit.ts</w:t>
+      </w:r>
     </w:p>
     <w:p>
       <w:pPr>
@@ -7180,61 +2820,24 @@
       <w:pPr>
         <w:spacing w:line="240" w:lineRule="auto"/>
       </w:pPr>
-      <w:proofErr w:type="spellStart"/>
-      <w:r>
-        <w:t>const</w:t>
-      </w:r>
-      <w:proofErr w:type="spellEnd"/>
-      <w:r>
-        <w:t xml:space="preserve"> BASE_URL = 'http://10.0.2.2:3000';</w:t>
-      </w:r>
-    </w:p>
-    <w:p>
-      <w:pPr>
-        <w:spacing w:line="240" w:lineRule="auto"/>
-      </w:pPr>
-      <w:r>
-        <w:t xml:space="preserve">di </w:t>
-      </w:r>
-      <w:proofErr w:type="spellStart"/>
-      <w:r>
-        <w:t>rubah</w:t>
-      </w:r>
-      <w:proofErr w:type="spellEnd"/>
-      <w:r>
-        <w:t xml:space="preserve"> </w:t>
-      </w:r>
-      <w:proofErr w:type="spellStart"/>
-      <w:r>
-        <w:t>menjadi</w:t>
-      </w:r>
-      <w:proofErr w:type="spellEnd"/>
-      <w:r>
-        <w:t xml:space="preserve"> :</w:t>
-      </w:r>
-    </w:p>
-    <w:p>
-      <w:pPr>
-        <w:spacing w:line="240" w:lineRule="auto"/>
-      </w:pPr>
-      <w:r>
-        <w:t xml:space="preserve">import { </w:t>
-      </w:r>
-      <w:proofErr w:type="spellStart"/>
-      <w:r>
-        <w:t>apiUrl</w:t>
-      </w:r>
-      <w:proofErr w:type="spellEnd"/>
-      <w:r>
-        <w:t xml:space="preserve"> } from '@/app/lib/</w:t>
-      </w:r>
-      <w:proofErr w:type="spellStart"/>
-      <w:r>
-        <w:t>api</w:t>
-      </w:r>
-      <w:proofErr w:type="spellEnd"/>
-      <w:r>
-        <w:t>';</w:t>
+      <w:r>
+        <w:t>const BASE_URL = 'http://10.0.2.2:3000';</w:t>
+      </w:r>
+    </w:p>
+    <w:p>
+      <w:pPr>
+        <w:spacing w:line="240" w:lineRule="auto"/>
+      </w:pPr>
+      <w:r>
+        <w:t>di rubah menjadi :</w:t>
+      </w:r>
+    </w:p>
+    <w:p>
+      <w:pPr>
+        <w:spacing w:line="240" w:lineRule="auto"/>
+      </w:pPr>
+      <w:r>
+        <w:t>import { apiUrl } from '@/app/lib/api';</w:t>
       </w:r>
     </w:p>
     <w:p>
@@ -7254,42 +2857,16 @@
       <w:pPr>
         <w:spacing w:line="240" w:lineRule="auto"/>
       </w:pPr>
-      <w:proofErr w:type="spellStart"/>
-      <w:r>
-        <w:t>Semuanya</w:t>
-      </w:r>
-      <w:proofErr w:type="spellEnd"/>
-      <w:r>
-        <w:t xml:space="preserve"> </w:t>
-      </w:r>
-      <w:proofErr w:type="spellStart"/>
-      <w:r>
-        <w:t>diganti</w:t>
-      </w:r>
-      <w:proofErr w:type="spellEnd"/>
-      <w:r>
-        <w:t xml:space="preserve"> </w:t>
-      </w:r>
-      <w:proofErr w:type="spellStart"/>
-      <w:r>
-        <w:t>dengan</w:t>
-      </w:r>
-      <w:proofErr w:type="spellEnd"/>
-      <w:r>
-        <w:t xml:space="preserve"> :</w:t>
-      </w:r>
-    </w:p>
-    <w:p>
-      <w:pPr>
-        <w:spacing w:line="240" w:lineRule="auto"/>
-      </w:pPr>
-      <w:proofErr w:type="spellStart"/>
-      <w:r>
-        <w:t>apiUrl</w:t>
-      </w:r>
-      <w:proofErr w:type="spellEnd"/>
-      <w:r>
-        <w:t>(`</w:t>
+      <w:r>
+        <w:t>Semuanya diganti dengan :</w:t>
+      </w:r>
+    </w:p>
+    <w:p>
+      <w:pPr>
+        <w:spacing w:line="240" w:lineRule="auto"/>
+      </w:pPr>
+      <w:r>
+        <w:t>apiUrl(`</w:t>
       </w:r>
     </w:p>
     <w:p>
@@ -7304,6 +2881,12 @@
       <w:r>
         <w:t xml:space="preserve">15. </w:t>
       </w:r>
+      <w:r>
+        <w:t xml:space="preserve">Update koding file </w:t>
+      </w:r>
+      <w:r>
+        <w:t>booking.ts</w:t>
+      </w:r>
     </w:p>
     <w:p>
       <w:pPr>
@@ -7312,6 +2895,113 @@
       <w:r>
         <w:t xml:space="preserve">File : </w:t>
       </w:r>
+      <w:r>
+        <w:t>wisata-CPMApp\user\app\lib\admin\utils\booking.ts</w:t>
+      </w:r>
+    </w:p>
+    <w:p>
+      <w:pPr>
+        <w:spacing w:line="240" w:lineRule="auto"/>
+      </w:pPr>
+      <w:r>
+        <w:rPr>
+          <w:noProof/>
+        </w:rPr>
+        <w:lastRenderedPageBreak/>
+        <w:drawing>
+          <wp:inline distT="0" distB="0" distL="0" distR="0" wp14:anchorId="3FB6C3C6" wp14:editId="5ABA75DC">
+            <wp:extent cx="5731510" cy="3222625"/>
+            <wp:effectExtent l="0" t="0" r="2540" b="0"/>
+            <wp:docPr id="1632723389" name="Picture 1"/>
+            <wp:cNvGraphicFramePr>
+              <a:graphicFrameLocks xmlns:a="http://schemas.openxmlformats.org/drawingml/2006/main" noChangeAspect="1"/>
+            </wp:cNvGraphicFramePr>
+            <a:graphic xmlns:a="http://schemas.openxmlformats.org/drawingml/2006/main">
+              <a:graphicData uri="http://schemas.openxmlformats.org/drawingml/2006/picture">
+                <pic:pic xmlns:pic="http://schemas.openxmlformats.org/drawingml/2006/picture">
+                  <pic:nvPicPr>
+                    <pic:cNvPr id="1632723389" name=""/>
+                    <pic:cNvPicPr/>
+                  </pic:nvPicPr>
+                  <pic:blipFill>
+                    <a:blip r:embed="rId20"/>
+                    <a:stretch>
+                      <a:fillRect/>
+                    </a:stretch>
+                  </pic:blipFill>
+                  <pic:spPr>
+                    <a:xfrm>
+                      <a:off x="0" y="0"/>
+                      <a:ext cx="5731510" cy="3222625"/>
+                    </a:xfrm>
+                    <a:prstGeom prst="rect">
+                      <a:avLst/>
+                    </a:prstGeom>
+                  </pic:spPr>
+                </pic:pic>
+              </a:graphicData>
+            </a:graphic>
+          </wp:inline>
+        </w:drawing>
+      </w:r>
+    </w:p>
+    <w:p>
+      <w:pPr>
+        <w:spacing w:line="240" w:lineRule="auto"/>
+      </w:pPr>
+      <w:r>
+        <w:t>const BASE_URL = 'http://10.0.2.2:3000';</w:t>
+      </w:r>
+    </w:p>
+    <w:p>
+      <w:pPr>
+        <w:spacing w:line="240" w:lineRule="auto"/>
+      </w:pPr>
+      <w:r>
+        <w:t>di rubah menjadi :</w:t>
+      </w:r>
+    </w:p>
+    <w:p>
+      <w:pPr>
+        <w:spacing w:line="240" w:lineRule="auto"/>
+      </w:pPr>
+      <w:r>
+        <w:t>import { apiUrl } from '@/app/lib/api';</w:t>
+      </w:r>
+    </w:p>
+    <w:p>
+      <w:pPr>
+        <w:spacing w:line="240" w:lineRule="auto"/>
+      </w:pPr>
+    </w:p>
+    <w:p>
+      <w:pPr>
+        <w:spacing w:line="240" w:lineRule="auto"/>
+      </w:pPr>
+      <w:r>
+        <w:t>`${BASE_URL</w:t>
+      </w:r>
+    </w:p>
+    <w:p>
+      <w:pPr>
+        <w:spacing w:line="240" w:lineRule="auto"/>
+      </w:pPr>
+      <w:r>
+        <w:t>Semuanya diganti dengan :</w:t>
+      </w:r>
+    </w:p>
+    <w:p>
+      <w:pPr>
+        <w:spacing w:line="240" w:lineRule="auto"/>
+      </w:pPr>
+      <w:r>
+        <w:t>apiUrl(`</w:t>
+      </w:r>
+    </w:p>
+    <w:p>
+      <w:pPr>
+        <w:spacing w:line="240" w:lineRule="auto"/>
+      </w:pPr>
     </w:p>
     <w:sectPr>
       <w:pgSz w:w="11906" w:h="16838"/>

--- a/Dokumentasi/24382001P_Lorensius Firngadi_Dokumentasi Sesi 3.docx
+++ b/Dokumentasi/24382001P_Lorensius Firngadi_Dokumentasi Sesi 3.docx
@@ -12,12 +12,21 @@
           <w:bCs/>
         </w:rPr>
       </w:pPr>
+      <w:proofErr w:type="spellStart"/>
       <w:r>
         <w:rPr>
           <w:b/>
           <w:bCs/>
         </w:rPr>
-        <w:t>Tugas Project</w:t>
+        <w:t>Tugas</w:t>
+      </w:r>
+      <w:proofErr w:type="spellEnd"/>
+      <w:r>
+        <w:rPr>
+          <w:b/>
+          <w:bCs/>
+        </w:rPr>
+        <w:t xml:space="preserve"> Project</w:t>
       </w:r>
     </w:p>
     <w:p>
@@ -35,7 +44,39 @@
           <w:b/>
           <w:bCs/>
         </w:rPr>
-        <w:t>Mata Kuliah : Pemrograman Berorientasi Service (IF 23 E)</w:t>
+        <w:t xml:space="preserve">Mata Kuliah : </w:t>
+      </w:r>
+      <w:proofErr w:type="spellStart"/>
+      <w:r>
+        <w:rPr>
+          <w:b/>
+          <w:bCs/>
+        </w:rPr>
+        <w:t>Pemrograman</w:t>
+      </w:r>
+      <w:proofErr w:type="spellEnd"/>
+      <w:r>
+        <w:rPr>
+          <w:b/>
+          <w:bCs/>
+        </w:rPr>
+        <w:t xml:space="preserve"> </w:t>
+      </w:r>
+      <w:proofErr w:type="spellStart"/>
+      <w:r>
+        <w:rPr>
+          <w:b/>
+          <w:bCs/>
+        </w:rPr>
+        <w:t>Berorientasi</w:t>
+      </w:r>
+      <w:proofErr w:type="spellEnd"/>
+      <w:r>
+        <w:rPr>
+          <w:b/>
+          <w:bCs/>
+        </w:rPr>
+        <w:t xml:space="preserve"> Service (IF 23 E)</w:t>
       </w:r>
     </w:p>
     <w:p>
@@ -55,7 +96,15 @@
       </w:r>
       <w:r>
         <w:tab/>
-        <w:t xml:space="preserve"> : Lorensius Firngadi</w:t>
+        <w:t xml:space="preserve"> : </w:t>
+      </w:r>
+      <w:proofErr w:type="spellStart"/>
+      <w:r>
+        <w:t>Lorensius</w:t>
+      </w:r>
+      <w:proofErr w:type="spellEnd"/>
+      <w:r>
+        <w:t xml:space="preserve"> Firngadi</w:t>
       </w:r>
     </w:p>
     <w:p>
@@ -78,9 +127,11 @@
         <w:contextualSpacing/>
         <w:jc w:val="both"/>
       </w:pPr>
+      <w:proofErr w:type="spellStart"/>
       <w:r>
         <w:t>Kelas</w:t>
       </w:r>
+      <w:proofErr w:type="spellEnd"/>
       <w:r>
         <w:tab/>
         <w:t xml:space="preserve"> : IF 23 E</w:t>
@@ -99,8 +150,37 @@
         <w:contextualSpacing/>
         <w:jc w:val="both"/>
       </w:pPr>
-      <w:r>
-        <w:t>Kelompok : Ferdi, minum Paramex dulu !</w:t>
+      <w:proofErr w:type="spellStart"/>
+      <w:r>
+        <w:t>Kelompok</w:t>
+      </w:r>
+      <w:proofErr w:type="spellEnd"/>
+      <w:r>
+        <w:t xml:space="preserve"> : Ferdi, </w:t>
+      </w:r>
+      <w:proofErr w:type="spellStart"/>
+      <w:r>
+        <w:t>minum</w:t>
+      </w:r>
+      <w:proofErr w:type="spellEnd"/>
+      <w:r>
+        <w:t xml:space="preserve"> </w:t>
+      </w:r>
+      <w:proofErr w:type="spellStart"/>
+      <w:r>
+        <w:t>Paramex</w:t>
+      </w:r>
+      <w:proofErr w:type="spellEnd"/>
+      <w:r>
+        <w:t xml:space="preserve"> </w:t>
+      </w:r>
+      <w:proofErr w:type="spellStart"/>
+      <w:r>
+        <w:t>dulu</w:t>
+      </w:r>
+      <w:proofErr w:type="spellEnd"/>
+      <w:r>
+        <w:t xml:space="preserve"> !</w:t>
       </w:r>
     </w:p>
     <w:p>
@@ -116,8 +196,21 @@
         <w:contextualSpacing/>
         <w:jc w:val="both"/>
       </w:pPr>
-      <w:r>
-        <w:t>Anggota Kelompok :</w:t>
+      <w:proofErr w:type="spellStart"/>
+      <w:r>
+        <w:t>Anggota</w:t>
+      </w:r>
+      <w:proofErr w:type="spellEnd"/>
+      <w:r>
+        <w:t xml:space="preserve"> </w:t>
+      </w:r>
+      <w:proofErr w:type="spellStart"/>
+      <w:r>
+        <w:t>Kelompok</w:t>
+      </w:r>
+      <w:proofErr w:type="spellEnd"/>
+      <w:r>
+        <w:t xml:space="preserve"> :</w:t>
       </w:r>
     </w:p>
     <w:p>
@@ -130,8 +223,29 @@
         <w:spacing w:line="240" w:lineRule="auto"/>
         <w:jc w:val="both"/>
       </w:pPr>
-      <w:r>
-        <w:t>Exsa Agdi Farhensen - 23312176</w:t>
+      <w:proofErr w:type="spellStart"/>
+      <w:r>
+        <w:t>Exsa</w:t>
+      </w:r>
+      <w:proofErr w:type="spellEnd"/>
+      <w:r>
+        <w:t xml:space="preserve"> </w:t>
+      </w:r>
+      <w:proofErr w:type="spellStart"/>
+      <w:r>
+        <w:t>Agdi</w:t>
+      </w:r>
+      <w:proofErr w:type="spellEnd"/>
+      <w:r>
+        <w:t xml:space="preserve"> </w:t>
+      </w:r>
+      <w:proofErr w:type="spellStart"/>
+      <w:r>
+        <w:t>Farhensen</w:t>
+      </w:r>
+      <w:proofErr w:type="spellEnd"/>
+      <w:r>
+        <w:t xml:space="preserve"> - 23312176</w:t>
       </w:r>
     </w:p>
     <w:p>
@@ -144,8 +258,21 @@
         <w:spacing w:line="240" w:lineRule="auto"/>
         <w:jc w:val="both"/>
       </w:pPr>
-      <w:r>
-        <w:t>Divka Ferdiansyah - 23312173</w:t>
+      <w:proofErr w:type="spellStart"/>
+      <w:r>
+        <w:t>Divka</w:t>
+      </w:r>
+      <w:proofErr w:type="spellEnd"/>
+      <w:r>
+        <w:t xml:space="preserve"> </w:t>
+      </w:r>
+      <w:proofErr w:type="spellStart"/>
+      <w:r>
+        <w:t>Ferdiansyah</w:t>
+      </w:r>
+      <w:proofErr w:type="spellEnd"/>
+      <w:r>
+        <w:t xml:space="preserve"> - 23312173</w:t>
       </w:r>
     </w:p>
     <w:p>
@@ -158,8 +285,13 @@
         <w:spacing w:line="240" w:lineRule="auto"/>
         <w:jc w:val="both"/>
       </w:pPr>
-      <w:r>
-        <w:t>Lorensius Firngadi - 24382001P</w:t>
+      <w:proofErr w:type="spellStart"/>
+      <w:r>
+        <w:t>Lorensius</w:t>
+      </w:r>
+      <w:proofErr w:type="spellEnd"/>
+      <w:r>
+        <w:t xml:space="preserve"> Firngadi - 24382001P</w:t>
       </w:r>
     </w:p>
     <w:p>
@@ -175,9 +307,19 @@
         <w:contextualSpacing/>
         <w:jc w:val="both"/>
       </w:pPr>
-      <w:r>
-        <w:t>Judul Project : CPMApp</w:t>
-      </w:r>
+      <w:proofErr w:type="spellStart"/>
+      <w:r>
+        <w:t>Judul</w:t>
+      </w:r>
+      <w:proofErr w:type="spellEnd"/>
+      <w:r>
+        <w:t xml:space="preserve"> Project : </w:t>
+      </w:r>
+      <w:proofErr w:type="spellStart"/>
+      <w:r>
+        <w:t>CPMApp</w:t>
+      </w:r>
+      <w:proofErr w:type="spellEnd"/>
     </w:p>
     <w:p>
       <w:pPr>
@@ -192,8 +334,13 @@
         <w:contextualSpacing/>
         <w:jc w:val="both"/>
       </w:pPr>
-      <w:r>
-        <w:t>Deskripsi Project :</w:t>
+      <w:proofErr w:type="spellStart"/>
+      <w:r>
+        <w:t>Deskripsi</w:t>
+      </w:r>
+      <w:proofErr w:type="spellEnd"/>
+      <w:r>
+        <w:t xml:space="preserve"> Project :</w:t>
       </w:r>
     </w:p>
     <w:p>
@@ -202,9 +349,163 @@
         <w:contextualSpacing/>
         <w:jc w:val="both"/>
       </w:pPr>
-      <w:r>
-        <w:t>sistem 2 pengguna admin dan costumer, admin bisa menambahkan tempat wisata, foto, deksripsi, harga masuk, dan menerima review costumer. costumer bisa melihat memberi komentar riview tempat wisata setelah mengunjungi</w:t>
-      </w:r>
+      <w:proofErr w:type="spellStart"/>
+      <w:r>
+        <w:t>sistem</w:t>
+      </w:r>
+      <w:proofErr w:type="spellEnd"/>
+      <w:r>
+        <w:t xml:space="preserve"> 2 </w:t>
+      </w:r>
+      <w:proofErr w:type="spellStart"/>
+      <w:r>
+        <w:t>pengguna</w:t>
+      </w:r>
+      <w:proofErr w:type="spellEnd"/>
+      <w:r>
+        <w:t xml:space="preserve"> admin dan costumer, admin </w:t>
+      </w:r>
+      <w:proofErr w:type="spellStart"/>
+      <w:r>
+        <w:t>bisa</w:t>
+      </w:r>
+      <w:proofErr w:type="spellEnd"/>
+      <w:r>
+        <w:t xml:space="preserve"> </w:t>
+      </w:r>
+      <w:proofErr w:type="spellStart"/>
+      <w:r>
+        <w:t>menambahkan</w:t>
+      </w:r>
+      <w:proofErr w:type="spellEnd"/>
+      <w:r>
+        <w:t xml:space="preserve"> </w:t>
+      </w:r>
+      <w:proofErr w:type="spellStart"/>
+      <w:r>
+        <w:t>tempat</w:t>
+      </w:r>
+      <w:proofErr w:type="spellEnd"/>
+      <w:r>
+        <w:t xml:space="preserve"> </w:t>
+      </w:r>
+      <w:proofErr w:type="spellStart"/>
+      <w:r>
+        <w:t>wisata</w:t>
+      </w:r>
+      <w:proofErr w:type="spellEnd"/>
+      <w:r>
+        <w:t xml:space="preserve">, </w:t>
+      </w:r>
+      <w:proofErr w:type="spellStart"/>
+      <w:r>
+        <w:t>foto</w:t>
+      </w:r>
+      <w:proofErr w:type="spellEnd"/>
+      <w:r>
+        <w:t xml:space="preserve">, </w:t>
+      </w:r>
+      <w:proofErr w:type="spellStart"/>
+      <w:r>
+        <w:t>deksripsi</w:t>
+      </w:r>
+      <w:proofErr w:type="spellEnd"/>
+      <w:r>
+        <w:t xml:space="preserve">, </w:t>
+      </w:r>
+      <w:proofErr w:type="spellStart"/>
+      <w:r>
+        <w:t>harga</w:t>
+      </w:r>
+      <w:proofErr w:type="spellEnd"/>
+      <w:r>
+        <w:t xml:space="preserve"> </w:t>
+      </w:r>
+      <w:proofErr w:type="spellStart"/>
+      <w:r>
+        <w:t>masuk</w:t>
+      </w:r>
+      <w:proofErr w:type="spellEnd"/>
+      <w:r>
+        <w:t xml:space="preserve">, dan </w:t>
+      </w:r>
+      <w:proofErr w:type="spellStart"/>
+      <w:r>
+        <w:t>menerima</w:t>
+      </w:r>
+      <w:proofErr w:type="spellEnd"/>
+      <w:r>
+        <w:t xml:space="preserve"> review costumer. costumer </w:t>
+      </w:r>
+      <w:proofErr w:type="spellStart"/>
+      <w:r>
+        <w:t>bisa</w:t>
+      </w:r>
+      <w:proofErr w:type="spellEnd"/>
+      <w:r>
+        <w:t xml:space="preserve"> </w:t>
+      </w:r>
+      <w:proofErr w:type="spellStart"/>
+      <w:r>
+        <w:t>melihat</w:t>
+      </w:r>
+      <w:proofErr w:type="spellEnd"/>
+      <w:r>
+        <w:t xml:space="preserve"> </w:t>
+      </w:r>
+      <w:proofErr w:type="spellStart"/>
+      <w:r>
+        <w:t>memberi</w:t>
+      </w:r>
+      <w:proofErr w:type="spellEnd"/>
+      <w:r>
+        <w:t xml:space="preserve"> </w:t>
+      </w:r>
+      <w:proofErr w:type="spellStart"/>
+      <w:r>
+        <w:t>komentar</w:t>
+      </w:r>
+      <w:proofErr w:type="spellEnd"/>
+      <w:r>
+        <w:t xml:space="preserve"> </w:t>
+      </w:r>
+      <w:proofErr w:type="spellStart"/>
+      <w:r>
+        <w:t>riview</w:t>
+      </w:r>
+      <w:proofErr w:type="spellEnd"/>
+      <w:r>
+        <w:t xml:space="preserve"> </w:t>
+      </w:r>
+      <w:proofErr w:type="spellStart"/>
+      <w:r>
+        <w:t>tempat</w:t>
+      </w:r>
+      <w:proofErr w:type="spellEnd"/>
+      <w:r>
+        <w:t xml:space="preserve"> </w:t>
+      </w:r>
+      <w:proofErr w:type="spellStart"/>
+      <w:r>
+        <w:t>wisata</w:t>
+      </w:r>
+      <w:proofErr w:type="spellEnd"/>
+      <w:r>
+        <w:t xml:space="preserve"> </w:t>
+      </w:r>
+      <w:proofErr w:type="spellStart"/>
+      <w:r>
+        <w:t>setelah</w:t>
+      </w:r>
+      <w:proofErr w:type="spellEnd"/>
+      <w:r>
+        <w:t xml:space="preserve"> </w:t>
+      </w:r>
+      <w:proofErr w:type="spellStart"/>
+      <w:r>
+        <w:t>mengunjungi</w:t>
+      </w:r>
+      <w:proofErr w:type="spellEnd"/>
     </w:p>
     <w:p>
       <w:pPr>
@@ -227,12 +528,21 @@
           <w:bCs/>
         </w:rPr>
       </w:pPr>
+      <w:proofErr w:type="spellStart"/>
       <w:r>
         <w:rPr>
           <w:b/>
           <w:bCs/>
         </w:rPr>
-        <w:t>Dokumentasi Sesi 3.</w:t>
+        <w:t>Dokumentasi</w:t>
+      </w:r>
+      <w:proofErr w:type="spellEnd"/>
+      <w:r>
+        <w:rPr>
+          <w:b/>
+          <w:bCs/>
+        </w:rPr>
+        <w:t xml:space="preserve"> Sesi 3.</w:t>
       </w:r>
     </w:p>
     <w:p>
@@ -250,7 +560,23 @@
         <w:t xml:space="preserve">1. </w:t>
       </w:r>
       <w:r>
-        <w:t>Membuat file : .env.example pada folder api.</w:t>
+        <w:t>Membuat file : .</w:t>
+      </w:r>
+      <w:proofErr w:type="spellStart"/>
+      <w:r>
+        <w:t>env.example</w:t>
+      </w:r>
+      <w:proofErr w:type="spellEnd"/>
+      <w:r>
+        <w:t xml:space="preserve"> pada folder </w:t>
+      </w:r>
+      <w:proofErr w:type="spellStart"/>
+      <w:r>
+        <w:t>api</w:t>
+      </w:r>
+      <w:proofErr w:type="spellEnd"/>
+      <w:r>
+        <w:t>.</w:t>
       </w:r>
     </w:p>
     <w:p>
@@ -324,7 +650,87 @@
         <w:contextualSpacing/>
       </w:pPr>
       <w:r>
-        <w:t xml:space="preserve">Membuat file .env.example ini bertujuan untuk membedakan mana file .env yang akan di push dan .env yang akan digunakan masing-masing anggota kelompok. </w:t>
+        <w:t>Membuat file .</w:t>
+      </w:r>
+      <w:proofErr w:type="spellStart"/>
+      <w:r>
+        <w:t>env.example</w:t>
+      </w:r>
+      <w:proofErr w:type="spellEnd"/>
+      <w:r>
+        <w:t xml:space="preserve"> </w:t>
+      </w:r>
+      <w:proofErr w:type="spellStart"/>
+      <w:r>
+        <w:t>ini</w:t>
+      </w:r>
+      <w:proofErr w:type="spellEnd"/>
+      <w:r>
+        <w:t xml:space="preserve"> </w:t>
+      </w:r>
+      <w:proofErr w:type="spellStart"/>
+      <w:r>
+        <w:t>bertujuan</w:t>
+      </w:r>
+      <w:proofErr w:type="spellEnd"/>
+      <w:r>
+        <w:t xml:space="preserve"> </w:t>
+      </w:r>
+      <w:proofErr w:type="spellStart"/>
+      <w:r>
+        <w:t>untuk</w:t>
+      </w:r>
+      <w:proofErr w:type="spellEnd"/>
+      <w:r>
+        <w:t xml:space="preserve"> </w:t>
+      </w:r>
+      <w:proofErr w:type="spellStart"/>
+      <w:r>
+        <w:t>membedakan</w:t>
+      </w:r>
+      <w:proofErr w:type="spellEnd"/>
+      <w:r>
+        <w:t xml:space="preserve"> mana file .env yang </w:t>
+      </w:r>
+      <w:proofErr w:type="spellStart"/>
+      <w:r>
+        <w:t>akan</w:t>
+      </w:r>
+      <w:proofErr w:type="spellEnd"/>
+      <w:r>
+        <w:t xml:space="preserve"> di push dan .env yang </w:t>
+      </w:r>
+      <w:proofErr w:type="spellStart"/>
+      <w:r>
+        <w:t>akan</w:t>
+      </w:r>
+      <w:proofErr w:type="spellEnd"/>
+      <w:r>
+        <w:t xml:space="preserve"> </w:t>
+      </w:r>
+      <w:proofErr w:type="spellStart"/>
+      <w:r>
+        <w:t>digunakan</w:t>
+      </w:r>
+      <w:proofErr w:type="spellEnd"/>
+      <w:r>
+        <w:t xml:space="preserve"> masing-masing </w:t>
+      </w:r>
+      <w:proofErr w:type="spellStart"/>
+      <w:r>
+        <w:t>anggota</w:t>
+      </w:r>
+      <w:proofErr w:type="spellEnd"/>
+      <w:r>
+        <w:t xml:space="preserve"> </w:t>
+      </w:r>
+      <w:proofErr w:type="spellStart"/>
+      <w:r>
+        <w:t>kelompok</w:t>
+      </w:r>
+      <w:proofErr w:type="spellEnd"/>
+      <w:r>
+        <w:t xml:space="preserve">. </w:t>
       </w:r>
     </w:p>
     <w:p>
@@ -338,7 +744,23 @@
       </w:pPr>
       <w:r>
         <w:lastRenderedPageBreak/>
-        <w:t>.env : file pribadi (tidak di-push)</w:t>
+        <w:t xml:space="preserve">.env : file </w:t>
+      </w:r>
+      <w:proofErr w:type="spellStart"/>
+      <w:r>
+        <w:t>pribadi</w:t>
+      </w:r>
+      <w:proofErr w:type="spellEnd"/>
+      <w:r>
+        <w:t xml:space="preserve"> (</w:t>
+      </w:r>
+      <w:proofErr w:type="spellStart"/>
+      <w:r>
+        <w:t>tidak</w:t>
+      </w:r>
+      <w:proofErr w:type="spellEnd"/>
+      <w:r>
+        <w:t xml:space="preserve"> di-push)</w:t>
       </w:r>
     </w:p>
     <w:p>
@@ -351,7 +773,15 @@
         <w:spacing w:line="240" w:lineRule="auto"/>
       </w:pPr>
       <w:r>
-        <w:t>.env.example : template (di-push)</w:t>
+        <w:t>.</w:t>
+      </w:r>
+      <w:proofErr w:type="spellStart"/>
+      <w:r>
+        <w:t>env.example</w:t>
+      </w:r>
+      <w:proofErr w:type="spellEnd"/>
+      <w:r>
+        <w:t xml:space="preserve"> : template (di-push)</w:t>
       </w:r>
     </w:p>
     <w:p>
@@ -364,21 +794,55 @@
         <w:spacing w:line="240" w:lineRule="auto"/>
       </w:pPr>
       <w:r>
-        <w:t>Tim cukup copy &gt; edit &gt; jalan</w:t>
-      </w:r>
-    </w:p>
-    <w:p>
-      <w:pPr>
-        <w:spacing w:line="240" w:lineRule="auto"/>
-      </w:pPr>
-    </w:p>
-    <w:p>
-      <w:pPr>
-        <w:spacing w:line="240" w:lineRule="auto"/>
-      </w:pPr>
-      <w:r>
-        <w:t>2. Perbaikan Extensi file pada message.utils</w:t>
-      </w:r>
+        <w:t xml:space="preserve">Tim </w:t>
+      </w:r>
+      <w:proofErr w:type="spellStart"/>
+      <w:r>
+        <w:t>cukup</w:t>
+      </w:r>
+      <w:proofErr w:type="spellEnd"/>
+      <w:r>
+        <w:t xml:space="preserve"> copy &gt; edit &gt; </w:t>
+      </w:r>
+      <w:proofErr w:type="spellStart"/>
+      <w:r>
+        <w:t>jalan</w:t>
+      </w:r>
+      <w:proofErr w:type="spellEnd"/>
+    </w:p>
+    <w:p>
+      <w:pPr>
+        <w:spacing w:line="240" w:lineRule="auto"/>
+      </w:pPr>
+    </w:p>
+    <w:p>
+      <w:pPr>
+        <w:spacing w:line="240" w:lineRule="auto"/>
+      </w:pPr>
+      <w:r>
+        <w:t xml:space="preserve">2. </w:t>
+      </w:r>
+      <w:proofErr w:type="spellStart"/>
+      <w:r>
+        <w:t>Perbaikan</w:t>
+      </w:r>
+      <w:proofErr w:type="spellEnd"/>
+      <w:r>
+        <w:t xml:space="preserve"> </w:t>
+      </w:r>
+      <w:proofErr w:type="spellStart"/>
+      <w:r>
+        <w:t>Extensi</w:t>
+      </w:r>
+      <w:proofErr w:type="spellEnd"/>
+      <w:r>
+        <w:t xml:space="preserve"> file pada </w:t>
+      </w:r>
+      <w:proofErr w:type="spellStart"/>
+      <w:r>
+        <w:t>message.utils</w:t>
+      </w:r>
+      <w:proofErr w:type="spellEnd"/>
     </w:p>
     <w:p>
       <w:pPr>
@@ -442,9 +906,59 @@
       <w:pPr>
         <w:spacing w:line="240" w:lineRule="auto"/>
       </w:pPr>
-      <w:r>
-        <w:t>Extensi file pada message.utils awalnya kemudian diganti dengan message.utils.ts</w:t>
-      </w:r>
+      <w:proofErr w:type="spellStart"/>
+      <w:r>
+        <w:t>Extensi</w:t>
+      </w:r>
+      <w:proofErr w:type="spellEnd"/>
+      <w:r>
+        <w:t xml:space="preserve"> file pada </w:t>
+      </w:r>
+      <w:proofErr w:type="spellStart"/>
+      <w:r>
+        <w:t>message.utils</w:t>
+      </w:r>
+      <w:proofErr w:type="spellEnd"/>
+      <w:r>
+        <w:t xml:space="preserve"> </w:t>
+      </w:r>
+      <w:proofErr w:type="spellStart"/>
+      <w:r>
+        <w:t>awalnya</w:t>
+      </w:r>
+      <w:proofErr w:type="spellEnd"/>
+      <w:r>
+        <w:t xml:space="preserve"> </w:t>
+      </w:r>
+      <w:proofErr w:type="spellStart"/>
+      <w:r>
+        <w:t>kemudian</w:t>
+      </w:r>
+      <w:proofErr w:type="spellEnd"/>
+      <w:r>
+        <w:t xml:space="preserve"> </w:t>
+      </w:r>
+      <w:proofErr w:type="spellStart"/>
+      <w:r>
+        <w:t>diganti</w:t>
+      </w:r>
+      <w:proofErr w:type="spellEnd"/>
+      <w:r>
+        <w:t xml:space="preserve"> </w:t>
+      </w:r>
+      <w:proofErr w:type="spellStart"/>
+      <w:r>
+        <w:t>dengan</w:t>
+      </w:r>
+      <w:proofErr w:type="spellEnd"/>
+      <w:r>
+        <w:t xml:space="preserve"> </w:t>
+      </w:r>
+      <w:proofErr w:type="spellStart"/>
+      <w:r>
+        <w:t>message.utils.ts</w:t>
+      </w:r>
+      <w:proofErr w:type="spellEnd"/>
     </w:p>
     <w:p>
       <w:pPr>
@@ -513,17 +1027,40 @@
       <w:r>
         <w:t xml:space="preserve">3. Update </w:t>
       </w:r>
+      <w:proofErr w:type="spellStart"/>
       <w:r>
         <w:t>tsconfig.json</w:t>
       </w:r>
-    </w:p>
-    <w:p>
-      <w:pPr>
-        <w:spacing w:line="240" w:lineRule="auto"/>
-      </w:pPr>
-      <w:r>
-        <w:t>C:\Users\acr\Documents\PBS PA\wisata-CPMApp\api\tsconfig.json</w:t>
-      </w:r>
+      <w:proofErr w:type="spellEnd"/>
+    </w:p>
+    <w:p>
+      <w:pPr>
+        <w:spacing w:line="240" w:lineRule="auto"/>
+      </w:pPr>
+      <w:r>
+        <w:t>C:\Users\acr\Documents\PBS PA\</w:t>
+      </w:r>
+      <w:proofErr w:type="spellStart"/>
+      <w:r>
+        <w:t>wisata-CPMApp</w:t>
+      </w:r>
+      <w:proofErr w:type="spellEnd"/>
+      <w:r>
+        <w:t>\</w:t>
+      </w:r>
+      <w:proofErr w:type="spellStart"/>
+      <w:r>
+        <w:t>api</w:t>
+      </w:r>
+      <w:proofErr w:type="spellEnd"/>
+      <w:r>
+        <w:t>\</w:t>
+      </w:r>
+      <w:proofErr w:type="spellStart"/>
+      <w:r>
+        <w:t>tsconfig.json</w:t>
+      </w:r>
+      <w:proofErr w:type="spellEnd"/>
     </w:p>
     <w:p>
       <w:pPr>
@@ -575,30 +1112,91 @@
         <w:spacing w:line="240" w:lineRule="auto"/>
       </w:pPr>
       <w:r>
-        <w:t xml:space="preserve">Tujuan menghapus </w:t>
-      </w:r>
-      <w:r>
-        <w:t>pada "baseUrl": "./dist"</w:t>
-      </w:r>
-      <w:r>
-        <w:t xml:space="preserve"> untuk import tidak error.</w:t>
-      </w:r>
-    </w:p>
-    <w:p>
-      <w:pPr>
-        <w:spacing w:line="240" w:lineRule="auto"/>
-      </w:pPr>
-    </w:p>
-    <w:p>
-      <w:pPr>
-        <w:spacing w:line="240" w:lineRule="auto"/>
-      </w:pPr>
-      <w:r>
-        <w:t xml:space="preserve">4. Mencoba menjalankan </w:t>
-      </w:r>
-      <w:r>
-        <w:t>Halaman Login Web CPMApp</w:t>
-      </w:r>
+        <w:t xml:space="preserve">Tujuan </w:t>
+      </w:r>
+      <w:proofErr w:type="spellStart"/>
+      <w:r>
+        <w:t>menghapus</w:t>
+      </w:r>
+      <w:proofErr w:type="spellEnd"/>
+      <w:r>
+        <w:t xml:space="preserve"> </w:t>
+      </w:r>
+      <w:r>
+        <w:t>pada "</w:t>
+      </w:r>
+      <w:proofErr w:type="spellStart"/>
+      <w:r>
+        <w:t>baseUrl</w:t>
+      </w:r>
+      <w:proofErr w:type="spellEnd"/>
+      <w:r>
+        <w:t>": "./</w:t>
+      </w:r>
+      <w:proofErr w:type="spellStart"/>
+      <w:r>
+        <w:t>dist</w:t>
+      </w:r>
+      <w:proofErr w:type="spellEnd"/>
+      <w:r>
+        <w:t>"</w:t>
+      </w:r>
+      <w:r>
+        <w:t xml:space="preserve"> </w:t>
+      </w:r>
+      <w:proofErr w:type="spellStart"/>
+      <w:r>
+        <w:t>untuk</w:t>
+      </w:r>
+      <w:proofErr w:type="spellEnd"/>
+      <w:r>
+        <w:t xml:space="preserve"> import </w:t>
+      </w:r>
+      <w:proofErr w:type="spellStart"/>
+      <w:r>
+        <w:t>tidak</w:t>
+      </w:r>
+      <w:proofErr w:type="spellEnd"/>
+      <w:r>
+        <w:t xml:space="preserve"> error.</w:t>
+      </w:r>
+    </w:p>
+    <w:p>
+      <w:pPr>
+        <w:spacing w:line="240" w:lineRule="auto"/>
+      </w:pPr>
+    </w:p>
+    <w:p>
+      <w:pPr>
+        <w:spacing w:line="240" w:lineRule="auto"/>
+      </w:pPr>
+      <w:r>
+        <w:t xml:space="preserve">4. </w:t>
+      </w:r>
+      <w:proofErr w:type="spellStart"/>
+      <w:r>
+        <w:t>Mencoba</w:t>
+      </w:r>
+      <w:proofErr w:type="spellEnd"/>
+      <w:r>
+        <w:t xml:space="preserve"> </w:t>
+      </w:r>
+      <w:proofErr w:type="spellStart"/>
+      <w:r>
+        <w:t>menjalankan</w:t>
+      </w:r>
+      <w:proofErr w:type="spellEnd"/>
+      <w:r>
+        <w:t xml:space="preserve"> </w:t>
+      </w:r>
+      <w:r>
+        <w:t xml:space="preserve">Halaman Login Web </w:t>
+      </w:r>
+      <w:proofErr w:type="spellStart"/>
+      <w:r>
+        <w:t>CPMApp</w:t>
+      </w:r>
+      <w:proofErr w:type="spellEnd"/>
     </w:p>
     <w:p>
       <w:pPr>
@@ -649,8 +1247,69 @@
       <w:pPr>
         <w:spacing w:line="240" w:lineRule="auto"/>
       </w:pPr>
-      <w:r>
-        <w:t>Setelah menjalankan api kemudian menjalankan cms kedua berjalan.</w:t>
+      <w:proofErr w:type="spellStart"/>
+      <w:r>
+        <w:t>Setelah</w:t>
+      </w:r>
+      <w:proofErr w:type="spellEnd"/>
+      <w:r>
+        <w:t xml:space="preserve"> </w:t>
+      </w:r>
+      <w:proofErr w:type="spellStart"/>
+      <w:r>
+        <w:t>menjalankan</w:t>
+      </w:r>
+      <w:proofErr w:type="spellEnd"/>
+      <w:r>
+        <w:t xml:space="preserve"> </w:t>
+      </w:r>
+      <w:proofErr w:type="spellStart"/>
+      <w:r>
+        <w:t>api</w:t>
+      </w:r>
+      <w:proofErr w:type="spellEnd"/>
+      <w:r>
+        <w:t xml:space="preserve"> </w:t>
+      </w:r>
+      <w:proofErr w:type="spellStart"/>
+      <w:r>
+        <w:t>kemudian</w:t>
+      </w:r>
+      <w:proofErr w:type="spellEnd"/>
+      <w:r>
+        <w:t xml:space="preserve"> </w:t>
+      </w:r>
+      <w:proofErr w:type="spellStart"/>
+      <w:r>
+        <w:t>menjalankan</w:t>
+      </w:r>
+      <w:proofErr w:type="spellEnd"/>
+      <w:r>
+        <w:t xml:space="preserve"> </w:t>
+      </w:r>
+      <w:proofErr w:type="spellStart"/>
+      <w:r>
+        <w:t>cms</w:t>
+      </w:r>
+      <w:proofErr w:type="spellEnd"/>
+      <w:r>
+        <w:t xml:space="preserve"> </w:t>
+      </w:r>
+      <w:proofErr w:type="spellStart"/>
+      <w:r>
+        <w:t>kedua</w:t>
+      </w:r>
+      <w:proofErr w:type="spellEnd"/>
+      <w:r>
+        <w:t xml:space="preserve"> </w:t>
+      </w:r>
+      <w:proofErr w:type="spellStart"/>
+      <w:r>
+        <w:t>berjalan</w:t>
+      </w:r>
+      <w:proofErr w:type="spellEnd"/>
+      <w:r>
+        <w:t>.</w:t>
       </w:r>
     </w:p>
     <w:p>
@@ -664,11 +1323,29 @@
       </w:pPr>
       <w:r>
         <w:lastRenderedPageBreak/>
-        <w:t xml:space="preserve">5. Perbaikan Koding pada </w:t>
-      </w:r>
+        <w:t xml:space="preserve">5. </w:t>
+      </w:r>
+      <w:proofErr w:type="spellStart"/>
+      <w:r>
+        <w:t>Perbaikan</w:t>
+      </w:r>
+      <w:proofErr w:type="spellEnd"/>
+      <w:r>
+        <w:t xml:space="preserve"> </w:t>
+      </w:r>
+      <w:proofErr w:type="spellStart"/>
+      <w:r>
+        <w:t>Koding</w:t>
+      </w:r>
+      <w:proofErr w:type="spellEnd"/>
+      <w:r>
+        <w:t xml:space="preserve"> pada </w:t>
+      </w:r>
+      <w:proofErr w:type="spellStart"/>
       <w:r>
         <w:t>App.tsx</w:t>
       </w:r>
+      <w:proofErr w:type="spellEnd"/>
     </w:p>
     <w:p>
       <w:pPr>
@@ -677,9 +1354,35 @@
       <w:r>
         <w:t xml:space="preserve">File : </w:t>
       </w:r>
-      <w:r>
-        <w:t>wisata-CPMApp\cms\src\App.tsx</w:t>
-      </w:r>
+      <w:proofErr w:type="spellStart"/>
+      <w:r>
+        <w:t>wisata-CPMApp</w:t>
+      </w:r>
+      <w:proofErr w:type="spellEnd"/>
+      <w:r>
+        <w:t>\</w:t>
+      </w:r>
+      <w:proofErr w:type="spellStart"/>
+      <w:r>
+        <w:t>cms</w:t>
+      </w:r>
+      <w:proofErr w:type="spellEnd"/>
+      <w:r>
+        <w:t>\</w:t>
+      </w:r>
+      <w:proofErr w:type="spellStart"/>
+      <w:r>
+        <w:t>src</w:t>
+      </w:r>
+      <w:proofErr w:type="spellEnd"/>
+      <w:r>
+        <w:t>\</w:t>
+      </w:r>
+      <w:proofErr w:type="spellStart"/>
+      <w:r>
+        <w:t>App.tsx</w:t>
+      </w:r>
+      <w:proofErr w:type="spellEnd"/>
     </w:p>
     <w:p>
       <w:pPr>
@@ -744,8 +1447,37 @@
         <w:ind w:left="720"/>
         <w:jc w:val="both"/>
       </w:pPr>
-      <w:r>
-        <w:t>const [role, setRole] = useState(() =&gt; getRole());</w:t>
+      <w:proofErr w:type="spellStart"/>
+      <w:r>
+        <w:t>const</w:t>
+      </w:r>
+      <w:proofErr w:type="spellEnd"/>
+      <w:r>
+        <w:t xml:space="preserve"> [role, </w:t>
+      </w:r>
+      <w:proofErr w:type="spellStart"/>
+      <w:r>
+        <w:t>setRole</w:t>
+      </w:r>
+      <w:proofErr w:type="spellEnd"/>
+      <w:r>
+        <w:t xml:space="preserve">] = </w:t>
+      </w:r>
+      <w:proofErr w:type="spellStart"/>
+      <w:r>
+        <w:t>useState</w:t>
+      </w:r>
+      <w:proofErr w:type="spellEnd"/>
+      <w:r>
+        <w:t xml:space="preserve">(() =&gt; </w:t>
+      </w:r>
+      <w:proofErr w:type="spellStart"/>
+      <w:r>
+        <w:t>getRole</w:t>
+      </w:r>
+      <w:proofErr w:type="spellEnd"/>
+      <w:r>
+        <w:t>());</w:t>
       </w:r>
     </w:p>
     <w:p>
@@ -754,8 +1486,173 @@
         <w:ind w:left="720"/>
         <w:jc w:val="both"/>
       </w:pPr>
-      <w:r>
-        <w:t>Fungsi di dalam useState hanya akan dijalankan satu kali saat aplikasi pertama kali dimuat. Lebih cepat karena React langsung tahu siapa usernya sebelum melakukan render pertama (First Paint).</w:t>
+      <w:proofErr w:type="spellStart"/>
+      <w:r>
+        <w:t>Fungsi</w:t>
+      </w:r>
+      <w:proofErr w:type="spellEnd"/>
+      <w:r>
+        <w:t xml:space="preserve"> di </w:t>
+      </w:r>
+      <w:proofErr w:type="spellStart"/>
+      <w:r>
+        <w:t>dalam</w:t>
+      </w:r>
+      <w:proofErr w:type="spellEnd"/>
+      <w:r>
+        <w:t> </w:t>
+      </w:r>
+      <w:proofErr w:type="spellStart"/>
+      <w:r>
+        <w:t>useState</w:t>
+      </w:r>
+      <w:proofErr w:type="spellEnd"/>
+      <w:r>
+        <w:t> </w:t>
+      </w:r>
+      <w:proofErr w:type="spellStart"/>
+      <w:r>
+        <w:t>hanya</w:t>
+      </w:r>
+      <w:proofErr w:type="spellEnd"/>
+      <w:r>
+        <w:t xml:space="preserve"> </w:t>
+      </w:r>
+      <w:proofErr w:type="spellStart"/>
+      <w:r>
+        <w:t>akan</w:t>
+      </w:r>
+      <w:proofErr w:type="spellEnd"/>
+      <w:r>
+        <w:t xml:space="preserve"> </w:t>
+      </w:r>
+      <w:proofErr w:type="spellStart"/>
+      <w:r>
+        <w:t>dijalankan</w:t>
+      </w:r>
+      <w:proofErr w:type="spellEnd"/>
+      <w:r>
+        <w:t xml:space="preserve"> </w:t>
+      </w:r>
+      <w:proofErr w:type="spellStart"/>
+      <w:r>
+        <w:t>satu</w:t>
+      </w:r>
+      <w:proofErr w:type="spellEnd"/>
+      <w:r>
+        <w:t xml:space="preserve"> kali </w:t>
+      </w:r>
+      <w:proofErr w:type="spellStart"/>
+      <w:r>
+        <w:t>saat</w:t>
+      </w:r>
+      <w:proofErr w:type="spellEnd"/>
+      <w:r>
+        <w:t xml:space="preserve"> </w:t>
+      </w:r>
+      <w:proofErr w:type="spellStart"/>
+      <w:r>
+        <w:t>aplikasi</w:t>
+      </w:r>
+      <w:proofErr w:type="spellEnd"/>
+      <w:r>
+        <w:t xml:space="preserve"> </w:t>
+      </w:r>
+      <w:proofErr w:type="spellStart"/>
+      <w:r>
+        <w:t>pertama</w:t>
+      </w:r>
+      <w:proofErr w:type="spellEnd"/>
+      <w:r>
+        <w:t xml:space="preserve"> kali </w:t>
+      </w:r>
+      <w:proofErr w:type="spellStart"/>
+      <w:r>
+        <w:t>dimuat</w:t>
+      </w:r>
+      <w:proofErr w:type="spellEnd"/>
+      <w:r>
+        <w:t xml:space="preserve">. </w:t>
+      </w:r>
+      <w:proofErr w:type="spellStart"/>
+      <w:r>
+        <w:t>Lebih</w:t>
+      </w:r>
+      <w:proofErr w:type="spellEnd"/>
+      <w:r>
+        <w:t xml:space="preserve"> </w:t>
+      </w:r>
+      <w:proofErr w:type="spellStart"/>
+      <w:r>
+        <w:t>cepat</w:t>
+      </w:r>
+      <w:proofErr w:type="spellEnd"/>
+      <w:r>
+        <w:t xml:space="preserve"> </w:t>
+      </w:r>
+      <w:proofErr w:type="spellStart"/>
+      <w:r>
+        <w:t>karena</w:t>
+      </w:r>
+      <w:proofErr w:type="spellEnd"/>
+      <w:r>
+        <w:t xml:space="preserve"> React </w:t>
+      </w:r>
+      <w:proofErr w:type="spellStart"/>
+      <w:r>
+        <w:t>langsung</w:t>
+      </w:r>
+      <w:proofErr w:type="spellEnd"/>
+      <w:r>
+        <w:t xml:space="preserve"> </w:t>
+      </w:r>
+      <w:proofErr w:type="spellStart"/>
+      <w:r>
+        <w:t>tahu</w:t>
+      </w:r>
+      <w:proofErr w:type="spellEnd"/>
+      <w:r>
+        <w:t xml:space="preserve"> </w:t>
+      </w:r>
+      <w:proofErr w:type="spellStart"/>
+      <w:r>
+        <w:t>siapa</w:t>
+      </w:r>
+      <w:proofErr w:type="spellEnd"/>
+      <w:r>
+        <w:t xml:space="preserve"> </w:t>
+      </w:r>
+      <w:proofErr w:type="spellStart"/>
+      <w:r>
+        <w:t>usernya</w:t>
+      </w:r>
+      <w:proofErr w:type="spellEnd"/>
+      <w:r>
+        <w:t xml:space="preserve"> </w:t>
+      </w:r>
+      <w:proofErr w:type="spellStart"/>
+      <w:r>
+        <w:t>sebelum</w:t>
+      </w:r>
+      <w:proofErr w:type="spellEnd"/>
+      <w:r>
+        <w:t xml:space="preserve"> </w:t>
+      </w:r>
+      <w:proofErr w:type="spellStart"/>
+      <w:r>
+        <w:t>melakukan</w:t>
+      </w:r>
+      <w:proofErr w:type="spellEnd"/>
+      <w:r>
+        <w:t xml:space="preserve"> render </w:t>
+      </w:r>
+      <w:proofErr w:type="spellStart"/>
+      <w:r>
+        <w:t>pertama</w:t>
+      </w:r>
+      <w:proofErr w:type="spellEnd"/>
+      <w:r>
+        <w:t xml:space="preserve"> (First Paint).</w:t>
       </w:r>
     </w:p>
     <w:p>
@@ -767,12 +1664,144 @@
         <w:spacing w:line="240" w:lineRule="auto"/>
         <w:jc w:val="both"/>
       </w:pPr>
-      <w:r>
-        <w:t>Menghapus loading state:</w:t>
+      <w:proofErr w:type="spellStart"/>
+      <w:r>
+        <w:t>Menghapus</w:t>
+      </w:r>
+      <w:proofErr w:type="spellEnd"/>
+      <w:r>
+        <w:t> loading state:</w:t>
       </w:r>
       <w:r>
         <w:br/>
-        <w:t>Mengambil role secara sinkron dari localStorage, tidak perlu lagi menunggu "loading". Aplikasi langsung tahu apakah user adalah admin, customer, atau belum login.</w:t>
+      </w:r>
+      <w:proofErr w:type="spellStart"/>
+      <w:r>
+        <w:t>Mengambil</w:t>
+      </w:r>
+      <w:proofErr w:type="spellEnd"/>
+      <w:r>
+        <w:t> role </w:t>
+      </w:r>
+      <w:proofErr w:type="spellStart"/>
+      <w:r>
+        <w:t>secara</w:t>
+      </w:r>
+      <w:proofErr w:type="spellEnd"/>
+      <w:r>
+        <w:t xml:space="preserve"> </w:t>
+      </w:r>
+      <w:proofErr w:type="spellStart"/>
+      <w:r>
+        <w:t>sinkron</w:t>
+      </w:r>
+      <w:proofErr w:type="spellEnd"/>
+      <w:r>
+        <w:t xml:space="preserve"> </w:t>
+      </w:r>
+      <w:proofErr w:type="spellStart"/>
+      <w:r>
+        <w:t>dari</w:t>
+      </w:r>
+      <w:proofErr w:type="spellEnd"/>
+      <w:r>
+        <w:t> </w:t>
+      </w:r>
+      <w:proofErr w:type="spellStart"/>
+      <w:r>
+        <w:t>localStorage</w:t>
+      </w:r>
+      <w:proofErr w:type="spellEnd"/>
+      <w:r>
+        <w:t xml:space="preserve">, </w:t>
+      </w:r>
+      <w:proofErr w:type="spellStart"/>
+      <w:r>
+        <w:t>tidak</w:t>
+      </w:r>
+      <w:proofErr w:type="spellEnd"/>
+      <w:r>
+        <w:t xml:space="preserve"> </w:t>
+      </w:r>
+      <w:proofErr w:type="spellStart"/>
+      <w:r>
+        <w:t>perlu</w:t>
+      </w:r>
+      <w:proofErr w:type="spellEnd"/>
+      <w:r>
+        <w:t xml:space="preserve"> </w:t>
+      </w:r>
+      <w:proofErr w:type="spellStart"/>
+      <w:r>
+        <w:t>lagi</w:t>
+      </w:r>
+      <w:proofErr w:type="spellEnd"/>
+      <w:r>
+        <w:t xml:space="preserve"> </w:t>
+      </w:r>
+      <w:proofErr w:type="spellStart"/>
+      <w:r>
+        <w:t>menunggu</w:t>
+      </w:r>
+      <w:proofErr w:type="spellEnd"/>
+      <w:r>
+        <w:t xml:space="preserve"> "loading". </w:t>
+      </w:r>
+      <w:proofErr w:type="spellStart"/>
+      <w:r>
+        <w:t>Aplikasi</w:t>
+      </w:r>
+      <w:proofErr w:type="spellEnd"/>
+      <w:r>
+        <w:t xml:space="preserve"> </w:t>
+      </w:r>
+      <w:proofErr w:type="spellStart"/>
+      <w:r>
+        <w:t>langsung</w:t>
+      </w:r>
+      <w:proofErr w:type="spellEnd"/>
+      <w:r>
+        <w:t xml:space="preserve"> </w:t>
+      </w:r>
+      <w:proofErr w:type="spellStart"/>
+      <w:r>
+        <w:t>tahu</w:t>
+      </w:r>
+      <w:proofErr w:type="spellEnd"/>
+      <w:r>
+        <w:t xml:space="preserve"> </w:t>
+      </w:r>
+      <w:proofErr w:type="spellStart"/>
+      <w:r>
+        <w:t>apakah</w:t>
+      </w:r>
+      <w:proofErr w:type="spellEnd"/>
+      <w:r>
+        <w:t xml:space="preserve"> user </w:t>
+      </w:r>
+      <w:proofErr w:type="spellStart"/>
+      <w:r>
+        <w:t>adalah</w:t>
+      </w:r>
+      <w:proofErr w:type="spellEnd"/>
+      <w:r>
+        <w:t xml:space="preserve"> admin, customer, </w:t>
+      </w:r>
+      <w:proofErr w:type="spellStart"/>
+      <w:r>
+        <w:t>atau</w:t>
+      </w:r>
+      <w:proofErr w:type="spellEnd"/>
+      <w:r>
+        <w:t xml:space="preserve"> </w:t>
+      </w:r>
+      <w:proofErr w:type="spellStart"/>
+      <w:r>
+        <w:t>belum</w:t>
+      </w:r>
+      <w:proofErr w:type="spellEnd"/>
+      <w:r>
+        <w:t xml:space="preserve"> login.</w:t>
       </w:r>
     </w:p>
     <w:p>
@@ -784,12 +1813,136 @@
         <w:spacing w:line="240" w:lineRule="auto"/>
         <w:jc w:val="both"/>
       </w:pPr>
-      <w:r>
-        <w:t>Menghapus setRole dari useEffect:</w:t>
+      <w:proofErr w:type="spellStart"/>
+      <w:r>
+        <w:t>Menghapus</w:t>
+      </w:r>
+      <w:proofErr w:type="spellEnd"/>
+      <w:r>
+        <w:t> </w:t>
+      </w:r>
+      <w:proofErr w:type="spellStart"/>
+      <w:r>
+        <w:t>setRole</w:t>
+      </w:r>
+      <w:proofErr w:type="spellEnd"/>
+      <w:r>
+        <w:t> </w:t>
+      </w:r>
+      <w:proofErr w:type="spellStart"/>
+      <w:r>
+        <w:t>dari</w:t>
+      </w:r>
+      <w:proofErr w:type="spellEnd"/>
+      <w:r>
+        <w:t> </w:t>
+      </w:r>
+      <w:proofErr w:type="spellStart"/>
+      <w:r>
+        <w:t>useEffect</w:t>
+      </w:r>
+      <w:proofErr w:type="spellEnd"/>
+      <w:r>
+        <w:t>:</w:t>
       </w:r>
       <w:r>
         <w:br/>
-        <w:t>Menghilangkan error ESLint tersebut. useEffect sekarang hanya bertugas menyetel token ke instance API (seperti Axios), yang mana merupakan murni </w:t>
+      </w:r>
+      <w:proofErr w:type="spellStart"/>
+      <w:r>
+        <w:t>Menghilangkan</w:t>
+      </w:r>
+      <w:proofErr w:type="spellEnd"/>
+      <w:r>
+        <w:t xml:space="preserve"> error </w:t>
+      </w:r>
+      <w:proofErr w:type="spellStart"/>
+      <w:r>
+        <w:t>ESLint</w:t>
+      </w:r>
+      <w:proofErr w:type="spellEnd"/>
+      <w:r>
+        <w:t xml:space="preserve"> </w:t>
+      </w:r>
+      <w:proofErr w:type="spellStart"/>
+      <w:r>
+        <w:t>tersebut</w:t>
+      </w:r>
+      <w:proofErr w:type="spellEnd"/>
+      <w:r>
+        <w:t>. </w:t>
+      </w:r>
+      <w:proofErr w:type="spellStart"/>
+      <w:r>
+        <w:t>useEffect</w:t>
+      </w:r>
+      <w:proofErr w:type="spellEnd"/>
+      <w:r>
+        <w:t> </w:t>
+      </w:r>
+      <w:proofErr w:type="spellStart"/>
+      <w:r>
+        <w:t>sekarang</w:t>
+      </w:r>
+      <w:proofErr w:type="spellEnd"/>
+      <w:r>
+        <w:t xml:space="preserve"> </w:t>
+      </w:r>
+      <w:proofErr w:type="spellStart"/>
+      <w:r>
+        <w:t>hanya</w:t>
+      </w:r>
+      <w:proofErr w:type="spellEnd"/>
+      <w:r>
+        <w:t xml:space="preserve"> </w:t>
+      </w:r>
+      <w:proofErr w:type="spellStart"/>
+      <w:r>
+        <w:t>bertugas</w:t>
+      </w:r>
+      <w:proofErr w:type="spellEnd"/>
+      <w:r>
+        <w:t xml:space="preserve"> </w:t>
+      </w:r>
+      <w:proofErr w:type="spellStart"/>
+      <w:r>
+        <w:t>menyetel</w:t>
+      </w:r>
+      <w:proofErr w:type="spellEnd"/>
+      <w:r>
+        <w:t xml:space="preserve"> token </w:t>
+      </w:r>
+      <w:proofErr w:type="spellStart"/>
+      <w:r>
+        <w:t>ke</w:t>
+      </w:r>
+      <w:proofErr w:type="spellEnd"/>
+      <w:r>
+        <w:t xml:space="preserve"> instance API (</w:t>
+      </w:r>
+      <w:proofErr w:type="spellStart"/>
+      <w:r>
+        <w:t>seperti</w:t>
+      </w:r>
+      <w:proofErr w:type="spellEnd"/>
+      <w:r>
+        <w:t xml:space="preserve"> Axios), yang mana </w:t>
+      </w:r>
+      <w:proofErr w:type="spellStart"/>
+      <w:r>
+        <w:t>merupakan</w:t>
+      </w:r>
+      <w:proofErr w:type="spellEnd"/>
+      <w:r>
+        <w:t xml:space="preserve"> </w:t>
+      </w:r>
+      <w:proofErr w:type="spellStart"/>
+      <w:r>
+        <w:t>murni</w:t>
+      </w:r>
+      <w:proofErr w:type="spellEnd"/>
+      <w:r>
+        <w:t> </w:t>
       </w:r>
       <w:r>
         <w:rPr>
@@ -811,12 +1964,64 @@
         <w:spacing w:line="240" w:lineRule="auto"/>
         <w:jc w:val="both"/>
       </w:pPr>
-      <w:r>
-        <w:t>Penambahan replace pada Navigate:</w:t>
+      <w:proofErr w:type="spellStart"/>
+      <w:r>
+        <w:t>Penambahan</w:t>
+      </w:r>
+      <w:proofErr w:type="spellEnd"/>
+      <w:r>
+        <w:t> replace pada Navigate:</w:t>
       </w:r>
       <w:r>
         <w:br/>
-        <w:t>Menambahkan properti replace pada &lt;Navigate /&gt; agar user tidak terjebak dalam loop tombol "back" di browser.</w:t>
+      </w:r>
+      <w:proofErr w:type="spellStart"/>
+      <w:r>
+        <w:t>Menambahkan</w:t>
+      </w:r>
+      <w:proofErr w:type="spellEnd"/>
+      <w:r>
+        <w:t xml:space="preserve"> </w:t>
+      </w:r>
+      <w:proofErr w:type="spellStart"/>
+      <w:r>
+        <w:t>properti</w:t>
+      </w:r>
+      <w:proofErr w:type="spellEnd"/>
+      <w:r>
+        <w:t xml:space="preserve"> replace pada &lt;Navigate /&gt; agar user </w:t>
+      </w:r>
+      <w:proofErr w:type="spellStart"/>
+      <w:r>
+        <w:t>tidak</w:t>
+      </w:r>
+      <w:proofErr w:type="spellEnd"/>
+      <w:r>
+        <w:t xml:space="preserve"> </w:t>
+      </w:r>
+      <w:proofErr w:type="spellStart"/>
+      <w:r>
+        <w:t>terjebak</w:t>
+      </w:r>
+      <w:proofErr w:type="spellEnd"/>
+      <w:r>
+        <w:t xml:space="preserve"> </w:t>
+      </w:r>
+      <w:proofErr w:type="spellStart"/>
+      <w:r>
+        <w:t>dalam</w:t>
+      </w:r>
+      <w:proofErr w:type="spellEnd"/>
+      <w:r>
+        <w:t xml:space="preserve"> loop </w:t>
+      </w:r>
+      <w:proofErr w:type="spellStart"/>
+      <w:r>
+        <w:t>tombol</w:t>
+      </w:r>
+      <w:proofErr w:type="spellEnd"/>
+      <w:r>
+        <w:t xml:space="preserve"> "back" di browser.</w:t>
       </w:r>
     </w:p>
     <w:p>
@@ -828,8 +2033,13 @@
         <w:spacing w:line="240" w:lineRule="auto"/>
         <w:jc w:val="both"/>
       </w:pPr>
-      <w:r>
-        <w:t>Perbaikan Path:</w:t>
+      <w:proofErr w:type="spellStart"/>
+      <w:r>
+        <w:t>Perbaikan</w:t>
+      </w:r>
+      <w:proofErr w:type="spellEnd"/>
+      <w:r>
+        <w:t xml:space="preserve"> Path:</w:t>
       </w:r>
     </w:p>
     <w:p>
@@ -838,8 +2048,69 @@
         <w:ind w:left="720"/>
         <w:jc w:val="both"/>
       </w:pPr>
-      <w:r>
-        <w:t>Menghapus /admin/review menjadi review saja di dalam Route admin, karena sudah berada di bawah prefix /admin.</w:t>
+      <w:proofErr w:type="spellStart"/>
+      <w:r>
+        <w:t>Menghapus</w:t>
+      </w:r>
+      <w:proofErr w:type="spellEnd"/>
+      <w:r>
+        <w:t> /admin/review </w:t>
+      </w:r>
+      <w:proofErr w:type="spellStart"/>
+      <w:r>
+        <w:t>menjadi</w:t>
+      </w:r>
+      <w:proofErr w:type="spellEnd"/>
+      <w:r>
+        <w:t> review </w:t>
+      </w:r>
+      <w:proofErr w:type="spellStart"/>
+      <w:r>
+        <w:t>saja</w:t>
+      </w:r>
+      <w:proofErr w:type="spellEnd"/>
+      <w:r>
+        <w:t xml:space="preserve"> di </w:t>
+      </w:r>
+      <w:proofErr w:type="spellStart"/>
+      <w:r>
+        <w:t>dalam</w:t>
+      </w:r>
+      <w:proofErr w:type="spellEnd"/>
+      <w:r>
+        <w:t xml:space="preserve"> Route admin, </w:t>
+      </w:r>
+      <w:proofErr w:type="spellStart"/>
+      <w:r>
+        <w:t>karena</w:t>
+      </w:r>
+      <w:proofErr w:type="spellEnd"/>
+      <w:r>
+        <w:t xml:space="preserve"> </w:t>
+      </w:r>
+      <w:proofErr w:type="spellStart"/>
+      <w:r>
+        <w:t>sudah</w:t>
+      </w:r>
+      <w:proofErr w:type="spellEnd"/>
+      <w:r>
+        <w:t xml:space="preserve"> </w:t>
+      </w:r>
+      <w:proofErr w:type="spellStart"/>
+      <w:r>
+        <w:t>berada</w:t>
+      </w:r>
+      <w:proofErr w:type="spellEnd"/>
+      <w:r>
+        <w:t xml:space="preserve"> di </w:t>
+      </w:r>
+      <w:proofErr w:type="spellStart"/>
+      <w:r>
+        <w:t>bawah</w:t>
+      </w:r>
+      <w:proofErr w:type="spellEnd"/>
+      <w:r>
+        <w:t xml:space="preserve"> prefix /admin.</w:t>
       </w:r>
     </w:p>
     <w:p>
@@ -869,8 +2140,45 @@
         <w:t xml:space="preserve">6. </w:t>
       </w:r>
       <w:r>
-        <w:t>Git berhenti karena masih ada konflik</w:t>
-      </w:r>
+        <w:t xml:space="preserve">Git </w:t>
+      </w:r>
+      <w:proofErr w:type="spellStart"/>
+      <w:r>
+        <w:t>berhenti</w:t>
+      </w:r>
+      <w:proofErr w:type="spellEnd"/>
+      <w:r>
+        <w:t xml:space="preserve"> </w:t>
+      </w:r>
+      <w:proofErr w:type="spellStart"/>
+      <w:r>
+        <w:t>karena</w:t>
+      </w:r>
+      <w:proofErr w:type="spellEnd"/>
+      <w:r>
+        <w:t xml:space="preserve"> </w:t>
+      </w:r>
+      <w:proofErr w:type="spellStart"/>
+      <w:r>
+        <w:t>masih</w:t>
+      </w:r>
+      <w:proofErr w:type="spellEnd"/>
+      <w:r>
+        <w:t xml:space="preserve"> </w:t>
+      </w:r>
+      <w:proofErr w:type="spellStart"/>
+      <w:r>
+        <w:t>ada</w:t>
+      </w:r>
+      <w:proofErr w:type="spellEnd"/>
+      <w:r>
+        <w:t xml:space="preserve"> </w:t>
+      </w:r>
+      <w:proofErr w:type="spellStart"/>
+      <w:r>
+        <w:t>konflik</w:t>
+      </w:r>
+      <w:proofErr w:type="spellEnd"/>
       <w:r>
         <w:t>.</w:t>
       </w:r>
@@ -1000,15 +2308,35 @@
       <w:pPr>
         <w:spacing w:line="240" w:lineRule="auto"/>
       </w:pPr>
-      <w:r>
-        <w:t xml:space="preserve">Penyebabnya </w:t>
-      </w:r>
-      <w:r>
-        <w:t xml:space="preserve">karena terjadi </w:t>
-      </w:r>
+      <w:proofErr w:type="spellStart"/>
+      <w:r>
+        <w:t>Penyebabnya</w:t>
+      </w:r>
+      <w:proofErr w:type="spellEnd"/>
+      <w:r>
+        <w:t xml:space="preserve"> </w:t>
+      </w:r>
+      <w:proofErr w:type="spellStart"/>
+      <w:r>
+        <w:t>karena</w:t>
+      </w:r>
+      <w:proofErr w:type="spellEnd"/>
+      <w:r>
+        <w:t xml:space="preserve"> </w:t>
+      </w:r>
+      <w:proofErr w:type="spellStart"/>
+      <w:r>
+        <w:t>terjadi</w:t>
+      </w:r>
+      <w:proofErr w:type="spellEnd"/>
+      <w:r>
+        <w:t xml:space="preserve"> </w:t>
+      </w:r>
+      <w:proofErr w:type="spellStart"/>
       <w:r>
         <w:t>konflik</w:t>
       </w:r>
+      <w:proofErr w:type="spellEnd"/>
       <w:r>
         <w:t xml:space="preserve"> :</w:t>
       </w:r>
@@ -1028,12 +2356,35 @@
       <w:r>
         <w:t xml:space="preserve"> dan </w:t>
       </w:r>
-      <w:r>
-        <w:t>anggota tim</w:t>
-      </w:r>
-      <w:r>
-        <w:t xml:space="preserve"> mengubah file yang sama</w:t>
-      </w:r>
+      <w:proofErr w:type="spellStart"/>
+      <w:r>
+        <w:t>anggota</w:t>
+      </w:r>
+      <w:proofErr w:type="spellEnd"/>
+      <w:r>
+        <w:t xml:space="preserve"> </w:t>
+      </w:r>
+      <w:proofErr w:type="spellStart"/>
+      <w:r>
+        <w:t>tim</w:t>
+      </w:r>
+      <w:proofErr w:type="spellEnd"/>
+      <w:r>
+        <w:t xml:space="preserve"> </w:t>
+      </w:r>
+      <w:proofErr w:type="spellStart"/>
+      <w:r>
+        <w:t>mengubah</w:t>
+      </w:r>
+      <w:proofErr w:type="spellEnd"/>
+      <w:r>
+        <w:t xml:space="preserve"> file yang </w:t>
+      </w:r>
+      <w:proofErr w:type="spellStart"/>
+      <w:r>
+        <w:t>sama</w:t>
+      </w:r>
+      <w:proofErr w:type="spellEnd"/>
       <w:r>
         <w:t>.</w:t>
       </w:r>
@@ -1048,8 +2399,37 @@
         <w:spacing w:line="240" w:lineRule="auto"/>
       </w:pPr>
       <w:r>
-        <w:t>Git bingung memilih versi mana yang benar</w:t>
-      </w:r>
+        <w:t xml:space="preserve">Git </w:t>
+      </w:r>
+      <w:proofErr w:type="spellStart"/>
+      <w:r>
+        <w:t>bingung</w:t>
+      </w:r>
+      <w:proofErr w:type="spellEnd"/>
+      <w:r>
+        <w:t xml:space="preserve"> </w:t>
+      </w:r>
+      <w:proofErr w:type="spellStart"/>
+      <w:r>
+        <w:t>memilih</w:t>
+      </w:r>
+      <w:proofErr w:type="spellEnd"/>
+      <w:r>
+        <w:t xml:space="preserve"> </w:t>
+      </w:r>
+      <w:proofErr w:type="spellStart"/>
+      <w:r>
+        <w:t>versi</w:t>
+      </w:r>
+      <w:proofErr w:type="spellEnd"/>
+      <w:r>
+        <w:t xml:space="preserve"> mana yang </w:t>
+      </w:r>
+      <w:proofErr w:type="spellStart"/>
+      <w:r>
+        <w:t>benar</w:t>
+      </w:r>
+      <w:proofErr w:type="spellEnd"/>
       <w:r>
         <w:t>.</w:t>
       </w:r>
@@ -1064,7 +2444,39 @@
         <w:spacing w:line="240" w:lineRule="auto"/>
       </w:pPr>
       <w:r>
-        <w:t>Jadi Git minta menyelesaikan konflik secara manual</w:t>
+        <w:t xml:space="preserve">Jadi Git </w:t>
+      </w:r>
+      <w:proofErr w:type="spellStart"/>
+      <w:r>
+        <w:t>minta</w:t>
+      </w:r>
+      <w:proofErr w:type="spellEnd"/>
+      <w:r>
+        <w:t xml:space="preserve"> </w:t>
+      </w:r>
+      <w:proofErr w:type="spellStart"/>
+      <w:r>
+        <w:t>menyelesaikan</w:t>
+      </w:r>
+      <w:proofErr w:type="spellEnd"/>
+      <w:r>
+        <w:t xml:space="preserve"> </w:t>
+      </w:r>
+      <w:proofErr w:type="spellStart"/>
+      <w:r>
+        <w:t>konflik</w:t>
+      </w:r>
+      <w:proofErr w:type="spellEnd"/>
+      <w:r>
+        <w:t xml:space="preserve"> </w:t>
+      </w:r>
+      <w:proofErr w:type="spellStart"/>
+      <w:r>
+        <w:t>secara</w:t>
+      </w:r>
+      <w:proofErr w:type="spellEnd"/>
+      <w:r>
+        <w:t xml:space="preserve"> manual</w:t>
       </w:r>
       <w:r>
         <w:t>.</w:t>
@@ -1080,7 +2492,15 @@
         <w:spacing w:line="240" w:lineRule="auto"/>
       </w:pPr>
       <w:r>
-        <w:t>Solusi yang dilakukan :</w:t>
+        <w:t xml:space="preserve">Solusi yang </w:t>
+      </w:r>
+      <w:proofErr w:type="spellStart"/>
+      <w:r>
+        <w:t>dilakukan</w:t>
+      </w:r>
+      <w:proofErr w:type="spellEnd"/>
+      <w:r>
+        <w:t xml:space="preserve"> :</w:t>
       </w:r>
     </w:p>
     <w:p>
@@ -1092,8 +2512,29 @@
         </w:numPr>
         <w:spacing w:line="240" w:lineRule="auto"/>
       </w:pPr>
-      <w:r>
-        <w:t>Mengembalikan koding sebelum di edit.</w:t>
+      <w:proofErr w:type="spellStart"/>
+      <w:r>
+        <w:t>Mengembalikan</w:t>
+      </w:r>
+      <w:proofErr w:type="spellEnd"/>
+      <w:r>
+        <w:t xml:space="preserve"> </w:t>
+      </w:r>
+      <w:proofErr w:type="spellStart"/>
+      <w:r>
+        <w:t>koding</w:t>
+      </w:r>
+      <w:proofErr w:type="spellEnd"/>
+      <w:r>
+        <w:t xml:space="preserve"> </w:t>
+      </w:r>
+      <w:proofErr w:type="spellStart"/>
+      <w:r>
+        <w:t>sebelum</w:t>
+      </w:r>
+      <w:proofErr w:type="spellEnd"/>
+      <w:r>
+        <w:t xml:space="preserve"> di edit.</w:t>
       </w:r>
     </w:p>
     <w:p>
@@ -1105,8 +2546,21 @@
         </w:numPr>
         <w:spacing w:line="240" w:lineRule="auto"/>
       </w:pPr>
-      <w:r>
-        <w:t xml:space="preserve">Setelah itu </w:t>
+      <w:proofErr w:type="spellStart"/>
+      <w:r>
+        <w:t>Setelah</w:t>
+      </w:r>
+      <w:proofErr w:type="spellEnd"/>
+      <w:r>
+        <w:t xml:space="preserve"> </w:t>
+      </w:r>
+      <w:proofErr w:type="spellStart"/>
+      <w:r>
+        <w:t>itu</w:t>
+      </w:r>
+      <w:proofErr w:type="spellEnd"/>
+      <w:r>
+        <w:t xml:space="preserve"> </w:t>
       </w:r>
       <w:r>
         <w:t>commit</w:t>
@@ -1115,7 +2569,15 @@
         <w:t xml:space="preserve"> fan</w:t>
       </w:r>
       <w:r>
-        <w:t xml:space="preserve"> push ke GitHub:</w:t>
+        <w:t xml:space="preserve"> push </w:t>
+      </w:r>
+      <w:proofErr w:type="spellStart"/>
+      <w:r>
+        <w:t>ke</w:t>
+      </w:r>
+      <w:proofErr w:type="spellEnd"/>
+      <w:r>
+        <w:t xml:space="preserve"> GitHub:</w:t>
       </w:r>
     </w:p>
     <w:p>
@@ -1135,7 +2597,23 @@
         <w:ind w:left="1440"/>
       </w:pPr>
       <w:r>
-        <w:t>git commit -m "pesan kamu"</w:t>
+        <w:t>git commit -m "</w:t>
+      </w:r>
+      <w:proofErr w:type="spellStart"/>
+      <w:r>
+        <w:t>pesan</w:t>
+      </w:r>
+      <w:proofErr w:type="spellEnd"/>
+      <w:r>
+        <w:t xml:space="preserve"> </w:t>
+      </w:r>
+      <w:proofErr w:type="spellStart"/>
+      <w:r>
+        <w:t>kamu</w:t>
+      </w:r>
+      <w:proofErr w:type="spellEnd"/>
+      <w:r>
+        <w:t>"</w:t>
       </w:r>
     </w:p>
     <w:p>
@@ -1194,8 +2672,13 @@
       </w:pPr>
       <w:r>
         <w:lastRenderedPageBreak/>
-        <w:t>7. Membuat file api.ts</w:t>
-      </w:r>
+        <w:t xml:space="preserve">7. Membuat file </w:t>
+      </w:r>
+      <w:proofErr w:type="spellStart"/>
+      <w:r>
+        <w:t>api.ts</w:t>
+      </w:r>
+      <w:proofErr w:type="spellEnd"/>
     </w:p>
     <w:p>
       <w:pPr>
@@ -1204,9 +2687,19 @@
       <w:r>
         <w:t xml:space="preserve">File : </w:t>
       </w:r>
-      <w:r>
-        <w:t>wisata-CPMApp\user\app\lib\api.ts</w:t>
-      </w:r>
+      <w:proofErr w:type="spellStart"/>
+      <w:r>
+        <w:t>wisata-CPMApp</w:t>
+      </w:r>
+      <w:proofErr w:type="spellEnd"/>
+      <w:r>
+        <w:t>\user\app\lib\</w:t>
+      </w:r>
+      <w:proofErr w:type="spellStart"/>
+      <w:r>
+        <w:t>api.ts</w:t>
+      </w:r>
+      <w:proofErr w:type="spellEnd"/>
     </w:p>
     <w:p>
       <w:pPr>
@@ -1261,12 +2754,56 @@
         </w:numPr>
         <w:spacing w:line="240" w:lineRule="auto"/>
       </w:pPr>
-      <w:r>
-        <w:t>Deteksi Otomatis (Platform):</w:t>
+      <w:proofErr w:type="spellStart"/>
+      <w:r>
+        <w:t>Deteksi</w:t>
+      </w:r>
+      <w:proofErr w:type="spellEnd"/>
+      <w:r>
+        <w:t xml:space="preserve"> </w:t>
+      </w:r>
+      <w:proofErr w:type="spellStart"/>
+      <w:r>
+        <w:t>Otomatis</w:t>
+      </w:r>
+      <w:proofErr w:type="spellEnd"/>
+      <w:r>
+        <w:t xml:space="preserve"> (Platform):</w:t>
       </w:r>
       <w:r>
         <w:br/>
-        <w:t>Aplikasi mengecek: Sedang jalan di HP Android atau di Browser (Web)?</w:t>
+      </w:r>
+      <w:proofErr w:type="spellStart"/>
+      <w:r>
+        <w:t>Aplikasi</w:t>
+      </w:r>
+      <w:proofErr w:type="spellEnd"/>
+      <w:r>
+        <w:t xml:space="preserve"> </w:t>
+      </w:r>
+      <w:proofErr w:type="spellStart"/>
+      <w:r>
+        <w:t>mengecek</w:t>
+      </w:r>
+      <w:proofErr w:type="spellEnd"/>
+      <w:r>
+        <w:t>: Sedang j</w:t>
+      </w:r>
+      <w:proofErr w:type="spellStart"/>
+      <w:r>
+        <w:t>alan</w:t>
+      </w:r>
+      <w:proofErr w:type="spellEnd"/>
+      <w:r>
+        <w:t xml:space="preserve"> di HP Android </w:t>
+      </w:r>
+      <w:proofErr w:type="spellStart"/>
+      <w:r>
+        <w:t>atau</w:t>
+      </w:r>
+      <w:proofErr w:type="spellEnd"/>
+      <w:r>
+        <w:t xml:space="preserve"> di Browser (Web)?</w:t>
       </w:r>
     </w:p>
     <w:p>
@@ -1278,7 +2815,15 @@
         <w:spacing w:line="240" w:lineRule="auto"/>
       </w:pPr>
       <w:r>
-        <w:t>Kalau di Web, alamatnya: localhost:3000.</w:t>
+        <w:t xml:space="preserve">Kalau di Web, </w:t>
+      </w:r>
+      <w:proofErr w:type="spellStart"/>
+      <w:r>
+        <w:t>alamatnya</w:t>
+      </w:r>
+      <w:proofErr w:type="spellEnd"/>
+      <w:r>
+        <w:t>: localhost:3000.</w:t>
       </w:r>
     </w:p>
     <w:p>
@@ -1290,7 +2835,55 @@
         <w:spacing w:line="240" w:lineRule="auto"/>
       </w:pPr>
       <w:r>
-        <w:t>Kalau di Android, alamatnya: 10.0.2.2:3000 (kode khusus supaya Android bisa akses internet laptop).</w:t>
+        <w:t xml:space="preserve">Kalau di Android, </w:t>
+      </w:r>
+      <w:proofErr w:type="spellStart"/>
+      <w:r>
+        <w:t>alamatnya</w:t>
+      </w:r>
+      <w:proofErr w:type="spellEnd"/>
+      <w:r>
+        <w:t>: 10.0.2.2:3000 (</w:t>
+      </w:r>
+      <w:proofErr w:type="spellStart"/>
+      <w:r>
+        <w:t>kode</w:t>
+      </w:r>
+      <w:proofErr w:type="spellEnd"/>
+      <w:r>
+        <w:t xml:space="preserve"> </w:t>
+      </w:r>
+      <w:proofErr w:type="spellStart"/>
+      <w:r>
+        <w:t>khusus</w:t>
+      </w:r>
+      <w:proofErr w:type="spellEnd"/>
+      <w:r>
+        <w:t xml:space="preserve"> </w:t>
+      </w:r>
+      <w:proofErr w:type="spellStart"/>
+      <w:r>
+        <w:t>supaya</w:t>
+      </w:r>
+      <w:proofErr w:type="spellEnd"/>
+      <w:r>
+        <w:t xml:space="preserve"> Android </w:t>
+      </w:r>
+      <w:proofErr w:type="spellStart"/>
+      <w:r>
+        <w:t>bisa</w:t>
+      </w:r>
+      <w:proofErr w:type="spellEnd"/>
+      <w:r>
+        <w:t xml:space="preserve"> </w:t>
+      </w:r>
+      <w:proofErr w:type="spellStart"/>
+      <w:r>
+        <w:t>akses</w:t>
+      </w:r>
+      <w:proofErr w:type="spellEnd"/>
+      <w:r>
+        <w:t xml:space="preserve"> internet laptop).</w:t>
       </w:r>
     </w:p>
     <w:p>
@@ -1301,18 +2894,128 @@
         </w:numPr>
         <w:spacing w:line="240" w:lineRule="auto"/>
       </w:pPr>
-      <w:r>
-        <w:t>Pembersih Alamat (Normalize):</w:t>
+      <w:proofErr w:type="spellStart"/>
+      <w:r>
+        <w:t>Pembersih</w:t>
+      </w:r>
+      <w:proofErr w:type="spellEnd"/>
+      <w:r>
+        <w:t xml:space="preserve"> Alamat (Normalize):</w:t>
       </w:r>
       <w:r>
         <w:br/>
-        <w:t xml:space="preserve">Fungsi </w:t>
-      </w:r>
+      </w:r>
+      <w:proofErr w:type="spellStart"/>
+      <w:r>
+        <w:t>Fungsi</w:t>
+      </w:r>
+      <w:proofErr w:type="spellEnd"/>
+      <w:r>
+        <w:t xml:space="preserve"> </w:t>
+      </w:r>
+      <w:proofErr w:type="spellStart"/>
       <w:r>
         <w:t>untuk</w:t>
       </w:r>
-      <w:r>
-        <w:t xml:space="preserve"> memastikan tidak ada tanda miring (/) yang dobel atau tertinggal di akhir link, supaya link-nya tidak rusak.</w:t>
+      <w:proofErr w:type="spellEnd"/>
+      <w:r>
+        <w:t xml:space="preserve"> </w:t>
+      </w:r>
+      <w:proofErr w:type="spellStart"/>
+      <w:r>
+        <w:t>memastikan</w:t>
+      </w:r>
+      <w:proofErr w:type="spellEnd"/>
+      <w:r>
+        <w:t xml:space="preserve"> </w:t>
+      </w:r>
+      <w:proofErr w:type="spellStart"/>
+      <w:r>
+        <w:t>tidak</w:t>
+      </w:r>
+      <w:proofErr w:type="spellEnd"/>
+      <w:r>
+        <w:t xml:space="preserve"> </w:t>
+      </w:r>
+      <w:proofErr w:type="spellStart"/>
+      <w:r>
+        <w:t>ada</w:t>
+      </w:r>
+      <w:proofErr w:type="spellEnd"/>
+      <w:r>
+        <w:t xml:space="preserve"> </w:t>
+      </w:r>
+      <w:proofErr w:type="spellStart"/>
+      <w:r>
+        <w:t>tanda</w:t>
+      </w:r>
+      <w:proofErr w:type="spellEnd"/>
+      <w:r>
+        <w:t xml:space="preserve"> miring (/) yang </w:t>
+      </w:r>
+      <w:proofErr w:type="spellStart"/>
+      <w:r>
+        <w:t>dobel</w:t>
+      </w:r>
+      <w:proofErr w:type="spellEnd"/>
+      <w:r>
+        <w:t xml:space="preserve"> </w:t>
+      </w:r>
+      <w:proofErr w:type="spellStart"/>
+      <w:r>
+        <w:t>atau</w:t>
+      </w:r>
+      <w:proofErr w:type="spellEnd"/>
+      <w:r>
+        <w:t xml:space="preserve"> </w:t>
+      </w:r>
+      <w:proofErr w:type="spellStart"/>
+      <w:r>
+        <w:t>tertinggal</w:t>
+      </w:r>
+      <w:proofErr w:type="spellEnd"/>
+      <w:r>
+        <w:t xml:space="preserve"> di </w:t>
+      </w:r>
+      <w:proofErr w:type="spellStart"/>
+      <w:r>
+        <w:t>akhir</w:t>
+      </w:r>
+      <w:proofErr w:type="spellEnd"/>
+      <w:r>
+        <w:t xml:space="preserve"> link, </w:t>
+      </w:r>
+      <w:proofErr w:type="spellStart"/>
+      <w:r>
+        <w:t>supaya</w:t>
+      </w:r>
+      <w:proofErr w:type="spellEnd"/>
+      <w:r>
+        <w:t xml:space="preserve"> link-</w:t>
+      </w:r>
+      <w:proofErr w:type="spellStart"/>
+      <w:r>
+        <w:t>nya</w:t>
+      </w:r>
+      <w:proofErr w:type="spellEnd"/>
+      <w:r>
+        <w:t xml:space="preserve"> </w:t>
+      </w:r>
+      <w:proofErr w:type="spellStart"/>
+      <w:r>
+        <w:t>tidak</w:t>
+      </w:r>
+      <w:proofErr w:type="spellEnd"/>
+      <w:r>
+        <w:t xml:space="preserve"> </w:t>
+      </w:r>
+      <w:proofErr w:type="spellStart"/>
+      <w:r>
+        <w:t>rusak</w:t>
+      </w:r>
+      <w:proofErr w:type="spellEnd"/>
+      <w:r>
+        <w:t>.</w:t>
       </w:r>
     </w:p>
     <w:p>
@@ -1328,13 +3031,106 @@
       </w:r>
       <w:r>
         <w:br/>
-        <w:t xml:space="preserve">Alamat Pusat aplikasi. </w:t>
-      </w:r>
+        <w:t>Alamat Pusat </w:t>
+      </w:r>
+      <w:proofErr w:type="spellStart"/>
+      <w:r>
+        <w:t>aplikasi</w:t>
+      </w:r>
+      <w:proofErr w:type="spellEnd"/>
+      <w:r>
+        <w:t xml:space="preserve">. </w:t>
+      </w:r>
+      <w:proofErr w:type="spellStart"/>
       <w:r>
         <w:t>Memi</w:t>
       </w:r>
       <w:r>
-        <w:t>lih alamat dari file pengaturan (.env), kalau tidak ada, pakai alamat default yang sudah dideteksi.</w:t>
+        <w:t>lih</w:t>
+      </w:r>
+      <w:proofErr w:type="spellEnd"/>
+      <w:r>
+        <w:t xml:space="preserve"> </w:t>
+      </w:r>
+      <w:proofErr w:type="spellStart"/>
+      <w:r>
+        <w:t>alamat</w:t>
+      </w:r>
+      <w:proofErr w:type="spellEnd"/>
+      <w:r>
+        <w:t xml:space="preserve"> </w:t>
+      </w:r>
+      <w:proofErr w:type="spellStart"/>
+      <w:r>
+        <w:t>dari</w:t>
+      </w:r>
+      <w:proofErr w:type="spellEnd"/>
+      <w:r>
+        <w:t xml:space="preserve"> file </w:t>
+      </w:r>
+      <w:proofErr w:type="spellStart"/>
+      <w:r>
+        <w:t>pengaturan</w:t>
+      </w:r>
+      <w:proofErr w:type="spellEnd"/>
+      <w:r>
+        <w:t xml:space="preserve"> (.env), </w:t>
+      </w:r>
+      <w:proofErr w:type="spellStart"/>
+      <w:r>
+        <w:t>kalau</w:t>
+      </w:r>
+      <w:proofErr w:type="spellEnd"/>
+      <w:r>
+        <w:t xml:space="preserve"> </w:t>
+      </w:r>
+      <w:proofErr w:type="spellStart"/>
+      <w:r>
+        <w:t>tidak</w:t>
+      </w:r>
+      <w:proofErr w:type="spellEnd"/>
+      <w:r>
+        <w:t xml:space="preserve"> </w:t>
+      </w:r>
+      <w:proofErr w:type="spellStart"/>
+      <w:r>
+        <w:t>ada</w:t>
+      </w:r>
+      <w:proofErr w:type="spellEnd"/>
+      <w:r>
+        <w:t xml:space="preserve">, </w:t>
+      </w:r>
+      <w:proofErr w:type="spellStart"/>
+      <w:r>
+        <w:t>pakai</w:t>
+      </w:r>
+      <w:proofErr w:type="spellEnd"/>
+      <w:r>
+        <w:t xml:space="preserve"> </w:t>
+      </w:r>
+      <w:proofErr w:type="spellStart"/>
+      <w:r>
+        <w:t>alamat</w:t>
+      </w:r>
+      <w:proofErr w:type="spellEnd"/>
+      <w:r>
+        <w:t xml:space="preserve"> default yang </w:t>
+      </w:r>
+      <w:proofErr w:type="spellStart"/>
+      <w:r>
+        <w:t>sudah</w:t>
+      </w:r>
+      <w:proofErr w:type="spellEnd"/>
+      <w:r>
+        <w:t xml:space="preserve"> </w:t>
+      </w:r>
+      <w:proofErr w:type="spellStart"/>
+      <w:r>
+        <w:t>dideteksi</w:t>
+      </w:r>
+      <w:proofErr w:type="spellEnd"/>
+      <w:r>
+        <w:t>.</w:t>
       </w:r>
     </w:p>
     <w:p>
@@ -1345,18 +3141,59 @@
         </w:numPr>
         <w:spacing w:line="240" w:lineRule="auto"/>
       </w:pPr>
+      <w:proofErr w:type="spellStart"/>
       <w:r>
         <w:t>T</w:t>
       </w:r>
       <w:r>
         <w:t>erhubung</w:t>
       </w:r>
-      <w:r>
-        <w:t xml:space="preserve"> Alamat (apiUrl):</w:t>
+      <w:proofErr w:type="spellEnd"/>
+      <w:r>
+        <w:t xml:space="preserve"> Alamat (</w:t>
+      </w:r>
+      <w:proofErr w:type="spellStart"/>
+      <w:r>
+        <w:t>apiUrl</w:t>
+      </w:r>
+      <w:proofErr w:type="spellEnd"/>
+      <w:r>
+        <w:t>):</w:t>
       </w:r>
       <w:r>
         <w:br/>
-        <w:t>Fungsi tugasnya menyambungkan Alamat Pusat dengan Tujuan.</w:t>
+      </w:r>
+      <w:proofErr w:type="spellStart"/>
+      <w:r>
+        <w:t>Fungsi</w:t>
+      </w:r>
+      <w:proofErr w:type="spellEnd"/>
+      <w:r>
+        <w:t xml:space="preserve"> </w:t>
+      </w:r>
+      <w:proofErr w:type="spellStart"/>
+      <w:r>
+        <w:t>tugasnya</w:t>
+      </w:r>
+      <w:proofErr w:type="spellEnd"/>
+      <w:r>
+        <w:t xml:space="preserve"> </w:t>
+      </w:r>
+      <w:proofErr w:type="spellStart"/>
+      <w:r>
+        <w:t>menyambungkan</w:t>
+      </w:r>
+      <w:proofErr w:type="spellEnd"/>
+      <w:r>
+        <w:t> Alamat Pusat </w:t>
+      </w:r>
+      <w:proofErr w:type="spellStart"/>
+      <w:r>
+        <w:t>dengan</w:t>
+      </w:r>
+      <w:proofErr w:type="spellEnd"/>
+      <w:r>
+        <w:t> Tujuan.</w:t>
       </w:r>
     </w:p>
     <w:p>
@@ -1367,12 +3204,21 @@
         </w:numPr>
         <w:spacing w:line="240" w:lineRule="auto"/>
       </w:pPr>
+      <w:proofErr w:type="spellStart"/>
       <w:r>
         <w:rPr>
           <w:i/>
           <w:iCs/>
         </w:rPr>
-        <w:t>Contoh:</w:t>
+        <w:t>Contoh</w:t>
+      </w:r>
+      <w:proofErr w:type="spellEnd"/>
+      <w:r>
+        <w:rPr>
+          <w:i/>
+          <w:iCs/>
+        </w:rPr>
+        <w:t>:</w:t>
       </w:r>
       <w:r>
         <w:t> Alamat Pusat + /login = http://localhost:3000/login.</w:t>
@@ -1386,12 +3232,64 @@
         </w:numPr>
         <w:spacing w:line="240" w:lineRule="auto"/>
       </w:pPr>
-      <w:r>
-        <w:t>Pengatur Link Gambar (apiImageUrl):</w:t>
+      <w:proofErr w:type="spellStart"/>
+      <w:r>
+        <w:t>Pengatur</w:t>
+      </w:r>
+      <w:proofErr w:type="spellEnd"/>
+      <w:r>
+        <w:t xml:space="preserve"> Link Gambar (</w:t>
+      </w:r>
+      <w:proofErr w:type="spellStart"/>
+      <w:r>
+        <w:t>apiImageUrl</w:t>
+      </w:r>
+      <w:proofErr w:type="spellEnd"/>
+      <w:r>
+        <w:t>):</w:t>
       </w:r>
       <w:r>
         <w:br/>
-        <w:t>Fungsi ini khusus untuk foto.</w:t>
+      </w:r>
+      <w:proofErr w:type="spellStart"/>
+      <w:r>
+        <w:t>Fungsi</w:t>
+      </w:r>
+      <w:proofErr w:type="spellEnd"/>
+      <w:r>
+        <w:t xml:space="preserve"> </w:t>
+      </w:r>
+      <w:proofErr w:type="spellStart"/>
+      <w:r>
+        <w:t>ini</w:t>
+      </w:r>
+      <w:proofErr w:type="spellEnd"/>
+      <w:r>
+        <w:t xml:space="preserve"> </w:t>
+      </w:r>
+      <w:proofErr w:type="spellStart"/>
+      <w:r>
+        <w:t>khusus</w:t>
+      </w:r>
+      <w:proofErr w:type="spellEnd"/>
+      <w:r>
+        <w:t xml:space="preserve"> </w:t>
+      </w:r>
+      <w:proofErr w:type="spellStart"/>
+      <w:r>
+        <w:t>untuk</w:t>
+      </w:r>
+      <w:proofErr w:type="spellEnd"/>
+      <w:r>
+        <w:t xml:space="preserve"> </w:t>
+      </w:r>
+      <w:proofErr w:type="spellStart"/>
+      <w:r>
+        <w:t>foto</w:t>
+      </w:r>
+      <w:proofErr w:type="spellEnd"/>
+      <w:r>
+        <w:t>.</w:t>
       </w:r>
     </w:p>
     <w:p>
@@ -1402,17 +3300,56 @@
         </w:numPr>
         <w:spacing w:line="240" w:lineRule="auto"/>
       </w:pPr>
+      <w:proofErr w:type="spellStart"/>
       <w:r>
         <w:t>F</w:t>
       </w:r>
       <w:r>
-        <w:t xml:space="preserve">otonya sudah punya link internet (seperti dari Google), </w:t>
-      </w:r>
+        <w:t>otonya</w:t>
+      </w:r>
+      <w:proofErr w:type="spellEnd"/>
+      <w:r>
+        <w:t xml:space="preserve"> </w:t>
+      </w:r>
+      <w:proofErr w:type="spellStart"/>
+      <w:r>
+        <w:t>sudah</w:t>
+      </w:r>
+      <w:proofErr w:type="spellEnd"/>
+      <w:r>
+        <w:t xml:space="preserve"> punya link internet (</w:t>
+      </w:r>
+      <w:proofErr w:type="spellStart"/>
+      <w:r>
+        <w:t>seperti</w:t>
+      </w:r>
+      <w:proofErr w:type="spellEnd"/>
+      <w:r>
+        <w:t xml:space="preserve"> </w:t>
+      </w:r>
+      <w:proofErr w:type="spellStart"/>
+      <w:r>
+        <w:t>dari</w:t>
+      </w:r>
+      <w:proofErr w:type="spellEnd"/>
+      <w:r>
+        <w:t xml:space="preserve"> Google), </w:t>
+      </w:r>
+      <w:proofErr w:type="spellStart"/>
       <w:r>
         <w:t>tidak</w:t>
       </w:r>
-      <w:r>
-        <w:t xml:space="preserve"> diubah.</w:t>
+      <w:proofErr w:type="spellEnd"/>
+      <w:r>
+        <w:t xml:space="preserve"> </w:t>
+      </w:r>
+      <w:proofErr w:type="spellStart"/>
+      <w:r>
+        <w:t>diubah</w:t>
+      </w:r>
+      <w:proofErr w:type="spellEnd"/>
+      <w:r>
+        <w:t>.</w:t>
       </w:r>
     </w:p>
     <w:p>
@@ -1423,11 +3360,72 @@
         </w:numPr>
         <w:spacing w:line="240" w:lineRule="auto"/>
       </w:pPr>
+      <w:proofErr w:type="spellStart"/>
       <w:r>
         <w:t>F</w:t>
       </w:r>
       <w:r>
-        <w:t>otonya ada di server sendiri, sambungkan link-nya agar fotonya bisa tampil.</w:t>
+        <w:t>otonya</w:t>
+      </w:r>
+      <w:proofErr w:type="spellEnd"/>
+      <w:r>
+        <w:t xml:space="preserve"> </w:t>
+      </w:r>
+      <w:proofErr w:type="spellStart"/>
+      <w:r>
+        <w:t>ada</w:t>
+      </w:r>
+      <w:proofErr w:type="spellEnd"/>
+      <w:r>
+        <w:t xml:space="preserve"> di server </w:t>
+      </w:r>
+      <w:proofErr w:type="spellStart"/>
+      <w:r>
+        <w:t>sendiri</w:t>
+      </w:r>
+      <w:proofErr w:type="spellEnd"/>
+      <w:r>
+        <w:t xml:space="preserve">, </w:t>
+      </w:r>
+      <w:proofErr w:type="spellStart"/>
+      <w:r>
+        <w:t>sambungkan</w:t>
+      </w:r>
+      <w:proofErr w:type="spellEnd"/>
+      <w:r>
+        <w:t xml:space="preserve"> link-</w:t>
+      </w:r>
+      <w:proofErr w:type="spellStart"/>
+      <w:r>
+        <w:t>nya</w:t>
+      </w:r>
+      <w:proofErr w:type="spellEnd"/>
+      <w:r>
+        <w:t xml:space="preserve"> agar </w:t>
+      </w:r>
+      <w:proofErr w:type="spellStart"/>
+      <w:r>
+        <w:t>fotonya</w:t>
+      </w:r>
+      <w:proofErr w:type="spellEnd"/>
+      <w:r>
+        <w:t xml:space="preserve"> </w:t>
+      </w:r>
+      <w:proofErr w:type="spellStart"/>
+      <w:r>
+        <w:t>bisa</w:t>
+      </w:r>
+      <w:proofErr w:type="spellEnd"/>
+      <w:r>
+        <w:t xml:space="preserve"> </w:t>
+      </w:r>
+      <w:proofErr w:type="spellStart"/>
+      <w:r>
+        <w:t>tampil</w:t>
+      </w:r>
+      <w:proofErr w:type="spellEnd"/>
+      <w:r>
+        <w:t>.</w:t>
       </w:r>
     </w:p>
     <w:p>
@@ -1448,9 +3446,11 @@
         <w:lastRenderedPageBreak/>
         <w:t xml:space="preserve">8. Update file </w:t>
       </w:r>
+      <w:proofErr w:type="spellStart"/>
       <w:r>
         <w:t>auth.ts</w:t>
       </w:r>
+      <w:proofErr w:type="spellEnd"/>
     </w:p>
     <w:p>
       <w:pPr>
@@ -1459,9 +3459,19 @@
       <w:r>
         <w:t xml:space="preserve">File : </w:t>
       </w:r>
-      <w:r>
-        <w:t>wisata-CPMApp\user\app\lib\auth\utils\auth.ts</w:t>
-      </w:r>
+      <w:proofErr w:type="spellStart"/>
+      <w:r>
+        <w:t>wisata-CPMApp</w:t>
+      </w:r>
+      <w:proofErr w:type="spellEnd"/>
+      <w:r>
+        <w:t>\user\app\lib\auth\utils\</w:t>
+      </w:r>
+      <w:proofErr w:type="spellStart"/>
+      <w:r>
+        <w:t>auth.ts</w:t>
+      </w:r>
+      <w:proofErr w:type="spellEnd"/>
     </w:p>
     <w:p>
       <w:pPr>
@@ -1519,7 +3529,15 @@
         <w:ind w:left="360"/>
       </w:pPr>
       <w:r>
-        <w:t>Ganti Alamat di Satu Tempat:</w:t>
+        <w:t xml:space="preserve">Ganti Alamat di Satu </w:t>
+      </w:r>
+      <w:proofErr w:type="spellStart"/>
+      <w:r>
+        <w:t>Tempat</w:t>
+      </w:r>
+      <w:proofErr w:type="spellEnd"/>
+      <w:r>
+        <w:t>:</w:t>
       </w:r>
     </w:p>
     <w:p>
@@ -1527,17 +3545,93 @@
         <w:spacing w:line="240" w:lineRule="auto"/>
         <w:ind w:left="1080"/>
       </w:pPr>
+      <w:proofErr w:type="spellStart"/>
       <w:r>
         <w:t>Sebelumnya</w:t>
       </w:r>
-      <w:r>
-        <w:t xml:space="preserve">: Alamat server (http://10.0.2.2:3000) ditulis langsung di dalam file. Kalau alamatnya ganti, </w:t>
-      </w:r>
+      <w:proofErr w:type="spellEnd"/>
+      <w:r>
+        <w:t xml:space="preserve">: Alamat server (http://10.0.2.2:3000) </w:t>
+      </w:r>
+      <w:proofErr w:type="spellStart"/>
+      <w:r>
+        <w:t>ditulis</w:t>
+      </w:r>
+      <w:proofErr w:type="spellEnd"/>
+      <w:r>
+        <w:t xml:space="preserve"> </w:t>
+      </w:r>
+      <w:proofErr w:type="spellStart"/>
+      <w:r>
+        <w:t>langsung</w:t>
+      </w:r>
+      <w:proofErr w:type="spellEnd"/>
+      <w:r>
+        <w:t xml:space="preserve"> di </w:t>
+      </w:r>
+      <w:proofErr w:type="spellStart"/>
+      <w:r>
+        <w:t>dalam</w:t>
+      </w:r>
+      <w:proofErr w:type="spellEnd"/>
+      <w:r>
+        <w:t xml:space="preserve"> file. Kalau </w:t>
+      </w:r>
+      <w:proofErr w:type="spellStart"/>
+      <w:r>
+        <w:t>alamatnya</w:t>
+      </w:r>
+      <w:proofErr w:type="spellEnd"/>
+      <w:r>
+        <w:t xml:space="preserve"> </w:t>
+      </w:r>
+      <w:proofErr w:type="spellStart"/>
+      <w:r>
+        <w:t>ganti</w:t>
+      </w:r>
+      <w:proofErr w:type="spellEnd"/>
+      <w:r>
+        <w:t xml:space="preserve">, </w:t>
+      </w:r>
+      <w:proofErr w:type="spellStart"/>
       <w:r>
         <w:t>maka</w:t>
       </w:r>
-      <w:r>
-        <w:t xml:space="preserve"> harus cari satu-satu di setiap file.</w:t>
+      <w:proofErr w:type="spellEnd"/>
+      <w:r>
+        <w:t xml:space="preserve"> </w:t>
+      </w:r>
+      <w:proofErr w:type="spellStart"/>
+      <w:r>
+        <w:t>harus</w:t>
+      </w:r>
+      <w:proofErr w:type="spellEnd"/>
+      <w:r>
+        <w:t xml:space="preserve"> </w:t>
+      </w:r>
+      <w:proofErr w:type="spellStart"/>
+      <w:r>
+        <w:t>cari</w:t>
+      </w:r>
+      <w:proofErr w:type="spellEnd"/>
+      <w:r>
+        <w:t xml:space="preserve"> </w:t>
+      </w:r>
+      <w:proofErr w:type="spellStart"/>
+      <w:r>
+        <w:t>satu-satu</w:t>
+      </w:r>
+      <w:proofErr w:type="spellEnd"/>
+      <w:r>
+        <w:t xml:space="preserve"> di </w:t>
+      </w:r>
+      <w:proofErr w:type="spellStart"/>
+      <w:r>
+        <w:t>setiap</w:t>
+      </w:r>
+      <w:proofErr w:type="spellEnd"/>
+      <w:r>
+        <w:t xml:space="preserve"> file.</w:t>
       </w:r>
     </w:p>
     <w:p>
@@ -1545,8 +3639,109 @@
         <w:spacing w:line="240" w:lineRule="auto"/>
         <w:ind w:left="1080"/>
       </w:pPr>
-      <w:r>
-        <w:t>Sekarang: Alamat server diambil dari satu pusat (file api.ts). Kalau alamat ganti, cukup ubah satu kali saja di pusatnya.</w:t>
+      <w:proofErr w:type="spellStart"/>
+      <w:r>
+        <w:t>Sekarang</w:t>
+      </w:r>
+      <w:proofErr w:type="spellEnd"/>
+      <w:r>
+        <w:t xml:space="preserve">: Alamat server </w:t>
+      </w:r>
+      <w:proofErr w:type="spellStart"/>
+      <w:r>
+        <w:t>diambil</w:t>
+      </w:r>
+      <w:proofErr w:type="spellEnd"/>
+      <w:r>
+        <w:t xml:space="preserve"> </w:t>
+      </w:r>
+      <w:proofErr w:type="spellStart"/>
+      <w:r>
+        <w:t>dari</w:t>
+      </w:r>
+      <w:proofErr w:type="spellEnd"/>
+      <w:r>
+        <w:t xml:space="preserve"> </w:t>
+      </w:r>
+      <w:proofErr w:type="spellStart"/>
+      <w:r>
+        <w:t>satu</w:t>
+      </w:r>
+      <w:proofErr w:type="spellEnd"/>
+      <w:r>
+        <w:t xml:space="preserve"> </w:t>
+      </w:r>
+      <w:proofErr w:type="spellStart"/>
+      <w:r>
+        <w:t>pusat</w:t>
+      </w:r>
+      <w:proofErr w:type="spellEnd"/>
+      <w:r>
+        <w:t xml:space="preserve"> (file </w:t>
+      </w:r>
+      <w:proofErr w:type="spellStart"/>
+      <w:r>
+        <w:t>api.ts</w:t>
+      </w:r>
+      <w:proofErr w:type="spellEnd"/>
+      <w:r>
+        <w:t xml:space="preserve">). Kalau </w:t>
+      </w:r>
+      <w:proofErr w:type="spellStart"/>
+      <w:r>
+        <w:t>alamat</w:t>
+      </w:r>
+      <w:proofErr w:type="spellEnd"/>
+      <w:r>
+        <w:t xml:space="preserve"> </w:t>
+      </w:r>
+      <w:proofErr w:type="spellStart"/>
+      <w:r>
+        <w:t>ganti</w:t>
+      </w:r>
+      <w:proofErr w:type="spellEnd"/>
+      <w:r>
+        <w:t xml:space="preserve">, </w:t>
+      </w:r>
+      <w:proofErr w:type="spellStart"/>
+      <w:r>
+        <w:t>cukup</w:t>
+      </w:r>
+      <w:proofErr w:type="spellEnd"/>
+      <w:r>
+        <w:t xml:space="preserve"> </w:t>
+      </w:r>
+      <w:proofErr w:type="spellStart"/>
+      <w:r>
+        <w:t>ubah</w:t>
+      </w:r>
+      <w:proofErr w:type="spellEnd"/>
+      <w:r>
+        <w:t> </w:t>
+      </w:r>
+      <w:proofErr w:type="spellStart"/>
+      <w:r>
+        <w:t>satu</w:t>
+      </w:r>
+      <w:proofErr w:type="spellEnd"/>
+      <w:r>
+        <w:t xml:space="preserve"> kali </w:t>
+      </w:r>
+      <w:proofErr w:type="spellStart"/>
+      <w:r>
+        <w:t>saja</w:t>
+      </w:r>
+      <w:proofErr w:type="spellEnd"/>
+      <w:r>
+        <w:t xml:space="preserve"> di </w:t>
+      </w:r>
+      <w:proofErr w:type="spellStart"/>
+      <w:r>
+        <w:t>pusatnya</w:t>
+      </w:r>
+      <w:proofErr w:type="spellEnd"/>
+      <w:r>
+        <w:t>.</w:t>
       </w:r>
     </w:p>
     <w:p>
@@ -1554,8 +3749,13 @@
         <w:spacing w:line="240" w:lineRule="auto"/>
         <w:ind w:left="360"/>
       </w:pPr>
-      <w:r>
-        <w:t xml:space="preserve">Aplikasi Jadi Lebih </w:t>
+      <w:proofErr w:type="spellStart"/>
+      <w:r>
+        <w:t>Aplikasi</w:t>
+      </w:r>
+      <w:proofErr w:type="spellEnd"/>
+      <w:r>
+        <w:t xml:space="preserve"> Jadi Lebih </w:t>
       </w:r>
       <w:r>
         <w:t>Baik</w:t>
@@ -1569,11 +3769,61 @@
         <w:spacing w:line="240" w:lineRule="auto"/>
         <w:ind w:left="1080"/>
       </w:pPr>
+      <w:proofErr w:type="spellStart"/>
       <w:r>
         <w:t>Sebelumnya</w:t>
       </w:r>
-      <w:r>
-        <w:t>: hanya bisa jalan lancar di Android (karena alamat 10.0.2.2).</w:t>
+      <w:proofErr w:type="spellEnd"/>
+      <w:r>
+        <w:t>: </w:t>
+      </w:r>
+      <w:proofErr w:type="spellStart"/>
+      <w:r>
+        <w:t>hanya</w:t>
+      </w:r>
+      <w:proofErr w:type="spellEnd"/>
+      <w:r>
+        <w:t xml:space="preserve"> </w:t>
+      </w:r>
+      <w:proofErr w:type="spellStart"/>
+      <w:r>
+        <w:t>bisa</w:t>
+      </w:r>
+      <w:proofErr w:type="spellEnd"/>
+      <w:r>
+        <w:t xml:space="preserve"> </w:t>
+      </w:r>
+      <w:proofErr w:type="spellStart"/>
+      <w:r>
+        <w:t>jalan</w:t>
+      </w:r>
+      <w:proofErr w:type="spellEnd"/>
+      <w:r>
+        <w:t xml:space="preserve"> </w:t>
+      </w:r>
+      <w:proofErr w:type="spellStart"/>
+      <w:r>
+        <w:t>lancar</w:t>
+      </w:r>
+      <w:proofErr w:type="spellEnd"/>
+      <w:r>
+        <w:t xml:space="preserve"> di Android (</w:t>
+      </w:r>
+      <w:proofErr w:type="spellStart"/>
+      <w:r>
+        <w:t>karena</w:t>
+      </w:r>
+      <w:proofErr w:type="spellEnd"/>
+      <w:r>
+        <w:t xml:space="preserve"> </w:t>
+      </w:r>
+      <w:proofErr w:type="spellStart"/>
+      <w:r>
+        <w:t>alamat</w:t>
+      </w:r>
+      <w:proofErr w:type="spellEnd"/>
+      <w:r>
+        <w:t> 10.0.2.2).</w:t>
       </w:r>
     </w:p>
     <w:p>
@@ -1581,14 +3831,101 @@
         <w:spacing w:line="240" w:lineRule="auto"/>
         <w:ind w:left="1080"/>
       </w:pPr>
-      <w:r>
-        <w:t xml:space="preserve">Sekarang: Berkat fungsi apiUrl, aplikasi bisa </w:t>
-      </w:r>
+      <w:proofErr w:type="spellStart"/>
+      <w:r>
+        <w:t>Sekarang</w:t>
+      </w:r>
+      <w:proofErr w:type="spellEnd"/>
+      <w:r>
+        <w:t>: </w:t>
+      </w:r>
+      <w:proofErr w:type="spellStart"/>
+      <w:r>
+        <w:t>Berkat</w:t>
+      </w:r>
+      <w:proofErr w:type="spellEnd"/>
+      <w:r>
+        <w:t xml:space="preserve"> </w:t>
+      </w:r>
+      <w:proofErr w:type="spellStart"/>
+      <w:r>
+        <w:t>fungsi</w:t>
+      </w:r>
+      <w:proofErr w:type="spellEnd"/>
+      <w:r>
+        <w:t> </w:t>
+      </w:r>
+      <w:proofErr w:type="spellStart"/>
+      <w:r>
+        <w:t>apiUrl</w:t>
+      </w:r>
+      <w:proofErr w:type="spellEnd"/>
+      <w:r>
+        <w:t xml:space="preserve">, </w:t>
+      </w:r>
+      <w:proofErr w:type="spellStart"/>
+      <w:r>
+        <w:t>aplikasi</w:t>
+      </w:r>
+      <w:proofErr w:type="spellEnd"/>
+      <w:r>
+        <w:t xml:space="preserve"> </w:t>
+      </w:r>
+      <w:proofErr w:type="spellStart"/>
+      <w:r>
+        <w:t>bisa</w:t>
+      </w:r>
+      <w:proofErr w:type="spellEnd"/>
+      <w:r>
+        <w:t xml:space="preserve"> </w:t>
+      </w:r>
+      <w:proofErr w:type="spellStart"/>
       <w:r>
         <w:t>sedang</w:t>
       </w:r>
-      <w:r>
-        <w:t xml:space="preserve"> di Android pakai alamat A, kalau di Web pakai alamat B.</w:t>
+      <w:proofErr w:type="spellEnd"/>
+      <w:r>
+        <w:t xml:space="preserve"> di Android </w:t>
+      </w:r>
+      <w:proofErr w:type="spellStart"/>
+      <w:r>
+        <w:t>pakai</w:t>
+      </w:r>
+      <w:proofErr w:type="spellEnd"/>
+      <w:r>
+        <w:t xml:space="preserve"> </w:t>
+      </w:r>
+      <w:proofErr w:type="spellStart"/>
+      <w:r>
+        <w:t>alamat</w:t>
+      </w:r>
+      <w:proofErr w:type="spellEnd"/>
+      <w:r>
+        <w:t xml:space="preserve"> A, </w:t>
+      </w:r>
+      <w:proofErr w:type="spellStart"/>
+      <w:r>
+        <w:t>kalau</w:t>
+      </w:r>
+      <w:proofErr w:type="spellEnd"/>
+      <w:r>
+        <w:t xml:space="preserve"> di Web </w:t>
+      </w:r>
+      <w:proofErr w:type="spellStart"/>
+      <w:r>
+        <w:t>pakai</w:t>
+      </w:r>
+      <w:proofErr w:type="spellEnd"/>
+      <w:r>
+        <w:t xml:space="preserve"> </w:t>
+      </w:r>
+      <w:proofErr w:type="spellStart"/>
+      <w:r>
+        <w:t>alamat</w:t>
+      </w:r>
+      <w:proofErr w:type="spellEnd"/>
+      <w:r>
+        <w:t xml:space="preserve"> B.</w:t>
       </w:r>
     </w:p>
     <w:p>
@@ -1596,8 +3933,21 @@
         <w:spacing w:line="240" w:lineRule="auto"/>
         <w:ind w:left="360"/>
       </w:pPr>
-      <w:r>
-        <w:t>Kodingan Lebih Bersih:</w:t>
+      <w:proofErr w:type="spellStart"/>
+      <w:r>
+        <w:t>Kodingan</w:t>
+      </w:r>
+      <w:proofErr w:type="spellEnd"/>
+      <w:r>
+        <w:t xml:space="preserve"> </w:t>
+      </w:r>
+      <w:proofErr w:type="spellStart"/>
+      <w:r>
+        <w:t>Lebih</w:t>
+      </w:r>
+      <w:proofErr w:type="spellEnd"/>
+      <w:r>
+        <w:t xml:space="preserve"> Bersih:</w:t>
       </w:r>
     </w:p>
     <w:p>
@@ -1609,7 +3959,119 @@
         <w:t>T</w:t>
       </w:r>
       <w:r>
-        <w:t>idak perlu lagi mengetik http://... panjang-panjang di setiap fungsi. Cukup panggil apiUrl(/login), dan sistem akan menyambungkannya secara otomatis.</w:t>
+        <w:t xml:space="preserve">idak </w:t>
+      </w:r>
+      <w:proofErr w:type="spellStart"/>
+      <w:r>
+        <w:t>perlu</w:t>
+      </w:r>
+      <w:proofErr w:type="spellEnd"/>
+      <w:r>
+        <w:t xml:space="preserve"> </w:t>
+      </w:r>
+      <w:proofErr w:type="spellStart"/>
+      <w:r>
+        <w:t>lagi</w:t>
+      </w:r>
+      <w:proofErr w:type="spellEnd"/>
+      <w:r>
+        <w:t xml:space="preserve"> </w:t>
+      </w:r>
+      <w:proofErr w:type="spellStart"/>
+      <w:r>
+        <w:t>mengetik</w:t>
+      </w:r>
+      <w:proofErr w:type="spellEnd"/>
+      <w:r>
+        <w:t> http://... </w:t>
+      </w:r>
+      <w:proofErr w:type="spellStart"/>
+      <w:r>
+        <w:t>panjang-panjang</w:t>
+      </w:r>
+      <w:proofErr w:type="spellEnd"/>
+      <w:r>
+        <w:t xml:space="preserve"> di </w:t>
+      </w:r>
+      <w:proofErr w:type="spellStart"/>
+      <w:r>
+        <w:t>setiap</w:t>
+      </w:r>
+      <w:proofErr w:type="spellEnd"/>
+      <w:r>
+        <w:t xml:space="preserve"> </w:t>
+      </w:r>
+      <w:proofErr w:type="spellStart"/>
+      <w:r>
+        <w:t>fungsi</w:t>
+      </w:r>
+      <w:proofErr w:type="spellEnd"/>
+      <w:r>
+        <w:t xml:space="preserve">. </w:t>
+      </w:r>
+      <w:proofErr w:type="spellStart"/>
+      <w:r>
+        <w:t>Cukup</w:t>
+      </w:r>
+      <w:proofErr w:type="spellEnd"/>
+      <w:r>
+        <w:t xml:space="preserve"> </w:t>
+      </w:r>
+      <w:proofErr w:type="spellStart"/>
+      <w:r>
+        <w:t>panggil</w:t>
+      </w:r>
+      <w:proofErr w:type="spellEnd"/>
+      <w:r>
+        <w:t> </w:t>
+      </w:r>
+      <w:proofErr w:type="spellStart"/>
+      <w:r>
+        <w:t>apiUrl</w:t>
+      </w:r>
+      <w:proofErr w:type="spellEnd"/>
+      <w:r>
+        <w:t xml:space="preserve">(/login), dan </w:t>
+      </w:r>
+      <w:proofErr w:type="spellStart"/>
+      <w:r>
+        <w:t>sistem</w:t>
+      </w:r>
+      <w:proofErr w:type="spellEnd"/>
+      <w:r>
+        <w:t xml:space="preserve"> </w:t>
+      </w:r>
+      <w:proofErr w:type="spellStart"/>
+      <w:r>
+        <w:t>akan</w:t>
+      </w:r>
+      <w:proofErr w:type="spellEnd"/>
+      <w:r>
+        <w:t xml:space="preserve"> </w:t>
+      </w:r>
+      <w:proofErr w:type="spellStart"/>
+      <w:r>
+        <w:t>menyambungkannya</w:t>
+      </w:r>
+      <w:proofErr w:type="spellEnd"/>
+      <w:r>
+        <w:t xml:space="preserve"> </w:t>
+      </w:r>
+      <w:proofErr w:type="spellStart"/>
+      <w:r>
+        <w:t>secara</w:t>
+      </w:r>
+      <w:proofErr w:type="spellEnd"/>
+      <w:r>
+        <w:t xml:space="preserve"> </w:t>
+      </w:r>
+      <w:proofErr w:type="spellStart"/>
+      <w:r>
+        <w:t>otomatis</w:t>
+      </w:r>
+      <w:proofErr w:type="spellEnd"/>
+      <w:r>
+        <w:t>.</w:t>
       </w:r>
     </w:p>
     <w:p>
@@ -1651,11 +4113,21 @@
         <w:t xml:space="preserve">9. </w:t>
       </w:r>
       <w:r>
-        <w:t xml:space="preserve">Update koding pada file </w:t>
-      </w:r>
+        <w:t xml:space="preserve">Update </w:t>
+      </w:r>
+      <w:proofErr w:type="spellStart"/>
+      <w:r>
+        <w:t>koding</w:t>
+      </w:r>
+      <w:proofErr w:type="spellEnd"/>
+      <w:r>
+        <w:t xml:space="preserve"> pada file </w:t>
+      </w:r>
+      <w:proofErr w:type="spellStart"/>
       <w:r>
         <w:t>index.ts</w:t>
       </w:r>
+      <w:proofErr w:type="spellEnd"/>
     </w:p>
     <w:p>
       <w:pPr>
@@ -1664,9 +4136,19 @@
       <w:r>
         <w:t xml:space="preserve">File : </w:t>
       </w:r>
-      <w:r>
-        <w:t>wisata-CPMApp\user\app\lib\customer\utils\index.ts</w:t>
-      </w:r>
+      <w:proofErr w:type="spellStart"/>
+      <w:r>
+        <w:t>wisata-CPMApp</w:t>
+      </w:r>
+      <w:proofErr w:type="spellEnd"/>
+      <w:r>
+        <w:t>\user\app\lib\customer\utils\</w:t>
+      </w:r>
+      <w:proofErr w:type="spellStart"/>
+      <w:r>
+        <w:t>index.ts</w:t>
+      </w:r>
+      <w:proofErr w:type="spellEnd"/>
     </w:p>
     <w:p>
       <w:pPr>
@@ -1721,8 +4203,37 @@
         </w:numPr>
         <w:spacing w:line="240" w:lineRule="auto"/>
       </w:pPr>
-      <w:r>
-        <w:t>apiUrl: Memastikan alamat server benar.</w:t>
+      <w:proofErr w:type="spellStart"/>
+      <w:r>
+        <w:t>apiUrl</w:t>
+      </w:r>
+      <w:proofErr w:type="spellEnd"/>
+      <w:r>
+        <w:t xml:space="preserve">: </w:t>
+      </w:r>
+      <w:proofErr w:type="spellStart"/>
+      <w:r>
+        <w:t>Memastikan</w:t>
+      </w:r>
+      <w:proofErr w:type="spellEnd"/>
+      <w:r>
+        <w:t xml:space="preserve"> </w:t>
+      </w:r>
+      <w:proofErr w:type="spellStart"/>
+      <w:r>
+        <w:t>alamat</w:t>
+      </w:r>
+      <w:proofErr w:type="spellEnd"/>
+      <w:r>
+        <w:t xml:space="preserve"> server </w:t>
+      </w:r>
+      <w:proofErr w:type="spellStart"/>
+      <w:r>
+        <w:t>benar</w:t>
+      </w:r>
+      <w:proofErr w:type="spellEnd"/>
+      <w:r>
+        <w:t>.</w:t>
       </w:r>
     </w:p>
     <w:p>
@@ -1733,14 +4244,64 @@
         </w:numPr>
         <w:spacing w:line="240" w:lineRule="auto"/>
       </w:pPr>
-      <w:r>
-        <w:t xml:space="preserve">fetchWisata: </w:t>
-      </w:r>
+      <w:proofErr w:type="spellStart"/>
+      <w:r>
+        <w:t>fetchWisata</w:t>
+      </w:r>
+      <w:proofErr w:type="spellEnd"/>
+      <w:r>
+        <w:t xml:space="preserve">: </w:t>
+      </w:r>
+      <w:proofErr w:type="spellStart"/>
       <w:r>
         <w:t>M</w:t>
       </w:r>
       <w:r>
-        <w:t>engambil data wisata yang statusnya masih aktif saja.</w:t>
+        <w:t>engambil</w:t>
+      </w:r>
+      <w:proofErr w:type="spellEnd"/>
+      <w:r>
+        <w:t xml:space="preserve"> data </w:t>
+      </w:r>
+      <w:proofErr w:type="spellStart"/>
+      <w:r>
+        <w:t>wisata</w:t>
+      </w:r>
+      <w:proofErr w:type="spellEnd"/>
+      <w:r>
+        <w:t xml:space="preserve"> yang </w:t>
+      </w:r>
+      <w:proofErr w:type="spellStart"/>
+      <w:r>
+        <w:t>statusnya</w:t>
+      </w:r>
+      <w:proofErr w:type="spellEnd"/>
+      <w:r>
+        <w:t xml:space="preserve"> </w:t>
+      </w:r>
+      <w:proofErr w:type="spellStart"/>
+      <w:r>
+        <w:t>masih</w:t>
+      </w:r>
+      <w:proofErr w:type="spellEnd"/>
+      <w:r>
+        <w:t xml:space="preserve"> </w:t>
+      </w:r>
+      <w:proofErr w:type="spellStart"/>
+      <w:r>
+        <w:t>aktif</w:t>
+      </w:r>
+      <w:proofErr w:type="spellEnd"/>
+      <w:r>
+        <w:t xml:space="preserve"> </w:t>
+      </w:r>
+      <w:proofErr w:type="spellStart"/>
+      <w:r>
+        <w:t>saja</w:t>
+      </w:r>
+      <w:proofErr w:type="spellEnd"/>
+      <w:r>
+        <w:t>.</w:t>
       </w:r>
     </w:p>
     <w:p>
@@ -1751,14 +4312,88 @@
         </w:numPr>
         <w:spacing w:line="240" w:lineRule="auto"/>
       </w:pPr>
-      <w:r>
-        <w:t xml:space="preserve">getRating: </w:t>
-      </w:r>
+      <w:proofErr w:type="spellStart"/>
+      <w:r>
+        <w:t>getRating</w:t>
+      </w:r>
+      <w:proofErr w:type="spellEnd"/>
+      <w:r>
+        <w:t xml:space="preserve">: </w:t>
+      </w:r>
+      <w:proofErr w:type="spellStart"/>
       <w:r>
         <w:t>M</w:t>
       </w:r>
       <w:r>
-        <w:t>enghitung angka rating (bintang) agar bisa muncul di aplikasi (misalnya: 4.5 / 5 stars dari 100 ulasan).</w:t>
+        <w:t>enghitung</w:t>
+      </w:r>
+      <w:proofErr w:type="spellEnd"/>
+      <w:r>
+        <w:t xml:space="preserve"> </w:t>
+      </w:r>
+      <w:proofErr w:type="spellStart"/>
+      <w:r>
+        <w:t>angka</w:t>
+      </w:r>
+      <w:proofErr w:type="spellEnd"/>
+      <w:r>
+        <w:t xml:space="preserve"> rating (</w:t>
+      </w:r>
+      <w:proofErr w:type="spellStart"/>
+      <w:r>
+        <w:t>bintang</w:t>
+      </w:r>
+      <w:proofErr w:type="spellEnd"/>
+      <w:r>
+        <w:t xml:space="preserve">) agar </w:t>
+      </w:r>
+      <w:proofErr w:type="spellStart"/>
+      <w:r>
+        <w:t>bisa</w:t>
+      </w:r>
+      <w:proofErr w:type="spellEnd"/>
+      <w:r>
+        <w:t xml:space="preserve"> </w:t>
+      </w:r>
+      <w:proofErr w:type="spellStart"/>
+      <w:r>
+        <w:t>muncul</w:t>
+      </w:r>
+      <w:proofErr w:type="spellEnd"/>
+      <w:r>
+        <w:t xml:space="preserve"> di </w:t>
+      </w:r>
+      <w:proofErr w:type="spellStart"/>
+      <w:r>
+        <w:t>aplikasi</w:t>
+      </w:r>
+      <w:proofErr w:type="spellEnd"/>
+      <w:r>
+        <w:t xml:space="preserve"> (</w:t>
+      </w:r>
+      <w:proofErr w:type="spellStart"/>
+      <w:r>
+        <w:t>misalnya</w:t>
+      </w:r>
+      <w:proofErr w:type="spellEnd"/>
+      <w:r>
+        <w:t xml:space="preserve">: 4.5 / 5 stars </w:t>
+      </w:r>
+      <w:proofErr w:type="spellStart"/>
+      <w:r>
+        <w:t>dari</w:t>
+      </w:r>
+      <w:proofErr w:type="spellEnd"/>
+      <w:r>
+        <w:t xml:space="preserve"> 100 </w:t>
+      </w:r>
+      <w:proofErr w:type="spellStart"/>
+      <w:r>
+        <w:t>ulasan</w:t>
+      </w:r>
+      <w:proofErr w:type="spellEnd"/>
+      <w:r>
+        <w:t>).</w:t>
       </w:r>
     </w:p>
     <w:p>
@@ -1832,11 +4467,21 @@
       </w:pPr>
       <w:r>
         <w:lastRenderedPageBreak/>
-        <w:t xml:space="preserve">10. Update koding pada file </w:t>
-      </w:r>
+        <w:t xml:space="preserve">10. Update </w:t>
+      </w:r>
+      <w:proofErr w:type="spellStart"/>
+      <w:r>
+        <w:t>koding</w:t>
+      </w:r>
+      <w:proofErr w:type="spellEnd"/>
+      <w:r>
+        <w:t xml:space="preserve"> pada file </w:t>
+      </w:r>
+      <w:proofErr w:type="spellStart"/>
       <w:r>
         <w:t>booking.ts</w:t>
       </w:r>
+      <w:proofErr w:type="spellEnd"/>
       <w:r>
         <w:t>.</w:t>
       </w:r>
@@ -1848,9 +4493,19 @@
       <w:r>
         <w:t xml:space="preserve">File : </w:t>
       </w:r>
-      <w:r>
-        <w:t>wisata-CPMApp\user\app\lib\customer\utils\booking.ts</w:t>
-      </w:r>
+      <w:proofErr w:type="spellStart"/>
+      <w:r>
+        <w:t>wisata-CPMApp</w:t>
+      </w:r>
+      <w:proofErr w:type="spellEnd"/>
+      <w:r>
+        <w:t>\user\app\lib\customer\utils\</w:t>
+      </w:r>
+      <w:proofErr w:type="spellStart"/>
+      <w:r>
+        <w:t>booking.ts</w:t>
+      </w:r>
+      <w:proofErr w:type="spellEnd"/>
     </w:p>
     <w:p>
       <w:pPr>
@@ -1903,7 +4558,15 @@
         <w:contextualSpacing/>
       </w:pPr>
       <w:r>
-        <w:t>import { apiUrl } from @/app/lib/api;</w:t>
+        <w:t xml:space="preserve">import { </w:t>
+      </w:r>
+      <w:proofErr w:type="spellStart"/>
+      <w:r>
+        <w:t>apiUrl</w:t>
+      </w:r>
+      <w:proofErr w:type="spellEnd"/>
+      <w:r>
+        <w:t xml:space="preserve"> } from @/app/lib/api;</w:t>
       </w:r>
     </w:p>
     <w:p>
@@ -1912,23 +4575,182 @@
         <w:contextualSpacing/>
         <w:jc w:val="both"/>
       </w:pPr>
-      <w:r>
-        <w:t>Penjelasan:</w:t>
+      <w:proofErr w:type="spellStart"/>
+      <w:r>
+        <w:t>Penjelasan</w:t>
+      </w:r>
+      <w:proofErr w:type="spellEnd"/>
+      <w:r>
+        <w:t>:</w:t>
       </w:r>
       <w:r>
         <w:br/>
       </w:r>
+      <w:proofErr w:type="spellStart"/>
       <w:r>
         <w:t>F</w:t>
       </w:r>
       <w:r>
-        <w:t xml:space="preserve">ungsinya untuk memanggil Mesin Alamat. </w:t>
-      </w:r>
+        <w:t>ungsinya</w:t>
+      </w:r>
+      <w:proofErr w:type="spellEnd"/>
+      <w:r>
+        <w:t xml:space="preserve"> </w:t>
+      </w:r>
+      <w:proofErr w:type="spellStart"/>
+      <w:r>
+        <w:t>untuk</w:t>
+      </w:r>
+      <w:proofErr w:type="spellEnd"/>
+      <w:r>
+        <w:t> </w:t>
+      </w:r>
+      <w:proofErr w:type="spellStart"/>
+      <w:r>
+        <w:t>memanggil</w:t>
+      </w:r>
+      <w:proofErr w:type="spellEnd"/>
+      <w:r>
+        <w:t xml:space="preserve"> </w:t>
+      </w:r>
+      <w:proofErr w:type="spellStart"/>
+      <w:r>
+        <w:t>Mesin</w:t>
+      </w:r>
+      <w:proofErr w:type="spellEnd"/>
+      <w:r>
+        <w:t xml:space="preserve"> Alamat. </w:t>
+      </w:r>
+      <w:proofErr w:type="spellStart"/>
       <w:r>
         <w:t>M</w:t>
       </w:r>
       <w:r>
-        <w:t>enulis alamat server yang panjang dan berubah-ubah secara manual, cukup mengimpor fungsi ini agar bisa membuat alamat otomatis yang sesuai dengan perangkat (Android/Web).</w:t>
+        <w:t>enulis</w:t>
+      </w:r>
+      <w:proofErr w:type="spellEnd"/>
+      <w:r>
+        <w:t xml:space="preserve"> </w:t>
+      </w:r>
+      <w:proofErr w:type="spellStart"/>
+      <w:r>
+        <w:t>alamat</w:t>
+      </w:r>
+      <w:proofErr w:type="spellEnd"/>
+      <w:r>
+        <w:t xml:space="preserve"> server yang </w:t>
+      </w:r>
+      <w:proofErr w:type="spellStart"/>
+      <w:r>
+        <w:t>panjang</w:t>
+      </w:r>
+      <w:proofErr w:type="spellEnd"/>
+      <w:r>
+        <w:t xml:space="preserve"> dan </w:t>
+      </w:r>
+      <w:proofErr w:type="spellStart"/>
+      <w:r>
+        <w:t>berubah-ubah</w:t>
+      </w:r>
+      <w:proofErr w:type="spellEnd"/>
+      <w:r>
+        <w:t xml:space="preserve"> </w:t>
+      </w:r>
+      <w:proofErr w:type="spellStart"/>
+      <w:r>
+        <w:t>secara</w:t>
+      </w:r>
+      <w:proofErr w:type="spellEnd"/>
+      <w:r>
+        <w:t xml:space="preserve"> manual, </w:t>
+      </w:r>
+      <w:proofErr w:type="spellStart"/>
+      <w:r>
+        <w:t>cukup</w:t>
+      </w:r>
+      <w:proofErr w:type="spellEnd"/>
+      <w:r>
+        <w:t xml:space="preserve"> </w:t>
+      </w:r>
+      <w:proofErr w:type="spellStart"/>
+      <w:r>
+        <w:t>mengimpor</w:t>
+      </w:r>
+      <w:proofErr w:type="spellEnd"/>
+      <w:r>
+        <w:t xml:space="preserve"> </w:t>
+      </w:r>
+      <w:proofErr w:type="spellStart"/>
+      <w:r>
+        <w:t>fungsi</w:t>
+      </w:r>
+      <w:proofErr w:type="spellEnd"/>
+      <w:r>
+        <w:t xml:space="preserve"> </w:t>
+      </w:r>
+      <w:proofErr w:type="spellStart"/>
+      <w:r>
+        <w:t>ini</w:t>
+      </w:r>
+      <w:proofErr w:type="spellEnd"/>
+      <w:r>
+        <w:t xml:space="preserve"> agar </w:t>
+      </w:r>
+      <w:proofErr w:type="spellStart"/>
+      <w:r>
+        <w:t>bisa</w:t>
+      </w:r>
+      <w:proofErr w:type="spellEnd"/>
+      <w:r>
+        <w:t xml:space="preserve"> </w:t>
+      </w:r>
+      <w:proofErr w:type="spellStart"/>
+      <w:r>
+        <w:t>membuat</w:t>
+      </w:r>
+      <w:proofErr w:type="spellEnd"/>
+      <w:r>
+        <w:t xml:space="preserve"> </w:t>
+      </w:r>
+      <w:proofErr w:type="spellStart"/>
+      <w:r>
+        <w:t>alamat</w:t>
+      </w:r>
+      <w:proofErr w:type="spellEnd"/>
+      <w:r>
+        <w:t xml:space="preserve"> </w:t>
+      </w:r>
+      <w:proofErr w:type="spellStart"/>
+      <w:r>
+        <w:t>otomatis</w:t>
+      </w:r>
+      <w:proofErr w:type="spellEnd"/>
+      <w:r>
+        <w:t xml:space="preserve"> yang </w:t>
+      </w:r>
+      <w:proofErr w:type="spellStart"/>
+      <w:r>
+        <w:t>sesuai</w:t>
+      </w:r>
+      <w:proofErr w:type="spellEnd"/>
+      <w:r>
+        <w:t xml:space="preserve"> </w:t>
+      </w:r>
+      <w:proofErr w:type="spellStart"/>
+      <w:r>
+        <w:t>dengan</w:t>
+      </w:r>
+      <w:proofErr w:type="spellEnd"/>
+      <w:r>
+        <w:t xml:space="preserve"> </w:t>
+      </w:r>
+      <w:proofErr w:type="spellStart"/>
+      <w:r>
+        <w:t>perangkat</w:t>
+      </w:r>
+      <w:proofErr w:type="spellEnd"/>
+      <w:r>
+        <w:t xml:space="preserve"> (Android/Web).</w:t>
       </w:r>
     </w:p>
     <w:p>
@@ -1945,7 +4767,15 @@
         <w:jc w:val="both"/>
       </w:pPr>
       <w:r>
-        <w:t xml:space="preserve">fetch(apiUrl(/booking/my), </w:t>
+        <w:t>fetch(</w:t>
+      </w:r>
+      <w:proofErr w:type="spellStart"/>
+      <w:r>
+        <w:t>apiUrl</w:t>
+      </w:r>
+      <w:proofErr w:type="spellEnd"/>
+      <w:r>
+        <w:t xml:space="preserve">(/booking/my), </w:t>
       </w:r>
     </w:p>
     <w:p>
@@ -1954,17 +4784,43 @@
         <w:contextualSpacing/>
         <w:jc w:val="both"/>
       </w:pPr>
-      <w:r>
-        <w:t>Penjelasan:</w:t>
+      <w:proofErr w:type="spellStart"/>
+      <w:r>
+        <w:t>Penjelasan</w:t>
+      </w:r>
+      <w:proofErr w:type="spellEnd"/>
+      <w:r>
+        <w:t>:</w:t>
       </w:r>
       <w:r>
         <w:br/>
       </w:r>
+      <w:proofErr w:type="spellStart"/>
       <w:r>
         <w:t>F</w:t>
       </w:r>
       <w:r>
-        <w:t>ungsinya untuk mengambil data Booking Saya.</w:t>
+        <w:t>ungsinya</w:t>
+      </w:r>
+      <w:proofErr w:type="spellEnd"/>
+      <w:r>
+        <w:t xml:space="preserve"> </w:t>
+      </w:r>
+      <w:proofErr w:type="spellStart"/>
+      <w:r>
+        <w:t>untuk</w:t>
+      </w:r>
+      <w:proofErr w:type="spellEnd"/>
+      <w:r>
+        <w:t> </w:t>
+      </w:r>
+      <w:proofErr w:type="spellStart"/>
+      <w:r>
+        <w:t>mengambil</w:t>
+      </w:r>
+      <w:proofErr w:type="spellEnd"/>
+      <w:r>
+        <w:t xml:space="preserve"> data Booking Saya.</w:t>
       </w:r>
     </w:p>
     <w:p>
@@ -1977,8 +4833,69 @@
         <w:contextualSpacing/>
         <w:jc w:val="both"/>
       </w:pPr>
-      <w:r>
-        <w:t>apiUrl(/booking/my): Membuat link lengkap ke bagian pemesanan milik pengguna yang sedang login.</w:t>
+      <w:proofErr w:type="spellStart"/>
+      <w:r>
+        <w:t>apiUrl</w:t>
+      </w:r>
+      <w:proofErr w:type="spellEnd"/>
+      <w:r>
+        <w:t xml:space="preserve">(/booking/my): Membuat link </w:t>
+      </w:r>
+      <w:proofErr w:type="spellStart"/>
+      <w:r>
+        <w:t>lengkap</w:t>
+      </w:r>
+      <w:proofErr w:type="spellEnd"/>
+      <w:r>
+        <w:t xml:space="preserve"> </w:t>
+      </w:r>
+      <w:proofErr w:type="spellStart"/>
+      <w:r>
+        <w:t>ke</w:t>
+      </w:r>
+      <w:proofErr w:type="spellEnd"/>
+      <w:r>
+        <w:t xml:space="preserve"> </w:t>
+      </w:r>
+      <w:proofErr w:type="spellStart"/>
+      <w:r>
+        <w:t>bagian</w:t>
+      </w:r>
+      <w:proofErr w:type="spellEnd"/>
+      <w:r>
+        <w:t xml:space="preserve"> </w:t>
+      </w:r>
+      <w:proofErr w:type="spellStart"/>
+      <w:r>
+        <w:t>pemesanan</w:t>
+      </w:r>
+      <w:proofErr w:type="spellEnd"/>
+      <w:r>
+        <w:t xml:space="preserve"> </w:t>
+      </w:r>
+      <w:proofErr w:type="spellStart"/>
+      <w:r>
+        <w:t>milik</w:t>
+      </w:r>
+      <w:proofErr w:type="spellEnd"/>
+      <w:r>
+        <w:t xml:space="preserve"> </w:t>
+      </w:r>
+      <w:proofErr w:type="spellStart"/>
+      <w:r>
+        <w:t>pengguna</w:t>
+      </w:r>
+      <w:proofErr w:type="spellEnd"/>
+      <w:r>
+        <w:t xml:space="preserve"> yang </w:t>
+      </w:r>
+      <w:proofErr w:type="spellStart"/>
+      <w:r>
+        <w:t>sedang</w:t>
+      </w:r>
+      <w:proofErr w:type="spellEnd"/>
+      <w:r>
+        <w:t xml:space="preserve"> login.</w:t>
       </w:r>
     </w:p>
     <w:p>
@@ -1998,7 +4915,71 @@
         <w:t>K</w:t>
       </w:r>
       <w:r>
-        <w:t>ode Bearer ${token}. Server tidak akan memberikan data booking kalau tidak menunjukkan token (bukti login) ini.</w:t>
+        <w:t xml:space="preserve">ode Bearer ${token}. Server </w:t>
+      </w:r>
+      <w:proofErr w:type="spellStart"/>
+      <w:r>
+        <w:t>tidak</w:t>
+      </w:r>
+      <w:proofErr w:type="spellEnd"/>
+      <w:r>
+        <w:t xml:space="preserve"> </w:t>
+      </w:r>
+      <w:proofErr w:type="spellStart"/>
+      <w:r>
+        <w:t>akan</w:t>
+      </w:r>
+      <w:proofErr w:type="spellEnd"/>
+      <w:r>
+        <w:t xml:space="preserve"> </w:t>
+      </w:r>
+      <w:proofErr w:type="spellStart"/>
+      <w:r>
+        <w:t>memberikan</w:t>
+      </w:r>
+      <w:proofErr w:type="spellEnd"/>
+      <w:r>
+        <w:t xml:space="preserve"> data booking </w:t>
+      </w:r>
+      <w:proofErr w:type="spellStart"/>
+      <w:r>
+        <w:t>kalau</w:t>
+      </w:r>
+      <w:proofErr w:type="spellEnd"/>
+      <w:r>
+        <w:t xml:space="preserve"> </w:t>
+      </w:r>
+      <w:proofErr w:type="spellStart"/>
+      <w:r>
+        <w:t>tidak</w:t>
+      </w:r>
+      <w:proofErr w:type="spellEnd"/>
+      <w:r>
+        <w:t xml:space="preserve"> </w:t>
+      </w:r>
+      <w:proofErr w:type="spellStart"/>
+      <w:r>
+        <w:t>menunjukkan</w:t>
+      </w:r>
+      <w:proofErr w:type="spellEnd"/>
+      <w:r>
+        <w:t xml:space="preserve"> token (</w:t>
+      </w:r>
+      <w:proofErr w:type="spellStart"/>
+      <w:r>
+        <w:t>bukti</w:t>
+      </w:r>
+      <w:proofErr w:type="spellEnd"/>
+      <w:r>
+        <w:t xml:space="preserve"> login) </w:t>
+      </w:r>
+      <w:proofErr w:type="spellStart"/>
+      <w:r>
+        <w:t>ini</w:t>
+      </w:r>
+      <w:proofErr w:type="spellEnd"/>
+      <w:r>
+        <w:t>.</w:t>
       </w:r>
     </w:p>
     <w:p>
@@ -2015,7 +4996,15 @@
         <w:jc w:val="both"/>
       </w:pPr>
       <w:r>
-        <w:t xml:space="preserve">3. fetch(apiUrl(/booking/${id}), </w:t>
+        <w:t>3. fetch(</w:t>
+      </w:r>
+      <w:proofErr w:type="spellStart"/>
+      <w:r>
+        <w:t>apiUrl</w:t>
+      </w:r>
+      <w:proofErr w:type="spellEnd"/>
+      <w:r>
+        <w:t xml:space="preserve">(/booking/${id}), </w:t>
       </w:r>
     </w:p>
     <w:p>
@@ -2024,17 +5013,51 @@
         <w:contextualSpacing/>
         <w:jc w:val="both"/>
       </w:pPr>
-      <w:r>
-        <w:t>Penjelasan:</w:t>
+      <w:proofErr w:type="spellStart"/>
+      <w:r>
+        <w:t>Penjelasan</w:t>
+      </w:r>
+      <w:proofErr w:type="spellEnd"/>
+      <w:r>
+        <w:t>:</w:t>
       </w:r>
       <w:r>
         <w:br/>
       </w:r>
+      <w:proofErr w:type="spellStart"/>
       <w:r>
         <w:t>F</w:t>
       </w:r>
       <w:r>
-        <w:t>ungsinya untuk menghapus data booking tertentu.</w:t>
+        <w:t>ungsinya</w:t>
+      </w:r>
+      <w:proofErr w:type="spellEnd"/>
+      <w:r>
+        <w:t xml:space="preserve"> </w:t>
+      </w:r>
+      <w:proofErr w:type="spellStart"/>
+      <w:r>
+        <w:t>untuk</w:t>
+      </w:r>
+      <w:proofErr w:type="spellEnd"/>
+      <w:r>
+        <w:t> </w:t>
+      </w:r>
+      <w:proofErr w:type="spellStart"/>
+      <w:r>
+        <w:t>menghapus</w:t>
+      </w:r>
+      <w:proofErr w:type="spellEnd"/>
+      <w:r>
+        <w:t xml:space="preserve"> data booking </w:t>
+      </w:r>
+      <w:proofErr w:type="spellStart"/>
+      <w:r>
+        <w:t>tertentu</w:t>
+      </w:r>
+      <w:proofErr w:type="spellEnd"/>
+      <w:r>
+        <w:t>.</w:t>
       </w:r>
     </w:p>
     <w:p>
@@ -2050,11 +5073,80 @@
       <w:r>
         <w:t xml:space="preserve">${id}: </w:t>
       </w:r>
+      <w:proofErr w:type="spellStart"/>
       <w:r>
         <w:t>N</w:t>
       </w:r>
       <w:r>
-        <w:t>omor identitas booking-nya. Jadi server tahu persis booking mana yang mau dihapus (misal: booking nomor 10).</w:t>
+        <w:t>omor</w:t>
+      </w:r>
+      <w:proofErr w:type="spellEnd"/>
+      <w:r>
+        <w:t xml:space="preserve"> </w:t>
+      </w:r>
+      <w:proofErr w:type="spellStart"/>
+      <w:r>
+        <w:t>identitas</w:t>
+      </w:r>
+      <w:proofErr w:type="spellEnd"/>
+      <w:r>
+        <w:t> booking-</w:t>
+      </w:r>
+      <w:proofErr w:type="spellStart"/>
+      <w:r>
+        <w:t>nya</w:t>
+      </w:r>
+      <w:proofErr w:type="spellEnd"/>
+      <w:r>
+        <w:t xml:space="preserve">. Jadi server </w:t>
+      </w:r>
+      <w:proofErr w:type="spellStart"/>
+      <w:r>
+        <w:t>tahu</w:t>
+      </w:r>
+      <w:proofErr w:type="spellEnd"/>
+      <w:r>
+        <w:t xml:space="preserve"> </w:t>
+      </w:r>
+      <w:proofErr w:type="spellStart"/>
+      <w:r>
+        <w:t>persis</w:t>
+      </w:r>
+      <w:proofErr w:type="spellEnd"/>
+      <w:r>
+        <w:t xml:space="preserve"> booking mana yang </w:t>
+      </w:r>
+      <w:proofErr w:type="spellStart"/>
+      <w:r>
+        <w:t>mau</w:t>
+      </w:r>
+      <w:proofErr w:type="spellEnd"/>
+      <w:r>
+        <w:t xml:space="preserve"> </w:t>
+      </w:r>
+      <w:proofErr w:type="spellStart"/>
+      <w:r>
+        <w:t>dihapus</w:t>
+      </w:r>
+      <w:proofErr w:type="spellEnd"/>
+      <w:r>
+        <w:t xml:space="preserve"> (</w:t>
+      </w:r>
+      <w:proofErr w:type="spellStart"/>
+      <w:r>
+        <w:t>misal</w:t>
+      </w:r>
+      <w:proofErr w:type="spellEnd"/>
+      <w:r>
+        <w:t xml:space="preserve">: booking </w:t>
+      </w:r>
+      <w:proofErr w:type="spellStart"/>
+      <w:r>
+        <w:t>nomor</w:t>
+      </w:r>
+      <w:proofErr w:type="spellEnd"/>
+      <w:r>
+        <w:t xml:space="preserve"> 10).</w:t>
       </w:r>
     </w:p>
     <w:p>
@@ -2070,11 +5162,96 @@
       <w:r>
         <w:t xml:space="preserve">method: DELETE: </w:t>
       </w:r>
+      <w:proofErr w:type="spellStart"/>
       <w:r>
         <w:t>P</w:t>
       </w:r>
       <w:r>
-        <w:t>erintah kepada server bahwa ingin membuang/menghapus data tersebut, bukan cuma melihat saja.</w:t>
+        <w:t>erintah</w:t>
+      </w:r>
+      <w:proofErr w:type="spellEnd"/>
+      <w:r>
+        <w:t xml:space="preserve"> </w:t>
+      </w:r>
+      <w:proofErr w:type="spellStart"/>
+      <w:r>
+        <w:t>kepada</w:t>
+      </w:r>
+      <w:proofErr w:type="spellEnd"/>
+      <w:r>
+        <w:t xml:space="preserve"> server </w:t>
+      </w:r>
+      <w:proofErr w:type="spellStart"/>
+      <w:r>
+        <w:t>bahwa</w:t>
+      </w:r>
+      <w:proofErr w:type="spellEnd"/>
+      <w:r>
+        <w:t xml:space="preserve"> </w:t>
+      </w:r>
+      <w:proofErr w:type="spellStart"/>
+      <w:r>
+        <w:t>ingin</w:t>
+      </w:r>
+      <w:proofErr w:type="spellEnd"/>
+      <w:r>
+        <w:t> </w:t>
+      </w:r>
+      <w:proofErr w:type="spellStart"/>
+      <w:r>
+        <w:t>membuang</w:t>
+      </w:r>
+      <w:proofErr w:type="spellEnd"/>
+      <w:r>
+        <w:t>/</w:t>
+      </w:r>
+      <w:proofErr w:type="spellStart"/>
+      <w:r>
+        <w:t>menghapus</w:t>
+      </w:r>
+      <w:proofErr w:type="spellEnd"/>
+      <w:r>
+        <w:t xml:space="preserve"> data </w:t>
+      </w:r>
+      <w:proofErr w:type="spellStart"/>
+      <w:r>
+        <w:t>tersebut</w:t>
+      </w:r>
+      <w:proofErr w:type="spellEnd"/>
+      <w:r>
+        <w:t xml:space="preserve">, </w:t>
+      </w:r>
+      <w:proofErr w:type="spellStart"/>
+      <w:r>
+        <w:t>bukan</w:t>
+      </w:r>
+      <w:proofErr w:type="spellEnd"/>
+      <w:r>
+        <w:t xml:space="preserve"> </w:t>
+      </w:r>
+      <w:proofErr w:type="spellStart"/>
+      <w:r>
+        <w:t>cuma</w:t>
+      </w:r>
+      <w:proofErr w:type="spellEnd"/>
+      <w:r>
+        <w:t xml:space="preserve"> </w:t>
+      </w:r>
+      <w:proofErr w:type="spellStart"/>
+      <w:r>
+        <w:t>melihat</w:t>
+      </w:r>
+      <w:proofErr w:type="spellEnd"/>
+      <w:r>
+        <w:t xml:space="preserve"> </w:t>
+      </w:r>
+      <w:proofErr w:type="spellStart"/>
+      <w:r>
+        <w:t>saja</w:t>
+      </w:r>
+      <w:proofErr w:type="spellEnd"/>
+      <w:r>
+        <w:t>.</w:t>
       </w:r>
     </w:p>
     <w:p>
@@ -2105,9 +5282,11 @@
         <w:lastRenderedPageBreak/>
         <w:t xml:space="preserve">11. Update file </w:t>
       </w:r>
+      <w:proofErr w:type="spellStart"/>
       <w:r>
         <w:t>review.ts</w:t>
       </w:r>
+      <w:proofErr w:type="spellEnd"/>
       <w:r>
         <w:t>.</w:t>
       </w:r>
@@ -2119,9 +5298,19 @@
       <w:r>
         <w:t xml:space="preserve">File : </w:t>
       </w:r>
-      <w:r>
-        <w:t>wisata-CPMApp\user\app\lib\customer\utils\review.ts</w:t>
-      </w:r>
+      <w:proofErr w:type="spellStart"/>
+      <w:r>
+        <w:t>wisata-CPMApp</w:t>
+      </w:r>
+      <w:proofErr w:type="spellEnd"/>
+      <w:r>
+        <w:t>\user\app\lib\customer\utils\</w:t>
+      </w:r>
+      <w:proofErr w:type="spellStart"/>
+      <w:r>
+        <w:t>review.ts</w:t>
+      </w:r>
+      <w:proofErr w:type="spellEnd"/>
     </w:p>
     <w:p>
       <w:pPr>
@@ -2173,40 +5362,177 @@
         <w:spacing w:line="240" w:lineRule="auto"/>
       </w:pPr>
       <w:r>
-        <w:t>import { apiUrl } from @/app/lib/api;</w:t>
-      </w:r>
-    </w:p>
-    <w:p>
-      <w:pPr>
-        <w:spacing w:line="240" w:lineRule="auto"/>
-      </w:pPr>
+        <w:t xml:space="preserve">import { </w:t>
+      </w:r>
+      <w:proofErr w:type="spellStart"/>
+      <w:r>
+        <w:t>apiUrl</w:t>
+      </w:r>
+      <w:proofErr w:type="spellEnd"/>
+      <w:r>
+        <w:t xml:space="preserve"> } from @/app/lib/api;</w:t>
+      </w:r>
+    </w:p>
+    <w:p>
+      <w:pPr>
+        <w:spacing w:line="240" w:lineRule="auto"/>
+      </w:pPr>
+      <w:proofErr w:type="spellStart"/>
       <w:r>
         <w:t>M</w:t>
       </w:r>
       <w:r>
-        <w:t>eminjam mesin pembuat alamat dari file pusat (api.ts) agar bisa digunakan di file Review ini.</w:t>
-      </w:r>
-    </w:p>
-    <w:p>
-      <w:pPr>
-        <w:spacing w:line="240" w:lineRule="auto"/>
-      </w:pPr>
-      <w:r>
-        <w:t>fetchReviewData (Mengambil Data)</w:t>
-      </w:r>
-    </w:p>
-    <w:p>
-      <w:pPr>
-        <w:spacing w:line="240" w:lineRule="auto"/>
-      </w:pPr>
-      <w:r>
-        <w:t xml:space="preserve">Fungsi </w:t>
-      </w:r>
+        <w:t>eminjam</w:t>
+      </w:r>
+      <w:proofErr w:type="spellEnd"/>
+      <w:r>
+        <w:t> </w:t>
+      </w:r>
+      <w:proofErr w:type="spellStart"/>
+      <w:r>
+        <w:t>mesin</w:t>
+      </w:r>
+      <w:proofErr w:type="spellEnd"/>
+      <w:r>
+        <w:t xml:space="preserve"> </w:t>
+      </w:r>
+      <w:proofErr w:type="spellStart"/>
+      <w:r>
+        <w:t>pembuat</w:t>
+      </w:r>
+      <w:proofErr w:type="spellEnd"/>
+      <w:r>
+        <w:t xml:space="preserve"> </w:t>
+      </w:r>
+      <w:proofErr w:type="spellStart"/>
+      <w:r>
+        <w:t>alamat</w:t>
+      </w:r>
+      <w:proofErr w:type="spellEnd"/>
+      <w:r>
+        <w:t xml:space="preserve"> </w:t>
+      </w:r>
+      <w:proofErr w:type="spellStart"/>
+      <w:r>
+        <w:t>dari</w:t>
+      </w:r>
+      <w:proofErr w:type="spellEnd"/>
+      <w:r>
+        <w:t xml:space="preserve"> file </w:t>
+      </w:r>
+      <w:proofErr w:type="spellStart"/>
+      <w:r>
+        <w:t>pusat</w:t>
+      </w:r>
+      <w:proofErr w:type="spellEnd"/>
+      <w:r>
+        <w:t xml:space="preserve"> (</w:t>
+      </w:r>
+      <w:proofErr w:type="spellStart"/>
+      <w:r>
+        <w:t>api.ts</w:t>
+      </w:r>
+      <w:proofErr w:type="spellEnd"/>
+      <w:r>
+        <w:t xml:space="preserve">) agar </w:t>
+      </w:r>
+      <w:proofErr w:type="spellStart"/>
+      <w:r>
+        <w:t>bisa</w:t>
+      </w:r>
+      <w:proofErr w:type="spellEnd"/>
+      <w:r>
+        <w:t xml:space="preserve"> </w:t>
+      </w:r>
+      <w:proofErr w:type="spellStart"/>
+      <w:r>
+        <w:t>digunakan</w:t>
+      </w:r>
+      <w:proofErr w:type="spellEnd"/>
+      <w:r>
+        <w:t xml:space="preserve"> di file Review </w:t>
+      </w:r>
+      <w:proofErr w:type="spellStart"/>
+      <w:r>
+        <w:t>ini</w:t>
+      </w:r>
+      <w:proofErr w:type="spellEnd"/>
+      <w:r>
+        <w:t>.</w:t>
+      </w:r>
+    </w:p>
+    <w:p>
+      <w:pPr>
+        <w:spacing w:line="240" w:lineRule="auto"/>
+      </w:pPr>
+      <w:proofErr w:type="spellStart"/>
+      <w:r>
+        <w:t>fetchReviewData</w:t>
+      </w:r>
+      <w:proofErr w:type="spellEnd"/>
+      <w:r>
+        <w:t> (</w:t>
+      </w:r>
+      <w:proofErr w:type="spellStart"/>
+      <w:r>
+        <w:t>Mengambil</w:t>
+      </w:r>
+      <w:proofErr w:type="spellEnd"/>
+      <w:r>
+        <w:t xml:space="preserve"> Data)</w:t>
+      </w:r>
+    </w:p>
+    <w:p>
+      <w:pPr>
+        <w:spacing w:line="240" w:lineRule="auto"/>
+      </w:pPr>
+      <w:proofErr w:type="spellStart"/>
+      <w:r>
+        <w:t>Fungsi</w:t>
+      </w:r>
+      <w:proofErr w:type="spellEnd"/>
+      <w:r>
+        <w:t xml:space="preserve"> </w:t>
+      </w:r>
+      <w:proofErr w:type="spellStart"/>
       <w:r>
         <w:t>untuk</w:t>
       </w:r>
-      <w:r>
-        <w:t xml:space="preserve"> mengambil dua data sekaligus: daftar review dan daftar tempat wisata.</w:t>
+      <w:proofErr w:type="spellEnd"/>
+      <w:r>
+        <w:t xml:space="preserve"> </w:t>
+      </w:r>
+      <w:proofErr w:type="spellStart"/>
+      <w:r>
+        <w:t>mengambil</w:t>
+      </w:r>
+      <w:proofErr w:type="spellEnd"/>
+      <w:r>
+        <w:t xml:space="preserve"> dua data </w:t>
+      </w:r>
+      <w:proofErr w:type="spellStart"/>
+      <w:r>
+        <w:t>sekaligus</w:t>
+      </w:r>
+      <w:proofErr w:type="spellEnd"/>
+      <w:r>
+        <w:t xml:space="preserve">: daftar review dan daftar </w:t>
+      </w:r>
+      <w:proofErr w:type="spellStart"/>
+      <w:r>
+        <w:t>tempat</w:t>
+      </w:r>
+      <w:proofErr w:type="spellEnd"/>
+      <w:r>
+        <w:t xml:space="preserve"> </w:t>
+      </w:r>
+      <w:proofErr w:type="spellStart"/>
+      <w:r>
+        <w:t>wisata</w:t>
+      </w:r>
+      <w:proofErr w:type="spellEnd"/>
+      <w:r>
+        <w:t>.</w:t>
       </w:r>
     </w:p>
     <w:p>
@@ -2217,8 +5543,61 @@
         </w:numPr>
         <w:spacing w:line="240" w:lineRule="auto"/>
       </w:pPr>
-      <w:r>
-        <w:t>apiUrl(/review): Pergi ke alamat review (perlu token atau kunci masuk).</w:t>
+      <w:proofErr w:type="spellStart"/>
+      <w:r>
+        <w:t>apiUrl</w:t>
+      </w:r>
+      <w:proofErr w:type="spellEnd"/>
+      <w:r>
+        <w:t xml:space="preserve">(/review): Pergi </w:t>
+      </w:r>
+      <w:proofErr w:type="spellStart"/>
+      <w:r>
+        <w:t>ke</w:t>
+      </w:r>
+      <w:proofErr w:type="spellEnd"/>
+      <w:r>
+        <w:t xml:space="preserve"> </w:t>
+      </w:r>
+      <w:proofErr w:type="spellStart"/>
+      <w:r>
+        <w:t>alamat</w:t>
+      </w:r>
+      <w:proofErr w:type="spellEnd"/>
+      <w:r>
+        <w:t xml:space="preserve"> review (</w:t>
+      </w:r>
+      <w:proofErr w:type="spellStart"/>
+      <w:r>
+        <w:t>perlu</w:t>
+      </w:r>
+      <w:proofErr w:type="spellEnd"/>
+      <w:r>
+        <w:t xml:space="preserve"> token </w:t>
+      </w:r>
+      <w:proofErr w:type="spellStart"/>
+      <w:r>
+        <w:t>atau</w:t>
+      </w:r>
+      <w:proofErr w:type="spellEnd"/>
+      <w:r>
+        <w:t xml:space="preserve"> </w:t>
+      </w:r>
+      <w:proofErr w:type="spellStart"/>
+      <w:r>
+        <w:t>kunci</w:t>
+      </w:r>
+      <w:proofErr w:type="spellEnd"/>
+      <w:r>
+        <w:t xml:space="preserve"> </w:t>
+      </w:r>
+      <w:proofErr w:type="spellStart"/>
+      <w:r>
+        <w:t>masuk</w:t>
+      </w:r>
+      <w:proofErr w:type="spellEnd"/>
+      <w:r>
+        <w:t>).</w:t>
       </w:r>
     </w:p>
     <w:p>
@@ -2229,30 +5608,135 @@
         </w:numPr>
         <w:spacing w:line="240" w:lineRule="auto"/>
       </w:pPr>
-      <w:r>
-        <w:t>apiUrl(/wisata): Pergi ke alamat daftar wisata (bebas akses).</w:t>
-      </w:r>
-    </w:p>
-    <w:p>
-      <w:pPr>
-        <w:spacing w:line="240" w:lineRule="auto"/>
-      </w:pPr>
-      <w:r>
-        <w:t>submitReview (Kirim Review &amp; Foto)</w:t>
-      </w:r>
-    </w:p>
-    <w:p>
-      <w:pPr>
-        <w:spacing w:line="240" w:lineRule="auto"/>
-      </w:pPr>
-      <w:r>
-        <w:t xml:space="preserve">Fungsi </w:t>
-      </w:r>
+      <w:proofErr w:type="spellStart"/>
+      <w:r>
+        <w:t>apiUrl</w:t>
+      </w:r>
+      <w:proofErr w:type="spellEnd"/>
+      <w:r>
+        <w:t>(/</w:t>
+      </w:r>
+      <w:proofErr w:type="spellStart"/>
+      <w:r>
+        <w:t>wisata</w:t>
+      </w:r>
+      <w:proofErr w:type="spellEnd"/>
+      <w:r>
+        <w:t xml:space="preserve">): Pergi </w:t>
+      </w:r>
+      <w:proofErr w:type="spellStart"/>
+      <w:r>
+        <w:t>ke</w:t>
+      </w:r>
+      <w:proofErr w:type="spellEnd"/>
+      <w:r>
+        <w:t xml:space="preserve"> </w:t>
+      </w:r>
+      <w:proofErr w:type="spellStart"/>
+      <w:r>
+        <w:t>alamat</w:t>
+      </w:r>
+      <w:proofErr w:type="spellEnd"/>
+      <w:r>
+        <w:t xml:space="preserve"> daftar </w:t>
+      </w:r>
+      <w:proofErr w:type="spellStart"/>
+      <w:r>
+        <w:t>wisata</w:t>
+      </w:r>
+      <w:proofErr w:type="spellEnd"/>
+      <w:r>
+        <w:t xml:space="preserve"> (</w:t>
+      </w:r>
+      <w:proofErr w:type="spellStart"/>
+      <w:r>
+        <w:t>bebas</w:t>
+      </w:r>
+      <w:proofErr w:type="spellEnd"/>
+      <w:r>
+        <w:t xml:space="preserve"> </w:t>
+      </w:r>
+      <w:proofErr w:type="spellStart"/>
+      <w:r>
+        <w:t>akses</w:t>
+      </w:r>
+      <w:proofErr w:type="spellEnd"/>
+      <w:r>
+        <w:t>).</w:t>
+      </w:r>
+    </w:p>
+    <w:p>
+      <w:pPr>
+        <w:spacing w:line="240" w:lineRule="auto"/>
+      </w:pPr>
+      <w:proofErr w:type="spellStart"/>
+      <w:r>
+        <w:t>submitReview</w:t>
+      </w:r>
+      <w:proofErr w:type="spellEnd"/>
+      <w:r>
+        <w:t> (Kirim Review &amp; Foto)</w:t>
+      </w:r>
+    </w:p>
+    <w:p>
+      <w:pPr>
+        <w:spacing w:line="240" w:lineRule="auto"/>
+      </w:pPr>
+      <w:proofErr w:type="spellStart"/>
+      <w:r>
+        <w:t>Fungsi</w:t>
+      </w:r>
+      <w:proofErr w:type="spellEnd"/>
+      <w:r>
+        <w:t xml:space="preserve"> </w:t>
+      </w:r>
+      <w:proofErr w:type="spellStart"/>
       <w:r>
         <w:t>untuk</w:t>
       </w:r>
-      <w:r>
-        <w:t xml:space="preserve"> mengirim ulasan baru yang dibuat user ke server.</w:t>
+      <w:proofErr w:type="spellEnd"/>
+      <w:r>
+        <w:t xml:space="preserve"> </w:t>
+      </w:r>
+      <w:proofErr w:type="spellStart"/>
+      <w:r>
+        <w:t>mengirim</w:t>
+      </w:r>
+      <w:proofErr w:type="spellEnd"/>
+      <w:r>
+        <w:t xml:space="preserve"> </w:t>
+      </w:r>
+      <w:proofErr w:type="spellStart"/>
+      <w:r>
+        <w:t>ulasan</w:t>
+      </w:r>
+      <w:proofErr w:type="spellEnd"/>
+      <w:r>
+        <w:t xml:space="preserve"> </w:t>
+      </w:r>
+      <w:proofErr w:type="spellStart"/>
+      <w:r>
+        <w:t>baru</w:t>
+      </w:r>
+      <w:proofErr w:type="spellEnd"/>
+      <w:r>
+        <w:t xml:space="preserve"> yang </w:t>
+      </w:r>
+      <w:proofErr w:type="spellStart"/>
+      <w:r>
+        <w:t>dibuat</w:t>
+      </w:r>
+      <w:proofErr w:type="spellEnd"/>
+      <w:r>
+        <w:t xml:space="preserve"> user </w:t>
+      </w:r>
+      <w:proofErr w:type="spellStart"/>
+      <w:r>
+        <w:t>ke</w:t>
+      </w:r>
+      <w:proofErr w:type="spellEnd"/>
+      <w:r>
+        <w:t xml:space="preserve"> server.</w:t>
       </w:r>
     </w:p>
     <w:p>
@@ -2263,8 +5747,85 @@
         </w:numPr>
         <w:spacing w:line="240" w:lineRule="auto"/>
       </w:pPr>
-      <w:r>
-        <w:t>formData: Karena ada Foto/Gambar yang dikirim, FormData agar gambar bisa terkirim dengan aman ke server.</w:t>
+      <w:proofErr w:type="spellStart"/>
+      <w:r>
+        <w:t>formData</w:t>
+      </w:r>
+      <w:proofErr w:type="spellEnd"/>
+      <w:r>
+        <w:t xml:space="preserve">: Karena </w:t>
+      </w:r>
+      <w:proofErr w:type="spellStart"/>
+      <w:r>
+        <w:t>ada</w:t>
+      </w:r>
+      <w:proofErr w:type="spellEnd"/>
+      <w:r>
+        <w:t xml:space="preserve"> Foto/Gambar yang </w:t>
+      </w:r>
+      <w:proofErr w:type="spellStart"/>
+      <w:r>
+        <w:t>dikirim</w:t>
+      </w:r>
+      <w:proofErr w:type="spellEnd"/>
+      <w:r>
+        <w:t xml:space="preserve">, </w:t>
+      </w:r>
+      <w:proofErr w:type="spellStart"/>
+      <w:r>
+        <w:t>FormData</w:t>
+      </w:r>
+      <w:proofErr w:type="spellEnd"/>
+      <w:r>
+        <w:t xml:space="preserve"> agar </w:t>
+      </w:r>
+      <w:proofErr w:type="spellStart"/>
+      <w:r>
+        <w:t>gambar</w:t>
+      </w:r>
+      <w:proofErr w:type="spellEnd"/>
+      <w:r>
+        <w:t xml:space="preserve"> </w:t>
+      </w:r>
+      <w:proofErr w:type="spellStart"/>
+      <w:r>
+        <w:t>bisa</w:t>
+      </w:r>
+      <w:proofErr w:type="spellEnd"/>
+      <w:r>
+        <w:t xml:space="preserve"> </w:t>
+      </w:r>
+      <w:proofErr w:type="spellStart"/>
+      <w:r>
+        <w:t>terkirim</w:t>
+      </w:r>
+      <w:proofErr w:type="spellEnd"/>
+      <w:r>
+        <w:t xml:space="preserve"> </w:t>
+      </w:r>
+      <w:proofErr w:type="spellStart"/>
+      <w:r>
+        <w:t>dengan</w:t>
+      </w:r>
+      <w:proofErr w:type="spellEnd"/>
+      <w:r>
+        <w:t xml:space="preserve"> </w:t>
+      </w:r>
+      <w:proofErr w:type="spellStart"/>
+      <w:r>
+        <w:t>aman</w:t>
+      </w:r>
+      <w:proofErr w:type="spellEnd"/>
+      <w:r>
+        <w:t xml:space="preserve"> </w:t>
+      </w:r>
+      <w:proofErr w:type="spellStart"/>
+      <w:r>
+        <w:t>ke</w:t>
+      </w:r>
+      <w:proofErr w:type="spellEnd"/>
+      <w:r>
+        <w:t xml:space="preserve"> server.</w:t>
       </w:r>
     </w:p>
     <w:p>
@@ -2275,30 +5836,143 @@
         </w:numPr>
         <w:spacing w:line="240" w:lineRule="auto"/>
       </w:pPr>
-      <w:r>
-        <w:t xml:space="preserve">apiUrl(/review) dengan method: POST: Artinya menyuruh server untuk </w:t>
-      </w:r>
+      <w:proofErr w:type="spellStart"/>
+      <w:r>
+        <w:t>apiUrl</w:t>
+      </w:r>
+      <w:proofErr w:type="spellEnd"/>
+      <w:r>
+        <w:t>(/review) </w:t>
+      </w:r>
+      <w:proofErr w:type="spellStart"/>
+      <w:r>
+        <w:t>dengan</w:t>
+      </w:r>
+      <w:proofErr w:type="spellEnd"/>
+      <w:r>
+        <w:t xml:space="preserve"> method: POST: </w:t>
+      </w:r>
+      <w:proofErr w:type="spellStart"/>
+      <w:r>
+        <w:t>Artinya</w:t>
+      </w:r>
+      <w:proofErr w:type="spellEnd"/>
+      <w:r>
+        <w:t xml:space="preserve"> </w:t>
+      </w:r>
+      <w:proofErr w:type="spellStart"/>
+      <w:r>
+        <w:t>menyuruh</w:t>
+      </w:r>
+      <w:proofErr w:type="spellEnd"/>
+      <w:r>
+        <w:t xml:space="preserve"> server </w:t>
+      </w:r>
+      <w:proofErr w:type="spellStart"/>
+      <w:r>
+        <w:t>untuk</w:t>
+      </w:r>
+      <w:proofErr w:type="spellEnd"/>
+      <w:r>
+        <w:t xml:space="preserve"> </w:t>
+      </w:r>
+      <w:proofErr w:type="spellStart"/>
       <w:r>
         <w:t>menyimpan</w:t>
       </w:r>
-      <w:r>
-        <w:t xml:space="preserve"> data baru ini ke alamat /review.</w:t>
-      </w:r>
-    </w:p>
-    <w:p>
-      <w:pPr>
-        <w:spacing w:line="240" w:lineRule="auto"/>
-      </w:pPr>
-      <w:r>
-        <w:t>deleteReview (Hapus Review)</w:t>
-      </w:r>
-    </w:p>
-    <w:p>
-      <w:pPr>
-        <w:spacing w:line="240" w:lineRule="auto"/>
-      </w:pPr>
-      <w:r>
-        <w:t>Fungsi ini untuk menghapus ulasan.</w:t>
+      <w:proofErr w:type="spellEnd"/>
+      <w:r>
+        <w:t xml:space="preserve"> data </w:t>
+      </w:r>
+      <w:proofErr w:type="spellStart"/>
+      <w:r>
+        <w:t>baru</w:t>
+      </w:r>
+      <w:proofErr w:type="spellEnd"/>
+      <w:r>
+        <w:t xml:space="preserve"> </w:t>
+      </w:r>
+      <w:proofErr w:type="spellStart"/>
+      <w:r>
+        <w:t>ini</w:t>
+      </w:r>
+      <w:proofErr w:type="spellEnd"/>
+      <w:r>
+        <w:t xml:space="preserve"> </w:t>
+      </w:r>
+      <w:proofErr w:type="spellStart"/>
+      <w:r>
+        <w:t>ke</w:t>
+      </w:r>
+      <w:proofErr w:type="spellEnd"/>
+      <w:r>
+        <w:t xml:space="preserve"> </w:t>
+      </w:r>
+      <w:proofErr w:type="spellStart"/>
+      <w:r>
+        <w:t>alamat</w:t>
+      </w:r>
+      <w:proofErr w:type="spellEnd"/>
+      <w:r>
+        <w:t xml:space="preserve"> /review.</w:t>
+      </w:r>
+    </w:p>
+    <w:p>
+      <w:pPr>
+        <w:spacing w:line="240" w:lineRule="auto"/>
+      </w:pPr>
+      <w:proofErr w:type="spellStart"/>
+      <w:r>
+        <w:t>deleteReview</w:t>
+      </w:r>
+      <w:proofErr w:type="spellEnd"/>
+      <w:r>
+        <w:t> (Hapus Review)</w:t>
+      </w:r>
+    </w:p>
+    <w:p>
+      <w:pPr>
+        <w:spacing w:line="240" w:lineRule="auto"/>
+      </w:pPr>
+      <w:proofErr w:type="spellStart"/>
+      <w:r>
+        <w:t>Fungsi</w:t>
+      </w:r>
+      <w:proofErr w:type="spellEnd"/>
+      <w:r>
+        <w:t xml:space="preserve"> </w:t>
+      </w:r>
+      <w:proofErr w:type="spellStart"/>
+      <w:r>
+        <w:t>ini</w:t>
+      </w:r>
+      <w:proofErr w:type="spellEnd"/>
+      <w:r>
+        <w:t xml:space="preserve"> </w:t>
+      </w:r>
+      <w:proofErr w:type="spellStart"/>
+      <w:r>
+        <w:t>untuk</w:t>
+      </w:r>
+      <w:proofErr w:type="spellEnd"/>
+      <w:r>
+        <w:t xml:space="preserve"> </w:t>
+      </w:r>
+      <w:proofErr w:type="spellStart"/>
+      <w:r>
+        <w:t>menghapus</w:t>
+      </w:r>
+      <w:proofErr w:type="spellEnd"/>
+      <w:r>
+        <w:t xml:space="preserve"> </w:t>
+      </w:r>
+      <w:proofErr w:type="spellStart"/>
+      <w:r>
+        <w:t>ulasan</w:t>
+      </w:r>
+      <w:proofErr w:type="spellEnd"/>
+      <w:r>
+        <w:t>.</w:t>
       </w:r>
     </w:p>
     <w:p>
@@ -2309,8 +5983,13 @@
         </w:numPr>
         <w:spacing w:line="240" w:lineRule="auto"/>
       </w:pPr>
-      <w:r>
-        <w:t>apiUrl(\/review/${id}</w:t>
+      <w:proofErr w:type="spellStart"/>
+      <w:r>
+        <w:t>apiUrl</w:t>
+      </w:r>
+      <w:proofErr w:type="spellEnd"/>
+      <w:r>
+        <w:t>(\/review/${id}</w:t>
       </w:r>
       <w:r>
         <w:t xml:space="preserve"> </w:t>
@@ -2322,7 +6001,71 @@
         <w:t>M</w:t>
       </w:r>
       <w:r>
-        <w:t>embuat alamat spesifik ulasan mana yang mau dihapus berdasarkan nomor ID-nya.</w:t>
+        <w:t xml:space="preserve">embuat </w:t>
+      </w:r>
+      <w:proofErr w:type="spellStart"/>
+      <w:r>
+        <w:t>alamat</w:t>
+      </w:r>
+      <w:proofErr w:type="spellEnd"/>
+      <w:r>
+        <w:t xml:space="preserve"> </w:t>
+      </w:r>
+      <w:proofErr w:type="spellStart"/>
+      <w:r>
+        <w:t>spesifik</w:t>
+      </w:r>
+      <w:proofErr w:type="spellEnd"/>
+      <w:r>
+        <w:t xml:space="preserve"> </w:t>
+      </w:r>
+      <w:proofErr w:type="spellStart"/>
+      <w:r>
+        <w:t>ulasan</w:t>
+      </w:r>
+      <w:proofErr w:type="spellEnd"/>
+      <w:r>
+        <w:t xml:space="preserve"> mana yang </w:t>
+      </w:r>
+      <w:proofErr w:type="spellStart"/>
+      <w:r>
+        <w:t>mau</w:t>
+      </w:r>
+      <w:proofErr w:type="spellEnd"/>
+      <w:r>
+        <w:t xml:space="preserve"> </w:t>
+      </w:r>
+      <w:proofErr w:type="spellStart"/>
+      <w:r>
+        <w:t>dihapus</w:t>
+      </w:r>
+      <w:proofErr w:type="spellEnd"/>
+      <w:r>
+        <w:t xml:space="preserve"> </w:t>
+      </w:r>
+      <w:proofErr w:type="spellStart"/>
+      <w:r>
+        <w:t>berdasarkan</w:t>
+      </w:r>
+      <w:proofErr w:type="spellEnd"/>
+      <w:r>
+        <w:t xml:space="preserve"> </w:t>
+      </w:r>
+      <w:proofErr w:type="spellStart"/>
+      <w:r>
+        <w:t>nomor</w:t>
+      </w:r>
+      <w:proofErr w:type="spellEnd"/>
+      <w:r>
+        <w:t xml:space="preserve"> ID-</w:t>
+      </w:r>
+      <w:proofErr w:type="spellStart"/>
+      <w:r>
+        <w:t>nya</w:t>
+      </w:r>
+      <w:proofErr w:type="spellEnd"/>
+      <w:r>
+        <w:t>.</w:t>
       </w:r>
     </w:p>
     <w:p>
@@ -2340,13 +6083,55 @@
         <w:t xml:space="preserve"> </w:t>
       </w:r>
       <w:r>
-        <w:t xml:space="preserve">: Instruksi kepada server untuk </w:t>
-      </w:r>
+        <w:t xml:space="preserve">: </w:t>
+      </w:r>
+      <w:proofErr w:type="spellStart"/>
+      <w:r>
+        <w:t>Instruksi</w:t>
+      </w:r>
+      <w:proofErr w:type="spellEnd"/>
+      <w:r>
+        <w:t xml:space="preserve"> </w:t>
+      </w:r>
+      <w:proofErr w:type="spellStart"/>
+      <w:r>
+        <w:t>kepada</w:t>
+      </w:r>
+      <w:proofErr w:type="spellEnd"/>
+      <w:r>
+        <w:t xml:space="preserve"> server </w:t>
+      </w:r>
+      <w:proofErr w:type="spellStart"/>
+      <w:r>
+        <w:t>untuk</w:t>
+      </w:r>
+      <w:proofErr w:type="spellEnd"/>
+      <w:r>
+        <w:t xml:space="preserve"> </w:t>
+      </w:r>
+      <w:proofErr w:type="spellStart"/>
       <w:r>
         <w:t>menghapus</w:t>
       </w:r>
-      <w:r>
-        <w:t xml:space="preserve"> data di alamat ini.</w:t>
+      <w:proofErr w:type="spellEnd"/>
+      <w:r>
+        <w:t xml:space="preserve"> data di </w:t>
+      </w:r>
+      <w:proofErr w:type="spellStart"/>
+      <w:r>
+        <w:t>alamat</w:t>
+      </w:r>
+      <w:proofErr w:type="spellEnd"/>
+      <w:r>
+        <w:t xml:space="preserve"> </w:t>
+      </w:r>
+      <w:proofErr w:type="spellStart"/>
+      <w:r>
+        <w:t>ini</w:t>
+      </w:r>
+      <w:proofErr w:type="spellEnd"/>
+      <w:r>
+        <w:t>.</w:t>
       </w:r>
     </w:p>
     <w:p>
@@ -2363,11 +6148,21 @@
         <w:t xml:space="preserve">12. </w:t>
       </w:r>
       <w:r>
-        <w:t xml:space="preserve">Update koding file </w:t>
-      </w:r>
+        <w:t xml:space="preserve">Update </w:t>
+      </w:r>
+      <w:proofErr w:type="spellStart"/>
+      <w:r>
+        <w:t>koding</w:t>
+      </w:r>
+      <w:proofErr w:type="spellEnd"/>
+      <w:r>
+        <w:t xml:space="preserve"> file </w:t>
+      </w:r>
+      <w:proofErr w:type="spellStart"/>
       <w:r>
         <w:t>wisata.ts</w:t>
       </w:r>
+      <w:proofErr w:type="spellEnd"/>
       <w:r>
         <w:t>.</w:t>
       </w:r>
@@ -2382,9 +6177,27 @@
       <w:r>
         <w:t xml:space="preserve"> </w:t>
       </w:r>
-      <w:r>
-        <w:t>wisata-CPMApp\user\app\lib\wisata\utils\wisata.ts</w:t>
-      </w:r>
+      <w:proofErr w:type="spellStart"/>
+      <w:r>
+        <w:t>wisata-CPMApp</w:t>
+      </w:r>
+      <w:proofErr w:type="spellEnd"/>
+      <w:r>
+        <w:t>\user\app\lib\</w:t>
+      </w:r>
+      <w:proofErr w:type="spellStart"/>
+      <w:r>
+        <w:t>wisata</w:t>
+      </w:r>
+      <w:proofErr w:type="spellEnd"/>
+      <w:r>
+        <w:t>\utils\</w:t>
+      </w:r>
+      <w:proofErr w:type="spellStart"/>
+      <w:r>
+        <w:t>wisata.ts</w:t>
+      </w:r>
+      <w:proofErr w:type="spellEnd"/>
     </w:p>
     <w:p>
       <w:pPr>
@@ -2444,43 +6257,181 @@
         <w:spacing w:line="240" w:lineRule="auto"/>
       </w:pPr>
       <w:r>
-        <w:t>import { apiUrl } from '@/app/lib/api';</w:t>
-      </w:r>
-    </w:p>
-    <w:p>
-      <w:pPr>
-        <w:spacing w:line="240" w:lineRule="auto"/>
-      </w:pPr>
+        <w:t xml:space="preserve">import { </w:t>
+      </w:r>
+      <w:proofErr w:type="spellStart"/>
+      <w:r>
+        <w:t>apiUrl</w:t>
+      </w:r>
+      <w:proofErr w:type="spellEnd"/>
+      <w:r>
+        <w:t xml:space="preserve"> } from '@/app/lib/</w:t>
+      </w:r>
+      <w:proofErr w:type="spellStart"/>
+      <w:r>
+        <w:t>api</w:t>
+      </w:r>
+      <w:proofErr w:type="spellEnd"/>
+      <w:r>
+        <w:t>';</w:t>
+      </w:r>
+    </w:p>
+    <w:p>
+      <w:pPr>
+        <w:spacing w:line="240" w:lineRule="auto"/>
+      </w:pPr>
+      <w:proofErr w:type="spellStart"/>
       <w:r>
         <w:t>M</w:t>
       </w:r>
       <w:r>
-        <w:t xml:space="preserve">emanggil Mesin Pembuat Alamat yang sudah </w:t>
+        <w:t>emanggil</w:t>
+      </w:r>
+      <w:proofErr w:type="spellEnd"/>
+      <w:r>
+        <w:t> </w:t>
+      </w:r>
+      <w:proofErr w:type="spellStart"/>
+      <w:r>
+        <w:t>Mesin</w:t>
+      </w:r>
+      <w:proofErr w:type="spellEnd"/>
+      <w:r>
+        <w:t xml:space="preserve"> </w:t>
+      </w:r>
+      <w:proofErr w:type="spellStart"/>
+      <w:r>
+        <w:t>Pembuat</w:t>
+      </w:r>
+      <w:proofErr w:type="spellEnd"/>
+      <w:r>
+        <w:t xml:space="preserve"> Alamat yang </w:t>
+      </w:r>
+      <w:proofErr w:type="spellStart"/>
+      <w:r>
+        <w:t>sudah</w:t>
+      </w:r>
+      <w:proofErr w:type="spellEnd"/>
+      <w:r>
+        <w:t xml:space="preserve"> </w:t>
       </w:r>
       <w:r>
         <w:t>di</w:t>
       </w:r>
       <w:r>
-        <w:t xml:space="preserve"> buat sebelumnya </w:t>
+        <w:t xml:space="preserve"> buat </w:t>
+      </w:r>
+      <w:proofErr w:type="spellStart"/>
+      <w:r>
+        <w:t>sebelumnya</w:t>
+      </w:r>
+      <w:proofErr w:type="spellEnd"/>
+      <w:r>
+        <w:t xml:space="preserve"> </w:t>
       </w:r>
       <w:r>
         <w:t>pada</w:t>
       </w:r>
       <w:r>
-        <w:t xml:space="preserve"> file api.ts. Tanpa baris ini, aplikasi tidak akan tahu di mana alamat server berada.</w:t>
-      </w:r>
-    </w:p>
-    <w:p>
-      <w:pPr>
-        <w:spacing w:line="240" w:lineRule="auto"/>
-      </w:pPr>
-    </w:p>
-    <w:p>
-      <w:pPr>
-        <w:spacing w:line="240" w:lineRule="auto"/>
-      </w:pPr>
-      <w:r>
-        <w:t>apiUrl(/wisata/${id})</w:t>
+        <w:t xml:space="preserve"> file </w:t>
+      </w:r>
+      <w:proofErr w:type="spellStart"/>
+      <w:r>
+        <w:t>api.ts</w:t>
+      </w:r>
+      <w:proofErr w:type="spellEnd"/>
+      <w:r>
+        <w:t xml:space="preserve">. </w:t>
+      </w:r>
+      <w:proofErr w:type="spellStart"/>
+      <w:r>
+        <w:t>Tanpa</w:t>
+      </w:r>
+      <w:proofErr w:type="spellEnd"/>
+      <w:r>
+        <w:t xml:space="preserve"> baris </w:t>
+      </w:r>
+      <w:proofErr w:type="spellStart"/>
+      <w:r>
+        <w:t>ini</w:t>
+      </w:r>
+      <w:proofErr w:type="spellEnd"/>
+      <w:r>
+        <w:t xml:space="preserve">, </w:t>
+      </w:r>
+      <w:proofErr w:type="spellStart"/>
+      <w:r>
+        <w:t>aplikasi</w:t>
+      </w:r>
+      <w:proofErr w:type="spellEnd"/>
+      <w:r>
+        <w:t xml:space="preserve"> </w:t>
+      </w:r>
+      <w:proofErr w:type="spellStart"/>
+      <w:r>
+        <w:t>tidak</w:t>
+      </w:r>
+      <w:proofErr w:type="spellEnd"/>
+      <w:r>
+        <w:t xml:space="preserve"> </w:t>
+      </w:r>
+      <w:proofErr w:type="spellStart"/>
+      <w:r>
+        <w:t>akan</w:t>
+      </w:r>
+      <w:proofErr w:type="spellEnd"/>
+      <w:r>
+        <w:t xml:space="preserve"> </w:t>
+      </w:r>
+      <w:proofErr w:type="spellStart"/>
+      <w:r>
+        <w:t>tahu</w:t>
+      </w:r>
+      <w:proofErr w:type="spellEnd"/>
+      <w:r>
+        <w:t xml:space="preserve"> di mana </w:t>
+      </w:r>
+      <w:proofErr w:type="spellStart"/>
+      <w:r>
+        <w:t>alamat</w:t>
+      </w:r>
+      <w:proofErr w:type="spellEnd"/>
+      <w:r>
+        <w:t xml:space="preserve"> server </w:t>
+      </w:r>
+      <w:proofErr w:type="spellStart"/>
+      <w:r>
+        <w:t>berada</w:t>
+      </w:r>
+      <w:proofErr w:type="spellEnd"/>
+      <w:r>
+        <w:t>.</w:t>
+      </w:r>
+    </w:p>
+    <w:p>
+      <w:pPr>
+        <w:spacing w:line="240" w:lineRule="auto"/>
+      </w:pPr>
+    </w:p>
+    <w:p>
+      <w:pPr>
+        <w:spacing w:line="240" w:lineRule="auto"/>
+      </w:pPr>
+      <w:proofErr w:type="spellStart"/>
+      <w:r>
+        <w:t>apiUrl</w:t>
+      </w:r>
+      <w:proofErr w:type="spellEnd"/>
+      <w:r>
+        <w:t>(/</w:t>
+      </w:r>
+      <w:proofErr w:type="spellStart"/>
+      <w:r>
+        <w:t>wisata</w:t>
+      </w:r>
+      <w:proofErr w:type="spellEnd"/>
+      <w:r>
+        <w:t>/${id})</w:t>
       </w:r>
     </w:p>
     <w:p>
@@ -2491,7 +6442,87 @@
         <w:t>C</w:t>
       </w:r>
       <w:r>
-        <w:t>ara untuk membuat alamat lengkap menuju satu tempat wisata secara spesifik.</w:t>
+        <w:t xml:space="preserve">ara </w:t>
+      </w:r>
+      <w:proofErr w:type="spellStart"/>
+      <w:r>
+        <w:t>untuk</w:t>
+      </w:r>
+      <w:proofErr w:type="spellEnd"/>
+      <w:r>
+        <w:t> </w:t>
+      </w:r>
+      <w:proofErr w:type="spellStart"/>
+      <w:r>
+        <w:t>membuat</w:t>
+      </w:r>
+      <w:proofErr w:type="spellEnd"/>
+      <w:r>
+        <w:t xml:space="preserve"> </w:t>
+      </w:r>
+      <w:proofErr w:type="spellStart"/>
+      <w:r>
+        <w:t>alamat</w:t>
+      </w:r>
+      <w:proofErr w:type="spellEnd"/>
+      <w:r>
+        <w:t xml:space="preserve"> </w:t>
+      </w:r>
+      <w:proofErr w:type="spellStart"/>
+      <w:r>
+        <w:t>lengkap</w:t>
+      </w:r>
+      <w:proofErr w:type="spellEnd"/>
+      <w:r>
+        <w:t xml:space="preserve"> </w:t>
+      </w:r>
+      <w:proofErr w:type="spellStart"/>
+      <w:r>
+        <w:t>menuju</w:t>
+      </w:r>
+      <w:proofErr w:type="spellEnd"/>
+      <w:r>
+        <w:t xml:space="preserve"> </w:t>
+      </w:r>
+      <w:proofErr w:type="spellStart"/>
+      <w:r>
+        <w:t>satu</w:t>
+      </w:r>
+      <w:proofErr w:type="spellEnd"/>
+      <w:r>
+        <w:t xml:space="preserve"> </w:t>
+      </w:r>
+      <w:proofErr w:type="spellStart"/>
+      <w:r>
+        <w:t>tempat</w:t>
+      </w:r>
+      <w:proofErr w:type="spellEnd"/>
+      <w:r>
+        <w:t xml:space="preserve"> </w:t>
+      </w:r>
+      <w:proofErr w:type="spellStart"/>
+      <w:r>
+        <w:t>wisata</w:t>
+      </w:r>
+      <w:proofErr w:type="spellEnd"/>
+      <w:r>
+        <w:t xml:space="preserve"> </w:t>
+      </w:r>
+      <w:proofErr w:type="spellStart"/>
+      <w:r>
+        <w:t>secara</w:t>
+      </w:r>
+      <w:proofErr w:type="spellEnd"/>
+      <w:r>
+        <w:t xml:space="preserve"> </w:t>
+      </w:r>
+      <w:proofErr w:type="spellStart"/>
+      <w:r>
+        <w:t>spesifik</w:t>
+      </w:r>
+      <w:proofErr w:type="spellEnd"/>
+      <w:r>
+        <w:t>.</w:t>
       </w:r>
     </w:p>
     <w:p>
@@ -2503,7 +6534,111 @@
         <w:spacing w:line="240" w:lineRule="auto"/>
       </w:pPr>
       <w:r>
-        <w:t>${id}: Nomor KTP atau ID unik dari tempat wisata. Misalnya, Borobudur ID-nya adalah 5, maka kodingannya menjadi /wisata/5.</w:t>
+        <w:t xml:space="preserve">${id}: </w:t>
+      </w:r>
+      <w:proofErr w:type="spellStart"/>
+      <w:r>
+        <w:t>Nomor</w:t>
+      </w:r>
+      <w:proofErr w:type="spellEnd"/>
+      <w:r>
+        <w:t xml:space="preserve"> KTP </w:t>
+      </w:r>
+      <w:proofErr w:type="spellStart"/>
+      <w:r>
+        <w:t>atau</w:t>
+      </w:r>
+      <w:proofErr w:type="spellEnd"/>
+      <w:r>
+        <w:t xml:space="preserve"> ID </w:t>
+      </w:r>
+      <w:proofErr w:type="spellStart"/>
+      <w:r>
+        <w:t>unik</w:t>
+      </w:r>
+      <w:proofErr w:type="spellEnd"/>
+      <w:r>
+        <w:t xml:space="preserve"> </w:t>
+      </w:r>
+      <w:proofErr w:type="spellStart"/>
+      <w:r>
+        <w:t>dari</w:t>
+      </w:r>
+      <w:proofErr w:type="spellEnd"/>
+      <w:r>
+        <w:t xml:space="preserve"> </w:t>
+      </w:r>
+      <w:proofErr w:type="spellStart"/>
+      <w:r>
+        <w:t>tempat</w:t>
+      </w:r>
+      <w:proofErr w:type="spellEnd"/>
+      <w:r>
+        <w:t xml:space="preserve"> </w:t>
+      </w:r>
+      <w:proofErr w:type="spellStart"/>
+      <w:r>
+        <w:t>wisata</w:t>
+      </w:r>
+      <w:proofErr w:type="spellEnd"/>
+      <w:r>
+        <w:t xml:space="preserve">. </w:t>
+      </w:r>
+      <w:proofErr w:type="spellStart"/>
+      <w:r>
+        <w:t>Misalnya</w:t>
+      </w:r>
+      <w:proofErr w:type="spellEnd"/>
+      <w:r>
+        <w:t>, Borobudur ID-</w:t>
+      </w:r>
+      <w:proofErr w:type="spellStart"/>
+      <w:r>
+        <w:t>nya</w:t>
+      </w:r>
+      <w:proofErr w:type="spellEnd"/>
+      <w:r>
+        <w:t xml:space="preserve"> </w:t>
+      </w:r>
+      <w:proofErr w:type="spellStart"/>
+      <w:r>
+        <w:t>adalah</w:t>
+      </w:r>
+      <w:proofErr w:type="spellEnd"/>
+      <w:r>
+        <w:t xml:space="preserve"> 5, </w:t>
+      </w:r>
+      <w:proofErr w:type="spellStart"/>
+      <w:r>
+        <w:t>maka</w:t>
+      </w:r>
+      <w:proofErr w:type="spellEnd"/>
+      <w:r>
+        <w:t xml:space="preserve"> </w:t>
+      </w:r>
+      <w:proofErr w:type="spellStart"/>
+      <w:r>
+        <w:t>kodingannya</w:t>
+      </w:r>
+      <w:proofErr w:type="spellEnd"/>
+      <w:r>
+        <w:t xml:space="preserve"> </w:t>
+      </w:r>
+      <w:proofErr w:type="spellStart"/>
+      <w:r>
+        <w:t>menjadi</w:t>
+      </w:r>
+      <w:proofErr w:type="spellEnd"/>
+      <w:r>
+        <w:t> /</w:t>
+      </w:r>
+      <w:proofErr w:type="spellStart"/>
+      <w:r>
+        <w:t>wisata</w:t>
+      </w:r>
+      <w:proofErr w:type="spellEnd"/>
+      <w:r>
+        <w:t>/5.</w:t>
       </w:r>
     </w:p>
     <w:p>
@@ -2514,14 +6649,64 @@
         </w:numPr>
         <w:spacing w:line="240" w:lineRule="auto"/>
       </w:pPr>
-      <w:r>
-        <w:t xml:space="preserve">apiUrl: </w:t>
-      </w:r>
+      <w:proofErr w:type="spellStart"/>
+      <w:r>
+        <w:t>apiUrl</w:t>
+      </w:r>
+      <w:proofErr w:type="spellEnd"/>
+      <w:r>
+        <w:t xml:space="preserve">: </w:t>
+      </w:r>
+      <w:proofErr w:type="spellStart"/>
       <w:r>
         <w:t>M</w:t>
       </w:r>
       <w:r>
-        <w:t>enempelkan alamat pusat di depannya secara otomatis.</w:t>
+        <w:t>enempelkan</w:t>
+      </w:r>
+      <w:proofErr w:type="spellEnd"/>
+      <w:r>
+        <w:t xml:space="preserve"> </w:t>
+      </w:r>
+      <w:proofErr w:type="spellStart"/>
+      <w:r>
+        <w:t>alamat</w:t>
+      </w:r>
+      <w:proofErr w:type="spellEnd"/>
+      <w:r>
+        <w:t xml:space="preserve"> </w:t>
+      </w:r>
+      <w:proofErr w:type="spellStart"/>
+      <w:r>
+        <w:t>pusat</w:t>
+      </w:r>
+      <w:proofErr w:type="spellEnd"/>
+      <w:r>
+        <w:t xml:space="preserve"> di </w:t>
+      </w:r>
+      <w:proofErr w:type="spellStart"/>
+      <w:r>
+        <w:t>depannya</w:t>
+      </w:r>
+      <w:proofErr w:type="spellEnd"/>
+      <w:r>
+        <w:t xml:space="preserve"> </w:t>
+      </w:r>
+      <w:proofErr w:type="spellStart"/>
+      <w:r>
+        <w:t>secara</w:t>
+      </w:r>
+      <w:proofErr w:type="spellEnd"/>
+      <w:r>
+        <w:t xml:space="preserve"> </w:t>
+      </w:r>
+      <w:proofErr w:type="spellStart"/>
+      <w:r>
+        <w:t>otomatis</w:t>
+      </w:r>
+      <w:proofErr w:type="spellEnd"/>
+      <w:r>
+        <w:t>.</w:t>
       </w:r>
     </w:p>
     <w:p>
@@ -2565,14 +6750,24 @@
       </w:pPr>
       <w:r>
         <w:lastRenderedPageBreak/>
-        <w:t>13. Update koding file</w:t>
-      </w:r>
-      <w:r>
-        <w:t xml:space="preserve"> </w:t>
-      </w:r>
+        <w:t xml:space="preserve">13. Update </w:t>
+      </w:r>
+      <w:proofErr w:type="spellStart"/>
+      <w:r>
+        <w:t>koding</w:t>
+      </w:r>
+      <w:proofErr w:type="spellEnd"/>
+      <w:r>
+        <w:t xml:space="preserve"> file</w:t>
+      </w:r>
+      <w:r>
+        <w:t xml:space="preserve"> </w:t>
+      </w:r>
+      <w:proofErr w:type="spellStart"/>
       <w:r>
         <w:t>wisata.ts</w:t>
       </w:r>
+      <w:proofErr w:type="spellEnd"/>
       <w:r>
         <w:t>.</w:t>
       </w:r>
@@ -2584,9 +6779,19 @@
       <w:r>
         <w:t xml:space="preserve">File : </w:t>
       </w:r>
-      <w:r>
-        <w:t>wisata-CPMApp\user\app\lib\admin\utils\wisata.ts</w:t>
-      </w:r>
+      <w:proofErr w:type="spellStart"/>
+      <w:r>
+        <w:t>wisata-CPMApp</w:t>
+      </w:r>
+      <w:proofErr w:type="spellEnd"/>
+      <w:r>
+        <w:t>\user\app\lib\admin\utils\</w:t>
+      </w:r>
+      <w:proofErr w:type="spellStart"/>
+      <w:r>
+        <w:t>wisata.ts</w:t>
+      </w:r>
+      <w:proofErr w:type="spellEnd"/>
     </w:p>
     <w:p>
       <w:pPr>
@@ -2641,9 +6846,11 @@
         </w:numPr>
         <w:spacing w:line="240" w:lineRule="auto"/>
       </w:pPr>
+      <w:proofErr w:type="spellStart"/>
       <w:r>
         <w:t>Sebelumnya</w:t>
       </w:r>
+      <w:proofErr w:type="spellEnd"/>
       <w:r>
         <w:t xml:space="preserve"> (Pakai BASE_URL manual): </w:t>
       </w:r>
@@ -2651,8 +6858,29 @@
         <w:t>H</w:t>
       </w:r>
       <w:r>
-        <w:t>arus menulis alamat lengkap</w:t>
-      </w:r>
+        <w:t xml:space="preserve">arus </w:t>
+      </w:r>
+      <w:proofErr w:type="spellStart"/>
+      <w:r>
+        <w:t>menulis</w:t>
+      </w:r>
+      <w:proofErr w:type="spellEnd"/>
+      <w:r>
+        <w:t xml:space="preserve"> </w:t>
+      </w:r>
+      <w:proofErr w:type="spellStart"/>
+      <w:r>
+        <w:t>alamat</w:t>
+      </w:r>
+      <w:proofErr w:type="spellEnd"/>
+      <w:r>
+        <w:t xml:space="preserve"> </w:t>
+      </w:r>
+      <w:proofErr w:type="spellStart"/>
+      <w:r>
+        <w:t>lengkap</w:t>
+      </w:r>
+      <w:proofErr w:type="spellEnd"/>
       <w:r>
         <w:t>.</w:t>
       </w:r>
@@ -2666,8 +6894,117 @@
         <w:spacing w:line="240" w:lineRule="auto"/>
         <w:jc w:val="both"/>
       </w:pPr>
-      <w:r>
-        <w:t>Fungsi apiUrl di sana memastikan perintah Ambil Data (Get), Hapus Data (Delete), dan Ganti Status (Patch) dikirim ke alamat server yang tepat, sesuai dengan di mana aplikasi itu dijalankan (HP Android atau Laptop).</w:t>
+      <w:proofErr w:type="spellStart"/>
+      <w:r>
+        <w:t>Fungsi</w:t>
+      </w:r>
+      <w:proofErr w:type="spellEnd"/>
+      <w:r>
+        <w:t> </w:t>
+      </w:r>
+      <w:proofErr w:type="spellStart"/>
+      <w:r>
+        <w:t>apiUrl</w:t>
+      </w:r>
+      <w:proofErr w:type="spellEnd"/>
+      <w:r>
+        <w:t xml:space="preserve"> di sana </w:t>
+      </w:r>
+      <w:proofErr w:type="spellStart"/>
+      <w:r>
+        <w:t>memastikan</w:t>
+      </w:r>
+      <w:proofErr w:type="spellEnd"/>
+      <w:r>
+        <w:t xml:space="preserve"> </w:t>
+      </w:r>
+      <w:proofErr w:type="spellStart"/>
+      <w:r>
+        <w:t>perintah</w:t>
+      </w:r>
+      <w:proofErr w:type="spellEnd"/>
+      <w:r>
+        <w:t> Ambil Data (Get), Hapus Data (Delete), dan Ganti Status (Patch) </w:t>
+      </w:r>
+      <w:proofErr w:type="spellStart"/>
+      <w:r>
+        <w:t>dikirim</w:t>
+      </w:r>
+      <w:proofErr w:type="spellEnd"/>
+      <w:r>
+        <w:t xml:space="preserve"> </w:t>
+      </w:r>
+      <w:proofErr w:type="spellStart"/>
+      <w:r>
+        <w:t>ke</w:t>
+      </w:r>
+      <w:proofErr w:type="spellEnd"/>
+      <w:r>
+        <w:t xml:space="preserve"> </w:t>
+      </w:r>
+      <w:proofErr w:type="spellStart"/>
+      <w:r>
+        <w:t>alamat</w:t>
+      </w:r>
+      <w:proofErr w:type="spellEnd"/>
+      <w:r>
+        <w:t xml:space="preserve"> server yang </w:t>
+      </w:r>
+      <w:proofErr w:type="spellStart"/>
+      <w:r>
+        <w:t>tepat</w:t>
+      </w:r>
+      <w:proofErr w:type="spellEnd"/>
+      <w:r>
+        <w:t xml:space="preserve">, </w:t>
+      </w:r>
+      <w:proofErr w:type="spellStart"/>
+      <w:r>
+        <w:t>sesuai</w:t>
+      </w:r>
+      <w:proofErr w:type="spellEnd"/>
+      <w:r>
+        <w:t xml:space="preserve"> </w:t>
+      </w:r>
+      <w:proofErr w:type="spellStart"/>
+      <w:r>
+        <w:t>dengan</w:t>
+      </w:r>
+      <w:proofErr w:type="spellEnd"/>
+      <w:r>
+        <w:t xml:space="preserve"> di mana </w:t>
+      </w:r>
+      <w:proofErr w:type="spellStart"/>
+      <w:r>
+        <w:t>aplikasi</w:t>
+      </w:r>
+      <w:proofErr w:type="spellEnd"/>
+      <w:r>
+        <w:t xml:space="preserve"> </w:t>
+      </w:r>
+      <w:proofErr w:type="spellStart"/>
+      <w:r>
+        <w:t>itu</w:t>
+      </w:r>
+      <w:proofErr w:type="spellEnd"/>
+      <w:r>
+        <w:t xml:space="preserve"> </w:t>
+      </w:r>
+      <w:proofErr w:type="spellStart"/>
+      <w:r>
+        <w:t>dijalankan</w:t>
+      </w:r>
+      <w:proofErr w:type="spellEnd"/>
+      <w:r>
+        <w:t xml:space="preserve"> (HP Android </w:t>
+      </w:r>
+      <w:proofErr w:type="spellStart"/>
+      <w:r>
+        <w:t>atau</w:t>
+      </w:r>
+      <w:proofErr w:type="spellEnd"/>
+      <w:r>
+        <w:t xml:space="preserve"> Laptop).</w:t>
       </w:r>
     </w:p>
     <w:p>
@@ -2749,8 +7086,21 @@
         <w:t xml:space="preserve">14. </w:t>
       </w:r>
       <w:r>
-        <w:t>Update koding file edit.ts</w:t>
-      </w:r>
+        <w:t xml:space="preserve">Update </w:t>
+      </w:r>
+      <w:proofErr w:type="spellStart"/>
+      <w:r>
+        <w:t>koding</w:t>
+      </w:r>
+      <w:proofErr w:type="spellEnd"/>
+      <w:r>
+        <w:t xml:space="preserve"> file </w:t>
+      </w:r>
+      <w:proofErr w:type="spellStart"/>
+      <w:r>
+        <w:t>edit.ts</w:t>
+      </w:r>
+      <w:proofErr w:type="spellEnd"/>
     </w:p>
     <w:p>
       <w:pPr>
@@ -2762,9 +7112,19 @@
       <w:r>
         <w:t xml:space="preserve"> </w:t>
       </w:r>
-      <w:r>
-        <w:t>wisata-CPMApp\user\app\lib\admin\utils\edit.ts</w:t>
-      </w:r>
+      <w:proofErr w:type="spellStart"/>
+      <w:r>
+        <w:t>wisata-CPMApp</w:t>
+      </w:r>
+      <w:proofErr w:type="spellEnd"/>
+      <w:r>
+        <w:t>\user\app\lib\admin\utils\</w:t>
+      </w:r>
+      <w:proofErr w:type="spellStart"/>
+      <w:r>
+        <w:t>edit.ts</w:t>
+      </w:r>
+      <w:proofErr w:type="spellEnd"/>
     </w:p>
     <w:p>
       <w:pPr>
@@ -2820,24 +7180,61 @@
       <w:pPr>
         <w:spacing w:line="240" w:lineRule="auto"/>
       </w:pPr>
-      <w:r>
-        <w:t>const BASE_URL = 'http://10.0.2.2:3000';</w:t>
-      </w:r>
-    </w:p>
-    <w:p>
-      <w:pPr>
-        <w:spacing w:line="240" w:lineRule="auto"/>
-      </w:pPr>
-      <w:r>
-        <w:t>di rubah menjadi :</w:t>
-      </w:r>
-    </w:p>
-    <w:p>
-      <w:pPr>
-        <w:spacing w:line="240" w:lineRule="auto"/>
-      </w:pPr>
-      <w:r>
-        <w:t>import { apiUrl } from '@/app/lib/api';</w:t>
+      <w:proofErr w:type="spellStart"/>
+      <w:r>
+        <w:t>const</w:t>
+      </w:r>
+      <w:proofErr w:type="spellEnd"/>
+      <w:r>
+        <w:t xml:space="preserve"> BASE_URL = 'http://10.0.2.2:3000';</w:t>
+      </w:r>
+    </w:p>
+    <w:p>
+      <w:pPr>
+        <w:spacing w:line="240" w:lineRule="auto"/>
+      </w:pPr>
+      <w:r>
+        <w:t xml:space="preserve">di </w:t>
+      </w:r>
+      <w:proofErr w:type="spellStart"/>
+      <w:r>
+        <w:t>rubah</w:t>
+      </w:r>
+      <w:proofErr w:type="spellEnd"/>
+      <w:r>
+        <w:t xml:space="preserve"> </w:t>
+      </w:r>
+      <w:proofErr w:type="spellStart"/>
+      <w:r>
+        <w:t>menjadi</w:t>
+      </w:r>
+      <w:proofErr w:type="spellEnd"/>
+      <w:r>
+        <w:t xml:space="preserve"> :</w:t>
+      </w:r>
+    </w:p>
+    <w:p>
+      <w:pPr>
+        <w:spacing w:line="240" w:lineRule="auto"/>
+      </w:pPr>
+      <w:r>
+        <w:t xml:space="preserve">import { </w:t>
+      </w:r>
+      <w:proofErr w:type="spellStart"/>
+      <w:r>
+        <w:t>apiUrl</w:t>
+      </w:r>
+      <w:proofErr w:type="spellEnd"/>
+      <w:r>
+        <w:t xml:space="preserve"> } from '@/app/lib/</w:t>
+      </w:r>
+      <w:proofErr w:type="spellStart"/>
+      <w:r>
+        <w:t>api</w:t>
+      </w:r>
+      <w:proofErr w:type="spellEnd"/>
+      <w:r>
+        <w:t>';</w:t>
       </w:r>
     </w:p>
     <w:p>
@@ -2857,36 +7254,113 @@
       <w:pPr>
         <w:spacing w:line="240" w:lineRule="auto"/>
       </w:pPr>
-      <w:r>
-        <w:t>Semuanya diganti dengan :</w:t>
-      </w:r>
-    </w:p>
-    <w:p>
-      <w:pPr>
-        <w:spacing w:line="240" w:lineRule="auto"/>
-      </w:pPr>
-      <w:r>
-        <w:t>apiUrl(`</w:t>
-      </w:r>
-    </w:p>
-    <w:p>
-      <w:pPr>
-        <w:spacing w:line="240" w:lineRule="auto"/>
-      </w:pPr>
-    </w:p>
-    <w:p>
-      <w:pPr>
-        <w:spacing w:line="240" w:lineRule="auto"/>
-      </w:pPr>
-      <w:r>
+      <w:proofErr w:type="spellStart"/>
+      <w:r>
+        <w:t>Semuanya</w:t>
+      </w:r>
+      <w:proofErr w:type="spellEnd"/>
+      <w:r>
+        <w:t xml:space="preserve"> </w:t>
+      </w:r>
+      <w:proofErr w:type="spellStart"/>
+      <w:r>
+        <w:t>diganti</w:t>
+      </w:r>
+      <w:proofErr w:type="spellEnd"/>
+      <w:r>
+        <w:t xml:space="preserve"> </w:t>
+      </w:r>
+      <w:proofErr w:type="spellStart"/>
+      <w:r>
+        <w:t>dengan</w:t>
+      </w:r>
+      <w:proofErr w:type="spellEnd"/>
+      <w:r>
+        <w:t xml:space="preserve"> :</w:t>
+      </w:r>
+    </w:p>
+    <w:p>
+      <w:pPr>
+        <w:spacing w:line="240" w:lineRule="auto"/>
+      </w:pPr>
+      <w:proofErr w:type="spellStart"/>
+      <w:r>
+        <w:t>apiUrl</w:t>
+      </w:r>
+      <w:proofErr w:type="spellEnd"/>
+      <w:r>
+        <w:t>(`</w:t>
+      </w:r>
+    </w:p>
+    <w:p>
+      <w:pPr>
+        <w:spacing w:line="240" w:lineRule="auto"/>
+      </w:pPr>
+    </w:p>
+    <w:p>
+      <w:pPr>
+        <w:spacing w:line="240" w:lineRule="auto"/>
+      </w:pPr>
+    </w:p>
+    <w:p>
+      <w:pPr>
+        <w:spacing w:line="240" w:lineRule="auto"/>
+      </w:pPr>
+    </w:p>
+    <w:p>
+      <w:pPr>
+        <w:spacing w:line="240" w:lineRule="auto"/>
+      </w:pPr>
+    </w:p>
+    <w:p>
+      <w:pPr>
+        <w:spacing w:line="240" w:lineRule="auto"/>
+      </w:pPr>
+    </w:p>
+    <w:p>
+      <w:pPr>
+        <w:spacing w:line="240" w:lineRule="auto"/>
+      </w:pPr>
+    </w:p>
+    <w:p>
+      <w:pPr>
+        <w:spacing w:line="240" w:lineRule="auto"/>
+      </w:pPr>
+    </w:p>
+    <w:p>
+      <w:pPr>
+        <w:spacing w:line="240" w:lineRule="auto"/>
+      </w:pPr>
+    </w:p>
+    <w:p>
+      <w:pPr>
+        <w:spacing w:line="240" w:lineRule="auto"/>
+      </w:pPr>
+    </w:p>
+    <w:p>
+      <w:pPr>
+        <w:spacing w:line="240" w:lineRule="auto"/>
+      </w:pPr>
+      <w:r>
+        <w:lastRenderedPageBreak/>
         <w:t xml:space="preserve">15. </w:t>
       </w:r>
       <w:r>
-        <w:t xml:space="preserve">Update koding file </w:t>
-      </w:r>
+        <w:t xml:space="preserve">Update </w:t>
+      </w:r>
+      <w:proofErr w:type="spellStart"/>
+      <w:r>
+        <w:t>koding</w:t>
+      </w:r>
+      <w:proofErr w:type="spellEnd"/>
+      <w:r>
+        <w:t xml:space="preserve"> file </w:t>
+      </w:r>
+      <w:proofErr w:type="spellStart"/>
       <w:r>
         <w:t>booking.ts</w:t>
       </w:r>
+      <w:proofErr w:type="spellEnd"/>
     </w:p>
     <w:p>
       <w:pPr>
@@ -2895,9 +7369,19 @@
       <w:r>
         <w:t xml:space="preserve">File : </w:t>
       </w:r>
-      <w:r>
-        <w:t>wisata-CPMApp\user\app\lib\admin\utils\booking.ts</w:t>
-      </w:r>
+      <w:proofErr w:type="spellStart"/>
+      <w:r>
+        <w:t>wisata-CPMApp</w:t>
+      </w:r>
+      <w:proofErr w:type="spellEnd"/>
+      <w:r>
+        <w:t>\user\app\lib\admin\utils\</w:t>
+      </w:r>
+      <w:proofErr w:type="spellStart"/>
+      <w:r>
+        <w:t>booking.ts</w:t>
+      </w:r>
+      <w:proofErr w:type="spellEnd"/>
     </w:p>
     <w:p>
       <w:pPr>
@@ -2907,7 +7391,6 @@
         <w:rPr>
           <w:noProof/>
         </w:rPr>
-        <w:lastRenderedPageBreak/>
         <w:drawing>
           <wp:inline distT="0" distB="0" distL="0" distR="0" wp14:anchorId="3FB6C3C6" wp14:editId="5ABA75DC">
             <wp:extent cx="5731510" cy="3222625"/>
@@ -2949,24 +7432,61 @@
       <w:pPr>
         <w:spacing w:line="240" w:lineRule="auto"/>
       </w:pPr>
-      <w:r>
-        <w:t>const BASE_URL = 'http://10.0.2.2:3000';</w:t>
-      </w:r>
-    </w:p>
-    <w:p>
-      <w:pPr>
-        <w:spacing w:line="240" w:lineRule="auto"/>
-      </w:pPr>
-      <w:r>
-        <w:t>di rubah menjadi :</w:t>
-      </w:r>
-    </w:p>
-    <w:p>
-      <w:pPr>
-        <w:spacing w:line="240" w:lineRule="auto"/>
-      </w:pPr>
-      <w:r>
-        <w:t>import { apiUrl } from '@/app/lib/api';</w:t>
+      <w:proofErr w:type="spellStart"/>
+      <w:r>
+        <w:t>const</w:t>
+      </w:r>
+      <w:proofErr w:type="spellEnd"/>
+      <w:r>
+        <w:t xml:space="preserve"> BASE_URL = 'http://10.0.2.2:3000';</w:t>
+      </w:r>
+    </w:p>
+    <w:p>
+      <w:pPr>
+        <w:spacing w:line="240" w:lineRule="auto"/>
+      </w:pPr>
+      <w:r>
+        <w:t xml:space="preserve">di </w:t>
+      </w:r>
+      <w:proofErr w:type="spellStart"/>
+      <w:r>
+        <w:t>rubah</w:t>
+      </w:r>
+      <w:proofErr w:type="spellEnd"/>
+      <w:r>
+        <w:t xml:space="preserve"> </w:t>
+      </w:r>
+      <w:proofErr w:type="spellStart"/>
+      <w:r>
+        <w:t>menjadi</w:t>
+      </w:r>
+      <w:proofErr w:type="spellEnd"/>
+      <w:r>
+        <w:t xml:space="preserve"> :</w:t>
+      </w:r>
+    </w:p>
+    <w:p>
+      <w:pPr>
+        <w:spacing w:line="240" w:lineRule="auto"/>
+      </w:pPr>
+      <w:r>
+        <w:t xml:space="preserve">import { </w:t>
+      </w:r>
+      <w:proofErr w:type="spellStart"/>
+      <w:r>
+        <w:t>apiUrl</w:t>
+      </w:r>
+      <w:proofErr w:type="spellEnd"/>
+      <w:r>
+        <w:t xml:space="preserve"> } from '@/app/lib/</w:t>
+      </w:r>
+      <w:proofErr w:type="spellStart"/>
+      <w:r>
+        <w:t>api</w:t>
+      </w:r>
+      <w:proofErr w:type="spellEnd"/>
+      <w:r>
+        <w:t>';</w:t>
       </w:r>
     </w:p>
     <w:p>
@@ -2986,16 +7506,293 @@
       <w:pPr>
         <w:spacing w:line="240" w:lineRule="auto"/>
       </w:pPr>
-      <w:r>
-        <w:t>Semuanya diganti dengan :</w:t>
-      </w:r>
-    </w:p>
-    <w:p>
-      <w:pPr>
-        <w:spacing w:line="240" w:lineRule="auto"/>
-      </w:pPr>
-      <w:r>
-        <w:t>apiUrl(`</w:t>
+      <w:proofErr w:type="spellStart"/>
+      <w:r>
+        <w:t>Semuanya</w:t>
+      </w:r>
+      <w:proofErr w:type="spellEnd"/>
+      <w:r>
+        <w:t xml:space="preserve"> </w:t>
+      </w:r>
+      <w:proofErr w:type="spellStart"/>
+      <w:r>
+        <w:t>diganti</w:t>
+      </w:r>
+      <w:proofErr w:type="spellEnd"/>
+      <w:r>
+        <w:t xml:space="preserve"> </w:t>
+      </w:r>
+      <w:proofErr w:type="spellStart"/>
+      <w:r>
+        <w:t>dengan</w:t>
+      </w:r>
+      <w:proofErr w:type="spellEnd"/>
+      <w:r>
+        <w:t xml:space="preserve"> :</w:t>
+      </w:r>
+    </w:p>
+    <w:p>
+      <w:pPr>
+        <w:spacing w:line="240" w:lineRule="auto"/>
+      </w:pPr>
+      <w:proofErr w:type="spellStart"/>
+      <w:r>
+        <w:t>apiUrl</w:t>
+      </w:r>
+      <w:proofErr w:type="spellEnd"/>
+      <w:r>
+        <w:t>(`</w:t>
+      </w:r>
+    </w:p>
+    <w:p>
+      <w:pPr>
+        <w:spacing w:line="240" w:lineRule="auto"/>
+      </w:pPr>
+    </w:p>
+    <w:p>
+      <w:pPr>
+        <w:spacing w:line="240" w:lineRule="auto"/>
+      </w:pPr>
+    </w:p>
+    <w:p>
+      <w:pPr>
+        <w:spacing w:line="240" w:lineRule="auto"/>
+      </w:pPr>
+    </w:p>
+    <w:p>
+      <w:pPr>
+        <w:spacing w:line="240" w:lineRule="auto"/>
+      </w:pPr>
+    </w:p>
+    <w:p>
+      <w:pPr>
+        <w:spacing w:line="240" w:lineRule="auto"/>
+      </w:pPr>
+    </w:p>
+    <w:p>
+      <w:pPr>
+        <w:spacing w:line="240" w:lineRule="auto"/>
+      </w:pPr>
+    </w:p>
+    <w:p>
+      <w:pPr>
+        <w:spacing w:line="240" w:lineRule="auto"/>
+      </w:pPr>
+    </w:p>
+    <w:p>
+      <w:pPr>
+        <w:spacing w:line="240" w:lineRule="auto"/>
+      </w:pPr>
+    </w:p>
+    <w:p>
+      <w:pPr>
+        <w:spacing w:line="240" w:lineRule="auto"/>
+      </w:pPr>
+    </w:p>
+    <w:p>
+      <w:pPr>
+        <w:spacing w:line="240" w:lineRule="auto"/>
+      </w:pPr>
+    </w:p>
+    <w:p>
+      <w:pPr>
+        <w:spacing w:line="240" w:lineRule="auto"/>
+      </w:pPr>
+      <w:r>
+        <w:lastRenderedPageBreak/>
+        <w:t xml:space="preserve">16. Update </w:t>
+      </w:r>
+      <w:proofErr w:type="spellStart"/>
+      <w:r>
+        <w:t>koding</w:t>
+      </w:r>
+      <w:proofErr w:type="spellEnd"/>
+      <w:r>
+        <w:t xml:space="preserve"> file </w:t>
+      </w:r>
+      <w:proofErr w:type="spellStart"/>
+      <w:r>
+        <w:t>review.ts</w:t>
+      </w:r>
+      <w:proofErr w:type="spellEnd"/>
+    </w:p>
+    <w:p>
+      <w:pPr>
+        <w:spacing w:line="240" w:lineRule="auto"/>
+      </w:pPr>
+      <w:r>
+        <w:t xml:space="preserve">File :  </w:t>
+      </w:r>
+      <w:proofErr w:type="spellStart"/>
+      <w:r>
+        <w:t>wisata-CPMApp</w:t>
+      </w:r>
+      <w:proofErr w:type="spellEnd"/>
+      <w:r>
+        <w:t>\user\app\lib\admin\utils\</w:t>
+      </w:r>
+      <w:proofErr w:type="spellStart"/>
+      <w:r>
+        <w:t>review.ts</w:t>
+      </w:r>
+      <w:proofErr w:type="spellEnd"/>
+    </w:p>
+    <w:p>
+      <w:pPr>
+        <w:spacing w:line="240" w:lineRule="auto"/>
+      </w:pPr>
+      <w:r>
+        <w:rPr>
+          <w:noProof/>
+        </w:rPr>
+        <w:drawing>
+          <wp:inline distT="0" distB="0" distL="0" distR="0" wp14:anchorId="3887F1E3" wp14:editId="0054CD5D">
+            <wp:extent cx="5731510" cy="3222625"/>
+            <wp:effectExtent l="0" t="0" r="2540" b="0"/>
+            <wp:docPr id="1211629062" name="Picture 1"/>
+            <wp:cNvGraphicFramePr>
+              <a:graphicFrameLocks xmlns:a="http://schemas.openxmlformats.org/drawingml/2006/main" noChangeAspect="1"/>
+            </wp:cNvGraphicFramePr>
+            <a:graphic xmlns:a="http://schemas.openxmlformats.org/drawingml/2006/main">
+              <a:graphicData uri="http://schemas.openxmlformats.org/drawingml/2006/picture">
+                <pic:pic xmlns:pic="http://schemas.openxmlformats.org/drawingml/2006/picture">
+                  <pic:nvPicPr>
+                    <pic:cNvPr id="1211629062" name=""/>
+                    <pic:cNvPicPr/>
+                  </pic:nvPicPr>
+                  <pic:blipFill>
+                    <a:blip r:embed="rId21"/>
+                    <a:stretch>
+                      <a:fillRect/>
+                    </a:stretch>
+                  </pic:blipFill>
+                  <pic:spPr>
+                    <a:xfrm>
+                      <a:off x="0" y="0"/>
+                      <a:ext cx="5731510" cy="3222625"/>
+                    </a:xfrm>
+                    <a:prstGeom prst="rect">
+                      <a:avLst/>
+                    </a:prstGeom>
+                  </pic:spPr>
+                </pic:pic>
+              </a:graphicData>
+            </a:graphic>
+          </wp:inline>
+        </w:drawing>
+      </w:r>
+    </w:p>
+    <w:p>
+      <w:pPr>
+        <w:spacing w:line="240" w:lineRule="auto"/>
+      </w:pPr>
+    </w:p>
+    <w:p>
+      <w:pPr>
+        <w:spacing w:line="240" w:lineRule="auto"/>
+      </w:pPr>
+      <w:proofErr w:type="spellStart"/>
+      <w:r>
+        <w:t>const</w:t>
+      </w:r>
+      <w:proofErr w:type="spellEnd"/>
+      <w:r>
+        <w:t xml:space="preserve"> BASE_URL = 'http://10.0.2.2:3000';</w:t>
+      </w:r>
+    </w:p>
+    <w:p>
+      <w:pPr>
+        <w:spacing w:line="240" w:lineRule="auto"/>
+      </w:pPr>
+      <w:r>
+        <w:t xml:space="preserve">di </w:t>
+      </w:r>
+      <w:proofErr w:type="spellStart"/>
+      <w:r>
+        <w:t>rubah</w:t>
+      </w:r>
+      <w:proofErr w:type="spellEnd"/>
+      <w:r>
+        <w:t xml:space="preserve"> </w:t>
+      </w:r>
+      <w:proofErr w:type="spellStart"/>
+      <w:r>
+        <w:t>menjadi</w:t>
+      </w:r>
+      <w:proofErr w:type="spellEnd"/>
+      <w:r>
+        <w:t xml:space="preserve"> :</w:t>
+      </w:r>
+    </w:p>
+    <w:p>
+      <w:pPr>
+        <w:spacing w:line="240" w:lineRule="auto"/>
+      </w:pPr>
+      <w:r>
+        <w:t xml:space="preserve">import { </w:t>
+      </w:r>
+      <w:proofErr w:type="spellStart"/>
+      <w:r>
+        <w:t>apiUrl</w:t>
+      </w:r>
+      <w:proofErr w:type="spellEnd"/>
+      <w:r>
+        <w:t xml:space="preserve"> } from '@/app/lib/</w:t>
+      </w:r>
+      <w:proofErr w:type="spellStart"/>
+      <w:r>
+        <w:t>api</w:t>
+      </w:r>
+      <w:proofErr w:type="spellEnd"/>
+      <w:r>
+        <w:t>';</w:t>
+      </w:r>
+    </w:p>
+    <w:p>
+      <w:pPr>
+        <w:spacing w:line="240" w:lineRule="auto"/>
+      </w:pPr>
+    </w:p>
+    <w:p>
+      <w:pPr>
+        <w:spacing w:line="240" w:lineRule="auto"/>
+      </w:pPr>
+      <w:r>
+        <w:t>`${BASE_URL</w:t>
+      </w:r>
+    </w:p>
+    <w:p>
+      <w:pPr>
+        <w:spacing w:line="240" w:lineRule="auto"/>
+      </w:pPr>
+      <w:proofErr w:type="spellStart"/>
+      <w:r>
+        <w:t>diganti</w:t>
+      </w:r>
+      <w:proofErr w:type="spellEnd"/>
+      <w:r>
+        <w:t xml:space="preserve"> </w:t>
+      </w:r>
+      <w:proofErr w:type="spellStart"/>
+      <w:r>
+        <w:t>dengan</w:t>
+      </w:r>
+      <w:proofErr w:type="spellEnd"/>
+      <w:r>
+        <w:t xml:space="preserve"> :</w:t>
+      </w:r>
+    </w:p>
+    <w:p>
+      <w:pPr>
+        <w:spacing w:line="240" w:lineRule="auto"/>
+      </w:pPr>
+      <w:proofErr w:type="spellStart"/>
+      <w:r>
+        <w:t>apiUrl</w:t>
+      </w:r>
+      <w:proofErr w:type="spellEnd"/>
+      <w:r>
+        <w:t>(`</w:t>
       </w:r>
     </w:p>
     <w:p>

--- a/Dokumentasi/24382001P_Lorensius Firngadi_Dokumentasi Sesi 3.docx
+++ b/Dokumentasi/24382001P_Lorensius Firngadi_Dokumentasi Sesi 3.docx
@@ -7800,6 +7800,496 @@
         <w:spacing w:line="240" w:lineRule="auto"/>
       </w:pPr>
     </w:p>
+    <w:p>
+      <w:pPr>
+        <w:spacing w:line="240" w:lineRule="auto"/>
+      </w:pPr>
+    </w:p>
+    <w:p>
+      <w:pPr>
+        <w:spacing w:line="240" w:lineRule="auto"/>
+      </w:pPr>
+    </w:p>
+    <w:p>
+      <w:pPr>
+        <w:spacing w:line="240" w:lineRule="auto"/>
+      </w:pPr>
+    </w:p>
+    <w:p>
+      <w:pPr>
+        <w:spacing w:line="240" w:lineRule="auto"/>
+      </w:pPr>
+    </w:p>
+    <w:p>
+      <w:pPr>
+        <w:spacing w:line="240" w:lineRule="auto"/>
+      </w:pPr>
+    </w:p>
+    <w:p>
+      <w:pPr>
+        <w:spacing w:line="240" w:lineRule="auto"/>
+      </w:pPr>
+    </w:p>
+    <w:p>
+      <w:pPr>
+        <w:spacing w:line="240" w:lineRule="auto"/>
+      </w:pPr>
+    </w:p>
+    <w:p>
+      <w:pPr>
+        <w:spacing w:line="240" w:lineRule="auto"/>
+      </w:pPr>
+    </w:p>
+    <w:p>
+      <w:pPr>
+        <w:spacing w:line="240" w:lineRule="auto"/>
+      </w:pPr>
+      <w:r>
+        <w:lastRenderedPageBreak/>
+        <w:t xml:space="preserve">17. Update </w:t>
+      </w:r>
+      <w:proofErr w:type="spellStart"/>
+      <w:r>
+        <w:t>kosing</w:t>
+      </w:r>
+      <w:proofErr w:type="spellEnd"/>
+      <w:r>
+        <w:t xml:space="preserve"> file </w:t>
+      </w:r>
+      <w:proofErr w:type="spellStart"/>
+      <w:r>
+        <w:t>index.tsx</w:t>
+      </w:r>
+      <w:proofErr w:type="spellEnd"/>
+      <w:r>
+        <w:t>.</w:t>
+      </w:r>
+    </w:p>
+    <w:p>
+      <w:pPr>
+        <w:spacing w:line="240" w:lineRule="auto"/>
+      </w:pPr>
+      <w:r>
+        <w:t xml:space="preserve">File : </w:t>
+      </w:r>
+      <w:proofErr w:type="spellStart"/>
+      <w:r>
+        <w:t>wisata-CPMApp</w:t>
+      </w:r>
+      <w:proofErr w:type="spellEnd"/>
+      <w:r>
+        <w:t>\user\app\customer\tabs\</w:t>
+      </w:r>
+      <w:proofErr w:type="spellStart"/>
+      <w:r>
+        <w:t>index.tsx</w:t>
+      </w:r>
+      <w:proofErr w:type="spellEnd"/>
+    </w:p>
+    <w:p>
+      <w:pPr>
+        <w:spacing w:line="240" w:lineRule="auto"/>
+      </w:pPr>
+      <w:r>
+        <w:rPr>
+          <w:noProof/>
+        </w:rPr>
+        <w:drawing>
+          <wp:inline distT="0" distB="0" distL="0" distR="0" wp14:anchorId="782432A9" wp14:editId="70EA62DD">
+            <wp:extent cx="5731510" cy="3222625"/>
+            <wp:effectExtent l="0" t="0" r="2540" b="0"/>
+            <wp:docPr id="1015065271" name="Picture 1"/>
+            <wp:cNvGraphicFramePr>
+              <a:graphicFrameLocks xmlns:a="http://schemas.openxmlformats.org/drawingml/2006/main" noChangeAspect="1"/>
+            </wp:cNvGraphicFramePr>
+            <a:graphic xmlns:a="http://schemas.openxmlformats.org/drawingml/2006/main">
+              <a:graphicData uri="http://schemas.openxmlformats.org/drawingml/2006/picture">
+                <pic:pic xmlns:pic="http://schemas.openxmlformats.org/drawingml/2006/picture">
+                  <pic:nvPicPr>
+                    <pic:cNvPr id="1015065271" name=""/>
+                    <pic:cNvPicPr/>
+                  </pic:nvPicPr>
+                  <pic:blipFill>
+                    <a:blip r:embed="rId22"/>
+                    <a:stretch>
+                      <a:fillRect/>
+                    </a:stretch>
+                  </pic:blipFill>
+                  <pic:spPr>
+                    <a:xfrm>
+                      <a:off x="0" y="0"/>
+                      <a:ext cx="5731510" cy="3222625"/>
+                    </a:xfrm>
+                    <a:prstGeom prst="rect">
+                      <a:avLst/>
+                    </a:prstGeom>
+                  </pic:spPr>
+                </pic:pic>
+              </a:graphicData>
+            </a:graphic>
+          </wp:inline>
+        </w:drawing>
+      </w:r>
+    </w:p>
+    <w:p>
+      <w:pPr>
+        <w:spacing w:after="0" w:line="240" w:lineRule="auto"/>
+        <w:contextualSpacing/>
+      </w:pPr>
+      <w:r>
+        <w:t xml:space="preserve">import { </w:t>
+      </w:r>
+      <w:proofErr w:type="spellStart"/>
+      <w:r>
+        <w:t>apiImageUrl</w:t>
+      </w:r>
+      <w:proofErr w:type="spellEnd"/>
+      <w:r>
+        <w:t xml:space="preserve"> } from "@/app/lib/</w:t>
+      </w:r>
+      <w:proofErr w:type="spellStart"/>
+      <w:r>
+        <w:t>api</w:t>
+      </w:r>
+      <w:proofErr w:type="spellEnd"/>
+      <w:r>
+        <w:t>";</w:t>
+      </w:r>
+    </w:p>
+    <w:p>
+      <w:pPr>
+        <w:spacing w:after="0" w:line="240" w:lineRule="auto"/>
+        <w:contextualSpacing/>
+      </w:pPr>
+      <w:proofErr w:type="spellStart"/>
+      <w:r>
+        <w:t>Fungsinya</w:t>
+      </w:r>
+      <w:proofErr w:type="spellEnd"/>
+      <w:r>
+        <w:t xml:space="preserve"> </w:t>
+      </w:r>
+      <w:r>
+        <w:t>:</w:t>
+      </w:r>
+      <w:r>
+        <w:t xml:space="preserve"> </w:t>
+      </w:r>
+      <w:proofErr w:type="spellStart"/>
+      <w:r>
+        <w:t>adalah</w:t>
+      </w:r>
+      <w:proofErr w:type="spellEnd"/>
+      <w:r>
+        <w:t xml:space="preserve"> </w:t>
+      </w:r>
+      <w:proofErr w:type="spellStart"/>
+      <w:r>
+        <w:t>langkah</w:t>
+      </w:r>
+      <w:proofErr w:type="spellEnd"/>
+      <w:r>
+        <w:t xml:space="preserve"> </w:t>
+      </w:r>
+      <w:proofErr w:type="spellStart"/>
+      <w:r>
+        <w:t>untuk</w:t>
+      </w:r>
+      <w:proofErr w:type="spellEnd"/>
+      <w:r>
+        <w:t xml:space="preserve"> </w:t>
+      </w:r>
+      <w:proofErr w:type="spellStart"/>
+      <w:r>
+        <w:t>memanggil</w:t>
+      </w:r>
+      <w:proofErr w:type="spellEnd"/>
+      <w:r>
+        <w:t> </w:t>
+      </w:r>
+      <w:proofErr w:type="spellStart"/>
+      <w:r>
+        <w:t>Mesin</w:t>
+      </w:r>
+      <w:proofErr w:type="spellEnd"/>
+      <w:r>
+        <w:t xml:space="preserve"> </w:t>
+      </w:r>
+      <w:proofErr w:type="spellStart"/>
+      <w:r>
+        <w:t>Pengatur</w:t>
+      </w:r>
+      <w:proofErr w:type="spellEnd"/>
+      <w:r>
+        <w:t xml:space="preserve"> Link Gambar</w:t>
+      </w:r>
+      <w:r>
+        <w:t xml:space="preserve"> </w:t>
+      </w:r>
+      <w:proofErr w:type="spellStart"/>
+      <w:r>
+        <w:t>dalam</w:t>
+      </w:r>
+      <w:proofErr w:type="spellEnd"/>
+      <w:r>
+        <w:t xml:space="preserve"> database</w:t>
+      </w:r>
+      <w:r>
+        <w:t>.</w:t>
+      </w:r>
+    </w:p>
+    <w:p>
+      <w:pPr>
+        <w:spacing w:after="0" w:line="240" w:lineRule="auto"/>
+        <w:contextualSpacing/>
+      </w:pPr>
+    </w:p>
+    <w:p>
+      <w:pPr>
+        <w:spacing w:after="0" w:line="240" w:lineRule="auto"/>
+        <w:contextualSpacing/>
+      </w:pPr>
+      <w:proofErr w:type="spellStart"/>
+      <w:r>
+        <w:t>uri</w:t>
+      </w:r>
+      <w:proofErr w:type="spellEnd"/>
+      <w:r>
+        <w:t xml:space="preserve">: </w:t>
+      </w:r>
+      <w:proofErr w:type="spellStart"/>
+      <w:r>
+        <w:t>apiImageUrl</w:t>
+      </w:r>
+      <w:proofErr w:type="spellEnd"/>
+      <w:r>
+        <w:t>(</w:t>
+      </w:r>
+      <w:proofErr w:type="spellStart"/>
+      <w:r>
+        <w:t>item.galeri</w:t>
+      </w:r>
+      <w:proofErr w:type="spellEnd"/>
+      <w:r>
+        <w:t>?.[0]?.</w:t>
+      </w:r>
+      <w:proofErr w:type="spellStart"/>
+      <w:r>
+        <w:t>url</w:t>
+      </w:r>
+      <w:proofErr w:type="spellEnd"/>
+      <w:r>
+        <w:t>) || ...</w:t>
+      </w:r>
+    </w:p>
+    <w:p>
+      <w:pPr>
+        <w:spacing w:after="0" w:line="240" w:lineRule="auto"/>
+        <w:contextualSpacing/>
+      </w:pPr>
+      <w:proofErr w:type="spellStart"/>
+      <w:r>
+        <w:t>U</w:t>
+      </w:r>
+      <w:r>
+        <w:t>ntuk</w:t>
+      </w:r>
+      <w:proofErr w:type="spellEnd"/>
+      <w:r>
+        <w:t xml:space="preserve"> </w:t>
+      </w:r>
+      <w:proofErr w:type="spellStart"/>
+      <w:r>
+        <w:t>menampilkan</w:t>
+      </w:r>
+      <w:proofErr w:type="spellEnd"/>
+      <w:r>
+        <w:t xml:space="preserve"> </w:t>
+      </w:r>
+      <w:proofErr w:type="spellStart"/>
+      <w:r>
+        <w:t>gambar</w:t>
+      </w:r>
+      <w:proofErr w:type="spellEnd"/>
+      <w:r>
+        <w:t xml:space="preserve"> pada </w:t>
+      </w:r>
+      <w:proofErr w:type="spellStart"/>
+      <w:r>
+        <w:t>layar</w:t>
+      </w:r>
+      <w:proofErr w:type="spellEnd"/>
+      <w:r>
+        <w:t xml:space="preserve"> HP. </w:t>
+      </w:r>
+    </w:p>
+    <w:p>
+      <w:pPr>
+        <w:spacing w:line="240" w:lineRule="auto"/>
+      </w:pPr>
+    </w:p>
+    <w:p>
+      <w:pPr>
+        <w:spacing w:line="240" w:lineRule="auto"/>
+      </w:pPr>
+      <w:proofErr w:type="spellStart"/>
+      <w:r>
+        <w:t>B</w:t>
+      </w:r>
+      <w:r>
+        <w:t>erfungsi</w:t>
+      </w:r>
+      <w:proofErr w:type="spellEnd"/>
+      <w:r>
+        <w:t xml:space="preserve"> </w:t>
+      </w:r>
+      <w:proofErr w:type="spellStart"/>
+      <w:r>
+        <w:t>untuk</w:t>
+      </w:r>
+      <w:proofErr w:type="spellEnd"/>
+      <w:r>
+        <w:t xml:space="preserve"> </w:t>
+      </w:r>
+      <w:proofErr w:type="spellStart"/>
+      <w:r>
+        <w:t>Mencari</w:t>
+      </w:r>
+      <w:proofErr w:type="spellEnd"/>
+      <w:r>
+        <w:t xml:space="preserve"> </w:t>
+      </w:r>
+      <w:proofErr w:type="spellStart"/>
+      <w:r>
+        <w:t>foto</w:t>
+      </w:r>
+      <w:proofErr w:type="spellEnd"/>
+      <w:r>
+        <w:t xml:space="preserve"> </w:t>
+      </w:r>
+      <w:proofErr w:type="spellStart"/>
+      <w:r>
+        <w:t>wisata</w:t>
+      </w:r>
+      <w:proofErr w:type="spellEnd"/>
+      <w:r>
+        <w:t xml:space="preserve">, </w:t>
+      </w:r>
+      <w:proofErr w:type="spellStart"/>
+      <w:r>
+        <w:t>mengubahnya</w:t>
+      </w:r>
+      <w:proofErr w:type="spellEnd"/>
+      <w:r>
+        <w:t xml:space="preserve"> </w:t>
+      </w:r>
+      <w:proofErr w:type="spellStart"/>
+      <w:r>
+        <w:t>menjadi</w:t>
+      </w:r>
+      <w:proofErr w:type="spellEnd"/>
+      <w:r>
+        <w:t xml:space="preserve"> </w:t>
+      </w:r>
+      <w:proofErr w:type="spellStart"/>
+      <w:r>
+        <w:t>alamat</w:t>
+      </w:r>
+      <w:proofErr w:type="spellEnd"/>
+      <w:r>
+        <w:t xml:space="preserve"> yang </w:t>
+      </w:r>
+      <w:proofErr w:type="spellStart"/>
+      <w:r>
+        <w:t>bisa</w:t>
+      </w:r>
+      <w:proofErr w:type="spellEnd"/>
+      <w:r>
+        <w:t xml:space="preserve"> </w:t>
+      </w:r>
+      <w:proofErr w:type="spellStart"/>
+      <w:r>
+        <w:t>dibuka</w:t>
+      </w:r>
+      <w:proofErr w:type="spellEnd"/>
+      <w:r>
+        <w:t xml:space="preserve"> HP, dan </w:t>
+      </w:r>
+      <w:proofErr w:type="spellStart"/>
+      <w:r>
+        <w:t>menyiapkan</w:t>
+      </w:r>
+      <w:proofErr w:type="spellEnd"/>
+      <w:r>
+        <w:t xml:space="preserve"> </w:t>
+      </w:r>
+      <w:proofErr w:type="spellStart"/>
+      <w:r>
+        <w:t>foto</w:t>
+      </w:r>
+      <w:proofErr w:type="spellEnd"/>
+      <w:r>
+        <w:t xml:space="preserve"> </w:t>
+      </w:r>
+      <w:proofErr w:type="spellStart"/>
+      <w:r>
+        <w:t>cadangan</w:t>
+      </w:r>
+      <w:proofErr w:type="spellEnd"/>
+      <w:r>
+        <w:t xml:space="preserve"> </w:t>
+      </w:r>
+      <w:proofErr w:type="spellStart"/>
+      <w:r>
+        <w:t>jika</w:t>
+      </w:r>
+      <w:proofErr w:type="spellEnd"/>
+      <w:r>
+        <w:t xml:space="preserve"> </w:t>
+      </w:r>
+      <w:proofErr w:type="spellStart"/>
+      <w:r>
+        <w:t>fotonya</w:t>
+      </w:r>
+      <w:proofErr w:type="spellEnd"/>
+      <w:r>
+        <w:t xml:space="preserve"> </w:t>
+      </w:r>
+      <w:proofErr w:type="spellStart"/>
+      <w:r>
+        <w:t>tidak</w:t>
+      </w:r>
+      <w:proofErr w:type="spellEnd"/>
+      <w:r>
+        <w:t xml:space="preserve"> </w:t>
+      </w:r>
+      <w:proofErr w:type="spellStart"/>
+      <w:r>
+        <w:t>ditemukan</w:t>
+      </w:r>
+      <w:proofErr w:type="spellEnd"/>
+      <w:r>
+        <w:t>.</w:t>
+      </w:r>
+    </w:p>
+    <w:p>
+      <w:pPr>
+        <w:spacing w:line="240" w:lineRule="auto"/>
+      </w:pPr>
+    </w:p>
+    <w:p>
+      <w:pPr>
+        <w:spacing w:line="240" w:lineRule="auto"/>
+      </w:pPr>
+    </w:p>
+    <w:p>
+      <w:pPr>
+        <w:spacing w:line="240" w:lineRule="auto"/>
+      </w:pPr>
+      <w:r>
+        <w:t xml:space="preserve">18. </w:t>
+      </w:r>
+    </w:p>
     <w:sectPr>
       <w:pgSz w:w="11906" w:h="16838"/>
       <w:pgMar w:top="1440" w:right="1440" w:bottom="1440" w:left="1440" w:header="708" w:footer="708" w:gutter="0"/>
@@ -7926,6 +8416,155 @@
     </w:lvl>
   </w:abstractNum>
   <w:abstractNum w:abstractNumId="1" w15:restartNumberingAfterBreak="0">
+    <w:nsid w:val="1E500F48"/>
+    <w:multiLevelType w:val="multilevel"/>
+    <w:tmpl w:val="EDA0A814"/>
+    <w:lvl w:ilvl="0">
+      <w:start w:val="1"/>
+      <w:numFmt w:val="bullet"/>
+      <w:lvlText w:val=""/>
+      <w:lvlJc w:val="left"/>
+      <w:pPr>
+        <w:tabs>
+          <w:tab w:val="num" w:pos="720"/>
+        </w:tabs>
+        <w:ind w:left="720" w:hanging="360"/>
+      </w:pPr>
+      <w:rPr>
+        <w:rFonts w:ascii="Symbol" w:hAnsi="Symbol" w:hint="default"/>
+        <w:sz w:val="20"/>
+      </w:rPr>
+    </w:lvl>
+    <w:lvl w:ilvl="1">
+      <w:start w:val="1"/>
+      <w:numFmt w:val="bullet"/>
+      <w:lvlText w:val="o"/>
+      <w:lvlJc w:val="left"/>
+      <w:pPr>
+        <w:tabs>
+          <w:tab w:val="num" w:pos="1440"/>
+        </w:tabs>
+        <w:ind w:left="1440" w:hanging="360"/>
+      </w:pPr>
+      <w:rPr>
+        <w:rFonts w:ascii="Courier New" w:hAnsi="Courier New" w:hint="default"/>
+        <w:sz w:val="20"/>
+      </w:rPr>
+    </w:lvl>
+    <w:lvl w:ilvl="2" w:tentative="1">
+      <w:start w:val="1"/>
+      <w:numFmt w:val="bullet"/>
+      <w:lvlText w:val=""/>
+      <w:lvlJc w:val="left"/>
+      <w:pPr>
+        <w:tabs>
+          <w:tab w:val="num" w:pos="2160"/>
+        </w:tabs>
+        <w:ind w:left="2160" w:hanging="360"/>
+      </w:pPr>
+      <w:rPr>
+        <w:rFonts w:ascii="Wingdings" w:hAnsi="Wingdings" w:hint="default"/>
+        <w:sz w:val="20"/>
+      </w:rPr>
+    </w:lvl>
+    <w:lvl w:ilvl="3" w:tentative="1">
+      <w:start w:val="1"/>
+      <w:numFmt w:val="bullet"/>
+      <w:lvlText w:val=""/>
+      <w:lvlJc w:val="left"/>
+      <w:pPr>
+        <w:tabs>
+          <w:tab w:val="num" w:pos="2880"/>
+        </w:tabs>
+        <w:ind w:left="2880" w:hanging="360"/>
+      </w:pPr>
+      <w:rPr>
+        <w:rFonts w:ascii="Wingdings" w:hAnsi="Wingdings" w:hint="default"/>
+        <w:sz w:val="20"/>
+      </w:rPr>
+    </w:lvl>
+    <w:lvl w:ilvl="4" w:tentative="1">
+      <w:start w:val="1"/>
+      <w:numFmt w:val="bullet"/>
+      <w:lvlText w:val=""/>
+      <w:lvlJc w:val="left"/>
+      <w:pPr>
+        <w:tabs>
+          <w:tab w:val="num" w:pos="3600"/>
+        </w:tabs>
+        <w:ind w:left="3600" w:hanging="360"/>
+      </w:pPr>
+      <w:rPr>
+        <w:rFonts w:ascii="Wingdings" w:hAnsi="Wingdings" w:hint="default"/>
+        <w:sz w:val="20"/>
+      </w:rPr>
+    </w:lvl>
+    <w:lvl w:ilvl="5" w:tentative="1">
+      <w:start w:val="1"/>
+      <w:numFmt w:val="bullet"/>
+      <w:lvlText w:val=""/>
+      <w:lvlJc w:val="left"/>
+      <w:pPr>
+        <w:tabs>
+          <w:tab w:val="num" w:pos="4320"/>
+        </w:tabs>
+        <w:ind w:left="4320" w:hanging="360"/>
+      </w:pPr>
+      <w:rPr>
+        <w:rFonts w:ascii="Wingdings" w:hAnsi="Wingdings" w:hint="default"/>
+        <w:sz w:val="20"/>
+      </w:rPr>
+    </w:lvl>
+    <w:lvl w:ilvl="6" w:tentative="1">
+      <w:start w:val="1"/>
+      <w:numFmt w:val="bullet"/>
+      <w:lvlText w:val=""/>
+      <w:lvlJc w:val="left"/>
+      <w:pPr>
+        <w:tabs>
+          <w:tab w:val="num" w:pos="5040"/>
+        </w:tabs>
+        <w:ind w:left="5040" w:hanging="360"/>
+      </w:pPr>
+      <w:rPr>
+        <w:rFonts w:ascii="Wingdings" w:hAnsi="Wingdings" w:hint="default"/>
+        <w:sz w:val="20"/>
+      </w:rPr>
+    </w:lvl>
+    <w:lvl w:ilvl="7" w:tentative="1">
+      <w:start w:val="1"/>
+      <w:numFmt w:val="bullet"/>
+      <w:lvlText w:val=""/>
+      <w:lvlJc w:val="left"/>
+      <w:pPr>
+        <w:tabs>
+          <w:tab w:val="num" w:pos="5760"/>
+        </w:tabs>
+        <w:ind w:left="5760" w:hanging="360"/>
+      </w:pPr>
+      <w:rPr>
+        <w:rFonts w:ascii="Wingdings" w:hAnsi="Wingdings" w:hint="default"/>
+        <w:sz w:val="20"/>
+      </w:rPr>
+    </w:lvl>
+    <w:lvl w:ilvl="8" w:tentative="1">
+      <w:start w:val="1"/>
+      <w:numFmt w:val="bullet"/>
+      <w:lvlText w:val=""/>
+      <w:lvlJc w:val="left"/>
+      <w:pPr>
+        <w:tabs>
+          <w:tab w:val="num" w:pos="6480"/>
+        </w:tabs>
+        <w:ind w:left="6480" w:hanging="360"/>
+      </w:pPr>
+      <w:rPr>
+        <w:rFonts w:ascii="Wingdings" w:hAnsi="Wingdings" w:hint="default"/>
+        <w:sz w:val="20"/>
+      </w:rPr>
+    </w:lvl>
+  </w:abstractNum>
+  <w:abstractNum w:abstractNumId="2" w15:restartNumberingAfterBreak="0">
     <w:nsid w:val="255737F4"/>
     <w:multiLevelType w:val="multilevel"/>
     <w:tmpl w:val="89C6081C"/>
@@ -8074,7 +8713,7 @@
       </w:rPr>
     </w:lvl>
   </w:abstractNum>
-  <w:abstractNum w:abstractNumId="2" w15:restartNumberingAfterBreak="0">
+  <w:abstractNum w:abstractNumId="3" w15:restartNumberingAfterBreak="0">
     <w:nsid w:val="2E3E310D"/>
     <w:multiLevelType w:val="multilevel"/>
     <w:tmpl w:val="0FE2CECE"/>
@@ -8223,7 +8862,7 @@
       </w:rPr>
     </w:lvl>
   </w:abstractNum>
-  <w:abstractNum w:abstractNumId="3" w15:restartNumberingAfterBreak="0">
+  <w:abstractNum w:abstractNumId="4" w15:restartNumberingAfterBreak="0">
     <w:nsid w:val="3B2651EE"/>
     <w:multiLevelType w:val="multilevel"/>
     <w:tmpl w:val="A9B64842"/>
@@ -8372,7 +9011,7 @@
       </w:rPr>
     </w:lvl>
   </w:abstractNum>
-  <w:abstractNum w:abstractNumId="4" w15:restartNumberingAfterBreak="0">
+  <w:abstractNum w:abstractNumId="5" w15:restartNumberingAfterBreak="0">
     <w:nsid w:val="4E280CE5"/>
     <w:multiLevelType w:val="hybridMultilevel"/>
     <w:tmpl w:val="C5944EFA"/>
@@ -8485,7 +9124,7 @@
       </w:rPr>
     </w:lvl>
   </w:abstractNum>
-  <w:abstractNum w:abstractNumId="5" w15:restartNumberingAfterBreak="0">
+  <w:abstractNum w:abstractNumId="6" w15:restartNumberingAfterBreak="0">
     <w:nsid w:val="52B2306A"/>
     <w:multiLevelType w:val="multilevel"/>
     <w:tmpl w:val="28BC2570"/>
@@ -8602,7 +9241,7 @@
       </w:pPr>
     </w:lvl>
   </w:abstractNum>
-  <w:abstractNum w:abstractNumId="6" w15:restartNumberingAfterBreak="0">
+  <w:abstractNum w:abstractNumId="7" w15:restartNumberingAfterBreak="0">
     <w:nsid w:val="59AC64DE"/>
     <w:multiLevelType w:val="hybridMultilevel"/>
     <w:tmpl w:val="D556FF78"/>
@@ -8715,7 +9354,7 @@
       </w:rPr>
     </w:lvl>
   </w:abstractNum>
-  <w:abstractNum w:abstractNumId="7" w15:restartNumberingAfterBreak="0">
+  <w:abstractNum w:abstractNumId="8" w15:restartNumberingAfterBreak="0">
     <w:nsid w:val="5ECA440E"/>
     <w:multiLevelType w:val="multilevel"/>
     <w:tmpl w:val="39086EF2"/>
@@ -8864,7 +9503,7 @@
       </w:rPr>
     </w:lvl>
   </w:abstractNum>
-  <w:abstractNum w:abstractNumId="8" w15:restartNumberingAfterBreak="0">
+  <w:abstractNum w:abstractNumId="9" w15:restartNumberingAfterBreak="0">
     <w:nsid w:val="6AF63B54"/>
     <w:multiLevelType w:val="multilevel"/>
     <w:tmpl w:val="AD621050"/>
@@ -9013,7 +9652,7 @@
       </w:rPr>
     </w:lvl>
   </w:abstractNum>
-  <w:abstractNum w:abstractNumId="9" w15:restartNumberingAfterBreak="0">
+  <w:abstractNum w:abstractNumId="10" w15:restartNumberingAfterBreak="0">
     <w:nsid w:val="6BA85B18"/>
     <w:multiLevelType w:val="multilevel"/>
     <w:tmpl w:val="C93CBC46"/>
@@ -9162,7 +9801,7 @@
       </w:rPr>
     </w:lvl>
   </w:abstractNum>
-  <w:abstractNum w:abstractNumId="10" w15:restartNumberingAfterBreak="0">
+  <w:abstractNum w:abstractNumId="11" w15:restartNumberingAfterBreak="0">
     <w:nsid w:val="725901CB"/>
     <w:multiLevelType w:val="multilevel"/>
     <w:tmpl w:val="E8F6E3B2"/>
@@ -9311,7 +9950,7 @@
       </w:rPr>
     </w:lvl>
   </w:abstractNum>
-  <w:abstractNum w:abstractNumId="11" w15:restartNumberingAfterBreak="0">
+  <w:abstractNum w:abstractNumId="12" w15:restartNumberingAfterBreak="0">
     <w:nsid w:val="7AA0268F"/>
     <w:multiLevelType w:val="multilevel"/>
     <w:tmpl w:val="E2486BC0"/>
@@ -9460,7 +10099,7 @@
       </w:rPr>
     </w:lvl>
   </w:abstractNum>
-  <w:abstractNum w:abstractNumId="12" w15:restartNumberingAfterBreak="0">
+  <w:abstractNum w:abstractNumId="13" w15:restartNumberingAfterBreak="0">
     <w:nsid w:val="7B92578F"/>
     <w:multiLevelType w:val="hybridMultilevel"/>
     <w:tmpl w:val="B804E9B8"/>
@@ -9573,7 +10212,7 @@
       </w:rPr>
     </w:lvl>
   </w:abstractNum>
-  <w:abstractNum w:abstractNumId="13" w15:restartNumberingAfterBreak="0">
+  <w:abstractNum w:abstractNumId="14" w15:restartNumberingAfterBreak="0">
     <w:nsid w:val="7BE726BE"/>
     <w:multiLevelType w:val="multilevel"/>
     <w:tmpl w:val="14AE9B48"/>
@@ -9722,7 +10361,7 @@
       </w:rPr>
     </w:lvl>
   </w:abstractNum>
-  <w:abstractNum w:abstractNumId="14" w15:restartNumberingAfterBreak="0">
+  <w:abstractNum w:abstractNumId="15" w15:restartNumberingAfterBreak="0">
     <w:nsid w:val="7DD5389E"/>
     <w:multiLevelType w:val="hybridMultilevel"/>
     <w:tmpl w:val="6840CD52"/>
@@ -9836,49 +10475,52 @@
     </w:lvl>
   </w:abstractNum>
   <w:num w:numId="1" w16cid:durableId="775180286">
-    <w:abstractNumId w:val="12"/>
+    <w:abstractNumId w:val="13"/>
   </w:num>
   <w:num w:numId="2" w16cid:durableId="1579442916">
-    <w:abstractNumId w:val="14"/>
+    <w:abstractNumId w:val="15"/>
   </w:num>
   <w:num w:numId="3" w16cid:durableId="1996445871">
     <w:abstractNumId w:val="0"/>
   </w:num>
   <w:num w:numId="4" w16cid:durableId="982202006">
+    <w:abstractNumId w:val="7"/>
+  </w:num>
+  <w:num w:numId="5" w16cid:durableId="2119370406">
+    <w:abstractNumId w:val="5"/>
+  </w:num>
+  <w:num w:numId="6" w16cid:durableId="1063062556">
+    <w:abstractNumId w:val="10"/>
+  </w:num>
+  <w:num w:numId="7" w16cid:durableId="1353610240">
     <w:abstractNumId w:val="6"/>
   </w:num>
-  <w:num w:numId="5" w16cid:durableId="2119370406">
+  <w:num w:numId="8" w16cid:durableId="905185883">
+    <w:abstractNumId w:val="2"/>
+  </w:num>
+  <w:num w:numId="9" w16cid:durableId="671614104">
+    <w:abstractNumId w:val="3"/>
+  </w:num>
+  <w:num w:numId="10" w16cid:durableId="1140342277">
+    <w:abstractNumId w:val="14"/>
+  </w:num>
+  <w:num w:numId="11" w16cid:durableId="279798585">
+    <w:abstractNumId w:val="12"/>
+  </w:num>
+  <w:num w:numId="12" w16cid:durableId="1854026150">
+    <w:abstractNumId w:val="8"/>
+  </w:num>
+  <w:num w:numId="13" w16cid:durableId="1603954273">
+    <w:abstractNumId w:val="11"/>
+  </w:num>
+  <w:num w:numId="14" w16cid:durableId="775751699">
     <w:abstractNumId w:val="4"/>
   </w:num>
-  <w:num w:numId="6" w16cid:durableId="1063062556">
+  <w:num w:numId="15" w16cid:durableId="435755312">
     <w:abstractNumId w:val="9"/>
   </w:num>
-  <w:num w:numId="7" w16cid:durableId="1353610240">
-    <w:abstractNumId w:val="5"/>
-  </w:num>
-  <w:num w:numId="8" w16cid:durableId="905185883">
+  <w:num w:numId="16" w16cid:durableId="952900939">
     <w:abstractNumId w:val="1"/>
-  </w:num>
-  <w:num w:numId="9" w16cid:durableId="671614104">
-    <w:abstractNumId w:val="2"/>
-  </w:num>
-  <w:num w:numId="10" w16cid:durableId="1140342277">
-    <w:abstractNumId w:val="13"/>
-  </w:num>
-  <w:num w:numId="11" w16cid:durableId="279798585">
-    <w:abstractNumId w:val="11"/>
-  </w:num>
-  <w:num w:numId="12" w16cid:durableId="1854026150">
-    <w:abstractNumId w:val="7"/>
-  </w:num>
-  <w:num w:numId="13" w16cid:durableId="1603954273">
-    <w:abstractNumId w:val="10"/>
-  </w:num>
-  <w:num w:numId="14" w16cid:durableId="775751699">
-    <w:abstractNumId w:val="3"/>
-  </w:num>
-  <w:num w:numId="15" w16cid:durableId="435755312">
-    <w:abstractNumId w:val="8"/>
   </w:num>
 </w:numbering>
 </file>

--- a/Dokumentasi/24382001P_Lorensius Firngadi_Dokumentasi Sesi 3.docx
+++ b/Dokumentasi/24382001P_Lorensius Firngadi_Dokumentasi Sesi 3.docx
@@ -7850,7 +7850,13 @@
       </w:r>
       <w:proofErr w:type="spellStart"/>
       <w:r>
-        <w:t>kosing</w:t>
+        <w:t>ko</w:t>
+      </w:r>
+      <w:r>
+        <w:t>d</w:t>
+      </w:r>
+      <w:r>
+        <w:t>ing</w:t>
       </w:r>
       <w:proofErr w:type="spellEnd"/>
       <w:r>

--- a/Dokumentasi/24382001P_Lorensius Firngadi_Dokumentasi Sesi 3.docx
+++ b/Dokumentasi/24382001P_Lorensius Firngadi_Dokumentasi Sesi 3.docx
@@ -44,17 +44,17 @@
           <w:b/>
           <w:bCs/>
         </w:rPr>
-        <w:t xml:space="preserve">Mata Kuliah : </w:t>
-      </w:r>
-      <w:proofErr w:type="spellStart"/>
+        <w:t xml:space="preserve">Mata </w:t>
+      </w:r>
+      <w:proofErr w:type="gramStart"/>
       <w:r>
         <w:rPr>
           <w:b/>
           <w:bCs/>
         </w:rPr>
-        <w:t>Pemrograman</w:t>
-      </w:r>
-      <w:proofErr w:type="spellEnd"/>
+        <w:t>Kuliah :</w:t>
+      </w:r>
+      <w:proofErr w:type="gramEnd"/>
       <w:r>
         <w:rPr>
           <w:b/>
@@ -68,7 +68,7 @@
           <w:b/>
           <w:bCs/>
         </w:rPr>
-        <w:t>Berorientasi</w:t>
+        <w:t>Pemrograman</w:t>
       </w:r>
       <w:proofErr w:type="spellEnd"/>
       <w:r>
@@ -76,6 +76,22 @@
           <w:b/>
           <w:bCs/>
         </w:rPr>
+        <w:t xml:space="preserve"> </w:t>
+      </w:r>
+      <w:proofErr w:type="spellStart"/>
+      <w:r>
+        <w:rPr>
+          <w:b/>
+          <w:bCs/>
+        </w:rPr>
+        <w:t>Berorientasi</w:t>
+      </w:r>
+      <w:proofErr w:type="spellEnd"/>
+      <w:r>
+        <w:rPr>
+          <w:b/>
+          <w:bCs/>
+        </w:rPr>
         <w:t xml:space="preserve"> Service (IF 23 E)</w:t>
       </w:r>
     </w:p>
@@ -94,9 +110,14 @@
       <w:r>
         <w:t>Nama</w:t>
       </w:r>
+      <w:proofErr w:type="gramStart"/>
       <w:r>
         <w:tab/>
-        <w:t xml:space="preserve"> : </w:t>
+        <w:t xml:space="preserve"> :</w:t>
+      </w:r>
+      <w:proofErr w:type="gramEnd"/>
+      <w:r>
+        <w:t xml:space="preserve"> </w:t>
       </w:r>
       <w:proofErr w:type="spellStart"/>
       <w:r>
@@ -116,9 +137,14 @@
       <w:r>
         <w:t>NPM</w:t>
       </w:r>
+      <w:proofErr w:type="gramStart"/>
       <w:r>
         <w:tab/>
-        <w:t xml:space="preserve"> : 24382001P</w:t>
+        <w:t xml:space="preserve"> :</w:t>
+      </w:r>
+      <w:proofErr w:type="gramEnd"/>
+      <w:r>
+        <w:t xml:space="preserve"> 24382001P</w:t>
       </w:r>
     </w:p>
     <w:p>
@@ -132,9 +158,14 @@
         <w:t>Kelas</w:t>
       </w:r>
       <w:proofErr w:type="spellEnd"/>
+      <w:proofErr w:type="gramStart"/>
       <w:r>
         <w:tab/>
-        <w:t xml:space="preserve"> : IF 23 E</w:t>
+        <w:t xml:space="preserve"> :</w:t>
+      </w:r>
+      <w:proofErr w:type="gramEnd"/>
+      <w:r>
+        <w:t xml:space="preserve"> IF 23 E</w:t>
       </w:r>
     </w:p>
     <w:p>
@@ -151,12 +182,17 @@
         <w:jc w:val="both"/>
       </w:pPr>
       <w:proofErr w:type="spellStart"/>
+      <w:proofErr w:type="gramStart"/>
       <w:r>
         <w:t>Kelompok</w:t>
       </w:r>
       <w:proofErr w:type="spellEnd"/>
       <w:r>
-        <w:t xml:space="preserve"> : Ferdi, </w:t>
+        <w:t xml:space="preserve"> :</w:t>
+      </w:r>
+      <w:proofErr w:type="gramEnd"/>
+      <w:r>
+        <w:t xml:space="preserve"> Ferdi, </w:t>
       </w:r>
       <w:proofErr w:type="spellStart"/>
       <w:r>
@@ -175,6 +211,7 @@
         <w:t xml:space="preserve"> </w:t>
       </w:r>
       <w:proofErr w:type="spellStart"/>
+      <w:proofErr w:type="gramStart"/>
       <w:r>
         <w:t>dulu</w:t>
       </w:r>
@@ -182,6 +219,7 @@
       <w:r>
         <w:t xml:space="preserve"> !</w:t>
       </w:r>
+      <w:proofErr w:type="gramEnd"/>
     </w:p>
     <w:p>
       <w:pPr>
@@ -205,6 +243,7 @@
         <w:t xml:space="preserve"> </w:t>
       </w:r>
       <w:proofErr w:type="spellStart"/>
+      <w:proofErr w:type="gramStart"/>
       <w:r>
         <w:t>Kelompok</w:t>
       </w:r>
@@ -212,6 +251,7 @@
       <w:r>
         <w:t xml:space="preserve"> :</w:t>
       </w:r>
+      <w:proofErr w:type="gramEnd"/>
     </w:p>
     <w:p>
       <w:pPr>
@@ -313,7 +353,15 @@
       </w:r>
       <w:proofErr w:type="spellEnd"/>
       <w:r>
-        <w:t xml:space="preserve"> Project : </w:t>
+        <w:t xml:space="preserve"> </w:t>
+      </w:r>
+      <w:proofErr w:type="gramStart"/>
+      <w:r>
+        <w:t>Project :</w:t>
+      </w:r>
+      <w:proofErr w:type="gramEnd"/>
+      <w:r>
+        <w:t xml:space="preserve"> </w:t>
       </w:r>
       <w:proofErr w:type="spellStart"/>
       <w:r>
@@ -340,8 +388,13 @@
       </w:r>
       <w:proofErr w:type="spellEnd"/>
       <w:r>
-        <w:t xml:space="preserve"> Project :</w:t>
-      </w:r>
+        <w:t xml:space="preserve"> </w:t>
+      </w:r>
+      <w:proofErr w:type="gramStart"/>
+      <w:r>
+        <w:t>Project :</w:t>
+      </w:r>
+      <w:proofErr w:type="gramEnd"/>
     </w:p>
     <w:p>
       <w:pPr>
@@ -560,7 +613,15 @@
         <w:t xml:space="preserve">1. </w:t>
       </w:r>
       <w:r>
-        <w:t>Membuat file : .</w:t>
+        <w:t xml:space="preserve">Membuat </w:t>
+      </w:r>
+      <w:proofErr w:type="gramStart"/>
+      <w:r>
+        <w:t>file :</w:t>
+      </w:r>
+      <w:proofErr w:type="gramEnd"/>
+      <w:r>
+        <w:t xml:space="preserve"> .</w:t>
       </w:r>
       <w:proofErr w:type="spellStart"/>
       <w:r>
@@ -698,7 +759,15 @@
       </w:r>
       <w:proofErr w:type="spellEnd"/>
       <w:r>
-        <w:t xml:space="preserve"> di push dan .env yang </w:t>
+        <w:t xml:space="preserve"> di push </w:t>
+      </w:r>
+      <w:proofErr w:type="gramStart"/>
+      <w:r>
+        <w:t>dan .env</w:t>
+      </w:r>
+      <w:proofErr w:type="gramEnd"/>
+      <w:r>
+        <w:t xml:space="preserve"> yang </w:t>
       </w:r>
       <w:proofErr w:type="spellStart"/>
       <w:r>
@@ -742,9 +811,14 @@
         </w:numPr>
         <w:spacing w:line="240" w:lineRule="auto"/>
       </w:pPr>
+      <w:proofErr w:type="gramStart"/>
       <w:r>
         <w:lastRenderedPageBreak/>
-        <w:t xml:space="preserve">.env : file </w:t>
+        <w:t>.env</w:t>
+      </w:r>
+      <w:proofErr w:type="gramEnd"/>
+      <w:r>
+        <w:t xml:space="preserve"> : file </w:t>
       </w:r>
       <w:proofErr w:type="spellStart"/>
       <w:r>
@@ -772,16 +846,29 @@
         </w:numPr>
         <w:spacing w:line="240" w:lineRule="auto"/>
       </w:pPr>
+      <w:proofErr w:type="gramStart"/>
       <w:r>
         <w:t>.</w:t>
       </w:r>
       <w:proofErr w:type="spellStart"/>
       <w:r>
-        <w:t>env.example</w:t>
-      </w:r>
-      <w:proofErr w:type="spellEnd"/>
-      <w:r>
-        <w:t xml:space="preserve"> : template (di-push)</w:t>
+        <w:t>env</w:t>
+      </w:r>
+      <w:proofErr w:type="gramEnd"/>
+      <w:r>
+        <w:t>.</w:t>
+      </w:r>
+      <w:proofErr w:type="gramStart"/>
+      <w:r>
+        <w:t>example</w:t>
+      </w:r>
+      <w:proofErr w:type="spellEnd"/>
+      <w:r>
+        <w:t xml:space="preserve"> :</w:t>
+      </w:r>
+      <w:proofErr w:type="gramEnd"/>
+      <w:r>
+        <w:t xml:space="preserve"> template (di-push)</w:t>
       </w:r>
     </w:p>
     <w:p>
@@ -818,31 +905,61 @@
     <w:p>
       <w:pPr>
         <w:spacing w:line="240" w:lineRule="auto"/>
-      </w:pPr>
-      <w:r>
+        <w:rPr>
+          <w:b/>
+          <w:bCs/>
+        </w:rPr>
+      </w:pPr>
+      <w:r>
+        <w:rPr>
+          <w:b/>
+          <w:bCs/>
+        </w:rPr>
         <w:t xml:space="preserve">2. </w:t>
       </w:r>
       <w:proofErr w:type="spellStart"/>
       <w:r>
+        <w:rPr>
+          <w:b/>
+          <w:bCs/>
+        </w:rPr>
         <w:t>Perbaikan</w:t>
       </w:r>
       <w:proofErr w:type="spellEnd"/>
       <w:r>
-        <w:t xml:space="preserve"> </w:t>
-      </w:r>
-      <w:proofErr w:type="spellStart"/>
-      <w:r>
+        <w:rPr>
+          <w:b/>
+          <w:bCs/>
+        </w:rPr>
+        <w:t xml:space="preserve"> </w:t>
+      </w:r>
+      <w:proofErr w:type="spellStart"/>
+      <w:r>
+        <w:rPr>
+          <w:b/>
+          <w:bCs/>
+        </w:rPr>
         <w:t>Extensi</w:t>
       </w:r>
       <w:proofErr w:type="spellEnd"/>
       <w:r>
+        <w:rPr>
+          <w:b/>
+          <w:bCs/>
+        </w:rPr>
         <w:t xml:space="preserve"> file pada </w:t>
       </w:r>
       <w:proofErr w:type="spellStart"/>
-      <w:r>
+      <w:proofErr w:type="gramStart"/>
+      <w:r>
+        <w:rPr>
+          <w:b/>
+          <w:bCs/>
+        </w:rPr>
         <w:t>message.utils</w:t>
       </w:r>
       <w:proofErr w:type="spellEnd"/>
+      <w:proofErr w:type="gramEnd"/>
     </w:p>
     <w:p>
       <w:pPr>
@@ -915,10 +1032,12 @@
         <w:t xml:space="preserve"> file pada </w:t>
       </w:r>
       <w:proofErr w:type="spellStart"/>
+      <w:proofErr w:type="gramStart"/>
       <w:r>
         <w:t>message.utils</w:t>
       </w:r>
       <w:proofErr w:type="spellEnd"/>
+      <w:proofErr w:type="gramEnd"/>
       <w:r>
         <w:t xml:space="preserve"> </w:t>
       </w:r>
@@ -955,83 +1074,102 @@
         <w:t xml:space="preserve"> </w:t>
       </w:r>
       <w:proofErr w:type="spellStart"/>
-      <w:r>
-        <w:t>message.utils.ts</w:t>
-      </w:r>
-      <w:proofErr w:type="spellEnd"/>
-    </w:p>
-    <w:p>
-      <w:pPr>
-        <w:spacing w:line="240" w:lineRule="auto"/>
-      </w:pPr>
-    </w:p>
-    <w:p>
-      <w:pPr>
-        <w:spacing w:line="240" w:lineRule="auto"/>
-      </w:pPr>
-    </w:p>
-    <w:p>
-      <w:pPr>
-        <w:spacing w:line="240" w:lineRule="auto"/>
-      </w:pPr>
-    </w:p>
-    <w:p>
-      <w:pPr>
-        <w:spacing w:line="240" w:lineRule="auto"/>
-      </w:pPr>
-    </w:p>
-    <w:p>
-      <w:pPr>
-        <w:spacing w:line="240" w:lineRule="auto"/>
-      </w:pPr>
-    </w:p>
-    <w:p>
-      <w:pPr>
-        <w:spacing w:line="240" w:lineRule="auto"/>
-      </w:pPr>
-    </w:p>
-    <w:p>
-      <w:pPr>
-        <w:spacing w:line="240" w:lineRule="auto"/>
-      </w:pPr>
-    </w:p>
-    <w:p>
-      <w:pPr>
-        <w:spacing w:line="240" w:lineRule="auto"/>
-      </w:pPr>
-    </w:p>
-    <w:p>
-      <w:pPr>
-        <w:spacing w:line="240" w:lineRule="auto"/>
-      </w:pPr>
-    </w:p>
-    <w:p>
-      <w:pPr>
-        <w:spacing w:line="240" w:lineRule="auto"/>
-      </w:pPr>
-    </w:p>
-    <w:p>
-      <w:pPr>
-        <w:spacing w:line="240" w:lineRule="auto"/>
-      </w:pPr>
-    </w:p>
-    <w:p>
-      <w:pPr>
-        <w:spacing w:line="240" w:lineRule="auto"/>
-      </w:pPr>
-    </w:p>
-    <w:p>
-      <w:pPr>
-        <w:spacing w:line="240" w:lineRule="auto"/>
-      </w:pPr>
-      <w:r>
+      <w:proofErr w:type="gramStart"/>
+      <w:r>
+        <w:t>message.utils</w:t>
+      </w:r>
+      <w:proofErr w:type="gramEnd"/>
+      <w:r>
+        <w:t>.ts</w:t>
+      </w:r>
+      <w:proofErr w:type="spellEnd"/>
+    </w:p>
+    <w:p>
+      <w:pPr>
+        <w:spacing w:line="240" w:lineRule="auto"/>
+      </w:pPr>
+    </w:p>
+    <w:p>
+      <w:pPr>
+        <w:spacing w:line="240" w:lineRule="auto"/>
+      </w:pPr>
+    </w:p>
+    <w:p>
+      <w:pPr>
+        <w:spacing w:line="240" w:lineRule="auto"/>
+      </w:pPr>
+    </w:p>
+    <w:p>
+      <w:pPr>
+        <w:spacing w:line="240" w:lineRule="auto"/>
+      </w:pPr>
+    </w:p>
+    <w:p>
+      <w:pPr>
+        <w:spacing w:line="240" w:lineRule="auto"/>
+      </w:pPr>
+    </w:p>
+    <w:p>
+      <w:pPr>
+        <w:spacing w:line="240" w:lineRule="auto"/>
+      </w:pPr>
+    </w:p>
+    <w:p>
+      <w:pPr>
+        <w:spacing w:line="240" w:lineRule="auto"/>
+      </w:pPr>
+    </w:p>
+    <w:p>
+      <w:pPr>
+        <w:spacing w:line="240" w:lineRule="auto"/>
+      </w:pPr>
+    </w:p>
+    <w:p>
+      <w:pPr>
+        <w:spacing w:line="240" w:lineRule="auto"/>
+      </w:pPr>
+    </w:p>
+    <w:p>
+      <w:pPr>
+        <w:spacing w:line="240" w:lineRule="auto"/>
+      </w:pPr>
+    </w:p>
+    <w:p>
+      <w:pPr>
+        <w:spacing w:line="240" w:lineRule="auto"/>
+      </w:pPr>
+    </w:p>
+    <w:p>
+      <w:pPr>
+        <w:spacing w:line="240" w:lineRule="auto"/>
+      </w:pPr>
+    </w:p>
+    <w:p>
+      <w:pPr>
+        <w:spacing w:line="240" w:lineRule="auto"/>
+        <w:rPr>
+          <w:b/>
+          <w:bCs/>
+        </w:rPr>
+      </w:pPr>
+      <w:r>
+        <w:rPr>
+          <w:b/>
+          <w:bCs/>
+        </w:rPr>
         <w:t xml:space="preserve">3. Update </w:t>
       </w:r>
       <w:proofErr w:type="spellStart"/>
-      <w:r>
+      <w:proofErr w:type="gramStart"/>
+      <w:r>
+        <w:rPr>
+          <w:b/>
+          <w:bCs/>
+        </w:rPr>
         <w:t>tsconfig.json</w:t>
       </w:r>
       <w:proofErr w:type="spellEnd"/>
+      <w:proofErr w:type="gramEnd"/>
     </w:p>
     <w:p>
       <w:pPr>
@@ -1131,9 +1269,14 @@
       </w:r>
       <w:proofErr w:type="spellEnd"/>
       <w:r>
-        <w:t>": "./</w:t>
-      </w:r>
-      <w:proofErr w:type="spellStart"/>
+        <w:t xml:space="preserve">": </w:t>
+      </w:r>
+      <w:proofErr w:type="gramStart"/>
+      <w:r>
+        <w:t>"./</w:t>
+      </w:r>
+      <w:proofErr w:type="spellStart"/>
+      <w:proofErr w:type="gramEnd"/>
       <w:r>
         <w:t>dist</w:t>
       </w:r>
@@ -1169,31 +1312,63 @@
     <w:p>
       <w:pPr>
         <w:spacing w:line="240" w:lineRule="auto"/>
-      </w:pPr>
-      <w:r>
+        <w:rPr>
+          <w:b/>
+          <w:bCs/>
+        </w:rPr>
+      </w:pPr>
+      <w:r>
+        <w:rPr>
+          <w:b/>
+          <w:bCs/>
+        </w:rPr>
         <w:t xml:space="preserve">4. </w:t>
       </w:r>
       <w:proofErr w:type="spellStart"/>
       <w:r>
+        <w:rPr>
+          <w:b/>
+          <w:bCs/>
+        </w:rPr>
         <w:t>Mencoba</w:t>
       </w:r>
       <w:proofErr w:type="spellEnd"/>
       <w:r>
-        <w:t xml:space="preserve"> </w:t>
-      </w:r>
-      <w:proofErr w:type="spellStart"/>
-      <w:r>
+        <w:rPr>
+          <w:b/>
+          <w:bCs/>
+        </w:rPr>
+        <w:t xml:space="preserve"> </w:t>
+      </w:r>
+      <w:proofErr w:type="spellStart"/>
+      <w:r>
+        <w:rPr>
+          <w:b/>
+          <w:bCs/>
+        </w:rPr>
         <w:t>menjalankan</w:t>
       </w:r>
       <w:proofErr w:type="spellEnd"/>
       <w:r>
-        <w:t xml:space="preserve"> </w:t>
-      </w:r>
-      <w:r>
+        <w:rPr>
+          <w:b/>
+          <w:bCs/>
+        </w:rPr>
+        <w:t xml:space="preserve"> </w:t>
+      </w:r>
+      <w:r>
+        <w:rPr>
+          <w:b/>
+          <w:bCs/>
+        </w:rPr>
         <w:t xml:space="preserve">Halaman Login Web </w:t>
       </w:r>
       <w:proofErr w:type="spellStart"/>
       <w:r>
+        <w:rPr>
+          <w:b/>
+          <w:bCs/>
+        </w:rPr>
         <w:t>CPMApp</w:t>
       </w:r>
       <w:proofErr w:type="spellEnd"/>
@@ -1320,29 +1495,57 @@
     <w:p>
       <w:pPr>
         <w:spacing w:line="240" w:lineRule="auto"/>
-      </w:pPr>
-      <w:r>
+        <w:rPr>
+          <w:b/>
+          <w:bCs/>
+        </w:rPr>
+      </w:pPr>
+      <w:r>
+        <w:rPr>
+          <w:b/>
+          <w:bCs/>
+        </w:rPr>
         <w:lastRenderedPageBreak/>
         <w:t xml:space="preserve">5. </w:t>
       </w:r>
       <w:proofErr w:type="spellStart"/>
       <w:r>
+        <w:rPr>
+          <w:b/>
+          <w:bCs/>
+        </w:rPr>
         <w:t>Perbaikan</w:t>
       </w:r>
       <w:proofErr w:type="spellEnd"/>
       <w:r>
-        <w:t xml:space="preserve"> </w:t>
-      </w:r>
-      <w:proofErr w:type="spellStart"/>
-      <w:r>
+        <w:rPr>
+          <w:b/>
+          <w:bCs/>
+        </w:rPr>
+        <w:t xml:space="preserve"> </w:t>
+      </w:r>
+      <w:proofErr w:type="spellStart"/>
+      <w:r>
+        <w:rPr>
+          <w:b/>
+          <w:bCs/>
+        </w:rPr>
         <w:t>Koding</w:t>
       </w:r>
       <w:proofErr w:type="spellEnd"/>
       <w:r>
+        <w:rPr>
+          <w:b/>
+          <w:bCs/>
+        </w:rPr>
         <w:t xml:space="preserve"> pada </w:t>
       </w:r>
       <w:proofErr w:type="spellStart"/>
       <w:r>
+        <w:rPr>
+          <w:b/>
+          <w:bCs/>
+        </w:rPr>
         <w:t>App.tsx</w:t>
       </w:r>
       <w:proofErr w:type="spellEnd"/>
@@ -1351,8 +1554,13 @@
       <w:pPr>
         <w:spacing w:line="240" w:lineRule="auto"/>
       </w:pPr>
-      <w:r>
-        <w:t xml:space="preserve">File : </w:t>
+      <w:proofErr w:type="gramStart"/>
+      <w:r>
+        <w:t>File :</w:t>
+      </w:r>
+      <w:proofErr w:type="gramEnd"/>
+      <w:r>
+        <w:t xml:space="preserve"> </w:t>
       </w:r>
       <w:proofErr w:type="spellStart"/>
       <w:r>
@@ -1464,20 +1672,30 @@
         <w:t xml:space="preserve">] = </w:t>
       </w:r>
       <w:proofErr w:type="spellStart"/>
+      <w:proofErr w:type="gramStart"/>
       <w:r>
         <w:t>useState</w:t>
       </w:r>
       <w:proofErr w:type="spellEnd"/>
       <w:r>
-        <w:t xml:space="preserve">(() =&gt; </w:t>
-      </w:r>
-      <w:proofErr w:type="spellStart"/>
+        <w:t>(</w:t>
+      </w:r>
+      <w:proofErr w:type="gramEnd"/>
+      <w:r>
+        <w:t xml:space="preserve">() =&gt; </w:t>
+      </w:r>
+      <w:proofErr w:type="spellStart"/>
+      <w:proofErr w:type="gramStart"/>
       <w:r>
         <w:t>getRole</w:t>
       </w:r>
       <w:proofErr w:type="spellEnd"/>
       <w:r>
-        <w:t>());</w:t>
+        <w:t>(</w:t>
+      </w:r>
+      <w:proofErr w:type="gramEnd"/>
+      <w:r>
+        <w:t>));</w:t>
       </w:r>
     </w:p>
     <w:p>
@@ -2136,46 +2354,90 @@
         <w:spacing w:line="240" w:lineRule="auto"/>
       </w:pPr>
       <w:r>
+        <w:rPr>
+          <w:b/>
+          <w:bCs/>
+        </w:rPr>
         <w:lastRenderedPageBreak/>
         <w:t xml:space="preserve">6. </w:t>
       </w:r>
       <w:r>
+        <w:rPr>
+          <w:b/>
+          <w:bCs/>
+        </w:rPr>
         <w:t xml:space="preserve">Git </w:t>
       </w:r>
       <w:proofErr w:type="spellStart"/>
       <w:r>
+        <w:rPr>
+          <w:b/>
+          <w:bCs/>
+        </w:rPr>
         <w:t>berhenti</w:t>
       </w:r>
       <w:proofErr w:type="spellEnd"/>
       <w:r>
-        <w:t xml:space="preserve"> </w:t>
-      </w:r>
-      <w:proofErr w:type="spellStart"/>
-      <w:r>
+        <w:rPr>
+          <w:b/>
+          <w:bCs/>
+        </w:rPr>
+        <w:t xml:space="preserve"> </w:t>
+      </w:r>
+      <w:proofErr w:type="spellStart"/>
+      <w:r>
+        <w:rPr>
+          <w:b/>
+          <w:bCs/>
+        </w:rPr>
         <w:t>karena</w:t>
       </w:r>
       <w:proofErr w:type="spellEnd"/>
       <w:r>
-        <w:t xml:space="preserve"> </w:t>
-      </w:r>
-      <w:proofErr w:type="spellStart"/>
-      <w:r>
+        <w:rPr>
+          <w:b/>
+          <w:bCs/>
+        </w:rPr>
+        <w:t xml:space="preserve"> </w:t>
+      </w:r>
+      <w:proofErr w:type="spellStart"/>
+      <w:r>
+        <w:rPr>
+          <w:b/>
+          <w:bCs/>
+        </w:rPr>
         <w:t>masih</w:t>
       </w:r>
       <w:proofErr w:type="spellEnd"/>
       <w:r>
-        <w:t xml:space="preserve"> </w:t>
-      </w:r>
-      <w:proofErr w:type="spellStart"/>
-      <w:r>
+        <w:rPr>
+          <w:b/>
+          <w:bCs/>
+        </w:rPr>
+        <w:t xml:space="preserve"> </w:t>
+      </w:r>
+      <w:proofErr w:type="spellStart"/>
+      <w:r>
+        <w:rPr>
+          <w:b/>
+          <w:bCs/>
+        </w:rPr>
         <w:t>ada</w:t>
       </w:r>
       <w:proofErr w:type="spellEnd"/>
       <w:r>
-        <w:t xml:space="preserve"> </w:t>
-      </w:r>
-      <w:proofErr w:type="spellStart"/>
-      <w:r>
+        <w:rPr>
+          <w:b/>
+          <w:bCs/>
+        </w:rPr>
+        <w:t xml:space="preserve"> </w:t>
+      </w:r>
+      <w:proofErr w:type="spellStart"/>
+      <w:r>
+        <w:rPr>
+          <w:b/>
+          <w:bCs/>
+        </w:rPr>
         <w:t>konflik</w:t>
       </w:r>
       <w:proofErr w:type="spellEnd"/>
@@ -2333,6 +2595,7 @@
         <w:t xml:space="preserve"> </w:t>
       </w:r>
       <w:proofErr w:type="spellStart"/>
+      <w:proofErr w:type="gramStart"/>
       <w:r>
         <w:t>konflik</w:t>
       </w:r>
@@ -2340,6 +2603,7 @@
       <w:r>
         <w:t xml:space="preserve"> :</w:t>
       </w:r>
+      <w:proofErr w:type="gramEnd"/>
     </w:p>
     <w:p>
       <w:pPr>
@@ -2495,6 +2759,7 @@
         <w:t xml:space="preserve">Solusi yang </w:t>
       </w:r>
       <w:proofErr w:type="spellStart"/>
+      <w:proofErr w:type="gramStart"/>
       <w:r>
         <w:t>dilakukan</w:t>
       </w:r>
@@ -2502,6 +2767,7 @@
       <w:r>
         <w:t xml:space="preserve"> :</w:t>
       </w:r>
+      <w:proofErr w:type="gramEnd"/>
     </w:p>
     <w:p>
       <w:pPr>
@@ -2587,8 +2853,13 @@
         <w:ind w:left="1440"/>
       </w:pPr>
       <w:r>
-        <w:t>git add .</w:t>
-      </w:r>
+        <w:t xml:space="preserve">git </w:t>
+      </w:r>
+      <w:proofErr w:type="gramStart"/>
+      <w:r>
+        <w:t>add .</w:t>
+      </w:r>
+      <w:proofErr w:type="gramEnd"/>
     </w:p>
     <w:p>
       <w:pPr>
@@ -2669,13 +2940,25 @@
     <w:p>
       <w:pPr>
         <w:spacing w:line="240" w:lineRule="auto"/>
-      </w:pPr>
-      <w:r>
+        <w:rPr>
+          <w:b/>
+          <w:bCs/>
+        </w:rPr>
+      </w:pPr>
+      <w:r>
+        <w:rPr>
+          <w:b/>
+          <w:bCs/>
+        </w:rPr>
         <w:lastRenderedPageBreak/>
         <w:t xml:space="preserve">7. Membuat file </w:t>
       </w:r>
       <w:proofErr w:type="spellStart"/>
       <w:r>
+        <w:rPr>
+          <w:b/>
+          <w:bCs/>
+        </w:rPr>
         <w:t>api.ts</w:t>
       </w:r>
       <w:proofErr w:type="spellEnd"/>
@@ -2684,8 +2967,13 @@
       <w:pPr>
         <w:spacing w:line="240" w:lineRule="auto"/>
       </w:pPr>
-      <w:r>
-        <w:t xml:space="preserve">File : </w:t>
+      <w:proofErr w:type="gramStart"/>
+      <w:r>
+        <w:t>File :</w:t>
+      </w:r>
+      <w:proofErr w:type="gramEnd"/>
+      <w:r>
+        <w:t xml:space="preserve"> </w:t>
       </w:r>
       <w:proofErr w:type="spellStart"/>
       <w:r>
@@ -3441,13 +3729,25 @@
     <w:p>
       <w:pPr>
         <w:spacing w:line="240" w:lineRule="auto"/>
-      </w:pPr>
-      <w:r>
+        <w:rPr>
+          <w:b/>
+          <w:bCs/>
+        </w:rPr>
+      </w:pPr>
+      <w:r>
+        <w:rPr>
+          <w:b/>
+          <w:bCs/>
+        </w:rPr>
         <w:lastRenderedPageBreak/>
         <w:t xml:space="preserve">8. Update file </w:t>
       </w:r>
       <w:proofErr w:type="spellStart"/>
       <w:r>
+        <w:rPr>
+          <w:b/>
+          <w:bCs/>
+        </w:rPr>
         <w:t>auth.ts</w:t>
       </w:r>
       <w:proofErr w:type="spellEnd"/>
@@ -3456,8 +3756,13 @@
       <w:pPr>
         <w:spacing w:line="240" w:lineRule="auto"/>
       </w:pPr>
-      <w:r>
-        <w:t xml:space="preserve">File : </w:t>
+      <w:proofErr w:type="gramStart"/>
+      <w:r>
+        <w:t>File :</w:t>
+      </w:r>
+      <w:proofErr w:type="gramEnd"/>
+      <w:r>
+        <w:t xml:space="preserve"> </w:t>
       </w:r>
       <w:proofErr w:type="spellStart"/>
       <w:r>
@@ -4107,24 +4412,48 @@
     <w:p>
       <w:pPr>
         <w:spacing w:line="240" w:lineRule="auto"/>
-      </w:pPr>
-      <w:r>
+        <w:rPr>
+          <w:b/>
+          <w:bCs/>
+        </w:rPr>
+      </w:pPr>
+      <w:r>
+        <w:rPr>
+          <w:b/>
+          <w:bCs/>
+        </w:rPr>
         <w:lastRenderedPageBreak/>
         <w:t xml:space="preserve">9. </w:t>
       </w:r>
       <w:r>
+        <w:rPr>
+          <w:b/>
+          <w:bCs/>
+        </w:rPr>
         <w:t xml:space="preserve">Update </w:t>
       </w:r>
       <w:proofErr w:type="spellStart"/>
       <w:r>
+        <w:rPr>
+          <w:b/>
+          <w:bCs/>
+        </w:rPr>
         <w:t>koding</w:t>
       </w:r>
       <w:proofErr w:type="spellEnd"/>
       <w:r>
+        <w:rPr>
+          <w:b/>
+          <w:bCs/>
+        </w:rPr>
         <w:t xml:space="preserve"> pada file </w:t>
       </w:r>
       <w:proofErr w:type="spellStart"/>
       <w:r>
+        <w:rPr>
+          <w:b/>
+          <w:bCs/>
+        </w:rPr>
         <w:t>index.ts</w:t>
       </w:r>
       <w:proofErr w:type="spellEnd"/>
@@ -4133,8 +4462,13 @@
       <w:pPr>
         <w:spacing w:line="240" w:lineRule="auto"/>
       </w:pPr>
-      <w:r>
-        <w:t xml:space="preserve">File : </w:t>
+      <w:proofErr w:type="gramStart"/>
+      <w:r>
+        <w:t>File :</w:t>
+      </w:r>
+      <w:proofErr w:type="gramEnd"/>
+      <w:r>
+        <w:t xml:space="preserve"> </w:t>
       </w:r>
       <w:proofErr w:type="spellStart"/>
       <w:r>
@@ -4464,25 +4798,49 @@
     <w:p>
       <w:pPr>
         <w:spacing w:line="240" w:lineRule="auto"/>
-      </w:pPr>
-      <w:r>
+        <w:rPr>
+          <w:b/>
+          <w:bCs/>
+        </w:rPr>
+      </w:pPr>
+      <w:r>
+        <w:rPr>
+          <w:b/>
+          <w:bCs/>
+        </w:rPr>
         <w:lastRenderedPageBreak/>
         <w:t xml:space="preserve">10. Update </w:t>
       </w:r>
       <w:proofErr w:type="spellStart"/>
       <w:r>
+        <w:rPr>
+          <w:b/>
+          <w:bCs/>
+        </w:rPr>
         <w:t>koding</w:t>
       </w:r>
       <w:proofErr w:type="spellEnd"/>
       <w:r>
+        <w:rPr>
+          <w:b/>
+          <w:bCs/>
+        </w:rPr>
         <w:t xml:space="preserve"> pada file </w:t>
       </w:r>
       <w:proofErr w:type="spellStart"/>
       <w:r>
+        <w:rPr>
+          <w:b/>
+          <w:bCs/>
+        </w:rPr>
         <w:t>booking.ts</w:t>
       </w:r>
       <w:proofErr w:type="spellEnd"/>
       <w:r>
+        <w:rPr>
+          <w:b/>
+          <w:bCs/>
+        </w:rPr>
         <w:t>.</w:t>
       </w:r>
     </w:p>
@@ -4490,8 +4848,13 @@
       <w:pPr>
         <w:spacing w:line="240" w:lineRule="auto"/>
       </w:pPr>
-      <w:r>
-        <w:t xml:space="preserve">File : </w:t>
+      <w:proofErr w:type="gramStart"/>
+      <w:r>
+        <w:t>File :</w:t>
+      </w:r>
+      <w:proofErr w:type="gramEnd"/>
+      <w:r>
+        <w:t xml:space="preserve"> </w:t>
       </w:r>
       <w:proofErr w:type="spellStart"/>
       <w:r>
@@ -4558,13 +4921,18 @@
         <w:contextualSpacing/>
       </w:pPr>
       <w:r>
-        <w:t xml:space="preserve">import { </w:t>
+        <w:t xml:space="preserve">import </w:t>
+      </w:r>
+      <w:proofErr w:type="gramStart"/>
+      <w:r>
+        <w:t xml:space="preserve">{ </w:t>
       </w:r>
       <w:proofErr w:type="spellStart"/>
       <w:r>
         <w:t>apiUrl</w:t>
       </w:r>
       <w:proofErr w:type="spellEnd"/>
+      <w:proofErr w:type="gramEnd"/>
       <w:r>
         <w:t xml:space="preserve"> } from @/app/lib/api;</w:t>
       </w:r>
@@ -5277,17 +5645,33 @@
     <w:p>
       <w:pPr>
         <w:spacing w:line="240" w:lineRule="auto"/>
-      </w:pPr>
-      <w:r>
+        <w:rPr>
+          <w:b/>
+          <w:bCs/>
+        </w:rPr>
+      </w:pPr>
+      <w:r>
+        <w:rPr>
+          <w:b/>
+          <w:bCs/>
+        </w:rPr>
         <w:lastRenderedPageBreak/>
         <w:t xml:space="preserve">11. Update file </w:t>
       </w:r>
       <w:proofErr w:type="spellStart"/>
       <w:r>
+        <w:rPr>
+          <w:b/>
+          <w:bCs/>
+        </w:rPr>
         <w:t>review.ts</w:t>
       </w:r>
       <w:proofErr w:type="spellEnd"/>
       <w:r>
+        <w:rPr>
+          <w:b/>
+          <w:bCs/>
+        </w:rPr>
         <w:t>.</w:t>
       </w:r>
     </w:p>
@@ -5295,8 +5679,13 @@
       <w:pPr>
         <w:spacing w:line="240" w:lineRule="auto"/>
       </w:pPr>
-      <w:r>
-        <w:t xml:space="preserve">File : </w:t>
+      <w:proofErr w:type="gramStart"/>
+      <w:r>
+        <w:t>File :</w:t>
+      </w:r>
+      <w:proofErr w:type="gramEnd"/>
+      <w:r>
+        <w:t xml:space="preserve"> </w:t>
       </w:r>
       <w:proofErr w:type="spellStart"/>
       <w:r>
@@ -5362,13 +5751,18 @@
         <w:spacing w:line="240" w:lineRule="auto"/>
       </w:pPr>
       <w:r>
-        <w:t xml:space="preserve">import { </w:t>
+        <w:t xml:space="preserve">import </w:t>
+      </w:r>
+      <w:proofErr w:type="gramStart"/>
+      <w:r>
+        <w:t xml:space="preserve">{ </w:t>
       </w:r>
       <w:proofErr w:type="spellStart"/>
       <w:r>
         <w:t>apiUrl</w:t>
       </w:r>
       <w:proofErr w:type="spellEnd"/>
+      <w:proofErr w:type="gramEnd"/>
       <w:r>
         <w:t xml:space="preserve"> } from @/app/lib/api;</w:t>
       </w:r>
@@ -5989,13 +6383,21 @@
       </w:r>
       <w:proofErr w:type="spellEnd"/>
       <w:r>
-        <w:t>(\/review/${id}</w:t>
-      </w:r>
-      <w:r>
-        <w:t xml:space="preserve"> </w:t>
-      </w:r>
-      <w:r>
-        <w:t xml:space="preserve">: </w:t>
+        <w:t>(\/review/${id</w:t>
+      </w:r>
+      <w:proofErr w:type="gramStart"/>
+      <w:r>
+        <w:t>}</w:t>
+      </w:r>
+      <w:r>
+        <w:t xml:space="preserve"> </w:t>
+      </w:r>
+      <w:r>
+        <w:t>:</w:t>
+      </w:r>
+      <w:proofErr w:type="gramEnd"/>
+      <w:r>
+        <w:t xml:space="preserve"> </w:t>
       </w:r>
       <w:r>
         <w:t>M</w:t>
@@ -6077,13 +6479,21 @@
         <w:spacing w:line="240" w:lineRule="auto"/>
       </w:pPr>
       <w:r>
-        <w:t>method: DELETE</w:t>
-      </w:r>
-      <w:r>
-        <w:t xml:space="preserve"> </w:t>
-      </w:r>
-      <w:r>
-        <w:t xml:space="preserve">: </w:t>
+        <w:t xml:space="preserve">method: </w:t>
+      </w:r>
+      <w:proofErr w:type="gramStart"/>
+      <w:r>
+        <w:t>DELETE</w:t>
+      </w:r>
+      <w:r>
+        <w:t xml:space="preserve"> </w:t>
+      </w:r>
+      <w:r>
+        <w:t>:</w:t>
+      </w:r>
+      <w:proofErr w:type="gramEnd"/>
+      <w:r>
+        <w:t xml:space="preserve"> </w:t>
       </w:r>
       <w:proofErr w:type="spellStart"/>
       <w:r>
@@ -6142,28 +6552,56 @@
     <w:p>
       <w:pPr>
         <w:spacing w:line="240" w:lineRule="auto"/>
-      </w:pPr>
-      <w:r>
+        <w:rPr>
+          <w:b/>
+          <w:bCs/>
+        </w:rPr>
+      </w:pPr>
+      <w:r>
+        <w:rPr>
+          <w:b/>
+          <w:bCs/>
+        </w:rPr>
         <w:lastRenderedPageBreak/>
         <w:t xml:space="preserve">12. </w:t>
       </w:r>
       <w:r>
+        <w:rPr>
+          <w:b/>
+          <w:bCs/>
+        </w:rPr>
         <w:t xml:space="preserve">Update </w:t>
       </w:r>
       <w:proofErr w:type="spellStart"/>
       <w:r>
+        <w:rPr>
+          <w:b/>
+          <w:bCs/>
+        </w:rPr>
         <w:t>koding</w:t>
       </w:r>
       <w:proofErr w:type="spellEnd"/>
       <w:r>
+        <w:rPr>
+          <w:b/>
+          <w:bCs/>
+        </w:rPr>
         <w:t xml:space="preserve"> file </w:t>
       </w:r>
       <w:proofErr w:type="spellStart"/>
       <w:r>
+        <w:rPr>
+          <w:b/>
+          <w:bCs/>
+        </w:rPr>
         <w:t>wisata.ts</w:t>
       </w:r>
       <w:proofErr w:type="spellEnd"/>
       <w:r>
+        <w:rPr>
+          <w:b/>
+          <w:bCs/>
+        </w:rPr>
         <w:t>.</w:t>
       </w:r>
     </w:p>
@@ -6171,9 +6609,11 @@
       <w:pPr>
         <w:spacing w:line="240" w:lineRule="auto"/>
       </w:pPr>
+      <w:proofErr w:type="gramStart"/>
       <w:r>
         <w:t>File :</w:t>
       </w:r>
+      <w:proofErr w:type="gramEnd"/>
       <w:r>
         <w:t xml:space="preserve"> </w:t>
       </w:r>
@@ -6257,13 +6697,18 @@
         <w:spacing w:line="240" w:lineRule="auto"/>
       </w:pPr>
       <w:r>
-        <w:t xml:space="preserve">import { </w:t>
+        <w:t xml:space="preserve">import </w:t>
+      </w:r>
+      <w:proofErr w:type="gramStart"/>
+      <w:r>
+        <w:t xml:space="preserve">{ </w:t>
       </w:r>
       <w:proofErr w:type="spellStart"/>
       <w:r>
         <w:t>apiUrl</w:t>
       </w:r>
       <w:proofErr w:type="spellEnd"/>
+      <w:proofErr w:type="gramEnd"/>
       <w:r>
         <w:t xml:space="preserve"> } from '@/app/lib/</w:t>
       </w:r>
@@ -6747,28 +7192,56 @@
     <w:p>
       <w:pPr>
         <w:spacing w:line="240" w:lineRule="auto"/>
-      </w:pPr>
-      <w:r>
+        <w:rPr>
+          <w:b/>
+          <w:bCs/>
+        </w:rPr>
+      </w:pPr>
+      <w:r>
+        <w:rPr>
+          <w:b/>
+          <w:bCs/>
+        </w:rPr>
         <w:lastRenderedPageBreak/>
         <w:t xml:space="preserve">13. Update </w:t>
       </w:r>
       <w:proofErr w:type="spellStart"/>
       <w:r>
+        <w:rPr>
+          <w:b/>
+          <w:bCs/>
+        </w:rPr>
         <w:t>koding</w:t>
       </w:r>
       <w:proofErr w:type="spellEnd"/>
       <w:r>
+        <w:rPr>
+          <w:b/>
+          <w:bCs/>
+        </w:rPr>
         <w:t xml:space="preserve"> file</w:t>
       </w:r>
       <w:r>
-        <w:t xml:space="preserve"> </w:t>
-      </w:r>
-      <w:proofErr w:type="spellStart"/>
-      <w:r>
+        <w:rPr>
+          <w:b/>
+          <w:bCs/>
+        </w:rPr>
+        <w:t xml:space="preserve"> </w:t>
+      </w:r>
+      <w:proofErr w:type="spellStart"/>
+      <w:r>
+        <w:rPr>
+          <w:b/>
+          <w:bCs/>
+        </w:rPr>
         <w:t>wisata.ts</w:t>
       </w:r>
       <w:proofErr w:type="spellEnd"/>
       <w:r>
+        <w:rPr>
+          <w:b/>
+          <w:bCs/>
+        </w:rPr>
         <w:t>.</w:t>
       </w:r>
     </w:p>
@@ -6776,8 +7249,13 @@
       <w:pPr>
         <w:spacing w:line="240" w:lineRule="auto"/>
       </w:pPr>
-      <w:r>
-        <w:t xml:space="preserve">File : </w:t>
+      <w:proofErr w:type="gramStart"/>
+      <w:r>
+        <w:t>File :</w:t>
+      </w:r>
+      <w:proofErr w:type="gramEnd"/>
+      <w:r>
+        <w:t xml:space="preserve"> </w:t>
       </w:r>
       <w:proofErr w:type="spellStart"/>
       <w:r>
@@ -7080,24 +7558,48 @@
     <w:p>
       <w:pPr>
         <w:spacing w:line="240" w:lineRule="auto"/>
-      </w:pPr>
-      <w:r>
+        <w:rPr>
+          <w:b/>
+          <w:bCs/>
+        </w:rPr>
+      </w:pPr>
+      <w:r>
+        <w:rPr>
+          <w:b/>
+          <w:bCs/>
+        </w:rPr>
         <w:lastRenderedPageBreak/>
         <w:t xml:space="preserve">14. </w:t>
       </w:r>
       <w:r>
+        <w:rPr>
+          <w:b/>
+          <w:bCs/>
+        </w:rPr>
         <w:t xml:space="preserve">Update </w:t>
       </w:r>
       <w:proofErr w:type="spellStart"/>
       <w:r>
+        <w:rPr>
+          <w:b/>
+          <w:bCs/>
+        </w:rPr>
         <w:t>koding</w:t>
       </w:r>
       <w:proofErr w:type="spellEnd"/>
       <w:r>
+        <w:rPr>
+          <w:b/>
+          <w:bCs/>
+        </w:rPr>
         <w:t xml:space="preserve"> file </w:t>
       </w:r>
       <w:proofErr w:type="spellStart"/>
       <w:r>
+        <w:rPr>
+          <w:b/>
+          <w:bCs/>
+        </w:rPr>
         <w:t>edit.ts</w:t>
       </w:r>
       <w:proofErr w:type="spellEnd"/>
@@ -7106,9 +7608,11 @@
       <w:pPr>
         <w:spacing w:line="240" w:lineRule="auto"/>
       </w:pPr>
+      <w:proofErr w:type="gramStart"/>
       <w:r>
         <w:t>File :</w:t>
       </w:r>
+      <w:proofErr w:type="gramEnd"/>
       <w:r>
         <w:t xml:space="preserve"> </w:t>
       </w:r>
@@ -7205,6 +7709,7 @@
         <w:t xml:space="preserve"> </w:t>
       </w:r>
       <w:proofErr w:type="spellStart"/>
+      <w:proofErr w:type="gramStart"/>
       <w:r>
         <w:t>menjadi</w:t>
       </w:r>
@@ -7212,19 +7717,25 @@
       <w:r>
         <w:t xml:space="preserve"> :</w:t>
       </w:r>
-    </w:p>
-    <w:p>
-      <w:pPr>
-        <w:spacing w:line="240" w:lineRule="auto"/>
-      </w:pPr>
-      <w:r>
-        <w:t xml:space="preserve">import { </w:t>
+      <w:proofErr w:type="gramEnd"/>
+    </w:p>
+    <w:p>
+      <w:pPr>
+        <w:spacing w:line="240" w:lineRule="auto"/>
+      </w:pPr>
+      <w:r>
+        <w:t xml:space="preserve">import </w:t>
+      </w:r>
+      <w:proofErr w:type="gramStart"/>
+      <w:r>
+        <w:t xml:space="preserve">{ </w:t>
       </w:r>
       <w:proofErr w:type="spellStart"/>
       <w:r>
         <w:t>apiUrl</w:t>
       </w:r>
       <w:proofErr w:type="spellEnd"/>
+      <w:proofErr w:type="gramEnd"/>
       <w:r>
         <w:t xml:space="preserve"> } from '@/app/lib/</w:t>
       </w:r>
@@ -7271,6 +7782,7 @@
         <w:t xml:space="preserve"> </w:t>
       </w:r>
       <w:proofErr w:type="spellStart"/>
+      <w:proofErr w:type="gramStart"/>
       <w:r>
         <w:t>dengan</w:t>
       </w:r>
@@ -7278,86 +7790,116 @@
       <w:r>
         <w:t xml:space="preserve"> :</w:t>
       </w:r>
-    </w:p>
-    <w:p>
-      <w:pPr>
-        <w:spacing w:line="240" w:lineRule="auto"/>
-      </w:pPr>
-      <w:proofErr w:type="spellStart"/>
+      <w:proofErr w:type="gramEnd"/>
+    </w:p>
+    <w:p>
+      <w:pPr>
+        <w:spacing w:line="240" w:lineRule="auto"/>
+      </w:pPr>
+      <w:proofErr w:type="spellStart"/>
+      <w:proofErr w:type="gramStart"/>
       <w:r>
         <w:t>apiUrl</w:t>
       </w:r>
       <w:proofErr w:type="spellEnd"/>
       <w:r>
-        <w:t>(`</w:t>
-      </w:r>
-    </w:p>
-    <w:p>
-      <w:pPr>
-        <w:spacing w:line="240" w:lineRule="auto"/>
-      </w:pPr>
-    </w:p>
-    <w:p>
-      <w:pPr>
-        <w:spacing w:line="240" w:lineRule="auto"/>
-      </w:pPr>
-    </w:p>
-    <w:p>
-      <w:pPr>
-        <w:spacing w:line="240" w:lineRule="auto"/>
-      </w:pPr>
-    </w:p>
-    <w:p>
-      <w:pPr>
-        <w:spacing w:line="240" w:lineRule="auto"/>
-      </w:pPr>
-    </w:p>
-    <w:p>
-      <w:pPr>
-        <w:spacing w:line="240" w:lineRule="auto"/>
-      </w:pPr>
-    </w:p>
-    <w:p>
-      <w:pPr>
-        <w:spacing w:line="240" w:lineRule="auto"/>
-      </w:pPr>
-    </w:p>
-    <w:p>
-      <w:pPr>
-        <w:spacing w:line="240" w:lineRule="auto"/>
-      </w:pPr>
-    </w:p>
-    <w:p>
-      <w:pPr>
-        <w:spacing w:line="240" w:lineRule="auto"/>
-      </w:pPr>
-    </w:p>
-    <w:p>
-      <w:pPr>
-        <w:spacing w:line="240" w:lineRule="auto"/>
-      </w:pPr>
-    </w:p>
-    <w:p>
-      <w:pPr>
-        <w:spacing w:line="240" w:lineRule="auto"/>
-      </w:pPr>
-      <w:r>
+        <w:t>(</w:t>
+      </w:r>
+      <w:proofErr w:type="gramEnd"/>
+      <w:r>
+        <w:t>`</w:t>
+      </w:r>
+    </w:p>
+    <w:p>
+      <w:pPr>
+        <w:spacing w:line="240" w:lineRule="auto"/>
+      </w:pPr>
+    </w:p>
+    <w:p>
+      <w:pPr>
+        <w:spacing w:line="240" w:lineRule="auto"/>
+      </w:pPr>
+    </w:p>
+    <w:p>
+      <w:pPr>
+        <w:spacing w:line="240" w:lineRule="auto"/>
+      </w:pPr>
+    </w:p>
+    <w:p>
+      <w:pPr>
+        <w:spacing w:line="240" w:lineRule="auto"/>
+      </w:pPr>
+    </w:p>
+    <w:p>
+      <w:pPr>
+        <w:spacing w:line="240" w:lineRule="auto"/>
+      </w:pPr>
+    </w:p>
+    <w:p>
+      <w:pPr>
+        <w:spacing w:line="240" w:lineRule="auto"/>
+      </w:pPr>
+    </w:p>
+    <w:p>
+      <w:pPr>
+        <w:spacing w:line="240" w:lineRule="auto"/>
+      </w:pPr>
+    </w:p>
+    <w:p>
+      <w:pPr>
+        <w:spacing w:line="240" w:lineRule="auto"/>
+      </w:pPr>
+    </w:p>
+    <w:p>
+      <w:pPr>
+        <w:spacing w:line="240" w:lineRule="auto"/>
+      </w:pPr>
+    </w:p>
+    <w:p>
+      <w:pPr>
+        <w:spacing w:line="240" w:lineRule="auto"/>
+        <w:rPr>
+          <w:b/>
+          <w:bCs/>
+        </w:rPr>
+      </w:pPr>
+      <w:r>
+        <w:rPr>
+          <w:b/>
+          <w:bCs/>
+        </w:rPr>
         <w:lastRenderedPageBreak/>
         <w:t xml:space="preserve">15. </w:t>
       </w:r>
       <w:r>
+        <w:rPr>
+          <w:b/>
+          <w:bCs/>
+        </w:rPr>
         <w:t xml:space="preserve">Update </w:t>
       </w:r>
       <w:proofErr w:type="spellStart"/>
       <w:r>
+        <w:rPr>
+          <w:b/>
+          <w:bCs/>
+        </w:rPr>
         <w:t>koding</w:t>
       </w:r>
       <w:proofErr w:type="spellEnd"/>
       <w:r>
+        <w:rPr>
+          <w:b/>
+          <w:bCs/>
+        </w:rPr>
         <w:t xml:space="preserve"> file </w:t>
       </w:r>
       <w:proofErr w:type="spellStart"/>
       <w:r>
+        <w:rPr>
+          <w:b/>
+          <w:bCs/>
+        </w:rPr>
         <w:t>booking.ts</w:t>
       </w:r>
       <w:proofErr w:type="spellEnd"/>
@@ -7366,8 +7908,13 @@
       <w:pPr>
         <w:spacing w:line="240" w:lineRule="auto"/>
       </w:pPr>
-      <w:r>
-        <w:t xml:space="preserve">File : </w:t>
+      <w:proofErr w:type="gramStart"/>
+      <w:r>
+        <w:t>File :</w:t>
+      </w:r>
+      <w:proofErr w:type="gramEnd"/>
+      <w:r>
+        <w:t xml:space="preserve"> </w:t>
       </w:r>
       <w:proofErr w:type="spellStart"/>
       <w:r>
@@ -7457,6 +8004,7 @@
         <w:t xml:space="preserve"> </w:t>
       </w:r>
       <w:proofErr w:type="spellStart"/>
+      <w:proofErr w:type="gramStart"/>
       <w:r>
         <w:t>menjadi</w:t>
       </w:r>
@@ -7464,19 +8012,25 @@
       <w:r>
         <w:t xml:space="preserve"> :</w:t>
       </w:r>
-    </w:p>
-    <w:p>
-      <w:pPr>
-        <w:spacing w:line="240" w:lineRule="auto"/>
-      </w:pPr>
-      <w:r>
-        <w:t xml:space="preserve">import { </w:t>
+      <w:proofErr w:type="gramEnd"/>
+    </w:p>
+    <w:p>
+      <w:pPr>
+        <w:spacing w:line="240" w:lineRule="auto"/>
+      </w:pPr>
+      <w:r>
+        <w:t xml:space="preserve">import </w:t>
+      </w:r>
+      <w:proofErr w:type="gramStart"/>
+      <w:r>
+        <w:t xml:space="preserve">{ </w:t>
       </w:r>
       <w:proofErr w:type="spellStart"/>
       <w:r>
         <w:t>apiUrl</w:t>
       </w:r>
       <w:proofErr w:type="spellEnd"/>
+      <w:proofErr w:type="gramEnd"/>
       <w:r>
         <w:t xml:space="preserve"> } from '@/app/lib/</w:t>
       </w:r>
@@ -7523,6 +8077,7 @@
         <w:t xml:space="preserve"> </w:t>
       </w:r>
       <w:proofErr w:type="spellStart"/>
+      <w:proofErr w:type="gramStart"/>
       <w:r>
         <w:t>dengan</w:t>
       </w:r>
@@ -7530,88 +8085,114 @@
       <w:r>
         <w:t xml:space="preserve"> :</w:t>
       </w:r>
-    </w:p>
-    <w:p>
-      <w:pPr>
-        <w:spacing w:line="240" w:lineRule="auto"/>
-      </w:pPr>
-      <w:proofErr w:type="spellStart"/>
+      <w:proofErr w:type="gramEnd"/>
+    </w:p>
+    <w:p>
+      <w:pPr>
+        <w:spacing w:line="240" w:lineRule="auto"/>
+      </w:pPr>
+      <w:proofErr w:type="spellStart"/>
+      <w:proofErr w:type="gramStart"/>
       <w:r>
         <w:t>apiUrl</w:t>
       </w:r>
       <w:proofErr w:type="spellEnd"/>
       <w:r>
-        <w:t>(`</w:t>
-      </w:r>
-    </w:p>
-    <w:p>
-      <w:pPr>
-        <w:spacing w:line="240" w:lineRule="auto"/>
-      </w:pPr>
-    </w:p>
-    <w:p>
-      <w:pPr>
-        <w:spacing w:line="240" w:lineRule="auto"/>
-      </w:pPr>
-    </w:p>
-    <w:p>
-      <w:pPr>
-        <w:spacing w:line="240" w:lineRule="auto"/>
-      </w:pPr>
-    </w:p>
-    <w:p>
-      <w:pPr>
-        <w:spacing w:line="240" w:lineRule="auto"/>
-      </w:pPr>
-    </w:p>
-    <w:p>
-      <w:pPr>
-        <w:spacing w:line="240" w:lineRule="auto"/>
-      </w:pPr>
-    </w:p>
-    <w:p>
-      <w:pPr>
-        <w:spacing w:line="240" w:lineRule="auto"/>
-      </w:pPr>
-    </w:p>
-    <w:p>
-      <w:pPr>
-        <w:spacing w:line="240" w:lineRule="auto"/>
-      </w:pPr>
-    </w:p>
-    <w:p>
-      <w:pPr>
-        <w:spacing w:line="240" w:lineRule="auto"/>
-      </w:pPr>
-    </w:p>
-    <w:p>
-      <w:pPr>
-        <w:spacing w:line="240" w:lineRule="auto"/>
-      </w:pPr>
-    </w:p>
-    <w:p>
-      <w:pPr>
-        <w:spacing w:line="240" w:lineRule="auto"/>
-      </w:pPr>
-    </w:p>
-    <w:p>
-      <w:pPr>
-        <w:spacing w:line="240" w:lineRule="auto"/>
-      </w:pPr>
-      <w:r>
+        <w:t>(</w:t>
+      </w:r>
+      <w:proofErr w:type="gramEnd"/>
+      <w:r>
+        <w:t>`</w:t>
+      </w:r>
+    </w:p>
+    <w:p>
+      <w:pPr>
+        <w:spacing w:line="240" w:lineRule="auto"/>
+      </w:pPr>
+    </w:p>
+    <w:p>
+      <w:pPr>
+        <w:spacing w:line="240" w:lineRule="auto"/>
+      </w:pPr>
+    </w:p>
+    <w:p>
+      <w:pPr>
+        <w:spacing w:line="240" w:lineRule="auto"/>
+      </w:pPr>
+    </w:p>
+    <w:p>
+      <w:pPr>
+        <w:spacing w:line="240" w:lineRule="auto"/>
+      </w:pPr>
+    </w:p>
+    <w:p>
+      <w:pPr>
+        <w:spacing w:line="240" w:lineRule="auto"/>
+      </w:pPr>
+    </w:p>
+    <w:p>
+      <w:pPr>
+        <w:spacing w:line="240" w:lineRule="auto"/>
+      </w:pPr>
+    </w:p>
+    <w:p>
+      <w:pPr>
+        <w:spacing w:line="240" w:lineRule="auto"/>
+      </w:pPr>
+    </w:p>
+    <w:p>
+      <w:pPr>
+        <w:spacing w:line="240" w:lineRule="auto"/>
+      </w:pPr>
+    </w:p>
+    <w:p>
+      <w:pPr>
+        <w:spacing w:line="240" w:lineRule="auto"/>
+      </w:pPr>
+    </w:p>
+    <w:p>
+      <w:pPr>
+        <w:spacing w:line="240" w:lineRule="auto"/>
+      </w:pPr>
+    </w:p>
+    <w:p>
+      <w:pPr>
+        <w:spacing w:line="240" w:lineRule="auto"/>
+        <w:rPr>
+          <w:b/>
+          <w:bCs/>
+        </w:rPr>
+      </w:pPr>
+      <w:r>
+        <w:rPr>
+          <w:b/>
+          <w:bCs/>
+        </w:rPr>
         <w:lastRenderedPageBreak/>
         <w:t xml:space="preserve">16. Update </w:t>
       </w:r>
       <w:proofErr w:type="spellStart"/>
       <w:r>
+        <w:rPr>
+          <w:b/>
+          <w:bCs/>
+        </w:rPr>
         <w:t>koding</w:t>
       </w:r>
       <w:proofErr w:type="spellEnd"/>
       <w:r>
+        <w:rPr>
+          <w:b/>
+          <w:bCs/>
+        </w:rPr>
         <w:t xml:space="preserve"> file </w:t>
       </w:r>
       <w:proofErr w:type="spellStart"/>
       <w:r>
+        <w:rPr>
+          <w:b/>
+          <w:bCs/>
+        </w:rPr>
         <w:t>review.ts</w:t>
       </w:r>
       <w:proofErr w:type="spellEnd"/>
@@ -7620,8 +8201,13 @@
       <w:pPr>
         <w:spacing w:line="240" w:lineRule="auto"/>
       </w:pPr>
-      <w:r>
-        <w:t xml:space="preserve">File :  </w:t>
+      <w:proofErr w:type="gramStart"/>
+      <w:r>
+        <w:t>File :</w:t>
+      </w:r>
+      <w:proofErr w:type="gramEnd"/>
+      <w:r>
+        <w:t xml:space="preserve">  </w:t>
       </w:r>
       <w:proofErr w:type="spellStart"/>
       <w:r>
@@ -7716,6 +8302,7 @@
         <w:t xml:space="preserve"> </w:t>
       </w:r>
       <w:proofErr w:type="spellStart"/>
+      <w:proofErr w:type="gramStart"/>
       <w:r>
         <w:t>menjadi</w:t>
       </w:r>
@@ -7723,19 +8310,25 @@
       <w:r>
         <w:t xml:space="preserve"> :</w:t>
       </w:r>
-    </w:p>
-    <w:p>
-      <w:pPr>
-        <w:spacing w:line="240" w:lineRule="auto"/>
-      </w:pPr>
-      <w:r>
-        <w:t xml:space="preserve">import { </w:t>
+      <w:proofErr w:type="gramEnd"/>
+    </w:p>
+    <w:p>
+      <w:pPr>
+        <w:spacing w:line="240" w:lineRule="auto"/>
+      </w:pPr>
+      <w:r>
+        <w:t xml:space="preserve">import </w:t>
+      </w:r>
+      <w:proofErr w:type="gramStart"/>
+      <w:r>
+        <w:t xml:space="preserve">{ </w:t>
       </w:r>
       <w:proofErr w:type="spellStart"/>
       <w:r>
         <w:t>apiUrl</w:t>
       </w:r>
       <w:proofErr w:type="spellEnd"/>
+      <w:proofErr w:type="gramEnd"/>
       <w:r>
         <w:t xml:space="preserve"> } from '@/app/lib/</w:t>
       </w:r>
@@ -7774,6 +8367,7 @@
         <w:t xml:space="preserve"> </w:t>
       </w:r>
       <w:proofErr w:type="spellStart"/>
+      <w:proofErr w:type="gramStart"/>
       <w:r>
         <w:t>dengan</w:t>
       </w:r>
@@ -7781,93 +8375,131 @@
       <w:r>
         <w:t xml:space="preserve"> :</w:t>
       </w:r>
-    </w:p>
-    <w:p>
-      <w:pPr>
-        <w:spacing w:line="240" w:lineRule="auto"/>
-      </w:pPr>
-      <w:proofErr w:type="spellStart"/>
+      <w:proofErr w:type="gramEnd"/>
+    </w:p>
+    <w:p>
+      <w:pPr>
+        <w:spacing w:line="240" w:lineRule="auto"/>
+      </w:pPr>
+      <w:proofErr w:type="spellStart"/>
+      <w:proofErr w:type="gramStart"/>
       <w:r>
         <w:t>apiUrl</w:t>
       </w:r>
       <w:proofErr w:type="spellEnd"/>
       <w:r>
-        <w:t>(`</w:t>
-      </w:r>
-    </w:p>
-    <w:p>
-      <w:pPr>
-        <w:spacing w:line="240" w:lineRule="auto"/>
-      </w:pPr>
-    </w:p>
-    <w:p>
-      <w:pPr>
-        <w:spacing w:line="240" w:lineRule="auto"/>
-      </w:pPr>
-    </w:p>
-    <w:p>
-      <w:pPr>
-        <w:spacing w:line="240" w:lineRule="auto"/>
-      </w:pPr>
-    </w:p>
-    <w:p>
-      <w:pPr>
-        <w:spacing w:line="240" w:lineRule="auto"/>
-      </w:pPr>
-    </w:p>
-    <w:p>
-      <w:pPr>
-        <w:spacing w:line="240" w:lineRule="auto"/>
-      </w:pPr>
-    </w:p>
-    <w:p>
-      <w:pPr>
-        <w:spacing w:line="240" w:lineRule="auto"/>
-      </w:pPr>
-    </w:p>
-    <w:p>
-      <w:pPr>
-        <w:spacing w:line="240" w:lineRule="auto"/>
-      </w:pPr>
-    </w:p>
-    <w:p>
-      <w:pPr>
-        <w:spacing w:line="240" w:lineRule="auto"/>
-      </w:pPr>
-    </w:p>
-    <w:p>
-      <w:pPr>
-        <w:spacing w:line="240" w:lineRule="auto"/>
-      </w:pPr>
-    </w:p>
-    <w:p>
-      <w:pPr>
-        <w:spacing w:line="240" w:lineRule="auto"/>
-      </w:pPr>
-      <w:r>
+        <w:t>(</w:t>
+      </w:r>
+      <w:proofErr w:type="gramEnd"/>
+      <w:r>
+        <w:t>`</w:t>
+      </w:r>
+    </w:p>
+    <w:p>
+      <w:pPr>
+        <w:spacing w:line="240" w:lineRule="auto"/>
+      </w:pPr>
+    </w:p>
+    <w:p>
+      <w:pPr>
+        <w:spacing w:line="240" w:lineRule="auto"/>
+      </w:pPr>
+    </w:p>
+    <w:p>
+      <w:pPr>
+        <w:spacing w:line="240" w:lineRule="auto"/>
+      </w:pPr>
+    </w:p>
+    <w:p>
+      <w:pPr>
+        <w:spacing w:line="240" w:lineRule="auto"/>
+      </w:pPr>
+    </w:p>
+    <w:p>
+      <w:pPr>
+        <w:spacing w:line="240" w:lineRule="auto"/>
+      </w:pPr>
+    </w:p>
+    <w:p>
+      <w:pPr>
+        <w:spacing w:line="240" w:lineRule="auto"/>
+      </w:pPr>
+    </w:p>
+    <w:p>
+      <w:pPr>
+        <w:spacing w:line="240" w:lineRule="auto"/>
+      </w:pPr>
+    </w:p>
+    <w:p>
+      <w:pPr>
+        <w:spacing w:line="240" w:lineRule="auto"/>
+      </w:pPr>
+    </w:p>
+    <w:p>
+      <w:pPr>
+        <w:spacing w:line="240" w:lineRule="auto"/>
+      </w:pPr>
+    </w:p>
+    <w:p>
+      <w:pPr>
+        <w:spacing w:line="240" w:lineRule="auto"/>
+        <w:rPr>
+          <w:b/>
+          <w:bCs/>
+        </w:rPr>
+      </w:pPr>
+      <w:r>
+        <w:rPr>
+          <w:b/>
+          <w:bCs/>
+        </w:rPr>
         <w:lastRenderedPageBreak/>
         <w:t xml:space="preserve">17. Update </w:t>
       </w:r>
       <w:proofErr w:type="spellStart"/>
       <w:r>
+        <w:rPr>
+          <w:b/>
+          <w:bCs/>
+        </w:rPr>
         <w:t>ko</w:t>
       </w:r>
       <w:r>
+        <w:rPr>
+          <w:b/>
+          <w:bCs/>
+        </w:rPr>
         <w:t>d</w:t>
       </w:r>
       <w:r>
+        <w:rPr>
+          <w:b/>
+          <w:bCs/>
+        </w:rPr>
         <w:t>ing</w:t>
       </w:r>
       <w:proofErr w:type="spellEnd"/>
       <w:r>
+        <w:rPr>
+          <w:b/>
+          <w:bCs/>
+        </w:rPr>
         <w:t xml:space="preserve"> file </w:t>
       </w:r>
       <w:proofErr w:type="spellStart"/>
       <w:r>
+        <w:rPr>
+          <w:b/>
+          <w:bCs/>
+        </w:rPr>
         <w:t>index.tsx</w:t>
       </w:r>
       <w:proofErr w:type="spellEnd"/>
       <w:r>
+        <w:rPr>
+          <w:b/>
+          <w:bCs/>
+        </w:rPr>
         <w:t>.</w:t>
       </w:r>
     </w:p>
@@ -7875,8 +8507,13 @@
       <w:pPr>
         <w:spacing w:line="240" w:lineRule="auto"/>
       </w:pPr>
-      <w:r>
-        <w:t xml:space="preserve">File : </w:t>
+      <w:proofErr w:type="gramStart"/>
+      <w:r>
+        <w:t>File :</w:t>
+      </w:r>
+      <w:proofErr w:type="gramEnd"/>
+      <w:r>
+        <w:t xml:space="preserve"> </w:t>
       </w:r>
       <w:proofErr w:type="spellStart"/>
       <w:r>
@@ -7943,13 +8580,18 @@
         <w:contextualSpacing/>
       </w:pPr>
       <w:r>
-        <w:t xml:space="preserve">import { </w:t>
+        <w:t xml:space="preserve">import </w:t>
+      </w:r>
+      <w:proofErr w:type="gramStart"/>
+      <w:r>
+        <w:t xml:space="preserve">{ </w:t>
       </w:r>
       <w:proofErr w:type="spellStart"/>
       <w:r>
         <w:t>apiImageUrl</w:t>
       </w:r>
       <w:proofErr w:type="spellEnd"/>
+      <w:proofErr w:type="gramEnd"/>
       <w:r>
         <w:t xml:space="preserve"> } from "@/app/lib/</w:t>
       </w:r>
@@ -7968,6 +8610,7 @@
         <w:contextualSpacing/>
       </w:pPr>
       <w:proofErr w:type="spellStart"/>
+      <w:proofErr w:type="gramStart"/>
       <w:r>
         <w:t>Fungsinya</w:t>
       </w:r>
@@ -7978,6 +8621,7 @@
       <w:r>
         <w:t>:</w:t>
       </w:r>
+      <w:proofErr w:type="gramEnd"/>
       <w:r>
         <w:t xml:space="preserve"> </w:t>
       </w:r>
@@ -8072,10 +8716,12 @@
         <w:t>(</w:t>
       </w:r>
       <w:proofErr w:type="spellStart"/>
+      <w:proofErr w:type="gramStart"/>
       <w:r>
         <w:t>item.galeri</w:t>
       </w:r>
       <w:proofErr w:type="spellEnd"/>
+      <w:proofErr w:type="gramEnd"/>
       <w:r>
         <w:t>?.[0]?.</w:t>
       </w:r>
@@ -8292,8 +8938,2625 @@
       <w:pPr>
         <w:spacing w:line="240" w:lineRule="auto"/>
       </w:pPr>
-      <w:r>
+    </w:p>
+    <w:p>
+      <w:pPr>
+        <w:spacing w:line="240" w:lineRule="auto"/>
+      </w:pPr>
+    </w:p>
+    <w:p>
+      <w:pPr>
+        <w:spacing w:line="240" w:lineRule="auto"/>
+      </w:pPr>
+    </w:p>
+    <w:p>
+      <w:pPr>
+        <w:spacing w:line="240" w:lineRule="auto"/>
+      </w:pPr>
+    </w:p>
+    <w:p>
+      <w:pPr>
+        <w:spacing w:line="240" w:lineRule="auto"/>
+      </w:pPr>
+    </w:p>
+    <w:p>
+      <w:pPr>
+        <w:spacing w:line="240" w:lineRule="auto"/>
+      </w:pPr>
+    </w:p>
+    <w:p>
+      <w:pPr>
+        <w:spacing w:line="240" w:lineRule="auto"/>
+      </w:pPr>
+    </w:p>
+    <w:p>
+      <w:pPr>
+        <w:spacing w:line="240" w:lineRule="auto"/>
+      </w:pPr>
+    </w:p>
+    <w:p>
+      <w:pPr>
+        <w:spacing w:line="240" w:lineRule="auto"/>
+      </w:pPr>
+    </w:p>
+    <w:p>
+      <w:pPr>
+        <w:spacing w:line="240" w:lineRule="auto"/>
+        <w:rPr>
+          <w:b/>
+          <w:bCs/>
+        </w:rPr>
+      </w:pPr>
+      <w:r>
+        <w:rPr>
+          <w:b/>
+          <w:bCs/>
+        </w:rPr>
+        <w:lastRenderedPageBreak/>
         <w:t xml:space="preserve">18. </w:t>
+      </w:r>
+      <w:r>
+        <w:rPr>
+          <w:b/>
+          <w:bCs/>
+        </w:rPr>
+        <w:t xml:space="preserve"> Update </w:t>
+      </w:r>
+      <w:proofErr w:type="spellStart"/>
+      <w:r>
+        <w:rPr>
+          <w:b/>
+          <w:bCs/>
+        </w:rPr>
+        <w:t>koding</w:t>
+      </w:r>
+      <w:proofErr w:type="spellEnd"/>
+      <w:r>
+        <w:rPr>
+          <w:b/>
+          <w:bCs/>
+        </w:rPr>
+        <w:t xml:space="preserve"> file </w:t>
+      </w:r>
+      <w:proofErr w:type="spellStart"/>
+      <w:r>
+        <w:rPr>
+          <w:b/>
+          <w:bCs/>
+        </w:rPr>
+        <w:t>review.tsx</w:t>
+      </w:r>
+      <w:proofErr w:type="spellEnd"/>
+      <w:r>
+        <w:rPr>
+          <w:b/>
+          <w:bCs/>
+        </w:rPr>
+        <w:t>.</w:t>
+      </w:r>
+    </w:p>
+    <w:p>
+      <w:pPr>
+        <w:spacing w:line="240" w:lineRule="auto"/>
+      </w:pPr>
+      <w:proofErr w:type="gramStart"/>
+      <w:r>
+        <w:t>File :</w:t>
+      </w:r>
+      <w:proofErr w:type="gramEnd"/>
+      <w:r>
+        <w:t xml:space="preserve"> </w:t>
+      </w:r>
+      <w:proofErr w:type="spellStart"/>
+      <w:r>
+        <w:t>wisata-CPMApp</w:t>
+      </w:r>
+      <w:proofErr w:type="spellEnd"/>
+      <w:r>
+        <w:t>\user\app\customer\tabs\</w:t>
+      </w:r>
+      <w:proofErr w:type="spellStart"/>
+      <w:r>
+        <w:t>review.tsx</w:t>
+      </w:r>
+      <w:proofErr w:type="spellEnd"/>
+    </w:p>
+    <w:p>
+      <w:pPr>
+        <w:spacing w:line="240" w:lineRule="auto"/>
+      </w:pPr>
+      <w:r>
+        <w:rPr>
+          <w:noProof/>
+        </w:rPr>
+        <w:drawing>
+          <wp:inline distT="0" distB="0" distL="0" distR="0" wp14:anchorId="3D1BB180" wp14:editId="7A94D2EF">
+            <wp:extent cx="5731510" cy="3222625"/>
+            <wp:effectExtent l="0" t="0" r="2540" b="0"/>
+            <wp:docPr id="733072915" name="Picture 1"/>
+            <wp:cNvGraphicFramePr>
+              <a:graphicFrameLocks xmlns:a="http://schemas.openxmlformats.org/drawingml/2006/main" noChangeAspect="1"/>
+            </wp:cNvGraphicFramePr>
+            <a:graphic xmlns:a="http://schemas.openxmlformats.org/drawingml/2006/main">
+              <a:graphicData uri="http://schemas.openxmlformats.org/drawingml/2006/picture">
+                <pic:pic xmlns:pic="http://schemas.openxmlformats.org/drawingml/2006/picture">
+                  <pic:nvPicPr>
+                    <pic:cNvPr id="733072915" name=""/>
+                    <pic:cNvPicPr/>
+                  </pic:nvPicPr>
+                  <pic:blipFill>
+                    <a:blip r:embed="rId23"/>
+                    <a:stretch>
+                      <a:fillRect/>
+                    </a:stretch>
+                  </pic:blipFill>
+                  <pic:spPr>
+                    <a:xfrm>
+                      <a:off x="0" y="0"/>
+                      <a:ext cx="5731510" cy="3222625"/>
+                    </a:xfrm>
+                    <a:prstGeom prst="rect">
+                      <a:avLst/>
+                    </a:prstGeom>
+                  </pic:spPr>
+                </pic:pic>
+              </a:graphicData>
+            </a:graphic>
+          </wp:inline>
+        </w:drawing>
+      </w:r>
+    </w:p>
+    <w:p>
+      <w:pPr>
+        <w:spacing w:line="240" w:lineRule="auto"/>
+      </w:pPr>
+      <w:proofErr w:type="spellStart"/>
+      <w:r>
+        <w:t>Ketiga</w:t>
+      </w:r>
+      <w:proofErr w:type="spellEnd"/>
+      <w:r>
+        <w:t xml:space="preserve"> </w:t>
+      </w:r>
+      <w:proofErr w:type="spellStart"/>
+      <w:r>
+        <w:t>bagian</w:t>
+      </w:r>
+      <w:proofErr w:type="spellEnd"/>
+      <w:r>
+        <w:t xml:space="preserve"> di </w:t>
+      </w:r>
+      <w:proofErr w:type="spellStart"/>
+      <w:r>
+        <w:t>atas</w:t>
+      </w:r>
+      <w:proofErr w:type="spellEnd"/>
+      <w:r>
+        <w:t xml:space="preserve"> </w:t>
+      </w:r>
+      <w:proofErr w:type="spellStart"/>
+      <w:r>
+        <w:t>intinya</w:t>
+      </w:r>
+      <w:proofErr w:type="spellEnd"/>
+      <w:r>
+        <w:t xml:space="preserve"> </w:t>
+      </w:r>
+      <w:proofErr w:type="spellStart"/>
+      <w:r>
+        <w:t>bekerja</w:t>
+      </w:r>
+      <w:proofErr w:type="spellEnd"/>
+      <w:r>
+        <w:t xml:space="preserve"> </w:t>
+      </w:r>
+      <w:proofErr w:type="spellStart"/>
+      <w:r>
+        <w:t>sama</w:t>
+      </w:r>
+      <w:proofErr w:type="spellEnd"/>
+      <w:r>
+        <w:t xml:space="preserve"> </w:t>
+      </w:r>
+      <w:proofErr w:type="spellStart"/>
+      <w:r>
+        <w:t>untuk</w:t>
+      </w:r>
+      <w:proofErr w:type="spellEnd"/>
+      <w:r>
+        <w:t xml:space="preserve"> </w:t>
+      </w:r>
+      <w:proofErr w:type="spellStart"/>
+      <w:r>
+        <w:t>urusan</w:t>
+      </w:r>
+      <w:proofErr w:type="spellEnd"/>
+      <w:r>
+        <w:t xml:space="preserve"> visual (</w:t>
+      </w:r>
+      <w:proofErr w:type="spellStart"/>
+      <w:r>
+        <w:t>gambar</w:t>
+      </w:r>
+      <w:proofErr w:type="spellEnd"/>
+      <w:r>
+        <w:t>):</w:t>
+      </w:r>
+    </w:p>
+    <w:p>
+      <w:pPr>
+        <w:pStyle w:val="ListParagraph"/>
+        <w:numPr>
+          <w:ilvl w:val="0"/>
+          <w:numId w:val="17"/>
+        </w:numPr>
+        <w:spacing w:line="240" w:lineRule="auto"/>
+      </w:pPr>
+      <w:proofErr w:type="spellStart"/>
+      <w:r>
+        <w:t>Impor</w:t>
+      </w:r>
+      <w:proofErr w:type="spellEnd"/>
+      <w:r>
+        <w:t xml:space="preserve">: </w:t>
+      </w:r>
+      <w:proofErr w:type="spellStart"/>
+      <w:r>
+        <w:t>Menyiapkan</w:t>
+      </w:r>
+      <w:proofErr w:type="spellEnd"/>
+      <w:r>
+        <w:t xml:space="preserve"> </w:t>
+      </w:r>
+      <w:proofErr w:type="spellStart"/>
+      <w:r>
+        <w:t>alatnya</w:t>
+      </w:r>
+      <w:proofErr w:type="spellEnd"/>
+      <w:r>
+        <w:t>.</w:t>
+      </w:r>
+    </w:p>
+    <w:p>
+      <w:pPr>
+        <w:pStyle w:val="ListParagraph"/>
+        <w:numPr>
+          <w:ilvl w:val="0"/>
+          <w:numId w:val="17"/>
+        </w:numPr>
+        <w:spacing w:line="240" w:lineRule="auto"/>
+      </w:pPr>
+      <w:proofErr w:type="spellStart"/>
+      <w:r>
+        <w:t>Galeri</w:t>
+      </w:r>
+      <w:proofErr w:type="spellEnd"/>
+      <w:r>
+        <w:t xml:space="preserve">: </w:t>
+      </w:r>
+      <w:proofErr w:type="spellStart"/>
+      <w:r>
+        <w:t>Menampilkan</w:t>
+      </w:r>
+      <w:proofErr w:type="spellEnd"/>
+      <w:r>
+        <w:t xml:space="preserve"> </w:t>
+      </w:r>
+      <w:proofErr w:type="spellStart"/>
+      <w:r>
+        <w:t>foto</w:t>
+      </w:r>
+      <w:proofErr w:type="spellEnd"/>
+      <w:r>
+        <w:t xml:space="preserve"> </w:t>
+      </w:r>
+      <w:proofErr w:type="spellStart"/>
+      <w:r>
+        <w:t>tempat</w:t>
+      </w:r>
+      <w:proofErr w:type="spellEnd"/>
+      <w:r>
+        <w:t xml:space="preserve"> </w:t>
+      </w:r>
+      <w:proofErr w:type="spellStart"/>
+      <w:r>
+        <w:t>wisatanya</w:t>
+      </w:r>
+      <w:proofErr w:type="spellEnd"/>
+      <w:r>
+        <w:t xml:space="preserve"> (agar user </w:t>
+      </w:r>
+      <w:proofErr w:type="spellStart"/>
+      <w:r>
+        <w:t>tidak</w:t>
+      </w:r>
+      <w:proofErr w:type="spellEnd"/>
+      <w:r>
+        <w:t xml:space="preserve"> salah </w:t>
+      </w:r>
+      <w:proofErr w:type="spellStart"/>
+      <w:r>
+        <w:t>pilih</w:t>
+      </w:r>
+      <w:proofErr w:type="spellEnd"/>
+      <w:r>
+        <w:t xml:space="preserve"> </w:t>
+      </w:r>
+      <w:proofErr w:type="spellStart"/>
+      <w:r>
+        <w:t>tempat</w:t>
+      </w:r>
+      <w:proofErr w:type="spellEnd"/>
+      <w:r>
+        <w:t>).</w:t>
+      </w:r>
+    </w:p>
+    <w:p>
+      <w:pPr>
+        <w:pStyle w:val="ListParagraph"/>
+        <w:numPr>
+          <w:ilvl w:val="0"/>
+          <w:numId w:val="17"/>
+        </w:numPr>
+        <w:spacing w:line="240" w:lineRule="auto"/>
+      </w:pPr>
+      <w:r>
+        <w:t xml:space="preserve">Review Image: </w:t>
+      </w:r>
+      <w:proofErr w:type="spellStart"/>
+      <w:r>
+        <w:t>Menampilkan</w:t>
+      </w:r>
+      <w:proofErr w:type="spellEnd"/>
+      <w:r>
+        <w:t xml:space="preserve"> </w:t>
+      </w:r>
+      <w:proofErr w:type="spellStart"/>
+      <w:r>
+        <w:t>foto</w:t>
+      </w:r>
+      <w:proofErr w:type="spellEnd"/>
+      <w:r>
+        <w:t xml:space="preserve"> </w:t>
+      </w:r>
+      <w:proofErr w:type="spellStart"/>
+      <w:r>
+        <w:t>bukti</w:t>
+      </w:r>
+      <w:proofErr w:type="spellEnd"/>
+      <w:r>
+        <w:t xml:space="preserve"> </w:t>
+      </w:r>
+      <w:proofErr w:type="spellStart"/>
+      <w:r>
+        <w:t>kunjungan</w:t>
+      </w:r>
+      <w:proofErr w:type="spellEnd"/>
+      <w:r>
+        <w:t xml:space="preserve"> yang di-upload oleh user di </w:t>
+      </w:r>
+      <w:proofErr w:type="spellStart"/>
+      <w:r>
+        <w:t>kolom</w:t>
+      </w:r>
+      <w:proofErr w:type="spellEnd"/>
+      <w:r>
+        <w:t xml:space="preserve"> </w:t>
+      </w:r>
+      <w:proofErr w:type="spellStart"/>
+      <w:r>
+        <w:t>komentar</w:t>
+      </w:r>
+      <w:proofErr w:type="spellEnd"/>
+      <w:r>
+        <w:t>.</w:t>
+      </w:r>
+    </w:p>
+    <w:p>
+      <w:pPr>
+        <w:spacing w:line="240" w:lineRule="auto"/>
+      </w:pPr>
+      <w:proofErr w:type="spellStart"/>
+      <w:r>
+        <w:t>apiUrl</w:t>
+      </w:r>
+      <w:proofErr w:type="spellEnd"/>
+      <w:r>
+        <w:t xml:space="preserve"> dan </w:t>
+      </w:r>
+      <w:proofErr w:type="spellStart"/>
+      <w:r>
+        <w:t>apiImageUrl</w:t>
+      </w:r>
+      <w:proofErr w:type="spellEnd"/>
+      <w:r>
+        <w:t xml:space="preserve"> </w:t>
+      </w:r>
+      <w:proofErr w:type="spellStart"/>
+      <w:r>
+        <w:t>adalah</w:t>
+      </w:r>
+      <w:proofErr w:type="spellEnd"/>
+      <w:r>
+        <w:t xml:space="preserve"> </w:t>
+      </w:r>
+      <w:proofErr w:type="spellStart"/>
+      <w:r>
+        <w:t>kunci</w:t>
+      </w:r>
+      <w:proofErr w:type="spellEnd"/>
+      <w:r>
+        <w:t xml:space="preserve"> </w:t>
+      </w:r>
+      <w:proofErr w:type="spellStart"/>
+      <w:r>
+        <w:t>utama</w:t>
+      </w:r>
+      <w:proofErr w:type="spellEnd"/>
+      <w:r>
+        <w:t xml:space="preserve"> agar </w:t>
+      </w:r>
+      <w:proofErr w:type="spellStart"/>
+      <w:r>
+        <w:t>aplikasi</w:t>
+      </w:r>
+      <w:proofErr w:type="spellEnd"/>
+      <w:r>
+        <w:t xml:space="preserve"> </w:t>
+      </w:r>
+      <w:proofErr w:type="spellStart"/>
+      <w:r>
+        <w:t>bisa</w:t>
+      </w:r>
+      <w:proofErr w:type="spellEnd"/>
+      <w:r>
+        <w:t xml:space="preserve"> </w:t>
+      </w:r>
+      <w:proofErr w:type="spellStart"/>
+      <w:r>
+        <w:t>menampilkan</w:t>
+      </w:r>
+      <w:proofErr w:type="spellEnd"/>
+      <w:r>
+        <w:t xml:space="preserve"> </w:t>
+      </w:r>
+      <w:proofErr w:type="spellStart"/>
+      <w:r>
+        <w:t>gambar-gambar</w:t>
+      </w:r>
+      <w:proofErr w:type="spellEnd"/>
+      <w:r>
+        <w:t xml:space="preserve"> yang </w:t>
+      </w:r>
+      <w:proofErr w:type="spellStart"/>
+      <w:r>
+        <w:t>tersimpan</w:t>
+      </w:r>
+      <w:proofErr w:type="spellEnd"/>
+      <w:r>
+        <w:t xml:space="preserve"> di server </w:t>
+      </w:r>
+      <w:proofErr w:type="spellStart"/>
+      <w:r>
+        <w:t>pribadi</w:t>
+      </w:r>
+      <w:proofErr w:type="spellEnd"/>
+      <w:r>
+        <w:t>.</w:t>
+      </w:r>
+    </w:p>
+    <w:p>
+      <w:pPr>
+        <w:spacing w:line="240" w:lineRule="auto"/>
+      </w:pPr>
+    </w:p>
+    <w:p>
+      <w:pPr>
+        <w:spacing w:line="240" w:lineRule="auto"/>
+      </w:pPr>
+    </w:p>
+    <w:p>
+      <w:pPr>
+        <w:spacing w:line="240" w:lineRule="auto"/>
+      </w:pPr>
+    </w:p>
+    <w:p>
+      <w:pPr>
+        <w:spacing w:line="240" w:lineRule="auto"/>
+      </w:pPr>
+    </w:p>
+    <w:p>
+      <w:pPr>
+        <w:spacing w:line="240" w:lineRule="auto"/>
+      </w:pPr>
+    </w:p>
+    <w:p>
+      <w:pPr>
+        <w:spacing w:line="240" w:lineRule="auto"/>
+      </w:pPr>
+    </w:p>
+    <w:p>
+      <w:pPr>
+        <w:spacing w:line="240" w:lineRule="auto"/>
+      </w:pPr>
+    </w:p>
+    <w:p>
+      <w:pPr>
+        <w:spacing w:line="240" w:lineRule="auto"/>
+      </w:pPr>
+    </w:p>
+    <w:p>
+      <w:pPr>
+        <w:spacing w:line="240" w:lineRule="auto"/>
+      </w:pPr>
+    </w:p>
+    <w:p>
+      <w:pPr>
+        <w:spacing w:line="240" w:lineRule="auto"/>
+      </w:pPr>
+    </w:p>
+    <w:p>
+      <w:pPr>
+        <w:spacing w:line="240" w:lineRule="auto"/>
+      </w:pPr>
+    </w:p>
+    <w:p>
+      <w:pPr>
+        <w:spacing w:line="240" w:lineRule="auto"/>
+        <w:rPr>
+          <w:b/>
+          <w:bCs/>
+        </w:rPr>
+      </w:pPr>
+      <w:r>
+        <w:rPr>
+          <w:b/>
+          <w:bCs/>
+        </w:rPr>
+        <w:lastRenderedPageBreak/>
+        <w:t xml:space="preserve">19. Update </w:t>
+      </w:r>
+      <w:proofErr w:type="spellStart"/>
+      <w:r>
+        <w:rPr>
+          <w:b/>
+          <w:bCs/>
+        </w:rPr>
+        <w:t>koding</w:t>
+      </w:r>
+      <w:proofErr w:type="spellEnd"/>
+      <w:r>
+        <w:rPr>
+          <w:b/>
+          <w:bCs/>
+        </w:rPr>
+        <w:t xml:space="preserve"> file </w:t>
+      </w:r>
+      <w:proofErr w:type="spellStart"/>
+      <w:r>
+        <w:rPr>
+          <w:b/>
+          <w:bCs/>
+        </w:rPr>
+        <w:t>wisata.tsx</w:t>
+      </w:r>
+      <w:proofErr w:type="spellEnd"/>
+      <w:r>
+        <w:rPr>
+          <w:b/>
+          <w:bCs/>
+        </w:rPr>
+        <w:t>.</w:t>
+      </w:r>
+    </w:p>
+    <w:p>
+      <w:pPr>
+        <w:spacing w:line="240" w:lineRule="auto"/>
+      </w:pPr>
+      <w:proofErr w:type="gramStart"/>
+      <w:r>
+        <w:t>File :</w:t>
+      </w:r>
+      <w:proofErr w:type="gramEnd"/>
+      <w:r>
+        <w:t xml:space="preserve"> </w:t>
+      </w:r>
+      <w:proofErr w:type="spellStart"/>
+      <w:r>
+        <w:t>wisata-CPMApp</w:t>
+      </w:r>
+      <w:proofErr w:type="spellEnd"/>
+      <w:r>
+        <w:t>\user\app\admin\tabs\</w:t>
+      </w:r>
+      <w:proofErr w:type="spellStart"/>
+      <w:r>
+        <w:t>wisata.tsx</w:t>
+      </w:r>
+      <w:proofErr w:type="spellEnd"/>
+    </w:p>
+    <w:p>
+      <w:pPr>
+        <w:spacing w:line="240" w:lineRule="auto"/>
+      </w:pPr>
+      <w:r>
+        <w:rPr>
+          <w:noProof/>
+        </w:rPr>
+        <w:drawing>
+          <wp:inline distT="0" distB="0" distL="0" distR="0" wp14:anchorId="30F416F0" wp14:editId="2F2AB60F">
+            <wp:extent cx="5731510" cy="3222625"/>
+            <wp:effectExtent l="0" t="0" r="2540" b="0"/>
+            <wp:docPr id="735204735" name="Picture 1"/>
+            <wp:cNvGraphicFramePr>
+              <a:graphicFrameLocks xmlns:a="http://schemas.openxmlformats.org/drawingml/2006/main" noChangeAspect="1"/>
+            </wp:cNvGraphicFramePr>
+            <a:graphic xmlns:a="http://schemas.openxmlformats.org/drawingml/2006/main">
+              <a:graphicData uri="http://schemas.openxmlformats.org/drawingml/2006/picture">
+                <pic:pic xmlns:pic="http://schemas.openxmlformats.org/drawingml/2006/picture">
+                  <pic:nvPicPr>
+                    <pic:cNvPr id="735204735" name=""/>
+                    <pic:cNvPicPr/>
+                  </pic:nvPicPr>
+                  <pic:blipFill>
+                    <a:blip r:embed="rId24"/>
+                    <a:stretch>
+                      <a:fillRect/>
+                    </a:stretch>
+                  </pic:blipFill>
+                  <pic:spPr>
+                    <a:xfrm>
+                      <a:off x="0" y="0"/>
+                      <a:ext cx="5731510" cy="3222625"/>
+                    </a:xfrm>
+                    <a:prstGeom prst="rect">
+                      <a:avLst/>
+                    </a:prstGeom>
+                  </pic:spPr>
+                </pic:pic>
+              </a:graphicData>
+            </a:graphic>
+          </wp:inline>
+        </w:drawing>
+      </w:r>
+    </w:p>
+    <w:p>
+      <w:r>
+        <w:t xml:space="preserve">import </w:t>
+      </w:r>
+      <w:proofErr w:type="gramStart"/>
+      <w:r>
+        <w:t xml:space="preserve">{ </w:t>
+      </w:r>
+      <w:proofErr w:type="spellStart"/>
+      <w:r>
+        <w:t>apiImageUrl</w:t>
+      </w:r>
+      <w:proofErr w:type="spellEnd"/>
+      <w:proofErr w:type="gramEnd"/>
+      <w:r>
+        <w:t xml:space="preserve"> } from "@/app/lib/</w:t>
+      </w:r>
+      <w:proofErr w:type="spellStart"/>
+      <w:r>
+        <w:t>api</w:t>
+      </w:r>
+      <w:proofErr w:type="spellEnd"/>
+      <w:r>
+        <w:t>";</w:t>
+      </w:r>
+    </w:p>
+    <w:p>
+      <w:proofErr w:type="spellStart"/>
+      <w:r>
+        <w:t>apiImageUrl</w:t>
+      </w:r>
+      <w:proofErr w:type="spellEnd"/>
+      <w:r>
+        <w:t>(</w:t>
+      </w:r>
+      <w:proofErr w:type="spellStart"/>
+      <w:proofErr w:type="gramStart"/>
+      <w:r>
+        <w:t>item.galeri</w:t>
+      </w:r>
+      <w:proofErr w:type="spellEnd"/>
+      <w:proofErr w:type="gramEnd"/>
+      <w:r>
+        <w:t>?.[0]?.</w:t>
+      </w:r>
+      <w:proofErr w:type="spellStart"/>
+      <w:r>
+        <w:t>url</w:t>
+      </w:r>
+      <w:proofErr w:type="spellEnd"/>
+      <w:r>
+        <w:t>) ||</w:t>
+      </w:r>
+    </w:p>
+    <w:p>
+      <w:pPr>
+        <w:spacing w:line="240" w:lineRule="auto"/>
+      </w:pPr>
+    </w:p>
+    <w:p>
+      <w:pPr>
+        <w:spacing w:line="240" w:lineRule="auto"/>
+      </w:pPr>
+      <w:proofErr w:type="spellStart"/>
+      <w:r>
+        <w:t>Fungsi</w:t>
+      </w:r>
+      <w:proofErr w:type="spellEnd"/>
+      <w:r>
+        <w:t xml:space="preserve"> </w:t>
+      </w:r>
+      <w:proofErr w:type="spellStart"/>
+      <w:r>
+        <w:t>ini</w:t>
+      </w:r>
+      <w:proofErr w:type="spellEnd"/>
+      <w:r>
+        <w:t xml:space="preserve"> sangat </w:t>
+      </w:r>
+      <w:proofErr w:type="spellStart"/>
+      <w:r>
+        <w:t>penting</w:t>
+      </w:r>
+      <w:proofErr w:type="spellEnd"/>
+      <w:r>
+        <w:t xml:space="preserve"> </w:t>
+      </w:r>
+      <w:proofErr w:type="spellStart"/>
+      <w:r>
+        <w:t>bagi</w:t>
+      </w:r>
+      <w:proofErr w:type="spellEnd"/>
+      <w:r>
+        <w:t> Admin </w:t>
+      </w:r>
+      <w:proofErr w:type="spellStart"/>
+      <w:r>
+        <w:t>untuk</w:t>
+      </w:r>
+      <w:proofErr w:type="spellEnd"/>
+      <w:r>
+        <w:t>:</w:t>
+      </w:r>
+    </w:p>
+    <w:p>
+      <w:pPr>
+        <w:numPr>
+          <w:ilvl w:val="0"/>
+          <w:numId w:val="18"/>
+        </w:numPr>
+        <w:spacing w:line="240" w:lineRule="auto"/>
+      </w:pPr>
+      <w:proofErr w:type="spellStart"/>
+      <w:r>
+        <w:t>Memastikan</w:t>
+      </w:r>
+      <w:proofErr w:type="spellEnd"/>
+      <w:r>
+        <w:t xml:space="preserve"> Visual Benar: Admin </w:t>
+      </w:r>
+      <w:proofErr w:type="spellStart"/>
+      <w:r>
+        <w:t>bisa</w:t>
+      </w:r>
+      <w:proofErr w:type="spellEnd"/>
+      <w:r>
+        <w:t xml:space="preserve"> </w:t>
+      </w:r>
+      <w:proofErr w:type="spellStart"/>
+      <w:r>
+        <w:t>mengecek</w:t>
+      </w:r>
+      <w:proofErr w:type="spellEnd"/>
+      <w:r>
+        <w:t xml:space="preserve"> </w:t>
+      </w:r>
+      <w:proofErr w:type="spellStart"/>
+      <w:r>
+        <w:t>apakah</w:t>
+      </w:r>
+      <w:proofErr w:type="spellEnd"/>
+      <w:r>
+        <w:t xml:space="preserve"> </w:t>
+      </w:r>
+      <w:proofErr w:type="spellStart"/>
+      <w:r>
+        <w:t>foto</w:t>
+      </w:r>
+      <w:proofErr w:type="spellEnd"/>
+      <w:r>
+        <w:t xml:space="preserve"> yang di-upload </w:t>
+      </w:r>
+      <w:proofErr w:type="spellStart"/>
+      <w:r>
+        <w:t>sudah</w:t>
+      </w:r>
+      <w:proofErr w:type="spellEnd"/>
+      <w:r>
+        <w:t xml:space="preserve"> </w:t>
+      </w:r>
+      <w:proofErr w:type="spellStart"/>
+      <w:r>
+        <w:t>sesuai</w:t>
+      </w:r>
+      <w:proofErr w:type="spellEnd"/>
+      <w:r>
+        <w:t xml:space="preserve"> </w:t>
+      </w:r>
+      <w:proofErr w:type="spellStart"/>
+      <w:r>
+        <w:t>dengan</w:t>
+      </w:r>
+      <w:proofErr w:type="spellEnd"/>
+      <w:r>
+        <w:t xml:space="preserve"> nama </w:t>
+      </w:r>
+      <w:proofErr w:type="spellStart"/>
+      <w:r>
+        <w:t>wisatanya</w:t>
+      </w:r>
+      <w:proofErr w:type="spellEnd"/>
+      <w:r>
+        <w:t>.</w:t>
+      </w:r>
+    </w:p>
+    <w:p>
+      <w:pPr>
+        <w:numPr>
+          <w:ilvl w:val="0"/>
+          <w:numId w:val="18"/>
+        </w:numPr>
+        <w:spacing w:line="240" w:lineRule="auto"/>
+      </w:pPr>
+      <w:proofErr w:type="spellStart"/>
+      <w:r>
+        <w:t>Keamanan</w:t>
+      </w:r>
+      <w:proofErr w:type="spellEnd"/>
+      <w:r>
+        <w:t xml:space="preserve"> Aplikasi: </w:t>
+      </w:r>
+      <w:proofErr w:type="spellStart"/>
+      <w:r>
+        <w:t>Mencegah</w:t>
+      </w:r>
+      <w:proofErr w:type="spellEnd"/>
+      <w:r>
+        <w:t xml:space="preserve"> </w:t>
+      </w:r>
+      <w:proofErr w:type="spellStart"/>
+      <w:r>
+        <w:t>aplikasi</w:t>
+      </w:r>
+      <w:proofErr w:type="spellEnd"/>
+      <w:r>
+        <w:t> </w:t>
+      </w:r>
+      <w:r>
+        <w:rPr>
+          <w:i/>
+          <w:iCs/>
+        </w:rPr>
+        <w:t>crash</w:t>
+      </w:r>
+      <w:r>
+        <w:t> (</w:t>
+      </w:r>
+      <w:proofErr w:type="spellStart"/>
+      <w:r>
+        <w:t>rusak</w:t>
+      </w:r>
+      <w:proofErr w:type="spellEnd"/>
+      <w:r>
+        <w:t xml:space="preserve">) </w:t>
+      </w:r>
+      <w:proofErr w:type="spellStart"/>
+      <w:r>
+        <w:t>saat</w:t>
+      </w:r>
+      <w:proofErr w:type="spellEnd"/>
+      <w:r>
+        <w:t xml:space="preserve"> Admin </w:t>
+      </w:r>
+      <w:proofErr w:type="spellStart"/>
+      <w:r>
+        <w:t>sedang</w:t>
+      </w:r>
+      <w:proofErr w:type="spellEnd"/>
+      <w:r>
+        <w:t xml:space="preserve"> </w:t>
+      </w:r>
+      <w:proofErr w:type="spellStart"/>
+      <w:r>
+        <w:t>melihat</w:t>
+      </w:r>
+      <w:proofErr w:type="spellEnd"/>
+      <w:r>
+        <w:t xml:space="preserve"> daftar </w:t>
+      </w:r>
+      <w:proofErr w:type="spellStart"/>
+      <w:r>
+        <w:t>wisata</w:t>
+      </w:r>
+      <w:proofErr w:type="spellEnd"/>
+      <w:r>
+        <w:t xml:space="preserve"> yang </w:t>
+      </w:r>
+      <w:proofErr w:type="spellStart"/>
+      <w:r>
+        <w:t>mungkin</w:t>
+      </w:r>
+      <w:proofErr w:type="spellEnd"/>
+      <w:r>
+        <w:t xml:space="preserve"> </w:t>
+      </w:r>
+      <w:proofErr w:type="spellStart"/>
+      <w:r>
+        <w:t>beberapa</w:t>
+      </w:r>
+      <w:proofErr w:type="spellEnd"/>
+      <w:r>
+        <w:t xml:space="preserve"> </w:t>
+      </w:r>
+      <w:proofErr w:type="spellStart"/>
+      <w:r>
+        <w:t>datanya</w:t>
+      </w:r>
+      <w:proofErr w:type="spellEnd"/>
+      <w:r>
+        <w:t xml:space="preserve"> </w:t>
+      </w:r>
+      <w:proofErr w:type="spellStart"/>
+      <w:r>
+        <w:t>belum</w:t>
+      </w:r>
+      <w:proofErr w:type="spellEnd"/>
+      <w:r>
+        <w:t xml:space="preserve"> </w:t>
+      </w:r>
+      <w:proofErr w:type="spellStart"/>
+      <w:r>
+        <w:t>memiliki</w:t>
+      </w:r>
+      <w:proofErr w:type="spellEnd"/>
+      <w:r>
+        <w:t xml:space="preserve"> </w:t>
+      </w:r>
+      <w:proofErr w:type="spellStart"/>
+      <w:r>
+        <w:t>foto</w:t>
+      </w:r>
+      <w:proofErr w:type="spellEnd"/>
+      <w:r>
+        <w:t xml:space="preserve"> </w:t>
+      </w:r>
+      <w:proofErr w:type="spellStart"/>
+      <w:r>
+        <w:t>lengkap</w:t>
+      </w:r>
+      <w:proofErr w:type="spellEnd"/>
+      <w:r>
+        <w:t>.</w:t>
+      </w:r>
+    </w:p>
+    <w:p>
+      <w:pPr>
+        <w:numPr>
+          <w:ilvl w:val="0"/>
+          <w:numId w:val="18"/>
+        </w:numPr>
+        <w:spacing w:line="240" w:lineRule="auto"/>
+      </w:pPr>
+      <w:proofErr w:type="spellStart"/>
+      <w:r>
+        <w:t>Identifikasi</w:t>
+      </w:r>
+      <w:proofErr w:type="spellEnd"/>
+      <w:r>
+        <w:t xml:space="preserve"> </w:t>
+      </w:r>
+      <w:proofErr w:type="spellStart"/>
+      <w:r>
+        <w:t>Cepat</w:t>
+      </w:r>
+      <w:proofErr w:type="spellEnd"/>
+      <w:r>
+        <w:t xml:space="preserve">: </w:t>
+      </w:r>
+      <w:proofErr w:type="spellStart"/>
+      <w:r>
+        <w:t>Membantu</w:t>
+      </w:r>
+      <w:proofErr w:type="spellEnd"/>
+      <w:r>
+        <w:t xml:space="preserve"> Admin </w:t>
+      </w:r>
+      <w:proofErr w:type="spellStart"/>
+      <w:r>
+        <w:t>membedakan</w:t>
+      </w:r>
+      <w:proofErr w:type="spellEnd"/>
+      <w:r>
+        <w:t xml:space="preserve"> </w:t>
+      </w:r>
+      <w:proofErr w:type="spellStart"/>
+      <w:r>
+        <w:t>satu</w:t>
+      </w:r>
+      <w:proofErr w:type="spellEnd"/>
+      <w:r>
+        <w:t xml:space="preserve"> </w:t>
+      </w:r>
+      <w:proofErr w:type="spellStart"/>
+      <w:r>
+        <w:t>tempat</w:t>
+      </w:r>
+      <w:proofErr w:type="spellEnd"/>
+      <w:r>
+        <w:t xml:space="preserve"> </w:t>
+      </w:r>
+      <w:proofErr w:type="spellStart"/>
+      <w:r>
+        <w:t>wisata</w:t>
+      </w:r>
+      <w:proofErr w:type="spellEnd"/>
+      <w:r>
+        <w:t xml:space="preserve"> </w:t>
+      </w:r>
+      <w:proofErr w:type="spellStart"/>
+      <w:r>
+        <w:t>dengan</w:t>
+      </w:r>
+      <w:proofErr w:type="spellEnd"/>
+      <w:r>
+        <w:t xml:space="preserve"> yang lain </w:t>
+      </w:r>
+      <w:proofErr w:type="spellStart"/>
+      <w:r>
+        <w:t>melalui</w:t>
+      </w:r>
+      <w:proofErr w:type="spellEnd"/>
+      <w:r>
+        <w:t xml:space="preserve"> </w:t>
+      </w:r>
+      <w:proofErr w:type="spellStart"/>
+      <w:r>
+        <w:t>gambar</w:t>
+      </w:r>
+      <w:proofErr w:type="spellEnd"/>
+      <w:r>
+        <w:t xml:space="preserve"> </w:t>
+      </w:r>
+      <w:proofErr w:type="spellStart"/>
+      <w:r>
+        <w:t>sampulnya</w:t>
+      </w:r>
+      <w:proofErr w:type="spellEnd"/>
+      <w:r>
+        <w:t xml:space="preserve"> </w:t>
+      </w:r>
+      <w:proofErr w:type="spellStart"/>
+      <w:r>
+        <w:t>sebelum</w:t>
+      </w:r>
+      <w:proofErr w:type="spellEnd"/>
+      <w:r>
+        <w:t xml:space="preserve"> </w:t>
+      </w:r>
+      <w:proofErr w:type="spellStart"/>
+      <w:r>
+        <w:t>mereka</w:t>
+      </w:r>
+      <w:proofErr w:type="spellEnd"/>
+      <w:r>
+        <w:t xml:space="preserve"> </w:t>
+      </w:r>
+      <w:proofErr w:type="spellStart"/>
+      <w:r>
+        <w:t>menekan</w:t>
+      </w:r>
+      <w:proofErr w:type="spellEnd"/>
+      <w:r>
+        <w:t xml:space="preserve"> </w:t>
+      </w:r>
+      <w:proofErr w:type="spellStart"/>
+      <w:r>
+        <w:t>tombol</w:t>
+      </w:r>
+      <w:proofErr w:type="spellEnd"/>
+      <w:r>
+        <w:t> Edit </w:t>
+      </w:r>
+      <w:proofErr w:type="spellStart"/>
+      <w:r>
+        <w:t>atau</w:t>
+      </w:r>
+      <w:proofErr w:type="spellEnd"/>
+      <w:r>
+        <w:t> Hapus.</w:t>
+      </w:r>
+    </w:p>
+    <w:p>
+      <w:pPr>
+        <w:spacing w:line="240" w:lineRule="auto"/>
+      </w:pPr>
+    </w:p>
+    <w:p>
+      <w:pPr>
+        <w:spacing w:line="240" w:lineRule="auto"/>
+      </w:pPr>
+    </w:p>
+    <w:p>
+      <w:pPr>
+        <w:spacing w:line="240" w:lineRule="auto"/>
+      </w:pPr>
+    </w:p>
+    <w:p>
+      <w:pPr>
+        <w:spacing w:line="240" w:lineRule="auto"/>
+      </w:pPr>
+    </w:p>
+    <w:p>
+      <w:pPr>
+        <w:spacing w:line="240" w:lineRule="auto"/>
+      </w:pPr>
+    </w:p>
+    <w:p>
+      <w:pPr>
+        <w:spacing w:line="240" w:lineRule="auto"/>
+      </w:pPr>
+    </w:p>
+    <w:p>
+      <w:pPr>
+        <w:spacing w:line="240" w:lineRule="auto"/>
+      </w:pPr>
+    </w:p>
+    <w:p>
+      <w:pPr>
+        <w:spacing w:line="240" w:lineRule="auto"/>
+      </w:pPr>
+    </w:p>
+    <w:p>
+      <w:pPr>
+        <w:spacing w:line="240" w:lineRule="auto"/>
+        <w:rPr>
+          <w:b/>
+          <w:bCs/>
+        </w:rPr>
+      </w:pPr>
+      <w:r>
+        <w:rPr>
+          <w:b/>
+          <w:bCs/>
+        </w:rPr>
+        <w:lastRenderedPageBreak/>
+        <w:t xml:space="preserve">20. Update </w:t>
+      </w:r>
+      <w:proofErr w:type="spellStart"/>
+      <w:r>
+        <w:rPr>
+          <w:b/>
+          <w:bCs/>
+        </w:rPr>
+        <w:t>koding</w:t>
+      </w:r>
+      <w:proofErr w:type="spellEnd"/>
+      <w:r>
+        <w:rPr>
+          <w:b/>
+          <w:bCs/>
+        </w:rPr>
+        <w:t xml:space="preserve"> file </w:t>
+      </w:r>
+      <w:proofErr w:type="spellStart"/>
+      <w:r>
+        <w:rPr>
+          <w:b/>
+          <w:bCs/>
+        </w:rPr>
+        <w:t>review.tsx</w:t>
+      </w:r>
+      <w:proofErr w:type="spellEnd"/>
+      <w:r>
+        <w:rPr>
+          <w:b/>
+          <w:bCs/>
+        </w:rPr>
+        <w:t>.</w:t>
+      </w:r>
+    </w:p>
+    <w:p>
+      <w:pPr>
+        <w:spacing w:line="240" w:lineRule="auto"/>
+      </w:pPr>
+      <w:proofErr w:type="gramStart"/>
+      <w:r>
+        <w:t>File :</w:t>
+      </w:r>
+      <w:proofErr w:type="gramEnd"/>
+      <w:r>
+        <w:t xml:space="preserve">  </w:t>
+      </w:r>
+      <w:proofErr w:type="spellStart"/>
+      <w:r>
+        <w:t>wisata-CPMApp</w:t>
+      </w:r>
+      <w:proofErr w:type="spellEnd"/>
+      <w:r>
+        <w:t>\user\app\admin\tabs\</w:t>
+      </w:r>
+      <w:proofErr w:type="spellStart"/>
+      <w:r>
+        <w:t>review.tsx</w:t>
+      </w:r>
+      <w:proofErr w:type="spellEnd"/>
+    </w:p>
+    <w:p>
+      <w:pPr>
+        <w:spacing w:line="240" w:lineRule="auto"/>
+      </w:pPr>
+      <w:r>
+        <w:rPr>
+          <w:noProof/>
+        </w:rPr>
+        <w:drawing>
+          <wp:inline distT="0" distB="0" distL="0" distR="0" wp14:anchorId="600A1311" wp14:editId="4E8A4BBC">
+            <wp:extent cx="5731510" cy="3222625"/>
+            <wp:effectExtent l="0" t="0" r="2540" b="0"/>
+            <wp:docPr id="1805288067" name="Picture 1"/>
+            <wp:cNvGraphicFramePr>
+              <a:graphicFrameLocks xmlns:a="http://schemas.openxmlformats.org/drawingml/2006/main" noChangeAspect="1"/>
+            </wp:cNvGraphicFramePr>
+            <a:graphic xmlns:a="http://schemas.openxmlformats.org/drawingml/2006/main">
+              <a:graphicData uri="http://schemas.openxmlformats.org/drawingml/2006/picture">
+                <pic:pic xmlns:pic="http://schemas.openxmlformats.org/drawingml/2006/picture">
+                  <pic:nvPicPr>
+                    <pic:cNvPr id="1805288067" name=""/>
+                    <pic:cNvPicPr/>
+                  </pic:nvPicPr>
+                  <pic:blipFill>
+                    <a:blip r:embed="rId25"/>
+                    <a:stretch>
+                      <a:fillRect/>
+                    </a:stretch>
+                  </pic:blipFill>
+                  <pic:spPr>
+                    <a:xfrm>
+                      <a:off x="0" y="0"/>
+                      <a:ext cx="5731510" cy="3222625"/>
+                    </a:xfrm>
+                    <a:prstGeom prst="rect">
+                      <a:avLst/>
+                    </a:prstGeom>
+                  </pic:spPr>
+                </pic:pic>
+              </a:graphicData>
+            </a:graphic>
+          </wp:inline>
+        </w:drawing>
+      </w:r>
+    </w:p>
+    <w:p>
+      <w:pPr>
+        <w:spacing w:line="240" w:lineRule="auto"/>
+      </w:pPr>
+    </w:p>
+    <w:p>
+      <w:pPr>
+        <w:spacing w:line="240" w:lineRule="auto"/>
+      </w:pPr>
+      <w:proofErr w:type="spellStart"/>
+      <w:r>
+        <w:t>Fungsi</w:t>
+      </w:r>
+      <w:proofErr w:type="spellEnd"/>
+      <w:r>
+        <w:t xml:space="preserve"> </w:t>
+      </w:r>
+      <w:proofErr w:type="spellStart"/>
+      <w:r>
+        <w:t>tersebut</w:t>
+      </w:r>
+      <w:proofErr w:type="spellEnd"/>
+      <w:r>
+        <w:t xml:space="preserve"> sangat </w:t>
+      </w:r>
+      <w:proofErr w:type="spellStart"/>
+      <w:r>
+        <w:t>penting</w:t>
+      </w:r>
+      <w:proofErr w:type="spellEnd"/>
+      <w:r>
+        <w:t xml:space="preserve"> </w:t>
+      </w:r>
+      <w:proofErr w:type="spellStart"/>
+      <w:r>
+        <w:t>bagi</w:t>
+      </w:r>
+      <w:proofErr w:type="spellEnd"/>
+      <w:r>
+        <w:t> Admin </w:t>
+      </w:r>
+      <w:proofErr w:type="spellStart"/>
+      <w:r>
+        <w:t>untuk</w:t>
+      </w:r>
+      <w:proofErr w:type="spellEnd"/>
+      <w:r>
+        <w:t>:</w:t>
+      </w:r>
+    </w:p>
+    <w:p>
+      <w:pPr>
+        <w:numPr>
+          <w:ilvl w:val="0"/>
+          <w:numId w:val="19"/>
+        </w:numPr>
+        <w:spacing w:line="240" w:lineRule="auto"/>
+      </w:pPr>
+      <w:proofErr w:type="spellStart"/>
+      <w:r>
+        <w:t>Validasi</w:t>
+      </w:r>
+      <w:proofErr w:type="spellEnd"/>
+      <w:r>
+        <w:t xml:space="preserve"> Ulasan: Admin </w:t>
+      </w:r>
+      <w:proofErr w:type="spellStart"/>
+      <w:r>
+        <w:t>bisa</w:t>
+      </w:r>
+      <w:proofErr w:type="spellEnd"/>
+      <w:r>
+        <w:t xml:space="preserve"> </w:t>
+      </w:r>
+      <w:proofErr w:type="spellStart"/>
+      <w:r>
+        <w:t>melihat</w:t>
+      </w:r>
+      <w:proofErr w:type="spellEnd"/>
+      <w:r>
+        <w:t xml:space="preserve"> </w:t>
+      </w:r>
+      <w:proofErr w:type="spellStart"/>
+      <w:r>
+        <w:t>apakah</w:t>
+      </w:r>
+      <w:proofErr w:type="spellEnd"/>
+      <w:r>
+        <w:t xml:space="preserve"> </w:t>
+      </w:r>
+      <w:proofErr w:type="spellStart"/>
+      <w:r>
+        <w:t>ulasan</w:t>
+      </w:r>
+      <w:proofErr w:type="spellEnd"/>
+      <w:r>
+        <w:t xml:space="preserve"> yang </w:t>
+      </w:r>
+      <w:proofErr w:type="spellStart"/>
+      <w:r>
+        <w:t>diberikan</w:t>
+      </w:r>
+      <w:proofErr w:type="spellEnd"/>
+      <w:r>
+        <w:t xml:space="preserve"> customer </w:t>
+      </w:r>
+      <w:proofErr w:type="spellStart"/>
+      <w:r>
+        <w:t>itu</w:t>
+      </w:r>
+      <w:proofErr w:type="spellEnd"/>
+      <w:r>
+        <w:t xml:space="preserve"> </w:t>
+      </w:r>
+      <w:proofErr w:type="spellStart"/>
+      <w:r>
+        <w:t>asli</w:t>
+      </w:r>
+      <w:proofErr w:type="spellEnd"/>
+      <w:r>
+        <w:t xml:space="preserve"> </w:t>
+      </w:r>
+      <w:proofErr w:type="spellStart"/>
+      <w:r>
+        <w:t>atau</w:t>
+      </w:r>
+      <w:proofErr w:type="spellEnd"/>
+      <w:r>
+        <w:t xml:space="preserve"> </w:t>
+      </w:r>
+      <w:proofErr w:type="spellStart"/>
+      <w:r>
+        <w:t>bohong</w:t>
+      </w:r>
+      <w:proofErr w:type="spellEnd"/>
+      <w:r>
+        <w:t xml:space="preserve"> </w:t>
+      </w:r>
+      <w:proofErr w:type="spellStart"/>
+      <w:r>
+        <w:t>dengan</w:t>
+      </w:r>
+      <w:proofErr w:type="spellEnd"/>
+      <w:r>
+        <w:t xml:space="preserve"> </w:t>
+      </w:r>
+      <w:proofErr w:type="spellStart"/>
+      <w:r>
+        <w:t>melihat</w:t>
+      </w:r>
+      <w:proofErr w:type="spellEnd"/>
+      <w:r>
+        <w:t xml:space="preserve"> </w:t>
+      </w:r>
+      <w:proofErr w:type="spellStart"/>
+      <w:r>
+        <w:t>foto</w:t>
+      </w:r>
+      <w:proofErr w:type="spellEnd"/>
+      <w:r>
+        <w:t xml:space="preserve"> yang </w:t>
+      </w:r>
+      <w:proofErr w:type="spellStart"/>
+      <w:r>
+        <w:t>dilampirkan</w:t>
+      </w:r>
+      <w:proofErr w:type="spellEnd"/>
+      <w:r>
+        <w:t>.</w:t>
+      </w:r>
+    </w:p>
+    <w:p>
+      <w:pPr>
+        <w:numPr>
+          <w:ilvl w:val="0"/>
+          <w:numId w:val="19"/>
+        </w:numPr>
+        <w:spacing w:line="240" w:lineRule="auto"/>
+      </w:pPr>
+      <w:proofErr w:type="spellStart"/>
+      <w:r>
+        <w:t>Pemantauan</w:t>
+      </w:r>
+      <w:proofErr w:type="spellEnd"/>
+      <w:r>
+        <w:t xml:space="preserve"> Visual: Admin </w:t>
+      </w:r>
+      <w:proofErr w:type="spellStart"/>
+      <w:r>
+        <w:t>bisa</w:t>
+      </w:r>
+      <w:proofErr w:type="spellEnd"/>
+      <w:r>
+        <w:t xml:space="preserve"> </w:t>
+      </w:r>
+      <w:proofErr w:type="spellStart"/>
+      <w:r>
+        <w:t>memantau</w:t>
+      </w:r>
+      <w:proofErr w:type="spellEnd"/>
+      <w:r>
+        <w:t xml:space="preserve"> </w:t>
+      </w:r>
+      <w:proofErr w:type="spellStart"/>
+      <w:r>
+        <w:t>kondisi</w:t>
+      </w:r>
+      <w:proofErr w:type="spellEnd"/>
+      <w:r>
+        <w:t xml:space="preserve"> </w:t>
+      </w:r>
+      <w:proofErr w:type="spellStart"/>
+      <w:r>
+        <w:t>lapangan</w:t>
+      </w:r>
+      <w:proofErr w:type="spellEnd"/>
+      <w:r>
+        <w:t xml:space="preserve"> </w:t>
+      </w:r>
+      <w:proofErr w:type="spellStart"/>
+      <w:r>
+        <w:t>melalui</w:t>
+      </w:r>
+      <w:proofErr w:type="spellEnd"/>
+      <w:r>
+        <w:t xml:space="preserve"> </w:t>
+      </w:r>
+      <w:proofErr w:type="spellStart"/>
+      <w:r>
+        <w:t>foto-foto</w:t>
+      </w:r>
+      <w:proofErr w:type="spellEnd"/>
+      <w:r>
+        <w:t xml:space="preserve"> yang </w:t>
+      </w:r>
+      <w:proofErr w:type="spellStart"/>
+      <w:r>
+        <w:t>dikirim</w:t>
+      </w:r>
+      <w:proofErr w:type="spellEnd"/>
+      <w:r>
+        <w:t xml:space="preserve"> oleh para </w:t>
+      </w:r>
+      <w:proofErr w:type="spellStart"/>
+      <w:r>
+        <w:t>pengunjung</w:t>
+      </w:r>
+      <w:proofErr w:type="spellEnd"/>
+      <w:r>
+        <w:t>.</w:t>
+      </w:r>
+    </w:p>
+    <w:p>
+      <w:pPr>
+        <w:numPr>
+          <w:ilvl w:val="0"/>
+          <w:numId w:val="19"/>
+        </w:numPr>
+        <w:spacing w:line="240" w:lineRule="auto"/>
+      </w:pPr>
+      <w:proofErr w:type="spellStart"/>
+      <w:r>
+        <w:t>Tampilan</w:t>
+      </w:r>
+      <w:proofErr w:type="spellEnd"/>
+      <w:r>
+        <w:t xml:space="preserve"> </w:t>
+      </w:r>
+      <w:proofErr w:type="spellStart"/>
+      <w:r>
+        <w:t>Profesional</w:t>
+      </w:r>
+      <w:proofErr w:type="spellEnd"/>
+      <w:r>
+        <w:t xml:space="preserve">: </w:t>
+      </w:r>
+      <w:proofErr w:type="spellStart"/>
+      <w:r>
+        <w:t>Memastikan</w:t>
+      </w:r>
+      <w:proofErr w:type="spellEnd"/>
+      <w:r>
+        <w:t xml:space="preserve"> daftar </w:t>
+      </w:r>
+      <w:proofErr w:type="spellStart"/>
+      <w:r>
+        <w:t>ulasan</w:t>
+      </w:r>
+      <w:proofErr w:type="spellEnd"/>
+      <w:r>
+        <w:t xml:space="preserve"> </w:t>
+      </w:r>
+      <w:proofErr w:type="spellStart"/>
+      <w:r>
+        <w:t>tidak</w:t>
+      </w:r>
+      <w:proofErr w:type="spellEnd"/>
+      <w:r>
+        <w:t xml:space="preserve"> </w:t>
+      </w:r>
+      <w:proofErr w:type="spellStart"/>
+      <w:r>
+        <w:t>hanya</w:t>
+      </w:r>
+      <w:proofErr w:type="spellEnd"/>
+      <w:r>
+        <w:t xml:space="preserve"> </w:t>
+      </w:r>
+      <w:proofErr w:type="spellStart"/>
+      <w:r>
+        <w:t>berisi</w:t>
+      </w:r>
+      <w:proofErr w:type="spellEnd"/>
+      <w:r>
+        <w:t xml:space="preserve"> </w:t>
+      </w:r>
+      <w:proofErr w:type="spellStart"/>
+      <w:r>
+        <w:t>teks</w:t>
+      </w:r>
+      <w:proofErr w:type="spellEnd"/>
+      <w:r>
+        <w:t xml:space="preserve"> </w:t>
+      </w:r>
+      <w:proofErr w:type="spellStart"/>
+      <w:r>
+        <w:t>saja</w:t>
+      </w:r>
+      <w:proofErr w:type="spellEnd"/>
+      <w:r>
+        <w:t xml:space="preserve">, </w:t>
+      </w:r>
+      <w:proofErr w:type="spellStart"/>
+      <w:r>
+        <w:t>tapi</w:t>
+      </w:r>
+      <w:proofErr w:type="spellEnd"/>
+      <w:r>
+        <w:t xml:space="preserve"> juga visual yang </w:t>
+      </w:r>
+      <w:proofErr w:type="spellStart"/>
+      <w:r>
+        <w:t>rapi</w:t>
+      </w:r>
+      <w:proofErr w:type="spellEnd"/>
+      <w:r>
+        <w:t xml:space="preserve"> dan link </w:t>
+      </w:r>
+      <w:proofErr w:type="spellStart"/>
+      <w:r>
+        <w:t>gambar</w:t>
+      </w:r>
+      <w:proofErr w:type="spellEnd"/>
+      <w:r>
+        <w:t xml:space="preserve"> yang </w:t>
+      </w:r>
+      <w:proofErr w:type="spellStart"/>
+      <w:r>
+        <w:t>tidak</w:t>
+      </w:r>
+      <w:proofErr w:type="spellEnd"/>
+      <w:r>
+        <w:t xml:space="preserve"> </w:t>
+      </w:r>
+      <w:proofErr w:type="spellStart"/>
+      <w:r>
+        <w:t>rusak</w:t>
+      </w:r>
+      <w:proofErr w:type="spellEnd"/>
+      <w:r>
+        <w:t xml:space="preserve"> (broken link).</w:t>
+      </w:r>
+    </w:p>
+    <w:p>
+      <w:pPr>
+        <w:spacing w:line="240" w:lineRule="auto"/>
+      </w:pPr>
+    </w:p>
+    <w:p>
+      <w:pPr>
+        <w:spacing w:line="240" w:lineRule="auto"/>
+      </w:pPr>
+    </w:p>
+    <w:p>
+      <w:pPr>
+        <w:spacing w:line="240" w:lineRule="auto"/>
+      </w:pPr>
+    </w:p>
+    <w:p>
+      <w:pPr>
+        <w:spacing w:line="240" w:lineRule="auto"/>
+      </w:pPr>
+    </w:p>
+    <w:p>
+      <w:pPr>
+        <w:spacing w:line="240" w:lineRule="auto"/>
+      </w:pPr>
+    </w:p>
+    <w:p>
+      <w:pPr>
+        <w:spacing w:line="240" w:lineRule="auto"/>
+      </w:pPr>
+    </w:p>
+    <w:p>
+      <w:pPr>
+        <w:spacing w:line="240" w:lineRule="auto"/>
+      </w:pPr>
+    </w:p>
+    <w:p>
+      <w:pPr>
+        <w:spacing w:line="240" w:lineRule="auto"/>
+      </w:pPr>
+    </w:p>
+    <w:p>
+      <w:pPr>
+        <w:spacing w:line="240" w:lineRule="auto"/>
+      </w:pPr>
+    </w:p>
+    <w:p>
+      <w:pPr>
+        <w:spacing w:line="240" w:lineRule="auto"/>
+      </w:pPr>
+    </w:p>
+    <w:p>
+      <w:pPr>
+        <w:spacing w:line="240" w:lineRule="auto"/>
+        <w:rPr>
+          <w:b/>
+          <w:bCs/>
+        </w:rPr>
+      </w:pPr>
+      <w:r>
+        <w:rPr>
+          <w:b/>
+          <w:bCs/>
+        </w:rPr>
+        <w:lastRenderedPageBreak/>
+        <w:t xml:space="preserve">21. Update </w:t>
+      </w:r>
+      <w:proofErr w:type="spellStart"/>
+      <w:r>
+        <w:rPr>
+          <w:b/>
+          <w:bCs/>
+        </w:rPr>
+        <w:t>koding</w:t>
+      </w:r>
+      <w:proofErr w:type="spellEnd"/>
+      <w:r>
+        <w:rPr>
+          <w:b/>
+          <w:bCs/>
+        </w:rPr>
+        <w:t xml:space="preserve"> file</w:t>
+      </w:r>
+      <w:r>
+        <w:rPr>
+          <w:b/>
+          <w:bCs/>
+        </w:rPr>
+        <w:t xml:space="preserve"> </w:t>
+      </w:r>
+      <w:r>
+        <w:rPr>
+          <w:b/>
+          <w:bCs/>
+        </w:rPr>
+        <w:t>[id</w:t>
+      </w:r>
+      <w:proofErr w:type="gramStart"/>
+      <w:r>
+        <w:rPr>
+          <w:b/>
+          <w:bCs/>
+        </w:rPr>
+        <w:t>].</w:t>
+      </w:r>
+      <w:proofErr w:type="spellStart"/>
+      <w:r>
+        <w:rPr>
+          <w:b/>
+          <w:bCs/>
+        </w:rPr>
+        <w:t>tsx</w:t>
+      </w:r>
+      <w:proofErr w:type="spellEnd"/>
+      <w:proofErr w:type="gramEnd"/>
+      <w:r>
+        <w:rPr>
+          <w:b/>
+          <w:bCs/>
+        </w:rPr>
+        <w:t>.</w:t>
+      </w:r>
+    </w:p>
+    <w:p>
+      <w:pPr>
+        <w:spacing w:line="240" w:lineRule="auto"/>
+      </w:pPr>
+      <w:proofErr w:type="gramStart"/>
+      <w:r>
+        <w:t>File :</w:t>
+      </w:r>
+      <w:proofErr w:type="gramEnd"/>
+      <w:r>
+        <w:t xml:space="preserve"> </w:t>
+      </w:r>
+      <w:proofErr w:type="spellStart"/>
+      <w:r>
+        <w:t>wisata-CPMApp</w:t>
+      </w:r>
+      <w:proofErr w:type="spellEnd"/>
+      <w:r>
+        <w:t>\user\app\</w:t>
+      </w:r>
+      <w:proofErr w:type="spellStart"/>
+      <w:r>
+        <w:t>wisata</w:t>
+      </w:r>
+      <w:proofErr w:type="spellEnd"/>
+      <w:r>
+        <w:t>\[id</w:t>
+      </w:r>
+      <w:proofErr w:type="gramStart"/>
+      <w:r>
+        <w:t>].</w:t>
+      </w:r>
+      <w:proofErr w:type="spellStart"/>
+      <w:r>
+        <w:t>tsx</w:t>
+      </w:r>
+      <w:proofErr w:type="spellEnd"/>
+      <w:proofErr w:type="gramEnd"/>
+    </w:p>
+    <w:p>
+      <w:pPr>
+        <w:spacing w:line="240" w:lineRule="auto"/>
+      </w:pPr>
+      <w:r>
+        <w:rPr>
+          <w:noProof/>
+        </w:rPr>
+        <w:drawing>
+          <wp:inline distT="0" distB="0" distL="0" distR="0" wp14:anchorId="29415DA3" wp14:editId="4568BD2B">
+            <wp:extent cx="5731510" cy="3222625"/>
+            <wp:effectExtent l="0" t="0" r="2540" b="0"/>
+            <wp:docPr id="231804003" name="Picture 1"/>
+            <wp:cNvGraphicFramePr>
+              <a:graphicFrameLocks xmlns:a="http://schemas.openxmlformats.org/drawingml/2006/main" noChangeAspect="1"/>
+            </wp:cNvGraphicFramePr>
+            <a:graphic xmlns:a="http://schemas.openxmlformats.org/drawingml/2006/main">
+              <a:graphicData uri="http://schemas.openxmlformats.org/drawingml/2006/picture">
+                <pic:pic xmlns:pic="http://schemas.openxmlformats.org/drawingml/2006/picture">
+                  <pic:nvPicPr>
+                    <pic:cNvPr id="231804003" name=""/>
+                    <pic:cNvPicPr/>
+                  </pic:nvPicPr>
+                  <pic:blipFill>
+                    <a:blip r:embed="rId26"/>
+                    <a:stretch>
+                      <a:fillRect/>
+                    </a:stretch>
+                  </pic:blipFill>
+                  <pic:spPr>
+                    <a:xfrm>
+                      <a:off x="0" y="0"/>
+                      <a:ext cx="5731510" cy="3222625"/>
+                    </a:xfrm>
+                    <a:prstGeom prst="rect">
+                      <a:avLst/>
+                    </a:prstGeom>
+                  </pic:spPr>
+                </pic:pic>
+              </a:graphicData>
+            </a:graphic>
+          </wp:inline>
+        </w:drawing>
+      </w:r>
+    </w:p>
+    <w:p>
+      <w:pPr>
+        <w:spacing w:after="0" w:line="240" w:lineRule="auto"/>
+        <w:contextualSpacing/>
+      </w:pPr>
+      <w:r>
+        <w:t xml:space="preserve">+ </w:t>
+      </w:r>
+      <w:r>
+        <w:t xml:space="preserve">import </w:t>
+      </w:r>
+      <w:proofErr w:type="gramStart"/>
+      <w:r>
+        <w:t xml:space="preserve">{ </w:t>
+      </w:r>
+      <w:proofErr w:type="spellStart"/>
+      <w:r>
+        <w:t>apiImageUrl</w:t>
+      </w:r>
+      <w:proofErr w:type="spellEnd"/>
+      <w:proofErr w:type="gramEnd"/>
+      <w:r>
+        <w:t xml:space="preserve"> } from "@/app/lib/</w:t>
+      </w:r>
+      <w:proofErr w:type="spellStart"/>
+      <w:r>
+        <w:t>api</w:t>
+      </w:r>
+      <w:proofErr w:type="spellEnd"/>
+      <w:r>
+        <w:t>";</w:t>
+      </w:r>
+    </w:p>
+    <w:p>
+      <w:pPr>
+        <w:spacing w:after="0" w:line="240" w:lineRule="auto"/>
+        <w:contextualSpacing/>
+      </w:pPr>
+      <w:r>
+        <w:t xml:space="preserve">- </w:t>
+      </w:r>
+      <w:proofErr w:type="spellStart"/>
+      <w:r>
+        <w:t>uri</w:t>
+      </w:r>
+      <w:proofErr w:type="spellEnd"/>
+      <w:r>
+        <w:t xml:space="preserve">: </w:t>
+      </w:r>
+      <w:proofErr w:type="spellStart"/>
+      <w:proofErr w:type="gramStart"/>
+      <w:r>
+        <w:t>data.galeri</w:t>
+      </w:r>
+      <w:proofErr w:type="spellEnd"/>
+      <w:proofErr w:type="gramEnd"/>
+      <w:r>
+        <w:t>?.[0]?.</w:t>
+      </w:r>
+      <w:proofErr w:type="spellStart"/>
+      <w:r>
+        <w:t>url</w:t>
+      </w:r>
+      <w:proofErr w:type="spellEnd"/>
+    </w:p>
+    <w:p>
+      <w:pPr>
+        <w:spacing w:after="0" w:line="240" w:lineRule="auto"/>
+        <w:contextualSpacing/>
+      </w:pPr>
+      <w:r>
+        <w:t xml:space="preserve">              ? `http://10.0.2.2:3000${</w:t>
+      </w:r>
+      <w:proofErr w:type="gramStart"/>
+      <w:r>
+        <w:t>data.galeri</w:t>
+      </w:r>
+      <w:proofErr w:type="gramEnd"/>
+      <w:r>
+        <w:t>[0].</w:t>
+      </w:r>
+      <w:proofErr w:type="gramStart"/>
+      <w:r>
+        <w:t>url}`</w:t>
+      </w:r>
+      <w:proofErr w:type="gramEnd"/>
+    </w:p>
+    <w:p>
+      <w:pPr>
+        <w:spacing w:after="0" w:line="240" w:lineRule="auto"/>
+        <w:contextualSpacing/>
+      </w:pPr>
+      <w:r>
+        <w:t xml:space="preserve">+ </w:t>
+      </w:r>
+      <w:proofErr w:type="spellStart"/>
+      <w:r>
+        <w:t>apiImageUrl</w:t>
+      </w:r>
+      <w:proofErr w:type="spellEnd"/>
+      <w:r>
+        <w:t>(</w:t>
+      </w:r>
+      <w:proofErr w:type="spellStart"/>
+      <w:proofErr w:type="gramStart"/>
+      <w:r>
+        <w:t>item.galeri</w:t>
+      </w:r>
+      <w:proofErr w:type="spellEnd"/>
+      <w:proofErr w:type="gramEnd"/>
+      <w:r>
+        <w:t>?.[0]?.</w:t>
+      </w:r>
+      <w:proofErr w:type="spellStart"/>
+      <w:r>
+        <w:t>url</w:t>
+      </w:r>
+      <w:proofErr w:type="spellEnd"/>
+      <w:r>
+        <w:t>) ||</w:t>
+      </w:r>
+    </w:p>
+    <w:p>
+      <w:pPr>
+        <w:spacing w:after="0" w:line="240" w:lineRule="auto"/>
+        <w:contextualSpacing/>
+      </w:pPr>
+    </w:p>
+    <w:p>
+      <w:pPr>
+        <w:spacing w:after="0" w:line="240" w:lineRule="auto"/>
+        <w:contextualSpacing/>
+        <w:jc w:val="both"/>
+      </w:pPr>
+      <w:r>
+        <w:t xml:space="preserve">Pada </w:t>
+      </w:r>
+      <w:proofErr w:type="spellStart"/>
+      <w:r>
+        <w:t>halaman</w:t>
+      </w:r>
+      <w:proofErr w:type="spellEnd"/>
+      <w:r>
+        <w:t xml:space="preserve"> Detail </w:t>
+      </w:r>
+      <w:proofErr w:type="spellStart"/>
+      <w:r>
+        <w:t>Wisata</w:t>
+      </w:r>
+      <w:proofErr w:type="spellEnd"/>
+      <w:r>
+        <w:t xml:space="preserve">, </w:t>
+      </w:r>
+      <w:proofErr w:type="spellStart"/>
+      <w:r>
+        <w:t>kodingan</w:t>
+      </w:r>
+      <w:proofErr w:type="spellEnd"/>
+      <w:r>
+        <w:t xml:space="preserve"> </w:t>
+      </w:r>
+      <w:proofErr w:type="spellStart"/>
+      <w:r>
+        <w:t>ini</w:t>
+      </w:r>
+      <w:proofErr w:type="spellEnd"/>
+      <w:r>
+        <w:t xml:space="preserve"> </w:t>
+      </w:r>
+      <w:proofErr w:type="spellStart"/>
+      <w:r>
+        <w:t>bertugas</w:t>
+      </w:r>
+      <w:proofErr w:type="spellEnd"/>
+      <w:r>
+        <w:t xml:space="preserve"> </w:t>
+      </w:r>
+      <w:proofErr w:type="spellStart"/>
+      <w:r>
+        <w:t>sebagai</w:t>
+      </w:r>
+      <w:proofErr w:type="spellEnd"/>
+      <w:r>
+        <w:t> </w:t>
+      </w:r>
+      <w:proofErr w:type="spellStart"/>
+      <w:r>
+        <w:t>Penyaji</w:t>
+      </w:r>
+      <w:proofErr w:type="spellEnd"/>
+      <w:r>
+        <w:t xml:space="preserve"> Foto Utama.</w:t>
+      </w:r>
+    </w:p>
+    <w:p>
+      <w:pPr>
+        <w:spacing w:after="0" w:line="240" w:lineRule="auto"/>
+        <w:contextualSpacing/>
+        <w:jc w:val="both"/>
+      </w:pPr>
+      <w:proofErr w:type="spellStart"/>
+      <w:r>
+        <w:t>M</w:t>
+      </w:r>
+      <w:r>
+        <w:t>encari</w:t>
+      </w:r>
+      <w:proofErr w:type="spellEnd"/>
+      <w:r>
+        <w:t xml:space="preserve"> </w:t>
+      </w:r>
+      <w:proofErr w:type="spellStart"/>
+      <w:r>
+        <w:t>foto</w:t>
+      </w:r>
+      <w:proofErr w:type="spellEnd"/>
+      <w:r>
+        <w:t xml:space="preserve"> </w:t>
+      </w:r>
+      <w:proofErr w:type="spellStart"/>
+      <w:r>
+        <w:t>pertama</w:t>
+      </w:r>
+      <w:proofErr w:type="spellEnd"/>
+      <w:r>
+        <w:t xml:space="preserve"> di </w:t>
+      </w:r>
+      <w:proofErr w:type="spellStart"/>
+      <w:r>
+        <w:t>galeri</w:t>
+      </w:r>
+      <w:proofErr w:type="spellEnd"/>
+      <w:r>
+        <w:t xml:space="preserve">, </w:t>
+      </w:r>
+      <w:proofErr w:type="spellStart"/>
+      <w:r>
+        <w:t>mengubahnya</w:t>
+      </w:r>
+      <w:proofErr w:type="spellEnd"/>
+      <w:r>
+        <w:t xml:space="preserve"> </w:t>
+      </w:r>
+      <w:proofErr w:type="spellStart"/>
+      <w:r>
+        <w:t>menjadi</w:t>
+      </w:r>
+      <w:proofErr w:type="spellEnd"/>
+      <w:r>
+        <w:t xml:space="preserve"> link yang </w:t>
+      </w:r>
+      <w:proofErr w:type="spellStart"/>
+      <w:r>
+        <w:t>bisa</w:t>
+      </w:r>
+      <w:proofErr w:type="spellEnd"/>
+      <w:r>
+        <w:t xml:space="preserve"> </w:t>
+      </w:r>
+      <w:proofErr w:type="spellStart"/>
+      <w:r>
+        <w:t>dibaca</w:t>
+      </w:r>
+      <w:proofErr w:type="spellEnd"/>
+      <w:r>
+        <w:t xml:space="preserve"> HP, dan </w:t>
+      </w:r>
+      <w:proofErr w:type="spellStart"/>
+      <w:r>
+        <w:t>jika</w:t>
+      </w:r>
+      <w:proofErr w:type="spellEnd"/>
+      <w:r>
+        <w:t xml:space="preserve"> </w:t>
+      </w:r>
+      <w:proofErr w:type="spellStart"/>
+      <w:r>
+        <w:t>fotonya</w:t>
+      </w:r>
+      <w:proofErr w:type="spellEnd"/>
+      <w:r>
+        <w:t xml:space="preserve"> </w:t>
+      </w:r>
+      <w:proofErr w:type="spellStart"/>
+      <w:r>
+        <w:t>tidak</w:t>
+      </w:r>
+      <w:proofErr w:type="spellEnd"/>
+      <w:r>
+        <w:t xml:space="preserve"> </w:t>
+      </w:r>
+      <w:proofErr w:type="spellStart"/>
+      <w:r>
+        <w:t>ketemu</w:t>
+      </w:r>
+      <w:proofErr w:type="spellEnd"/>
+      <w:r>
+        <w:t xml:space="preserve">, </w:t>
+      </w:r>
+      <w:proofErr w:type="spellStart"/>
+      <w:r>
+        <w:t>menyiapkan</w:t>
+      </w:r>
+      <w:proofErr w:type="spellEnd"/>
+      <w:r>
+        <w:t xml:space="preserve"> </w:t>
+      </w:r>
+      <w:proofErr w:type="spellStart"/>
+      <w:r>
+        <w:t>foto</w:t>
+      </w:r>
+      <w:proofErr w:type="spellEnd"/>
+      <w:r>
+        <w:t xml:space="preserve"> </w:t>
+      </w:r>
+      <w:proofErr w:type="spellStart"/>
+      <w:r>
+        <w:t>cadangan</w:t>
+      </w:r>
+      <w:proofErr w:type="spellEnd"/>
+      <w:r>
+        <w:t xml:space="preserve"> agar </w:t>
+      </w:r>
+      <w:proofErr w:type="spellStart"/>
+      <w:r>
+        <w:t>tampilan</w:t>
+      </w:r>
+      <w:proofErr w:type="spellEnd"/>
+      <w:r>
+        <w:t xml:space="preserve"> </w:t>
+      </w:r>
+      <w:proofErr w:type="spellStart"/>
+      <w:r>
+        <w:t>aplikasi</w:t>
+      </w:r>
+      <w:proofErr w:type="spellEnd"/>
+      <w:r>
+        <w:t xml:space="preserve"> </w:t>
+      </w:r>
+      <w:proofErr w:type="spellStart"/>
+      <w:r>
+        <w:t>tetap</w:t>
+      </w:r>
+      <w:proofErr w:type="spellEnd"/>
+      <w:r>
+        <w:t xml:space="preserve"> </w:t>
+      </w:r>
+      <w:proofErr w:type="spellStart"/>
+      <w:r>
+        <w:t>terlihat</w:t>
+      </w:r>
+      <w:proofErr w:type="spellEnd"/>
+      <w:r>
+        <w:t xml:space="preserve"> </w:t>
+      </w:r>
+      <w:proofErr w:type="spellStart"/>
+      <w:r>
+        <w:t>profesional</w:t>
+      </w:r>
+      <w:proofErr w:type="spellEnd"/>
+      <w:r>
+        <w:t xml:space="preserve"> dan </w:t>
+      </w:r>
+      <w:proofErr w:type="spellStart"/>
+      <w:r>
+        <w:t>tidak</w:t>
+      </w:r>
+      <w:proofErr w:type="spellEnd"/>
+      <w:r>
+        <w:t xml:space="preserve"> </w:t>
+      </w:r>
+      <w:proofErr w:type="spellStart"/>
+      <w:r>
+        <w:t>rusak</w:t>
+      </w:r>
+      <w:proofErr w:type="spellEnd"/>
+      <w:r>
+        <w:t>.</w:t>
+      </w:r>
+    </w:p>
+    <w:p>
+      <w:pPr>
+        <w:spacing w:after="0" w:line="240" w:lineRule="auto"/>
+        <w:contextualSpacing/>
+        <w:jc w:val="both"/>
+      </w:pPr>
+    </w:p>
+    <w:p>
+      <w:pPr>
+        <w:spacing w:after="0" w:line="240" w:lineRule="auto"/>
+        <w:contextualSpacing/>
+        <w:jc w:val="both"/>
+      </w:pPr>
+      <w:proofErr w:type="spellStart"/>
+      <w:r>
+        <w:t>Sebelum</w:t>
+      </w:r>
+      <w:proofErr w:type="spellEnd"/>
+      <w:r>
+        <w:t xml:space="preserve"> </w:t>
+      </w:r>
+      <w:proofErr w:type="spellStart"/>
+      <w:r>
+        <w:t>semuanya</w:t>
+      </w:r>
+      <w:proofErr w:type="spellEnd"/>
+      <w:r>
+        <w:t xml:space="preserve"> di </w:t>
+      </w:r>
+      <w:r>
+        <w:t xml:space="preserve">update, URL API dan </w:t>
+      </w:r>
+      <w:proofErr w:type="spellStart"/>
+      <w:r>
+        <w:t>gambar</w:t>
+      </w:r>
+      <w:proofErr w:type="spellEnd"/>
+      <w:r>
+        <w:t xml:space="preserve"> </w:t>
+      </w:r>
+      <w:proofErr w:type="spellStart"/>
+      <w:r>
+        <w:t>masih</w:t>
+      </w:r>
+      <w:proofErr w:type="spellEnd"/>
+      <w:r>
+        <w:t xml:space="preserve"> </w:t>
+      </w:r>
+      <w:proofErr w:type="spellStart"/>
+      <w:r>
+        <w:t>tersebar</w:t>
+      </w:r>
+      <w:proofErr w:type="spellEnd"/>
+      <w:r>
+        <w:t xml:space="preserve"> di </w:t>
+      </w:r>
+      <w:proofErr w:type="spellStart"/>
+      <w:r>
+        <w:t>banyak</w:t>
+      </w:r>
+      <w:proofErr w:type="spellEnd"/>
+      <w:r>
+        <w:t xml:space="preserve"> file. Itu </w:t>
+      </w:r>
+      <w:proofErr w:type="spellStart"/>
+      <w:r>
+        <w:t>membuat</w:t>
+      </w:r>
+      <w:proofErr w:type="spellEnd"/>
+      <w:r>
+        <w:t xml:space="preserve"> project </w:t>
+      </w:r>
+      <w:proofErr w:type="spellStart"/>
+      <w:r>
+        <w:t>sulit</w:t>
+      </w:r>
+      <w:proofErr w:type="spellEnd"/>
+      <w:r>
+        <w:t xml:space="preserve"> </w:t>
+      </w:r>
+      <w:proofErr w:type="spellStart"/>
+      <w:r>
+        <w:t>diubah</w:t>
+      </w:r>
+      <w:proofErr w:type="spellEnd"/>
+      <w:r>
+        <w:t xml:space="preserve"> </w:t>
+      </w:r>
+      <w:proofErr w:type="spellStart"/>
+      <w:r>
+        <w:t>kalau</w:t>
+      </w:r>
+      <w:proofErr w:type="spellEnd"/>
+      <w:r>
+        <w:t xml:space="preserve"> base URL </w:t>
+      </w:r>
+      <w:proofErr w:type="spellStart"/>
+      <w:r>
+        <w:t>pindah</w:t>
+      </w:r>
+      <w:proofErr w:type="spellEnd"/>
+      <w:r>
+        <w:t xml:space="preserve"> </w:t>
+      </w:r>
+      <w:proofErr w:type="spellStart"/>
+      <w:r>
+        <w:t>dari</w:t>
+      </w:r>
+      <w:proofErr w:type="spellEnd"/>
+      <w:r>
+        <w:t xml:space="preserve"> localhost </w:t>
+      </w:r>
+      <w:proofErr w:type="spellStart"/>
+      <w:r>
+        <w:t>ke</w:t>
+      </w:r>
+      <w:proofErr w:type="spellEnd"/>
+      <w:r>
+        <w:t xml:space="preserve"> IP lain.</w:t>
+      </w:r>
+    </w:p>
+    <w:p>
+      <w:pPr>
+        <w:spacing w:after="0" w:line="240" w:lineRule="auto"/>
+        <w:contextualSpacing/>
+        <w:jc w:val="both"/>
+      </w:pPr>
+    </w:p>
+    <w:p>
+      <w:pPr>
+        <w:spacing w:after="0" w:line="240" w:lineRule="auto"/>
+        <w:contextualSpacing/>
+        <w:jc w:val="both"/>
+      </w:pPr>
+      <w:proofErr w:type="spellStart"/>
+      <w:r>
+        <w:t>Setelah</w:t>
+      </w:r>
+      <w:proofErr w:type="spellEnd"/>
+      <w:r>
+        <w:t xml:space="preserve"> update:</w:t>
+      </w:r>
+    </w:p>
+    <w:p>
+      <w:pPr>
+        <w:pStyle w:val="ListParagraph"/>
+        <w:numPr>
+          <w:ilvl w:val="0"/>
+          <w:numId w:val="4"/>
+        </w:numPr>
+        <w:spacing w:after="0" w:line="240" w:lineRule="auto"/>
+        <w:jc w:val="both"/>
+      </w:pPr>
+      <w:r>
+        <w:t xml:space="preserve">URL backend </w:t>
+      </w:r>
+      <w:proofErr w:type="spellStart"/>
+      <w:r>
+        <w:t>hanya</w:t>
+      </w:r>
+      <w:proofErr w:type="spellEnd"/>
+      <w:r>
+        <w:t xml:space="preserve"> </w:t>
+      </w:r>
+      <w:proofErr w:type="spellStart"/>
+      <w:r>
+        <w:t>ditulis</w:t>
+      </w:r>
+      <w:proofErr w:type="spellEnd"/>
+      <w:r>
+        <w:t xml:space="preserve"> </w:t>
+      </w:r>
+      <w:proofErr w:type="spellStart"/>
+      <w:r>
+        <w:t>sekali</w:t>
+      </w:r>
+      <w:proofErr w:type="spellEnd"/>
+      <w:r>
+        <w:t xml:space="preserve"> di helper.</w:t>
+      </w:r>
+    </w:p>
+    <w:p>
+      <w:pPr>
+        <w:pStyle w:val="ListParagraph"/>
+        <w:numPr>
+          <w:ilvl w:val="0"/>
+          <w:numId w:val="4"/>
+        </w:numPr>
+        <w:spacing w:after="0" w:line="240" w:lineRule="auto"/>
+        <w:jc w:val="both"/>
+      </w:pPr>
+      <w:r>
+        <w:t xml:space="preserve">Web Chrome </w:t>
+      </w:r>
+      <w:proofErr w:type="spellStart"/>
+      <w:r>
+        <w:t>tidak</w:t>
+      </w:r>
+      <w:proofErr w:type="spellEnd"/>
+      <w:r>
+        <w:t xml:space="preserve"> </w:t>
+      </w:r>
+      <w:proofErr w:type="spellStart"/>
+      <w:r>
+        <w:t>bentrok</w:t>
+      </w:r>
+      <w:proofErr w:type="spellEnd"/>
+      <w:r>
+        <w:t xml:space="preserve"> </w:t>
+      </w:r>
+      <w:proofErr w:type="spellStart"/>
+      <w:r>
+        <w:t>dengan</w:t>
+      </w:r>
+      <w:proofErr w:type="spellEnd"/>
+      <w:r>
+        <w:t xml:space="preserve"> emulator Android.</w:t>
+      </w:r>
+    </w:p>
+    <w:p>
+      <w:pPr>
+        <w:pStyle w:val="ListParagraph"/>
+        <w:numPr>
+          <w:ilvl w:val="0"/>
+          <w:numId w:val="4"/>
+        </w:numPr>
+        <w:spacing w:after="0" w:line="240" w:lineRule="auto"/>
+        <w:jc w:val="both"/>
+      </w:pPr>
+      <w:r>
+        <w:t xml:space="preserve">Gambar </w:t>
+      </w:r>
+      <w:proofErr w:type="spellStart"/>
+      <w:r>
+        <w:t>dari</w:t>
+      </w:r>
+      <w:proofErr w:type="spellEnd"/>
+      <w:r>
+        <w:t xml:space="preserve"> backend </w:t>
+      </w:r>
+      <w:proofErr w:type="spellStart"/>
+      <w:r>
+        <w:t>lebih</w:t>
+      </w:r>
+      <w:proofErr w:type="spellEnd"/>
+      <w:r>
+        <w:t xml:space="preserve"> </w:t>
+      </w:r>
+      <w:proofErr w:type="spellStart"/>
+      <w:r>
+        <w:t>mudah</w:t>
+      </w:r>
+      <w:proofErr w:type="spellEnd"/>
+      <w:r>
+        <w:t xml:space="preserve"> </w:t>
+      </w:r>
+      <w:proofErr w:type="spellStart"/>
+      <w:r>
+        <w:t>dirender</w:t>
+      </w:r>
+      <w:proofErr w:type="spellEnd"/>
+      <w:r>
+        <w:t>.</w:t>
+      </w:r>
+    </w:p>
+    <w:p>
+      <w:pPr>
+        <w:pStyle w:val="ListParagraph"/>
+        <w:numPr>
+          <w:ilvl w:val="0"/>
+          <w:numId w:val="4"/>
+        </w:numPr>
+        <w:spacing w:after="0" w:line="240" w:lineRule="auto"/>
+        <w:jc w:val="both"/>
+      </w:pPr>
+      <w:r>
+        <w:t xml:space="preserve">Update project </w:t>
+      </w:r>
+      <w:proofErr w:type="spellStart"/>
+      <w:r>
+        <w:t>berikutnya</w:t>
+      </w:r>
+      <w:proofErr w:type="spellEnd"/>
+      <w:r>
+        <w:t xml:space="preserve"> </w:t>
+      </w:r>
+      <w:proofErr w:type="spellStart"/>
+      <w:r>
+        <w:t>jadi</w:t>
+      </w:r>
+      <w:proofErr w:type="spellEnd"/>
+      <w:r>
+        <w:t xml:space="preserve"> </w:t>
+      </w:r>
+      <w:proofErr w:type="spellStart"/>
+      <w:r>
+        <w:t>lebih</w:t>
+      </w:r>
+      <w:proofErr w:type="spellEnd"/>
+      <w:r>
+        <w:t xml:space="preserve"> </w:t>
+      </w:r>
+      <w:proofErr w:type="spellStart"/>
+      <w:r>
+        <w:t>cepat</w:t>
+      </w:r>
+      <w:proofErr w:type="spellEnd"/>
+      <w:r>
+        <w:t xml:space="preserve"> </w:t>
+      </w:r>
+      <w:proofErr w:type="spellStart"/>
+      <w:r>
+        <w:t>karena</w:t>
+      </w:r>
+      <w:proofErr w:type="spellEnd"/>
+      <w:r>
+        <w:t xml:space="preserve"> </w:t>
+      </w:r>
+      <w:proofErr w:type="spellStart"/>
+      <w:r>
+        <w:t>semua</w:t>
+      </w:r>
+      <w:proofErr w:type="spellEnd"/>
+      <w:r>
+        <w:t xml:space="preserve"> request </w:t>
+      </w:r>
+      <w:proofErr w:type="spellStart"/>
+      <w:r>
+        <w:t>lewat</w:t>
+      </w:r>
+      <w:proofErr w:type="spellEnd"/>
+      <w:r>
+        <w:t xml:space="preserve"> </w:t>
+      </w:r>
+      <w:proofErr w:type="spellStart"/>
+      <w:r>
+        <w:t>pola</w:t>
+      </w:r>
+      <w:proofErr w:type="spellEnd"/>
+      <w:r>
+        <w:t xml:space="preserve"> yang </w:t>
+      </w:r>
+      <w:proofErr w:type="spellStart"/>
+      <w:r>
+        <w:t>sama</w:t>
+      </w:r>
+      <w:proofErr w:type="spellEnd"/>
+      <w:r>
+        <w:t>.</w:t>
+      </w:r>
+    </w:p>
+    <w:p>
+      <w:pPr>
+        <w:spacing w:line="240" w:lineRule="auto"/>
+      </w:pPr>
+      <w:r>
+        <w:t xml:space="preserve"> </w:t>
       </w:r>
     </w:p>
     <w:sectPr>
@@ -9018,6 +12281,119 @@
     </w:lvl>
   </w:abstractNum>
   <w:abstractNum w:abstractNumId="5" w15:restartNumberingAfterBreak="0">
+    <w:nsid w:val="4641716E"/>
+    <w:multiLevelType w:val="hybridMultilevel"/>
+    <w:tmpl w:val="0D526A46"/>
+    <w:lvl w:ilvl="0" w:tplc="D59C3956">
+      <w:start w:val="21"/>
+      <w:numFmt w:val="bullet"/>
+      <w:lvlText w:val="-"/>
+      <w:lvlJc w:val="left"/>
+      <w:pPr>
+        <w:ind w:left="720" w:hanging="360"/>
+      </w:pPr>
+      <w:rPr>
+        <w:rFonts w:ascii="Calibri" w:eastAsiaTheme="minorHAnsi" w:hAnsi="Calibri" w:cs="Calibri" w:hint="default"/>
+      </w:rPr>
+    </w:lvl>
+    <w:lvl w:ilvl="1" w:tplc="38090003" w:tentative="1">
+      <w:start w:val="1"/>
+      <w:numFmt w:val="bullet"/>
+      <w:lvlText w:val="o"/>
+      <w:lvlJc w:val="left"/>
+      <w:pPr>
+        <w:ind w:left="1440" w:hanging="360"/>
+      </w:pPr>
+      <w:rPr>
+        <w:rFonts w:ascii="Courier New" w:hAnsi="Courier New" w:cs="Courier New" w:hint="default"/>
+      </w:rPr>
+    </w:lvl>
+    <w:lvl w:ilvl="2" w:tplc="38090005" w:tentative="1">
+      <w:start w:val="1"/>
+      <w:numFmt w:val="bullet"/>
+      <w:lvlText w:val=""/>
+      <w:lvlJc w:val="left"/>
+      <w:pPr>
+        <w:ind w:left="2160" w:hanging="360"/>
+      </w:pPr>
+      <w:rPr>
+        <w:rFonts w:ascii="Wingdings" w:hAnsi="Wingdings" w:hint="default"/>
+      </w:rPr>
+    </w:lvl>
+    <w:lvl w:ilvl="3" w:tplc="38090001" w:tentative="1">
+      <w:start w:val="1"/>
+      <w:numFmt w:val="bullet"/>
+      <w:lvlText w:val=""/>
+      <w:lvlJc w:val="left"/>
+      <w:pPr>
+        <w:ind w:left="2880" w:hanging="360"/>
+      </w:pPr>
+      <w:rPr>
+        <w:rFonts w:ascii="Symbol" w:hAnsi="Symbol" w:hint="default"/>
+      </w:rPr>
+    </w:lvl>
+    <w:lvl w:ilvl="4" w:tplc="38090003" w:tentative="1">
+      <w:start w:val="1"/>
+      <w:numFmt w:val="bullet"/>
+      <w:lvlText w:val="o"/>
+      <w:lvlJc w:val="left"/>
+      <w:pPr>
+        <w:ind w:left="3600" w:hanging="360"/>
+      </w:pPr>
+      <w:rPr>
+        <w:rFonts w:ascii="Courier New" w:hAnsi="Courier New" w:cs="Courier New" w:hint="default"/>
+      </w:rPr>
+    </w:lvl>
+    <w:lvl w:ilvl="5" w:tplc="38090005" w:tentative="1">
+      <w:start w:val="1"/>
+      <w:numFmt w:val="bullet"/>
+      <w:lvlText w:val=""/>
+      <w:lvlJc w:val="left"/>
+      <w:pPr>
+        <w:ind w:left="4320" w:hanging="360"/>
+      </w:pPr>
+      <w:rPr>
+        <w:rFonts w:ascii="Wingdings" w:hAnsi="Wingdings" w:hint="default"/>
+      </w:rPr>
+    </w:lvl>
+    <w:lvl w:ilvl="6" w:tplc="38090001" w:tentative="1">
+      <w:start w:val="1"/>
+      <w:numFmt w:val="bullet"/>
+      <w:lvlText w:val=""/>
+      <w:lvlJc w:val="left"/>
+      <w:pPr>
+        <w:ind w:left="5040" w:hanging="360"/>
+      </w:pPr>
+      <w:rPr>
+        <w:rFonts w:ascii="Symbol" w:hAnsi="Symbol" w:hint="default"/>
+      </w:rPr>
+    </w:lvl>
+    <w:lvl w:ilvl="7" w:tplc="38090003" w:tentative="1">
+      <w:start w:val="1"/>
+      <w:numFmt w:val="bullet"/>
+      <w:lvlText w:val="o"/>
+      <w:lvlJc w:val="left"/>
+      <w:pPr>
+        <w:ind w:left="5760" w:hanging="360"/>
+      </w:pPr>
+      <w:rPr>
+        <w:rFonts w:ascii="Courier New" w:hAnsi="Courier New" w:cs="Courier New" w:hint="default"/>
+      </w:rPr>
+    </w:lvl>
+    <w:lvl w:ilvl="8" w:tplc="38090005" w:tentative="1">
+      <w:start w:val="1"/>
+      <w:numFmt w:val="bullet"/>
+      <w:lvlText w:val=""/>
+      <w:lvlJc w:val="left"/>
+      <w:pPr>
+        <w:ind w:left="6480" w:hanging="360"/>
+      </w:pPr>
+      <w:rPr>
+        <w:rFonts w:ascii="Wingdings" w:hAnsi="Wingdings" w:hint="default"/>
+      </w:rPr>
+    </w:lvl>
+  </w:abstractNum>
+  <w:abstractNum w:abstractNumId="6" w15:restartNumberingAfterBreak="0">
     <w:nsid w:val="4E280CE5"/>
     <w:multiLevelType w:val="hybridMultilevel"/>
     <w:tmpl w:val="C5944EFA"/>
@@ -9130,7 +12506,7 @@
       </w:rPr>
     </w:lvl>
   </w:abstractNum>
-  <w:abstractNum w:abstractNumId="6" w15:restartNumberingAfterBreak="0">
+  <w:abstractNum w:abstractNumId="7" w15:restartNumberingAfterBreak="0">
     <w:nsid w:val="52B2306A"/>
     <w:multiLevelType w:val="multilevel"/>
     <w:tmpl w:val="28BC2570"/>
@@ -9247,10 +12623,123 @@
       </w:pPr>
     </w:lvl>
   </w:abstractNum>
-  <w:abstractNum w:abstractNumId="7" w15:restartNumberingAfterBreak="0">
+  <w:abstractNum w:abstractNumId="8" w15:restartNumberingAfterBreak="0">
+    <w:nsid w:val="595F529F"/>
+    <w:multiLevelType w:val="multilevel"/>
+    <w:tmpl w:val="EE6069D0"/>
+    <w:lvl w:ilvl="0">
+      <w:start w:val="1"/>
+      <w:numFmt w:val="decimal"/>
+      <w:lvlText w:val="%1."/>
+      <w:lvlJc w:val="left"/>
+      <w:pPr>
+        <w:tabs>
+          <w:tab w:val="num" w:pos="720"/>
+        </w:tabs>
+        <w:ind w:left="720" w:hanging="360"/>
+      </w:pPr>
+    </w:lvl>
+    <w:lvl w:ilvl="1" w:tentative="1">
+      <w:start w:val="1"/>
+      <w:numFmt w:val="decimal"/>
+      <w:lvlText w:val="%2."/>
+      <w:lvlJc w:val="left"/>
+      <w:pPr>
+        <w:tabs>
+          <w:tab w:val="num" w:pos="1440"/>
+        </w:tabs>
+        <w:ind w:left="1440" w:hanging="360"/>
+      </w:pPr>
+    </w:lvl>
+    <w:lvl w:ilvl="2" w:tentative="1">
+      <w:start w:val="1"/>
+      <w:numFmt w:val="decimal"/>
+      <w:lvlText w:val="%3."/>
+      <w:lvlJc w:val="left"/>
+      <w:pPr>
+        <w:tabs>
+          <w:tab w:val="num" w:pos="2160"/>
+        </w:tabs>
+        <w:ind w:left="2160" w:hanging="360"/>
+      </w:pPr>
+    </w:lvl>
+    <w:lvl w:ilvl="3" w:tentative="1">
+      <w:start w:val="1"/>
+      <w:numFmt w:val="decimal"/>
+      <w:lvlText w:val="%4."/>
+      <w:lvlJc w:val="left"/>
+      <w:pPr>
+        <w:tabs>
+          <w:tab w:val="num" w:pos="2880"/>
+        </w:tabs>
+        <w:ind w:left="2880" w:hanging="360"/>
+      </w:pPr>
+    </w:lvl>
+    <w:lvl w:ilvl="4" w:tentative="1">
+      <w:start w:val="1"/>
+      <w:numFmt w:val="decimal"/>
+      <w:lvlText w:val="%5."/>
+      <w:lvlJc w:val="left"/>
+      <w:pPr>
+        <w:tabs>
+          <w:tab w:val="num" w:pos="3600"/>
+        </w:tabs>
+        <w:ind w:left="3600" w:hanging="360"/>
+      </w:pPr>
+    </w:lvl>
+    <w:lvl w:ilvl="5" w:tentative="1">
+      <w:start w:val="1"/>
+      <w:numFmt w:val="decimal"/>
+      <w:lvlText w:val="%6."/>
+      <w:lvlJc w:val="left"/>
+      <w:pPr>
+        <w:tabs>
+          <w:tab w:val="num" w:pos="4320"/>
+        </w:tabs>
+        <w:ind w:left="4320" w:hanging="360"/>
+      </w:pPr>
+    </w:lvl>
+    <w:lvl w:ilvl="6" w:tentative="1">
+      <w:start w:val="1"/>
+      <w:numFmt w:val="decimal"/>
+      <w:lvlText w:val="%7."/>
+      <w:lvlJc w:val="left"/>
+      <w:pPr>
+        <w:tabs>
+          <w:tab w:val="num" w:pos="5040"/>
+        </w:tabs>
+        <w:ind w:left="5040" w:hanging="360"/>
+      </w:pPr>
+    </w:lvl>
+    <w:lvl w:ilvl="7" w:tentative="1">
+      <w:start w:val="1"/>
+      <w:numFmt w:val="decimal"/>
+      <w:lvlText w:val="%8."/>
+      <w:lvlJc w:val="left"/>
+      <w:pPr>
+        <w:tabs>
+          <w:tab w:val="num" w:pos="5760"/>
+        </w:tabs>
+        <w:ind w:left="5760" w:hanging="360"/>
+      </w:pPr>
+    </w:lvl>
+    <w:lvl w:ilvl="8" w:tentative="1">
+      <w:start w:val="1"/>
+      <w:numFmt w:val="decimal"/>
+      <w:lvlText w:val="%9."/>
+      <w:lvlJc w:val="left"/>
+      <w:pPr>
+        <w:tabs>
+          <w:tab w:val="num" w:pos="6480"/>
+        </w:tabs>
+        <w:ind w:left="6480" w:hanging="360"/>
+      </w:pPr>
+    </w:lvl>
+  </w:abstractNum>
+  <w:abstractNum w:abstractNumId="9" w15:restartNumberingAfterBreak="0">
     <w:nsid w:val="59AC64DE"/>
     <w:multiLevelType w:val="hybridMultilevel"/>
-    <w:tmpl w:val="D556FF78"/>
+    <w:tmpl w:val="D5A6C002"/>
     <w:lvl w:ilvl="0" w:tplc="38090001">
       <w:start w:val="1"/>
       <w:numFmt w:val="bullet"/>
@@ -9263,104 +12752,103 @@
         <w:rFonts w:ascii="Symbol" w:hAnsi="Symbol" w:hint="default"/>
       </w:rPr>
     </w:lvl>
-    <w:lvl w:ilvl="1" w:tplc="38090003" w:tentative="1">
+    <w:lvl w:ilvl="1" w:tplc="81225E44">
+      <w:numFmt w:val="bullet"/>
+      <w:lvlText w:val="-"/>
+      <w:lvlJc w:val="left"/>
+      <w:pPr>
+        <w:ind w:left="1440" w:hanging="360"/>
+      </w:pPr>
+      <w:rPr>
+        <w:rFonts w:ascii="Calibri" w:eastAsiaTheme="minorHAnsi" w:hAnsi="Calibri" w:cs="Calibri" w:hint="default"/>
+      </w:rPr>
+    </w:lvl>
+    <w:lvl w:ilvl="2" w:tplc="38090005" w:tentative="1">
+      <w:start w:val="1"/>
+      <w:numFmt w:val="bullet"/>
+      <w:lvlText w:val=""/>
+      <w:lvlJc w:val="left"/>
+      <w:pPr>
+        <w:ind w:left="2160" w:hanging="360"/>
+      </w:pPr>
+      <w:rPr>
+        <w:rFonts w:ascii="Wingdings" w:hAnsi="Wingdings" w:hint="default"/>
+      </w:rPr>
+    </w:lvl>
+    <w:lvl w:ilvl="3" w:tplc="38090001" w:tentative="1">
+      <w:start w:val="1"/>
+      <w:numFmt w:val="bullet"/>
+      <w:lvlText w:val=""/>
+      <w:lvlJc w:val="left"/>
+      <w:pPr>
+        <w:ind w:left="2880" w:hanging="360"/>
+      </w:pPr>
+      <w:rPr>
+        <w:rFonts w:ascii="Symbol" w:hAnsi="Symbol" w:hint="default"/>
+      </w:rPr>
+    </w:lvl>
+    <w:lvl w:ilvl="4" w:tplc="38090003" w:tentative="1">
       <w:start w:val="1"/>
       <w:numFmt w:val="bullet"/>
       <w:lvlText w:val="o"/>
       <w:lvlJc w:val="left"/>
       <w:pPr>
-        <w:ind w:left="1440" w:hanging="360"/>
+        <w:ind w:left="3600" w:hanging="360"/>
       </w:pPr>
       <w:rPr>
         <w:rFonts w:ascii="Courier New" w:hAnsi="Courier New" w:cs="Courier New" w:hint="default"/>
       </w:rPr>
     </w:lvl>
-    <w:lvl w:ilvl="2" w:tplc="38090005" w:tentative="1">
+    <w:lvl w:ilvl="5" w:tplc="38090005" w:tentative="1">
       <w:start w:val="1"/>
       <w:numFmt w:val="bullet"/>
       <w:lvlText w:val=""/>
       <w:lvlJc w:val="left"/>
       <w:pPr>
-        <w:ind w:left="2160" w:hanging="360"/>
+        <w:ind w:left="4320" w:hanging="360"/>
       </w:pPr>
       <w:rPr>
         <w:rFonts w:ascii="Wingdings" w:hAnsi="Wingdings" w:hint="default"/>
       </w:rPr>
     </w:lvl>
-    <w:lvl w:ilvl="3" w:tplc="38090001" w:tentative="1">
+    <w:lvl w:ilvl="6" w:tplc="38090001" w:tentative="1">
       <w:start w:val="1"/>
       <w:numFmt w:val="bullet"/>
       <w:lvlText w:val=""/>
       <w:lvlJc w:val="left"/>
       <w:pPr>
-        <w:ind w:left="2880" w:hanging="360"/>
+        <w:ind w:left="5040" w:hanging="360"/>
       </w:pPr>
       <w:rPr>
         <w:rFonts w:ascii="Symbol" w:hAnsi="Symbol" w:hint="default"/>
       </w:rPr>
     </w:lvl>
-    <w:lvl w:ilvl="4" w:tplc="38090003" w:tentative="1">
+    <w:lvl w:ilvl="7" w:tplc="38090003" w:tentative="1">
       <w:start w:val="1"/>
       <w:numFmt w:val="bullet"/>
       <w:lvlText w:val="o"/>
       <w:lvlJc w:val="left"/>
       <w:pPr>
-        <w:ind w:left="3600" w:hanging="360"/>
+        <w:ind w:left="5760" w:hanging="360"/>
       </w:pPr>
       <w:rPr>
         <w:rFonts w:ascii="Courier New" w:hAnsi="Courier New" w:cs="Courier New" w:hint="default"/>
       </w:rPr>
     </w:lvl>
-    <w:lvl w:ilvl="5" w:tplc="38090005" w:tentative="1">
+    <w:lvl w:ilvl="8" w:tplc="38090005" w:tentative="1">
       <w:start w:val="1"/>
       <w:numFmt w:val="bullet"/>
       <w:lvlText w:val=""/>
       <w:lvlJc w:val="left"/>
       <w:pPr>
-        <w:ind w:left="4320" w:hanging="360"/>
+        <w:ind w:left="6480" w:hanging="360"/>
       </w:pPr>
       <w:rPr>
         <w:rFonts w:ascii="Wingdings" w:hAnsi="Wingdings" w:hint="default"/>
       </w:rPr>
     </w:lvl>
-    <w:lvl w:ilvl="6" w:tplc="38090001" w:tentative="1">
-      <w:start w:val="1"/>
-      <w:numFmt w:val="bullet"/>
-      <w:lvlText w:val=""/>
-      <w:lvlJc w:val="left"/>
-      <w:pPr>
-        <w:ind w:left="5040" w:hanging="360"/>
-      </w:pPr>
-      <w:rPr>
-        <w:rFonts w:ascii="Symbol" w:hAnsi="Symbol" w:hint="default"/>
-      </w:rPr>
-    </w:lvl>
-    <w:lvl w:ilvl="7" w:tplc="38090003" w:tentative="1">
-      <w:start w:val="1"/>
-      <w:numFmt w:val="bullet"/>
-      <w:lvlText w:val="o"/>
-      <w:lvlJc w:val="left"/>
-      <w:pPr>
-        <w:ind w:left="5760" w:hanging="360"/>
-      </w:pPr>
-      <w:rPr>
-        <w:rFonts w:ascii="Courier New" w:hAnsi="Courier New" w:cs="Courier New" w:hint="default"/>
-      </w:rPr>
-    </w:lvl>
-    <w:lvl w:ilvl="8" w:tplc="38090005" w:tentative="1">
-      <w:start w:val="1"/>
-      <w:numFmt w:val="bullet"/>
-      <w:lvlText w:val=""/>
-      <w:lvlJc w:val="left"/>
-      <w:pPr>
-        <w:ind w:left="6480" w:hanging="360"/>
-      </w:pPr>
-      <w:rPr>
-        <w:rFonts w:ascii="Wingdings" w:hAnsi="Wingdings" w:hint="default"/>
-      </w:rPr>
-    </w:lvl>
   </w:abstractNum>
-  <w:abstractNum w:abstractNumId="8" w15:restartNumberingAfterBreak="0">
+  <w:abstractNum w:abstractNumId="10" w15:restartNumberingAfterBreak="0">
     <w:nsid w:val="5ECA440E"/>
     <w:multiLevelType w:val="multilevel"/>
     <w:tmpl w:val="39086EF2"/>
@@ -9509,7 +12997,120 @@
       </w:rPr>
     </w:lvl>
   </w:abstractNum>
-  <w:abstractNum w:abstractNumId="9" w15:restartNumberingAfterBreak="0">
+  <w:abstractNum w:abstractNumId="11" w15:restartNumberingAfterBreak="0">
+    <w:nsid w:val="65135238"/>
+    <w:multiLevelType w:val="hybridMultilevel"/>
+    <w:tmpl w:val="E19A543C"/>
+    <w:lvl w:ilvl="0" w:tplc="38090001">
+      <w:start w:val="1"/>
+      <w:numFmt w:val="bullet"/>
+      <w:lvlText w:val=""/>
+      <w:lvlJc w:val="left"/>
+      <w:pPr>
+        <w:ind w:left="720" w:hanging="360"/>
+      </w:pPr>
+      <w:rPr>
+        <w:rFonts w:ascii="Symbol" w:hAnsi="Symbol" w:hint="default"/>
+      </w:rPr>
+    </w:lvl>
+    <w:lvl w:ilvl="1" w:tplc="38090003" w:tentative="1">
+      <w:start w:val="1"/>
+      <w:numFmt w:val="bullet"/>
+      <w:lvlText w:val="o"/>
+      <w:lvlJc w:val="left"/>
+      <w:pPr>
+        <w:ind w:left="1440" w:hanging="360"/>
+      </w:pPr>
+      <w:rPr>
+        <w:rFonts w:ascii="Courier New" w:hAnsi="Courier New" w:cs="Courier New" w:hint="default"/>
+      </w:rPr>
+    </w:lvl>
+    <w:lvl w:ilvl="2" w:tplc="38090005" w:tentative="1">
+      <w:start w:val="1"/>
+      <w:numFmt w:val="bullet"/>
+      <w:lvlText w:val=""/>
+      <w:lvlJc w:val="left"/>
+      <w:pPr>
+        <w:ind w:left="2160" w:hanging="360"/>
+      </w:pPr>
+      <w:rPr>
+        <w:rFonts w:ascii="Wingdings" w:hAnsi="Wingdings" w:hint="default"/>
+      </w:rPr>
+    </w:lvl>
+    <w:lvl w:ilvl="3" w:tplc="38090001" w:tentative="1">
+      <w:start w:val="1"/>
+      <w:numFmt w:val="bullet"/>
+      <w:lvlText w:val=""/>
+      <w:lvlJc w:val="left"/>
+      <w:pPr>
+        <w:ind w:left="2880" w:hanging="360"/>
+      </w:pPr>
+      <w:rPr>
+        <w:rFonts w:ascii="Symbol" w:hAnsi="Symbol" w:hint="default"/>
+      </w:rPr>
+    </w:lvl>
+    <w:lvl w:ilvl="4" w:tplc="38090003" w:tentative="1">
+      <w:start w:val="1"/>
+      <w:numFmt w:val="bullet"/>
+      <w:lvlText w:val="o"/>
+      <w:lvlJc w:val="left"/>
+      <w:pPr>
+        <w:ind w:left="3600" w:hanging="360"/>
+      </w:pPr>
+      <w:rPr>
+        <w:rFonts w:ascii="Courier New" w:hAnsi="Courier New" w:cs="Courier New" w:hint="default"/>
+      </w:rPr>
+    </w:lvl>
+    <w:lvl w:ilvl="5" w:tplc="38090005" w:tentative="1">
+      <w:start w:val="1"/>
+      <w:numFmt w:val="bullet"/>
+      <w:lvlText w:val=""/>
+      <w:lvlJc w:val="left"/>
+      <w:pPr>
+        <w:ind w:left="4320" w:hanging="360"/>
+      </w:pPr>
+      <w:rPr>
+        <w:rFonts w:ascii="Wingdings" w:hAnsi="Wingdings" w:hint="default"/>
+      </w:rPr>
+    </w:lvl>
+    <w:lvl w:ilvl="6" w:tplc="38090001" w:tentative="1">
+      <w:start w:val="1"/>
+      <w:numFmt w:val="bullet"/>
+      <w:lvlText w:val=""/>
+      <w:lvlJc w:val="left"/>
+      <w:pPr>
+        <w:ind w:left="5040" w:hanging="360"/>
+      </w:pPr>
+      <w:rPr>
+        <w:rFonts w:ascii="Symbol" w:hAnsi="Symbol" w:hint="default"/>
+      </w:rPr>
+    </w:lvl>
+    <w:lvl w:ilvl="7" w:tplc="38090003" w:tentative="1">
+      <w:start w:val="1"/>
+      <w:numFmt w:val="bullet"/>
+      <w:lvlText w:val="o"/>
+      <w:lvlJc w:val="left"/>
+      <w:pPr>
+        <w:ind w:left="5760" w:hanging="360"/>
+      </w:pPr>
+      <w:rPr>
+        <w:rFonts w:ascii="Courier New" w:hAnsi="Courier New" w:cs="Courier New" w:hint="default"/>
+      </w:rPr>
+    </w:lvl>
+    <w:lvl w:ilvl="8" w:tplc="38090005" w:tentative="1">
+      <w:start w:val="1"/>
+      <w:numFmt w:val="bullet"/>
+      <w:lvlText w:val=""/>
+      <w:lvlJc w:val="left"/>
+      <w:pPr>
+        <w:ind w:left="6480" w:hanging="360"/>
+      </w:pPr>
+      <w:rPr>
+        <w:rFonts w:ascii="Wingdings" w:hAnsi="Wingdings" w:hint="default"/>
+      </w:rPr>
+    </w:lvl>
+  </w:abstractNum>
+  <w:abstractNum w:abstractNumId="12" w15:restartNumberingAfterBreak="0">
     <w:nsid w:val="6AF63B54"/>
     <w:multiLevelType w:val="multilevel"/>
     <w:tmpl w:val="AD621050"/>
@@ -9658,7 +13259,7 @@
       </w:rPr>
     </w:lvl>
   </w:abstractNum>
-  <w:abstractNum w:abstractNumId="10" w15:restartNumberingAfterBreak="0">
+  <w:abstractNum w:abstractNumId="13" w15:restartNumberingAfterBreak="0">
     <w:nsid w:val="6BA85B18"/>
     <w:multiLevelType w:val="multilevel"/>
     <w:tmpl w:val="C93CBC46"/>
@@ -9807,7 +13408,120 @@
       </w:rPr>
     </w:lvl>
   </w:abstractNum>
-  <w:abstractNum w:abstractNumId="11" w15:restartNumberingAfterBreak="0">
+  <w:abstractNum w:abstractNumId="14" w15:restartNumberingAfterBreak="0">
+    <w:nsid w:val="717F647A"/>
+    <w:multiLevelType w:val="hybridMultilevel"/>
+    <w:tmpl w:val="BA6C5642"/>
+    <w:lvl w:ilvl="0" w:tplc="D59C3956">
+      <w:start w:val="21"/>
+      <w:numFmt w:val="bullet"/>
+      <w:lvlText w:val="-"/>
+      <w:lvlJc w:val="left"/>
+      <w:pPr>
+        <w:ind w:left="720" w:hanging="360"/>
+      </w:pPr>
+      <w:rPr>
+        <w:rFonts w:ascii="Calibri" w:eastAsiaTheme="minorHAnsi" w:hAnsi="Calibri" w:cs="Calibri" w:hint="default"/>
+      </w:rPr>
+    </w:lvl>
+    <w:lvl w:ilvl="1" w:tplc="38090003" w:tentative="1">
+      <w:start w:val="1"/>
+      <w:numFmt w:val="bullet"/>
+      <w:lvlText w:val="o"/>
+      <w:lvlJc w:val="left"/>
+      <w:pPr>
+        <w:ind w:left="1440" w:hanging="360"/>
+      </w:pPr>
+      <w:rPr>
+        <w:rFonts w:ascii="Courier New" w:hAnsi="Courier New" w:cs="Courier New" w:hint="default"/>
+      </w:rPr>
+    </w:lvl>
+    <w:lvl w:ilvl="2" w:tplc="38090005" w:tentative="1">
+      <w:start w:val="1"/>
+      <w:numFmt w:val="bullet"/>
+      <w:lvlText w:val=""/>
+      <w:lvlJc w:val="left"/>
+      <w:pPr>
+        <w:ind w:left="2160" w:hanging="360"/>
+      </w:pPr>
+      <w:rPr>
+        <w:rFonts w:ascii="Wingdings" w:hAnsi="Wingdings" w:hint="default"/>
+      </w:rPr>
+    </w:lvl>
+    <w:lvl w:ilvl="3" w:tplc="38090001" w:tentative="1">
+      <w:start w:val="1"/>
+      <w:numFmt w:val="bullet"/>
+      <w:lvlText w:val=""/>
+      <w:lvlJc w:val="left"/>
+      <w:pPr>
+        <w:ind w:left="2880" w:hanging="360"/>
+      </w:pPr>
+      <w:rPr>
+        <w:rFonts w:ascii="Symbol" w:hAnsi="Symbol" w:hint="default"/>
+      </w:rPr>
+    </w:lvl>
+    <w:lvl w:ilvl="4" w:tplc="38090003" w:tentative="1">
+      <w:start w:val="1"/>
+      <w:numFmt w:val="bullet"/>
+      <w:lvlText w:val="o"/>
+      <w:lvlJc w:val="left"/>
+      <w:pPr>
+        <w:ind w:left="3600" w:hanging="360"/>
+      </w:pPr>
+      <w:rPr>
+        <w:rFonts w:ascii="Courier New" w:hAnsi="Courier New" w:cs="Courier New" w:hint="default"/>
+      </w:rPr>
+    </w:lvl>
+    <w:lvl w:ilvl="5" w:tplc="38090005" w:tentative="1">
+      <w:start w:val="1"/>
+      <w:numFmt w:val="bullet"/>
+      <w:lvlText w:val=""/>
+      <w:lvlJc w:val="left"/>
+      <w:pPr>
+        <w:ind w:left="4320" w:hanging="360"/>
+      </w:pPr>
+      <w:rPr>
+        <w:rFonts w:ascii="Wingdings" w:hAnsi="Wingdings" w:hint="default"/>
+      </w:rPr>
+    </w:lvl>
+    <w:lvl w:ilvl="6" w:tplc="38090001" w:tentative="1">
+      <w:start w:val="1"/>
+      <w:numFmt w:val="bullet"/>
+      <w:lvlText w:val=""/>
+      <w:lvlJc w:val="left"/>
+      <w:pPr>
+        <w:ind w:left="5040" w:hanging="360"/>
+      </w:pPr>
+      <w:rPr>
+        <w:rFonts w:ascii="Symbol" w:hAnsi="Symbol" w:hint="default"/>
+      </w:rPr>
+    </w:lvl>
+    <w:lvl w:ilvl="7" w:tplc="38090003" w:tentative="1">
+      <w:start w:val="1"/>
+      <w:numFmt w:val="bullet"/>
+      <w:lvlText w:val="o"/>
+      <w:lvlJc w:val="left"/>
+      <w:pPr>
+        <w:ind w:left="5760" w:hanging="360"/>
+      </w:pPr>
+      <w:rPr>
+        <w:rFonts w:ascii="Courier New" w:hAnsi="Courier New" w:cs="Courier New" w:hint="default"/>
+      </w:rPr>
+    </w:lvl>
+    <w:lvl w:ilvl="8" w:tplc="38090005" w:tentative="1">
+      <w:start w:val="1"/>
+      <w:numFmt w:val="bullet"/>
+      <w:lvlText w:val=""/>
+      <w:lvlJc w:val="left"/>
+      <w:pPr>
+        <w:ind w:left="6480" w:hanging="360"/>
+      </w:pPr>
+      <w:rPr>
+        <w:rFonts w:ascii="Wingdings" w:hAnsi="Wingdings" w:hint="default"/>
+      </w:rPr>
+    </w:lvl>
+  </w:abstractNum>
+  <w:abstractNum w:abstractNumId="15" w15:restartNumberingAfterBreak="0">
     <w:nsid w:val="725901CB"/>
     <w:multiLevelType w:val="multilevel"/>
     <w:tmpl w:val="E8F6E3B2"/>
@@ -9956,7 +13670,120 @@
       </w:rPr>
     </w:lvl>
   </w:abstractNum>
-  <w:abstractNum w:abstractNumId="12" w15:restartNumberingAfterBreak="0">
+  <w:abstractNum w:abstractNumId="16" w15:restartNumberingAfterBreak="0">
+    <w:nsid w:val="72614E17"/>
+    <w:multiLevelType w:val="multilevel"/>
+    <w:tmpl w:val="337C6454"/>
+    <w:lvl w:ilvl="0">
+      <w:start w:val="1"/>
+      <w:numFmt w:val="decimal"/>
+      <w:lvlText w:val="%1."/>
+      <w:lvlJc w:val="left"/>
+      <w:pPr>
+        <w:tabs>
+          <w:tab w:val="num" w:pos="720"/>
+        </w:tabs>
+        <w:ind w:left="720" w:hanging="360"/>
+      </w:pPr>
+    </w:lvl>
+    <w:lvl w:ilvl="1" w:tentative="1">
+      <w:start w:val="1"/>
+      <w:numFmt w:val="decimal"/>
+      <w:lvlText w:val="%2."/>
+      <w:lvlJc w:val="left"/>
+      <w:pPr>
+        <w:tabs>
+          <w:tab w:val="num" w:pos="1440"/>
+        </w:tabs>
+        <w:ind w:left="1440" w:hanging="360"/>
+      </w:pPr>
+    </w:lvl>
+    <w:lvl w:ilvl="2" w:tentative="1">
+      <w:start w:val="1"/>
+      <w:numFmt w:val="decimal"/>
+      <w:lvlText w:val="%3."/>
+      <w:lvlJc w:val="left"/>
+      <w:pPr>
+        <w:tabs>
+          <w:tab w:val="num" w:pos="2160"/>
+        </w:tabs>
+        <w:ind w:left="2160" w:hanging="360"/>
+      </w:pPr>
+    </w:lvl>
+    <w:lvl w:ilvl="3" w:tentative="1">
+      <w:start w:val="1"/>
+      <w:numFmt w:val="decimal"/>
+      <w:lvlText w:val="%4."/>
+      <w:lvlJc w:val="left"/>
+      <w:pPr>
+        <w:tabs>
+          <w:tab w:val="num" w:pos="2880"/>
+        </w:tabs>
+        <w:ind w:left="2880" w:hanging="360"/>
+      </w:pPr>
+    </w:lvl>
+    <w:lvl w:ilvl="4" w:tentative="1">
+      <w:start w:val="1"/>
+      <w:numFmt w:val="decimal"/>
+      <w:lvlText w:val="%5."/>
+      <w:lvlJc w:val="left"/>
+      <w:pPr>
+        <w:tabs>
+          <w:tab w:val="num" w:pos="3600"/>
+        </w:tabs>
+        <w:ind w:left="3600" w:hanging="360"/>
+      </w:pPr>
+    </w:lvl>
+    <w:lvl w:ilvl="5" w:tentative="1">
+      <w:start w:val="1"/>
+      <w:numFmt w:val="decimal"/>
+      <w:lvlText w:val="%6."/>
+      <w:lvlJc w:val="left"/>
+      <w:pPr>
+        <w:tabs>
+          <w:tab w:val="num" w:pos="4320"/>
+        </w:tabs>
+        <w:ind w:left="4320" w:hanging="360"/>
+      </w:pPr>
+    </w:lvl>
+    <w:lvl w:ilvl="6" w:tentative="1">
+      <w:start w:val="1"/>
+      <w:numFmt w:val="decimal"/>
+      <w:lvlText w:val="%7."/>
+      <w:lvlJc w:val="left"/>
+      <w:pPr>
+        <w:tabs>
+          <w:tab w:val="num" w:pos="5040"/>
+        </w:tabs>
+        <w:ind w:left="5040" w:hanging="360"/>
+      </w:pPr>
+    </w:lvl>
+    <w:lvl w:ilvl="7" w:tentative="1">
+      <w:start w:val="1"/>
+      <w:numFmt w:val="decimal"/>
+      <w:lvlText w:val="%8."/>
+      <w:lvlJc w:val="left"/>
+      <w:pPr>
+        <w:tabs>
+          <w:tab w:val="num" w:pos="5760"/>
+        </w:tabs>
+        <w:ind w:left="5760" w:hanging="360"/>
+      </w:pPr>
+    </w:lvl>
+    <w:lvl w:ilvl="8" w:tentative="1">
+      <w:start w:val="1"/>
+      <w:numFmt w:val="decimal"/>
+      <w:lvlText w:val="%9."/>
+      <w:lvlJc w:val="left"/>
+      <w:pPr>
+        <w:tabs>
+          <w:tab w:val="num" w:pos="6480"/>
+        </w:tabs>
+        <w:ind w:left="6480" w:hanging="360"/>
+      </w:pPr>
+    </w:lvl>
+  </w:abstractNum>
+  <w:abstractNum w:abstractNumId="17" w15:restartNumberingAfterBreak="0">
     <w:nsid w:val="7AA0268F"/>
     <w:multiLevelType w:val="multilevel"/>
     <w:tmpl w:val="E2486BC0"/>
@@ -10105,7 +13932,7 @@
       </w:rPr>
     </w:lvl>
   </w:abstractNum>
-  <w:abstractNum w:abstractNumId="13" w15:restartNumberingAfterBreak="0">
+  <w:abstractNum w:abstractNumId="18" w15:restartNumberingAfterBreak="0">
     <w:nsid w:val="7B92578F"/>
     <w:multiLevelType w:val="hybridMultilevel"/>
     <w:tmpl w:val="B804E9B8"/>
@@ -10218,7 +14045,7 @@
       </w:rPr>
     </w:lvl>
   </w:abstractNum>
-  <w:abstractNum w:abstractNumId="14" w15:restartNumberingAfterBreak="0">
+  <w:abstractNum w:abstractNumId="19" w15:restartNumberingAfterBreak="0">
     <w:nsid w:val="7BE726BE"/>
     <w:multiLevelType w:val="multilevel"/>
     <w:tmpl w:val="14AE9B48"/>
@@ -10367,7 +14194,7 @@
       </w:rPr>
     </w:lvl>
   </w:abstractNum>
-  <w:abstractNum w:abstractNumId="15" w15:restartNumberingAfterBreak="0">
+  <w:abstractNum w:abstractNumId="20" w15:restartNumberingAfterBreak="0">
     <w:nsid w:val="7DD5389E"/>
     <w:multiLevelType w:val="hybridMultilevel"/>
     <w:tmpl w:val="6840CD52"/>
@@ -10481,25 +14308,25 @@
     </w:lvl>
   </w:abstractNum>
   <w:num w:numId="1" w16cid:durableId="775180286">
-    <w:abstractNumId w:val="13"/>
+    <w:abstractNumId w:val="18"/>
   </w:num>
   <w:num w:numId="2" w16cid:durableId="1579442916">
-    <w:abstractNumId w:val="15"/>
+    <w:abstractNumId w:val="20"/>
   </w:num>
   <w:num w:numId="3" w16cid:durableId="1996445871">
     <w:abstractNumId w:val="0"/>
   </w:num>
   <w:num w:numId="4" w16cid:durableId="982202006">
-    <w:abstractNumId w:val="7"/>
+    <w:abstractNumId w:val="9"/>
   </w:num>
   <w:num w:numId="5" w16cid:durableId="2119370406">
-    <w:abstractNumId w:val="5"/>
+    <w:abstractNumId w:val="6"/>
   </w:num>
   <w:num w:numId="6" w16cid:durableId="1063062556">
-    <w:abstractNumId w:val="10"/>
+    <w:abstractNumId w:val="13"/>
   </w:num>
   <w:num w:numId="7" w16cid:durableId="1353610240">
-    <w:abstractNumId w:val="6"/>
+    <w:abstractNumId w:val="7"/>
   </w:num>
   <w:num w:numId="8" w16cid:durableId="905185883">
     <w:abstractNumId w:val="2"/>
@@ -10508,25 +14335,40 @@
     <w:abstractNumId w:val="3"/>
   </w:num>
   <w:num w:numId="10" w16cid:durableId="1140342277">
-    <w:abstractNumId w:val="14"/>
+    <w:abstractNumId w:val="19"/>
   </w:num>
   <w:num w:numId="11" w16cid:durableId="279798585">
-    <w:abstractNumId w:val="12"/>
+    <w:abstractNumId w:val="17"/>
   </w:num>
   <w:num w:numId="12" w16cid:durableId="1854026150">
-    <w:abstractNumId w:val="8"/>
+    <w:abstractNumId w:val="10"/>
   </w:num>
   <w:num w:numId="13" w16cid:durableId="1603954273">
-    <w:abstractNumId w:val="11"/>
+    <w:abstractNumId w:val="15"/>
   </w:num>
   <w:num w:numId="14" w16cid:durableId="775751699">
     <w:abstractNumId w:val="4"/>
   </w:num>
   <w:num w:numId="15" w16cid:durableId="435755312">
-    <w:abstractNumId w:val="9"/>
+    <w:abstractNumId w:val="12"/>
   </w:num>
   <w:num w:numId="16" w16cid:durableId="952900939">
     <w:abstractNumId w:val="1"/>
+  </w:num>
+  <w:num w:numId="17" w16cid:durableId="1534147670">
+    <w:abstractNumId w:val="11"/>
+  </w:num>
+  <w:num w:numId="18" w16cid:durableId="826434455">
+    <w:abstractNumId w:val="16"/>
+  </w:num>
+  <w:num w:numId="19" w16cid:durableId="1934782753">
+    <w:abstractNumId w:val="8"/>
+  </w:num>
+  <w:num w:numId="20" w16cid:durableId="715354382">
+    <w:abstractNumId w:val="5"/>
+  </w:num>
+  <w:num w:numId="21" w16cid:durableId="1340233806">
+    <w:abstractNumId w:val="14"/>
   </w:num>
 </w:numbering>
 </file>
